--- a/TrafagSalesExporter/wwwroot/handbuch/Trafag_Cockpit_Handbuch.docx
+++ b/TrafagSalesExporter/wwwroot/handbuch/Trafag_Cockpit_Handbuch.docx
@@ -13,7 +13,7 @@
           <w:noProof/>
         </w:rPr>
         <w:drawing>
-          <wp:inline distT="0" distB="0" distL="0" distR="0" wp14:anchorId="6BCBA27E" wp14:editId="7E25B0E2">
+          <wp:inline distT="0" distB="0" distL="0" distR="0" wp14:anchorId="61371D34" wp14:editId="1A684F4D">
             <wp:extent cx="1655999" cy="803159"/>
             <wp:effectExtent l="0" t="0" r="0" b="0"/>
             <wp:docPr id="1" name="Trafag Logo"/>
@@ -129,7 +129,7 @@
       <w:r>
         <w:fldChar w:fldCharType="separate"/>
       </w:r>
-      <w:hyperlink w:anchor="_Toc242172914" w:history="1">
+      <w:hyperlink w:anchor="_Toc242173521" w:history="1">
         <w:r>
           <w:rPr>
             <w:rStyle w:val="Hyperlink"/>
@@ -156,7 +156,7 @@
             <w:noProof/>
             <w:webHidden/>
           </w:rPr>
-          <w:instrText xml:space="preserve"> PAGEREF _Toc242172914 \h </w:instrText>
+          <w:instrText xml:space="preserve"> PAGEREF _Toc242173521 \h </w:instrText>
         </w:r>
         <w:r>
           <w:rPr>
@@ -199,7 +199,7 @@
           <w:sz w:val="24"/>
         </w:rPr>
       </w:pPr>
-      <w:hyperlink w:anchor="_Toc242172915" w:history="1">
+      <w:hyperlink w:anchor="_Toc242173522" w:history="1">
         <w:r>
           <w:rPr>
             <w:rStyle w:val="Hyperlink"/>
@@ -226,7 +226,7 @@
             <w:noProof/>
             <w:webHidden/>
           </w:rPr>
-          <w:instrText xml:space="preserve"> PAGEREF _Toc242172915 \h </w:instrText>
+          <w:instrText xml:space="preserve"> PAGEREF _Toc242173522 \h </w:instrText>
         </w:r>
         <w:r>
           <w:rPr>
@@ -269,7 +269,7 @@
           <w:sz w:val="24"/>
         </w:rPr>
       </w:pPr>
-      <w:hyperlink w:anchor="_Toc242172916" w:history="1">
+      <w:hyperlink w:anchor="_Toc242173523" w:history="1">
         <w:r>
           <w:rPr>
             <w:rStyle w:val="Hyperlink"/>
@@ -296,7 +296,7 @@
             <w:noProof/>
             <w:webHidden/>
           </w:rPr>
-          <w:instrText xml:space="preserve"> PAGEREF _Toc242172916 \h </w:instrText>
+          <w:instrText xml:space="preserve"> PAGEREF _Toc242173523 \h </w:instrText>
         </w:r>
         <w:r>
           <w:rPr>
@@ -339,7 +339,7 @@
           <w:sz w:val="24"/>
         </w:rPr>
       </w:pPr>
-      <w:hyperlink w:anchor="_Toc242172917" w:history="1">
+      <w:hyperlink w:anchor="_Toc242173524" w:history="1">
         <w:r>
           <w:rPr>
             <w:rStyle w:val="Hyperlink"/>
@@ -366,7 +366,7 @@
             <w:noProof/>
             <w:webHidden/>
           </w:rPr>
-          <w:instrText xml:space="preserve"> PAGEREF _Toc242172917 \h </w:instrText>
+          <w:instrText xml:space="preserve"> PAGEREF _Toc242173524 \h </w:instrText>
         </w:r>
         <w:r>
           <w:rPr>
@@ -410,7 +410,7 @@
           <w:sz w:val="24"/>
         </w:rPr>
       </w:pPr>
-      <w:hyperlink w:anchor="_Toc242172918" w:history="1">
+      <w:hyperlink w:anchor="_Toc242173525" w:history="1">
         <w:r>
           <w:rPr>
             <w:rStyle w:val="Hyperlink"/>
@@ -437,7 +437,7 @@
             <w:noProof/>
             <w:webHidden/>
           </w:rPr>
-          <w:instrText xml:space="preserve"> PAGEREF _Toc242172918 \h </w:instrText>
+          <w:instrText xml:space="preserve"> PAGEREF _Toc242173525 \h </w:instrText>
         </w:r>
         <w:r>
           <w:rPr>
@@ -480,7 +480,7 @@
           <w:sz w:val="24"/>
         </w:rPr>
       </w:pPr>
-      <w:hyperlink w:anchor="_Toc242172919" w:history="1">
+      <w:hyperlink w:anchor="_Toc242173526" w:history="1">
         <w:r>
           <w:rPr>
             <w:rStyle w:val="Hyperlink"/>
@@ -507,7 +507,7 @@
             <w:noProof/>
             <w:webHidden/>
           </w:rPr>
-          <w:instrText xml:space="preserve"> PAGEREF _Toc242172919 \h </w:instrText>
+          <w:instrText xml:space="preserve"> PAGEREF _Toc242173526 \h </w:instrText>
         </w:r>
         <w:r>
           <w:rPr>
@@ -550,7 +550,7 @@
           <w:sz w:val="24"/>
         </w:rPr>
       </w:pPr>
-      <w:hyperlink w:anchor="_Toc242172920" w:history="1">
+      <w:hyperlink w:anchor="_Toc242173527" w:history="1">
         <w:r>
           <w:rPr>
             <w:rStyle w:val="Hyperlink"/>
@@ -577,7 +577,7 @@
             <w:noProof/>
             <w:webHidden/>
           </w:rPr>
-          <w:instrText xml:space="preserve"> PAGEREF _Toc242172920 \h </w:instrText>
+          <w:instrText xml:space="preserve"> PAGEREF _Toc242173527 \h </w:instrText>
         </w:r>
         <w:r>
           <w:rPr>
@@ -620,7 +620,7 @@
           <w:sz w:val="24"/>
         </w:rPr>
       </w:pPr>
-      <w:hyperlink w:anchor="_Toc242172921" w:history="1">
+      <w:hyperlink w:anchor="_Toc242173528" w:history="1">
         <w:r>
           <w:rPr>
             <w:rStyle w:val="Hyperlink"/>
@@ -647,7 +647,7 @@
             <w:noProof/>
             <w:webHidden/>
           </w:rPr>
-          <w:instrText xml:space="preserve"> PAGEREF _Toc242172921 \h </w:instrText>
+          <w:instrText xml:space="preserve"> PAGEREF _Toc242173528 \h </w:instrText>
         </w:r>
         <w:r>
           <w:rPr>
@@ -690,7 +690,7 @@
           <w:sz w:val="24"/>
         </w:rPr>
       </w:pPr>
-      <w:hyperlink w:anchor="_Toc242172922" w:history="1">
+      <w:hyperlink w:anchor="_Toc242173529" w:history="1">
         <w:r>
           <w:rPr>
             <w:rStyle w:val="Hyperlink"/>
@@ -717,7 +717,7 @@
             <w:noProof/>
             <w:webHidden/>
           </w:rPr>
-          <w:instrText xml:space="preserve"> PAGEREF _Toc242172922 \h </w:instrText>
+          <w:instrText xml:space="preserve"> PAGEREF _Toc242173529 \h </w:instrText>
         </w:r>
         <w:r>
           <w:rPr>
@@ -760,7 +760,7 @@
           <w:sz w:val="24"/>
         </w:rPr>
       </w:pPr>
-      <w:hyperlink w:anchor="_Toc242172923" w:history="1">
+      <w:hyperlink w:anchor="_Toc242173530" w:history="1">
         <w:r>
           <w:rPr>
             <w:rStyle w:val="Hyperlink"/>
@@ -787,7 +787,7 @@
             <w:noProof/>
             <w:webHidden/>
           </w:rPr>
-          <w:instrText xml:space="preserve"> PAGEREF _Toc242172923 \h </w:instrText>
+          <w:instrText xml:space="preserve"> PAGEREF _Toc242173530 \h </w:instrText>
         </w:r>
         <w:r>
           <w:rPr>
@@ -830,7 +830,7 @@
           <w:sz w:val="24"/>
         </w:rPr>
       </w:pPr>
-      <w:hyperlink w:anchor="_Toc242172924" w:history="1">
+      <w:hyperlink w:anchor="_Toc242173531" w:history="1">
         <w:r>
           <w:rPr>
             <w:rStyle w:val="Hyperlink"/>
@@ -857,7 +857,7 @@
             <w:noProof/>
             <w:webHidden/>
           </w:rPr>
-          <w:instrText xml:space="preserve"> PAGEREF _Toc242172924 \h </w:instrText>
+          <w:instrText xml:space="preserve"> PAGEREF _Toc242173531 \h </w:instrText>
         </w:r>
         <w:r>
           <w:rPr>
@@ -900,7 +900,7 @@
           <w:sz w:val="24"/>
         </w:rPr>
       </w:pPr>
-      <w:hyperlink w:anchor="_Toc242172925" w:history="1">
+      <w:hyperlink w:anchor="_Toc242173532" w:history="1">
         <w:r>
           <w:rPr>
             <w:rStyle w:val="Hyperlink"/>
@@ -927,7 +927,7 @@
             <w:noProof/>
             <w:webHidden/>
           </w:rPr>
-          <w:instrText xml:space="preserve"> PAGEREF _Toc242172925 \h </w:instrText>
+          <w:instrText xml:space="preserve"> PAGEREF _Toc242173532 \h </w:instrText>
         </w:r>
         <w:r>
           <w:rPr>
@@ -970,7 +970,7 @@
           <w:sz w:val="24"/>
         </w:rPr>
       </w:pPr>
-      <w:hyperlink w:anchor="_Toc242172926" w:history="1">
+      <w:hyperlink w:anchor="_Toc242173533" w:history="1">
         <w:r>
           <w:rPr>
             <w:rStyle w:val="Hyperlink"/>
@@ -997,7 +997,7 @@
             <w:noProof/>
             <w:webHidden/>
           </w:rPr>
-          <w:instrText xml:space="preserve"> PAGEREF _Toc242172926 \h </w:instrText>
+          <w:instrText xml:space="preserve"> PAGEREF _Toc242173533 \h </w:instrText>
         </w:r>
         <w:r>
           <w:rPr>
@@ -1040,7 +1040,7 @@
           <w:sz w:val="24"/>
         </w:rPr>
       </w:pPr>
-      <w:hyperlink w:anchor="_Toc242172927" w:history="1">
+      <w:hyperlink w:anchor="_Toc242173534" w:history="1">
         <w:r>
           <w:rPr>
             <w:rStyle w:val="Hyperlink"/>
@@ -1067,7 +1067,7 @@
             <w:noProof/>
             <w:webHidden/>
           </w:rPr>
-          <w:instrText xml:space="preserve"> PAGEREF _Toc242172927 \h </w:instrText>
+          <w:instrText xml:space="preserve"> PAGEREF _Toc242173534 \h </w:instrText>
         </w:r>
         <w:r>
           <w:rPr>
@@ -1110,7 +1110,7 @@
           <w:sz w:val="24"/>
         </w:rPr>
       </w:pPr>
-      <w:hyperlink w:anchor="_Toc242172928" w:history="1">
+      <w:hyperlink w:anchor="_Toc242173535" w:history="1">
         <w:r>
           <w:rPr>
             <w:rStyle w:val="Hyperlink"/>
@@ -1137,7 +1137,7 @@
             <w:noProof/>
             <w:webHidden/>
           </w:rPr>
-          <w:instrText xml:space="preserve"> PAGEREF _Toc242172928 \h </w:instrText>
+          <w:instrText xml:space="preserve"> PAGEREF _Toc242173535 \h </w:instrText>
         </w:r>
         <w:r>
           <w:rPr>
@@ -1180,7 +1180,7 @@
           <w:sz w:val="24"/>
         </w:rPr>
       </w:pPr>
-      <w:hyperlink w:anchor="_Toc242172929" w:history="1">
+      <w:hyperlink w:anchor="_Toc242173536" w:history="1">
         <w:r>
           <w:rPr>
             <w:rStyle w:val="Hyperlink"/>
@@ -1207,7 +1207,7 @@
             <w:noProof/>
             <w:webHidden/>
           </w:rPr>
-          <w:instrText xml:space="preserve"> PAGEREF _Toc242172929 \h </w:instrText>
+          <w:instrText xml:space="preserve"> PAGEREF _Toc242173536 \h </w:instrText>
         </w:r>
         <w:r>
           <w:rPr>
@@ -1250,7 +1250,7 @@
           <w:sz w:val="24"/>
         </w:rPr>
       </w:pPr>
-      <w:hyperlink w:anchor="_Toc242172930" w:history="1">
+      <w:hyperlink w:anchor="_Toc242173537" w:history="1">
         <w:r>
           <w:rPr>
             <w:rStyle w:val="Hyperlink"/>
@@ -1277,7 +1277,7 @@
             <w:noProof/>
             <w:webHidden/>
           </w:rPr>
-          <w:instrText xml:space="preserve"> PAGEREF _Toc242172930 \h </w:instrText>
+          <w:instrText xml:space="preserve"> PAGEREF _Toc242173537 \h </w:instrText>
         </w:r>
         <w:r>
           <w:rPr>
@@ -1320,7 +1320,7 @@
           <w:sz w:val="24"/>
         </w:rPr>
       </w:pPr>
-      <w:hyperlink w:anchor="_Toc242172931" w:history="1">
+      <w:hyperlink w:anchor="_Toc242173538" w:history="1">
         <w:r>
           <w:rPr>
             <w:rStyle w:val="Hyperlink"/>
@@ -1347,7 +1347,7 @@
             <w:noProof/>
             <w:webHidden/>
           </w:rPr>
-          <w:instrText xml:space="preserve"> PAGEREF _Toc242172931 \h </w:instrText>
+          <w:instrText xml:space="preserve"> PAGEREF _Toc242173538 \h </w:instrText>
         </w:r>
         <w:r>
           <w:rPr>
@@ -1390,7 +1390,7 @@
           <w:sz w:val="24"/>
         </w:rPr>
       </w:pPr>
-      <w:hyperlink w:anchor="_Toc242172932" w:history="1">
+      <w:hyperlink w:anchor="_Toc242173539" w:history="1">
         <w:r>
           <w:rPr>
             <w:rStyle w:val="Hyperlink"/>
@@ -1417,7 +1417,7 @@
             <w:noProof/>
             <w:webHidden/>
           </w:rPr>
-          <w:instrText xml:space="preserve"> PAGEREF _Toc242172932 \h </w:instrText>
+          <w:instrText xml:space="preserve"> PAGEREF _Toc242173539 \h </w:instrText>
         </w:r>
         <w:r>
           <w:rPr>
@@ -1460,7 +1460,7 @@
           <w:sz w:val="24"/>
         </w:rPr>
       </w:pPr>
-      <w:hyperlink w:anchor="_Toc242172933" w:history="1">
+      <w:hyperlink w:anchor="_Toc242173540" w:history="1">
         <w:r>
           <w:rPr>
             <w:rStyle w:val="Hyperlink"/>
@@ -1487,7 +1487,7 @@
             <w:noProof/>
             <w:webHidden/>
           </w:rPr>
-          <w:instrText xml:space="preserve"> PAGEREF _Toc242172933 \h </w:instrText>
+          <w:instrText xml:space="preserve"> PAGEREF _Toc242173540 \h </w:instrText>
         </w:r>
         <w:r>
           <w:rPr>
@@ -1530,7 +1530,7 @@
           <w:sz w:val="24"/>
         </w:rPr>
       </w:pPr>
-      <w:hyperlink w:anchor="_Toc242172934" w:history="1">
+      <w:hyperlink w:anchor="_Toc242173541" w:history="1">
         <w:r>
           <w:rPr>
             <w:rStyle w:val="Hyperlink"/>
@@ -1557,7 +1557,7 @@
             <w:noProof/>
             <w:webHidden/>
           </w:rPr>
-          <w:instrText xml:space="preserve"> PAGEREF _Toc242172934 \h </w:instrText>
+          <w:instrText xml:space="preserve"> PAGEREF _Toc242173541 \h </w:instrText>
         </w:r>
         <w:r>
           <w:rPr>
@@ -1600,7 +1600,7 @@
           <w:sz w:val="24"/>
         </w:rPr>
       </w:pPr>
-      <w:hyperlink w:anchor="_Toc242172935" w:history="1">
+      <w:hyperlink w:anchor="_Toc242173542" w:history="1">
         <w:r>
           <w:rPr>
             <w:rStyle w:val="Hyperlink"/>
@@ -1627,7 +1627,7 @@
             <w:noProof/>
             <w:webHidden/>
           </w:rPr>
-          <w:instrText xml:space="preserve"> PAGEREF _Toc242172935 \h </w:instrText>
+          <w:instrText xml:space="preserve"> PAGEREF _Toc242173542 \h </w:instrText>
         </w:r>
         <w:r>
           <w:rPr>
@@ -1670,7 +1670,7 @@
           <w:sz w:val="24"/>
         </w:rPr>
       </w:pPr>
-      <w:hyperlink w:anchor="_Toc242172936" w:history="1">
+      <w:hyperlink w:anchor="_Toc242173543" w:history="1">
         <w:r>
           <w:rPr>
             <w:rStyle w:val="Hyperlink"/>
@@ -1697,7 +1697,7 @@
             <w:noProof/>
             <w:webHidden/>
           </w:rPr>
-          <w:instrText xml:space="preserve"> PAGEREF _Toc242172936 \h </w:instrText>
+          <w:instrText xml:space="preserve"> PAGEREF _Toc242173543 \h </w:instrText>
         </w:r>
         <w:r>
           <w:rPr>
@@ -1740,7 +1740,7 @@
           <w:sz w:val="24"/>
         </w:rPr>
       </w:pPr>
-      <w:hyperlink w:anchor="_Toc242172937" w:history="1">
+      <w:hyperlink w:anchor="_Toc242173544" w:history="1">
         <w:r>
           <w:rPr>
             <w:rStyle w:val="Hyperlink"/>
@@ -1767,7 +1767,7 @@
             <w:noProof/>
             <w:webHidden/>
           </w:rPr>
-          <w:instrText xml:space="preserve"> PAGEREF _Toc242172937 \h </w:instrText>
+          <w:instrText xml:space="preserve"> PAGEREF _Toc242173544 \h </w:instrText>
         </w:r>
         <w:r>
           <w:rPr>
@@ -1810,7 +1810,7 @@
           <w:sz w:val="24"/>
         </w:rPr>
       </w:pPr>
-      <w:hyperlink w:anchor="_Toc242172938" w:history="1">
+      <w:hyperlink w:anchor="_Toc242173545" w:history="1">
         <w:r>
           <w:rPr>
             <w:rStyle w:val="Hyperlink"/>
@@ -1837,7 +1837,7 @@
             <w:noProof/>
             <w:webHidden/>
           </w:rPr>
-          <w:instrText xml:space="preserve"> PAGEREF _Toc242172938 \h </w:instrText>
+          <w:instrText xml:space="preserve"> PAGEREF _Toc242173545 \h </w:instrText>
         </w:r>
         <w:r>
           <w:rPr>
@@ -1880,7 +1880,7 @@
           <w:sz w:val="24"/>
         </w:rPr>
       </w:pPr>
-      <w:hyperlink w:anchor="_Toc242172939" w:history="1">
+      <w:hyperlink w:anchor="_Toc242173546" w:history="1">
         <w:r>
           <w:rPr>
             <w:rStyle w:val="Hyperlink"/>
@@ -1907,7 +1907,7 @@
             <w:noProof/>
             <w:webHidden/>
           </w:rPr>
-          <w:instrText xml:space="preserve"> PAGEREF _Toc242172939 \h </w:instrText>
+          <w:instrText xml:space="preserve"> PAGEREF _Toc242173546 \h </w:instrText>
         </w:r>
         <w:r>
           <w:rPr>
@@ -1950,7 +1950,7 @@
           <w:sz w:val="24"/>
         </w:rPr>
       </w:pPr>
-      <w:hyperlink w:anchor="_Toc242172940" w:history="1">
+      <w:hyperlink w:anchor="_Toc242173547" w:history="1">
         <w:r>
           <w:rPr>
             <w:rStyle w:val="Hyperlink"/>
@@ -1977,7 +1977,7 @@
             <w:noProof/>
             <w:webHidden/>
           </w:rPr>
-          <w:instrText xml:space="preserve"> PAGEREF _Toc242172940 \h </w:instrText>
+          <w:instrText xml:space="preserve"> PAGEREF _Toc242173547 \h </w:instrText>
         </w:r>
         <w:r>
           <w:rPr>
@@ -2020,7 +2020,7 @@
           <w:sz w:val="24"/>
         </w:rPr>
       </w:pPr>
-      <w:hyperlink w:anchor="_Toc242172941" w:history="1">
+      <w:hyperlink w:anchor="_Toc242173548" w:history="1">
         <w:r>
           <w:rPr>
             <w:rStyle w:val="Hyperlink"/>
@@ -2047,7 +2047,7 @@
             <w:noProof/>
             <w:webHidden/>
           </w:rPr>
-          <w:instrText xml:space="preserve"> PAGEREF _Toc242172941 \h </w:instrText>
+          <w:instrText xml:space="preserve"> PAGEREF _Toc242173548 \h </w:instrText>
         </w:r>
         <w:r>
           <w:rPr>
@@ -2090,7 +2090,7 @@
           <w:sz w:val="24"/>
         </w:rPr>
       </w:pPr>
-      <w:hyperlink w:anchor="_Toc242172942" w:history="1">
+      <w:hyperlink w:anchor="_Toc242173549" w:history="1">
         <w:r>
           <w:rPr>
             <w:rStyle w:val="Hyperlink"/>
@@ -2117,7 +2117,7 @@
             <w:noProof/>
             <w:webHidden/>
           </w:rPr>
-          <w:instrText xml:space="preserve"> PAGEREF _Toc242172942 \h </w:instrText>
+          <w:instrText xml:space="preserve"> PAGEREF _Toc242173549 \h </w:instrText>
         </w:r>
         <w:r>
           <w:rPr>
@@ -2160,7 +2160,7 @@
           <w:sz w:val="24"/>
         </w:rPr>
       </w:pPr>
-      <w:hyperlink w:anchor="_Toc242172943" w:history="1">
+      <w:hyperlink w:anchor="_Toc242173550" w:history="1">
         <w:r>
           <w:rPr>
             <w:rStyle w:val="Hyperlink"/>
@@ -2187,7 +2187,7 @@
             <w:noProof/>
             <w:webHidden/>
           </w:rPr>
-          <w:instrText xml:space="preserve"> PAGEREF _Toc242172943 \h </w:instrText>
+          <w:instrText xml:space="preserve"> PAGEREF _Toc242173550 \h </w:instrText>
         </w:r>
         <w:r>
           <w:rPr>
@@ -2231,7 +2231,7 @@
           <w:sz w:val="24"/>
         </w:rPr>
       </w:pPr>
-      <w:hyperlink w:anchor="_Toc242172944" w:history="1">
+      <w:hyperlink w:anchor="_Toc242173551" w:history="1">
         <w:r>
           <w:rPr>
             <w:rStyle w:val="Hyperlink"/>
@@ -2258,7 +2258,7 @@
             <w:noProof/>
             <w:webHidden/>
           </w:rPr>
-          <w:instrText xml:space="preserve"> PAGEREF _Toc242172944 \h </w:instrText>
+          <w:instrText xml:space="preserve"> PAGEREF _Toc242173551 \h </w:instrText>
         </w:r>
         <w:r>
           <w:rPr>
@@ -2301,7 +2301,7 @@
           <w:sz w:val="24"/>
         </w:rPr>
       </w:pPr>
-      <w:hyperlink w:anchor="_Toc242172945" w:history="1">
+      <w:hyperlink w:anchor="_Toc242173552" w:history="1">
         <w:r>
           <w:rPr>
             <w:rStyle w:val="Hyperlink"/>
@@ -2328,7 +2328,7 @@
             <w:noProof/>
             <w:webHidden/>
           </w:rPr>
-          <w:instrText xml:space="preserve"> PAGEREF _Toc242172945 \h </w:instrText>
+          <w:instrText xml:space="preserve"> PAGEREF _Toc242173552 \h </w:instrText>
         </w:r>
         <w:r>
           <w:rPr>
@@ -2371,7 +2371,7 @@
           <w:sz w:val="24"/>
         </w:rPr>
       </w:pPr>
-      <w:hyperlink w:anchor="_Toc242172946" w:history="1">
+      <w:hyperlink w:anchor="_Toc242173553" w:history="1">
         <w:r>
           <w:rPr>
             <w:rStyle w:val="Hyperlink"/>
@@ -2398,7 +2398,7 @@
             <w:noProof/>
             <w:webHidden/>
           </w:rPr>
-          <w:instrText xml:space="preserve"> PAGEREF _Toc242172946 \h </w:instrText>
+          <w:instrText xml:space="preserve"> PAGEREF _Toc242173553 \h </w:instrText>
         </w:r>
         <w:r>
           <w:rPr>
@@ -2441,7 +2441,7 @@
           <w:sz w:val="24"/>
         </w:rPr>
       </w:pPr>
-      <w:hyperlink w:anchor="_Toc242172947" w:history="1">
+      <w:hyperlink w:anchor="_Toc242173554" w:history="1">
         <w:r>
           <w:rPr>
             <w:rStyle w:val="Hyperlink"/>
@@ -2468,7 +2468,7 @@
             <w:noProof/>
             <w:webHidden/>
           </w:rPr>
-          <w:instrText xml:space="preserve"> PAGEREF _Toc242172947 \h </w:instrText>
+          <w:instrText xml:space="preserve"> PAGEREF _Toc242173554 \h </w:instrText>
         </w:r>
         <w:r>
           <w:rPr>
@@ -2511,7 +2511,7 @@
           <w:sz w:val="24"/>
         </w:rPr>
       </w:pPr>
-      <w:hyperlink w:anchor="_Toc242172948" w:history="1">
+      <w:hyperlink w:anchor="_Toc242173555" w:history="1">
         <w:r>
           <w:rPr>
             <w:rStyle w:val="Hyperlink"/>
@@ -2538,7 +2538,7 @@
             <w:noProof/>
             <w:webHidden/>
           </w:rPr>
-          <w:instrText xml:space="preserve"> PAGEREF _Toc242172948 \h </w:instrText>
+          <w:instrText xml:space="preserve"> PAGEREF _Toc242173555 \h </w:instrText>
         </w:r>
         <w:r>
           <w:rPr>
@@ -2581,7 +2581,7 @@
           <w:sz w:val="24"/>
         </w:rPr>
       </w:pPr>
-      <w:hyperlink w:anchor="_Toc242172949" w:history="1">
+      <w:hyperlink w:anchor="_Toc242173556" w:history="1">
         <w:r>
           <w:rPr>
             <w:rStyle w:val="Hyperlink"/>
@@ -2608,7 +2608,7 @@
             <w:noProof/>
             <w:webHidden/>
           </w:rPr>
-          <w:instrText xml:space="preserve"> PAGEREF _Toc242172949 \h </w:instrText>
+          <w:instrText xml:space="preserve"> PAGEREF _Toc242173556 \h </w:instrText>
         </w:r>
         <w:r>
           <w:rPr>
@@ -2651,7 +2651,7 @@
           <w:sz w:val="24"/>
         </w:rPr>
       </w:pPr>
-      <w:hyperlink w:anchor="_Toc242172950" w:history="1">
+      <w:hyperlink w:anchor="_Toc242173557" w:history="1">
         <w:r>
           <w:rPr>
             <w:rStyle w:val="Hyperlink"/>
@@ -2678,7 +2678,7 @@
             <w:noProof/>
             <w:webHidden/>
           </w:rPr>
-          <w:instrText xml:space="preserve"> PAGEREF _Toc242172950 \h </w:instrText>
+          <w:instrText xml:space="preserve"> PAGEREF _Toc242173557 \h </w:instrText>
         </w:r>
         <w:r>
           <w:rPr>
@@ -2721,7 +2721,7 @@
           <w:sz w:val="24"/>
         </w:rPr>
       </w:pPr>
-      <w:hyperlink w:anchor="_Toc242172951" w:history="1">
+      <w:hyperlink w:anchor="_Toc242173558" w:history="1">
         <w:r>
           <w:rPr>
             <w:rStyle w:val="Hyperlink"/>
@@ -2748,7 +2748,7 @@
             <w:noProof/>
             <w:webHidden/>
           </w:rPr>
-          <w:instrText xml:space="preserve"> PAGEREF _Toc242172951 \h </w:instrText>
+          <w:instrText xml:space="preserve"> PAGEREF _Toc242173558 \h </w:instrText>
         </w:r>
         <w:r>
           <w:rPr>
@@ -2791,7 +2791,7 @@
           <w:sz w:val="24"/>
         </w:rPr>
       </w:pPr>
-      <w:hyperlink w:anchor="_Toc242172952" w:history="1">
+      <w:hyperlink w:anchor="_Toc242173559" w:history="1">
         <w:r>
           <w:rPr>
             <w:rStyle w:val="Hyperlink"/>
@@ -2818,7 +2818,7 @@
             <w:noProof/>
             <w:webHidden/>
           </w:rPr>
-          <w:instrText xml:space="preserve"> PAGEREF _Toc242172952 \h </w:instrText>
+          <w:instrText xml:space="preserve"> PAGEREF _Toc242173559 \h </w:instrText>
         </w:r>
         <w:r>
           <w:rPr>
@@ -2861,7 +2861,7 @@
           <w:sz w:val="24"/>
         </w:rPr>
       </w:pPr>
-      <w:hyperlink w:anchor="_Toc242172953" w:history="1">
+      <w:hyperlink w:anchor="_Toc242173560" w:history="1">
         <w:r>
           <w:rPr>
             <w:rStyle w:val="Hyperlink"/>
@@ -2888,7 +2888,7 @@
             <w:noProof/>
             <w:webHidden/>
           </w:rPr>
-          <w:instrText xml:space="preserve"> PAGEREF _Toc242172953 \h </w:instrText>
+          <w:instrText xml:space="preserve"> PAGEREF _Toc242173560 \h </w:instrText>
         </w:r>
         <w:r>
           <w:rPr>
@@ -2931,7 +2931,7 @@
           <w:sz w:val="24"/>
         </w:rPr>
       </w:pPr>
-      <w:hyperlink w:anchor="_Toc242172954" w:history="1">
+      <w:hyperlink w:anchor="_Toc242173561" w:history="1">
         <w:r>
           <w:rPr>
             <w:rStyle w:val="Hyperlink"/>
@@ -2958,7 +2958,7 @@
             <w:noProof/>
             <w:webHidden/>
           </w:rPr>
-          <w:instrText xml:space="preserve"> PAGEREF _Toc242172954 \h </w:instrText>
+          <w:instrText xml:space="preserve"> PAGEREF _Toc242173561 \h </w:instrText>
         </w:r>
         <w:r>
           <w:rPr>
@@ -3001,7 +3001,7 @@
           <w:sz w:val="24"/>
         </w:rPr>
       </w:pPr>
-      <w:hyperlink w:anchor="_Toc242172955" w:history="1">
+      <w:hyperlink w:anchor="_Toc242173562" w:history="1">
         <w:r>
           <w:rPr>
             <w:rStyle w:val="Hyperlink"/>
@@ -3028,7 +3028,7 @@
             <w:noProof/>
             <w:webHidden/>
           </w:rPr>
-          <w:instrText xml:space="preserve"> PAGEREF _Toc242172955 \h </w:instrText>
+          <w:instrText xml:space="preserve"> PAGEREF _Toc242173562 \h </w:instrText>
         </w:r>
         <w:r>
           <w:rPr>
@@ -3071,7 +3071,7 @@
           <w:sz w:val="24"/>
         </w:rPr>
       </w:pPr>
-      <w:hyperlink w:anchor="_Toc242172956" w:history="1">
+      <w:hyperlink w:anchor="_Toc242173563" w:history="1">
         <w:r>
           <w:rPr>
             <w:rStyle w:val="Hyperlink"/>
@@ -3098,7 +3098,7 @@
             <w:noProof/>
             <w:webHidden/>
           </w:rPr>
-          <w:instrText xml:space="preserve"> PAGEREF _Toc242172956 \h </w:instrText>
+          <w:instrText xml:space="preserve"> PAGEREF _Toc242173563 \h </w:instrText>
         </w:r>
         <w:r>
           <w:rPr>
@@ -3141,7 +3141,7 @@
           <w:sz w:val="24"/>
         </w:rPr>
       </w:pPr>
-      <w:hyperlink w:anchor="_Toc242172957" w:history="1">
+      <w:hyperlink w:anchor="_Toc242173564" w:history="1">
         <w:r>
           <w:rPr>
             <w:rStyle w:val="Hyperlink"/>
@@ -3168,7 +3168,7 @@
             <w:noProof/>
             <w:webHidden/>
           </w:rPr>
-          <w:instrText xml:space="preserve"> PAGEREF _Toc242172957 \h </w:instrText>
+          <w:instrText xml:space="preserve"> PAGEREF _Toc242173564 \h </w:instrText>
         </w:r>
         <w:r>
           <w:rPr>
@@ -3211,7 +3211,7 @@
           <w:sz w:val="24"/>
         </w:rPr>
       </w:pPr>
-      <w:hyperlink w:anchor="_Toc242172958" w:history="1">
+      <w:hyperlink w:anchor="_Toc242173565" w:history="1">
         <w:r>
           <w:rPr>
             <w:rStyle w:val="Hyperlink"/>
@@ -3238,7 +3238,7 @@
             <w:noProof/>
             <w:webHidden/>
           </w:rPr>
-          <w:instrText xml:space="preserve"> PAGEREF _Toc242172958 \h </w:instrText>
+          <w:instrText xml:space="preserve"> PAGEREF _Toc242173565 \h </w:instrText>
         </w:r>
         <w:r>
           <w:rPr>
@@ -3281,7 +3281,7 @@
           <w:sz w:val="24"/>
         </w:rPr>
       </w:pPr>
-      <w:hyperlink w:anchor="_Toc242172959" w:history="1">
+      <w:hyperlink w:anchor="_Toc242173566" w:history="1">
         <w:r>
           <w:rPr>
             <w:rStyle w:val="Hyperlink"/>
@@ -3308,7 +3308,7 @@
             <w:noProof/>
             <w:webHidden/>
           </w:rPr>
-          <w:instrText xml:space="preserve"> PAGEREF _Toc242172959 \h </w:instrText>
+          <w:instrText xml:space="preserve"> PAGEREF _Toc242173566 \h </w:instrText>
         </w:r>
         <w:r>
           <w:rPr>
@@ -3351,7 +3351,7 @@
           <w:sz w:val="24"/>
         </w:rPr>
       </w:pPr>
-      <w:hyperlink w:anchor="_Toc242172960" w:history="1">
+      <w:hyperlink w:anchor="_Toc242173567" w:history="1">
         <w:r>
           <w:rPr>
             <w:rStyle w:val="Hyperlink"/>
@@ -3378,7 +3378,7 @@
             <w:noProof/>
             <w:webHidden/>
           </w:rPr>
-          <w:instrText xml:space="preserve"> PAGEREF _Toc242172960 \h </w:instrText>
+          <w:instrText xml:space="preserve"> PAGEREF _Toc242173567 \h </w:instrText>
         </w:r>
         <w:r>
           <w:rPr>
@@ -3421,7 +3421,7 @@
           <w:sz w:val="24"/>
         </w:rPr>
       </w:pPr>
-      <w:hyperlink w:anchor="_Toc242172961" w:history="1">
+      <w:hyperlink w:anchor="_Toc242173568" w:history="1">
         <w:r>
           <w:rPr>
             <w:rStyle w:val="Hyperlink"/>
@@ -3448,7 +3448,7 @@
             <w:noProof/>
             <w:webHidden/>
           </w:rPr>
-          <w:instrText xml:space="preserve"> PAGEREF _Toc242172961 \h </w:instrText>
+          <w:instrText xml:space="preserve"> PAGEREF _Toc242173568 \h </w:instrText>
         </w:r>
         <w:r>
           <w:rPr>
@@ -3491,7 +3491,7 @@
           <w:sz w:val="24"/>
         </w:rPr>
       </w:pPr>
-      <w:hyperlink w:anchor="_Toc242172962" w:history="1">
+      <w:hyperlink w:anchor="_Toc242173569" w:history="1">
         <w:r>
           <w:rPr>
             <w:rStyle w:val="Hyperlink"/>
@@ -3518,7 +3518,7 @@
             <w:noProof/>
             <w:webHidden/>
           </w:rPr>
-          <w:instrText xml:space="preserve"> PAGEREF _Toc242172962 \h </w:instrText>
+          <w:instrText xml:space="preserve"> PAGEREF _Toc242173569 \h </w:instrText>
         </w:r>
         <w:r>
           <w:rPr>
@@ -3561,7 +3561,7 @@
           <w:sz w:val="24"/>
         </w:rPr>
       </w:pPr>
-      <w:hyperlink w:anchor="_Toc242172963" w:history="1">
+      <w:hyperlink w:anchor="_Toc242173570" w:history="1">
         <w:r>
           <w:rPr>
             <w:rStyle w:val="Hyperlink"/>
@@ -3588,7 +3588,7 @@
             <w:noProof/>
             <w:webHidden/>
           </w:rPr>
-          <w:instrText xml:space="preserve"> PAGEREF _Toc242172963 \h </w:instrText>
+          <w:instrText xml:space="preserve"> PAGEREF _Toc242173570 \h </w:instrText>
         </w:r>
         <w:r>
           <w:rPr>
@@ -3631,7 +3631,7 @@
           <w:sz w:val="24"/>
         </w:rPr>
       </w:pPr>
-      <w:hyperlink w:anchor="_Toc242172964" w:history="1">
+      <w:hyperlink w:anchor="_Toc242173571" w:history="1">
         <w:r>
           <w:rPr>
             <w:rStyle w:val="Hyperlink"/>
@@ -3658,7 +3658,7 @@
             <w:noProof/>
             <w:webHidden/>
           </w:rPr>
-          <w:instrText xml:space="preserve"> PAGEREF _Toc242172964 \h </w:instrText>
+          <w:instrText xml:space="preserve"> PAGEREF _Toc242173571 \h </w:instrText>
         </w:r>
         <w:r>
           <w:rPr>
@@ -3701,7 +3701,7 @@
           <w:sz w:val="24"/>
         </w:rPr>
       </w:pPr>
-      <w:hyperlink w:anchor="_Toc242172965" w:history="1">
+      <w:hyperlink w:anchor="_Toc242173572" w:history="1">
         <w:r>
           <w:rPr>
             <w:rStyle w:val="Hyperlink"/>
@@ -3728,7 +3728,7 @@
             <w:noProof/>
             <w:webHidden/>
           </w:rPr>
-          <w:instrText xml:space="preserve"> PAGEREF _Toc242172965 \h </w:instrText>
+          <w:instrText xml:space="preserve"> PAGEREF _Toc242173572 \h </w:instrText>
         </w:r>
         <w:r>
           <w:rPr>
@@ -3772,7 +3772,7 @@
           <w:sz w:val="24"/>
         </w:rPr>
       </w:pPr>
-      <w:hyperlink w:anchor="_Toc242172966" w:history="1">
+      <w:hyperlink w:anchor="_Toc242173573" w:history="1">
         <w:r>
           <w:rPr>
             <w:rStyle w:val="Hyperlink"/>
@@ -3799,7 +3799,7 @@
             <w:noProof/>
             <w:webHidden/>
           </w:rPr>
-          <w:instrText xml:space="preserve"> PAGEREF _Toc242172966 \h </w:instrText>
+          <w:instrText xml:space="preserve"> PAGEREF _Toc242173573 \h </w:instrText>
         </w:r>
         <w:r>
           <w:rPr>
@@ -3842,7 +3842,7 @@
           <w:sz w:val="24"/>
         </w:rPr>
       </w:pPr>
-      <w:hyperlink w:anchor="_Toc242172967" w:history="1">
+      <w:hyperlink w:anchor="_Toc242173574" w:history="1">
         <w:r>
           <w:rPr>
             <w:rStyle w:val="Hyperlink"/>
@@ -3869,7 +3869,7 @@
             <w:noProof/>
             <w:webHidden/>
           </w:rPr>
-          <w:instrText xml:space="preserve"> PAGEREF _Toc242172967 \h </w:instrText>
+          <w:instrText xml:space="preserve"> PAGEREF _Toc242173574 \h </w:instrText>
         </w:r>
         <w:r>
           <w:rPr>
@@ -3912,7 +3912,7 @@
           <w:sz w:val="24"/>
         </w:rPr>
       </w:pPr>
-      <w:hyperlink w:anchor="_Toc242172968" w:history="1">
+      <w:hyperlink w:anchor="_Toc242173575" w:history="1">
         <w:r>
           <w:rPr>
             <w:rStyle w:val="Hyperlink"/>
@@ -3939,7 +3939,7 @@
             <w:noProof/>
             <w:webHidden/>
           </w:rPr>
-          <w:instrText xml:space="preserve"> PAGEREF _Toc242172968 \h </w:instrText>
+          <w:instrText xml:space="preserve"> PAGEREF _Toc242173575 \h </w:instrText>
         </w:r>
         <w:r>
           <w:rPr>
@@ -3982,7 +3982,7 @@
           <w:sz w:val="24"/>
         </w:rPr>
       </w:pPr>
-      <w:hyperlink w:anchor="_Toc242172969" w:history="1">
+      <w:hyperlink w:anchor="_Toc242173576" w:history="1">
         <w:r>
           <w:rPr>
             <w:rStyle w:val="Hyperlink"/>
@@ -4009,7 +4009,7 @@
             <w:noProof/>
             <w:webHidden/>
           </w:rPr>
-          <w:instrText xml:space="preserve"> PAGEREF _Toc242172969 \h </w:instrText>
+          <w:instrText xml:space="preserve"> PAGEREF _Toc242173576 \h </w:instrText>
         </w:r>
         <w:r>
           <w:rPr>
@@ -4052,7 +4052,7 @@
           <w:sz w:val="24"/>
         </w:rPr>
       </w:pPr>
-      <w:hyperlink w:anchor="_Toc242172970" w:history="1">
+      <w:hyperlink w:anchor="_Toc242173577" w:history="1">
         <w:r>
           <w:rPr>
             <w:rStyle w:val="Hyperlink"/>
@@ -4079,7 +4079,7 @@
             <w:noProof/>
             <w:webHidden/>
           </w:rPr>
-          <w:instrText xml:space="preserve"> PAGEREF _Toc242172970 \h </w:instrText>
+          <w:instrText xml:space="preserve"> PAGEREF _Toc242173577 \h </w:instrText>
         </w:r>
         <w:r>
           <w:rPr>
@@ -4122,7 +4122,7 @@
           <w:sz w:val="24"/>
         </w:rPr>
       </w:pPr>
-      <w:hyperlink w:anchor="_Toc242172971" w:history="1">
+      <w:hyperlink w:anchor="_Toc242173578" w:history="1">
         <w:r>
           <w:rPr>
             <w:rStyle w:val="Hyperlink"/>
@@ -4149,7 +4149,7 @@
             <w:noProof/>
             <w:webHidden/>
           </w:rPr>
-          <w:instrText xml:space="preserve"> PAGEREF _Toc242172971 \h </w:instrText>
+          <w:instrText xml:space="preserve"> PAGEREF _Toc242173578 \h </w:instrText>
         </w:r>
         <w:r>
           <w:rPr>
@@ -4192,7 +4192,7 @@
           <w:sz w:val="24"/>
         </w:rPr>
       </w:pPr>
-      <w:hyperlink w:anchor="_Toc242172972" w:history="1">
+      <w:hyperlink w:anchor="_Toc242173579" w:history="1">
         <w:r>
           <w:rPr>
             <w:rStyle w:val="Hyperlink"/>
@@ -4219,7 +4219,7 @@
             <w:noProof/>
             <w:webHidden/>
           </w:rPr>
-          <w:instrText xml:space="preserve"> PAGEREF _Toc242172972 \h </w:instrText>
+          <w:instrText xml:space="preserve"> PAGEREF _Toc242173579 \h </w:instrText>
         </w:r>
         <w:r>
           <w:rPr>
@@ -4262,7 +4262,7 @@
           <w:sz w:val="24"/>
         </w:rPr>
       </w:pPr>
-      <w:hyperlink w:anchor="_Toc242172973" w:history="1">
+      <w:hyperlink w:anchor="_Toc242173580" w:history="1">
         <w:r>
           <w:rPr>
             <w:rStyle w:val="Hyperlink"/>
@@ -4289,7 +4289,7 @@
             <w:noProof/>
             <w:webHidden/>
           </w:rPr>
-          <w:instrText xml:space="preserve"> PAGEREF _Toc242172973 \h </w:instrText>
+          <w:instrText xml:space="preserve"> PAGEREF _Toc242173580 \h </w:instrText>
         </w:r>
         <w:r>
           <w:rPr>
@@ -4332,7 +4332,7 @@
           <w:sz w:val="24"/>
         </w:rPr>
       </w:pPr>
-      <w:hyperlink w:anchor="_Toc242172974" w:history="1">
+      <w:hyperlink w:anchor="_Toc242173581" w:history="1">
         <w:r>
           <w:rPr>
             <w:rStyle w:val="Hyperlink"/>
@@ -4359,7 +4359,7 @@
             <w:noProof/>
             <w:webHidden/>
           </w:rPr>
-          <w:instrText xml:space="preserve"> PAGEREF _Toc242172974 \h </w:instrText>
+          <w:instrText xml:space="preserve"> PAGEREF _Toc242173581 \h </w:instrText>
         </w:r>
         <w:r>
           <w:rPr>
@@ -4402,7 +4402,7 @@
           <w:sz w:val="24"/>
         </w:rPr>
       </w:pPr>
-      <w:hyperlink w:anchor="_Toc242172975" w:history="1">
+      <w:hyperlink w:anchor="_Toc242173582" w:history="1">
         <w:r>
           <w:rPr>
             <w:rStyle w:val="Hyperlink"/>
@@ -4429,7 +4429,7 @@
             <w:noProof/>
             <w:webHidden/>
           </w:rPr>
-          <w:instrText xml:space="preserve"> PAGEREF _Toc242172975 \h </w:instrText>
+          <w:instrText xml:space="preserve"> PAGEREF _Toc242173582 \h </w:instrText>
         </w:r>
         <w:r>
           <w:rPr>
@@ -4472,7 +4472,7 @@
           <w:sz w:val="24"/>
         </w:rPr>
       </w:pPr>
-      <w:hyperlink w:anchor="_Toc242172976" w:history="1">
+      <w:hyperlink w:anchor="_Toc242173583" w:history="1">
         <w:r>
           <w:rPr>
             <w:rStyle w:val="Hyperlink"/>
@@ -4499,7 +4499,7 @@
             <w:noProof/>
             <w:webHidden/>
           </w:rPr>
-          <w:instrText xml:space="preserve"> PAGEREF _Toc242172976 \h </w:instrText>
+          <w:instrText xml:space="preserve"> PAGEREF _Toc242173583 \h </w:instrText>
         </w:r>
         <w:r>
           <w:rPr>
@@ -4542,7 +4542,7 @@
           <w:sz w:val="24"/>
         </w:rPr>
       </w:pPr>
-      <w:hyperlink w:anchor="_Toc242172977" w:history="1">
+      <w:hyperlink w:anchor="_Toc242173584" w:history="1">
         <w:r>
           <w:rPr>
             <w:rStyle w:val="Hyperlink"/>
@@ -4569,7 +4569,7 @@
             <w:noProof/>
             <w:webHidden/>
           </w:rPr>
-          <w:instrText xml:space="preserve"> PAGEREF _Toc242172977 \h </w:instrText>
+          <w:instrText xml:space="preserve"> PAGEREF _Toc242173584 \h </w:instrText>
         </w:r>
         <w:r>
           <w:rPr>
@@ -4612,7 +4612,7 @@
           <w:sz w:val="24"/>
         </w:rPr>
       </w:pPr>
-      <w:hyperlink w:anchor="_Toc242172978" w:history="1">
+      <w:hyperlink w:anchor="_Toc242173585" w:history="1">
         <w:r>
           <w:rPr>
             <w:rStyle w:val="Hyperlink"/>
@@ -4639,7 +4639,7 @@
             <w:noProof/>
             <w:webHidden/>
           </w:rPr>
-          <w:instrText xml:space="preserve"> PAGEREF _Toc242172978 \h </w:instrText>
+          <w:instrText xml:space="preserve"> PAGEREF _Toc242173585 \h </w:instrText>
         </w:r>
         <w:r>
           <w:rPr>
@@ -4682,7 +4682,7 @@
           <w:sz w:val="24"/>
         </w:rPr>
       </w:pPr>
-      <w:hyperlink w:anchor="_Toc242172979" w:history="1">
+      <w:hyperlink w:anchor="_Toc242173586" w:history="1">
         <w:r>
           <w:rPr>
             <w:rStyle w:val="Hyperlink"/>
@@ -4709,7 +4709,7 @@
             <w:noProof/>
             <w:webHidden/>
           </w:rPr>
-          <w:instrText xml:space="preserve"> PAGEREF _Toc242172979 \h </w:instrText>
+          <w:instrText xml:space="preserve"> PAGEREF _Toc242173586 \h </w:instrText>
         </w:r>
         <w:r>
           <w:rPr>
@@ -4752,7 +4752,7 @@
           <w:sz w:val="24"/>
         </w:rPr>
       </w:pPr>
-      <w:hyperlink w:anchor="_Toc242172980" w:history="1">
+      <w:hyperlink w:anchor="_Toc242173587" w:history="1">
         <w:r>
           <w:rPr>
             <w:rStyle w:val="Hyperlink"/>
@@ -4779,7 +4779,7 @@
             <w:noProof/>
             <w:webHidden/>
           </w:rPr>
-          <w:instrText xml:space="preserve"> PAGEREF _Toc242172980 \h </w:instrText>
+          <w:instrText xml:space="preserve"> PAGEREF _Toc242173587 \h </w:instrText>
         </w:r>
         <w:r>
           <w:rPr>
@@ -4822,7 +4822,7 @@
           <w:sz w:val="24"/>
         </w:rPr>
       </w:pPr>
-      <w:hyperlink w:anchor="_Toc242172981" w:history="1">
+      <w:hyperlink w:anchor="_Toc242173588" w:history="1">
         <w:r>
           <w:rPr>
             <w:rStyle w:val="Hyperlink"/>
@@ -4849,7 +4849,7 @@
             <w:noProof/>
             <w:webHidden/>
           </w:rPr>
-          <w:instrText xml:space="preserve"> PAGEREF _Toc242172981 \h </w:instrText>
+          <w:instrText xml:space="preserve"> PAGEREF _Toc242173588 \h </w:instrText>
         </w:r>
         <w:r>
           <w:rPr>
@@ -4892,7 +4892,7 @@
           <w:sz w:val="24"/>
         </w:rPr>
       </w:pPr>
-      <w:hyperlink w:anchor="_Toc242172982" w:history="1">
+      <w:hyperlink w:anchor="_Toc242173589" w:history="1">
         <w:r>
           <w:rPr>
             <w:rStyle w:val="Hyperlink"/>
@@ -4919,7 +4919,7 @@
             <w:noProof/>
             <w:webHidden/>
           </w:rPr>
-          <w:instrText xml:space="preserve"> PAGEREF _Toc242172982 \h </w:instrText>
+          <w:instrText xml:space="preserve"> PAGEREF _Toc242173589 \h </w:instrText>
         </w:r>
         <w:r>
           <w:rPr>
@@ -4962,7 +4962,7 @@
           <w:sz w:val="24"/>
         </w:rPr>
       </w:pPr>
-      <w:hyperlink w:anchor="_Toc242172983" w:history="1">
+      <w:hyperlink w:anchor="_Toc242173590" w:history="1">
         <w:r>
           <w:rPr>
             <w:rStyle w:val="Hyperlink"/>
@@ -4989,7 +4989,7 @@
             <w:noProof/>
             <w:webHidden/>
           </w:rPr>
-          <w:instrText xml:space="preserve"> PAGEREF _Toc242172983 \h </w:instrText>
+          <w:instrText xml:space="preserve"> PAGEREF _Toc242173590 \h </w:instrText>
         </w:r>
         <w:r>
           <w:rPr>
@@ -5032,7 +5032,7 @@
           <w:sz w:val="24"/>
         </w:rPr>
       </w:pPr>
-      <w:hyperlink w:anchor="_Toc242172984" w:history="1">
+      <w:hyperlink w:anchor="_Toc242173591" w:history="1">
         <w:r>
           <w:rPr>
             <w:rStyle w:val="Hyperlink"/>
@@ -5059,7 +5059,7 @@
             <w:noProof/>
             <w:webHidden/>
           </w:rPr>
-          <w:instrText xml:space="preserve"> PAGEREF _Toc242172984 \h </w:instrText>
+          <w:instrText xml:space="preserve"> PAGEREF _Toc242173591 \h </w:instrText>
         </w:r>
         <w:r>
           <w:rPr>
@@ -5102,7 +5102,7 @@
           <w:sz w:val="24"/>
         </w:rPr>
       </w:pPr>
-      <w:hyperlink w:anchor="_Toc242172985" w:history="1">
+      <w:hyperlink w:anchor="_Toc242173592" w:history="1">
         <w:r>
           <w:rPr>
             <w:rStyle w:val="Hyperlink"/>
@@ -5129,7 +5129,7 @@
             <w:noProof/>
             <w:webHidden/>
           </w:rPr>
-          <w:instrText xml:space="preserve"> PAGEREF _Toc242172985 \h </w:instrText>
+          <w:instrText xml:space="preserve"> PAGEREF _Toc242173592 \h </w:instrText>
         </w:r>
         <w:r>
           <w:rPr>
@@ -5173,7 +5173,7 @@
           <w:sz w:val="24"/>
         </w:rPr>
       </w:pPr>
-      <w:hyperlink w:anchor="_Toc242172986" w:history="1">
+      <w:hyperlink w:anchor="_Toc242173593" w:history="1">
         <w:r>
           <w:rPr>
             <w:rStyle w:val="Hyperlink"/>
@@ -5200,7 +5200,7 @@
             <w:noProof/>
             <w:webHidden/>
           </w:rPr>
-          <w:instrText xml:space="preserve"> PAGEREF _Toc242172986 \h </w:instrText>
+          <w:instrText xml:space="preserve"> PAGEREF _Toc242173593 \h </w:instrText>
         </w:r>
         <w:r>
           <w:rPr>
@@ -5243,7 +5243,7 @@
           <w:sz w:val="24"/>
         </w:rPr>
       </w:pPr>
-      <w:hyperlink w:anchor="_Toc242172987" w:history="1">
+      <w:hyperlink w:anchor="_Toc242173594" w:history="1">
         <w:r>
           <w:rPr>
             <w:rStyle w:val="Hyperlink"/>
@@ -5270,7 +5270,7 @@
             <w:noProof/>
             <w:webHidden/>
           </w:rPr>
-          <w:instrText xml:space="preserve"> PAGEREF _Toc242172987 \h </w:instrText>
+          <w:instrText xml:space="preserve"> PAGEREF _Toc242173594 \h </w:instrText>
         </w:r>
         <w:r>
           <w:rPr>
@@ -5313,7 +5313,7 @@
           <w:sz w:val="24"/>
         </w:rPr>
       </w:pPr>
-      <w:hyperlink w:anchor="_Toc242172988" w:history="1">
+      <w:hyperlink w:anchor="_Toc242173595" w:history="1">
         <w:r>
           <w:rPr>
             <w:rStyle w:val="Hyperlink"/>
@@ -5340,7 +5340,7 @@
             <w:noProof/>
             <w:webHidden/>
           </w:rPr>
-          <w:instrText xml:space="preserve"> PAGEREF _Toc242172988 \h </w:instrText>
+          <w:instrText xml:space="preserve"> PAGEREF _Toc242173595 \h </w:instrText>
         </w:r>
         <w:r>
           <w:rPr>
@@ -5383,7 +5383,7 @@
           <w:sz w:val="24"/>
         </w:rPr>
       </w:pPr>
-      <w:hyperlink w:anchor="_Toc242172989" w:history="1">
+      <w:hyperlink w:anchor="_Toc242173596" w:history="1">
         <w:r>
           <w:rPr>
             <w:rStyle w:val="Hyperlink"/>
@@ -5410,7 +5410,7 @@
             <w:noProof/>
             <w:webHidden/>
           </w:rPr>
-          <w:instrText xml:space="preserve"> PAGEREF _Toc242172989 \h </w:instrText>
+          <w:instrText xml:space="preserve"> PAGEREF _Toc242173596 \h </w:instrText>
         </w:r>
         <w:r>
           <w:rPr>
@@ -5453,7 +5453,7 @@
           <w:sz w:val="24"/>
         </w:rPr>
       </w:pPr>
-      <w:hyperlink w:anchor="_Toc242172990" w:history="1">
+      <w:hyperlink w:anchor="_Toc242173597" w:history="1">
         <w:r>
           <w:rPr>
             <w:rStyle w:val="Hyperlink"/>
@@ -5480,7 +5480,7 @@
             <w:noProof/>
             <w:webHidden/>
           </w:rPr>
-          <w:instrText xml:space="preserve"> PAGEREF _Toc242172990 \h </w:instrText>
+          <w:instrText xml:space="preserve"> PAGEREF _Toc242173597 \h </w:instrText>
         </w:r>
         <w:r>
           <w:rPr>
@@ -5523,7 +5523,7 @@
           <w:sz w:val="24"/>
         </w:rPr>
       </w:pPr>
-      <w:hyperlink w:anchor="_Toc242172991" w:history="1">
+      <w:hyperlink w:anchor="_Toc242173598" w:history="1">
         <w:r>
           <w:rPr>
             <w:rStyle w:val="Hyperlink"/>
@@ -5550,7 +5550,7 @@
             <w:noProof/>
             <w:webHidden/>
           </w:rPr>
-          <w:instrText xml:space="preserve"> PAGEREF _Toc242172991 \h </w:instrText>
+          <w:instrText xml:space="preserve"> PAGEREF _Toc242173598 \h </w:instrText>
         </w:r>
         <w:r>
           <w:rPr>
@@ -5593,7 +5593,7 @@
           <w:sz w:val="24"/>
         </w:rPr>
       </w:pPr>
-      <w:hyperlink w:anchor="_Toc242172992" w:history="1">
+      <w:hyperlink w:anchor="_Toc242173599" w:history="1">
         <w:r>
           <w:rPr>
             <w:rStyle w:val="Hyperlink"/>
@@ -5620,7 +5620,7 @@
             <w:noProof/>
             <w:webHidden/>
           </w:rPr>
-          <w:instrText xml:space="preserve"> PAGEREF _Toc242172992 \h </w:instrText>
+          <w:instrText xml:space="preserve"> PAGEREF _Toc242173599 \h </w:instrText>
         </w:r>
         <w:r>
           <w:rPr>
@@ -5663,7 +5663,7 @@
           <w:sz w:val="24"/>
         </w:rPr>
       </w:pPr>
-      <w:hyperlink w:anchor="_Toc242172993" w:history="1">
+      <w:hyperlink w:anchor="_Toc242173600" w:history="1">
         <w:r>
           <w:rPr>
             <w:rStyle w:val="Hyperlink"/>
@@ -5690,7 +5690,7 @@
             <w:noProof/>
             <w:webHidden/>
           </w:rPr>
-          <w:instrText xml:space="preserve"> PAGEREF _Toc242172993 \h </w:instrText>
+          <w:instrText xml:space="preserve"> PAGEREF _Toc242173600 \h </w:instrText>
         </w:r>
         <w:r>
           <w:rPr>
@@ -5733,7 +5733,7 @@
           <w:sz w:val="24"/>
         </w:rPr>
       </w:pPr>
-      <w:hyperlink w:anchor="_Toc242172994" w:history="1">
+      <w:hyperlink w:anchor="_Toc242173601" w:history="1">
         <w:r>
           <w:rPr>
             <w:rStyle w:val="Hyperlink"/>
@@ -5760,7 +5760,7 @@
             <w:noProof/>
             <w:webHidden/>
           </w:rPr>
-          <w:instrText xml:space="preserve"> PAGEREF _Toc242172994 \h </w:instrText>
+          <w:instrText xml:space="preserve"> PAGEREF _Toc242173601 \h </w:instrText>
         </w:r>
         <w:r>
           <w:rPr>
@@ -5803,7 +5803,7 @@
           <w:sz w:val="24"/>
         </w:rPr>
       </w:pPr>
-      <w:hyperlink w:anchor="_Toc242172995" w:history="1">
+      <w:hyperlink w:anchor="_Toc242173602" w:history="1">
         <w:r>
           <w:rPr>
             <w:rStyle w:val="Hyperlink"/>
@@ -5830,7 +5830,7 @@
             <w:noProof/>
             <w:webHidden/>
           </w:rPr>
-          <w:instrText xml:space="preserve"> PAGEREF _Toc242172995 \h </w:instrText>
+          <w:instrText xml:space="preserve"> PAGEREF _Toc242173602 \h </w:instrText>
         </w:r>
         <w:r>
           <w:rPr>
@@ -5873,7 +5873,7 @@
           <w:sz w:val="24"/>
         </w:rPr>
       </w:pPr>
-      <w:hyperlink w:anchor="_Toc242172996" w:history="1">
+      <w:hyperlink w:anchor="_Toc242173603" w:history="1">
         <w:r>
           <w:rPr>
             <w:rStyle w:val="Hyperlink"/>
@@ -5900,7 +5900,7 @@
             <w:noProof/>
             <w:webHidden/>
           </w:rPr>
-          <w:instrText xml:space="preserve"> PAGEREF _Toc242172996 \h </w:instrText>
+          <w:instrText xml:space="preserve"> PAGEREF _Toc242173603 \h </w:instrText>
         </w:r>
         <w:r>
           <w:rPr>
@@ -5943,7 +5943,7 @@
           <w:sz w:val="24"/>
         </w:rPr>
       </w:pPr>
-      <w:hyperlink w:anchor="_Toc242172997" w:history="1">
+      <w:hyperlink w:anchor="_Toc242173604" w:history="1">
         <w:r>
           <w:rPr>
             <w:rStyle w:val="Hyperlink"/>
@@ -5970,7 +5970,7 @@
             <w:noProof/>
             <w:webHidden/>
           </w:rPr>
-          <w:instrText xml:space="preserve"> PAGEREF _Toc242172997 \h </w:instrText>
+          <w:instrText xml:space="preserve"> PAGEREF _Toc242173604 \h </w:instrText>
         </w:r>
         <w:r>
           <w:rPr>
@@ -6014,7 +6014,7 @@
           <w:sz w:val="24"/>
         </w:rPr>
       </w:pPr>
-      <w:hyperlink w:anchor="_Toc242172998" w:history="1">
+      <w:hyperlink w:anchor="_Toc242173605" w:history="1">
         <w:r>
           <w:rPr>
             <w:rStyle w:val="Hyperlink"/>
@@ -6041,7 +6041,7 @@
             <w:noProof/>
             <w:webHidden/>
           </w:rPr>
-          <w:instrText xml:space="preserve"> PAGEREF _Toc242172998 \h </w:instrText>
+          <w:instrText xml:space="preserve"> PAGEREF _Toc242173605 \h </w:instrText>
         </w:r>
         <w:r>
           <w:rPr>
@@ -6084,7 +6084,7 @@
           <w:sz w:val="24"/>
         </w:rPr>
       </w:pPr>
-      <w:hyperlink w:anchor="_Toc242172999" w:history="1">
+      <w:hyperlink w:anchor="_Toc242173606" w:history="1">
         <w:r>
           <w:rPr>
             <w:rStyle w:val="Hyperlink"/>
@@ -6111,7 +6111,7 @@
             <w:noProof/>
             <w:webHidden/>
           </w:rPr>
-          <w:instrText xml:space="preserve"> PAGEREF _Toc242172999 \h </w:instrText>
+          <w:instrText xml:space="preserve"> PAGEREF _Toc242173606 \h </w:instrText>
         </w:r>
         <w:r>
           <w:rPr>
@@ -6154,7 +6154,7 @@
           <w:sz w:val="24"/>
         </w:rPr>
       </w:pPr>
-      <w:hyperlink w:anchor="_Toc242173000" w:history="1">
+      <w:hyperlink w:anchor="_Toc242173607" w:history="1">
         <w:r>
           <w:rPr>
             <w:rStyle w:val="Hyperlink"/>
@@ -6181,7 +6181,7 @@
             <w:noProof/>
             <w:webHidden/>
           </w:rPr>
-          <w:instrText xml:space="preserve"> PAGEREF _Toc242173000 \h </w:instrText>
+          <w:instrText xml:space="preserve"> PAGEREF _Toc242173607 \h </w:instrText>
         </w:r>
         <w:r>
           <w:rPr>
@@ -6224,7 +6224,7 @@
           <w:sz w:val="24"/>
         </w:rPr>
       </w:pPr>
-      <w:hyperlink w:anchor="_Toc242173001" w:history="1">
+      <w:hyperlink w:anchor="_Toc242173608" w:history="1">
         <w:r>
           <w:rPr>
             <w:rStyle w:val="Hyperlink"/>
@@ -6251,7 +6251,7 @@
             <w:noProof/>
             <w:webHidden/>
           </w:rPr>
-          <w:instrText xml:space="preserve"> PAGEREF _Toc242173001 \h </w:instrText>
+          <w:instrText xml:space="preserve"> PAGEREF _Toc242173608 \h </w:instrText>
         </w:r>
         <w:r>
           <w:rPr>
@@ -6294,7 +6294,7 @@
           <w:sz w:val="24"/>
         </w:rPr>
       </w:pPr>
-      <w:hyperlink w:anchor="_Toc242173002" w:history="1">
+      <w:hyperlink w:anchor="_Toc242173609" w:history="1">
         <w:r>
           <w:rPr>
             <w:rStyle w:val="Hyperlink"/>
@@ -6321,7 +6321,7 @@
             <w:noProof/>
             <w:webHidden/>
           </w:rPr>
-          <w:instrText xml:space="preserve"> PAGEREF _Toc242173002 \h </w:instrText>
+          <w:instrText xml:space="preserve"> PAGEREF _Toc242173609 \h </w:instrText>
         </w:r>
         <w:r>
           <w:rPr>
@@ -6364,7 +6364,7 @@
           <w:sz w:val="24"/>
         </w:rPr>
       </w:pPr>
-      <w:hyperlink w:anchor="_Toc242173003" w:history="1">
+      <w:hyperlink w:anchor="_Toc242173610" w:history="1">
         <w:r>
           <w:rPr>
             <w:rStyle w:val="Hyperlink"/>
@@ -6391,7 +6391,7 @@
             <w:noProof/>
             <w:webHidden/>
           </w:rPr>
-          <w:instrText xml:space="preserve"> PAGEREF _Toc242173003 \h </w:instrText>
+          <w:instrText xml:space="preserve"> PAGEREF _Toc242173610 \h </w:instrText>
         </w:r>
         <w:r>
           <w:rPr>
@@ -6434,7 +6434,7 @@
           <w:sz w:val="24"/>
         </w:rPr>
       </w:pPr>
-      <w:hyperlink w:anchor="_Toc242173004" w:history="1">
+      <w:hyperlink w:anchor="_Toc242173611" w:history="1">
         <w:r>
           <w:rPr>
             <w:rStyle w:val="Hyperlink"/>
@@ -6461,7 +6461,7 @@
             <w:noProof/>
             <w:webHidden/>
           </w:rPr>
-          <w:instrText xml:space="preserve"> PAGEREF _Toc242173004 \h </w:instrText>
+          <w:instrText xml:space="preserve"> PAGEREF _Toc242173611 \h </w:instrText>
         </w:r>
         <w:r>
           <w:rPr>
@@ -6504,7 +6504,7 @@
           <w:sz w:val="24"/>
         </w:rPr>
       </w:pPr>
-      <w:hyperlink w:anchor="_Toc242173005" w:history="1">
+      <w:hyperlink w:anchor="_Toc242173612" w:history="1">
         <w:r>
           <w:rPr>
             <w:rStyle w:val="Hyperlink"/>
@@ -6531,7 +6531,7 @@
             <w:noProof/>
             <w:webHidden/>
           </w:rPr>
-          <w:instrText xml:space="preserve"> PAGEREF _Toc242173005 \h </w:instrText>
+          <w:instrText xml:space="preserve"> PAGEREF _Toc242173612 \h </w:instrText>
         </w:r>
         <w:r>
           <w:rPr>
@@ -6574,7 +6574,7 @@
           <w:sz w:val="24"/>
         </w:rPr>
       </w:pPr>
-      <w:hyperlink w:anchor="_Toc242173006" w:history="1">
+      <w:hyperlink w:anchor="_Toc242173613" w:history="1">
         <w:r>
           <w:rPr>
             <w:rStyle w:val="Hyperlink"/>
@@ -6601,7 +6601,7 @@
             <w:noProof/>
             <w:webHidden/>
           </w:rPr>
-          <w:instrText xml:space="preserve"> PAGEREF _Toc242173006 \h </w:instrText>
+          <w:instrText xml:space="preserve"> PAGEREF _Toc242173613 \h </w:instrText>
         </w:r>
         <w:r>
           <w:rPr>
@@ -6644,7 +6644,7 @@
           <w:sz w:val="24"/>
         </w:rPr>
       </w:pPr>
-      <w:hyperlink w:anchor="_Toc242173007" w:history="1">
+      <w:hyperlink w:anchor="_Toc242173614" w:history="1">
         <w:r>
           <w:rPr>
             <w:rStyle w:val="Hyperlink"/>
@@ -6671,7 +6671,7 @@
             <w:noProof/>
             <w:webHidden/>
           </w:rPr>
-          <w:instrText xml:space="preserve"> PAGEREF _Toc242173007 \h </w:instrText>
+          <w:instrText xml:space="preserve"> PAGEREF _Toc242173614 \h </w:instrText>
         </w:r>
         <w:r>
           <w:rPr>
@@ -6714,7 +6714,7 @@
           <w:sz w:val="24"/>
         </w:rPr>
       </w:pPr>
-      <w:hyperlink w:anchor="_Toc242173008" w:history="1">
+      <w:hyperlink w:anchor="_Toc242173615" w:history="1">
         <w:r>
           <w:rPr>
             <w:rStyle w:val="Hyperlink"/>
@@ -6741,7 +6741,7 @@
             <w:noProof/>
             <w:webHidden/>
           </w:rPr>
-          <w:instrText xml:space="preserve"> PAGEREF _Toc242173008 \h </w:instrText>
+          <w:instrText xml:space="preserve"> PAGEREF _Toc242173615 \h </w:instrText>
         </w:r>
         <w:r>
           <w:rPr>
@@ -6784,7 +6784,7 @@
           <w:sz w:val="24"/>
         </w:rPr>
       </w:pPr>
-      <w:hyperlink w:anchor="_Toc242173009" w:history="1">
+      <w:hyperlink w:anchor="_Toc242173616" w:history="1">
         <w:r>
           <w:rPr>
             <w:rStyle w:val="Hyperlink"/>
@@ -6811,7 +6811,7 @@
             <w:noProof/>
             <w:webHidden/>
           </w:rPr>
-          <w:instrText xml:space="preserve"> PAGEREF _Toc242173009 \h </w:instrText>
+          <w:instrText xml:space="preserve"> PAGEREF _Toc242173616 \h </w:instrText>
         </w:r>
         <w:r>
           <w:rPr>
@@ -6855,7 +6855,7 @@
           <w:sz w:val="24"/>
         </w:rPr>
       </w:pPr>
-      <w:hyperlink w:anchor="_Toc242173010" w:history="1">
+      <w:hyperlink w:anchor="_Toc242173617" w:history="1">
         <w:r>
           <w:rPr>
             <w:rStyle w:val="Hyperlink"/>
@@ -6882,7 +6882,7 @@
             <w:noProof/>
             <w:webHidden/>
           </w:rPr>
-          <w:instrText xml:space="preserve"> PAGEREF _Toc242173010 \h </w:instrText>
+          <w:instrText xml:space="preserve"> PAGEREF _Toc242173617 \h </w:instrText>
         </w:r>
         <w:r>
           <w:rPr>
@@ -6925,7 +6925,7 @@
           <w:sz w:val="24"/>
         </w:rPr>
       </w:pPr>
-      <w:hyperlink w:anchor="_Toc242173011" w:history="1">
+      <w:hyperlink w:anchor="_Toc242173618" w:history="1">
         <w:r>
           <w:rPr>
             <w:rStyle w:val="Hyperlink"/>
@@ -6952,7 +6952,7 @@
             <w:noProof/>
             <w:webHidden/>
           </w:rPr>
-          <w:instrText xml:space="preserve"> PAGEREF _Toc242173011 \h </w:instrText>
+          <w:instrText xml:space="preserve"> PAGEREF _Toc242173618 \h </w:instrText>
         </w:r>
         <w:r>
           <w:rPr>
@@ -6995,7 +6995,7 @@
           <w:sz w:val="24"/>
         </w:rPr>
       </w:pPr>
-      <w:hyperlink w:anchor="_Toc242173012" w:history="1">
+      <w:hyperlink w:anchor="_Toc242173619" w:history="1">
         <w:r>
           <w:rPr>
             <w:rStyle w:val="Hyperlink"/>
@@ -7022,7 +7022,7 @@
             <w:noProof/>
             <w:webHidden/>
           </w:rPr>
-          <w:instrText xml:space="preserve"> PAGEREF _Toc242173012 \h </w:instrText>
+          <w:instrText xml:space="preserve"> PAGEREF _Toc242173619 \h </w:instrText>
         </w:r>
         <w:r>
           <w:rPr>
@@ -7065,7 +7065,7 @@
           <w:sz w:val="24"/>
         </w:rPr>
       </w:pPr>
-      <w:hyperlink w:anchor="_Toc242173013" w:history="1">
+      <w:hyperlink w:anchor="_Toc242173620" w:history="1">
         <w:r>
           <w:rPr>
             <w:rStyle w:val="Hyperlink"/>
@@ -7092,7 +7092,7 @@
             <w:noProof/>
             <w:webHidden/>
           </w:rPr>
-          <w:instrText xml:space="preserve"> PAGEREF _Toc242173013 \h </w:instrText>
+          <w:instrText xml:space="preserve"> PAGEREF _Toc242173620 \h </w:instrText>
         </w:r>
         <w:r>
           <w:rPr>
@@ -7135,7 +7135,7 @@
           <w:sz w:val="24"/>
         </w:rPr>
       </w:pPr>
-      <w:hyperlink w:anchor="_Toc242173014" w:history="1">
+      <w:hyperlink w:anchor="_Toc242173621" w:history="1">
         <w:r>
           <w:rPr>
             <w:rStyle w:val="Hyperlink"/>
@@ -7162,7 +7162,7 @@
             <w:noProof/>
             <w:webHidden/>
           </w:rPr>
-          <w:instrText xml:space="preserve"> PAGEREF _Toc242173014 \h </w:instrText>
+          <w:instrText xml:space="preserve"> PAGEREF _Toc242173621 \h </w:instrText>
         </w:r>
         <w:r>
           <w:rPr>
@@ -7205,7 +7205,7 @@
           <w:sz w:val="24"/>
         </w:rPr>
       </w:pPr>
-      <w:hyperlink w:anchor="_Toc242173015" w:history="1">
+      <w:hyperlink w:anchor="_Toc242173622" w:history="1">
         <w:r>
           <w:rPr>
             <w:rStyle w:val="Hyperlink"/>
@@ -7232,7 +7232,7 @@
             <w:noProof/>
             <w:webHidden/>
           </w:rPr>
-          <w:instrText xml:space="preserve"> PAGEREF _Toc242173015 \h </w:instrText>
+          <w:instrText xml:space="preserve"> PAGEREF _Toc242173622 \h </w:instrText>
         </w:r>
         <w:r>
           <w:rPr>
@@ -7276,7 +7276,7 @@
           <w:sz w:val="24"/>
         </w:rPr>
       </w:pPr>
-      <w:hyperlink w:anchor="_Toc242173016" w:history="1">
+      <w:hyperlink w:anchor="_Toc242173623" w:history="1">
         <w:r>
           <w:rPr>
             <w:rStyle w:val="Hyperlink"/>
@@ -7303,7 +7303,7 @@
             <w:noProof/>
             <w:webHidden/>
           </w:rPr>
-          <w:instrText xml:space="preserve"> PAGEREF _Toc242173016 \h </w:instrText>
+          <w:instrText xml:space="preserve"> PAGEREF _Toc242173623 \h </w:instrText>
         </w:r>
         <w:r>
           <w:rPr>
@@ -7346,7 +7346,7 @@
           <w:sz w:val="24"/>
         </w:rPr>
       </w:pPr>
-      <w:hyperlink w:anchor="_Toc242173017" w:history="1">
+      <w:hyperlink w:anchor="_Toc242173624" w:history="1">
         <w:r>
           <w:rPr>
             <w:rStyle w:val="Hyperlink"/>
@@ -7373,7 +7373,7 @@
             <w:noProof/>
             <w:webHidden/>
           </w:rPr>
-          <w:instrText xml:space="preserve"> PAGEREF _Toc242173017 \h </w:instrText>
+          <w:instrText xml:space="preserve"> PAGEREF _Toc242173624 \h </w:instrText>
         </w:r>
         <w:r>
           <w:rPr>
@@ -7416,7 +7416,7 @@
           <w:sz w:val="24"/>
         </w:rPr>
       </w:pPr>
-      <w:hyperlink w:anchor="_Toc242173018" w:history="1">
+      <w:hyperlink w:anchor="_Toc242173625" w:history="1">
         <w:r>
           <w:rPr>
             <w:rStyle w:val="Hyperlink"/>
@@ -7443,7 +7443,7 @@
             <w:noProof/>
             <w:webHidden/>
           </w:rPr>
-          <w:instrText xml:space="preserve"> PAGEREF _Toc242173018 \h </w:instrText>
+          <w:instrText xml:space="preserve"> PAGEREF _Toc242173625 \h </w:instrText>
         </w:r>
         <w:r>
           <w:rPr>
@@ -7486,7 +7486,7 @@
           <w:sz w:val="24"/>
         </w:rPr>
       </w:pPr>
-      <w:hyperlink w:anchor="_Toc242173019" w:history="1">
+      <w:hyperlink w:anchor="_Toc242173626" w:history="1">
         <w:r>
           <w:rPr>
             <w:rStyle w:val="Hyperlink"/>
@@ -7513,7 +7513,7 @@
             <w:noProof/>
             <w:webHidden/>
           </w:rPr>
-          <w:instrText xml:space="preserve"> PAGEREF _Toc242173019 \h </w:instrText>
+          <w:instrText xml:space="preserve"> PAGEREF _Toc242173626 \h </w:instrText>
         </w:r>
         <w:r>
           <w:rPr>
@@ -7556,7 +7556,7 @@
           <w:sz w:val="24"/>
         </w:rPr>
       </w:pPr>
-      <w:hyperlink w:anchor="_Toc242173020" w:history="1">
+      <w:hyperlink w:anchor="_Toc242173627" w:history="1">
         <w:r>
           <w:rPr>
             <w:rStyle w:val="Hyperlink"/>
@@ -7583,7 +7583,7 @@
             <w:noProof/>
             <w:webHidden/>
           </w:rPr>
-          <w:instrText xml:space="preserve"> PAGEREF _Toc242173020 \h </w:instrText>
+          <w:instrText xml:space="preserve"> PAGEREF _Toc242173627 \h </w:instrText>
         </w:r>
         <w:r>
           <w:rPr>
@@ -7626,7 +7626,7 @@
           <w:sz w:val="24"/>
         </w:rPr>
       </w:pPr>
-      <w:hyperlink w:anchor="_Toc242173021" w:history="1">
+      <w:hyperlink w:anchor="_Toc242173628" w:history="1">
         <w:r>
           <w:rPr>
             <w:rStyle w:val="Hyperlink"/>
@@ -7653,7 +7653,7 @@
             <w:noProof/>
             <w:webHidden/>
           </w:rPr>
-          <w:instrText xml:space="preserve"> PAGEREF _Toc242173021 \h </w:instrText>
+          <w:instrText xml:space="preserve"> PAGEREF _Toc242173628 \h </w:instrText>
         </w:r>
         <w:r>
           <w:rPr>
@@ -7696,7 +7696,7 @@
           <w:sz w:val="24"/>
         </w:rPr>
       </w:pPr>
-      <w:hyperlink w:anchor="_Toc242173022" w:history="1">
+      <w:hyperlink w:anchor="_Toc242173629" w:history="1">
         <w:r>
           <w:rPr>
             <w:rStyle w:val="Hyperlink"/>
@@ -7723,7 +7723,7 @@
             <w:noProof/>
             <w:webHidden/>
           </w:rPr>
-          <w:instrText xml:space="preserve"> PAGEREF _Toc242173022 \h </w:instrText>
+          <w:instrText xml:space="preserve"> PAGEREF _Toc242173629 \h </w:instrText>
         </w:r>
         <w:r>
           <w:rPr>
@@ -7766,7 +7766,7 @@
           <w:sz w:val="24"/>
         </w:rPr>
       </w:pPr>
-      <w:hyperlink w:anchor="_Toc242173023" w:history="1">
+      <w:hyperlink w:anchor="_Toc242173630" w:history="1">
         <w:r>
           <w:rPr>
             <w:rStyle w:val="Hyperlink"/>
@@ -7793,7 +7793,7 @@
             <w:noProof/>
             <w:webHidden/>
           </w:rPr>
-          <w:instrText xml:space="preserve"> PAGEREF _Toc242173023 \h </w:instrText>
+          <w:instrText xml:space="preserve"> PAGEREF _Toc242173630 \h </w:instrText>
         </w:r>
         <w:r>
           <w:rPr>
@@ -7836,7 +7836,7 @@
           <w:sz w:val="24"/>
         </w:rPr>
       </w:pPr>
-      <w:hyperlink w:anchor="_Toc242173024" w:history="1">
+      <w:hyperlink w:anchor="_Toc242173631" w:history="1">
         <w:r>
           <w:rPr>
             <w:rStyle w:val="Hyperlink"/>
@@ -7863,7 +7863,7 @@
             <w:noProof/>
             <w:webHidden/>
           </w:rPr>
-          <w:instrText xml:space="preserve"> PAGEREF _Toc242173024 \h </w:instrText>
+          <w:instrText xml:space="preserve"> PAGEREF _Toc242173631 \h </w:instrText>
         </w:r>
         <w:r>
           <w:rPr>
@@ -7906,7 +7906,7 @@
           <w:sz w:val="24"/>
         </w:rPr>
       </w:pPr>
-      <w:hyperlink w:anchor="_Toc242173025" w:history="1">
+      <w:hyperlink w:anchor="_Toc242173632" w:history="1">
         <w:r>
           <w:rPr>
             <w:rStyle w:val="Hyperlink"/>
@@ -7933,7 +7933,7 @@
             <w:noProof/>
             <w:webHidden/>
           </w:rPr>
-          <w:instrText xml:space="preserve"> PAGEREF _Toc242173025 \h </w:instrText>
+          <w:instrText xml:space="preserve"> PAGEREF _Toc242173632 \h </w:instrText>
         </w:r>
         <w:r>
           <w:rPr>
@@ -7976,7 +7976,7 @@
           <w:sz w:val="24"/>
         </w:rPr>
       </w:pPr>
-      <w:hyperlink w:anchor="_Toc242173026" w:history="1">
+      <w:hyperlink w:anchor="_Toc242173633" w:history="1">
         <w:r>
           <w:rPr>
             <w:rStyle w:val="Hyperlink"/>
@@ -8003,7 +8003,7 @@
             <w:noProof/>
             <w:webHidden/>
           </w:rPr>
-          <w:instrText xml:space="preserve"> PAGEREF _Toc242173026 \h </w:instrText>
+          <w:instrText xml:space="preserve"> PAGEREF _Toc242173633 \h </w:instrText>
         </w:r>
         <w:r>
           <w:rPr>
@@ -8046,7 +8046,7 @@
           <w:sz w:val="24"/>
         </w:rPr>
       </w:pPr>
-      <w:hyperlink w:anchor="_Toc242173027" w:history="1">
+      <w:hyperlink w:anchor="_Toc242173634" w:history="1">
         <w:r>
           <w:rPr>
             <w:rStyle w:val="Hyperlink"/>
@@ -8073,7 +8073,7 @@
             <w:noProof/>
             <w:webHidden/>
           </w:rPr>
-          <w:instrText xml:space="preserve"> PAGEREF _Toc242173027 \h </w:instrText>
+          <w:instrText xml:space="preserve"> PAGEREF _Toc242173634 \h </w:instrText>
         </w:r>
         <w:r>
           <w:rPr>
@@ -8116,7 +8116,7 @@
           <w:sz w:val="24"/>
         </w:rPr>
       </w:pPr>
-      <w:hyperlink w:anchor="_Toc242173028" w:history="1">
+      <w:hyperlink w:anchor="_Toc242173635" w:history="1">
         <w:r>
           <w:rPr>
             <w:rStyle w:val="Hyperlink"/>
@@ -8143,7 +8143,7 @@
             <w:noProof/>
             <w:webHidden/>
           </w:rPr>
-          <w:instrText xml:space="preserve"> PAGEREF _Toc242173028 \h </w:instrText>
+          <w:instrText xml:space="preserve"> PAGEREF _Toc242173635 \h </w:instrText>
         </w:r>
         <w:r>
           <w:rPr>
@@ -8186,7 +8186,7 @@
           <w:sz w:val="24"/>
         </w:rPr>
       </w:pPr>
-      <w:hyperlink w:anchor="_Toc242173029" w:history="1">
+      <w:hyperlink w:anchor="_Toc242173636" w:history="1">
         <w:r>
           <w:rPr>
             <w:rStyle w:val="Hyperlink"/>
@@ -8213,7 +8213,7 @@
             <w:noProof/>
             <w:webHidden/>
           </w:rPr>
-          <w:instrText xml:space="preserve"> PAGEREF _Toc242173029 \h </w:instrText>
+          <w:instrText xml:space="preserve"> PAGEREF _Toc242173636 \h </w:instrText>
         </w:r>
         <w:r>
           <w:rPr>
@@ -8257,7 +8257,7 @@
           <w:sz w:val="24"/>
         </w:rPr>
       </w:pPr>
-      <w:hyperlink w:anchor="_Toc242173030" w:history="1">
+      <w:hyperlink w:anchor="_Toc242173637" w:history="1">
         <w:r>
           <w:rPr>
             <w:rStyle w:val="Hyperlink"/>
@@ -8284,7 +8284,7 @@
             <w:noProof/>
             <w:webHidden/>
           </w:rPr>
-          <w:instrText xml:space="preserve"> PAGEREF _Toc242173030 \h </w:instrText>
+          <w:instrText xml:space="preserve"> PAGEREF _Toc242173637 \h </w:instrText>
         </w:r>
         <w:r>
           <w:rPr>
@@ -8327,7 +8327,7 @@
           <w:sz w:val="24"/>
         </w:rPr>
       </w:pPr>
-      <w:hyperlink w:anchor="_Toc242173031" w:history="1">
+      <w:hyperlink w:anchor="_Toc242173638" w:history="1">
         <w:r>
           <w:rPr>
             <w:rStyle w:val="Hyperlink"/>
@@ -8354,7 +8354,7 @@
             <w:noProof/>
             <w:webHidden/>
           </w:rPr>
-          <w:instrText xml:space="preserve"> PAGEREF _Toc242173031 \h </w:instrText>
+          <w:instrText xml:space="preserve"> PAGEREF _Toc242173638 \h </w:instrText>
         </w:r>
         <w:r>
           <w:rPr>
@@ -8397,7 +8397,7 @@
           <w:sz w:val="24"/>
         </w:rPr>
       </w:pPr>
-      <w:hyperlink w:anchor="_Toc242173032" w:history="1">
+      <w:hyperlink w:anchor="_Toc242173639" w:history="1">
         <w:r>
           <w:rPr>
             <w:rStyle w:val="Hyperlink"/>
@@ -8424,7 +8424,7 @@
             <w:noProof/>
             <w:webHidden/>
           </w:rPr>
-          <w:instrText xml:space="preserve"> PAGEREF _Toc242173032 \h </w:instrText>
+          <w:instrText xml:space="preserve"> PAGEREF _Toc242173639 \h </w:instrText>
         </w:r>
         <w:r>
           <w:rPr>
@@ -8469,7 +8469,7 @@
       <w:pPr>
         <w:pStyle w:val="berschrift1"/>
       </w:pPr>
-      <w:bookmarkStart w:id="0" w:name="_Toc242172914"/>
+      <w:bookmarkStart w:id="0" w:name="_Toc242173521"/>
       <w:r>
         <w:t>Einleitung und Wegweiser</w:t>
       </w:r>
@@ -8498,7 +8498,7 @@
       <w:pPr>
         <w:pStyle w:val="berschrift2"/>
       </w:pPr>
-      <w:bookmarkStart w:id="1" w:name="_Toc242172915"/>
+      <w:bookmarkStart w:id="1" w:name="_Toc242173522"/>
       <w:r>
         <w:t>So ist jede Seite beschrieben</w:t>
       </w:r>
@@ -8608,7 +8608,7 @@
       <w:pPr>
         <w:pStyle w:val="berschrift2"/>
       </w:pPr>
-      <w:bookmarkStart w:id="2" w:name="_Toc242172916"/>
+      <w:bookmarkStart w:id="2" w:name="_Toc242173523"/>
       <w:r>
         <w:t>Wegweiser nach Rolle</w:t>
       </w:r>
@@ -9044,7 +9044,7 @@
       <w:pPr>
         <w:pStyle w:val="berschrift2"/>
       </w:pPr>
-      <w:bookmarkStart w:id="3" w:name="_Toc242172917"/>
+      <w:bookmarkStart w:id="3" w:name="_Toc242173524"/>
       <w:r>
         <w:t>Allgemeine Regeln für alle Zahlen</w:t>
       </w:r>
@@ -9084,7 +9084,7 @@
       <w:pPr>
         <w:pStyle w:val="berschrift1"/>
       </w:pPr>
-      <w:bookmarkStart w:id="4" w:name="_Toc242172918"/>
+      <w:bookmarkStart w:id="4" w:name="_Toc242173525"/>
       <w:r>
         <w:t>Finance und Management</w:t>
       </w:r>
@@ -9125,7 +9125,7 @@
       <w:pPr>
         <w:pStyle w:val="berschrift2"/>
       </w:pPr>
-      <w:bookmarkStart w:id="5" w:name="_Toc242172919"/>
+      <w:bookmarkStart w:id="5" w:name="_Toc242173526"/>
       <w:r>
         <w:t>Export Dashboard</w:t>
       </w:r>
@@ -9244,7 +9244,7 @@
       <w:pPr>
         <w:pStyle w:val="berschrift2"/>
       </w:pPr>
-      <w:bookmarkStart w:id="6" w:name="_Toc242172920"/>
+      <w:bookmarkStart w:id="6" w:name="_Toc242173527"/>
       <w:r>
         <w:t>Schnellübersicht</w:t>
       </w:r>
@@ -9349,7 +9349,7 @@
       <w:pPr>
         <w:pStyle w:val="berschrift2"/>
       </w:pPr>
-      <w:bookmarkStart w:id="7" w:name="_Toc242172921"/>
+      <w:bookmarkStart w:id="7" w:name="_Toc242173528"/>
       <w:r>
         <w:t>Management Entscheidungen</w:t>
       </w:r>
@@ -9458,7 +9458,7 @@
       <w:pPr>
         <w:pStyle w:val="berschrift2"/>
       </w:pPr>
-      <w:bookmarkStart w:id="8" w:name="_Toc242172922"/>
+      <w:bookmarkStart w:id="8" w:name="_Toc242173529"/>
       <w:r>
         <w:t>Finance Summary (Experten)</w:t>
       </w:r>
@@ -9550,7 +9550,7 @@
       <w:pPr>
         <w:pStyle w:val="berschrift2"/>
       </w:pPr>
-      <w:bookmarkStart w:id="9" w:name="_Toc242172923"/>
+      <w:bookmarkStart w:id="9" w:name="_Toc242173530"/>
       <w:r>
         <w:t>Länder Diagnose (Experten)</w:t>
       </w:r>
@@ -9642,7 +9642,7 @@
       <w:pPr>
         <w:pStyle w:val="berschrift2"/>
       </w:pPr>
-      <w:bookmarkStart w:id="10" w:name="_Toc242172924"/>
+      <w:bookmarkStart w:id="10" w:name="_Toc242173531"/>
       <w:r>
         <w:t>Datenstatus (Experten)</w:t>
       </w:r>
@@ -9734,7 +9734,7 @@
       <w:pPr>
         <w:pStyle w:val="berschrift2"/>
       </w:pPr>
-      <w:bookmarkStart w:id="11" w:name="_Toc242172925"/>
+      <w:bookmarkStart w:id="11" w:name="_Toc242173532"/>
       <w:r>
         <w:t>Abweichungen (Experten)</w:t>
       </w:r>
@@ -9815,7 +9815,7 @@
       <w:pPr>
         <w:pStyle w:val="berschrift2"/>
       </w:pPr>
-      <w:bookmarkStart w:id="12" w:name="_Toc242172926"/>
+      <w:bookmarkStart w:id="12" w:name="_Toc242173533"/>
       <w:r>
         <w:t>Gutschriften (Experten)</w:t>
       </w:r>
@@ -9896,7 +9896,7 @@
       <w:pPr>
         <w:pStyle w:val="berschrift2"/>
       </w:pPr>
-      <w:bookmarkStart w:id="13" w:name="_Toc242172927"/>
+      <w:bookmarkStart w:id="13" w:name="_Toc242173534"/>
       <w:r>
         <w:t>Datenqualität (Experten)</w:t>
       </w:r>
@@ -9977,7 +9977,7 @@
       <w:pPr>
         <w:pStyle w:val="berschrift2"/>
       </w:pPr>
-      <w:bookmarkStart w:id="14" w:name="_Toc242172928"/>
+      <w:bookmarkStart w:id="14" w:name="_Toc242173535"/>
       <w:r>
         <w:t>Finance Pivot (Experten)</w:t>
       </w:r>
@@ -10069,7 +10069,7 @@
       <w:pPr>
         <w:pStyle w:val="berschrift2"/>
       </w:pPr>
-      <w:bookmarkStart w:id="15" w:name="_Toc242172929"/>
+      <w:bookmarkStart w:id="15" w:name="_Toc242173536"/>
       <w:r>
         <w:t>Sparten-Finanzanalyse (Experten)</w:t>
       </w:r>
@@ -10161,7 +10161,7 @@
       <w:pPr>
         <w:pStyle w:val="berschrift2"/>
       </w:pPr>
-      <w:bookmarkStart w:id="16" w:name="_Toc242172930"/>
+      <w:bookmarkStart w:id="16" w:name="_Toc242173537"/>
       <w:r>
         <w:t>Zentrale Spartenzuordnung (Experten)</w:t>
       </w:r>
@@ -10242,7 +10242,7 @@
       <w:pPr>
         <w:pStyle w:val="berschrift2"/>
       </w:pPr>
-      <w:bookmarkStart w:id="17" w:name="_Toc242172931"/>
+      <w:bookmarkStart w:id="17" w:name="_Toc242173538"/>
       <w:r>
         <w:t>Finance Prüfbuch (Experten)</w:t>
       </w:r>
@@ -10334,7 +10334,7 @@
       <w:pPr>
         <w:pStyle w:val="berschrift2"/>
       </w:pPr>
-      <w:bookmarkStart w:id="18" w:name="_Toc242172932"/>
+      <w:bookmarkStart w:id="18" w:name="_Toc242173539"/>
       <w:r>
         <w:t>Gruppenmarge (Experten)</w:t>
       </w:r>
@@ -10440,7 +10440,7 @@
       <w:pPr>
         <w:pStyle w:val="berschrift2"/>
       </w:pPr>
-      <w:bookmarkStart w:id="19" w:name="_Toc242172933"/>
+      <w:bookmarkStart w:id="19" w:name="_Toc242173540"/>
       <w:r>
         <w:t>3D Datenanalyse (Experten)</w:t>
       </w:r>
@@ -10535,7 +10535,7 @@
       <w:pPr>
         <w:pStyle w:val="berschrift2"/>
       </w:pPr>
-      <w:bookmarkStart w:id="20" w:name="_Toc242172934"/>
+      <w:bookmarkStart w:id="20" w:name="_Toc242173541"/>
       <w:r>
         <w:t>Rohdaten Diagnose (Experten)</w:t>
       </w:r>
@@ -10630,7 +10630,7 @@
       <w:pPr>
         <w:pStyle w:val="berschrift2"/>
       </w:pPr>
-      <w:bookmarkStart w:id="21" w:name="_Toc242172935"/>
+      <w:bookmarkStart w:id="21" w:name="_Toc242173542"/>
       <w:r>
         <w:t>Daten-Heartbeat (Experten)</w:t>
       </w:r>
@@ -10725,7 +10725,7 @@
       <w:pPr>
         <w:pStyle w:val="berschrift2"/>
       </w:pPr>
-      <w:bookmarkStart w:id="22" w:name="_Toc242172936"/>
+      <w:bookmarkStart w:id="22" w:name="_Toc242173543"/>
       <w:r>
         <w:t>Soll/Ist Vergleich</w:t>
       </w:r>
@@ -10820,7 +10820,7 @@
       <w:pPr>
         <w:pStyle w:val="berschrift2"/>
       </w:pPr>
-      <w:bookmarkStart w:id="23" w:name="_Toc242172937"/>
+      <w:bookmarkStart w:id="23" w:name="_Toc242173544"/>
       <w:r>
         <w:t>Controlling</w:t>
       </w:r>
@@ -10932,7 +10932,7 @@
       <w:pPr>
         <w:pStyle w:val="berschrift2"/>
       </w:pPr>
-      <w:bookmarkStart w:id="24" w:name="_Toc242172938"/>
+      <w:bookmarkStart w:id="24" w:name="_Toc242173545"/>
       <w:r>
         <w:t>Finance Schulung</w:t>
       </w:r>
@@ -11027,7 +11027,7 @@
       <w:pPr>
         <w:pStyle w:val="berschrift2"/>
       </w:pPr>
-      <w:bookmarkStart w:id="25" w:name="_Toc242172939"/>
+      <w:bookmarkStart w:id="25" w:name="_Toc242173546"/>
       <w:r>
         <w:t>Manuelle Importe</w:t>
       </w:r>
@@ -11119,7 +11119,7 @@
       <w:pPr>
         <w:pStyle w:val="berschrift2"/>
       </w:pPr>
-      <w:bookmarkStart w:id="26" w:name="_Toc242172940"/>
+      <w:bookmarkStart w:id="26" w:name="_Toc242173547"/>
       <w:r>
         <w:t>Journal Import</w:t>
       </w:r>
@@ -11211,7 +11211,7 @@
       <w:pPr>
         <w:pStyle w:val="berschrift2"/>
       </w:pPr>
-      <w:bookmarkStart w:id="27" w:name="_Toc242172941"/>
+      <w:bookmarkStart w:id="27" w:name="_Toc242173548"/>
       <w:r>
         <w:t>Marktsegmente</w:t>
       </w:r>
@@ -11320,7 +11320,7 @@
       <w:pPr>
         <w:pStyle w:val="berschrift2"/>
       </w:pPr>
-      <w:bookmarkStart w:id="28" w:name="_Toc242172942"/>
+      <w:bookmarkStart w:id="28" w:name="_Toc242173549"/>
       <w:r>
         <w:t>Administration</w:t>
       </w:r>
@@ -11498,7 +11498,7 @@
       <w:pPr>
         <w:pStyle w:val="berschrift2"/>
       </w:pPr>
-      <w:bookmarkStart w:id="29" w:name="_Toc242172943"/>
+      <w:bookmarkStart w:id="29" w:name="_Toc242173550"/>
       <w:r>
         <w:t>Kennzahlen-Glossar</w:t>
       </w:r>
@@ -12407,7 +12407,7 @@
       <w:pPr>
         <w:pStyle w:val="berschrift1"/>
       </w:pPr>
-      <w:bookmarkStart w:id="30" w:name="_Toc242172944"/>
+      <w:bookmarkStart w:id="30" w:name="_Toc242173551"/>
       <w:r>
         <w:t>Einkauf</w:t>
       </w:r>
@@ -12474,7 +12474,7 @@
       <w:pPr>
         <w:pStyle w:val="berschrift2"/>
       </w:pPr>
-      <w:bookmarkStart w:id="31" w:name="_Toc242172945"/>
+      <w:bookmarkStart w:id="31" w:name="_Toc242173552"/>
       <w:r>
         <w:t>Einkauf Dashboard</w:t>
       </w:r>
@@ -12745,7 +12745,7 @@
       <w:pPr>
         <w:pStyle w:val="berschrift2"/>
       </w:pPr>
-      <w:bookmarkStart w:id="32" w:name="_Toc242172946"/>
+      <w:bookmarkStart w:id="32" w:name="_Toc242173553"/>
       <w:r>
         <w:t>Spend</w:t>
       </w:r>
@@ -12904,7 +12904,7 @@
       <w:pPr>
         <w:pStyle w:val="berschrift2"/>
       </w:pPr>
-      <w:bookmarkStart w:id="33" w:name="_Toc242172947"/>
+      <w:bookmarkStart w:id="33" w:name="_Toc242173554"/>
       <w:r>
         <w:t>Offene Bestellungen</w:t>
       </w:r>
@@ -13055,7 +13055,7 @@
       <w:pPr>
         <w:pStyle w:val="berschrift2"/>
       </w:pPr>
-      <w:bookmarkStart w:id="34" w:name="_Toc242172948"/>
+      <w:bookmarkStart w:id="34" w:name="_Toc242173555"/>
       <w:r>
         <w:t>Kontrakte</w:t>
       </w:r>
@@ -13178,7 +13178,7 @@
       <w:pPr>
         <w:pStyle w:val="berschrift2"/>
       </w:pPr>
-      <w:bookmarkStart w:id="35" w:name="_Toc242172949"/>
+      <w:bookmarkStart w:id="35" w:name="_Toc242173556"/>
       <w:r>
         <w:t>Lieferanten</w:t>
       </w:r>
@@ -13289,7 +13289,7 @@
       <w:pPr>
         <w:pStyle w:val="berschrift2"/>
       </w:pPr>
-      <w:bookmarkStart w:id="36" w:name="_Toc242172950"/>
+      <w:bookmarkStart w:id="36" w:name="_Toc242173557"/>
       <w:r>
         <w:t>Spend-Aufriss</w:t>
       </w:r>
@@ -13431,7 +13431,7 @@
       <w:pPr>
         <w:pStyle w:val="berschrift2"/>
       </w:pPr>
-      <w:bookmarkStart w:id="37" w:name="_Toc242172951"/>
+      <w:bookmarkStart w:id="37" w:name="_Toc242173558"/>
       <w:r>
         <w:t>Bestellbedarf &amp; Deckung</w:t>
       </w:r>
@@ -13634,7 +13634,7 @@
       <w:pPr>
         <w:pStyle w:val="berschrift2"/>
       </w:pPr>
-      <w:bookmarkStart w:id="38" w:name="_Toc242172952"/>
+      <w:bookmarkStart w:id="38" w:name="_Toc242173559"/>
       <w:r>
         <w:t>Materialabhängigkeit</w:t>
       </w:r>
@@ -13834,7 +13834,7 @@
       <w:pPr>
         <w:pStyle w:val="berschrift2"/>
       </w:pPr>
-      <w:bookmarkStart w:id="39" w:name="_Toc242172953"/>
+      <w:bookmarkStart w:id="39" w:name="_Toc242173560"/>
       <w:r>
         <w:t>Lieferperformance</w:t>
       </w:r>
@@ -13945,7 +13945,7 @@
       <w:pPr>
         <w:pStyle w:val="berschrift2"/>
       </w:pPr>
-      <w:bookmarkStart w:id="40" w:name="_Toc242172954"/>
+      <w:bookmarkStart w:id="40" w:name="_Toc242173561"/>
       <w:r>
         <w:t>Ideen: Übersicht</w:t>
       </w:r>
@@ -14059,7 +14059,7 @@
       <w:pPr>
         <w:pStyle w:val="berschrift2"/>
       </w:pPr>
-      <w:bookmarkStart w:id="41" w:name="_Toc242172955"/>
+      <w:bookmarkStart w:id="41" w:name="_Toc242173562"/>
       <w:r>
         <w:t>Ideen: Einkauf-Datenservice</w:t>
       </w:r>
@@ -14159,7 +14159,7 @@
       <w:pPr>
         <w:pStyle w:val="berschrift2"/>
       </w:pPr>
-      <w:bookmarkStart w:id="42" w:name="_Toc242172956"/>
+      <w:bookmarkStart w:id="42" w:name="_Toc242173563"/>
       <w:r>
         <w:t>Ideen: Liefertermin-Risiko</w:t>
       </w:r>
@@ -14270,7 +14270,7 @@
       <w:pPr>
         <w:pStyle w:val="berschrift2"/>
       </w:pPr>
-      <w:bookmarkStart w:id="43" w:name="_Toc242172957"/>
+      <w:bookmarkStart w:id="43" w:name="_Toc242173564"/>
       <w:r>
         <w:t>Ideen: Preisentwicklung</w:t>
       </w:r>
@@ -14362,7 +14362,25 @@
         </w:numPr>
       </w:pPr>
       <w:r>
-        <w:t>Das Diagramm ist mit «Min. Stückpreis nach Jahr» beschriftet, gerechnet wird aber der mengengewichtete Durchschnitt. Der Titel stammt aus der Anfangsfassung, die nach Power BI das Minimum zeigte, und ist überholt. Auch Hinweise wie «Min(Netwr CHF/Stk)» in den Kennzahlen meinen heute den Durchschnitt.</w:t>
+        <w:t xml:space="preserve">Das Diagramm zeigt den </w:t>
+      </w:r>
+      <w:r>
+        <w:rPr>
+          <w:b/>
+        </w:rPr>
+        <w:t>mengengewichteten Durchschnitt</w:t>
+      </w:r>
+      <w:r>
+        <w:t xml:space="preserve"> je Jahr («Ø Stückpreis nach Jahr»), die Hotlist dagegen das </w:t>
+      </w:r>
+      <w:r>
+        <w:rPr>
+          <w:b/>
+        </w:rPr>
+        <w:t>Minimum</w:t>
+      </w:r>
+      <w:r>
+        <w:t xml:space="preserve"> je Artikel und Jahr wie in Power BI. Beide Zahlen sind also nicht direkt vergleichbar. Ein steigender Durchschnitt kann auch daher kommen, dass mehr teure Artikel bestellt wurden (Mix), nicht nur von Preiserhöhungen.</w:t>
       </w:r>
     </w:p>
     <w:p>
@@ -14381,7 +14399,7 @@
       <w:pPr>
         <w:pStyle w:val="berschrift2"/>
       </w:pPr>
-      <w:bookmarkStart w:id="44" w:name="_Toc242172958"/>
+      <w:bookmarkStart w:id="44" w:name="_Toc242173565"/>
       <w:r>
         <w:t>Ideen: Spend-Konzentration</w:t>
       </w:r>
@@ -14492,7 +14510,7 @@
       <w:pPr>
         <w:pStyle w:val="berschrift2"/>
       </w:pPr>
-      <w:bookmarkStart w:id="45" w:name="_Toc242172959"/>
+      <w:bookmarkStart w:id="45" w:name="_Toc242173566"/>
       <w:r>
         <w:t>Ideen: Datenqualität</w:t>
       </w:r>
@@ -14603,7 +14621,7 @@
       <w:pPr>
         <w:pStyle w:val="berschrift2"/>
       </w:pPr>
-      <w:bookmarkStart w:id="46" w:name="_Toc242172960"/>
+      <w:bookmarkStart w:id="46" w:name="_Toc242173567"/>
       <w:r>
         <w:t>Kennzahlen-Katalog</w:t>
       </w:r>
@@ -14691,7 +14709,7 @@
       <w:pPr>
         <w:pStyle w:val="berschrift2"/>
       </w:pPr>
-      <w:bookmarkStart w:id="47" w:name="_Toc242172961"/>
+      <w:bookmarkStart w:id="47" w:name="_Toc242173568"/>
       <w:r>
         <w:t>PBIX Vorlage</w:t>
       </w:r>
@@ -14779,7 +14797,7 @@
       <w:pPr>
         <w:pStyle w:val="berschrift2"/>
       </w:pPr>
-      <w:bookmarkStart w:id="48" w:name="_Toc242172962"/>
+      <w:bookmarkStart w:id="48" w:name="_Toc242173569"/>
       <w:r>
         <w:t>3D Simulation</w:t>
       </w:r>
@@ -14902,7 +14920,7 @@
       <w:pPr>
         <w:pStyle w:val="berschrift2"/>
       </w:pPr>
-      <w:bookmarkStart w:id="49" w:name="_Toc242172963"/>
+      <w:bookmarkStart w:id="49" w:name="_Toc242173570"/>
       <w:r>
         <w:t>Interaktiv</w:t>
       </w:r>
@@ -15210,7 +15228,7 @@
       <w:pPr>
         <w:pStyle w:val="berschrift2"/>
       </w:pPr>
-      <w:bookmarkStart w:id="50" w:name="_Toc242172964"/>
+      <w:bookmarkStart w:id="50" w:name="_Toc242173571"/>
       <w:r>
         <w:t>Datenquellen</w:t>
       </w:r>
@@ -15310,7 +15328,7 @@
       <w:pPr>
         <w:pStyle w:val="berschrift2"/>
       </w:pPr>
-      <w:bookmarkStart w:id="51" w:name="_Toc242172965"/>
+      <w:bookmarkStart w:id="51" w:name="_Toc242173572"/>
       <w:r>
         <w:t>Kennzahlen-Glossar</w:t>
       </w:r>
@@ -16014,7 +16032,7 @@
       <w:pPr>
         <w:pStyle w:val="berschrift1"/>
       </w:pPr>
-      <w:bookmarkStart w:id="52" w:name="_Toc242172966"/>
+      <w:bookmarkStart w:id="52" w:name="_Toc242173573"/>
       <w:r>
         <w:t>Verkauf</w:t>
       </w:r>
@@ -16067,7 +16085,7 @@
       <w:pPr>
         <w:pStyle w:val="berschrift2"/>
       </w:pPr>
-      <w:bookmarkStart w:id="53" w:name="_Toc242172967"/>
+      <w:bookmarkStart w:id="53" w:name="_Toc242173574"/>
       <w:r>
         <w:t>Kunden</w:t>
       </w:r>
@@ -16178,7 +16196,7 @@
       <w:pPr>
         <w:pStyle w:val="berschrift2"/>
       </w:pPr>
-      <w:bookmarkStart w:id="54" w:name="_Toc242172968"/>
+      <w:bookmarkStart w:id="54" w:name="_Toc242173575"/>
       <w:r>
         <w:t>Rückgang</w:t>
       </w:r>
@@ -16284,7 +16302,7 @@
       <w:pPr>
         <w:pStyle w:val="berschrift2"/>
       </w:pPr>
-      <w:bookmarkStart w:id="55" w:name="_Toc242172969"/>
+      <w:bookmarkStart w:id="55" w:name="_Toc242173576"/>
       <w:r>
         <w:t>Neue und verlorene Kunden</w:t>
       </w:r>
@@ -16390,7 +16408,7 @@
       <w:pPr>
         <w:pStyle w:val="berschrift2"/>
       </w:pPr>
-      <w:bookmarkStart w:id="56" w:name="_Toc242172970"/>
+      <w:bookmarkStart w:id="56" w:name="_Toc242173577"/>
       <w:r>
         <w:t>Konzentration</w:t>
       </w:r>
@@ -16496,7 +16514,7 @@
       <w:pPr>
         <w:pStyle w:val="berschrift2"/>
       </w:pPr>
-      <w:bookmarkStart w:id="57" w:name="_Toc242172971"/>
+      <w:bookmarkStart w:id="57" w:name="_Toc242173578"/>
       <w:r>
         <w:t>Cross-Selling</w:t>
       </w:r>
@@ -16591,7 +16609,7 @@
       <w:pPr>
         <w:pStyle w:val="berschrift2"/>
       </w:pPr>
-      <w:bookmarkStart w:id="58" w:name="_Toc242172972"/>
+      <w:bookmarkStart w:id="58" w:name="_Toc242173579"/>
       <w:r>
         <w:t>Preisstreuung</w:t>
       </w:r>
@@ -16697,7 +16715,7 @@
       <w:pPr>
         <w:pStyle w:val="berschrift2"/>
       </w:pPr>
-      <w:bookmarkStart w:id="59" w:name="_Toc242172973"/>
+      <w:bookmarkStart w:id="59" w:name="_Toc242173580"/>
       <w:r>
         <w:t>Saison und Prognose</w:t>
       </w:r>
@@ -16803,7 +16821,7 @@
       <w:pPr>
         <w:pStyle w:val="berschrift2"/>
       </w:pPr>
-      <w:bookmarkStart w:id="60" w:name="_Toc242172974"/>
+      <w:bookmarkStart w:id="60" w:name="_Toc242173581"/>
       <w:r>
         <w:t>Weltkarte</w:t>
       </w:r>
@@ -16906,7 +16924,7 @@
       <w:pPr>
         <w:pStyle w:val="berschrift2"/>
       </w:pPr>
-      <w:bookmarkStart w:id="61" w:name="_Toc242172975"/>
+      <w:bookmarkStart w:id="61" w:name="_Toc242173582"/>
       <w:r>
         <w:t>Interaktiv</w:t>
       </w:r>
@@ -16998,7 +17016,7 @@
       <w:pPr>
         <w:pStyle w:val="berschrift2"/>
       </w:pPr>
-      <w:bookmarkStart w:id="62" w:name="_Toc242172976"/>
+      <w:bookmarkStart w:id="62" w:name="_Toc242173583"/>
       <w:r>
         <w:t>Kunden-Galaxie</w:t>
       </w:r>
@@ -17090,7 +17108,7 @@
       <w:pPr>
         <w:pStyle w:val="berschrift2"/>
       </w:pPr>
-      <w:bookmarkStart w:id="63" w:name="_Toc242172977"/>
+      <w:bookmarkStart w:id="63" w:name="_Toc242173584"/>
       <w:r>
         <w:t>Rennen</w:t>
       </w:r>
@@ -17182,7 +17200,7 @@
       <w:pPr>
         <w:pStyle w:val="berschrift2"/>
       </w:pPr>
-      <w:bookmarkStart w:id="64" w:name="_Toc242172978"/>
+      <w:bookmarkStart w:id="64" w:name="_Toc242173585"/>
       <w:r>
         <w:t>Umsatzfluss</w:t>
       </w:r>
@@ -17274,7 +17292,7 @@
       <w:pPr>
         <w:pStyle w:val="berschrift2"/>
       </w:pPr>
-      <w:bookmarkStart w:id="65" w:name="_Toc242172979"/>
+      <w:bookmarkStart w:id="65" w:name="_Toc242173586"/>
       <w:r>
         <w:t>Sonnenstrahl</w:t>
       </w:r>
@@ -17366,7 +17384,7 @@
       <w:pPr>
         <w:pStyle w:val="berschrift2"/>
       </w:pPr>
-      <w:bookmarkStart w:id="66" w:name="_Toc242172980"/>
+      <w:bookmarkStart w:id="66" w:name="_Toc242173587"/>
       <w:r>
         <w:t>Was wäre wenn</w:t>
       </w:r>
@@ -17475,7 +17493,7 @@
       <w:pPr>
         <w:pStyle w:val="berschrift2"/>
       </w:pPr>
-      <w:bookmarkStart w:id="67" w:name="_Toc242172981"/>
+      <w:bookmarkStart w:id="67" w:name="_Toc242173588"/>
       <w:r>
         <w:t>Bestellrhythmus</w:t>
       </w:r>
@@ -17570,7 +17588,7 @@
       <w:pPr>
         <w:pStyle w:val="berschrift2"/>
       </w:pPr>
-      <w:bookmarkStart w:id="68" w:name="_Toc242172982"/>
+      <w:bookmarkStart w:id="68" w:name="_Toc242173589"/>
       <w:r>
         <w:t>Kalender</w:t>
       </w:r>
@@ -17662,7 +17680,7 @@
       <w:pPr>
         <w:pStyle w:val="berschrift2"/>
       </w:pPr>
-      <w:bookmarkStart w:id="69" w:name="_Toc242172983"/>
+      <w:bookmarkStart w:id="69" w:name="_Toc242173590"/>
       <w:r>
         <w:t>Artikel-Netzwerk</w:t>
       </w:r>
@@ -17757,7 +17775,7 @@
       <w:pPr>
         <w:pStyle w:val="berschrift2"/>
       </w:pPr>
-      <w:bookmarkStart w:id="70" w:name="_Toc242172984"/>
+      <w:bookmarkStart w:id="70" w:name="_Toc242173591"/>
       <w:r>
         <w:t>3D-Landschaft</w:t>
       </w:r>
@@ -17849,7 +17867,7 @@
       <w:pPr>
         <w:pStyle w:val="berschrift2"/>
       </w:pPr>
-      <w:bookmarkStart w:id="71" w:name="_Toc242172985"/>
+      <w:bookmarkStart w:id="71" w:name="_Toc242173592"/>
       <w:r>
         <w:t>Kennzahlen-Glossar</w:t>
       </w:r>
@@ -18676,7 +18694,7 @@
       <w:pPr>
         <w:pStyle w:val="berschrift1"/>
       </w:pPr>
-      <w:bookmarkStart w:id="72" w:name="_Toc242172986"/>
+      <w:bookmarkStart w:id="72" w:name="_Toc242173593"/>
       <w:r>
         <w:t>Logistik</w:t>
       </w:r>
@@ -18696,7 +18714,7 @@
       <w:pPr>
         <w:pStyle w:val="berschrift2"/>
       </w:pPr>
-      <w:bookmarkStart w:id="73" w:name="_Toc242172987"/>
+      <w:bookmarkStart w:id="73" w:name="_Toc242173594"/>
       <w:r>
         <w:t>Stücklistenanalyse</w:t>
       </w:r>
@@ -18813,7 +18831,7 @@
       <w:pPr>
         <w:pStyle w:val="berschrift2"/>
       </w:pPr>
-      <w:bookmarkStart w:id="74" w:name="_Toc242172988"/>
+      <w:bookmarkStart w:id="74" w:name="_Toc242173595"/>
       <w:r>
         <w:t>Materialdisposition &amp; Fehlteile</w:t>
       </w:r>
@@ -18965,7 +18983,7 @@
       <w:pPr>
         <w:pStyle w:val="berschrift2"/>
       </w:pPr>
-      <w:bookmarkStart w:id="75" w:name="_Toc242172989"/>
+      <w:bookmarkStart w:id="75" w:name="_Toc242173596"/>
       <w:r>
         <w:t>Logistik live</w:t>
       </w:r>
@@ -19073,7 +19091,7 @@
       <w:pPr>
         <w:pStyle w:val="berschrift2"/>
       </w:pPr>
-      <w:bookmarkStart w:id="76" w:name="_Toc242172990"/>
+      <w:bookmarkStart w:id="76" w:name="_Toc242173597"/>
       <w:r>
         <w:t>Original- und Live-Übersicht</w:t>
       </w:r>
@@ -19166,7 +19184,7 @@
       <w:pPr>
         <w:pStyle w:val="berschrift2"/>
       </w:pPr>
-      <w:bookmarkStart w:id="77" w:name="_Toc242172991"/>
+      <w:bookmarkStart w:id="77" w:name="_Toc242173598"/>
       <w:r>
         <w:t>3D-Lager</w:t>
       </w:r>
@@ -19259,7 +19277,7 @@
       <w:pPr>
         <w:pStyle w:val="berschrift2"/>
       </w:pPr>
-      <w:bookmarkStart w:id="78" w:name="_Toc242172992"/>
+      <w:bookmarkStart w:id="78" w:name="_Toc242173599"/>
       <w:r>
         <w:t>Produktivität</w:t>
       </w:r>
@@ -19355,7 +19373,7 @@
       <w:pPr>
         <w:pStyle w:val="berschrift2"/>
       </w:pPr>
-      <w:bookmarkStart w:id="79" w:name="_Toc242172993"/>
+      <w:bookmarkStart w:id="79" w:name="_Toc242173600"/>
       <w:r>
         <w:t>Leistung je Person (nur nach Anmeldung)</w:t>
       </w:r>
@@ -19445,7 +19463,7 @@
       <w:pPr>
         <w:pStyle w:val="berschrift2"/>
       </w:pPr>
-      <w:bookmarkStart w:id="80" w:name="_Toc242172994"/>
+      <w:bookmarkStart w:id="80" w:name="_Toc242173601"/>
       <w:r>
         <w:t>Kapazität</w:t>
       </w:r>
@@ -19594,7 +19612,7 @@
       <w:pPr>
         <w:pStyle w:val="berschrift2"/>
       </w:pPr>
-      <w:bookmarkStart w:id="81" w:name="_Toc242172995"/>
+      <w:bookmarkStart w:id="81" w:name="_Toc242173602"/>
       <w:r>
         <w:t>Verwendung &amp; Risiko</w:t>
       </w:r>
@@ -19701,7 +19719,7 @@
       <w:pPr>
         <w:pStyle w:val="berschrift2"/>
       </w:pPr>
-      <w:bookmarkStart w:id="82" w:name="_Toc242172996"/>
+      <w:bookmarkStart w:id="82" w:name="_Toc242173603"/>
       <w:r>
         <w:t>Dispositionsprüfung</w:t>
       </w:r>
@@ -19872,7 +19890,7 @@
       <w:pPr>
         <w:pStyle w:val="berschrift2"/>
       </w:pPr>
-      <w:bookmarkStart w:id="83" w:name="_Toc242172997"/>
+      <w:bookmarkStart w:id="83" w:name="_Toc242173604"/>
       <w:r>
         <w:t>Kennzahlen-Glossar</w:t>
       </w:r>
@@ -20617,7 +20635,7 @@
       <w:pPr>
         <w:pStyle w:val="berschrift1"/>
       </w:pPr>
-      <w:bookmarkStart w:id="84" w:name="_Toc242172998"/>
+      <w:bookmarkStart w:id="84" w:name="_Toc242173605"/>
       <w:r>
         <w:t>HR</w:t>
       </w:r>
@@ -20640,7 +20658,7 @@
       <w:pPr>
         <w:pStyle w:val="berschrift2"/>
       </w:pPr>
-      <w:bookmarkStart w:id="85" w:name="_Toc242172999"/>
+      <w:bookmarkStart w:id="85" w:name="_Toc242173606"/>
       <w:r>
         <w:t>HR Dashboard</w:t>
       </w:r>
@@ -20835,7 +20853,7 @@
       <w:pPr>
         <w:pStyle w:val="berschrift2"/>
       </w:pPr>
-      <w:bookmarkStart w:id="86" w:name="_Toc242173000"/>
+      <w:bookmarkStart w:id="86" w:name="_Toc242173607"/>
       <w:r>
         <w:t>Überblick</w:t>
       </w:r>
@@ -20925,7 +20943,7 @@
       <w:pPr>
         <w:pStyle w:val="berschrift2"/>
       </w:pPr>
-      <w:bookmarkStart w:id="87" w:name="_Toc242173001"/>
+      <w:bookmarkStart w:id="87" w:name="_Toc242173608"/>
       <w:r>
         <w:t>Fluktuation</w:t>
       </w:r>
@@ -21114,7 +21132,7 @@
       <w:pPr>
         <w:pStyle w:val="berschrift2"/>
       </w:pPr>
-      <w:bookmarkStart w:id="88" w:name="_Toc242173002"/>
+      <w:bookmarkStart w:id="88" w:name="_Toc242173609"/>
       <w:r>
         <w:t>Ampel</w:t>
       </w:r>
@@ -21207,7 +21225,7 @@
       <w:pPr>
         <w:pStyle w:val="berschrift2"/>
       </w:pPr>
-      <w:bookmarkStart w:id="89" w:name="_Toc242173003"/>
+      <w:bookmarkStart w:id="89" w:name="_Toc242173610"/>
       <w:r>
         <w:t>Absenzen</w:t>
       </w:r>
@@ -21319,7 +21337,7 @@
       <w:pPr>
         <w:pStyle w:val="berschrift2"/>
       </w:pPr>
-      <w:bookmarkStart w:id="90" w:name="_Toc242173004"/>
+      <w:bookmarkStart w:id="90" w:name="_Toc242173611"/>
       <w:r>
         <w:t>Zeit / Ferien</w:t>
       </w:r>
@@ -21418,7 +21436,7 @@
       <w:pPr>
         <w:pStyle w:val="berschrift2"/>
       </w:pPr>
-      <w:bookmarkStart w:id="91" w:name="_Toc242173005"/>
+      <w:bookmarkStart w:id="91" w:name="_Toc242173612"/>
       <w:r>
         <w:t>Mitarbeitende</w:t>
       </w:r>
@@ -21508,7 +21526,7 @@
       <w:pPr>
         <w:pStyle w:val="berschrift2"/>
       </w:pPr>
-      <w:bookmarkStart w:id="92" w:name="_Toc242173006"/>
+      <w:bookmarkStart w:id="92" w:name="_Toc242173613"/>
       <w:r>
         <w:t>Datenstatus</w:t>
       </w:r>
@@ -21598,7 +21616,7 @@
       <w:pPr>
         <w:pStyle w:val="berschrift2"/>
       </w:pPr>
-      <w:bookmarkStart w:id="93" w:name="_Toc242173007"/>
+      <w:bookmarkStart w:id="93" w:name="_Toc242173614"/>
       <w:r>
         <w:t>Anleitung</w:t>
       </w:r>
@@ -21691,7 +21709,7 @@
       <w:pPr>
         <w:pStyle w:val="berschrift2"/>
       </w:pPr>
-      <w:bookmarkStart w:id="94" w:name="_Toc242173008"/>
+      <w:bookmarkStart w:id="94" w:name="_Toc242173615"/>
       <w:r>
         <w:t>HR KPI Schulung</w:t>
       </w:r>
@@ -21796,7 +21814,7 @@
       <w:pPr>
         <w:pStyle w:val="berschrift2"/>
       </w:pPr>
-      <w:bookmarkStart w:id="95" w:name="_Toc242173009"/>
+      <w:bookmarkStart w:id="95" w:name="_Toc242173616"/>
       <w:r>
         <w:t>Kennzahlen-Glossar</w:t>
       </w:r>
@@ -22582,7 +22600,7 @@
       <w:pPr>
         <w:pStyle w:val="berschrift1"/>
       </w:pPr>
-      <w:bookmarkStart w:id="96" w:name="_Toc242173010"/>
+      <w:bookmarkStart w:id="96" w:name="_Toc242173617"/>
       <w:r>
         <w:t>Weltlage</w:t>
       </w:r>
@@ -22625,7 +22643,7 @@
       <w:pPr>
         <w:pStyle w:val="berschrift2"/>
       </w:pPr>
-      <w:bookmarkStart w:id="97" w:name="_Toc242173011"/>
+      <w:bookmarkStart w:id="97" w:name="_Toc242173618"/>
       <w:r>
         <w:t>Radar</w:t>
       </w:r>
@@ -22788,7 +22806,7 @@
     </w:p>
     <w:p>
       <w:r>
-        <w:t>Die Zahl je Abteilung fasst die Punkte der Themen der Abteilung zusammen: Je Thema (Land, Rohstoff, Währung) werden die Wirkungen summiert, anschliessend wird über die Themen der Abteilung gemittelt. So entsteht ein Wert zwischen minus 100 und plus 100. Hinweis: Die Beschriftung auf der Seite spricht von „Summe der Punkte“; die Rechnung im Programm mittelt über die Themen. Dieser Widerspruch ist im Handbuch nicht geklärt.</w:t>
+        <w:t>Die Zahl je Abteilung fasst die Punkte der Themen der Abteilung zusammen: Je Thema (Land, Rohstoff, Währung) werden die Wirkungen summiert, anschliessend wird über die Themen der Abteilung gemittelt. So entsteht ein Wert zwischen minus 100 und plus 100.</w:t>
       </w:r>
     </w:p>
     <w:p>
@@ -22943,7 +22961,7 @@
       <w:pPr>
         <w:pStyle w:val="berschrift2"/>
       </w:pPr>
-      <w:bookmarkStart w:id="98" w:name="_Toc242173012"/>
+      <w:bookmarkStart w:id="98" w:name="_Toc242173619"/>
       <w:r>
         <w:t>Länder</w:t>
       </w:r>
@@ -23070,7 +23088,7 @@
       <w:pPr>
         <w:pStyle w:val="berschrift2"/>
       </w:pPr>
-      <w:bookmarkStart w:id="99" w:name="_Toc242173013"/>
+      <w:bookmarkStart w:id="99" w:name="_Toc242173620"/>
       <w:r>
         <w:t>Rohstoffe und Währungen</w:t>
       </w:r>
@@ -23330,7 +23348,7 @@
       <w:pPr>
         <w:pStyle w:val="berschrift2"/>
       </w:pPr>
-      <w:bookmarkStart w:id="100" w:name="_Toc242173014"/>
+      <w:bookmarkStart w:id="100" w:name="_Toc242173621"/>
       <w:r>
         <w:t>Ereignisse</w:t>
       </w:r>
@@ -23454,7 +23472,7 @@
       <w:pPr>
         <w:pStyle w:val="berschrift2"/>
       </w:pPr>
-      <w:bookmarkStart w:id="101" w:name="_Toc242173015"/>
+      <w:bookmarkStart w:id="101" w:name="_Toc242173622"/>
       <w:r>
         <w:t>Kennzahlen-Glossar</w:t>
       </w:r>
@@ -23994,7 +24012,7 @@
       <w:pPr>
         <w:pStyle w:val="berschrift1"/>
       </w:pPr>
-      <w:bookmarkStart w:id="102" w:name="_Toc242173016"/>
+      <w:bookmarkStart w:id="102" w:name="_Toc242173623"/>
       <w:r>
         <w:t>Netzwerk und IT-Infrastruktur</w:t>
       </w:r>
@@ -24031,7 +24049,7 @@
       <w:pPr>
         <w:pStyle w:val="berschrift2"/>
       </w:pPr>
-      <w:bookmarkStart w:id="103" w:name="_Toc242173017"/>
+      <w:bookmarkStart w:id="103" w:name="_Toc242173624"/>
       <w:r>
         <w:t>Übersicht</w:t>
       </w:r>
@@ -24140,7 +24158,7 @@
       <w:pPr>
         <w:pStyle w:val="berschrift2"/>
       </w:pPr>
-      <w:bookmarkStart w:id="104" w:name="_Toc242173018"/>
+      <w:bookmarkStart w:id="104" w:name="_Toc242173625"/>
       <w:r>
         <w:t>Verfügbarkeit</w:t>
       </w:r>
@@ -24264,7 +24282,7 @@
       <w:pPr>
         <w:pStyle w:val="berschrift2"/>
       </w:pPr>
-      <w:bookmarkStart w:id="105" w:name="_Toc242173019"/>
+      <w:bookmarkStart w:id="105" w:name="_Toc242173626"/>
       <w:r>
         <w:t>Netz oder Daten</w:t>
       </w:r>
@@ -24388,7 +24406,7 @@
       <w:pPr>
         <w:pStyle w:val="berschrift2"/>
       </w:pPr>
-      <w:bookmarkStart w:id="106" w:name="_Toc242173020"/>
+      <w:bookmarkStart w:id="106" w:name="_Toc242173627"/>
       <w:r>
         <w:t>Sicherheit</w:t>
       </w:r>
@@ -24494,7 +24512,7 @@
       <w:pPr>
         <w:pStyle w:val="berschrift2"/>
       </w:pPr>
-      <w:bookmarkStart w:id="107" w:name="_Toc242173021"/>
+      <w:bookmarkStart w:id="107" w:name="_Toc242173628"/>
       <w:r>
         <w:t>Active Directory</w:t>
       </w:r>
@@ -24603,7 +24621,7 @@
       <w:pPr>
         <w:pStyle w:val="berschrift2"/>
       </w:pPr>
-      <w:bookmarkStart w:id="108" w:name="_Toc242173022"/>
+      <w:bookmarkStart w:id="108" w:name="_Toc242173629"/>
       <w:r>
         <w:t>AD-Infrastruktur</w:t>
       </w:r>
@@ -24683,7 +24701,7 @@
       <w:pPr>
         <w:pStyle w:val="berschrift2"/>
       </w:pPr>
-      <w:bookmarkStart w:id="109" w:name="_Toc242173023"/>
+      <w:bookmarkStart w:id="109" w:name="_Toc242173630"/>
       <w:r>
         <w:t>Gruppenrichtlinien</w:t>
       </w:r>
@@ -24763,7 +24781,7 @@
       <w:pPr>
         <w:pStyle w:val="berschrift2"/>
       </w:pPr>
-      <w:bookmarkStart w:id="110" w:name="_Toc242173024"/>
+      <w:bookmarkStart w:id="110" w:name="_Toc242173631"/>
       <w:r>
         <w:t>DNS</w:t>
       </w:r>
@@ -24825,7 +24843,7 @@
       <w:pPr>
         <w:pStyle w:val="berschrift2"/>
       </w:pPr>
-      <w:bookmarkStart w:id="111" w:name="_Toc242173025"/>
+      <w:bookmarkStart w:id="111" w:name="_Toc242173632"/>
       <w:r>
         <w:t>Verlauf</w:t>
       </w:r>
@@ -24918,7 +24936,7 @@
       <w:pPr>
         <w:pStyle w:val="berschrift2"/>
       </w:pPr>
-      <w:bookmarkStart w:id="112" w:name="_Toc242173026"/>
+      <w:bookmarkStart w:id="112" w:name="_Toc242173633"/>
       <w:r>
         <w:t>Migration</w:t>
       </w:r>
@@ -25091,7 +25109,7 @@
       <w:pPr>
         <w:pStyle w:val="berschrift2"/>
       </w:pPr>
-      <w:bookmarkStart w:id="113" w:name="_Toc242173027"/>
+      <w:bookmarkStart w:id="113" w:name="_Toc242173634"/>
       <w:r>
         <w:t>Bericht</w:t>
       </w:r>
@@ -25200,7 +25218,7 @@
       <w:pPr>
         <w:pStyle w:val="berschrift2"/>
       </w:pPr>
-      <w:bookmarkStart w:id="114" w:name="_Toc242173028"/>
+      <w:bookmarkStart w:id="114" w:name="_Toc242173635"/>
       <w:r>
         <w:t>Arbeitsplätze</w:t>
       </w:r>
@@ -25306,7 +25324,7 @@
       <w:pPr>
         <w:pStyle w:val="berschrift2"/>
       </w:pPr>
-      <w:bookmarkStart w:id="115" w:name="_Toc242173029"/>
+      <w:bookmarkStart w:id="115" w:name="_Toc242173636"/>
       <w:r>
         <w:t>Kennzahlen-Glossar</w:t>
       </w:r>
@@ -25887,7 +25905,7 @@
       <w:pPr>
         <w:pStyle w:val="berschrift1"/>
       </w:pPr>
-      <w:bookmarkStart w:id="116" w:name="_Toc242173030"/>
+      <w:bookmarkStart w:id="116" w:name="_Toc242173637"/>
       <w:r>
         <w:t>Projekte</w:t>
       </w:r>
@@ -25905,7 +25923,7 @@
       <w:pPr>
         <w:pStyle w:val="berschrift2"/>
       </w:pPr>
-      <w:bookmarkStart w:id="117" w:name="_Toc242173031"/>
+      <w:bookmarkStart w:id="117" w:name="_Toc242173638"/>
       <w:r>
         <w:t>Projekte</w:t>
       </w:r>
@@ -26099,7 +26117,7 @@
       <w:pPr>
         <w:pStyle w:val="berschrift2"/>
       </w:pPr>
-      <w:bookmarkStart w:id="118" w:name="_Toc242173032"/>
+      <w:bookmarkStart w:id="118" w:name="_Toc242173639"/>
       <w:r>
         <w:t>Kennzahlen-Glossar</w:t>
       </w:r>
@@ -26514,7 +26532,7 @@
         <w:noProof/>
       </w:rPr>
       <w:drawing>
-        <wp:inline distT="0" distB="0" distL="0" distR="0" wp14:anchorId="161BE750" wp14:editId="47859D43">
+        <wp:inline distT="0" distB="0" distL="0" distR="0" wp14:anchorId="6E0427D8" wp14:editId="30797C09">
           <wp:extent cx="720000" cy="349200"/>
           <wp:effectExtent l="0" t="0" r="0" b="0"/>
           <wp:docPr id="10" name="Trafag Logo Kopf"/>
@@ -26564,9 +26582,9 @@
 <file path=word/numbering.xml><?xml version="1.0" encoding="utf-8"?>
 <w:numbering xmlns:wpc="http://schemas.microsoft.com/office/word/2010/wordprocessingCanvas" xmlns:cx="http://schemas.microsoft.com/office/drawing/2014/chartex" xmlns:cx1="http://schemas.microsoft.com/office/drawing/2015/9/8/chartex" xmlns:cx2="http://schemas.microsoft.com/office/drawing/2015/10/21/chartex" xmlns:cx3="http://schemas.microsoft.com/office/drawing/2016/5/9/chartex" xmlns:cx4="http://schemas.microsoft.com/office/drawing/2016/5/10/chartex" xmlns:cx5="http://schemas.microsoft.com/office/drawing/2016/5/11/chartex" xmlns:cx6="http://schemas.microsoft.com/office/drawing/2016/5/12/chartex" xmlns:cx7="http://schemas.microsoft.com/office/drawing/2016/5/13/chartex" xmlns:cx8="http://schemas.microsoft.com/office/drawing/2016/5/14/chartex" xmlns:mc="http://schemas.openxmlformats.org/markup-compatibility/2006" xmlns:aink="http://schemas.microsoft.com/office/drawing/2016/ink" xmlns:am3d="http://schemas.microsoft.com/office/drawing/2017/model3d" xmlns:o="urn:schemas-microsoft-com:office:office" xmlns:oel="http://schemas.microsoft.com/office/2019/extlst" xmlns:r="http://schemas.openxmlformats.org/officeDocument/2006/relationships" xmlns:m="http://schemas.openxmlformats.org/officeDocument/2006/math" xmlns:v="urn:schemas-microsoft-com:vml" xmlns:wp14="http://schemas.microsoft.com/office/word/2010/wordprocessingDrawing" xmlns:wp="http://schemas.openxmlformats.org/drawingml/2006/wordprocessingDrawing" xmlns:w10="urn:schemas-microsoft-com:office:word" xmlns:w="http://schemas.openxmlformats.org/wordprocessingml/2006/main" xmlns:w14="http://schemas.microsoft.com/office/word/2010/wordml" xmlns:w15="http://schemas.microsoft.com/office/word/2012/wordml" xmlns:w16cex="http://schemas.microsoft.com/office/word/2018/wordml/cex" xmlns:w16cid="http://schemas.microsoft.com/office/word/2016/wordml/cid" xmlns:w16="http://schemas.microsoft.com/office/word/2018/wordml" xmlns:w16du="http://schemas.microsoft.com/office/word/2023/wordml/word16du" xmlns:w16sdtdh="http://schemas.microsoft.com/office/word/2020/wordml/sdtdatahash" xmlns:w16sdtfl="http://schemas.microsoft.com/office/word/2024/wordml/sdtformatlock" xmlns:w16se="http://schemas.microsoft.com/office/word/2015/wordml/symex" xmlns:wpg="http://schemas.microsoft.com/office/word/2010/wordprocessingGroup" xmlns:wpi="http://schemas.microsoft.com/office/word/2010/wordprocessingInk" xmlns:wne="http://schemas.microsoft.com/office/word/2006/wordml" xmlns:wps="http://schemas.microsoft.com/office/word/2010/wordprocessingShape" mc:Ignorable="w14 w15 w16se w16cid w16 w16cex w16sdtdh w16sdtfl w16du wp14">
   <w:abstractNum w:abstractNumId="0" w15:restartNumberingAfterBreak="0">
-    <w:nsid w:val="5F0E548D"/>
+    <w:nsid w:val="79DA6B40"/>
     <w:multiLevelType w:val="multilevel"/>
-    <w:tmpl w:val="DA9C4C80"/>
+    <w:tmpl w:val="75547D40"/>
     <w:lvl w:ilvl="0">
       <w:numFmt w:val="bullet"/>
       <w:lvlText w:val="•"/>
@@ -26620,7 +26638,7 @@
       <w:lvlJc w:val="left"/>
     </w:lvl>
   </w:abstractNum>
-  <w:num w:numId="1" w16cid:durableId="1556576909">
+  <w:num w:numId="1" w16cid:durableId="1987471567">
     <w:abstractNumId w:val="0"/>
   </w:num>
 </w:numbering>
@@ -27240,7 +27258,7 @@
     <w:autoRedefine/>
     <w:uiPriority w:val="39"/>
     <w:unhideWhenUsed/>
-    <w:rsid w:val="001B3B3A"/>
+    <w:rsid w:val="00D6584B"/>
     <w:pPr>
       <w:spacing w:after="100" w:line="278" w:lineRule="auto"/>
       <w:ind w:left="480"/>
@@ -27257,7 +27275,7 @@
     <w:autoRedefine/>
     <w:uiPriority w:val="39"/>
     <w:unhideWhenUsed/>
-    <w:rsid w:val="001B3B3A"/>
+    <w:rsid w:val="00D6584B"/>
     <w:pPr>
       <w:spacing w:after="100" w:line="278" w:lineRule="auto"/>
       <w:ind w:left="720"/>
@@ -27274,7 +27292,7 @@
     <w:autoRedefine/>
     <w:uiPriority w:val="39"/>
     <w:unhideWhenUsed/>
-    <w:rsid w:val="001B3B3A"/>
+    <w:rsid w:val="00D6584B"/>
     <w:pPr>
       <w:spacing w:after="100" w:line="278" w:lineRule="auto"/>
       <w:ind w:left="960"/>
@@ -27291,7 +27309,7 @@
     <w:autoRedefine/>
     <w:uiPriority w:val="39"/>
     <w:unhideWhenUsed/>
-    <w:rsid w:val="001B3B3A"/>
+    <w:rsid w:val="00D6584B"/>
     <w:pPr>
       <w:spacing w:after="100" w:line="278" w:lineRule="auto"/>
       <w:ind w:left="1200"/>
@@ -27308,7 +27326,7 @@
     <w:autoRedefine/>
     <w:uiPriority w:val="39"/>
     <w:unhideWhenUsed/>
-    <w:rsid w:val="001B3B3A"/>
+    <w:rsid w:val="00D6584B"/>
     <w:pPr>
       <w:spacing w:after="100" w:line="278" w:lineRule="auto"/>
       <w:ind w:left="1440"/>
@@ -27325,7 +27343,7 @@
     <w:autoRedefine/>
     <w:uiPriority w:val="39"/>
     <w:unhideWhenUsed/>
-    <w:rsid w:val="001B3B3A"/>
+    <w:rsid w:val="00D6584B"/>
     <w:pPr>
       <w:spacing w:after="100" w:line="278" w:lineRule="auto"/>
       <w:ind w:left="1680"/>
@@ -27342,7 +27360,7 @@
     <w:autoRedefine/>
     <w:uiPriority w:val="39"/>
     <w:unhideWhenUsed/>
-    <w:rsid w:val="001B3B3A"/>
+    <w:rsid w:val="00D6584B"/>
     <w:pPr>
       <w:spacing w:after="100" w:line="278" w:lineRule="auto"/>
       <w:ind w:left="1920"/>
@@ -27357,7 +27375,7 @@
     <w:basedOn w:val="Absatz-Standardschriftart"/>
     <w:uiPriority w:val="99"/>
     <w:unhideWhenUsed/>
-    <w:rsid w:val="001B3B3A"/>
+    <w:rsid w:val="00D6584B"/>
     <w:rPr>
       <w:color w:val="467886" w:themeColor="hyperlink"/>
       <w:u w:val="single"/>
@@ -27369,7 +27387,7 @@
     <w:uiPriority w:val="99"/>
     <w:semiHidden/>
     <w:unhideWhenUsed/>
-    <w:rsid w:val="001B3B3A"/>
+    <w:rsid w:val="00D6584B"/>
     <w:rPr>
       <w:color w:val="605E5C"/>
       <w:shd w:val="clear" w:color="auto" w:fill="E1DFDD"/>

--- a/TrafagSalesExporter/wwwroot/handbuch/Trafag_Cockpit_Handbuch.docx
+++ b/TrafagSalesExporter/wwwroot/handbuch/Trafag_Cockpit_Handbuch.docx
@@ -13,7 +13,7 @@
           <w:noProof/>
         </w:rPr>
         <w:drawing>
-          <wp:inline distT="0" distB="0" distL="0" distR="0" wp14:anchorId="61371D34" wp14:editId="1A684F4D">
+          <wp:inline distT="0" distB="0" distL="0" distR="0" wp14:anchorId="3D7C4853" wp14:editId="63EF6C85">
             <wp:extent cx="1655999" cy="803159"/>
             <wp:effectExtent l="0" t="0" r="0" b="0"/>
             <wp:docPr id="1" name="Trafag Logo"/>
@@ -129,7 +129,7 @@
       <w:r>
         <w:fldChar w:fldCharType="separate"/>
       </w:r>
-      <w:hyperlink w:anchor="_Toc242173521" w:history="1">
+      <w:hyperlink w:anchor="_Toc242189104" w:history="1">
         <w:r>
           <w:rPr>
             <w:rStyle w:val="Hyperlink"/>
@@ -156,7 +156,7 @@
             <w:noProof/>
             <w:webHidden/>
           </w:rPr>
-          <w:instrText xml:space="preserve"> PAGEREF _Toc242173521 \h </w:instrText>
+          <w:instrText xml:space="preserve"> PAGEREF _Toc242189104 \h </w:instrText>
         </w:r>
         <w:r>
           <w:rPr>
@@ -199,7 +199,7 @@
           <w:sz w:val="24"/>
         </w:rPr>
       </w:pPr>
-      <w:hyperlink w:anchor="_Toc242173522" w:history="1">
+      <w:hyperlink w:anchor="_Toc242189105" w:history="1">
         <w:r>
           <w:rPr>
             <w:rStyle w:val="Hyperlink"/>
@@ -226,7 +226,7 @@
             <w:noProof/>
             <w:webHidden/>
           </w:rPr>
-          <w:instrText xml:space="preserve"> PAGEREF _Toc242173522 \h </w:instrText>
+          <w:instrText xml:space="preserve"> PAGEREF _Toc242189105 \h </w:instrText>
         </w:r>
         <w:r>
           <w:rPr>
@@ -269,7 +269,7 @@
           <w:sz w:val="24"/>
         </w:rPr>
       </w:pPr>
-      <w:hyperlink w:anchor="_Toc242173523" w:history="1">
+      <w:hyperlink w:anchor="_Toc242189106" w:history="1">
         <w:r>
           <w:rPr>
             <w:rStyle w:val="Hyperlink"/>
@@ -296,7 +296,7 @@
             <w:noProof/>
             <w:webHidden/>
           </w:rPr>
-          <w:instrText xml:space="preserve"> PAGEREF _Toc242173523 \h </w:instrText>
+          <w:instrText xml:space="preserve"> PAGEREF _Toc242189106 \h </w:instrText>
         </w:r>
         <w:r>
           <w:rPr>
@@ -339,7 +339,7 @@
           <w:sz w:val="24"/>
         </w:rPr>
       </w:pPr>
-      <w:hyperlink w:anchor="_Toc242173524" w:history="1">
+      <w:hyperlink w:anchor="_Toc242189107" w:history="1">
         <w:r>
           <w:rPr>
             <w:rStyle w:val="Hyperlink"/>
@@ -366,7 +366,7 @@
             <w:noProof/>
             <w:webHidden/>
           </w:rPr>
-          <w:instrText xml:space="preserve"> PAGEREF _Toc242173524 \h </w:instrText>
+          <w:instrText xml:space="preserve"> PAGEREF _Toc242189107 \h </w:instrText>
         </w:r>
         <w:r>
           <w:rPr>
@@ -410,7 +410,7 @@
           <w:sz w:val="24"/>
         </w:rPr>
       </w:pPr>
-      <w:hyperlink w:anchor="_Toc242173525" w:history="1">
+      <w:hyperlink w:anchor="_Toc242189108" w:history="1">
         <w:r>
           <w:rPr>
             <w:rStyle w:val="Hyperlink"/>
@@ -437,7 +437,7 @@
             <w:noProof/>
             <w:webHidden/>
           </w:rPr>
-          <w:instrText xml:space="preserve"> PAGEREF _Toc242173525 \h </w:instrText>
+          <w:instrText xml:space="preserve"> PAGEREF _Toc242189108 \h </w:instrText>
         </w:r>
         <w:r>
           <w:rPr>
@@ -480,7 +480,7 @@
           <w:sz w:val="24"/>
         </w:rPr>
       </w:pPr>
-      <w:hyperlink w:anchor="_Toc242173526" w:history="1">
+      <w:hyperlink w:anchor="_Toc242189109" w:history="1">
         <w:r>
           <w:rPr>
             <w:rStyle w:val="Hyperlink"/>
@@ -507,7 +507,7 @@
             <w:noProof/>
             <w:webHidden/>
           </w:rPr>
-          <w:instrText xml:space="preserve"> PAGEREF _Toc242173526 \h </w:instrText>
+          <w:instrText xml:space="preserve"> PAGEREF _Toc242189109 \h </w:instrText>
         </w:r>
         <w:r>
           <w:rPr>
@@ -550,7 +550,7 @@
           <w:sz w:val="24"/>
         </w:rPr>
       </w:pPr>
-      <w:hyperlink w:anchor="_Toc242173527" w:history="1">
+      <w:hyperlink w:anchor="_Toc242189110" w:history="1">
         <w:r>
           <w:rPr>
             <w:rStyle w:val="Hyperlink"/>
@@ -577,7 +577,7 @@
             <w:noProof/>
             <w:webHidden/>
           </w:rPr>
-          <w:instrText xml:space="preserve"> PAGEREF _Toc242173527 \h </w:instrText>
+          <w:instrText xml:space="preserve"> PAGEREF _Toc242189110 \h </w:instrText>
         </w:r>
         <w:r>
           <w:rPr>
@@ -620,7 +620,7 @@
           <w:sz w:val="24"/>
         </w:rPr>
       </w:pPr>
-      <w:hyperlink w:anchor="_Toc242173528" w:history="1">
+      <w:hyperlink w:anchor="_Toc242189111" w:history="1">
         <w:r>
           <w:rPr>
             <w:rStyle w:val="Hyperlink"/>
@@ -647,7 +647,7 @@
             <w:noProof/>
             <w:webHidden/>
           </w:rPr>
-          <w:instrText xml:space="preserve"> PAGEREF _Toc242173528 \h </w:instrText>
+          <w:instrText xml:space="preserve"> PAGEREF _Toc242189111 \h </w:instrText>
         </w:r>
         <w:r>
           <w:rPr>
@@ -690,7 +690,7 @@
           <w:sz w:val="24"/>
         </w:rPr>
       </w:pPr>
-      <w:hyperlink w:anchor="_Toc242173529" w:history="1">
+      <w:hyperlink w:anchor="_Toc242189112" w:history="1">
         <w:r>
           <w:rPr>
             <w:rStyle w:val="Hyperlink"/>
@@ -717,7 +717,7 @@
             <w:noProof/>
             <w:webHidden/>
           </w:rPr>
-          <w:instrText xml:space="preserve"> PAGEREF _Toc242173529 \h </w:instrText>
+          <w:instrText xml:space="preserve"> PAGEREF _Toc242189112 \h </w:instrText>
         </w:r>
         <w:r>
           <w:rPr>
@@ -760,7 +760,7 @@
           <w:sz w:val="24"/>
         </w:rPr>
       </w:pPr>
-      <w:hyperlink w:anchor="_Toc242173530" w:history="1">
+      <w:hyperlink w:anchor="_Toc242189113" w:history="1">
         <w:r>
           <w:rPr>
             <w:rStyle w:val="Hyperlink"/>
@@ -787,7 +787,7 @@
             <w:noProof/>
             <w:webHidden/>
           </w:rPr>
-          <w:instrText xml:space="preserve"> PAGEREF _Toc242173530 \h </w:instrText>
+          <w:instrText xml:space="preserve"> PAGEREF _Toc242189113 \h </w:instrText>
         </w:r>
         <w:r>
           <w:rPr>
@@ -830,7 +830,7 @@
           <w:sz w:val="24"/>
         </w:rPr>
       </w:pPr>
-      <w:hyperlink w:anchor="_Toc242173531" w:history="1">
+      <w:hyperlink w:anchor="_Toc242189114" w:history="1">
         <w:r>
           <w:rPr>
             <w:rStyle w:val="Hyperlink"/>
@@ -857,7 +857,7 @@
             <w:noProof/>
             <w:webHidden/>
           </w:rPr>
-          <w:instrText xml:space="preserve"> PAGEREF _Toc242173531 \h </w:instrText>
+          <w:instrText xml:space="preserve"> PAGEREF _Toc242189114 \h </w:instrText>
         </w:r>
         <w:r>
           <w:rPr>
@@ -900,7 +900,7 @@
           <w:sz w:val="24"/>
         </w:rPr>
       </w:pPr>
-      <w:hyperlink w:anchor="_Toc242173532" w:history="1">
+      <w:hyperlink w:anchor="_Toc242189115" w:history="1">
         <w:r>
           <w:rPr>
             <w:rStyle w:val="Hyperlink"/>
@@ -927,7 +927,7 @@
             <w:noProof/>
             <w:webHidden/>
           </w:rPr>
-          <w:instrText xml:space="preserve"> PAGEREF _Toc242173532 \h </w:instrText>
+          <w:instrText xml:space="preserve"> PAGEREF _Toc242189115 \h </w:instrText>
         </w:r>
         <w:r>
           <w:rPr>
@@ -970,7 +970,7 @@
           <w:sz w:val="24"/>
         </w:rPr>
       </w:pPr>
-      <w:hyperlink w:anchor="_Toc242173533" w:history="1">
+      <w:hyperlink w:anchor="_Toc242189116" w:history="1">
         <w:r>
           <w:rPr>
             <w:rStyle w:val="Hyperlink"/>
@@ -997,7 +997,7 @@
             <w:noProof/>
             <w:webHidden/>
           </w:rPr>
-          <w:instrText xml:space="preserve"> PAGEREF _Toc242173533 \h </w:instrText>
+          <w:instrText xml:space="preserve"> PAGEREF _Toc242189116 \h </w:instrText>
         </w:r>
         <w:r>
           <w:rPr>
@@ -1040,7 +1040,7 @@
           <w:sz w:val="24"/>
         </w:rPr>
       </w:pPr>
-      <w:hyperlink w:anchor="_Toc242173534" w:history="1">
+      <w:hyperlink w:anchor="_Toc242189117" w:history="1">
         <w:r>
           <w:rPr>
             <w:rStyle w:val="Hyperlink"/>
@@ -1067,7 +1067,7 @@
             <w:noProof/>
             <w:webHidden/>
           </w:rPr>
-          <w:instrText xml:space="preserve"> PAGEREF _Toc242173534 \h </w:instrText>
+          <w:instrText xml:space="preserve"> PAGEREF _Toc242189117 \h </w:instrText>
         </w:r>
         <w:r>
           <w:rPr>
@@ -1110,7 +1110,7 @@
           <w:sz w:val="24"/>
         </w:rPr>
       </w:pPr>
-      <w:hyperlink w:anchor="_Toc242173535" w:history="1">
+      <w:hyperlink w:anchor="_Toc242189118" w:history="1">
         <w:r>
           <w:rPr>
             <w:rStyle w:val="Hyperlink"/>
@@ -1137,7 +1137,7 @@
             <w:noProof/>
             <w:webHidden/>
           </w:rPr>
-          <w:instrText xml:space="preserve"> PAGEREF _Toc242173535 \h </w:instrText>
+          <w:instrText xml:space="preserve"> PAGEREF _Toc242189118 \h </w:instrText>
         </w:r>
         <w:r>
           <w:rPr>
@@ -1180,7 +1180,7 @@
           <w:sz w:val="24"/>
         </w:rPr>
       </w:pPr>
-      <w:hyperlink w:anchor="_Toc242173536" w:history="1">
+      <w:hyperlink w:anchor="_Toc242189119" w:history="1">
         <w:r>
           <w:rPr>
             <w:rStyle w:val="Hyperlink"/>
@@ -1207,7 +1207,7 @@
             <w:noProof/>
             <w:webHidden/>
           </w:rPr>
-          <w:instrText xml:space="preserve"> PAGEREF _Toc242173536 \h </w:instrText>
+          <w:instrText xml:space="preserve"> PAGEREF _Toc242189119 \h </w:instrText>
         </w:r>
         <w:r>
           <w:rPr>
@@ -1250,7 +1250,7 @@
           <w:sz w:val="24"/>
         </w:rPr>
       </w:pPr>
-      <w:hyperlink w:anchor="_Toc242173537" w:history="1">
+      <w:hyperlink w:anchor="_Toc242189120" w:history="1">
         <w:r>
           <w:rPr>
             <w:rStyle w:val="Hyperlink"/>
@@ -1277,7 +1277,7 @@
             <w:noProof/>
             <w:webHidden/>
           </w:rPr>
-          <w:instrText xml:space="preserve"> PAGEREF _Toc242173537 \h </w:instrText>
+          <w:instrText xml:space="preserve"> PAGEREF _Toc242189120 \h </w:instrText>
         </w:r>
         <w:r>
           <w:rPr>
@@ -1320,7 +1320,7 @@
           <w:sz w:val="24"/>
         </w:rPr>
       </w:pPr>
-      <w:hyperlink w:anchor="_Toc242173538" w:history="1">
+      <w:hyperlink w:anchor="_Toc242189121" w:history="1">
         <w:r>
           <w:rPr>
             <w:rStyle w:val="Hyperlink"/>
@@ -1347,7 +1347,7 @@
             <w:noProof/>
             <w:webHidden/>
           </w:rPr>
-          <w:instrText xml:space="preserve"> PAGEREF _Toc242173538 \h </w:instrText>
+          <w:instrText xml:space="preserve"> PAGEREF _Toc242189121 \h </w:instrText>
         </w:r>
         <w:r>
           <w:rPr>
@@ -1390,7 +1390,7 @@
           <w:sz w:val="24"/>
         </w:rPr>
       </w:pPr>
-      <w:hyperlink w:anchor="_Toc242173539" w:history="1">
+      <w:hyperlink w:anchor="_Toc242189122" w:history="1">
         <w:r>
           <w:rPr>
             <w:rStyle w:val="Hyperlink"/>
@@ -1417,7 +1417,7 @@
             <w:noProof/>
             <w:webHidden/>
           </w:rPr>
-          <w:instrText xml:space="preserve"> PAGEREF _Toc242173539 \h </w:instrText>
+          <w:instrText xml:space="preserve"> PAGEREF _Toc242189122 \h </w:instrText>
         </w:r>
         <w:r>
           <w:rPr>
@@ -1460,7 +1460,7 @@
           <w:sz w:val="24"/>
         </w:rPr>
       </w:pPr>
-      <w:hyperlink w:anchor="_Toc242173540" w:history="1">
+      <w:hyperlink w:anchor="_Toc242189123" w:history="1">
         <w:r>
           <w:rPr>
             <w:rStyle w:val="Hyperlink"/>
@@ -1487,7 +1487,7 @@
             <w:noProof/>
             <w:webHidden/>
           </w:rPr>
-          <w:instrText xml:space="preserve"> PAGEREF _Toc242173540 \h </w:instrText>
+          <w:instrText xml:space="preserve"> PAGEREF _Toc242189123 \h </w:instrText>
         </w:r>
         <w:r>
           <w:rPr>
@@ -1530,7 +1530,7 @@
           <w:sz w:val="24"/>
         </w:rPr>
       </w:pPr>
-      <w:hyperlink w:anchor="_Toc242173541" w:history="1">
+      <w:hyperlink w:anchor="_Toc242189124" w:history="1">
         <w:r>
           <w:rPr>
             <w:rStyle w:val="Hyperlink"/>
@@ -1557,7 +1557,7 @@
             <w:noProof/>
             <w:webHidden/>
           </w:rPr>
-          <w:instrText xml:space="preserve"> PAGEREF _Toc242173541 \h </w:instrText>
+          <w:instrText xml:space="preserve"> PAGEREF _Toc242189124 \h </w:instrText>
         </w:r>
         <w:r>
           <w:rPr>
@@ -1600,7 +1600,7 @@
           <w:sz w:val="24"/>
         </w:rPr>
       </w:pPr>
-      <w:hyperlink w:anchor="_Toc242173542" w:history="1">
+      <w:hyperlink w:anchor="_Toc242189125" w:history="1">
         <w:r>
           <w:rPr>
             <w:rStyle w:val="Hyperlink"/>
@@ -1627,7 +1627,7 @@
             <w:noProof/>
             <w:webHidden/>
           </w:rPr>
-          <w:instrText xml:space="preserve"> PAGEREF _Toc242173542 \h </w:instrText>
+          <w:instrText xml:space="preserve"> PAGEREF _Toc242189125 \h </w:instrText>
         </w:r>
         <w:r>
           <w:rPr>
@@ -1670,7 +1670,7 @@
           <w:sz w:val="24"/>
         </w:rPr>
       </w:pPr>
-      <w:hyperlink w:anchor="_Toc242173543" w:history="1">
+      <w:hyperlink w:anchor="_Toc242189126" w:history="1">
         <w:r>
           <w:rPr>
             <w:rStyle w:val="Hyperlink"/>
@@ -1697,7 +1697,7 @@
             <w:noProof/>
             <w:webHidden/>
           </w:rPr>
-          <w:instrText xml:space="preserve"> PAGEREF _Toc242173543 \h </w:instrText>
+          <w:instrText xml:space="preserve"> PAGEREF _Toc242189126 \h </w:instrText>
         </w:r>
         <w:r>
           <w:rPr>
@@ -1740,7 +1740,7 @@
           <w:sz w:val="24"/>
         </w:rPr>
       </w:pPr>
-      <w:hyperlink w:anchor="_Toc242173544" w:history="1">
+      <w:hyperlink w:anchor="_Toc242189127" w:history="1">
         <w:r>
           <w:rPr>
             <w:rStyle w:val="Hyperlink"/>
@@ -1767,7 +1767,7 @@
             <w:noProof/>
             <w:webHidden/>
           </w:rPr>
-          <w:instrText xml:space="preserve"> PAGEREF _Toc242173544 \h </w:instrText>
+          <w:instrText xml:space="preserve"> PAGEREF _Toc242189127 \h </w:instrText>
         </w:r>
         <w:r>
           <w:rPr>
@@ -1810,7 +1810,7 @@
           <w:sz w:val="24"/>
         </w:rPr>
       </w:pPr>
-      <w:hyperlink w:anchor="_Toc242173545" w:history="1">
+      <w:hyperlink w:anchor="_Toc242189128" w:history="1">
         <w:r>
           <w:rPr>
             <w:rStyle w:val="Hyperlink"/>
@@ -1837,7 +1837,7 @@
             <w:noProof/>
             <w:webHidden/>
           </w:rPr>
-          <w:instrText xml:space="preserve"> PAGEREF _Toc242173545 \h </w:instrText>
+          <w:instrText xml:space="preserve"> PAGEREF _Toc242189128 \h </w:instrText>
         </w:r>
         <w:r>
           <w:rPr>
@@ -1880,7 +1880,7 @@
           <w:sz w:val="24"/>
         </w:rPr>
       </w:pPr>
-      <w:hyperlink w:anchor="_Toc242173546" w:history="1">
+      <w:hyperlink w:anchor="_Toc242189129" w:history="1">
         <w:r>
           <w:rPr>
             <w:rStyle w:val="Hyperlink"/>
@@ -1907,7 +1907,7 @@
             <w:noProof/>
             <w:webHidden/>
           </w:rPr>
-          <w:instrText xml:space="preserve"> PAGEREF _Toc242173546 \h </w:instrText>
+          <w:instrText xml:space="preserve"> PAGEREF _Toc242189129 \h </w:instrText>
         </w:r>
         <w:r>
           <w:rPr>
@@ -1950,7 +1950,7 @@
           <w:sz w:val="24"/>
         </w:rPr>
       </w:pPr>
-      <w:hyperlink w:anchor="_Toc242173547" w:history="1">
+      <w:hyperlink w:anchor="_Toc242189130" w:history="1">
         <w:r>
           <w:rPr>
             <w:rStyle w:val="Hyperlink"/>
@@ -1977,7 +1977,7 @@
             <w:noProof/>
             <w:webHidden/>
           </w:rPr>
-          <w:instrText xml:space="preserve"> PAGEREF _Toc242173547 \h </w:instrText>
+          <w:instrText xml:space="preserve"> PAGEREF _Toc242189130 \h </w:instrText>
         </w:r>
         <w:r>
           <w:rPr>
@@ -2020,7 +2020,7 @@
           <w:sz w:val="24"/>
         </w:rPr>
       </w:pPr>
-      <w:hyperlink w:anchor="_Toc242173548" w:history="1">
+      <w:hyperlink w:anchor="_Toc242189131" w:history="1">
         <w:r>
           <w:rPr>
             <w:rStyle w:val="Hyperlink"/>
@@ -2047,7 +2047,7 @@
             <w:noProof/>
             <w:webHidden/>
           </w:rPr>
-          <w:instrText xml:space="preserve"> PAGEREF _Toc242173548 \h </w:instrText>
+          <w:instrText xml:space="preserve"> PAGEREF _Toc242189131 \h </w:instrText>
         </w:r>
         <w:r>
           <w:rPr>
@@ -2090,7 +2090,7 @@
           <w:sz w:val="24"/>
         </w:rPr>
       </w:pPr>
-      <w:hyperlink w:anchor="_Toc242173549" w:history="1">
+      <w:hyperlink w:anchor="_Toc242189132" w:history="1">
         <w:r>
           <w:rPr>
             <w:rStyle w:val="Hyperlink"/>
@@ -2117,7 +2117,7 @@
             <w:noProof/>
             <w:webHidden/>
           </w:rPr>
-          <w:instrText xml:space="preserve"> PAGEREF _Toc242173549 \h </w:instrText>
+          <w:instrText xml:space="preserve"> PAGEREF _Toc242189132 \h </w:instrText>
         </w:r>
         <w:r>
           <w:rPr>
@@ -2160,7 +2160,7 @@
           <w:sz w:val="24"/>
         </w:rPr>
       </w:pPr>
-      <w:hyperlink w:anchor="_Toc242173550" w:history="1">
+      <w:hyperlink w:anchor="_Toc242189133" w:history="1">
         <w:r>
           <w:rPr>
             <w:rStyle w:val="Hyperlink"/>
@@ -2187,7 +2187,7 @@
             <w:noProof/>
             <w:webHidden/>
           </w:rPr>
-          <w:instrText xml:space="preserve"> PAGEREF _Toc242173550 \h </w:instrText>
+          <w:instrText xml:space="preserve"> PAGEREF _Toc242189133 \h </w:instrText>
         </w:r>
         <w:r>
           <w:rPr>
@@ -2231,7 +2231,7 @@
           <w:sz w:val="24"/>
         </w:rPr>
       </w:pPr>
-      <w:hyperlink w:anchor="_Toc242173551" w:history="1">
+      <w:hyperlink w:anchor="_Toc242189134" w:history="1">
         <w:r>
           <w:rPr>
             <w:rStyle w:val="Hyperlink"/>
@@ -2258,7 +2258,7 @@
             <w:noProof/>
             <w:webHidden/>
           </w:rPr>
-          <w:instrText xml:space="preserve"> PAGEREF _Toc242173551 \h </w:instrText>
+          <w:instrText xml:space="preserve"> PAGEREF _Toc242189134 \h </w:instrText>
         </w:r>
         <w:r>
           <w:rPr>
@@ -2301,7 +2301,7 @@
           <w:sz w:val="24"/>
         </w:rPr>
       </w:pPr>
-      <w:hyperlink w:anchor="_Toc242173552" w:history="1">
+      <w:hyperlink w:anchor="_Toc242189135" w:history="1">
         <w:r>
           <w:rPr>
             <w:rStyle w:val="Hyperlink"/>
@@ -2328,7 +2328,7 @@
             <w:noProof/>
             <w:webHidden/>
           </w:rPr>
-          <w:instrText xml:space="preserve"> PAGEREF _Toc242173552 \h </w:instrText>
+          <w:instrText xml:space="preserve"> PAGEREF _Toc242189135 \h </w:instrText>
         </w:r>
         <w:r>
           <w:rPr>
@@ -2371,7 +2371,7 @@
           <w:sz w:val="24"/>
         </w:rPr>
       </w:pPr>
-      <w:hyperlink w:anchor="_Toc242173553" w:history="1">
+      <w:hyperlink w:anchor="_Toc242189136" w:history="1">
         <w:r>
           <w:rPr>
             <w:rStyle w:val="Hyperlink"/>
@@ -2398,7 +2398,7 @@
             <w:noProof/>
             <w:webHidden/>
           </w:rPr>
-          <w:instrText xml:space="preserve"> PAGEREF _Toc242173553 \h </w:instrText>
+          <w:instrText xml:space="preserve"> PAGEREF _Toc242189136 \h </w:instrText>
         </w:r>
         <w:r>
           <w:rPr>
@@ -2441,7 +2441,7 @@
           <w:sz w:val="24"/>
         </w:rPr>
       </w:pPr>
-      <w:hyperlink w:anchor="_Toc242173554" w:history="1">
+      <w:hyperlink w:anchor="_Toc242189137" w:history="1">
         <w:r>
           <w:rPr>
             <w:rStyle w:val="Hyperlink"/>
@@ -2468,7 +2468,7 @@
             <w:noProof/>
             <w:webHidden/>
           </w:rPr>
-          <w:instrText xml:space="preserve"> PAGEREF _Toc242173554 \h </w:instrText>
+          <w:instrText xml:space="preserve"> PAGEREF _Toc242189137 \h </w:instrText>
         </w:r>
         <w:r>
           <w:rPr>
@@ -2511,7 +2511,7 @@
           <w:sz w:val="24"/>
         </w:rPr>
       </w:pPr>
-      <w:hyperlink w:anchor="_Toc242173555" w:history="1">
+      <w:hyperlink w:anchor="_Toc242189138" w:history="1">
         <w:r>
           <w:rPr>
             <w:rStyle w:val="Hyperlink"/>
@@ -2538,7 +2538,7 @@
             <w:noProof/>
             <w:webHidden/>
           </w:rPr>
-          <w:instrText xml:space="preserve"> PAGEREF _Toc242173555 \h </w:instrText>
+          <w:instrText xml:space="preserve"> PAGEREF _Toc242189138 \h </w:instrText>
         </w:r>
         <w:r>
           <w:rPr>
@@ -2581,7 +2581,7 @@
           <w:sz w:val="24"/>
         </w:rPr>
       </w:pPr>
-      <w:hyperlink w:anchor="_Toc242173556" w:history="1">
+      <w:hyperlink w:anchor="_Toc242189139" w:history="1">
         <w:r>
           <w:rPr>
             <w:rStyle w:val="Hyperlink"/>
@@ -2608,7 +2608,7 @@
             <w:noProof/>
             <w:webHidden/>
           </w:rPr>
-          <w:instrText xml:space="preserve"> PAGEREF _Toc242173556 \h </w:instrText>
+          <w:instrText xml:space="preserve"> PAGEREF _Toc242189139 \h </w:instrText>
         </w:r>
         <w:r>
           <w:rPr>
@@ -2651,7 +2651,7 @@
           <w:sz w:val="24"/>
         </w:rPr>
       </w:pPr>
-      <w:hyperlink w:anchor="_Toc242173557" w:history="1">
+      <w:hyperlink w:anchor="_Toc242189140" w:history="1">
         <w:r>
           <w:rPr>
             <w:rStyle w:val="Hyperlink"/>
@@ -2678,7 +2678,7 @@
             <w:noProof/>
             <w:webHidden/>
           </w:rPr>
-          <w:instrText xml:space="preserve"> PAGEREF _Toc242173557 \h </w:instrText>
+          <w:instrText xml:space="preserve"> PAGEREF _Toc242189140 \h </w:instrText>
         </w:r>
         <w:r>
           <w:rPr>
@@ -2721,7 +2721,7 @@
           <w:sz w:val="24"/>
         </w:rPr>
       </w:pPr>
-      <w:hyperlink w:anchor="_Toc242173558" w:history="1">
+      <w:hyperlink w:anchor="_Toc242189141" w:history="1">
         <w:r>
           <w:rPr>
             <w:rStyle w:val="Hyperlink"/>
@@ -2748,7 +2748,7 @@
             <w:noProof/>
             <w:webHidden/>
           </w:rPr>
-          <w:instrText xml:space="preserve"> PAGEREF _Toc242173558 \h </w:instrText>
+          <w:instrText xml:space="preserve"> PAGEREF _Toc242189141 \h </w:instrText>
         </w:r>
         <w:r>
           <w:rPr>
@@ -2791,7 +2791,7 @@
           <w:sz w:val="24"/>
         </w:rPr>
       </w:pPr>
-      <w:hyperlink w:anchor="_Toc242173559" w:history="1">
+      <w:hyperlink w:anchor="_Toc242189142" w:history="1">
         <w:r>
           <w:rPr>
             <w:rStyle w:val="Hyperlink"/>
@@ -2818,7 +2818,7 @@
             <w:noProof/>
             <w:webHidden/>
           </w:rPr>
-          <w:instrText xml:space="preserve"> PAGEREF _Toc242173559 \h </w:instrText>
+          <w:instrText xml:space="preserve"> PAGEREF _Toc242189142 \h </w:instrText>
         </w:r>
         <w:r>
           <w:rPr>
@@ -2861,7 +2861,7 @@
           <w:sz w:val="24"/>
         </w:rPr>
       </w:pPr>
-      <w:hyperlink w:anchor="_Toc242173560" w:history="1">
+      <w:hyperlink w:anchor="_Toc242189143" w:history="1">
         <w:r>
           <w:rPr>
             <w:rStyle w:val="Hyperlink"/>
@@ -2888,7 +2888,7 @@
             <w:noProof/>
             <w:webHidden/>
           </w:rPr>
-          <w:instrText xml:space="preserve"> PAGEREF _Toc242173560 \h </w:instrText>
+          <w:instrText xml:space="preserve"> PAGEREF _Toc242189143 \h </w:instrText>
         </w:r>
         <w:r>
           <w:rPr>
@@ -2931,7 +2931,7 @@
           <w:sz w:val="24"/>
         </w:rPr>
       </w:pPr>
-      <w:hyperlink w:anchor="_Toc242173561" w:history="1">
+      <w:hyperlink w:anchor="_Toc242189144" w:history="1">
         <w:r>
           <w:rPr>
             <w:rStyle w:val="Hyperlink"/>
@@ -2958,7 +2958,7 @@
             <w:noProof/>
             <w:webHidden/>
           </w:rPr>
-          <w:instrText xml:space="preserve"> PAGEREF _Toc242173561 \h </w:instrText>
+          <w:instrText xml:space="preserve"> PAGEREF _Toc242189144 \h </w:instrText>
         </w:r>
         <w:r>
           <w:rPr>
@@ -3001,7 +3001,7 @@
           <w:sz w:val="24"/>
         </w:rPr>
       </w:pPr>
-      <w:hyperlink w:anchor="_Toc242173562" w:history="1">
+      <w:hyperlink w:anchor="_Toc242189145" w:history="1">
         <w:r>
           <w:rPr>
             <w:rStyle w:val="Hyperlink"/>
@@ -3028,7 +3028,7 @@
             <w:noProof/>
             <w:webHidden/>
           </w:rPr>
-          <w:instrText xml:space="preserve"> PAGEREF _Toc242173562 \h </w:instrText>
+          <w:instrText xml:space="preserve"> PAGEREF _Toc242189145 \h </w:instrText>
         </w:r>
         <w:r>
           <w:rPr>
@@ -3071,7 +3071,7 @@
           <w:sz w:val="24"/>
         </w:rPr>
       </w:pPr>
-      <w:hyperlink w:anchor="_Toc242173563" w:history="1">
+      <w:hyperlink w:anchor="_Toc242189146" w:history="1">
         <w:r>
           <w:rPr>
             <w:rStyle w:val="Hyperlink"/>
@@ -3098,7 +3098,7 @@
             <w:noProof/>
             <w:webHidden/>
           </w:rPr>
-          <w:instrText xml:space="preserve"> PAGEREF _Toc242173563 \h </w:instrText>
+          <w:instrText xml:space="preserve"> PAGEREF _Toc242189146 \h </w:instrText>
         </w:r>
         <w:r>
           <w:rPr>
@@ -3141,7 +3141,7 @@
           <w:sz w:val="24"/>
         </w:rPr>
       </w:pPr>
-      <w:hyperlink w:anchor="_Toc242173564" w:history="1">
+      <w:hyperlink w:anchor="_Toc242189147" w:history="1">
         <w:r>
           <w:rPr>
             <w:rStyle w:val="Hyperlink"/>
@@ -3168,7 +3168,7 @@
             <w:noProof/>
             <w:webHidden/>
           </w:rPr>
-          <w:instrText xml:space="preserve"> PAGEREF _Toc242173564 \h </w:instrText>
+          <w:instrText xml:space="preserve"> PAGEREF _Toc242189147 \h </w:instrText>
         </w:r>
         <w:r>
           <w:rPr>
@@ -3211,7 +3211,7 @@
           <w:sz w:val="24"/>
         </w:rPr>
       </w:pPr>
-      <w:hyperlink w:anchor="_Toc242173565" w:history="1">
+      <w:hyperlink w:anchor="_Toc242189148" w:history="1">
         <w:r>
           <w:rPr>
             <w:rStyle w:val="Hyperlink"/>
@@ -3238,7 +3238,7 @@
             <w:noProof/>
             <w:webHidden/>
           </w:rPr>
-          <w:instrText xml:space="preserve"> PAGEREF _Toc242173565 \h </w:instrText>
+          <w:instrText xml:space="preserve"> PAGEREF _Toc242189148 \h </w:instrText>
         </w:r>
         <w:r>
           <w:rPr>
@@ -3281,7 +3281,7 @@
           <w:sz w:val="24"/>
         </w:rPr>
       </w:pPr>
-      <w:hyperlink w:anchor="_Toc242173566" w:history="1">
+      <w:hyperlink w:anchor="_Toc242189149" w:history="1">
         <w:r>
           <w:rPr>
             <w:rStyle w:val="Hyperlink"/>
@@ -3308,7 +3308,7 @@
             <w:noProof/>
             <w:webHidden/>
           </w:rPr>
-          <w:instrText xml:space="preserve"> PAGEREF _Toc242173566 \h </w:instrText>
+          <w:instrText xml:space="preserve"> PAGEREF _Toc242189149 \h </w:instrText>
         </w:r>
         <w:r>
           <w:rPr>
@@ -3351,7 +3351,7 @@
           <w:sz w:val="24"/>
         </w:rPr>
       </w:pPr>
-      <w:hyperlink w:anchor="_Toc242173567" w:history="1">
+      <w:hyperlink w:anchor="_Toc242189150" w:history="1">
         <w:r>
           <w:rPr>
             <w:rStyle w:val="Hyperlink"/>
@@ -3378,7 +3378,7 @@
             <w:noProof/>
             <w:webHidden/>
           </w:rPr>
-          <w:instrText xml:space="preserve"> PAGEREF _Toc242173567 \h </w:instrText>
+          <w:instrText xml:space="preserve"> PAGEREF _Toc242189150 \h </w:instrText>
         </w:r>
         <w:r>
           <w:rPr>
@@ -3421,7 +3421,7 @@
           <w:sz w:val="24"/>
         </w:rPr>
       </w:pPr>
-      <w:hyperlink w:anchor="_Toc242173568" w:history="1">
+      <w:hyperlink w:anchor="_Toc242189151" w:history="1">
         <w:r>
           <w:rPr>
             <w:rStyle w:val="Hyperlink"/>
@@ -3448,7 +3448,7 @@
             <w:noProof/>
             <w:webHidden/>
           </w:rPr>
-          <w:instrText xml:space="preserve"> PAGEREF _Toc242173568 \h </w:instrText>
+          <w:instrText xml:space="preserve"> PAGEREF _Toc242189151 \h </w:instrText>
         </w:r>
         <w:r>
           <w:rPr>
@@ -3491,7 +3491,7 @@
           <w:sz w:val="24"/>
         </w:rPr>
       </w:pPr>
-      <w:hyperlink w:anchor="_Toc242173569" w:history="1">
+      <w:hyperlink w:anchor="_Toc242189152" w:history="1">
         <w:r>
           <w:rPr>
             <w:rStyle w:val="Hyperlink"/>
@@ -3518,7 +3518,7 @@
             <w:noProof/>
             <w:webHidden/>
           </w:rPr>
-          <w:instrText xml:space="preserve"> PAGEREF _Toc242173569 \h </w:instrText>
+          <w:instrText xml:space="preserve"> PAGEREF _Toc242189152 \h </w:instrText>
         </w:r>
         <w:r>
           <w:rPr>
@@ -3561,7 +3561,7 @@
           <w:sz w:val="24"/>
         </w:rPr>
       </w:pPr>
-      <w:hyperlink w:anchor="_Toc242173570" w:history="1">
+      <w:hyperlink w:anchor="_Toc242189153" w:history="1">
         <w:r>
           <w:rPr>
             <w:rStyle w:val="Hyperlink"/>
@@ -3588,7 +3588,7 @@
             <w:noProof/>
             <w:webHidden/>
           </w:rPr>
-          <w:instrText xml:space="preserve"> PAGEREF _Toc242173570 \h </w:instrText>
+          <w:instrText xml:space="preserve"> PAGEREF _Toc242189153 \h </w:instrText>
         </w:r>
         <w:r>
           <w:rPr>
@@ -3631,7 +3631,7 @@
           <w:sz w:val="24"/>
         </w:rPr>
       </w:pPr>
-      <w:hyperlink w:anchor="_Toc242173571" w:history="1">
+      <w:hyperlink w:anchor="_Toc242189154" w:history="1">
         <w:r>
           <w:rPr>
             <w:rStyle w:val="Hyperlink"/>
@@ -3658,7 +3658,7 @@
             <w:noProof/>
             <w:webHidden/>
           </w:rPr>
-          <w:instrText xml:space="preserve"> PAGEREF _Toc242173571 \h </w:instrText>
+          <w:instrText xml:space="preserve"> PAGEREF _Toc242189154 \h </w:instrText>
         </w:r>
         <w:r>
           <w:rPr>
@@ -3701,7 +3701,7 @@
           <w:sz w:val="24"/>
         </w:rPr>
       </w:pPr>
-      <w:hyperlink w:anchor="_Toc242173572" w:history="1">
+      <w:hyperlink w:anchor="_Toc242189155" w:history="1">
         <w:r>
           <w:rPr>
             <w:rStyle w:val="Hyperlink"/>
@@ -3728,7 +3728,7 @@
             <w:noProof/>
             <w:webHidden/>
           </w:rPr>
-          <w:instrText xml:space="preserve"> PAGEREF _Toc242173572 \h </w:instrText>
+          <w:instrText xml:space="preserve"> PAGEREF _Toc242189155 \h </w:instrText>
         </w:r>
         <w:r>
           <w:rPr>
@@ -3772,7 +3772,7 @@
           <w:sz w:val="24"/>
         </w:rPr>
       </w:pPr>
-      <w:hyperlink w:anchor="_Toc242173573" w:history="1">
+      <w:hyperlink w:anchor="_Toc242189156" w:history="1">
         <w:r>
           <w:rPr>
             <w:rStyle w:val="Hyperlink"/>
@@ -3799,7 +3799,7 @@
             <w:noProof/>
             <w:webHidden/>
           </w:rPr>
-          <w:instrText xml:space="preserve"> PAGEREF _Toc242173573 \h </w:instrText>
+          <w:instrText xml:space="preserve"> PAGEREF _Toc242189156 \h </w:instrText>
         </w:r>
         <w:r>
           <w:rPr>
@@ -3842,7 +3842,7 @@
           <w:sz w:val="24"/>
         </w:rPr>
       </w:pPr>
-      <w:hyperlink w:anchor="_Toc242173574" w:history="1">
+      <w:hyperlink w:anchor="_Toc242189157" w:history="1">
         <w:r>
           <w:rPr>
             <w:rStyle w:val="Hyperlink"/>
@@ -3869,7 +3869,7 @@
             <w:noProof/>
             <w:webHidden/>
           </w:rPr>
-          <w:instrText xml:space="preserve"> PAGEREF _Toc242173574 \h </w:instrText>
+          <w:instrText xml:space="preserve"> PAGEREF _Toc242189157 \h </w:instrText>
         </w:r>
         <w:r>
           <w:rPr>
@@ -3912,7 +3912,7 @@
           <w:sz w:val="24"/>
         </w:rPr>
       </w:pPr>
-      <w:hyperlink w:anchor="_Toc242173575" w:history="1">
+      <w:hyperlink w:anchor="_Toc242189158" w:history="1">
         <w:r>
           <w:rPr>
             <w:rStyle w:val="Hyperlink"/>
@@ -3939,7 +3939,7 @@
             <w:noProof/>
             <w:webHidden/>
           </w:rPr>
-          <w:instrText xml:space="preserve"> PAGEREF _Toc242173575 \h </w:instrText>
+          <w:instrText xml:space="preserve"> PAGEREF _Toc242189158 \h </w:instrText>
         </w:r>
         <w:r>
           <w:rPr>
@@ -3982,7 +3982,7 @@
           <w:sz w:val="24"/>
         </w:rPr>
       </w:pPr>
-      <w:hyperlink w:anchor="_Toc242173576" w:history="1">
+      <w:hyperlink w:anchor="_Toc242189159" w:history="1">
         <w:r>
           <w:rPr>
             <w:rStyle w:val="Hyperlink"/>
@@ -4009,7 +4009,7 @@
             <w:noProof/>
             <w:webHidden/>
           </w:rPr>
-          <w:instrText xml:space="preserve"> PAGEREF _Toc242173576 \h </w:instrText>
+          <w:instrText xml:space="preserve"> PAGEREF _Toc242189159 \h </w:instrText>
         </w:r>
         <w:r>
           <w:rPr>
@@ -4052,7 +4052,7 @@
           <w:sz w:val="24"/>
         </w:rPr>
       </w:pPr>
-      <w:hyperlink w:anchor="_Toc242173577" w:history="1">
+      <w:hyperlink w:anchor="_Toc242189160" w:history="1">
         <w:r>
           <w:rPr>
             <w:rStyle w:val="Hyperlink"/>
@@ -4079,7 +4079,7 @@
             <w:noProof/>
             <w:webHidden/>
           </w:rPr>
-          <w:instrText xml:space="preserve"> PAGEREF _Toc242173577 \h </w:instrText>
+          <w:instrText xml:space="preserve"> PAGEREF _Toc242189160 \h </w:instrText>
         </w:r>
         <w:r>
           <w:rPr>
@@ -4122,7 +4122,7 @@
           <w:sz w:val="24"/>
         </w:rPr>
       </w:pPr>
-      <w:hyperlink w:anchor="_Toc242173578" w:history="1">
+      <w:hyperlink w:anchor="_Toc242189161" w:history="1">
         <w:r>
           <w:rPr>
             <w:rStyle w:val="Hyperlink"/>
@@ -4149,7 +4149,7 @@
             <w:noProof/>
             <w:webHidden/>
           </w:rPr>
-          <w:instrText xml:space="preserve"> PAGEREF _Toc242173578 \h </w:instrText>
+          <w:instrText xml:space="preserve"> PAGEREF _Toc242189161 \h </w:instrText>
         </w:r>
         <w:r>
           <w:rPr>
@@ -4192,7 +4192,7 @@
           <w:sz w:val="24"/>
         </w:rPr>
       </w:pPr>
-      <w:hyperlink w:anchor="_Toc242173579" w:history="1">
+      <w:hyperlink w:anchor="_Toc242189162" w:history="1">
         <w:r>
           <w:rPr>
             <w:rStyle w:val="Hyperlink"/>
@@ -4219,7 +4219,7 @@
             <w:noProof/>
             <w:webHidden/>
           </w:rPr>
-          <w:instrText xml:space="preserve"> PAGEREF _Toc242173579 \h </w:instrText>
+          <w:instrText xml:space="preserve"> PAGEREF _Toc242189162 \h </w:instrText>
         </w:r>
         <w:r>
           <w:rPr>
@@ -4262,7 +4262,7 @@
           <w:sz w:val="24"/>
         </w:rPr>
       </w:pPr>
-      <w:hyperlink w:anchor="_Toc242173580" w:history="1">
+      <w:hyperlink w:anchor="_Toc242189163" w:history="1">
         <w:r>
           <w:rPr>
             <w:rStyle w:val="Hyperlink"/>
@@ -4289,7 +4289,7 @@
             <w:noProof/>
             <w:webHidden/>
           </w:rPr>
-          <w:instrText xml:space="preserve"> PAGEREF _Toc242173580 \h </w:instrText>
+          <w:instrText xml:space="preserve"> PAGEREF _Toc242189163 \h </w:instrText>
         </w:r>
         <w:r>
           <w:rPr>
@@ -4332,7 +4332,7 @@
           <w:sz w:val="24"/>
         </w:rPr>
       </w:pPr>
-      <w:hyperlink w:anchor="_Toc242173581" w:history="1">
+      <w:hyperlink w:anchor="_Toc242189164" w:history="1">
         <w:r>
           <w:rPr>
             <w:rStyle w:val="Hyperlink"/>
@@ -4359,7 +4359,7 @@
             <w:noProof/>
             <w:webHidden/>
           </w:rPr>
-          <w:instrText xml:space="preserve"> PAGEREF _Toc242173581 \h </w:instrText>
+          <w:instrText xml:space="preserve"> PAGEREF _Toc242189164 \h </w:instrText>
         </w:r>
         <w:r>
           <w:rPr>
@@ -4402,7 +4402,7 @@
           <w:sz w:val="24"/>
         </w:rPr>
       </w:pPr>
-      <w:hyperlink w:anchor="_Toc242173582" w:history="1">
+      <w:hyperlink w:anchor="_Toc242189165" w:history="1">
         <w:r>
           <w:rPr>
             <w:rStyle w:val="Hyperlink"/>
@@ -4429,7 +4429,7 @@
             <w:noProof/>
             <w:webHidden/>
           </w:rPr>
-          <w:instrText xml:space="preserve"> PAGEREF _Toc242173582 \h </w:instrText>
+          <w:instrText xml:space="preserve"> PAGEREF _Toc242189165 \h </w:instrText>
         </w:r>
         <w:r>
           <w:rPr>
@@ -4472,7 +4472,7 @@
           <w:sz w:val="24"/>
         </w:rPr>
       </w:pPr>
-      <w:hyperlink w:anchor="_Toc242173583" w:history="1">
+      <w:hyperlink w:anchor="_Toc242189166" w:history="1">
         <w:r>
           <w:rPr>
             <w:rStyle w:val="Hyperlink"/>
@@ -4499,7 +4499,7 @@
             <w:noProof/>
             <w:webHidden/>
           </w:rPr>
-          <w:instrText xml:space="preserve"> PAGEREF _Toc242173583 \h </w:instrText>
+          <w:instrText xml:space="preserve"> PAGEREF _Toc242189166 \h </w:instrText>
         </w:r>
         <w:r>
           <w:rPr>
@@ -4542,7 +4542,7 @@
           <w:sz w:val="24"/>
         </w:rPr>
       </w:pPr>
-      <w:hyperlink w:anchor="_Toc242173584" w:history="1">
+      <w:hyperlink w:anchor="_Toc242189167" w:history="1">
         <w:r>
           <w:rPr>
             <w:rStyle w:val="Hyperlink"/>
@@ -4569,7 +4569,7 @@
             <w:noProof/>
             <w:webHidden/>
           </w:rPr>
-          <w:instrText xml:space="preserve"> PAGEREF _Toc242173584 \h </w:instrText>
+          <w:instrText xml:space="preserve"> PAGEREF _Toc242189167 \h </w:instrText>
         </w:r>
         <w:r>
           <w:rPr>
@@ -4612,7 +4612,7 @@
           <w:sz w:val="24"/>
         </w:rPr>
       </w:pPr>
-      <w:hyperlink w:anchor="_Toc242173585" w:history="1">
+      <w:hyperlink w:anchor="_Toc242189168" w:history="1">
         <w:r>
           <w:rPr>
             <w:rStyle w:val="Hyperlink"/>
@@ -4639,7 +4639,7 @@
             <w:noProof/>
             <w:webHidden/>
           </w:rPr>
-          <w:instrText xml:space="preserve"> PAGEREF _Toc242173585 \h </w:instrText>
+          <w:instrText xml:space="preserve"> PAGEREF _Toc242189168 \h </w:instrText>
         </w:r>
         <w:r>
           <w:rPr>
@@ -4682,7 +4682,7 @@
           <w:sz w:val="24"/>
         </w:rPr>
       </w:pPr>
-      <w:hyperlink w:anchor="_Toc242173586" w:history="1">
+      <w:hyperlink w:anchor="_Toc242189169" w:history="1">
         <w:r>
           <w:rPr>
             <w:rStyle w:val="Hyperlink"/>
@@ -4709,7 +4709,7 @@
             <w:noProof/>
             <w:webHidden/>
           </w:rPr>
-          <w:instrText xml:space="preserve"> PAGEREF _Toc242173586 \h </w:instrText>
+          <w:instrText xml:space="preserve"> PAGEREF _Toc242189169 \h </w:instrText>
         </w:r>
         <w:r>
           <w:rPr>
@@ -4752,7 +4752,7 @@
           <w:sz w:val="24"/>
         </w:rPr>
       </w:pPr>
-      <w:hyperlink w:anchor="_Toc242173587" w:history="1">
+      <w:hyperlink w:anchor="_Toc242189170" w:history="1">
         <w:r>
           <w:rPr>
             <w:rStyle w:val="Hyperlink"/>
@@ -4779,7 +4779,7 @@
             <w:noProof/>
             <w:webHidden/>
           </w:rPr>
-          <w:instrText xml:space="preserve"> PAGEREF _Toc242173587 \h </w:instrText>
+          <w:instrText xml:space="preserve"> PAGEREF _Toc242189170 \h </w:instrText>
         </w:r>
         <w:r>
           <w:rPr>
@@ -4822,7 +4822,7 @@
           <w:sz w:val="24"/>
         </w:rPr>
       </w:pPr>
-      <w:hyperlink w:anchor="_Toc242173588" w:history="1">
+      <w:hyperlink w:anchor="_Toc242189171" w:history="1">
         <w:r>
           <w:rPr>
             <w:rStyle w:val="Hyperlink"/>
@@ -4849,7 +4849,7 @@
             <w:noProof/>
             <w:webHidden/>
           </w:rPr>
-          <w:instrText xml:space="preserve"> PAGEREF _Toc242173588 \h </w:instrText>
+          <w:instrText xml:space="preserve"> PAGEREF _Toc242189171 \h </w:instrText>
         </w:r>
         <w:r>
           <w:rPr>
@@ -4892,7 +4892,7 @@
           <w:sz w:val="24"/>
         </w:rPr>
       </w:pPr>
-      <w:hyperlink w:anchor="_Toc242173589" w:history="1">
+      <w:hyperlink w:anchor="_Toc242189172" w:history="1">
         <w:r>
           <w:rPr>
             <w:rStyle w:val="Hyperlink"/>
@@ -4919,7 +4919,7 @@
             <w:noProof/>
             <w:webHidden/>
           </w:rPr>
-          <w:instrText xml:space="preserve"> PAGEREF _Toc242173589 \h </w:instrText>
+          <w:instrText xml:space="preserve"> PAGEREF _Toc242189172 \h </w:instrText>
         </w:r>
         <w:r>
           <w:rPr>
@@ -4962,7 +4962,7 @@
           <w:sz w:val="24"/>
         </w:rPr>
       </w:pPr>
-      <w:hyperlink w:anchor="_Toc242173590" w:history="1">
+      <w:hyperlink w:anchor="_Toc242189173" w:history="1">
         <w:r>
           <w:rPr>
             <w:rStyle w:val="Hyperlink"/>
@@ -4989,7 +4989,7 @@
             <w:noProof/>
             <w:webHidden/>
           </w:rPr>
-          <w:instrText xml:space="preserve"> PAGEREF _Toc242173590 \h </w:instrText>
+          <w:instrText xml:space="preserve"> PAGEREF _Toc242189173 \h </w:instrText>
         </w:r>
         <w:r>
           <w:rPr>
@@ -5032,7 +5032,7 @@
           <w:sz w:val="24"/>
         </w:rPr>
       </w:pPr>
-      <w:hyperlink w:anchor="_Toc242173591" w:history="1">
+      <w:hyperlink w:anchor="_Toc242189174" w:history="1">
         <w:r>
           <w:rPr>
             <w:rStyle w:val="Hyperlink"/>
@@ -5059,7 +5059,7 @@
             <w:noProof/>
             <w:webHidden/>
           </w:rPr>
-          <w:instrText xml:space="preserve"> PAGEREF _Toc242173591 \h </w:instrText>
+          <w:instrText xml:space="preserve"> PAGEREF _Toc242189174 \h </w:instrText>
         </w:r>
         <w:r>
           <w:rPr>
@@ -5102,7 +5102,7 @@
           <w:sz w:val="24"/>
         </w:rPr>
       </w:pPr>
-      <w:hyperlink w:anchor="_Toc242173592" w:history="1">
+      <w:hyperlink w:anchor="_Toc242189175" w:history="1">
         <w:r>
           <w:rPr>
             <w:rStyle w:val="Hyperlink"/>
@@ -5129,7 +5129,7 @@
             <w:noProof/>
             <w:webHidden/>
           </w:rPr>
-          <w:instrText xml:space="preserve"> PAGEREF _Toc242173592 \h </w:instrText>
+          <w:instrText xml:space="preserve"> PAGEREF _Toc242189175 \h </w:instrText>
         </w:r>
         <w:r>
           <w:rPr>
@@ -5173,7 +5173,7 @@
           <w:sz w:val="24"/>
         </w:rPr>
       </w:pPr>
-      <w:hyperlink w:anchor="_Toc242173593" w:history="1">
+      <w:hyperlink w:anchor="_Toc242189176" w:history="1">
         <w:r>
           <w:rPr>
             <w:rStyle w:val="Hyperlink"/>
@@ -5200,7 +5200,7 @@
             <w:noProof/>
             <w:webHidden/>
           </w:rPr>
-          <w:instrText xml:space="preserve"> PAGEREF _Toc242173593 \h </w:instrText>
+          <w:instrText xml:space="preserve"> PAGEREF _Toc242189176 \h </w:instrText>
         </w:r>
         <w:r>
           <w:rPr>
@@ -5243,7 +5243,7 @@
           <w:sz w:val="24"/>
         </w:rPr>
       </w:pPr>
-      <w:hyperlink w:anchor="_Toc242173594" w:history="1">
+      <w:hyperlink w:anchor="_Toc242189177" w:history="1">
         <w:r>
           <w:rPr>
             <w:rStyle w:val="Hyperlink"/>
@@ -5270,7 +5270,7 @@
             <w:noProof/>
             <w:webHidden/>
           </w:rPr>
-          <w:instrText xml:space="preserve"> PAGEREF _Toc242173594 \h </w:instrText>
+          <w:instrText xml:space="preserve"> PAGEREF _Toc242189177 \h </w:instrText>
         </w:r>
         <w:r>
           <w:rPr>
@@ -5313,7 +5313,7 @@
           <w:sz w:val="24"/>
         </w:rPr>
       </w:pPr>
-      <w:hyperlink w:anchor="_Toc242173595" w:history="1">
+      <w:hyperlink w:anchor="_Toc242189178" w:history="1">
         <w:r>
           <w:rPr>
             <w:rStyle w:val="Hyperlink"/>
@@ -5340,7 +5340,7 @@
             <w:noProof/>
             <w:webHidden/>
           </w:rPr>
-          <w:instrText xml:space="preserve"> PAGEREF _Toc242173595 \h </w:instrText>
+          <w:instrText xml:space="preserve"> PAGEREF _Toc242189178 \h </w:instrText>
         </w:r>
         <w:r>
           <w:rPr>
@@ -5383,7 +5383,7 @@
           <w:sz w:val="24"/>
         </w:rPr>
       </w:pPr>
-      <w:hyperlink w:anchor="_Toc242173596" w:history="1">
+      <w:hyperlink w:anchor="_Toc242189179" w:history="1">
         <w:r>
           <w:rPr>
             <w:rStyle w:val="Hyperlink"/>
@@ -5410,7 +5410,7 @@
             <w:noProof/>
             <w:webHidden/>
           </w:rPr>
-          <w:instrText xml:space="preserve"> PAGEREF _Toc242173596 \h </w:instrText>
+          <w:instrText xml:space="preserve"> PAGEREF _Toc242189179 \h </w:instrText>
         </w:r>
         <w:r>
           <w:rPr>
@@ -5453,7 +5453,7 @@
           <w:sz w:val="24"/>
         </w:rPr>
       </w:pPr>
-      <w:hyperlink w:anchor="_Toc242173597" w:history="1">
+      <w:hyperlink w:anchor="_Toc242189180" w:history="1">
         <w:r>
           <w:rPr>
             <w:rStyle w:val="Hyperlink"/>
@@ -5480,7 +5480,7 @@
             <w:noProof/>
             <w:webHidden/>
           </w:rPr>
-          <w:instrText xml:space="preserve"> PAGEREF _Toc242173597 \h </w:instrText>
+          <w:instrText xml:space="preserve"> PAGEREF _Toc242189180 \h </w:instrText>
         </w:r>
         <w:r>
           <w:rPr>
@@ -5523,7 +5523,7 @@
           <w:sz w:val="24"/>
         </w:rPr>
       </w:pPr>
-      <w:hyperlink w:anchor="_Toc242173598" w:history="1">
+      <w:hyperlink w:anchor="_Toc242189181" w:history="1">
         <w:r>
           <w:rPr>
             <w:rStyle w:val="Hyperlink"/>
@@ -5550,7 +5550,7 @@
             <w:noProof/>
             <w:webHidden/>
           </w:rPr>
-          <w:instrText xml:space="preserve"> PAGEREF _Toc242173598 \h </w:instrText>
+          <w:instrText xml:space="preserve"> PAGEREF _Toc242189181 \h </w:instrText>
         </w:r>
         <w:r>
           <w:rPr>
@@ -5593,7 +5593,7 @@
           <w:sz w:val="24"/>
         </w:rPr>
       </w:pPr>
-      <w:hyperlink w:anchor="_Toc242173599" w:history="1">
+      <w:hyperlink w:anchor="_Toc242189182" w:history="1">
         <w:r>
           <w:rPr>
             <w:rStyle w:val="Hyperlink"/>
@@ -5620,7 +5620,7 @@
             <w:noProof/>
             <w:webHidden/>
           </w:rPr>
-          <w:instrText xml:space="preserve"> PAGEREF _Toc242173599 \h </w:instrText>
+          <w:instrText xml:space="preserve"> PAGEREF _Toc242189182 \h </w:instrText>
         </w:r>
         <w:r>
           <w:rPr>
@@ -5663,7 +5663,7 @@
           <w:sz w:val="24"/>
         </w:rPr>
       </w:pPr>
-      <w:hyperlink w:anchor="_Toc242173600" w:history="1">
+      <w:hyperlink w:anchor="_Toc242189183" w:history="1">
         <w:r>
           <w:rPr>
             <w:rStyle w:val="Hyperlink"/>
@@ -5690,7 +5690,7 @@
             <w:noProof/>
             <w:webHidden/>
           </w:rPr>
-          <w:instrText xml:space="preserve"> PAGEREF _Toc242173600 \h </w:instrText>
+          <w:instrText xml:space="preserve"> PAGEREF _Toc242189183 \h </w:instrText>
         </w:r>
         <w:r>
           <w:rPr>
@@ -5733,7 +5733,7 @@
           <w:sz w:val="24"/>
         </w:rPr>
       </w:pPr>
-      <w:hyperlink w:anchor="_Toc242173601" w:history="1">
+      <w:hyperlink w:anchor="_Toc242189184" w:history="1">
         <w:r>
           <w:rPr>
             <w:rStyle w:val="Hyperlink"/>
@@ -5760,7 +5760,7 @@
             <w:noProof/>
             <w:webHidden/>
           </w:rPr>
-          <w:instrText xml:space="preserve"> PAGEREF _Toc242173601 \h </w:instrText>
+          <w:instrText xml:space="preserve"> PAGEREF _Toc242189184 \h </w:instrText>
         </w:r>
         <w:r>
           <w:rPr>
@@ -5803,7 +5803,7 @@
           <w:sz w:val="24"/>
         </w:rPr>
       </w:pPr>
-      <w:hyperlink w:anchor="_Toc242173602" w:history="1">
+      <w:hyperlink w:anchor="_Toc242189185" w:history="1">
         <w:r>
           <w:rPr>
             <w:rStyle w:val="Hyperlink"/>
@@ -5830,7 +5830,7 @@
             <w:noProof/>
             <w:webHidden/>
           </w:rPr>
-          <w:instrText xml:space="preserve"> PAGEREF _Toc242173602 \h </w:instrText>
+          <w:instrText xml:space="preserve"> PAGEREF _Toc242189185 \h </w:instrText>
         </w:r>
         <w:r>
           <w:rPr>
@@ -5873,7 +5873,7 @@
           <w:sz w:val="24"/>
         </w:rPr>
       </w:pPr>
-      <w:hyperlink w:anchor="_Toc242173603" w:history="1">
+      <w:hyperlink w:anchor="_Toc242189186" w:history="1">
         <w:r>
           <w:rPr>
             <w:rStyle w:val="Hyperlink"/>
@@ -5900,7 +5900,7 @@
             <w:noProof/>
             <w:webHidden/>
           </w:rPr>
-          <w:instrText xml:space="preserve"> PAGEREF _Toc242173603 \h </w:instrText>
+          <w:instrText xml:space="preserve"> PAGEREF _Toc242189186 \h </w:instrText>
         </w:r>
         <w:r>
           <w:rPr>
@@ -5943,7 +5943,7 @@
           <w:sz w:val="24"/>
         </w:rPr>
       </w:pPr>
-      <w:hyperlink w:anchor="_Toc242173604" w:history="1">
+      <w:hyperlink w:anchor="_Toc242189187" w:history="1">
         <w:r>
           <w:rPr>
             <w:rStyle w:val="Hyperlink"/>
@@ -5970,7 +5970,7 @@
             <w:noProof/>
             <w:webHidden/>
           </w:rPr>
-          <w:instrText xml:space="preserve"> PAGEREF _Toc242173604 \h </w:instrText>
+          <w:instrText xml:space="preserve"> PAGEREF _Toc242189187 \h </w:instrText>
         </w:r>
         <w:r>
           <w:rPr>
@@ -6014,7 +6014,7 @@
           <w:sz w:val="24"/>
         </w:rPr>
       </w:pPr>
-      <w:hyperlink w:anchor="_Toc242173605" w:history="1">
+      <w:hyperlink w:anchor="_Toc242189188" w:history="1">
         <w:r>
           <w:rPr>
             <w:rStyle w:val="Hyperlink"/>
@@ -6041,7 +6041,7 @@
             <w:noProof/>
             <w:webHidden/>
           </w:rPr>
-          <w:instrText xml:space="preserve"> PAGEREF _Toc242173605 \h </w:instrText>
+          <w:instrText xml:space="preserve"> PAGEREF _Toc242189188 \h </w:instrText>
         </w:r>
         <w:r>
           <w:rPr>
@@ -6084,7 +6084,7 @@
           <w:sz w:val="24"/>
         </w:rPr>
       </w:pPr>
-      <w:hyperlink w:anchor="_Toc242173606" w:history="1">
+      <w:hyperlink w:anchor="_Toc242189189" w:history="1">
         <w:r>
           <w:rPr>
             <w:rStyle w:val="Hyperlink"/>
@@ -6111,7 +6111,7 @@
             <w:noProof/>
             <w:webHidden/>
           </w:rPr>
-          <w:instrText xml:space="preserve"> PAGEREF _Toc242173606 \h </w:instrText>
+          <w:instrText xml:space="preserve"> PAGEREF _Toc242189189 \h </w:instrText>
         </w:r>
         <w:r>
           <w:rPr>
@@ -6154,7 +6154,7 @@
           <w:sz w:val="24"/>
         </w:rPr>
       </w:pPr>
-      <w:hyperlink w:anchor="_Toc242173607" w:history="1">
+      <w:hyperlink w:anchor="_Toc242189190" w:history="1">
         <w:r>
           <w:rPr>
             <w:rStyle w:val="Hyperlink"/>
@@ -6181,7 +6181,7 @@
             <w:noProof/>
             <w:webHidden/>
           </w:rPr>
-          <w:instrText xml:space="preserve"> PAGEREF _Toc242173607 \h </w:instrText>
+          <w:instrText xml:space="preserve"> PAGEREF _Toc242189190 \h </w:instrText>
         </w:r>
         <w:r>
           <w:rPr>
@@ -6224,7 +6224,7 @@
           <w:sz w:val="24"/>
         </w:rPr>
       </w:pPr>
-      <w:hyperlink w:anchor="_Toc242173608" w:history="1">
+      <w:hyperlink w:anchor="_Toc242189191" w:history="1">
         <w:r>
           <w:rPr>
             <w:rStyle w:val="Hyperlink"/>
@@ -6251,7 +6251,7 @@
             <w:noProof/>
             <w:webHidden/>
           </w:rPr>
-          <w:instrText xml:space="preserve"> PAGEREF _Toc242173608 \h </w:instrText>
+          <w:instrText xml:space="preserve"> PAGEREF _Toc242189191 \h </w:instrText>
         </w:r>
         <w:r>
           <w:rPr>
@@ -6294,7 +6294,7 @@
           <w:sz w:val="24"/>
         </w:rPr>
       </w:pPr>
-      <w:hyperlink w:anchor="_Toc242173609" w:history="1">
+      <w:hyperlink w:anchor="_Toc242189192" w:history="1">
         <w:r>
           <w:rPr>
             <w:rStyle w:val="Hyperlink"/>
@@ -6321,7 +6321,7 @@
             <w:noProof/>
             <w:webHidden/>
           </w:rPr>
-          <w:instrText xml:space="preserve"> PAGEREF _Toc242173609 \h </w:instrText>
+          <w:instrText xml:space="preserve"> PAGEREF _Toc242189192 \h </w:instrText>
         </w:r>
         <w:r>
           <w:rPr>
@@ -6364,7 +6364,7 @@
           <w:sz w:val="24"/>
         </w:rPr>
       </w:pPr>
-      <w:hyperlink w:anchor="_Toc242173610" w:history="1">
+      <w:hyperlink w:anchor="_Toc242189193" w:history="1">
         <w:r>
           <w:rPr>
             <w:rStyle w:val="Hyperlink"/>
@@ -6391,7 +6391,7 @@
             <w:noProof/>
             <w:webHidden/>
           </w:rPr>
-          <w:instrText xml:space="preserve"> PAGEREF _Toc242173610 \h </w:instrText>
+          <w:instrText xml:space="preserve"> PAGEREF _Toc242189193 \h </w:instrText>
         </w:r>
         <w:r>
           <w:rPr>
@@ -6434,7 +6434,7 @@
           <w:sz w:val="24"/>
         </w:rPr>
       </w:pPr>
-      <w:hyperlink w:anchor="_Toc242173611" w:history="1">
+      <w:hyperlink w:anchor="_Toc242189194" w:history="1">
         <w:r>
           <w:rPr>
             <w:rStyle w:val="Hyperlink"/>
@@ -6461,7 +6461,7 @@
             <w:noProof/>
             <w:webHidden/>
           </w:rPr>
-          <w:instrText xml:space="preserve"> PAGEREF _Toc242173611 \h </w:instrText>
+          <w:instrText xml:space="preserve"> PAGEREF _Toc242189194 \h </w:instrText>
         </w:r>
         <w:r>
           <w:rPr>
@@ -6504,7 +6504,7 @@
           <w:sz w:val="24"/>
         </w:rPr>
       </w:pPr>
-      <w:hyperlink w:anchor="_Toc242173612" w:history="1">
+      <w:hyperlink w:anchor="_Toc242189195" w:history="1">
         <w:r>
           <w:rPr>
             <w:rStyle w:val="Hyperlink"/>
@@ -6531,7 +6531,7 @@
             <w:noProof/>
             <w:webHidden/>
           </w:rPr>
-          <w:instrText xml:space="preserve"> PAGEREF _Toc242173612 \h </w:instrText>
+          <w:instrText xml:space="preserve"> PAGEREF _Toc242189195 \h </w:instrText>
         </w:r>
         <w:r>
           <w:rPr>
@@ -6574,7 +6574,7 @@
           <w:sz w:val="24"/>
         </w:rPr>
       </w:pPr>
-      <w:hyperlink w:anchor="_Toc242173613" w:history="1">
+      <w:hyperlink w:anchor="_Toc242189196" w:history="1">
         <w:r>
           <w:rPr>
             <w:rStyle w:val="Hyperlink"/>
@@ -6601,7 +6601,7 @@
             <w:noProof/>
             <w:webHidden/>
           </w:rPr>
-          <w:instrText xml:space="preserve"> PAGEREF _Toc242173613 \h </w:instrText>
+          <w:instrText xml:space="preserve"> PAGEREF _Toc242189196 \h </w:instrText>
         </w:r>
         <w:r>
           <w:rPr>
@@ -6644,7 +6644,7 @@
           <w:sz w:val="24"/>
         </w:rPr>
       </w:pPr>
-      <w:hyperlink w:anchor="_Toc242173614" w:history="1">
+      <w:hyperlink w:anchor="_Toc242189197" w:history="1">
         <w:r>
           <w:rPr>
             <w:rStyle w:val="Hyperlink"/>
@@ -6671,7 +6671,7 @@
             <w:noProof/>
             <w:webHidden/>
           </w:rPr>
-          <w:instrText xml:space="preserve"> PAGEREF _Toc242173614 \h </w:instrText>
+          <w:instrText xml:space="preserve"> PAGEREF _Toc242189197 \h </w:instrText>
         </w:r>
         <w:r>
           <w:rPr>
@@ -6714,7 +6714,7 @@
           <w:sz w:val="24"/>
         </w:rPr>
       </w:pPr>
-      <w:hyperlink w:anchor="_Toc242173615" w:history="1">
+      <w:hyperlink w:anchor="_Toc242189198" w:history="1">
         <w:r>
           <w:rPr>
             <w:rStyle w:val="Hyperlink"/>
@@ -6741,7 +6741,7 @@
             <w:noProof/>
             <w:webHidden/>
           </w:rPr>
-          <w:instrText xml:space="preserve"> PAGEREF _Toc242173615 \h </w:instrText>
+          <w:instrText xml:space="preserve"> PAGEREF _Toc242189198 \h </w:instrText>
         </w:r>
         <w:r>
           <w:rPr>
@@ -6784,7 +6784,7 @@
           <w:sz w:val="24"/>
         </w:rPr>
       </w:pPr>
-      <w:hyperlink w:anchor="_Toc242173616" w:history="1">
+      <w:hyperlink w:anchor="_Toc242189199" w:history="1">
         <w:r>
           <w:rPr>
             <w:rStyle w:val="Hyperlink"/>
@@ -6811,7 +6811,7 @@
             <w:noProof/>
             <w:webHidden/>
           </w:rPr>
-          <w:instrText xml:space="preserve"> PAGEREF _Toc242173616 \h </w:instrText>
+          <w:instrText xml:space="preserve"> PAGEREF _Toc242189199 \h </w:instrText>
         </w:r>
         <w:r>
           <w:rPr>
@@ -6855,7 +6855,7 @@
           <w:sz w:val="24"/>
         </w:rPr>
       </w:pPr>
-      <w:hyperlink w:anchor="_Toc242173617" w:history="1">
+      <w:hyperlink w:anchor="_Toc242189200" w:history="1">
         <w:r>
           <w:rPr>
             <w:rStyle w:val="Hyperlink"/>
@@ -6882,7 +6882,7 @@
             <w:noProof/>
             <w:webHidden/>
           </w:rPr>
-          <w:instrText xml:space="preserve"> PAGEREF _Toc242173617 \h </w:instrText>
+          <w:instrText xml:space="preserve"> PAGEREF _Toc242189200 \h </w:instrText>
         </w:r>
         <w:r>
           <w:rPr>
@@ -6925,7 +6925,7 @@
           <w:sz w:val="24"/>
         </w:rPr>
       </w:pPr>
-      <w:hyperlink w:anchor="_Toc242173618" w:history="1">
+      <w:hyperlink w:anchor="_Toc242189201" w:history="1">
         <w:r>
           <w:rPr>
             <w:rStyle w:val="Hyperlink"/>
@@ -6952,7 +6952,7 @@
             <w:noProof/>
             <w:webHidden/>
           </w:rPr>
-          <w:instrText xml:space="preserve"> PAGEREF _Toc242173618 \h </w:instrText>
+          <w:instrText xml:space="preserve"> PAGEREF _Toc242189201 \h </w:instrText>
         </w:r>
         <w:r>
           <w:rPr>
@@ -6995,7 +6995,7 @@
           <w:sz w:val="24"/>
         </w:rPr>
       </w:pPr>
-      <w:hyperlink w:anchor="_Toc242173619" w:history="1">
+      <w:hyperlink w:anchor="_Toc242189202" w:history="1">
         <w:r>
           <w:rPr>
             <w:rStyle w:val="Hyperlink"/>
@@ -7022,7 +7022,7 @@
             <w:noProof/>
             <w:webHidden/>
           </w:rPr>
-          <w:instrText xml:space="preserve"> PAGEREF _Toc242173619 \h </w:instrText>
+          <w:instrText xml:space="preserve"> PAGEREF _Toc242189202 \h </w:instrText>
         </w:r>
         <w:r>
           <w:rPr>
@@ -7065,7 +7065,7 @@
           <w:sz w:val="24"/>
         </w:rPr>
       </w:pPr>
-      <w:hyperlink w:anchor="_Toc242173620" w:history="1">
+      <w:hyperlink w:anchor="_Toc242189203" w:history="1">
         <w:r>
           <w:rPr>
             <w:rStyle w:val="Hyperlink"/>
@@ -7092,7 +7092,7 @@
             <w:noProof/>
             <w:webHidden/>
           </w:rPr>
-          <w:instrText xml:space="preserve"> PAGEREF _Toc242173620 \h </w:instrText>
+          <w:instrText xml:space="preserve"> PAGEREF _Toc242189203 \h </w:instrText>
         </w:r>
         <w:r>
           <w:rPr>
@@ -7135,7 +7135,7 @@
           <w:sz w:val="24"/>
         </w:rPr>
       </w:pPr>
-      <w:hyperlink w:anchor="_Toc242173621" w:history="1">
+      <w:hyperlink w:anchor="_Toc242189204" w:history="1">
         <w:r>
           <w:rPr>
             <w:rStyle w:val="Hyperlink"/>
@@ -7162,7 +7162,7 @@
             <w:noProof/>
             <w:webHidden/>
           </w:rPr>
-          <w:instrText xml:space="preserve"> PAGEREF _Toc242173621 \h </w:instrText>
+          <w:instrText xml:space="preserve"> PAGEREF _Toc242189204 \h </w:instrText>
         </w:r>
         <w:r>
           <w:rPr>
@@ -7205,7 +7205,7 @@
           <w:sz w:val="24"/>
         </w:rPr>
       </w:pPr>
-      <w:hyperlink w:anchor="_Toc242173622" w:history="1">
+      <w:hyperlink w:anchor="_Toc242189205" w:history="1">
         <w:r>
           <w:rPr>
             <w:rStyle w:val="Hyperlink"/>
@@ -7232,7 +7232,7 @@
             <w:noProof/>
             <w:webHidden/>
           </w:rPr>
-          <w:instrText xml:space="preserve"> PAGEREF _Toc242173622 \h </w:instrText>
+          <w:instrText xml:space="preserve"> PAGEREF _Toc242189205 \h </w:instrText>
         </w:r>
         <w:r>
           <w:rPr>
@@ -7276,7 +7276,7 @@
           <w:sz w:val="24"/>
         </w:rPr>
       </w:pPr>
-      <w:hyperlink w:anchor="_Toc242173623" w:history="1">
+      <w:hyperlink w:anchor="_Toc242189206" w:history="1">
         <w:r>
           <w:rPr>
             <w:rStyle w:val="Hyperlink"/>
@@ -7303,7 +7303,7 @@
             <w:noProof/>
             <w:webHidden/>
           </w:rPr>
-          <w:instrText xml:space="preserve"> PAGEREF _Toc242173623 \h </w:instrText>
+          <w:instrText xml:space="preserve"> PAGEREF _Toc242189206 \h </w:instrText>
         </w:r>
         <w:r>
           <w:rPr>
@@ -7346,7 +7346,7 @@
           <w:sz w:val="24"/>
         </w:rPr>
       </w:pPr>
-      <w:hyperlink w:anchor="_Toc242173624" w:history="1">
+      <w:hyperlink w:anchor="_Toc242189207" w:history="1">
         <w:r>
           <w:rPr>
             <w:rStyle w:val="Hyperlink"/>
@@ -7373,7 +7373,7 @@
             <w:noProof/>
             <w:webHidden/>
           </w:rPr>
-          <w:instrText xml:space="preserve"> PAGEREF _Toc242173624 \h </w:instrText>
+          <w:instrText xml:space="preserve"> PAGEREF _Toc242189207 \h </w:instrText>
         </w:r>
         <w:r>
           <w:rPr>
@@ -7416,7 +7416,7 @@
           <w:sz w:val="24"/>
         </w:rPr>
       </w:pPr>
-      <w:hyperlink w:anchor="_Toc242173625" w:history="1">
+      <w:hyperlink w:anchor="_Toc242189208" w:history="1">
         <w:r>
           <w:rPr>
             <w:rStyle w:val="Hyperlink"/>
@@ -7443,7 +7443,7 @@
             <w:noProof/>
             <w:webHidden/>
           </w:rPr>
-          <w:instrText xml:space="preserve"> PAGEREF _Toc242173625 \h </w:instrText>
+          <w:instrText xml:space="preserve"> PAGEREF _Toc242189208 \h </w:instrText>
         </w:r>
         <w:r>
           <w:rPr>
@@ -7486,7 +7486,7 @@
           <w:sz w:val="24"/>
         </w:rPr>
       </w:pPr>
-      <w:hyperlink w:anchor="_Toc242173626" w:history="1">
+      <w:hyperlink w:anchor="_Toc242189209" w:history="1">
         <w:r>
           <w:rPr>
             <w:rStyle w:val="Hyperlink"/>
@@ -7513,7 +7513,7 @@
             <w:noProof/>
             <w:webHidden/>
           </w:rPr>
-          <w:instrText xml:space="preserve"> PAGEREF _Toc242173626 \h </w:instrText>
+          <w:instrText xml:space="preserve"> PAGEREF _Toc242189209 \h </w:instrText>
         </w:r>
         <w:r>
           <w:rPr>
@@ -7556,7 +7556,7 @@
           <w:sz w:val="24"/>
         </w:rPr>
       </w:pPr>
-      <w:hyperlink w:anchor="_Toc242173627" w:history="1">
+      <w:hyperlink w:anchor="_Toc242189210" w:history="1">
         <w:r>
           <w:rPr>
             <w:rStyle w:val="Hyperlink"/>
@@ -7583,7 +7583,7 @@
             <w:noProof/>
             <w:webHidden/>
           </w:rPr>
-          <w:instrText xml:space="preserve"> PAGEREF _Toc242173627 \h </w:instrText>
+          <w:instrText xml:space="preserve"> PAGEREF _Toc242189210 \h </w:instrText>
         </w:r>
         <w:r>
           <w:rPr>
@@ -7626,7 +7626,7 @@
           <w:sz w:val="24"/>
         </w:rPr>
       </w:pPr>
-      <w:hyperlink w:anchor="_Toc242173628" w:history="1">
+      <w:hyperlink w:anchor="_Toc242189211" w:history="1">
         <w:r>
           <w:rPr>
             <w:rStyle w:val="Hyperlink"/>
@@ -7653,7 +7653,7 @@
             <w:noProof/>
             <w:webHidden/>
           </w:rPr>
-          <w:instrText xml:space="preserve"> PAGEREF _Toc242173628 \h </w:instrText>
+          <w:instrText xml:space="preserve"> PAGEREF _Toc242189211 \h </w:instrText>
         </w:r>
         <w:r>
           <w:rPr>
@@ -7696,7 +7696,7 @@
           <w:sz w:val="24"/>
         </w:rPr>
       </w:pPr>
-      <w:hyperlink w:anchor="_Toc242173629" w:history="1">
+      <w:hyperlink w:anchor="_Toc242189212" w:history="1">
         <w:r>
           <w:rPr>
             <w:rStyle w:val="Hyperlink"/>
@@ -7723,7 +7723,7 @@
             <w:noProof/>
             <w:webHidden/>
           </w:rPr>
-          <w:instrText xml:space="preserve"> PAGEREF _Toc242173629 \h </w:instrText>
+          <w:instrText xml:space="preserve"> PAGEREF _Toc242189212 \h </w:instrText>
         </w:r>
         <w:r>
           <w:rPr>
@@ -7766,7 +7766,7 @@
           <w:sz w:val="24"/>
         </w:rPr>
       </w:pPr>
-      <w:hyperlink w:anchor="_Toc242173630" w:history="1">
+      <w:hyperlink w:anchor="_Toc242189213" w:history="1">
         <w:r>
           <w:rPr>
             <w:rStyle w:val="Hyperlink"/>
@@ -7793,7 +7793,7 @@
             <w:noProof/>
             <w:webHidden/>
           </w:rPr>
-          <w:instrText xml:space="preserve"> PAGEREF _Toc242173630 \h </w:instrText>
+          <w:instrText xml:space="preserve"> PAGEREF _Toc242189213 \h </w:instrText>
         </w:r>
         <w:r>
           <w:rPr>
@@ -7836,7 +7836,7 @@
           <w:sz w:val="24"/>
         </w:rPr>
       </w:pPr>
-      <w:hyperlink w:anchor="_Toc242173631" w:history="1">
+      <w:hyperlink w:anchor="_Toc242189214" w:history="1">
         <w:r>
           <w:rPr>
             <w:rStyle w:val="Hyperlink"/>
@@ -7863,7 +7863,7 @@
             <w:noProof/>
             <w:webHidden/>
           </w:rPr>
-          <w:instrText xml:space="preserve"> PAGEREF _Toc242173631 \h </w:instrText>
+          <w:instrText xml:space="preserve"> PAGEREF _Toc242189214 \h </w:instrText>
         </w:r>
         <w:r>
           <w:rPr>
@@ -7906,7 +7906,7 @@
           <w:sz w:val="24"/>
         </w:rPr>
       </w:pPr>
-      <w:hyperlink w:anchor="_Toc242173632" w:history="1">
+      <w:hyperlink w:anchor="_Toc242189215" w:history="1">
         <w:r>
           <w:rPr>
             <w:rStyle w:val="Hyperlink"/>
@@ -7933,7 +7933,7 @@
             <w:noProof/>
             <w:webHidden/>
           </w:rPr>
-          <w:instrText xml:space="preserve"> PAGEREF _Toc242173632 \h </w:instrText>
+          <w:instrText xml:space="preserve"> PAGEREF _Toc242189215 \h </w:instrText>
         </w:r>
         <w:r>
           <w:rPr>
@@ -7976,7 +7976,7 @@
           <w:sz w:val="24"/>
         </w:rPr>
       </w:pPr>
-      <w:hyperlink w:anchor="_Toc242173633" w:history="1">
+      <w:hyperlink w:anchor="_Toc242189216" w:history="1">
         <w:r>
           <w:rPr>
             <w:rStyle w:val="Hyperlink"/>
@@ -8003,7 +8003,7 @@
             <w:noProof/>
             <w:webHidden/>
           </w:rPr>
-          <w:instrText xml:space="preserve"> PAGEREF _Toc242173633 \h </w:instrText>
+          <w:instrText xml:space="preserve"> PAGEREF _Toc242189216 \h </w:instrText>
         </w:r>
         <w:r>
           <w:rPr>
@@ -8046,7 +8046,7 @@
           <w:sz w:val="24"/>
         </w:rPr>
       </w:pPr>
-      <w:hyperlink w:anchor="_Toc242173634" w:history="1">
+      <w:hyperlink w:anchor="_Toc242189217" w:history="1">
         <w:r>
           <w:rPr>
             <w:rStyle w:val="Hyperlink"/>
@@ -8073,7 +8073,7 @@
             <w:noProof/>
             <w:webHidden/>
           </w:rPr>
-          <w:instrText xml:space="preserve"> PAGEREF _Toc242173634 \h </w:instrText>
+          <w:instrText xml:space="preserve"> PAGEREF _Toc242189217 \h </w:instrText>
         </w:r>
         <w:r>
           <w:rPr>
@@ -8116,7 +8116,7 @@
           <w:sz w:val="24"/>
         </w:rPr>
       </w:pPr>
-      <w:hyperlink w:anchor="_Toc242173635" w:history="1">
+      <w:hyperlink w:anchor="_Toc242189218" w:history="1">
         <w:r>
           <w:rPr>
             <w:rStyle w:val="Hyperlink"/>
@@ -8143,7 +8143,7 @@
             <w:noProof/>
             <w:webHidden/>
           </w:rPr>
-          <w:instrText xml:space="preserve"> PAGEREF _Toc242173635 \h </w:instrText>
+          <w:instrText xml:space="preserve"> PAGEREF _Toc242189218 \h </w:instrText>
         </w:r>
         <w:r>
           <w:rPr>
@@ -8186,7 +8186,7 @@
           <w:sz w:val="24"/>
         </w:rPr>
       </w:pPr>
-      <w:hyperlink w:anchor="_Toc242173636" w:history="1">
+      <w:hyperlink w:anchor="_Toc242189219" w:history="1">
         <w:r>
           <w:rPr>
             <w:rStyle w:val="Hyperlink"/>
@@ -8213,7 +8213,7 @@
             <w:noProof/>
             <w:webHidden/>
           </w:rPr>
-          <w:instrText xml:space="preserve"> PAGEREF _Toc242173636 \h </w:instrText>
+          <w:instrText xml:space="preserve"> PAGEREF _Toc242189219 \h </w:instrText>
         </w:r>
         <w:r>
           <w:rPr>
@@ -8257,7 +8257,7 @@
           <w:sz w:val="24"/>
         </w:rPr>
       </w:pPr>
-      <w:hyperlink w:anchor="_Toc242173637" w:history="1">
+      <w:hyperlink w:anchor="_Toc242189220" w:history="1">
         <w:r>
           <w:rPr>
             <w:rStyle w:val="Hyperlink"/>
@@ -8284,7 +8284,7 @@
             <w:noProof/>
             <w:webHidden/>
           </w:rPr>
-          <w:instrText xml:space="preserve"> PAGEREF _Toc242173637 \h </w:instrText>
+          <w:instrText xml:space="preserve"> PAGEREF _Toc242189220 \h </w:instrText>
         </w:r>
         <w:r>
           <w:rPr>
@@ -8327,7 +8327,7 @@
           <w:sz w:val="24"/>
         </w:rPr>
       </w:pPr>
-      <w:hyperlink w:anchor="_Toc242173638" w:history="1">
+      <w:hyperlink w:anchor="_Toc242189221" w:history="1">
         <w:r>
           <w:rPr>
             <w:rStyle w:val="Hyperlink"/>
@@ -8354,7 +8354,7 @@
             <w:noProof/>
             <w:webHidden/>
           </w:rPr>
-          <w:instrText xml:space="preserve"> PAGEREF _Toc242173638 \h </w:instrText>
+          <w:instrText xml:space="preserve"> PAGEREF _Toc242189221 \h </w:instrText>
         </w:r>
         <w:r>
           <w:rPr>
@@ -8397,7 +8397,7 @@
           <w:sz w:val="24"/>
         </w:rPr>
       </w:pPr>
-      <w:hyperlink w:anchor="_Toc242173639" w:history="1">
+      <w:hyperlink w:anchor="_Toc242189222" w:history="1">
         <w:r>
           <w:rPr>
             <w:rStyle w:val="Hyperlink"/>
@@ -8424,7 +8424,7 @@
             <w:noProof/>
             <w:webHidden/>
           </w:rPr>
-          <w:instrText xml:space="preserve"> PAGEREF _Toc242173639 \h </w:instrText>
+          <w:instrText xml:space="preserve"> PAGEREF _Toc242189222 \h </w:instrText>
         </w:r>
         <w:r>
           <w:rPr>
@@ -8469,7 +8469,7 @@
       <w:pPr>
         <w:pStyle w:val="berschrift1"/>
       </w:pPr>
-      <w:bookmarkStart w:id="0" w:name="_Toc242173521"/>
+      <w:bookmarkStart w:id="0" w:name="_Toc242189104"/>
       <w:r>
         <w:t>Einleitung und Wegweiser</w:t>
       </w:r>
@@ -8498,7 +8498,7 @@
       <w:pPr>
         <w:pStyle w:val="berschrift2"/>
       </w:pPr>
-      <w:bookmarkStart w:id="1" w:name="_Toc242173522"/>
+      <w:bookmarkStart w:id="1" w:name="_Toc242189105"/>
       <w:r>
         <w:t>So ist jede Seite beschrieben</w:t>
       </w:r>
@@ -8608,7 +8608,7 @@
       <w:pPr>
         <w:pStyle w:val="berschrift2"/>
       </w:pPr>
-      <w:bookmarkStart w:id="2" w:name="_Toc242173523"/>
+      <w:bookmarkStart w:id="2" w:name="_Toc242189106"/>
       <w:r>
         <w:t>Wegweiser nach Rolle</w:t>
       </w:r>
@@ -9044,7 +9044,7 @@
       <w:pPr>
         <w:pStyle w:val="berschrift2"/>
       </w:pPr>
-      <w:bookmarkStart w:id="3" w:name="_Toc242173524"/>
+      <w:bookmarkStart w:id="3" w:name="_Toc242189107"/>
       <w:r>
         <w:t>Allgemeine Regeln für alle Zahlen</w:t>
       </w:r>
@@ -9084,7 +9084,7 @@
       <w:pPr>
         <w:pStyle w:val="berschrift1"/>
       </w:pPr>
-      <w:bookmarkStart w:id="4" w:name="_Toc242173525"/>
+      <w:bookmarkStart w:id="4" w:name="_Toc242189108"/>
       <w:r>
         <w:t>Finance und Management</w:t>
       </w:r>
@@ -9125,7 +9125,7 @@
       <w:pPr>
         <w:pStyle w:val="berschrift2"/>
       </w:pPr>
-      <w:bookmarkStart w:id="5" w:name="_Toc242173526"/>
+      <w:bookmarkStart w:id="5" w:name="_Toc242189109"/>
       <w:r>
         <w:t>Export Dashboard</w:t>
       </w:r>
@@ -9244,7 +9244,7 @@
       <w:pPr>
         <w:pStyle w:val="berschrift2"/>
       </w:pPr>
-      <w:bookmarkStart w:id="6" w:name="_Toc242173527"/>
+      <w:bookmarkStart w:id="6" w:name="_Toc242189110"/>
       <w:r>
         <w:t>Schnellübersicht</w:t>
       </w:r>
@@ -9349,7 +9349,7 @@
       <w:pPr>
         <w:pStyle w:val="berschrift2"/>
       </w:pPr>
-      <w:bookmarkStart w:id="7" w:name="_Toc242173528"/>
+      <w:bookmarkStart w:id="7" w:name="_Toc242189111"/>
       <w:r>
         <w:t>Management Entscheidungen</w:t>
       </w:r>
@@ -9458,7 +9458,7 @@
       <w:pPr>
         <w:pStyle w:val="berschrift2"/>
       </w:pPr>
-      <w:bookmarkStart w:id="8" w:name="_Toc242173529"/>
+      <w:bookmarkStart w:id="8" w:name="_Toc242189112"/>
       <w:r>
         <w:t>Finance Summary (Experten)</w:t>
       </w:r>
@@ -9550,7 +9550,7 @@
       <w:pPr>
         <w:pStyle w:val="berschrift2"/>
       </w:pPr>
-      <w:bookmarkStart w:id="9" w:name="_Toc242173530"/>
+      <w:bookmarkStart w:id="9" w:name="_Toc242189113"/>
       <w:r>
         <w:t>Länder Diagnose (Experten)</w:t>
       </w:r>
@@ -9642,7 +9642,7 @@
       <w:pPr>
         <w:pStyle w:val="berschrift2"/>
       </w:pPr>
-      <w:bookmarkStart w:id="10" w:name="_Toc242173531"/>
+      <w:bookmarkStart w:id="10" w:name="_Toc242189114"/>
       <w:r>
         <w:t>Datenstatus (Experten)</w:t>
       </w:r>
@@ -9734,7 +9734,7 @@
       <w:pPr>
         <w:pStyle w:val="berschrift2"/>
       </w:pPr>
-      <w:bookmarkStart w:id="11" w:name="_Toc242173532"/>
+      <w:bookmarkStart w:id="11" w:name="_Toc242189115"/>
       <w:r>
         <w:t>Abweichungen (Experten)</w:t>
       </w:r>
@@ -9815,7 +9815,7 @@
       <w:pPr>
         <w:pStyle w:val="berschrift2"/>
       </w:pPr>
-      <w:bookmarkStart w:id="12" w:name="_Toc242173533"/>
+      <w:bookmarkStart w:id="12" w:name="_Toc242189116"/>
       <w:r>
         <w:t>Gutschriften (Experten)</w:t>
       </w:r>
@@ -9896,7 +9896,7 @@
       <w:pPr>
         <w:pStyle w:val="berschrift2"/>
       </w:pPr>
-      <w:bookmarkStart w:id="13" w:name="_Toc242173534"/>
+      <w:bookmarkStart w:id="13" w:name="_Toc242189117"/>
       <w:r>
         <w:t>Datenqualität (Experten)</w:t>
       </w:r>
@@ -9977,7 +9977,7 @@
       <w:pPr>
         <w:pStyle w:val="berschrift2"/>
       </w:pPr>
-      <w:bookmarkStart w:id="14" w:name="_Toc242173535"/>
+      <w:bookmarkStart w:id="14" w:name="_Toc242189118"/>
       <w:r>
         <w:t>Finance Pivot (Experten)</w:t>
       </w:r>
@@ -10069,7 +10069,7 @@
       <w:pPr>
         <w:pStyle w:val="berschrift2"/>
       </w:pPr>
-      <w:bookmarkStart w:id="15" w:name="_Toc242173536"/>
+      <w:bookmarkStart w:id="15" w:name="_Toc242189119"/>
       <w:r>
         <w:t>Sparten-Finanzanalyse (Experten)</w:t>
       </w:r>
@@ -10161,7 +10161,7 @@
       <w:pPr>
         <w:pStyle w:val="berschrift2"/>
       </w:pPr>
-      <w:bookmarkStart w:id="16" w:name="_Toc242173537"/>
+      <w:bookmarkStart w:id="16" w:name="_Toc242189120"/>
       <w:r>
         <w:t>Zentrale Spartenzuordnung (Experten)</w:t>
       </w:r>
@@ -10242,7 +10242,7 @@
       <w:pPr>
         <w:pStyle w:val="berschrift2"/>
       </w:pPr>
-      <w:bookmarkStart w:id="17" w:name="_Toc242173538"/>
+      <w:bookmarkStart w:id="17" w:name="_Toc242189121"/>
       <w:r>
         <w:t>Finance Prüfbuch (Experten)</w:t>
       </w:r>
@@ -10334,7 +10334,7 @@
       <w:pPr>
         <w:pStyle w:val="berschrift2"/>
       </w:pPr>
-      <w:bookmarkStart w:id="18" w:name="_Toc242173539"/>
+      <w:bookmarkStart w:id="18" w:name="_Toc242189122"/>
       <w:r>
         <w:t>Gruppenmarge (Experten)</w:t>
       </w:r>
@@ -10440,7 +10440,7 @@
       <w:pPr>
         <w:pStyle w:val="berschrift2"/>
       </w:pPr>
-      <w:bookmarkStart w:id="19" w:name="_Toc242173540"/>
+      <w:bookmarkStart w:id="19" w:name="_Toc242189123"/>
       <w:r>
         <w:t>3D Datenanalyse (Experten)</w:t>
       </w:r>
@@ -10535,7 +10535,7 @@
       <w:pPr>
         <w:pStyle w:val="berschrift2"/>
       </w:pPr>
-      <w:bookmarkStart w:id="20" w:name="_Toc242173541"/>
+      <w:bookmarkStart w:id="20" w:name="_Toc242189124"/>
       <w:r>
         <w:t>Rohdaten Diagnose (Experten)</w:t>
       </w:r>
@@ -10630,7 +10630,7 @@
       <w:pPr>
         <w:pStyle w:val="berschrift2"/>
       </w:pPr>
-      <w:bookmarkStart w:id="21" w:name="_Toc242173542"/>
+      <w:bookmarkStart w:id="21" w:name="_Toc242189125"/>
       <w:r>
         <w:t>Daten-Heartbeat (Experten)</w:t>
       </w:r>
@@ -10725,7 +10725,7 @@
       <w:pPr>
         <w:pStyle w:val="berschrift2"/>
       </w:pPr>
-      <w:bookmarkStart w:id="22" w:name="_Toc242173543"/>
+      <w:bookmarkStart w:id="22" w:name="_Toc242189126"/>
       <w:r>
         <w:t>Soll/Ist Vergleich</w:t>
       </w:r>
@@ -10820,7 +10820,7 @@
       <w:pPr>
         <w:pStyle w:val="berschrift2"/>
       </w:pPr>
-      <w:bookmarkStart w:id="23" w:name="_Toc242173544"/>
+      <w:bookmarkStart w:id="23" w:name="_Toc242189127"/>
       <w:r>
         <w:t>Controlling</w:t>
       </w:r>
@@ -10932,7 +10932,7 @@
       <w:pPr>
         <w:pStyle w:val="berschrift2"/>
       </w:pPr>
-      <w:bookmarkStart w:id="24" w:name="_Toc242173545"/>
+      <w:bookmarkStart w:id="24" w:name="_Toc242189128"/>
       <w:r>
         <w:t>Finance Schulung</w:t>
       </w:r>
@@ -11027,7 +11027,7 @@
       <w:pPr>
         <w:pStyle w:val="berschrift2"/>
       </w:pPr>
-      <w:bookmarkStart w:id="25" w:name="_Toc242173546"/>
+      <w:bookmarkStart w:id="25" w:name="_Toc242189129"/>
       <w:r>
         <w:t>Manuelle Importe</w:t>
       </w:r>
@@ -11119,7 +11119,7 @@
       <w:pPr>
         <w:pStyle w:val="berschrift2"/>
       </w:pPr>
-      <w:bookmarkStart w:id="26" w:name="_Toc242173547"/>
+      <w:bookmarkStart w:id="26" w:name="_Toc242189130"/>
       <w:r>
         <w:t>Journal Import</w:t>
       </w:r>
@@ -11211,7 +11211,7 @@
       <w:pPr>
         <w:pStyle w:val="berschrift2"/>
       </w:pPr>
-      <w:bookmarkStart w:id="27" w:name="_Toc242173548"/>
+      <w:bookmarkStart w:id="27" w:name="_Toc242189131"/>
       <w:r>
         <w:t>Marktsegmente</w:t>
       </w:r>
@@ -11320,7 +11320,7 @@
       <w:pPr>
         <w:pStyle w:val="berschrift2"/>
       </w:pPr>
-      <w:bookmarkStart w:id="28" w:name="_Toc242173549"/>
+      <w:bookmarkStart w:id="28" w:name="_Toc242189132"/>
       <w:r>
         <w:t>Administration</w:t>
       </w:r>
@@ -11498,7 +11498,7 @@
       <w:pPr>
         <w:pStyle w:val="berschrift2"/>
       </w:pPr>
-      <w:bookmarkStart w:id="29" w:name="_Toc242173550"/>
+      <w:bookmarkStart w:id="29" w:name="_Toc242189133"/>
       <w:r>
         <w:t>Kennzahlen-Glossar</w:t>
       </w:r>
@@ -12407,7 +12407,7 @@
       <w:pPr>
         <w:pStyle w:val="berschrift1"/>
       </w:pPr>
-      <w:bookmarkStart w:id="30" w:name="_Toc242173551"/>
+      <w:bookmarkStart w:id="30" w:name="_Toc242189134"/>
       <w:r>
         <w:t>Einkauf</w:t>
       </w:r>
@@ -12474,7 +12474,7 @@
       <w:pPr>
         <w:pStyle w:val="berschrift2"/>
       </w:pPr>
-      <w:bookmarkStart w:id="31" w:name="_Toc242173552"/>
+      <w:bookmarkStart w:id="31" w:name="_Toc242189135"/>
       <w:r>
         <w:t>Einkauf Dashboard</w:t>
       </w:r>
@@ -12745,7 +12745,7 @@
       <w:pPr>
         <w:pStyle w:val="berschrift2"/>
       </w:pPr>
-      <w:bookmarkStart w:id="32" w:name="_Toc242173553"/>
+      <w:bookmarkStart w:id="32" w:name="_Toc242189136"/>
       <w:r>
         <w:t>Spend</w:t>
       </w:r>
@@ -12904,7 +12904,7 @@
       <w:pPr>
         <w:pStyle w:val="berschrift2"/>
       </w:pPr>
-      <w:bookmarkStart w:id="33" w:name="_Toc242173554"/>
+      <w:bookmarkStart w:id="33" w:name="_Toc242189137"/>
       <w:r>
         <w:t>Offene Bestellungen</w:t>
       </w:r>
@@ -13055,7 +13055,7 @@
       <w:pPr>
         <w:pStyle w:val="berschrift2"/>
       </w:pPr>
-      <w:bookmarkStart w:id="34" w:name="_Toc242173555"/>
+      <w:bookmarkStart w:id="34" w:name="_Toc242189138"/>
       <w:r>
         <w:t>Kontrakte</w:t>
       </w:r>
@@ -13178,7 +13178,7 @@
       <w:pPr>
         <w:pStyle w:val="berschrift2"/>
       </w:pPr>
-      <w:bookmarkStart w:id="35" w:name="_Toc242173556"/>
+      <w:bookmarkStart w:id="35" w:name="_Toc242189139"/>
       <w:r>
         <w:t>Lieferanten</w:t>
       </w:r>
@@ -13289,7 +13289,7 @@
       <w:pPr>
         <w:pStyle w:val="berschrift2"/>
       </w:pPr>
-      <w:bookmarkStart w:id="36" w:name="_Toc242173557"/>
+      <w:bookmarkStart w:id="36" w:name="_Toc242189140"/>
       <w:r>
         <w:t>Spend-Aufriss</w:t>
       </w:r>
@@ -13431,7 +13431,7 @@
       <w:pPr>
         <w:pStyle w:val="berschrift2"/>
       </w:pPr>
-      <w:bookmarkStart w:id="37" w:name="_Toc242173558"/>
+      <w:bookmarkStart w:id="37" w:name="_Toc242189141"/>
       <w:r>
         <w:t>Bestellbedarf &amp; Deckung</w:t>
       </w:r>
@@ -13634,7 +13634,7 @@
       <w:pPr>
         <w:pStyle w:val="berschrift2"/>
       </w:pPr>
-      <w:bookmarkStart w:id="38" w:name="_Toc242173559"/>
+      <w:bookmarkStart w:id="38" w:name="_Toc242189142"/>
       <w:r>
         <w:t>Materialabhängigkeit</w:t>
       </w:r>
@@ -13834,7 +13834,7 @@
       <w:pPr>
         <w:pStyle w:val="berschrift2"/>
       </w:pPr>
-      <w:bookmarkStart w:id="39" w:name="_Toc242173560"/>
+      <w:bookmarkStart w:id="39" w:name="_Toc242189143"/>
       <w:r>
         <w:t>Lieferperformance</w:t>
       </w:r>
@@ -13945,7 +13945,7 @@
       <w:pPr>
         <w:pStyle w:val="berschrift2"/>
       </w:pPr>
-      <w:bookmarkStart w:id="40" w:name="_Toc242173561"/>
+      <w:bookmarkStart w:id="40" w:name="_Toc242189144"/>
       <w:r>
         <w:t>Ideen: Übersicht</w:t>
       </w:r>
@@ -14059,7 +14059,7 @@
       <w:pPr>
         <w:pStyle w:val="berschrift2"/>
       </w:pPr>
-      <w:bookmarkStart w:id="41" w:name="_Toc242173562"/>
+      <w:bookmarkStart w:id="41" w:name="_Toc242189145"/>
       <w:r>
         <w:t>Ideen: Einkauf-Datenservice</w:t>
       </w:r>
@@ -14159,7 +14159,7 @@
       <w:pPr>
         <w:pStyle w:val="berschrift2"/>
       </w:pPr>
-      <w:bookmarkStart w:id="42" w:name="_Toc242173563"/>
+      <w:bookmarkStart w:id="42" w:name="_Toc242189146"/>
       <w:r>
         <w:t>Ideen: Liefertermin-Risiko</w:t>
       </w:r>
@@ -14270,7 +14270,7 @@
       <w:pPr>
         <w:pStyle w:val="berschrift2"/>
       </w:pPr>
-      <w:bookmarkStart w:id="43" w:name="_Toc242173564"/>
+      <w:bookmarkStart w:id="43" w:name="_Toc242189147"/>
       <w:r>
         <w:t>Ideen: Preisentwicklung</w:t>
       </w:r>
@@ -14399,7 +14399,7 @@
       <w:pPr>
         <w:pStyle w:val="berschrift2"/>
       </w:pPr>
-      <w:bookmarkStart w:id="44" w:name="_Toc242173565"/>
+      <w:bookmarkStart w:id="44" w:name="_Toc242189148"/>
       <w:r>
         <w:t>Ideen: Spend-Konzentration</w:t>
       </w:r>
@@ -14510,7 +14510,7 @@
       <w:pPr>
         <w:pStyle w:val="berschrift2"/>
       </w:pPr>
-      <w:bookmarkStart w:id="45" w:name="_Toc242173566"/>
+      <w:bookmarkStart w:id="45" w:name="_Toc242189149"/>
       <w:r>
         <w:t>Ideen: Datenqualität</w:t>
       </w:r>
@@ -14621,7 +14621,7 @@
       <w:pPr>
         <w:pStyle w:val="berschrift2"/>
       </w:pPr>
-      <w:bookmarkStart w:id="46" w:name="_Toc242173567"/>
+      <w:bookmarkStart w:id="46" w:name="_Toc242189150"/>
       <w:r>
         <w:t>Kennzahlen-Katalog</w:t>
       </w:r>
@@ -14709,7 +14709,7 @@
       <w:pPr>
         <w:pStyle w:val="berschrift2"/>
       </w:pPr>
-      <w:bookmarkStart w:id="47" w:name="_Toc242173568"/>
+      <w:bookmarkStart w:id="47" w:name="_Toc242189151"/>
       <w:r>
         <w:t>PBIX Vorlage</w:t>
       </w:r>
@@ -14797,7 +14797,7 @@
       <w:pPr>
         <w:pStyle w:val="berschrift2"/>
       </w:pPr>
-      <w:bookmarkStart w:id="48" w:name="_Toc242173569"/>
+      <w:bookmarkStart w:id="48" w:name="_Toc242189152"/>
       <w:r>
         <w:t>3D Simulation</w:t>
       </w:r>
@@ -14920,7 +14920,7 @@
       <w:pPr>
         <w:pStyle w:val="berschrift2"/>
       </w:pPr>
-      <w:bookmarkStart w:id="49" w:name="_Toc242173570"/>
+      <w:bookmarkStart w:id="49" w:name="_Toc242189153"/>
       <w:r>
         <w:t>Interaktiv</w:t>
       </w:r>
@@ -15228,7 +15228,7 @@
       <w:pPr>
         <w:pStyle w:val="berschrift2"/>
       </w:pPr>
-      <w:bookmarkStart w:id="50" w:name="_Toc242173571"/>
+      <w:bookmarkStart w:id="50" w:name="_Toc242189154"/>
       <w:r>
         <w:t>Datenquellen</w:t>
       </w:r>
@@ -15328,7 +15328,7 @@
       <w:pPr>
         <w:pStyle w:val="berschrift2"/>
       </w:pPr>
-      <w:bookmarkStart w:id="51" w:name="_Toc242173572"/>
+      <w:bookmarkStart w:id="51" w:name="_Toc242189155"/>
       <w:r>
         <w:t>Kennzahlen-Glossar</w:t>
       </w:r>
@@ -16032,7 +16032,7 @@
       <w:pPr>
         <w:pStyle w:val="berschrift1"/>
       </w:pPr>
-      <w:bookmarkStart w:id="52" w:name="_Toc242173573"/>
+      <w:bookmarkStart w:id="52" w:name="_Toc242189156"/>
       <w:r>
         <w:t>Verkauf</w:t>
       </w:r>
@@ -16085,7 +16085,7 @@
       <w:pPr>
         <w:pStyle w:val="berschrift2"/>
       </w:pPr>
-      <w:bookmarkStart w:id="53" w:name="_Toc242173574"/>
+      <w:bookmarkStart w:id="53" w:name="_Toc242189157"/>
       <w:r>
         <w:t>Kunden</w:t>
       </w:r>
@@ -16196,7 +16196,7 @@
       <w:pPr>
         <w:pStyle w:val="berschrift2"/>
       </w:pPr>
-      <w:bookmarkStart w:id="54" w:name="_Toc242173575"/>
+      <w:bookmarkStart w:id="54" w:name="_Toc242189158"/>
       <w:r>
         <w:t>Rückgang</w:t>
       </w:r>
@@ -16302,7 +16302,7 @@
       <w:pPr>
         <w:pStyle w:val="berschrift2"/>
       </w:pPr>
-      <w:bookmarkStart w:id="55" w:name="_Toc242173576"/>
+      <w:bookmarkStart w:id="55" w:name="_Toc242189159"/>
       <w:r>
         <w:t>Neue und verlorene Kunden</w:t>
       </w:r>
@@ -16408,7 +16408,7 @@
       <w:pPr>
         <w:pStyle w:val="berschrift2"/>
       </w:pPr>
-      <w:bookmarkStart w:id="56" w:name="_Toc242173577"/>
+      <w:bookmarkStart w:id="56" w:name="_Toc242189160"/>
       <w:r>
         <w:t>Konzentration</w:t>
       </w:r>
@@ -16514,7 +16514,7 @@
       <w:pPr>
         <w:pStyle w:val="berschrift2"/>
       </w:pPr>
-      <w:bookmarkStart w:id="57" w:name="_Toc242173578"/>
+      <w:bookmarkStart w:id="57" w:name="_Toc242189161"/>
       <w:r>
         <w:t>Cross-Selling</w:t>
       </w:r>
@@ -16609,7 +16609,7 @@
       <w:pPr>
         <w:pStyle w:val="berschrift2"/>
       </w:pPr>
-      <w:bookmarkStart w:id="58" w:name="_Toc242173579"/>
+      <w:bookmarkStart w:id="58" w:name="_Toc242189162"/>
       <w:r>
         <w:t>Preisstreuung</w:t>
       </w:r>
@@ -16715,7 +16715,7 @@
       <w:pPr>
         <w:pStyle w:val="berschrift2"/>
       </w:pPr>
-      <w:bookmarkStart w:id="59" w:name="_Toc242173580"/>
+      <w:bookmarkStart w:id="59" w:name="_Toc242189163"/>
       <w:r>
         <w:t>Saison und Prognose</w:t>
       </w:r>
@@ -16821,7 +16821,7 @@
       <w:pPr>
         <w:pStyle w:val="berschrift2"/>
       </w:pPr>
-      <w:bookmarkStart w:id="60" w:name="_Toc242173581"/>
+      <w:bookmarkStart w:id="60" w:name="_Toc242189164"/>
       <w:r>
         <w:t>Weltkarte</w:t>
       </w:r>
@@ -16924,7 +16924,7 @@
       <w:pPr>
         <w:pStyle w:val="berschrift2"/>
       </w:pPr>
-      <w:bookmarkStart w:id="61" w:name="_Toc242173582"/>
+      <w:bookmarkStart w:id="61" w:name="_Toc242189165"/>
       <w:r>
         <w:t>Interaktiv</w:t>
       </w:r>
@@ -17016,7 +17016,7 @@
       <w:pPr>
         <w:pStyle w:val="berschrift2"/>
       </w:pPr>
-      <w:bookmarkStart w:id="62" w:name="_Toc242173583"/>
+      <w:bookmarkStart w:id="62" w:name="_Toc242189166"/>
       <w:r>
         <w:t>Kunden-Galaxie</w:t>
       </w:r>
@@ -17108,7 +17108,7 @@
       <w:pPr>
         <w:pStyle w:val="berschrift2"/>
       </w:pPr>
-      <w:bookmarkStart w:id="63" w:name="_Toc242173584"/>
+      <w:bookmarkStart w:id="63" w:name="_Toc242189167"/>
       <w:r>
         <w:t>Rennen</w:t>
       </w:r>
@@ -17200,7 +17200,7 @@
       <w:pPr>
         <w:pStyle w:val="berschrift2"/>
       </w:pPr>
-      <w:bookmarkStart w:id="64" w:name="_Toc242173585"/>
+      <w:bookmarkStart w:id="64" w:name="_Toc242189168"/>
       <w:r>
         <w:t>Umsatzfluss</w:t>
       </w:r>
@@ -17292,7 +17292,7 @@
       <w:pPr>
         <w:pStyle w:val="berschrift2"/>
       </w:pPr>
-      <w:bookmarkStart w:id="65" w:name="_Toc242173586"/>
+      <w:bookmarkStart w:id="65" w:name="_Toc242189169"/>
       <w:r>
         <w:t>Sonnenstrahl</w:t>
       </w:r>
@@ -17384,7 +17384,7 @@
       <w:pPr>
         <w:pStyle w:val="berschrift2"/>
       </w:pPr>
-      <w:bookmarkStart w:id="66" w:name="_Toc242173587"/>
+      <w:bookmarkStart w:id="66" w:name="_Toc242189170"/>
       <w:r>
         <w:t>Was wäre wenn</w:t>
       </w:r>
@@ -17493,7 +17493,7 @@
       <w:pPr>
         <w:pStyle w:val="berschrift2"/>
       </w:pPr>
-      <w:bookmarkStart w:id="67" w:name="_Toc242173588"/>
+      <w:bookmarkStart w:id="67" w:name="_Toc242189171"/>
       <w:r>
         <w:t>Bestellrhythmus</w:t>
       </w:r>
@@ -17588,7 +17588,7 @@
       <w:pPr>
         <w:pStyle w:val="berschrift2"/>
       </w:pPr>
-      <w:bookmarkStart w:id="68" w:name="_Toc242173589"/>
+      <w:bookmarkStart w:id="68" w:name="_Toc242189172"/>
       <w:r>
         <w:t>Kalender</w:t>
       </w:r>
@@ -17680,7 +17680,7 @@
       <w:pPr>
         <w:pStyle w:val="berschrift2"/>
       </w:pPr>
-      <w:bookmarkStart w:id="69" w:name="_Toc242173590"/>
+      <w:bookmarkStart w:id="69" w:name="_Toc242189173"/>
       <w:r>
         <w:t>Artikel-Netzwerk</w:t>
       </w:r>
@@ -17775,7 +17775,7 @@
       <w:pPr>
         <w:pStyle w:val="berschrift2"/>
       </w:pPr>
-      <w:bookmarkStart w:id="70" w:name="_Toc242173591"/>
+      <w:bookmarkStart w:id="70" w:name="_Toc242189174"/>
       <w:r>
         <w:t>3D-Landschaft</w:t>
       </w:r>
@@ -17867,7 +17867,7 @@
       <w:pPr>
         <w:pStyle w:val="berschrift2"/>
       </w:pPr>
-      <w:bookmarkStart w:id="71" w:name="_Toc242173592"/>
+      <w:bookmarkStart w:id="71" w:name="_Toc242189175"/>
       <w:r>
         <w:t>Kennzahlen-Glossar</w:t>
       </w:r>
@@ -18694,7 +18694,7 @@
       <w:pPr>
         <w:pStyle w:val="berschrift1"/>
       </w:pPr>
-      <w:bookmarkStart w:id="72" w:name="_Toc242173593"/>
+      <w:bookmarkStart w:id="72" w:name="_Toc242189176"/>
       <w:r>
         <w:t>Logistik</w:t>
       </w:r>
@@ -18714,7 +18714,7 @@
       <w:pPr>
         <w:pStyle w:val="berschrift2"/>
       </w:pPr>
-      <w:bookmarkStart w:id="73" w:name="_Toc242173594"/>
+      <w:bookmarkStart w:id="73" w:name="_Toc242189177"/>
       <w:r>
         <w:t>Stücklistenanalyse</w:t>
       </w:r>
@@ -18831,7 +18831,7 @@
       <w:pPr>
         <w:pStyle w:val="berschrift2"/>
       </w:pPr>
-      <w:bookmarkStart w:id="74" w:name="_Toc242173595"/>
+      <w:bookmarkStart w:id="74" w:name="_Toc242189178"/>
       <w:r>
         <w:t>Materialdisposition &amp; Fehlteile</w:t>
       </w:r>
@@ -18983,7 +18983,7 @@
       <w:pPr>
         <w:pStyle w:val="berschrift2"/>
       </w:pPr>
-      <w:bookmarkStart w:id="75" w:name="_Toc242173596"/>
+      <w:bookmarkStart w:id="75" w:name="_Toc242189179"/>
       <w:r>
         <w:t>Logistik live</w:t>
       </w:r>
@@ -19091,7 +19091,7 @@
       <w:pPr>
         <w:pStyle w:val="berschrift2"/>
       </w:pPr>
-      <w:bookmarkStart w:id="76" w:name="_Toc242173597"/>
+      <w:bookmarkStart w:id="76" w:name="_Toc242189180"/>
       <w:r>
         <w:t>Original- und Live-Übersicht</w:t>
       </w:r>
@@ -19184,7 +19184,7 @@
       <w:pPr>
         <w:pStyle w:val="berschrift2"/>
       </w:pPr>
-      <w:bookmarkStart w:id="77" w:name="_Toc242173598"/>
+      <w:bookmarkStart w:id="77" w:name="_Toc242189181"/>
       <w:r>
         <w:t>3D-Lager</w:t>
       </w:r>
@@ -19277,7 +19277,7 @@
       <w:pPr>
         <w:pStyle w:val="berschrift2"/>
       </w:pPr>
-      <w:bookmarkStart w:id="78" w:name="_Toc242173599"/>
+      <w:bookmarkStart w:id="78" w:name="_Toc242189182"/>
       <w:r>
         <w:t>Produktivität</w:t>
       </w:r>
@@ -19373,7 +19373,7 @@
       <w:pPr>
         <w:pStyle w:val="berschrift2"/>
       </w:pPr>
-      <w:bookmarkStart w:id="79" w:name="_Toc242173600"/>
+      <w:bookmarkStart w:id="79" w:name="_Toc242189183"/>
       <w:r>
         <w:t>Leistung je Person (nur nach Anmeldung)</w:t>
       </w:r>
@@ -19463,7 +19463,7 @@
       <w:pPr>
         <w:pStyle w:val="berschrift2"/>
       </w:pPr>
-      <w:bookmarkStart w:id="80" w:name="_Toc242173601"/>
+      <w:bookmarkStart w:id="80" w:name="_Toc242189184"/>
       <w:r>
         <w:t>Kapazität</w:t>
       </w:r>
@@ -19612,7 +19612,7 @@
       <w:pPr>
         <w:pStyle w:val="berschrift2"/>
       </w:pPr>
-      <w:bookmarkStart w:id="81" w:name="_Toc242173602"/>
+      <w:bookmarkStart w:id="81" w:name="_Toc242189185"/>
       <w:r>
         <w:t>Verwendung &amp; Risiko</w:t>
       </w:r>
@@ -19719,7 +19719,7 @@
       <w:pPr>
         <w:pStyle w:val="berschrift2"/>
       </w:pPr>
-      <w:bookmarkStart w:id="82" w:name="_Toc242173603"/>
+      <w:bookmarkStart w:id="82" w:name="_Toc242189186"/>
       <w:r>
         <w:t>Dispositionsprüfung</w:t>
       </w:r>
@@ -19890,7 +19890,7 @@
       <w:pPr>
         <w:pStyle w:val="berschrift2"/>
       </w:pPr>
-      <w:bookmarkStart w:id="83" w:name="_Toc242173604"/>
+      <w:bookmarkStart w:id="83" w:name="_Toc242189187"/>
       <w:r>
         <w:t>Kennzahlen-Glossar</w:t>
       </w:r>
@@ -20635,7 +20635,7 @@
       <w:pPr>
         <w:pStyle w:val="berschrift1"/>
       </w:pPr>
-      <w:bookmarkStart w:id="84" w:name="_Toc242173605"/>
+      <w:bookmarkStart w:id="84" w:name="_Toc242189188"/>
       <w:r>
         <w:t>HR</w:t>
       </w:r>
@@ -20658,7 +20658,7 @@
       <w:pPr>
         <w:pStyle w:val="berschrift2"/>
       </w:pPr>
-      <w:bookmarkStart w:id="85" w:name="_Toc242173606"/>
+      <w:bookmarkStart w:id="85" w:name="_Toc242189189"/>
       <w:r>
         <w:t>HR Dashboard</w:t>
       </w:r>
@@ -20853,7 +20853,7 @@
       <w:pPr>
         <w:pStyle w:val="berschrift2"/>
       </w:pPr>
-      <w:bookmarkStart w:id="86" w:name="_Toc242173607"/>
+      <w:bookmarkStart w:id="86" w:name="_Toc242189190"/>
       <w:r>
         <w:t>Überblick</w:t>
       </w:r>
@@ -20943,7 +20943,7 @@
       <w:pPr>
         <w:pStyle w:val="berschrift2"/>
       </w:pPr>
-      <w:bookmarkStart w:id="87" w:name="_Toc242173608"/>
+      <w:bookmarkStart w:id="87" w:name="_Toc242189191"/>
       <w:r>
         <w:t>Fluktuation</w:t>
       </w:r>
@@ -21132,7 +21132,7 @@
       <w:pPr>
         <w:pStyle w:val="berschrift2"/>
       </w:pPr>
-      <w:bookmarkStart w:id="88" w:name="_Toc242173609"/>
+      <w:bookmarkStart w:id="88" w:name="_Toc242189192"/>
       <w:r>
         <w:t>Ampel</w:t>
       </w:r>
@@ -21225,7 +21225,7 @@
       <w:pPr>
         <w:pStyle w:val="berschrift2"/>
       </w:pPr>
-      <w:bookmarkStart w:id="89" w:name="_Toc242173610"/>
+      <w:bookmarkStart w:id="89" w:name="_Toc242189193"/>
       <w:r>
         <w:t>Absenzen</w:t>
       </w:r>
@@ -21337,7 +21337,7 @@
       <w:pPr>
         <w:pStyle w:val="berschrift2"/>
       </w:pPr>
-      <w:bookmarkStart w:id="90" w:name="_Toc242173611"/>
+      <w:bookmarkStart w:id="90" w:name="_Toc242189194"/>
       <w:r>
         <w:t>Zeit / Ferien</w:t>
       </w:r>
@@ -21436,7 +21436,7 @@
       <w:pPr>
         <w:pStyle w:val="berschrift2"/>
       </w:pPr>
-      <w:bookmarkStart w:id="91" w:name="_Toc242173612"/>
+      <w:bookmarkStart w:id="91" w:name="_Toc242189195"/>
       <w:r>
         <w:t>Mitarbeitende</w:t>
       </w:r>
@@ -21526,7 +21526,7 @@
       <w:pPr>
         <w:pStyle w:val="berschrift2"/>
       </w:pPr>
-      <w:bookmarkStart w:id="92" w:name="_Toc242173613"/>
+      <w:bookmarkStart w:id="92" w:name="_Toc242189196"/>
       <w:r>
         <w:t>Datenstatus</w:t>
       </w:r>
@@ -21616,7 +21616,7 @@
       <w:pPr>
         <w:pStyle w:val="berschrift2"/>
       </w:pPr>
-      <w:bookmarkStart w:id="93" w:name="_Toc242173614"/>
+      <w:bookmarkStart w:id="93" w:name="_Toc242189197"/>
       <w:r>
         <w:t>Anleitung</w:t>
       </w:r>
@@ -21709,7 +21709,7 @@
       <w:pPr>
         <w:pStyle w:val="berschrift2"/>
       </w:pPr>
-      <w:bookmarkStart w:id="94" w:name="_Toc242173615"/>
+      <w:bookmarkStart w:id="94" w:name="_Toc242189198"/>
       <w:r>
         <w:t>HR KPI Schulung</w:t>
       </w:r>
@@ -21814,7 +21814,7 @@
       <w:pPr>
         <w:pStyle w:val="berschrift2"/>
       </w:pPr>
-      <w:bookmarkStart w:id="95" w:name="_Toc242173616"/>
+      <w:bookmarkStart w:id="95" w:name="_Toc242189199"/>
       <w:r>
         <w:t>Kennzahlen-Glossar</w:t>
       </w:r>
@@ -22600,7 +22600,7 @@
       <w:pPr>
         <w:pStyle w:val="berschrift1"/>
       </w:pPr>
-      <w:bookmarkStart w:id="96" w:name="_Toc242173617"/>
+      <w:bookmarkStart w:id="96" w:name="_Toc242189200"/>
       <w:r>
         <w:t>Weltlage</w:t>
       </w:r>
@@ -22617,10 +22617,10 @@
         <w:rPr>
           <w:b/>
         </w:rPr>
-        <w:t>Weltlage</w:t>
-      </w:r>
-      <w:r>
-        <w:t xml:space="preserve"> mit den vier Unterseiten Radar, Länder, Rohstoffe und Währungen sowie Ereignisse und ist ohne Passwort für alle offen.</w:t>
+        <w:t>Finance Cockpit → Weltlage</w:t>
+      </w:r>
+      <w:r>
+        <w:t xml:space="preserve"> mit den vier Unterseiten Radar, Länder, Rohstoffe und Währungen sowie Ereignisse und ist wie die übrigen Finance-Auswertungen durch das Finance-Passwort geschützt. Auftraggeber ist Ingo Kohler (Eigeninitiative), Fragen gehen an ihn.</w:t>
       </w:r>
     </w:p>
     <w:p>
@@ -22643,7 +22643,7 @@
       <w:pPr>
         <w:pStyle w:val="berschrift2"/>
       </w:pPr>
-      <w:bookmarkStart w:id="97" w:name="_Toc242173618"/>
+      <w:bookmarkStart w:id="97" w:name="_Toc242189201"/>
       <w:r>
         <w:t>Radar</w:t>
       </w:r>
@@ -22961,7 +22961,7 @@
       <w:pPr>
         <w:pStyle w:val="berschrift2"/>
       </w:pPr>
-      <w:bookmarkStart w:id="98" w:name="_Toc242173619"/>
+      <w:bookmarkStart w:id="98" w:name="_Toc242189202"/>
       <w:r>
         <w:t>Länder</w:t>
       </w:r>
@@ -23088,7 +23088,7 @@
       <w:pPr>
         <w:pStyle w:val="berschrift2"/>
       </w:pPr>
-      <w:bookmarkStart w:id="99" w:name="_Toc242173620"/>
+      <w:bookmarkStart w:id="99" w:name="_Toc242189203"/>
       <w:r>
         <w:t>Rohstoffe und Währungen</w:t>
       </w:r>
@@ -23348,7 +23348,7 @@
       <w:pPr>
         <w:pStyle w:val="berschrift2"/>
       </w:pPr>
-      <w:bookmarkStart w:id="100" w:name="_Toc242173621"/>
+      <w:bookmarkStart w:id="100" w:name="_Toc242189204"/>
       <w:r>
         <w:t>Ereignisse</w:t>
       </w:r>
@@ -23472,7 +23472,7 @@
       <w:pPr>
         <w:pStyle w:val="berschrift2"/>
       </w:pPr>
-      <w:bookmarkStart w:id="101" w:name="_Toc242173622"/>
+      <w:bookmarkStart w:id="101" w:name="_Toc242189205"/>
       <w:r>
         <w:t>Kennzahlen-Glossar</w:t>
       </w:r>
@@ -24012,7 +24012,7 @@
       <w:pPr>
         <w:pStyle w:val="berschrift1"/>
       </w:pPr>
-      <w:bookmarkStart w:id="102" w:name="_Toc242173623"/>
+      <w:bookmarkStart w:id="102" w:name="_Toc242189206"/>
       <w:r>
         <w:t>Netzwerk und IT-Infrastruktur</w:t>
       </w:r>
@@ -24049,7 +24049,7 @@
       <w:pPr>
         <w:pStyle w:val="berschrift2"/>
       </w:pPr>
-      <w:bookmarkStart w:id="103" w:name="_Toc242173624"/>
+      <w:bookmarkStart w:id="103" w:name="_Toc242189207"/>
       <w:r>
         <w:t>Übersicht</w:t>
       </w:r>
@@ -24158,7 +24158,7 @@
       <w:pPr>
         <w:pStyle w:val="berschrift2"/>
       </w:pPr>
-      <w:bookmarkStart w:id="104" w:name="_Toc242173625"/>
+      <w:bookmarkStart w:id="104" w:name="_Toc242189208"/>
       <w:r>
         <w:t>Verfügbarkeit</w:t>
       </w:r>
@@ -24282,7 +24282,7 @@
       <w:pPr>
         <w:pStyle w:val="berschrift2"/>
       </w:pPr>
-      <w:bookmarkStart w:id="105" w:name="_Toc242173626"/>
+      <w:bookmarkStart w:id="105" w:name="_Toc242189209"/>
       <w:r>
         <w:t>Netz oder Daten</w:t>
       </w:r>
@@ -24406,7 +24406,7 @@
       <w:pPr>
         <w:pStyle w:val="berschrift2"/>
       </w:pPr>
-      <w:bookmarkStart w:id="106" w:name="_Toc242173627"/>
+      <w:bookmarkStart w:id="106" w:name="_Toc242189210"/>
       <w:r>
         <w:t>Sicherheit</w:t>
       </w:r>
@@ -24512,7 +24512,7 @@
       <w:pPr>
         <w:pStyle w:val="berschrift2"/>
       </w:pPr>
-      <w:bookmarkStart w:id="107" w:name="_Toc242173628"/>
+      <w:bookmarkStart w:id="107" w:name="_Toc242189211"/>
       <w:r>
         <w:t>Active Directory</w:t>
       </w:r>
@@ -24621,7 +24621,7 @@
       <w:pPr>
         <w:pStyle w:val="berschrift2"/>
       </w:pPr>
-      <w:bookmarkStart w:id="108" w:name="_Toc242173629"/>
+      <w:bookmarkStart w:id="108" w:name="_Toc242189212"/>
       <w:r>
         <w:t>AD-Infrastruktur</w:t>
       </w:r>
@@ -24701,7 +24701,7 @@
       <w:pPr>
         <w:pStyle w:val="berschrift2"/>
       </w:pPr>
-      <w:bookmarkStart w:id="109" w:name="_Toc242173630"/>
+      <w:bookmarkStart w:id="109" w:name="_Toc242189213"/>
       <w:r>
         <w:t>Gruppenrichtlinien</w:t>
       </w:r>
@@ -24781,7 +24781,7 @@
       <w:pPr>
         <w:pStyle w:val="berschrift2"/>
       </w:pPr>
-      <w:bookmarkStart w:id="110" w:name="_Toc242173631"/>
+      <w:bookmarkStart w:id="110" w:name="_Toc242189214"/>
       <w:r>
         <w:t>DNS</w:t>
       </w:r>
@@ -24843,7 +24843,7 @@
       <w:pPr>
         <w:pStyle w:val="berschrift2"/>
       </w:pPr>
-      <w:bookmarkStart w:id="111" w:name="_Toc242173632"/>
+      <w:bookmarkStart w:id="111" w:name="_Toc242189215"/>
       <w:r>
         <w:t>Verlauf</w:t>
       </w:r>
@@ -24936,7 +24936,7 @@
       <w:pPr>
         <w:pStyle w:val="berschrift2"/>
       </w:pPr>
-      <w:bookmarkStart w:id="112" w:name="_Toc242173633"/>
+      <w:bookmarkStart w:id="112" w:name="_Toc242189216"/>
       <w:r>
         <w:t>Migration</w:t>
       </w:r>
@@ -25109,7 +25109,7 @@
       <w:pPr>
         <w:pStyle w:val="berschrift2"/>
       </w:pPr>
-      <w:bookmarkStart w:id="113" w:name="_Toc242173634"/>
+      <w:bookmarkStart w:id="113" w:name="_Toc242189217"/>
       <w:r>
         <w:t>Bericht</w:t>
       </w:r>
@@ -25218,7 +25218,7 @@
       <w:pPr>
         <w:pStyle w:val="berschrift2"/>
       </w:pPr>
-      <w:bookmarkStart w:id="114" w:name="_Toc242173635"/>
+      <w:bookmarkStart w:id="114" w:name="_Toc242189218"/>
       <w:r>
         <w:t>Arbeitsplätze</w:t>
       </w:r>
@@ -25324,7 +25324,7 @@
       <w:pPr>
         <w:pStyle w:val="berschrift2"/>
       </w:pPr>
-      <w:bookmarkStart w:id="115" w:name="_Toc242173636"/>
+      <w:bookmarkStart w:id="115" w:name="_Toc242189219"/>
       <w:r>
         <w:t>Kennzahlen-Glossar</w:t>
       </w:r>
@@ -25905,7 +25905,7 @@
       <w:pPr>
         <w:pStyle w:val="berschrift1"/>
       </w:pPr>
-      <w:bookmarkStart w:id="116" w:name="_Toc242173637"/>
+      <w:bookmarkStart w:id="116" w:name="_Toc242189220"/>
       <w:r>
         <w:t>Projekte</w:t>
       </w:r>
@@ -25923,7 +25923,7 @@
       <w:pPr>
         <w:pStyle w:val="berschrift2"/>
       </w:pPr>
-      <w:bookmarkStart w:id="117" w:name="_Toc242173638"/>
+      <w:bookmarkStart w:id="117" w:name="_Toc242189221"/>
       <w:r>
         <w:t>Projekte</w:t>
       </w:r>
@@ -26117,7 +26117,7 @@
       <w:pPr>
         <w:pStyle w:val="berschrift2"/>
       </w:pPr>
-      <w:bookmarkStart w:id="118" w:name="_Toc242173639"/>
+      <w:bookmarkStart w:id="118" w:name="_Toc242189222"/>
       <w:r>
         <w:t>Kennzahlen-Glossar</w:t>
       </w:r>
@@ -26532,7 +26532,7 @@
         <w:noProof/>
       </w:rPr>
       <w:drawing>
-        <wp:inline distT="0" distB="0" distL="0" distR="0" wp14:anchorId="6E0427D8" wp14:editId="30797C09">
+        <wp:inline distT="0" distB="0" distL="0" distR="0" wp14:anchorId="7F187E9E" wp14:editId="69BE64D6">
           <wp:extent cx="720000" cy="349200"/>
           <wp:effectExtent l="0" t="0" r="0" b="0"/>
           <wp:docPr id="10" name="Trafag Logo Kopf"/>
@@ -26582,9 +26582,9 @@
 <file path=word/numbering.xml><?xml version="1.0" encoding="utf-8"?>
 <w:numbering xmlns:wpc="http://schemas.microsoft.com/office/word/2010/wordprocessingCanvas" xmlns:cx="http://schemas.microsoft.com/office/drawing/2014/chartex" xmlns:cx1="http://schemas.microsoft.com/office/drawing/2015/9/8/chartex" xmlns:cx2="http://schemas.microsoft.com/office/drawing/2015/10/21/chartex" xmlns:cx3="http://schemas.microsoft.com/office/drawing/2016/5/9/chartex" xmlns:cx4="http://schemas.microsoft.com/office/drawing/2016/5/10/chartex" xmlns:cx5="http://schemas.microsoft.com/office/drawing/2016/5/11/chartex" xmlns:cx6="http://schemas.microsoft.com/office/drawing/2016/5/12/chartex" xmlns:cx7="http://schemas.microsoft.com/office/drawing/2016/5/13/chartex" xmlns:cx8="http://schemas.microsoft.com/office/drawing/2016/5/14/chartex" xmlns:mc="http://schemas.openxmlformats.org/markup-compatibility/2006" xmlns:aink="http://schemas.microsoft.com/office/drawing/2016/ink" xmlns:am3d="http://schemas.microsoft.com/office/drawing/2017/model3d" xmlns:o="urn:schemas-microsoft-com:office:office" xmlns:oel="http://schemas.microsoft.com/office/2019/extlst" xmlns:r="http://schemas.openxmlformats.org/officeDocument/2006/relationships" xmlns:m="http://schemas.openxmlformats.org/officeDocument/2006/math" xmlns:v="urn:schemas-microsoft-com:vml" xmlns:wp14="http://schemas.microsoft.com/office/word/2010/wordprocessingDrawing" xmlns:wp="http://schemas.openxmlformats.org/drawingml/2006/wordprocessingDrawing" xmlns:w10="urn:schemas-microsoft-com:office:word" xmlns:w="http://schemas.openxmlformats.org/wordprocessingml/2006/main" xmlns:w14="http://schemas.microsoft.com/office/word/2010/wordml" xmlns:w15="http://schemas.microsoft.com/office/word/2012/wordml" xmlns:w16cex="http://schemas.microsoft.com/office/word/2018/wordml/cex" xmlns:w16cid="http://schemas.microsoft.com/office/word/2016/wordml/cid" xmlns:w16="http://schemas.microsoft.com/office/word/2018/wordml" xmlns:w16du="http://schemas.microsoft.com/office/word/2023/wordml/word16du" xmlns:w16sdtdh="http://schemas.microsoft.com/office/word/2020/wordml/sdtdatahash" xmlns:w16sdtfl="http://schemas.microsoft.com/office/word/2024/wordml/sdtformatlock" xmlns:w16se="http://schemas.microsoft.com/office/word/2015/wordml/symex" xmlns:wpg="http://schemas.microsoft.com/office/word/2010/wordprocessingGroup" xmlns:wpi="http://schemas.microsoft.com/office/word/2010/wordprocessingInk" xmlns:wne="http://schemas.microsoft.com/office/word/2006/wordml" xmlns:wps="http://schemas.microsoft.com/office/word/2010/wordprocessingShape" mc:Ignorable="w14 w15 w16se w16cid w16 w16cex w16sdtdh w16sdtfl w16du wp14">
   <w:abstractNum w:abstractNumId="0" w15:restartNumberingAfterBreak="0">
-    <w:nsid w:val="79DA6B40"/>
+    <w:nsid w:val="0B921FE0"/>
     <w:multiLevelType w:val="multilevel"/>
-    <w:tmpl w:val="75547D40"/>
+    <w:tmpl w:val="02667B88"/>
     <w:lvl w:ilvl="0">
       <w:numFmt w:val="bullet"/>
       <w:lvlText w:val="•"/>
@@ -26638,7 +26638,7 @@
       <w:lvlJc w:val="left"/>
     </w:lvl>
   </w:abstractNum>
-  <w:num w:numId="1" w16cid:durableId="1987471567">
+  <w:num w:numId="1" w16cid:durableId="1463965173">
     <w:abstractNumId w:val="0"/>
   </w:num>
 </w:numbering>
@@ -27258,7 +27258,7 @@
     <w:autoRedefine/>
     <w:uiPriority w:val="39"/>
     <w:unhideWhenUsed/>
-    <w:rsid w:val="00D6584B"/>
+    <w:rsid w:val="00A74826"/>
     <w:pPr>
       <w:spacing w:after="100" w:line="278" w:lineRule="auto"/>
       <w:ind w:left="480"/>
@@ -27275,7 +27275,7 @@
     <w:autoRedefine/>
     <w:uiPriority w:val="39"/>
     <w:unhideWhenUsed/>
-    <w:rsid w:val="00D6584B"/>
+    <w:rsid w:val="00A74826"/>
     <w:pPr>
       <w:spacing w:after="100" w:line="278" w:lineRule="auto"/>
       <w:ind w:left="720"/>
@@ -27292,7 +27292,7 @@
     <w:autoRedefine/>
     <w:uiPriority w:val="39"/>
     <w:unhideWhenUsed/>
-    <w:rsid w:val="00D6584B"/>
+    <w:rsid w:val="00A74826"/>
     <w:pPr>
       <w:spacing w:after="100" w:line="278" w:lineRule="auto"/>
       <w:ind w:left="960"/>
@@ -27309,7 +27309,7 @@
     <w:autoRedefine/>
     <w:uiPriority w:val="39"/>
     <w:unhideWhenUsed/>
-    <w:rsid w:val="00D6584B"/>
+    <w:rsid w:val="00A74826"/>
     <w:pPr>
       <w:spacing w:after="100" w:line="278" w:lineRule="auto"/>
       <w:ind w:left="1200"/>
@@ -27326,7 +27326,7 @@
     <w:autoRedefine/>
     <w:uiPriority w:val="39"/>
     <w:unhideWhenUsed/>
-    <w:rsid w:val="00D6584B"/>
+    <w:rsid w:val="00A74826"/>
     <w:pPr>
       <w:spacing w:after="100" w:line="278" w:lineRule="auto"/>
       <w:ind w:left="1440"/>
@@ -27343,7 +27343,7 @@
     <w:autoRedefine/>
     <w:uiPriority w:val="39"/>
     <w:unhideWhenUsed/>
-    <w:rsid w:val="00D6584B"/>
+    <w:rsid w:val="00A74826"/>
     <w:pPr>
       <w:spacing w:after="100" w:line="278" w:lineRule="auto"/>
       <w:ind w:left="1680"/>
@@ -27360,7 +27360,7 @@
     <w:autoRedefine/>
     <w:uiPriority w:val="39"/>
     <w:unhideWhenUsed/>
-    <w:rsid w:val="00D6584B"/>
+    <w:rsid w:val="00A74826"/>
     <w:pPr>
       <w:spacing w:after="100" w:line="278" w:lineRule="auto"/>
       <w:ind w:left="1920"/>
@@ -27375,7 +27375,7 @@
     <w:basedOn w:val="Absatz-Standardschriftart"/>
     <w:uiPriority w:val="99"/>
     <w:unhideWhenUsed/>
-    <w:rsid w:val="00D6584B"/>
+    <w:rsid w:val="00A74826"/>
     <w:rPr>
       <w:color w:val="467886" w:themeColor="hyperlink"/>
       <w:u w:val="single"/>
@@ -27387,7 +27387,7 @@
     <w:uiPriority w:val="99"/>
     <w:semiHidden/>
     <w:unhideWhenUsed/>
-    <w:rsid w:val="00D6584B"/>
+    <w:rsid w:val="00A74826"/>
     <w:rPr>
       <w:color w:val="605E5C"/>
       <w:shd w:val="clear" w:color="auto" w:fill="E1DFDD"/>

--- a/TrafagSalesExporter/wwwroot/handbuch/Trafag_Cockpit_Handbuch.docx
+++ b/TrafagSalesExporter/wwwroot/handbuch/Trafag_Cockpit_Handbuch.docx
@@ -13,7 +13,7 @@
           <w:noProof/>
         </w:rPr>
         <w:drawing>
-          <wp:inline distT="0" distB="0" distL="0" distR="0" wp14:anchorId="3D7C4853" wp14:editId="63EF6C85">
+          <wp:inline distT="0" distB="0" distL="0" distR="0" wp14:anchorId="134ED2E7" wp14:editId="51FD9DA4">
             <wp:extent cx="1655999" cy="803159"/>
             <wp:effectExtent l="0" t="0" r="0" b="0"/>
             <wp:docPr id="1" name="Trafag Logo"/>
@@ -83,7 +83,7 @@
         <w:pStyle w:val="Meta"/>
       </w:pPr>
       <w:r>
-        <w:t>Stand der Software: Commit 3ad0dae vom 5. Oktober 2026 · Ausgabe 06.10.2026</w:t>
+        <w:t>Stand der Software: Commit 3ad0dae vom 5. Oktober 2026 · Ausgabe 07.10.2026</w:t>
       </w:r>
     </w:p>
     <w:p>
@@ -129,7 +129,7 @@
       <w:r>
         <w:fldChar w:fldCharType="separate"/>
       </w:r>
-      <w:hyperlink w:anchor="_Toc242189104" w:history="1">
+      <w:hyperlink w:anchor="_Toc242259310" w:history="1">
         <w:r>
           <w:rPr>
             <w:rStyle w:val="Hyperlink"/>
@@ -156,7 +156,7 @@
             <w:noProof/>
             <w:webHidden/>
           </w:rPr>
-          <w:instrText xml:space="preserve"> PAGEREF _Toc242189104 \h </w:instrText>
+          <w:instrText xml:space="preserve"> PAGEREF _Toc242259310 \h </w:instrText>
         </w:r>
         <w:r>
           <w:rPr>
@@ -199,7 +199,7 @@
           <w:sz w:val="24"/>
         </w:rPr>
       </w:pPr>
-      <w:hyperlink w:anchor="_Toc242189105" w:history="1">
+      <w:hyperlink w:anchor="_Toc242259311" w:history="1">
         <w:r>
           <w:rPr>
             <w:rStyle w:val="Hyperlink"/>
@@ -226,7 +226,7 @@
             <w:noProof/>
             <w:webHidden/>
           </w:rPr>
-          <w:instrText xml:space="preserve"> PAGEREF _Toc242189105 \h </w:instrText>
+          <w:instrText xml:space="preserve"> PAGEREF _Toc242259311 \h </w:instrText>
         </w:r>
         <w:r>
           <w:rPr>
@@ -269,7 +269,7 @@
           <w:sz w:val="24"/>
         </w:rPr>
       </w:pPr>
-      <w:hyperlink w:anchor="_Toc242189106" w:history="1">
+      <w:hyperlink w:anchor="_Toc242259312" w:history="1">
         <w:r>
           <w:rPr>
             <w:rStyle w:val="Hyperlink"/>
@@ -296,7 +296,7 @@
             <w:noProof/>
             <w:webHidden/>
           </w:rPr>
-          <w:instrText xml:space="preserve"> PAGEREF _Toc242189106 \h </w:instrText>
+          <w:instrText xml:space="preserve"> PAGEREF _Toc242259312 \h </w:instrText>
         </w:r>
         <w:r>
           <w:rPr>
@@ -339,7 +339,7 @@
           <w:sz w:val="24"/>
         </w:rPr>
       </w:pPr>
-      <w:hyperlink w:anchor="_Toc242189107" w:history="1">
+      <w:hyperlink w:anchor="_Toc242259313" w:history="1">
         <w:r>
           <w:rPr>
             <w:rStyle w:val="Hyperlink"/>
@@ -366,7 +366,7 @@
             <w:noProof/>
             <w:webHidden/>
           </w:rPr>
-          <w:instrText xml:space="preserve"> PAGEREF _Toc242189107 \h </w:instrText>
+          <w:instrText xml:space="preserve"> PAGEREF _Toc242259313 \h </w:instrText>
         </w:r>
         <w:r>
           <w:rPr>
@@ -410,7 +410,7 @@
           <w:sz w:val="24"/>
         </w:rPr>
       </w:pPr>
-      <w:hyperlink w:anchor="_Toc242189108" w:history="1">
+      <w:hyperlink w:anchor="_Toc242259314" w:history="1">
         <w:r>
           <w:rPr>
             <w:rStyle w:val="Hyperlink"/>
@@ -437,7 +437,7 @@
             <w:noProof/>
             <w:webHidden/>
           </w:rPr>
-          <w:instrText xml:space="preserve"> PAGEREF _Toc242189108 \h </w:instrText>
+          <w:instrText xml:space="preserve"> PAGEREF _Toc242259314 \h </w:instrText>
         </w:r>
         <w:r>
           <w:rPr>
@@ -480,7 +480,7 @@
           <w:sz w:val="24"/>
         </w:rPr>
       </w:pPr>
-      <w:hyperlink w:anchor="_Toc242189109" w:history="1">
+      <w:hyperlink w:anchor="_Toc242259315" w:history="1">
         <w:r>
           <w:rPr>
             <w:rStyle w:val="Hyperlink"/>
@@ -507,7 +507,7 @@
             <w:noProof/>
             <w:webHidden/>
           </w:rPr>
-          <w:instrText xml:space="preserve"> PAGEREF _Toc242189109 \h </w:instrText>
+          <w:instrText xml:space="preserve"> PAGEREF _Toc242259315 \h </w:instrText>
         </w:r>
         <w:r>
           <w:rPr>
@@ -550,7 +550,7 @@
           <w:sz w:val="24"/>
         </w:rPr>
       </w:pPr>
-      <w:hyperlink w:anchor="_Toc242189110" w:history="1">
+      <w:hyperlink w:anchor="_Toc242259316" w:history="1">
         <w:r>
           <w:rPr>
             <w:rStyle w:val="Hyperlink"/>
@@ -577,7 +577,7 @@
             <w:noProof/>
             <w:webHidden/>
           </w:rPr>
-          <w:instrText xml:space="preserve"> PAGEREF _Toc242189110 \h </w:instrText>
+          <w:instrText xml:space="preserve"> PAGEREF _Toc242259316 \h </w:instrText>
         </w:r>
         <w:r>
           <w:rPr>
@@ -620,7 +620,7 @@
           <w:sz w:val="24"/>
         </w:rPr>
       </w:pPr>
-      <w:hyperlink w:anchor="_Toc242189111" w:history="1">
+      <w:hyperlink w:anchor="_Toc242259317" w:history="1">
         <w:r>
           <w:rPr>
             <w:rStyle w:val="Hyperlink"/>
@@ -647,7 +647,7 @@
             <w:noProof/>
             <w:webHidden/>
           </w:rPr>
-          <w:instrText xml:space="preserve"> PAGEREF _Toc242189111 \h </w:instrText>
+          <w:instrText xml:space="preserve"> PAGEREF _Toc242259317 \h </w:instrText>
         </w:r>
         <w:r>
           <w:rPr>
@@ -690,7 +690,7 @@
           <w:sz w:val="24"/>
         </w:rPr>
       </w:pPr>
-      <w:hyperlink w:anchor="_Toc242189112" w:history="1">
+      <w:hyperlink w:anchor="_Toc242259318" w:history="1">
         <w:r>
           <w:rPr>
             <w:rStyle w:val="Hyperlink"/>
@@ -717,7 +717,7 @@
             <w:noProof/>
             <w:webHidden/>
           </w:rPr>
-          <w:instrText xml:space="preserve"> PAGEREF _Toc242189112 \h </w:instrText>
+          <w:instrText xml:space="preserve"> PAGEREF _Toc242259318 \h </w:instrText>
         </w:r>
         <w:r>
           <w:rPr>
@@ -760,7 +760,7 @@
           <w:sz w:val="24"/>
         </w:rPr>
       </w:pPr>
-      <w:hyperlink w:anchor="_Toc242189113" w:history="1">
+      <w:hyperlink w:anchor="_Toc242259319" w:history="1">
         <w:r>
           <w:rPr>
             <w:rStyle w:val="Hyperlink"/>
@@ -787,7 +787,7 @@
             <w:noProof/>
             <w:webHidden/>
           </w:rPr>
-          <w:instrText xml:space="preserve"> PAGEREF _Toc242189113 \h </w:instrText>
+          <w:instrText xml:space="preserve"> PAGEREF _Toc242259319 \h </w:instrText>
         </w:r>
         <w:r>
           <w:rPr>
@@ -830,7 +830,7 @@
           <w:sz w:val="24"/>
         </w:rPr>
       </w:pPr>
-      <w:hyperlink w:anchor="_Toc242189114" w:history="1">
+      <w:hyperlink w:anchor="_Toc242259320" w:history="1">
         <w:r>
           <w:rPr>
             <w:rStyle w:val="Hyperlink"/>
@@ -857,7 +857,7 @@
             <w:noProof/>
             <w:webHidden/>
           </w:rPr>
-          <w:instrText xml:space="preserve"> PAGEREF _Toc242189114 \h </w:instrText>
+          <w:instrText xml:space="preserve"> PAGEREF _Toc242259320 \h </w:instrText>
         </w:r>
         <w:r>
           <w:rPr>
@@ -900,7 +900,7 @@
           <w:sz w:val="24"/>
         </w:rPr>
       </w:pPr>
-      <w:hyperlink w:anchor="_Toc242189115" w:history="1">
+      <w:hyperlink w:anchor="_Toc242259321" w:history="1">
         <w:r>
           <w:rPr>
             <w:rStyle w:val="Hyperlink"/>
@@ -927,7 +927,7 @@
             <w:noProof/>
             <w:webHidden/>
           </w:rPr>
-          <w:instrText xml:space="preserve"> PAGEREF _Toc242189115 \h </w:instrText>
+          <w:instrText xml:space="preserve"> PAGEREF _Toc242259321 \h </w:instrText>
         </w:r>
         <w:r>
           <w:rPr>
@@ -970,7 +970,7 @@
           <w:sz w:val="24"/>
         </w:rPr>
       </w:pPr>
-      <w:hyperlink w:anchor="_Toc242189116" w:history="1">
+      <w:hyperlink w:anchor="_Toc242259322" w:history="1">
         <w:r>
           <w:rPr>
             <w:rStyle w:val="Hyperlink"/>
@@ -997,7 +997,7 @@
             <w:noProof/>
             <w:webHidden/>
           </w:rPr>
-          <w:instrText xml:space="preserve"> PAGEREF _Toc242189116 \h </w:instrText>
+          <w:instrText xml:space="preserve"> PAGEREF _Toc242259322 \h </w:instrText>
         </w:r>
         <w:r>
           <w:rPr>
@@ -1040,7 +1040,7 @@
           <w:sz w:val="24"/>
         </w:rPr>
       </w:pPr>
-      <w:hyperlink w:anchor="_Toc242189117" w:history="1">
+      <w:hyperlink w:anchor="_Toc242259323" w:history="1">
         <w:r>
           <w:rPr>
             <w:rStyle w:val="Hyperlink"/>
@@ -1067,7 +1067,7 @@
             <w:noProof/>
             <w:webHidden/>
           </w:rPr>
-          <w:instrText xml:space="preserve"> PAGEREF _Toc242189117 \h </w:instrText>
+          <w:instrText xml:space="preserve"> PAGEREF _Toc242259323 \h </w:instrText>
         </w:r>
         <w:r>
           <w:rPr>
@@ -1110,7 +1110,7 @@
           <w:sz w:val="24"/>
         </w:rPr>
       </w:pPr>
-      <w:hyperlink w:anchor="_Toc242189118" w:history="1">
+      <w:hyperlink w:anchor="_Toc242259324" w:history="1">
         <w:r>
           <w:rPr>
             <w:rStyle w:val="Hyperlink"/>
@@ -1137,7 +1137,7 @@
             <w:noProof/>
             <w:webHidden/>
           </w:rPr>
-          <w:instrText xml:space="preserve"> PAGEREF _Toc242189118 \h </w:instrText>
+          <w:instrText xml:space="preserve"> PAGEREF _Toc242259324 \h </w:instrText>
         </w:r>
         <w:r>
           <w:rPr>
@@ -1180,7 +1180,7 @@
           <w:sz w:val="24"/>
         </w:rPr>
       </w:pPr>
-      <w:hyperlink w:anchor="_Toc242189119" w:history="1">
+      <w:hyperlink w:anchor="_Toc242259325" w:history="1">
         <w:r>
           <w:rPr>
             <w:rStyle w:val="Hyperlink"/>
@@ -1207,7 +1207,7 @@
             <w:noProof/>
             <w:webHidden/>
           </w:rPr>
-          <w:instrText xml:space="preserve"> PAGEREF _Toc242189119 \h </w:instrText>
+          <w:instrText xml:space="preserve"> PAGEREF _Toc242259325 \h </w:instrText>
         </w:r>
         <w:r>
           <w:rPr>
@@ -1250,7 +1250,7 @@
           <w:sz w:val="24"/>
         </w:rPr>
       </w:pPr>
-      <w:hyperlink w:anchor="_Toc242189120" w:history="1">
+      <w:hyperlink w:anchor="_Toc242259326" w:history="1">
         <w:r>
           <w:rPr>
             <w:rStyle w:val="Hyperlink"/>
@@ -1277,7 +1277,7 @@
             <w:noProof/>
             <w:webHidden/>
           </w:rPr>
-          <w:instrText xml:space="preserve"> PAGEREF _Toc242189120 \h </w:instrText>
+          <w:instrText xml:space="preserve"> PAGEREF _Toc242259326 \h </w:instrText>
         </w:r>
         <w:r>
           <w:rPr>
@@ -1320,7 +1320,7 @@
           <w:sz w:val="24"/>
         </w:rPr>
       </w:pPr>
-      <w:hyperlink w:anchor="_Toc242189121" w:history="1">
+      <w:hyperlink w:anchor="_Toc242259327" w:history="1">
         <w:r>
           <w:rPr>
             <w:rStyle w:val="Hyperlink"/>
@@ -1347,7 +1347,7 @@
             <w:noProof/>
             <w:webHidden/>
           </w:rPr>
-          <w:instrText xml:space="preserve"> PAGEREF _Toc242189121 \h </w:instrText>
+          <w:instrText xml:space="preserve"> PAGEREF _Toc242259327 \h </w:instrText>
         </w:r>
         <w:r>
           <w:rPr>
@@ -1390,7 +1390,7 @@
           <w:sz w:val="24"/>
         </w:rPr>
       </w:pPr>
-      <w:hyperlink w:anchor="_Toc242189122" w:history="1">
+      <w:hyperlink w:anchor="_Toc242259328" w:history="1">
         <w:r>
           <w:rPr>
             <w:rStyle w:val="Hyperlink"/>
@@ -1417,7 +1417,7 @@
             <w:noProof/>
             <w:webHidden/>
           </w:rPr>
-          <w:instrText xml:space="preserve"> PAGEREF _Toc242189122 \h </w:instrText>
+          <w:instrText xml:space="preserve"> PAGEREF _Toc242259328 \h </w:instrText>
         </w:r>
         <w:r>
           <w:rPr>
@@ -1460,7 +1460,7 @@
           <w:sz w:val="24"/>
         </w:rPr>
       </w:pPr>
-      <w:hyperlink w:anchor="_Toc242189123" w:history="1">
+      <w:hyperlink w:anchor="_Toc242259329" w:history="1">
         <w:r>
           <w:rPr>
             <w:rStyle w:val="Hyperlink"/>
@@ -1487,7 +1487,7 @@
             <w:noProof/>
             <w:webHidden/>
           </w:rPr>
-          <w:instrText xml:space="preserve"> PAGEREF _Toc242189123 \h </w:instrText>
+          <w:instrText xml:space="preserve"> PAGEREF _Toc242259329 \h </w:instrText>
         </w:r>
         <w:r>
           <w:rPr>
@@ -1530,7 +1530,7 @@
           <w:sz w:val="24"/>
         </w:rPr>
       </w:pPr>
-      <w:hyperlink w:anchor="_Toc242189124" w:history="1">
+      <w:hyperlink w:anchor="_Toc242259330" w:history="1">
         <w:r>
           <w:rPr>
             <w:rStyle w:val="Hyperlink"/>
@@ -1557,7 +1557,7 @@
             <w:noProof/>
             <w:webHidden/>
           </w:rPr>
-          <w:instrText xml:space="preserve"> PAGEREF _Toc242189124 \h </w:instrText>
+          <w:instrText xml:space="preserve"> PAGEREF _Toc242259330 \h </w:instrText>
         </w:r>
         <w:r>
           <w:rPr>
@@ -1600,7 +1600,7 @@
           <w:sz w:val="24"/>
         </w:rPr>
       </w:pPr>
-      <w:hyperlink w:anchor="_Toc242189125" w:history="1">
+      <w:hyperlink w:anchor="_Toc242259331" w:history="1">
         <w:r>
           <w:rPr>
             <w:rStyle w:val="Hyperlink"/>
@@ -1627,7 +1627,7 @@
             <w:noProof/>
             <w:webHidden/>
           </w:rPr>
-          <w:instrText xml:space="preserve"> PAGEREF _Toc242189125 \h </w:instrText>
+          <w:instrText xml:space="preserve"> PAGEREF _Toc242259331 \h </w:instrText>
         </w:r>
         <w:r>
           <w:rPr>
@@ -1670,7 +1670,7 @@
           <w:sz w:val="24"/>
         </w:rPr>
       </w:pPr>
-      <w:hyperlink w:anchor="_Toc242189126" w:history="1">
+      <w:hyperlink w:anchor="_Toc242259332" w:history="1">
         <w:r>
           <w:rPr>
             <w:rStyle w:val="Hyperlink"/>
@@ -1697,7 +1697,7 @@
             <w:noProof/>
             <w:webHidden/>
           </w:rPr>
-          <w:instrText xml:space="preserve"> PAGEREF _Toc242189126 \h </w:instrText>
+          <w:instrText xml:space="preserve"> PAGEREF _Toc242259332 \h </w:instrText>
         </w:r>
         <w:r>
           <w:rPr>
@@ -1740,7 +1740,7 @@
           <w:sz w:val="24"/>
         </w:rPr>
       </w:pPr>
-      <w:hyperlink w:anchor="_Toc242189127" w:history="1">
+      <w:hyperlink w:anchor="_Toc242259333" w:history="1">
         <w:r>
           <w:rPr>
             <w:rStyle w:val="Hyperlink"/>
@@ -1767,7 +1767,7 @@
             <w:noProof/>
             <w:webHidden/>
           </w:rPr>
-          <w:instrText xml:space="preserve"> PAGEREF _Toc242189127 \h </w:instrText>
+          <w:instrText xml:space="preserve"> PAGEREF _Toc242259333 \h </w:instrText>
         </w:r>
         <w:r>
           <w:rPr>
@@ -1810,7 +1810,7 @@
           <w:sz w:val="24"/>
         </w:rPr>
       </w:pPr>
-      <w:hyperlink w:anchor="_Toc242189128" w:history="1">
+      <w:hyperlink w:anchor="_Toc242259334" w:history="1">
         <w:r>
           <w:rPr>
             <w:rStyle w:val="Hyperlink"/>
@@ -1837,7 +1837,7 @@
             <w:noProof/>
             <w:webHidden/>
           </w:rPr>
-          <w:instrText xml:space="preserve"> PAGEREF _Toc242189128 \h </w:instrText>
+          <w:instrText xml:space="preserve"> PAGEREF _Toc242259334 \h </w:instrText>
         </w:r>
         <w:r>
           <w:rPr>
@@ -1880,7 +1880,7 @@
           <w:sz w:val="24"/>
         </w:rPr>
       </w:pPr>
-      <w:hyperlink w:anchor="_Toc242189129" w:history="1">
+      <w:hyperlink w:anchor="_Toc242259335" w:history="1">
         <w:r>
           <w:rPr>
             <w:rStyle w:val="Hyperlink"/>
@@ -1907,7 +1907,7 @@
             <w:noProof/>
             <w:webHidden/>
           </w:rPr>
-          <w:instrText xml:space="preserve"> PAGEREF _Toc242189129 \h </w:instrText>
+          <w:instrText xml:space="preserve"> PAGEREF _Toc242259335 \h </w:instrText>
         </w:r>
         <w:r>
           <w:rPr>
@@ -1950,7 +1950,7 @@
           <w:sz w:val="24"/>
         </w:rPr>
       </w:pPr>
-      <w:hyperlink w:anchor="_Toc242189130" w:history="1">
+      <w:hyperlink w:anchor="_Toc242259336" w:history="1">
         <w:r>
           <w:rPr>
             <w:rStyle w:val="Hyperlink"/>
@@ -1977,7 +1977,7 @@
             <w:noProof/>
             <w:webHidden/>
           </w:rPr>
-          <w:instrText xml:space="preserve"> PAGEREF _Toc242189130 \h </w:instrText>
+          <w:instrText xml:space="preserve"> PAGEREF _Toc242259336 \h </w:instrText>
         </w:r>
         <w:r>
           <w:rPr>
@@ -2020,7 +2020,7 @@
           <w:sz w:val="24"/>
         </w:rPr>
       </w:pPr>
-      <w:hyperlink w:anchor="_Toc242189131" w:history="1">
+      <w:hyperlink w:anchor="_Toc242259337" w:history="1">
         <w:r>
           <w:rPr>
             <w:rStyle w:val="Hyperlink"/>
@@ -2047,7 +2047,7 @@
             <w:noProof/>
             <w:webHidden/>
           </w:rPr>
-          <w:instrText xml:space="preserve"> PAGEREF _Toc242189131 \h </w:instrText>
+          <w:instrText xml:space="preserve"> PAGEREF _Toc242259337 \h </w:instrText>
         </w:r>
         <w:r>
           <w:rPr>
@@ -2090,7 +2090,7 @@
           <w:sz w:val="24"/>
         </w:rPr>
       </w:pPr>
-      <w:hyperlink w:anchor="_Toc242189132" w:history="1">
+      <w:hyperlink w:anchor="_Toc242259338" w:history="1">
         <w:r>
           <w:rPr>
             <w:rStyle w:val="Hyperlink"/>
@@ -2117,7 +2117,7 @@
             <w:noProof/>
             <w:webHidden/>
           </w:rPr>
-          <w:instrText xml:space="preserve"> PAGEREF _Toc242189132 \h </w:instrText>
+          <w:instrText xml:space="preserve"> PAGEREF _Toc242259338 \h </w:instrText>
         </w:r>
         <w:r>
           <w:rPr>
@@ -2160,7 +2160,7 @@
           <w:sz w:val="24"/>
         </w:rPr>
       </w:pPr>
-      <w:hyperlink w:anchor="_Toc242189133" w:history="1">
+      <w:hyperlink w:anchor="_Toc242259339" w:history="1">
         <w:r>
           <w:rPr>
             <w:rStyle w:val="Hyperlink"/>
@@ -2187,7 +2187,7 @@
             <w:noProof/>
             <w:webHidden/>
           </w:rPr>
-          <w:instrText xml:space="preserve"> PAGEREF _Toc242189133 \h </w:instrText>
+          <w:instrText xml:space="preserve"> PAGEREF _Toc242259339 \h </w:instrText>
         </w:r>
         <w:r>
           <w:rPr>
@@ -2231,7 +2231,7 @@
           <w:sz w:val="24"/>
         </w:rPr>
       </w:pPr>
-      <w:hyperlink w:anchor="_Toc242189134" w:history="1">
+      <w:hyperlink w:anchor="_Toc242259340" w:history="1">
         <w:r>
           <w:rPr>
             <w:rStyle w:val="Hyperlink"/>
@@ -2258,7 +2258,7 @@
             <w:noProof/>
             <w:webHidden/>
           </w:rPr>
-          <w:instrText xml:space="preserve"> PAGEREF _Toc242189134 \h </w:instrText>
+          <w:instrText xml:space="preserve"> PAGEREF _Toc242259340 \h </w:instrText>
         </w:r>
         <w:r>
           <w:rPr>
@@ -2301,7 +2301,7 @@
           <w:sz w:val="24"/>
         </w:rPr>
       </w:pPr>
-      <w:hyperlink w:anchor="_Toc242189135" w:history="1">
+      <w:hyperlink w:anchor="_Toc242259341" w:history="1">
         <w:r>
           <w:rPr>
             <w:rStyle w:val="Hyperlink"/>
@@ -2328,7 +2328,7 @@
             <w:noProof/>
             <w:webHidden/>
           </w:rPr>
-          <w:instrText xml:space="preserve"> PAGEREF _Toc242189135 \h </w:instrText>
+          <w:instrText xml:space="preserve"> PAGEREF _Toc242259341 \h </w:instrText>
         </w:r>
         <w:r>
           <w:rPr>
@@ -2371,7 +2371,7 @@
           <w:sz w:val="24"/>
         </w:rPr>
       </w:pPr>
-      <w:hyperlink w:anchor="_Toc242189136" w:history="1">
+      <w:hyperlink w:anchor="_Toc242259342" w:history="1">
         <w:r>
           <w:rPr>
             <w:rStyle w:val="Hyperlink"/>
@@ -2398,7 +2398,7 @@
             <w:noProof/>
             <w:webHidden/>
           </w:rPr>
-          <w:instrText xml:space="preserve"> PAGEREF _Toc242189136 \h </w:instrText>
+          <w:instrText xml:space="preserve"> PAGEREF _Toc242259342 \h </w:instrText>
         </w:r>
         <w:r>
           <w:rPr>
@@ -2441,7 +2441,7 @@
           <w:sz w:val="24"/>
         </w:rPr>
       </w:pPr>
-      <w:hyperlink w:anchor="_Toc242189137" w:history="1">
+      <w:hyperlink w:anchor="_Toc242259343" w:history="1">
         <w:r>
           <w:rPr>
             <w:rStyle w:val="Hyperlink"/>
@@ -2468,7 +2468,7 @@
             <w:noProof/>
             <w:webHidden/>
           </w:rPr>
-          <w:instrText xml:space="preserve"> PAGEREF _Toc242189137 \h </w:instrText>
+          <w:instrText xml:space="preserve"> PAGEREF _Toc242259343 \h </w:instrText>
         </w:r>
         <w:r>
           <w:rPr>
@@ -2511,7 +2511,7 @@
           <w:sz w:val="24"/>
         </w:rPr>
       </w:pPr>
-      <w:hyperlink w:anchor="_Toc242189138" w:history="1">
+      <w:hyperlink w:anchor="_Toc242259344" w:history="1">
         <w:r>
           <w:rPr>
             <w:rStyle w:val="Hyperlink"/>
@@ -2538,7 +2538,7 @@
             <w:noProof/>
             <w:webHidden/>
           </w:rPr>
-          <w:instrText xml:space="preserve"> PAGEREF _Toc242189138 \h </w:instrText>
+          <w:instrText xml:space="preserve"> PAGEREF _Toc242259344 \h </w:instrText>
         </w:r>
         <w:r>
           <w:rPr>
@@ -2581,7 +2581,7 @@
           <w:sz w:val="24"/>
         </w:rPr>
       </w:pPr>
-      <w:hyperlink w:anchor="_Toc242189139" w:history="1">
+      <w:hyperlink w:anchor="_Toc242259345" w:history="1">
         <w:r>
           <w:rPr>
             <w:rStyle w:val="Hyperlink"/>
@@ -2608,7 +2608,7 @@
             <w:noProof/>
             <w:webHidden/>
           </w:rPr>
-          <w:instrText xml:space="preserve"> PAGEREF _Toc242189139 \h </w:instrText>
+          <w:instrText xml:space="preserve"> PAGEREF _Toc242259345 \h </w:instrText>
         </w:r>
         <w:r>
           <w:rPr>
@@ -2651,7 +2651,7 @@
           <w:sz w:val="24"/>
         </w:rPr>
       </w:pPr>
-      <w:hyperlink w:anchor="_Toc242189140" w:history="1">
+      <w:hyperlink w:anchor="_Toc242259346" w:history="1">
         <w:r>
           <w:rPr>
             <w:rStyle w:val="Hyperlink"/>
@@ -2678,7 +2678,7 @@
             <w:noProof/>
             <w:webHidden/>
           </w:rPr>
-          <w:instrText xml:space="preserve"> PAGEREF _Toc242189140 \h </w:instrText>
+          <w:instrText xml:space="preserve"> PAGEREF _Toc242259346 \h </w:instrText>
         </w:r>
         <w:r>
           <w:rPr>
@@ -2721,7 +2721,7 @@
           <w:sz w:val="24"/>
         </w:rPr>
       </w:pPr>
-      <w:hyperlink w:anchor="_Toc242189141" w:history="1">
+      <w:hyperlink w:anchor="_Toc242259347" w:history="1">
         <w:r>
           <w:rPr>
             <w:rStyle w:val="Hyperlink"/>
@@ -2748,7 +2748,7 @@
             <w:noProof/>
             <w:webHidden/>
           </w:rPr>
-          <w:instrText xml:space="preserve"> PAGEREF _Toc242189141 \h </w:instrText>
+          <w:instrText xml:space="preserve"> PAGEREF _Toc242259347 \h </w:instrText>
         </w:r>
         <w:r>
           <w:rPr>
@@ -2791,7 +2791,7 @@
           <w:sz w:val="24"/>
         </w:rPr>
       </w:pPr>
-      <w:hyperlink w:anchor="_Toc242189142" w:history="1">
+      <w:hyperlink w:anchor="_Toc242259348" w:history="1">
         <w:r>
           <w:rPr>
             <w:rStyle w:val="Hyperlink"/>
@@ -2818,7 +2818,7 @@
             <w:noProof/>
             <w:webHidden/>
           </w:rPr>
-          <w:instrText xml:space="preserve"> PAGEREF _Toc242189142 \h </w:instrText>
+          <w:instrText xml:space="preserve"> PAGEREF _Toc242259348 \h </w:instrText>
         </w:r>
         <w:r>
           <w:rPr>
@@ -2861,7 +2861,7 @@
           <w:sz w:val="24"/>
         </w:rPr>
       </w:pPr>
-      <w:hyperlink w:anchor="_Toc242189143" w:history="1">
+      <w:hyperlink w:anchor="_Toc242259349" w:history="1">
         <w:r>
           <w:rPr>
             <w:rStyle w:val="Hyperlink"/>
@@ -2888,7 +2888,7 @@
             <w:noProof/>
             <w:webHidden/>
           </w:rPr>
-          <w:instrText xml:space="preserve"> PAGEREF _Toc242189143 \h </w:instrText>
+          <w:instrText xml:space="preserve"> PAGEREF _Toc242259349 \h </w:instrText>
         </w:r>
         <w:r>
           <w:rPr>
@@ -2931,7 +2931,7 @@
           <w:sz w:val="24"/>
         </w:rPr>
       </w:pPr>
-      <w:hyperlink w:anchor="_Toc242189144" w:history="1">
+      <w:hyperlink w:anchor="_Toc242259350" w:history="1">
         <w:r>
           <w:rPr>
             <w:rStyle w:val="Hyperlink"/>
@@ -2958,7 +2958,7 @@
             <w:noProof/>
             <w:webHidden/>
           </w:rPr>
-          <w:instrText xml:space="preserve"> PAGEREF _Toc242189144 \h </w:instrText>
+          <w:instrText xml:space="preserve"> PAGEREF _Toc242259350 \h </w:instrText>
         </w:r>
         <w:r>
           <w:rPr>
@@ -3001,7 +3001,7 @@
           <w:sz w:val="24"/>
         </w:rPr>
       </w:pPr>
-      <w:hyperlink w:anchor="_Toc242189145" w:history="1">
+      <w:hyperlink w:anchor="_Toc242259351" w:history="1">
         <w:r>
           <w:rPr>
             <w:rStyle w:val="Hyperlink"/>
@@ -3028,7 +3028,7 @@
             <w:noProof/>
             <w:webHidden/>
           </w:rPr>
-          <w:instrText xml:space="preserve"> PAGEREF _Toc242189145 \h </w:instrText>
+          <w:instrText xml:space="preserve"> PAGEREF _Toc242259351 \h </w:instrText>
         </w:r>
         <w:r>
           <w:rPr>
@@ -3071,7 +3071,7 @@
           <w:sz w:val="24"/>
         </w:rPr>
       </w:pPr>
-      <w:hyperlink w:anchor="_Toc242189146" w:history="1">
+      <w:hyperlink w:anchor="_Toc242259352" w:history="1">
         <w:r>
           <w:rPr>
             <w:rStyle w:val="Hyperlink"/>
@@ -3098,7 +3098,7 @@
             <w:noProof/>
             <w:webHidden/>
           </w:rPr>
-          <w:instrText xml:space="preserve"> PAGEREF _Toc242189146 \h </w:instrText>
+          <w:instrText xml:space="preserve"> PAGEREF _Toc242259352 \h </w:instrText>
         </w:r>
         <w:r>
           <w:rPr>
@@ -3141,7 +3141,7 @@
           <w:sz w:val="24"/>
         </w:rPr>
       </w:pPr>
-      <w:hyperlink w:anchor="_Toc242189147" w:history="1">
+      <w:hyperlink w:anchor="_Toc242259353" w:history="1">
         <w:r>
           <w:rPr>
             <w:rStyle w:val="Hyperlink"/>
@@ -3168,7 +3168,7 @@
             <w:noProof/>
             <w:webHidden/>
           </w:rPr>
-          <w:instrText xml:space="preserve"> PAGEREF _Toc242189147 \h </w:instrText>
+          <w:instrText xml:space="preserve"> PAGEREF _Toc242259353 \h </w:instrText>
         </w:r>
         <w:r>
           <w:rPr>
@@ -3211,7 +3211,7 @@
           <w:sz w:val="24"/>
         </w:rPr>
       </w:pPr>
-      <w:hyperlink w:anchor="_Toc242189148" w:history="1">
+      <w:hyperlink w:anchor="_Toc242259354" w:history="1">
         <w:r>
           <w:rPr>
             <w:rStyle w:val="Hyperlink"/>
@@ -3238,7 +3238,7 @@
             <w:noProof/>
             <w:webHidden/>
           </w:rPr>
-          <w:instrText xml:space="preserve"> PAGEREF _Toc242189148 \h </w:instrText>
+          <w:instrText xml:space="preserve"> PAGEREF _Toc242259354 \h </w:instrText>
         </w:r>
         <w:r>
           <w:rPr>
@@ -3281,7 +3281,7 @@
           <w:sz w:val="24"/>
         </w:rPr>
       </w:pPr>
-      <w:hyperlink w:anchor="_Toc242189149" w:history="1">
+      <w:hyperlink w:anchor="_Toc242259355" w:history="1">
         <w:r>
           <w:rPr>
             <w:rStyle w:val="Hyperlink"/>
@@ -3308,7 +3308,7 @@
             <w:noProof/>
             <w:webHidden/>
           </w:rPr>
-          <w:instrText xml:space="preserve"> PAGEREF _Toc242189149 \h </w:instrText>
+          <w:instrText xml:space="preserve"> PAGEREF _Toc242259355 \h </w:instrText>
         </w:r>
         <w:r>
           <w:rPr>
@@ -3351,7 +3351,7 @@
           <w:sz w:val="24"/>
         </w:rPr>
       </w:pPr>
-      <w:hyperlink w:anchor="_Toc242189150" w:history="1">
+      <w:hyperlink w:anchor="_Toc242259356" w:history="1">
         <w:r>
           <w:rPr>
             <w:rStyle w:val="Hyperlink"/>
@@ -3378,7 +3378,7 @@
             <w:noProof/>
             <w:webHidden/>
           </w:rPr>
-          <w:instrText xml:space="preserve"> PAGEREF _Toc242189150 \h </w:instrText>
+          <w:instrText xml:space="preserve"> PAGEREF _Toc242259356 \h </w:instrText>
         </w:r>
         <w:r>
           <w:rPr>
@@ -3421,7 +3421,7 @@
           <w:sz w:val="24"/>
         </w:rPr>
       </w:pPr>
-      <w:hyperlink w:anchor="_Toc242189151" w:history="1">
+      <w:hyperlink w:anchor="_Toc242259357" w:history="1">
         <w:r>
           <w:rPr>
             <w:rStyle w:val="Hyperlink"/>
@@ -3448,7 +3448,7 @@
             <w:noProof/>
             <w:webHidden/>
           </w:rPr>
-          <w:instrText xml:space="preserve"> PAGEREF _Toc242189151 \h </w:instrText>
+          <w:instrText xml:space="preserve"> PAGEREF _Toc242259357 \h </w:instrText>
         </w:r>
         <w:r>
           <w:rPr>
@@ -3491,7 +3491,7 @@
           <w:sz w:val="24"/>
         </w:rPr>
       </w:pPr>
-      <w:hyperlink w:anchor="_Toc242189152" w:history="1">
+      <w:hyperlink w:anchor="_Toc242259358" w:history="1">
         <w:r>
           <w:rPr>
             <w:rStyle w:val="Hyperlink"/>
@@ -3518,7 +3518,7 @@
             <w:noProof/>
             <w:webHidden/>
           </w:rPr>
-          <w:instrText xml:space="preserve"> PAGEREF _Toc242189152 \h </w:instrText>
+          <w:instrText xml:space="preserve"> PAGEREF _Toc242259358 \h </w:instrText>
         </w:r>
         <w:r>
           <w:rPr>
@@ -3561,7 +3561,7 @@
           <w:sz w:val="24"/>
         </w:rPr>
       </w:pPr>
-      <w:hyperlink w:anchor="_Toc242189153" w:history="1">
+      <w:hyperlink w:anchor="_Toc242259359" w:history="1">
         <w:r>
           <w:rPr>
             <w:rStyle w:val="Hyperlink"/>
@@ -3588,7 +3588,7 @@
             <w:noProof/>
             <w:webHidden/>
           </w:rPr>
-          <w:instrText xml:space="preserve"> PAGEREF _Toc242189153 \h </w:instrText>
+          <w:instrText xml:space="preserve"> PAGEREF _Toc242259359 \h </w:instrText>
         </w:r>
         <w:r>
           <w:rPr>
@@ -3631,7 +3631,7 @@
           <w:sz w:val="24"/>
         </w:rPr>
       </w:pPr>
-      <w:hyperlink w:anchor="_Toc242189154" w:history="1">
+      <w:hyperlink w:anchor="_Toc242259360" w:history="1">
         <w:r>
           <w:rPr>
             <w:rStyle w:val="Hyperlink"/>
@@ -3658,7 +3658,7 @@
             <w:noProof/>
             <w:webHidden/>
           </w:rPr>
-          <w:instrText xml:space="preserve"> PAGEREF _Toc242189154 \h </w:instrText>
+          <w:instrText xml:space="preserve"> PAGEREF _Toc242259360 \h </w:instrText>
         </w:r>
         <w:r>
           <w:rPr>
@@ -3701,7 +3701,7 @@
           <w:sz w:val="24"/>
         </w:rPr>
       </w:pPr>
-      <w:hyperlink w:anchor="_Toc242189155" w:history="1">
+      <w:hyperlink w:anchor="_Toc242259361" w:history="1">
         <w:r>
           <w:rPr>
             <w:rStyle w:val="Hyperlink"/>
@@ -3728,7 +3728,7 @@
             <w:noProof/>
             <w:webHidden/>
           </w:rPr>
-          <w:instrText xml:space="preserve"> PAGEREF _Toc242189155 \h </w:instrText>
+          <w:instrText xml:space="preserve"> PAGEREF _Toc242259361 \h </w:instrText>
         </w:r>
         <w:r>
           <w:rPr>
@@ -3772,7 +3772,7 @@
           <w:sz w:val="24"/>
         </w:rPr>
       </w:pPr>
-      <w:hyperlink w:anchor="_Toc242189156" w:history="1">
+      <w:hyperlink w:anchor="_Toc242259362" w:history="1">
         <w:r>
           <w:rPr>
             <w:rStyle w:val="Hyperlink"/>
@@ -3799,7 +3799,7 @@
             <w:noProof/>
             <w:webHidden/>
           </w:rPr>
-          <w:instrText xml:space="preserve"> PAGEREF _Toc242189156 \h </w:instrText>
+          <w:instrText xml:space="preserve"> PAGEREF _Toc242259362 \h </w:instrText>
         </w:r>
         <w:r>
           <w:rPr>
@@ -3842,7 +3842,7 @@
           <w:sz w:val="24"/>
         </w:rPr>
       </w:pPr>
-      <w:hyperlink w:anchor="_Toc242189157" w:history="1">
+      <w:hyperlink w:anchor="_Toc242259363" w:history="1">
         <w:r>
           <w:rPr>
             <w:rStyle w:val="Hyperlink"/>
@@ -3869,7 +3869,7 @@
             <w:noProof/>
             <w:webHidden/>
           </w:rPr>
-          <w:instrText xml:space="preserve"> PAGEREF _Toc242189157 \h </w:instrText>
+          <w:instrText xml:space="preserve"> PAGEREF _Toc242259363 \h </w:instrText>
         </w:r>
         <w:r>
           <w:rPr>
@@ -3912,7 +3912,7 @@
           <w:sz w:val="24"/>
         </w:rPr>
       </w:pPr>
-      <w:hyperlink w:anchor="_Toc242189158" w:history="1">
+      <w:hyperlink w:anchor="_Toc242259364" w:history="1">
         <w:r>
           <w:rPr>
             <w:rStyle w:val="Hyperlink"/>
@@ -3939,7 +3939,7 @@
             <w:noProof/>
             <w:webHidden/>
           </w:rPr>
-          <w:instrText xml:space="preserve"> PAGEREF _Toc242189158 \h </w:instrText>
+          <w:instrText xml:space="preserve"> PAGEREF _Toc242259364 \h </w:instrText>
         </w:r>
         <w:r>
           <w:rPr>
@@ -3982,7 +3982,7 @@
           <w:sz w:val="24"/>
         </w:rPr>
       </w:pPr>
-      <w:hyperlink w:anchor="_Toc242189159" w:history="1">
+      <w:hyperlink w:anchor="_Toc242259365" w:history="1">
         <w:r>
           <w:rPr>
             <w:rStyle w:val="Hyperlink"/>
@@ -4009,7 +4009,7 @@
             <w:noProof/>
             <w:webHidden/>
           </w:rPr>
-          <w:instrText xml:space="preserve"> PAGEREF _Toc242189159 \h </w:instrText>
+          <w:instrText xml:space="preserve"> PAGEREF _Toc242259365 \h </w:instrText>
         </w:r>
         <w:r>
           <w:rPr>
@@ -4052,7 +4052,7 @@
           <w:sz w:val="24"/>
         </w:rPr>
       </w:pPr>
-      <w:hyperlink w:anchor="_Toc242189160" w:history="1">
+      <w:hyperlink w:anchor="_Toc242259366" w:history="1">
         <w:r>
           <w:rPr>
             <w:rStyle w:val="Hyperlink"/>
@@ -4079,7 +4079,7 @@
             <w:noProof/>
             <w:webHidden/>
           </w:rPr>
-          <w:instrText xml:space="preserve"> PAGEREF _Toc242189160 \h </w:instrText>
+          <w:instrText xml:space="preserve"> PAGEREF _Toc242259366 \h </w:instrText>
         </w:r>
         <w:r>
           <w:rPr>
@@ -4122,7 +4122,7 @@
           <w:sz w:val="24"/>
         </w:rPr>
       </w:pPr>
-      <w:hyperlink w:anchor="_Toc242189161" w:history="1">
+      <w:hyperlink w:anchor="_Toc242259367" w:history="1">
         <w:r>
           <w:rPr>
             <w:rStyle w:val="Hyperlink"/>
@@ -4149,7 +4149,7 @@
             <w:noProof/>
             <w:webHidden/>
           </w:rPr>
-          <w:instrText xml:space="preserve"> PAGEREF _Toc242189161 \h </w:instrText>
+          <w:instrText xml:space="preserve"> PAGEREF _Toc242259367 \h </w:instrText>
         </w:r>
         <w:r>
           <w:rPr>
@@ -4192,7 +4192,7 @@
           <w:sz w:val="24"/>
         </w:rPr>
       </w:pPr>
-      <w:hyperlink w:anchor="_Toc242189162" w:history="1">
+      <w:hyperlink w:anchor="_Toc242259368" w:history="1">
         <w:r>
           <w:rPr>
             <w:rStyle w:val="Hyperlink"/>
@@ -4219,7 +4219,7 @@
             <w:noProof/>
             <w:webHidden/>
           </w:rPr>
-          <w:instrText xml:space="preserve"> PAGEREF _Toc242189162 \h </w:instrText>
+          <w:instrText xml:space="preserve"> PAGEREF _Toc242259368 \h </w:instrText>
         </w:r>
         <w:r>
           <w:rPr>
@@ -4262,7 +4262,7 @@
           <w:sz w:val="24"/>
         </w:rPr>
       </w:pPr>
-      <w:hyperlink w:anchor="_Toc242189163" w:history="1">
+      <w:hyperlink w:anchor="_Toc242259369" w:history="1">
         <w:r>
           <w:rPr>
             <w:rStyle w:val="Hyperlink"/>
@@ -4289,7 +4289,7 @@
             <w:noProof/>
             <w:webHidden/>
           </w:rPr>
-          <w:instrText xml:space="preserve"> PAGEREF _Toc242189163 \h </w:instrText>
+          <w:instrText xml:space="preserve"> PAGEREF _Toc242259369 \h </w:instrText>
         </w:r>
         <w:r>
           <w:rPr>
@@ -4332,7 +4332,7 @@
           <w:sz w:val="24"/>
         </w:rPr>
       </w:pPr>
-      <w:hyperlink w:anchor="_Toc242189164" w:history="1">
+      <w:hyperlink w:anchor="_Toc242259370" w:history="1">
         <w:r>
           <w:rPr>
             <w:rStyle w:val="Hyperlink"/>
@@ -4359,7 +4359,7 @@
             <w:noProof/>
             <w:webHidden/>
           </w:rPr>
-          <w:instrText xml:space="preserve"> PAGEREF _Toc242189164 \h </w:instrText>
+          <w:instrText xml:space="preserve"> PAGEREF _Toc242259370 \h </w:instrText>
         </w:r>
         <w:r>
           <w:rPr>
@@ -4402,7 +4402,7 @@
           <w:sz w:val="24"/>
         </w:rPr>
       </w:pPr>
-      <w:hyperlink w:anchor="_Toc242189165" w:history="1">
+      <w:hyperlink w:anchor="_Toc242259371" w:history="1">
         <w:r>
           <w:rPr>
             <w:rStyle w:val="Hyperlink"/>
@@ -4429,7 +4429,7 @@
             <w:noProof/>
             <w:webHidden/>
           </w:rPr>
-          <w:instrText xml:space="preserve"> PAGEREF _Toc242189165 \h </w:instrText>
+          <w:instrText xml:space="preserve"> PAGEREF _Toc242259371 \h </w:instrText>
         </w:r>
         <w:r>
           <w:rPr>
@@ -4472,7 +4472,7 @@
           <w:sz w:val="24"/>
         </w:rPr>
       </w:pPr>
-      <w:hyperlink w:anchor="_Toc242189166" w:history="1">
+      <w:hyperlink w:anchor="_Toc242259372" w:history="1">
         <w:r>
           <w:rPr>
             <w:rStyle w:val="Hyperlink"/>
@@ -4499,7 +4499,7 @@
             <w:noProof/>
             <w:webHidden/>
           </w:rPr>
-          <w:instrText xml:space="preserve"> PAGEREF _Toc242189166 \h </w:instrText>
+          <w:instrText xml:space="preserve"> PAGEREF _Toc242259372 \h </w:instrText>
         </w:r>
         <w:r>
           <w:rPr>
@@ -4542,7 +4542,7 @@
           <w:sz w:val="24"/>
         </w:rPr>
       </w:pPr>
-      <w:hyperlink w:anchor="_Toc242189167" w:history="1">
+      <w:hyperlink w:anchor="_Toc242259373" w:history="1">
         <w:r>
           <w:rPr>
             <w:rStyle w:val="Hyperlink"/>
@@ -4569,7 +4569,7 @@
             <w:noProof/>
             <w:webHidden/>
           </w:rPr>
-          <w:instrText xml:space="preserve"> PAGEREF _Toc242189167 \h </w:instrText>
+          <w:instrText xml:space="preserve"> PAGEREF _Toc242259373 \h </w:instrText>
         </w:r>
         <w:r>
           <w:rPr>
@@ -4612,7 +4612,7 @@
           <w:sz w:val="24"/>
         </w:rPr>
       </w:pPr>
-      <w:hyperlink w:anchor="_Toc242189168" w:history="1">
+      <w:hyperlink w:anchor="_Toc242259374" w:history="1">
         <w:r>
           <w:rPr>
             <w:rStyle w:val="Hyperlink"/>
@@ -4639,7 +4639,7 @@
             <w:noProof/>
             <w:webHidden/>
           </w:rPr>
-          <w:instrText xml:space="preserve"> PAGEREF _Toc242189168 \h </w:instrText>
+          <w:instrText xml:space="preserve"> PAGEREF _Toc242259374 \h </w:instrText>
         </w:r>
         <w:r>
           <w:rPr>
@@ -4682,7 +4682,7 @@
           <w:sz w:val="24"/>
         </w:rPr>
       </w:pPr>
-      <w:hyperlink w:anchor="_Toc242189169" w:history="1">
+      <w:hyperlink w:anchor="_Toc242259375" w:history="1">
         <w:r>
           <w:rPr>
             <w:rStyle w:val="Hyperlink"/>
@@ -4709,7 +4709,7 @@
             <w:noProof/>
             <w:webHidden/>
           </w:rPr>
-          <w:instrText xml:space="preserve"> PAGEREF _Toc242189169 \h </w:instrText>
+          <w:instrText xml:space="preserve"> PAGEREF _Toc242259375 \h </w:instrText>
         </w:r>
         <w:r>
           <w:rPr>
@@ -4752,7 +4752,7 @@
           <w:sz w:val="24"/>
         </w:rPr>
       </w:pPr>
-      <w:hyperlink w:anchor="_Toc242189170" w:history="1">
+      <w:hyperlink w:anchor="_Toc242259376" w:history="1">
         <w:r>
           <w:rPr>
             <w:rStyle w:val="Hyperlink"/>
@@ -4779,7 +4779,7 @@
             <w:noProof/>
             <w:webHidden/>
           </w:rPr>
-          <w:instrText xml:space="preserve"> PAGEREF _Toc242189170 \h </w:instrText>
+          <w:instrText xml:space="preserve"> PAGEREF _Toc242259376 \h </w:instrText>
         </w:r>
         <w:r>
           <w:rPr>
@@ -4822,7 +4822,7 @@
           <w:sz w:val="24"/>
         </w:rPr>
       </w:pPr>
-      <w:hyperlink w:anchor="_Toc242189171" w:history="1">
+      <w:hyperlink w:anchor="_Toc242259377" w:history="1">
         <w:r>
           <w:rPr>
             <w:rStyle w:val="Hyperlink"/>
@@ -4849,7 +4849,7 @@
             <w:noProof/>
             <w:webHidden/>
           </w:rPr>
-          <w:instrText xml:space="preserve"> PAGEREF _Toc242189171 \h </w:instrText>
+          <w:instrText xml:space="preserve"> PAGEREF _Toc242259377 \h </w:instrText>
         </w:r>
         <w:r>
           <w:rPr>
@@ -4892,7 +4892,7 @@
           <w:sz w:val="24"/>
         </w:rPr>
       </w:pPr>
-      <w:hyperlink w:anchor="_Toc242189172" w:history="1">
+      <w:hyperlink w:anchor="_Toc242259378" w:history="1">
         <w:r>
           <w:rPr>
             <w:rStyle w:val="Hyperlink"/>
@@ -4919,7 +4919,7 @@
             <w:noProof/>
             <w:webHidden/>
           </w:rPr>
-          <w:instrText xml:space="preserve"> PAGEREF _Toc242189172 \h </w:instrText>
+          <w:instrText xml:space="preserve"> PAGEREF _Toc242259378 \h </w:instrText>
         </w:r>
         <w:r>
           <w:rPr>
@@ -4962,7 +4962,7 @@
           <w:sz w:val="24"/>
         </w:rPr>
       </w:pPr>
-      <w:hyperlink w:anchor="_Toc242189173" w:history="1">
+      <w:hyperlink w:anchor="_Toc242259379" w:history="1">
         <w:r>
           <w:rPr>
             <w:rStyle w:val="Hyperlink"/>
@@ -4989,7 +4989,7 @@
             <w:noProof/>
             <w:webHidden/>
           </w:rPr>
-          <w:instrText xml:space="preserve"> PAGEREF _Toc242189173 \h </w:instrText>
+          <w:instrText xml:space="preserve"> PAGEREF _Toc242259379 \h </w:instrText>
         </w:r>
         <w:r>
           <w:rPr>
@@ -5032,7 +5032,7 @@
           <w:sz w:val="24"/>
         </w:rPr>
       </w:pPr>
-      <w:hyperlink w:anchor="_Toc242189174" w:history="1">
+      <w:hyperlink w:anchor="_Toc242259380" w:history="1">
         <w:r>
           <w:rPr>
             <w:rStyle w:val="Hyperlink"/>
@@ -5059,7 +5059,7 @@
             <w:noProof/>
             <w:webHidden/>
           </w:rPr>
-          <w:instrText xml:space="preserve"> PAGEREF _Toc242189174 \h </w:instrText>
+          <w:instrText xml:space="preserve"> PAGEREF _Toc242259380 \h </w:instrText>
         </w:r>
         <w:r>
           <w:rPr>
@@ -5102,7 +5102,7 @@
           <w:sz w:val="24"/>
         </w:rPr>
       </w:pPr>
-      <w:hyperlink w:anchor="_Toc242189175" w:history="1">
+      <w:hyperlink w:anchor="_Toc242259381" w:history="1">
         <w:r>
           <w:rPr>
             <w:rStyle w:val="Hyperlink"/>
@@ -5129,7 +5129,7 @@
             <w:noProof/>
             <w:webHidden/>
           </w:rPr>
-          <w:instrText xml:space="preserve"> PAGEREF _Toc242189175 \h </w:instrText>
+          <w:instrText xml:space="preserve"> PAGEREF _Toc242259381 \h </w:instrText>
         </w:r>
         <w:r>
           <w:rPr>
@@ -5173,7 +5173,7 @@
           <w:sz w:val="24"/>
         </w:rPr>
       </w:pPr>
-      <w:hyperlink w:anchor="_Toc242189176" w:history="1">
+      <w:hyperlink w:anchor="_Toc242259382" w:history="1">
         <w:r>
           <w:rPr>
             <w:rStyle w:val="Hyperlink"/>
@@ -5200,7 +5200,7 @@
             <w:noProof/>
             <w:webHidden/>
           </w:rPr>
-          <w:instrText xml:space="preserve"> PAGEREF _Toc242189176 \h </w:instrText>
+          <w:instrText xml:space="preserve"> PAGEREF _Toc242259382 \h </w:instrText>
         </w:r>
         <w:r>
           <w:rPr>
@@ -5243,7 +5243,7 @@
           <w:sz w:val="24"/>
         </w:rPr>
       </w:pPr>
-      <w:hyperlink w:anchor="_Toc242189177" w:history="1">
+      <w:hyperlink w:anchor="_Toc242259383" w:history="1">
         <w:r>
           <w:rPr>
             <w:rStyle w:val="Hyperlink"/>
@@ -5270,7 +5270,7 @@
             <w:noProof/>
             <w:webHidden/>
           </w:rPr>
-          <w:instrText xml:space="preserve"> PAGEREF _Toc242189177 \h </w:instrText>
+          <w:instrText xml:space="preserve"> PAGEREF _Toc242259383 \h </w:instrText>
         </w:r>
         <w:r>
           <w:rPr>
@@ -5313,7 +5313,7 @@
           <w:sz w:val="24"/>
         </w:rPr>
       </w:pPr>
-      <w:hyperlink w:anchor="_Toc242189178" w:history="1">
+      <w:hyperlink w:anchor="_Toc242259384" w:history="1">
         <w:r>
           <w:rPr>
             <w:rStyle w:val="Hyperlink"/>
@@ -5340,7 +5340,7 @@
             <w:noProof/>
             <w:webHidden/>
           </w:rPr>
-          <w:instrText xml:space="preserve"> PAGEREF _Toc242189178 \h </w:instrText>
+          <w:instrText xml:space="preserve"> PAGEREF _Toc242259384 \h </w:instrText>
         </w:r>
         <w:r>
           <w:rPr>
@@ -5383,7 +5383,7 @@
           <w:sz w:val="24"/>
         </w:rPr>
       </w:pPr>
-      <w:hyperlink w:anchor="_Toc242189179" w:history="1">
+      <w:hyperlink w:anchor="_Toc242259385" w:history="1">
         <w:r>
           <w:rPr>
             <w:rStyle w:val="Hyperlink"/>
@@ -5410,7 +5410,7 @@
             <w:noProof/>
             <w:webHidden/>
           </w:rPr>
-          <w:instrText xml:space="preserve"> PAGEREF _Toc242189179 \h </w:instrText>
+          <w:instrText xml:space="preserve"> PAGEREF _Toc242259385 \h </w:instrText>
         </w:r>
         <w:r>
           <w:rPr>
@@ -5453,7 +5453,7 @@
           <w:sz w:val="24"/>
         </w:rPr>
       </w:pPr>
-      <w:hyperlink w:anchor="_Toc242189180" w:history="1">
+      <w:hyperlink w:anchor="_Toc242259386" w:history="1">
         <w:r>
           <w:rPr>
             <w:rStyle w:val="Hyperlink"/>
@@ -5480,7 +5480,7 @@
             <w:noProof/>
             <w:webHidden/>
           </w:rPr>
-          <w:instrText xml:space="preserve"> PAGEREF _Toc242189180 \h </w:instrText>
+          <w:instrText xml:space="preserve"> PAGEREF _Toc242259386 \h </w:instrText>
         </w:r>
         <w:r>
           <w:rPr>
@@ -5523,7 +5523,7 @@
           <w:sz w:val="24"/>
         </w:rPr>
       </w:pPr>
-      <w:hyperlink w:anchor="_Toc242189181" w:history="1">
+      <w:hyperlink w:anchor="_Toc242259387" w:history="1">
         <w:r>
           <w:rPr>
             <w:rStyle w:val="Hyperlink"/>
@@ -5550,7 +5550,7 @@
             <w:noProof/>
             <w:webHidden/>
           </w:rPr>
-          <w:instrText xml:space="preserve"> PAGEREF _Toc242189181 \h </w:instrText>
+          <w:instrText xml:space="preserve"> PAGEREF _Toc242259387 \h </w:instrText>
         </w:r>
         <w:r>
           <w:rPr>
@@ -5593,7 +5593,7 @@
           <w:sz w:val="24"/>
         </w:rPr>
       </w:pPr>
-      <w:hyperlink w:anchor="_Toc242189182" w:history="1">
+      <w:hyperlink w:anchor="_Toc242259388" w:history="1">
         <w:r>
           <w:rPr>
             <w:rStyle w:val="Hyperlink"/>
@@ -5620,7 +5620,7 @@
             <w:noProof/>
             <w:webHidden/>
           </w:rPr>
-          <w:instrText xml:space="preserve"> PAGEREF _Toc242189182 \h </w:instrText>
+          <w:instrText xml:space="preserve"> PAGEREF _Toc242259388 \h </w:instrText>
         </w:r>
         <w:r>
           <w:rPr>
@@ -5663,7 +5663,7 @@
           <w:sz w:val="24"/>
         </w:rPr>
       </w:pPr>
-      <w:hyperlink w:anchor="_Toc242189183" w:history="1">
+      <w:hyperlink w:anchor="_Toc242259389" w:history="1">
         <w:r>
           <w:rPr>
             <w:rStyle w:val="Hyperlink"/>
@@ -5690,7 +5690,7 @@
             <w:noProof/>
             <w:webHidden/>
           </w:rPr>
-          <w:instrText xml:space="preserve"> PAGEREF _Toc242189183 \h </w:instrText>
+          <w:instrText xml:space="preserve"> PAGEREF _Toc242259389 \h </w:instrText>
         </w:r>
         <w:r>
           <w:rPr>
@@ -5733,7 +5733,7 @@
           <w:sz w:val="24"/>
         </w:rPr>
       </w:pPr>
-      <w:hyperlink w:anchor="_Toc242189184" w:history="1">
+      <w:hyperlink w:anchor="_Toc242259390" w:history="1">
         <w:r>
           <w:rPr>
             <w:rStyle w:val="Hyperlink"/>
@@ -5760,7 +5760,7 @@
             <w:noProof/>
             <w:webHidden/>
           </w:rPr>
-          <w:instrText xml:space="preserve"> PAGEREF _Toc242189184 \h </w:instrText>
+          <w:instrText xml:space="preserve"> PAGEREF _Toc242259390 \h </w:instrText>
         </w:r>
         <w:r>
           <w:rPr>
@@ -5803,7 +5803,7 @@
           <w:sz w:val="24"/>
         </w:rPr>
       </w:pPr>
-      <w:hyperlink w:anchor="_Toc242189185" w:history="1">
+      <w:hyperlink w:anchor="_Toc242259391" w:history="1">
         <w:r>
           <w:rPr>
             <w:rStyle w:val="Hyperlink"/>
@@ -5830,7 +5830,7 @@
             <w:noProof/>
             <w:webHidden/>
           </w:rPr>
-          <w:instrText xml:space="preserve"> PAGEREF _Toc242189185 \h </w:instrText>
+          <w:instrText xml:space="preserve"> PAGEREF _Toc242259391 \h </w:instrText>
         </w:r>
         <w:r>
           <w:rPr>
@@ -5873,7 +5873,7 @@
           <w:sz w:val="24"/>
         </w:rPr>
       </w:pPr>
-      <w:hyperlink w:anchor="_Toc242189186" w:history="1">
+      <w:hyperlink w:anchor="_Toc242259392" w:history="1">
         <w:r>
           <w:rPr>
             <w:rStyle w:val="Hyperlink"/>
@@ -5900,7 +5900,7 @@
             <w:noProof/>
             <w:webHidden/>
           </w:rPr>
-          <w:instrText xml:space="preserve"> PAGEREF _Toc242189186 \h </w:instrText>
+          <w:instrText xml:space="preserve"> PAGEREF _Toc242259392 \h </w:instrText>
         </w:r>
         <w:r>
           <w:rPr>
@@ -5943,7 +5943,7 @@
           <w:sz w:val="24"/>
         </w:rPr>
       </w:pPr>
-      <w:hyperlink w:anchor="_Toc242189187" w:history="1">
+      <w:hyperlink w:anchor="_Toc242259393" w:history="1">
         <w:r>
           <w:rPr>
             <w:rStyle w:val="Hyperlink"/>
@@ -5970,7 +5970,7 @@
             <w:noProof/>
             <w:webHidden/>
           </w:rPr>
-          <w:instrText xml:space="preserve"> PAGEREF _Toc242189187 \h </w:instrText>
+          <w:instrText xml:space="preserve"> PAGEREF _Toc242259393 \h </w:instrText>
         </w:r>
         <w:r>
           <w:rPr>
@@ -6014,7 +6014,7 @@
           <w:sz w:val="24"/>
         </w:rPr>
       </w:pPr>
-      <w:hyperlink w:anchor="_Toc242189188" w:history="1">
+      <w:hyperlink w:anchor="_Toc242259394" w:history="1">
         <w:r>
           <w:rPr>
             <w:rStyle w:val="Hyperlink"/>
@@ -6041,7 +6041,7 @@
             <w:noProof/>
             <w:webHidden/>
           </w:rPr>
-          <w:instrText xml:space="preserve"> PAGEREF _Toc242189188 \h </w:instrText>
+          <w:instrText xml:space="preserve"> PAGEREF _Toc242259394 \h </w:instrText>
         </w:r>
         <w:r>
           <w:rPr>
@@ -6084,7 +6084,7 @@
           <w:sz w:val="24"/>
         </w:rPr>
       </w:pPr>
-      <w:hyperlink w:anchor="_Toc242189189" w:history="1">
+      <w:hyperlink w:anchor="_Toc242259395" w:history="1">
         <w:r>
           <w:rPr>
             <w:rStyle w:val="Hyperlink"/>
@@ -6111,7 +6111,7 @@
             <w:noProof/>
             <w:webHidden/>
           </w:rPr>
-          <w:instrText xml:space="preserve"> PAGEREF _Toc242189189 \h </w:instrText>
+          <w:instrText xml:space="preserve"> PAGEREF _Toc242259395 \h </w:instrText>
         </w:r>
         <w:r>
           <w:rPr>
@@ -6154,7 +6154,7 @@
           <w:sz w:val="24"/>
         </w:rPr>
       </w:pPr>
-      <w:hyperlink w:anchor="_Toc242189190" w:history="1">
+      <w:hyperlink w:anchor="_Toc242259396" w:history="1">
         <w:r>
           <w:rPr>
             <w:rStyle w:val="Hyperlink"/>
@@ -6181,7 +6181,7 @@
             <w:noProof/>
             <w:webHidden/>
           </w:rPr>
-          <w:instrText xml:space="preserve"> PAGEREF _Toc242189190 \h </w:instrText>
+          <w:instrText xml:space="preserve"> PAGEREF _Toc242259396 \h </w:instrText>
         </w:r>
         <w:r>
           <w:rPr>
@@ -6224,7 +6224,7 @@
           <w:sz w:val="24"/>
         </w:rPr>
       </w:pPr>
-      <w:hyperlink w:anchor="_Toc242189191" w:history="1">
+      <w:hyperlink w:anchor="_Toc242259397" w:history="1">
         <w:r>
           <w:rPr>
             <w:rStyle w:val="Hyperlink"/>
@@ -6251,7 +6251,7 @@
             <w:noProof/>
             <w:webHidden/>
           </w:rPr>
-          <w:instrText xml:space="preserve"> PAGEREF _Toc242189191 \h </w:instrText>
+          <w:instrText xml:space="preserve"> PAGEREF _Toc242259397 \h </w:instrText>
         </w:r>
         <w:r>
           <w:rPr>
@@ -6294,7 +6294,7 @@
           <w:sz w:val="24"/>
         </w:rPr>
       </w:pPr>
-      <w:hyperlink w:anchor="_Toc242189192" w:history="1">
+      <w:hyperlink w:anchor="_Toc242259398" w:history="1">
         <w:r>
           <w:rPr>
             <w:rStyle w:val="Hyperlink"/>
@@ -6321,7 +6321,7 @@
             <w:noProof/>
             <w:webHidden/>
           </w:rPr>
-          <w:instrText xml:space="preserve"> PAGEREF _Toc242189192 \h </w:instrText>
+          <w:instrText xml:space="preserve"> PAGEREF _Toc242259398 \h </w:instrText>
         </w:r>
         <w:r>
           <w:rPr>
@@ -6364,7 +6364,7 @@
           <w:sz w:val="24"/>
         </w:rPr>
       </w:pPr>
-      <w:hyperlink w:anchor="_Toc242189193" w:history="1">
+      <w:hyperlink w:anchor="_Toc242259399" w:history="1">
         <w:r>
           <w:rPr>
             <w:rStyle w:val="Hyperlink"/>
@@ -6391,7 +6391,7 @@
             <w:noProof/>
             <w:webHidden/>
           </w:rPr>
-          <w:instrText xml:space="preserve"> PAGEREF _Toc242189193 \h </w:instrText>
+          <w:instrText xml:space="preserve"> PAGEREF _Toc242259399 \h </w:instrText>
         </w:r>
         <w:r>
           <w:rPr>
@@ -6434,7 +6434,7 @@
           <w:sz w:val="24"/>
         </w:rPr>
       </w:pPr>
-      <w:hyperlink w:anchor="_Toc242189194" w:history="1">
+      <w:hyperlink w:anchor="_Toc242259400" w:history="1">
         <w:r>
           <w:rPr>
             <w:rStyle w:val="Hyperlink"/>
@@ -6461,7 +6461,7 @@
             <w:noProof/>
             <w:webHidden/>
           </w:rPr>
-          <w:instrText xml:space="preserve"> PAGEREF _Toc242189194 \h </w:instrText>
+          <w:instrText xml:space="preserve"> PAGEREF _Toc242259400 \h </w:instrText>
         </w:r>
         <w:r>
           <w:rPr>
@@ -6504,7 +6504,7 @@
           <w:sz w:val="24"/>
         </w:rPr>
       </w:pPr>
-      <w:hyperlink w:anchor="_Toc242189195" w:history="1">
+      <w:hyperlink w:anchor="_Toc242259401" w:history="1">
         <w:r>
           <w:rPr>
             <w:rStyle w:val="Hyperlink"/>
@@ -6531,7 +6531,7 @@
             <w:noProof/>
             <w:webHidden/>
           </w:rPr>
-          <w:instrText xml:space="preserve"> PAGEREF _Toc242189195 \h </w:instrText>
+          <w:instrText xml:space="preserve"> PAGEREF _Toc242259401 \h </w:instrText>
         </w:r>
         <w:r>
           <w:rPr>
@@ -6574,7 +6574,7 @@
           <w:sz w:val="24"/>
         </w:rPr>
       </w:pPr>
-      <w:hyperlink w:anchor="_Toc242189196" w:history="1">
+      <w:hyperlink w:anchor="_Toc242259402" w:history="1">
         <w:r>
           <w:rPr>
             <w:rStyle w:val="Hyperlink"/>
@@ -6601,7 +6601,7 @@
             <w:noProof/>
             <w:webHidden/>
           </w:rPr>
-          <w:instrText xml:space="preserve"> PAGEREF _Toc242189196 \h </w:instrText>
+          <w:instrText xml:space="preserve"> PAGEREF _Toc242259402 \h </w:instrText>
         </w:r>
         <w:r>
           <w:rPr>
@@ -6644,7 +6644,7 @@
           <w:sz w:val="24"/>
         </w:rPr>
       </w:pPr>
-      <w:hyperlink w:anchor="_Toc242189197" w:history="1">
+      <w:hyperlink w:anchor="_Toc242259403" w:history="1">
         <w:r>
           <w:rPr>
             <w:rStyle w:val="Hyperlink"/>
@@ -6671,7 +6671,7 @@
             <w:noProof/>
             <w:webHidden/>
           </w:rPr>
-          <w:instrText xml:space="preserve"> PAGEREF _Toc242189197 \h </w:instrText>
+          <w:instrText xml:space="preserve"> PAGEREF _Toc242259403 \h </w:instrText>
         </w:r>
         <w:r>
           <w:rPr>
@@ -6714,7 +6714,7 @@
           <w:sz w:val="24"/>
         </w:rPr>
       </w:pPr>
-      <w:hyperlink w:anchor="_Toc242189198" w:history="1">
+      <w:hyperlink w:anchor="_Toc242259404" w:history="1">
         <w:r>
           <w:rPr>
             <w:rStyle w:val="Hyperlink"/>
@@ -6741,7 +6741,7 @@
             <w:noProof/>
             <w:webHidden/>
           </w:rPr>
-          <w:instrText xml:space="preserve"> PAGEREF _Toc242189198 \h </w:instrText>
+          <w:instrText xml:space="preserve"> PAGEREF _Toc242259404 \h </w:instrText>
         </w:r>
         <w:r>
           <w:rPr>
@@ -6784,7 +6784,7 @@
           <w:sz w:val="24"/>
         </w:rPr>
       </w:pPr>
-      <w:hyperlink w:anchor="_Toc242189199" w:history="1">
+      <w:hyperlink w:anchor="_Toc242259405" w:history="1">
         <w:r>
           <w:rPr>
             <w:rStyle w:val="Hyperlink"/>
@@ -6811,7 +6811,7 @@
             <w:noProof/>
             <w:webHidden/>
           </w:rPr>
-          <w:instrText xml:space="preserve"> PAGEREF _Toc242189199 \h </w:instrText>
+          <w:instrText xml:space="preserve"> PAGEREF _Toc242259405 \h </w:instrText>
         </w:r>
         <w:r>
           <w:rPr>
@@ -6855,7 +6855,7 @@
           <w:sz w:val="24"/>
         </w:rPr>
       </w:pPr>
-      <w:hyperlink w:anchor="_Toc242189200" w:history="1">
+      <w:hyperlink w:anchor="_Toc242259406" w:history="1">
         <w:r>
           <w:rPr>
             <w:rStyle w:val="Hyperlink"/>
@@ -6882,7 +6882,7 @@
             <w:noProof/>
             <w:webHidden/>
           </w:rPr>
-          <w:instrText xml:space="preserve"> PAGEREF _Toc242189200 \h </w:instrText>
+          <w:instrText xml:space="preserve"> PAGEREF _Toc242259406 \h </w:instrText>
         </w:r>
         <w:r>
           <w:rPr>
@@ -6925,7 +6925,7 @@
           <w:sz w:val="24"/>
         </w:rPr>
       </w:pPr>
-      <w:hyperlink w:anchor="_Toc242189201" w:history="1">
+      <w:hyperlink w:anchor="_Toc242259407" w:history="1">
         <w:r>
           <w:rPr>
             <w:rStyle w:val="Hyperlink"/>
@@ -6952,7 +6952,7 @@
             <w:noProof/>
             <w:webHidden/>
           </w:rPr>
-          <w:instrText xml:space="preserve"> PAGEREF _Toc242189201 \h </w:instrText>
+          <w:instrText xml:space="preserve"> PAGEREF _Toc242259407 \h </w:instrText>
         </w:r>
         <w:r>
           <w:rPr>
@@ -6995,7 +6995,7 @@
           <w:sz w:val="24"/>
         </w:rPr>
       </w:pPr>
-      <w:hyperlink w:anchor="_Toc242189202" w:history="1">
+      <w:hyperlink w:anchor="_Toc242259408" w:history="1">
         <w:r>
           <w:rPr>
             <w:rStyle w:val="Hyperlink"/>
@@ -7022,7 +7022,7 @@
             <w:noProof/>
             <w:webHidden/>
           </w:rPr>
-          <w:instrText xml:space="preserve"> PAGEREF _Toc242189202 \h </w:instrText>
+          <w:instrText xml:space="preserve"> PAGEREF _Toc242259408 \h </w:instrText>
         </w:r>
         <w:r>
           <w:rPr>
@@ -7065,7 +7065,7 @@
           <w:sz w:val="24"/>
         </w:rPr>
       </w:pPr>
-      <w:hyperlink w:anchor="_Toc242189203" w:history="1">
+      <w:hyperlink w:anchor="_Toc242259409" w:history="1">
         <w:r>
           <w:rPr>
             <w:rStyle w:val="Hyperlink"/>
@@ -7092,7 +7092,7 @@
             <w:noProof/>
             <w:webHidden/>
           </w:rPr>
-          <w:instrText xml:space="preserve"> PAGEREF _Toc242189203 \h </w:instrText>
+          <w:instrText xml:space="preserve"> PAGEREF _Toc242259409 \h </w:instrText>
         </w:r>
         <w:r>
           <w:rPr>
@@ -7135,7 +7135,7 @@
           <w:sz w:val="24"/>
         </w:rPr>
       </w:pPr>
-      <w:hyperlink w:anchor="_Toc242189204" w:history="1">
+      <w:hyperlink w:anchor="_Toc242259410" w:history="1">
         <w:r>
           <w:rPr>
             <w:rStyle w:val="Hyperlink"/>
@@ -7162,7 +7162,7 @@
             <w:noProof/>
             <w:webHidden/>
           </w:rPr>
-          <w:instrText xml:space="preserve"> PAGEREF _Toc242189204 \h </w:instrText>
+          <w:instrText xml:space="preserve"> PAGEREF _Toc242259410 \h </w:instrText>
         </w:r>
         <w:r>
           <w:rPr>
@@ -7205,7 +7205,7 @@
           <w:sz w:val="24"/>
         </w:rPr>
       </w:pPr>
-      <w:hyperlink w:anchor="_Toc242189205" w:history="1">
+      <w:hyperlink w:anchor="_Toc242259411" w:history="1">
         <w:r>
           <w:rPr>
             <w:rStyle w:val="Hyperlink"/>
@@ -7232,7 +7232,7 @@
             <w:noProof/>
             <w:webHidden/>
           </w:rPr>
-          <w:instrText xml:space="preserve"> PAGEREF _Toc242189205 \h </w:instrText>
+          <w:instrText xml:space="preserve"> PAGEREF _Toc242259411 \h </w:instrText>
         </w:r>
         <w:r>
           <w:rPr>
@@ -7276,7 +7276,7 @@
           <w:sz w:val="24"/>
         </w:rPr>
       </w:pPr>
-      <w:hyperlink w:anchor="_Toc242189206" w:history="1">
+      <w:hyperlink w:anchor="_Toc242259412" w:history="1">
         <w:r>
           <w:rPr>
             <w:rStyle w:val="Hyperlink"/>
@@ -7303,7 +7303,7 @@
             <w:noProof/>
             <w:webHidden/>
           </w:rPr>
-          <w:instrText xml:space="preserve"> PAGEREF _Toc242189206 \h </w:instrText>
+          <w:instrText xml:space="preserve"> PAGEREF _Toc242259412 \h </w:instrText>
         </w:r>
         <w:r>
           <w:rPr>
@@ -7346,7 +7346,7 @@
           <w:sz w:val="24"/>
         </w:rPr>
       </w:pPr>
-      <w:hyperlink w:anchor="_Toc242189207" w:history="1">
+      <w:hyperlink w:anchor="_Toc242259413" w:history="1">
         <w:r>
           <w:rPr>
             <w:rStyle w:val="Hyperlink"/>
@@ -7373,7 +7373,7 @@
             <w:noProof/>
             <w:webHidden/>
           </w:rPr>
-          <w:instrText xml:space="preserve"> PAGEREF _Toc242189207 \h </w:instrText>
+          <w:instrText xml:space="preserve"> PAGEREF _Toc242259413 \h </w:instrText>
         </w:r>
         <w:r>
           <w:rPr>
@@ -7416,7 +7416,7 @@
           <w:sz w:val="24"/>
         </w:rPr>
       </w:pPr>
-      <w:hyperlink w:anchor="_Toc242189208" w:history="1">
+      <w:hyperlink w:anchor="_Toc242259414" w:history="1">
         <w:r>
           <w:rPr>
             <w:rStyle w:val="Hyperlink"/>
@@ -7443,7 +7443,7 @@
             <w:noProof/>
             <w:webHidden/>
           </w:rPr>
-          <w:instrText xml:space="preserve"> PAGEREF _Toc242189208 \h </w:instrText>
+          <w:instrText xml:space="preserve"> PAGEREF _Toc242259414 \h </w:instrText>
         </w:r>
         <w:r>
           <w:rPr>
@@ -7486,7 +7486,7 @@
           <w:sz w:val="24"/>
         </w:rPr>
       </w:pPr>
-      <w:hyperlink w:anchor="_Toc242189209" w:history="1">
+      <w:hyperlink w:anchor="_Toc242259415" w:history="1">
         <w:r>
           <w:rPr>
             <w:rStyle w:val="Hyperlink"/>
@@ -7513,7 +7513,7 @@
             <w:noProof/>
             <w:webHidden/>
           </w:rPr>
-          <w:instrText xml:space="preserve"> PAGEREF _Toc242189209 \h </w:instrText>
+          <w:instrText xml:space="preserve"> PAGEREF _Toc242259415 \h </w:instrText>
         </w:r>
         <w:r>
           <w:rPr>
@@ -7556,7 +7556,7 @@
           <w:sz w:val="24"/>
         </w:rPr>
       </w:pPr>
-      <w:hyperlink w:anchor="_Toc242189210" w:history="1">
+      <w:hyperlink w:anchor="_Toc242259416" w:history="1">
         <w:r>
           <w:rPr>
             <w:rStyle w:val="Hyperlink"/>
@@ -7583,7 +7583,7 @@
             <w:noProof/>
             <w:webHidden/>
           </w:rPr>
-          <w:instrText xml:space="preserve"> PAGEREF _Toc242189210 \h </w:instrText>
+          <w:instrText xml:space="preserve"> PAGEREF _Toc242259416 \h </w:instrText>
         </w:r>
         <w:r>
           <w:rPr>
@@ -7626,7 +7626,7 @@
           <w:sz w:val="24"/>
         </w:rPr>
       </w:pPr>
-      <w:hyperlink w:anchor="_Toc242189211" w:history="1">
+      <w:hyperlink w:anchor="_Toc242259417" w:history="1">
         <w:r>
           <w:rPr>
             <w:rStyle w:val="Hyperlink"/>
@@ -7653,7 +7653,7 @@
             <w:noProof/>
             <w:webHidden/>
           </w:rPr>
-          <w:instrText xml:space="preserve"> PAGEREF _Toc242189211 \h </w:instrText>
+          <w:instrText xml:space="preserve"> PAGEREF _Toc242259417 \h </w:instrText>
         </w:r>
         <w:r>
           <w:rPr>
@@ -7696,7 +7696,7 @@
           <w:sz w:val="24"/>
         </w:rPr>
       </w:pPr>
-      <w:hyperlink w:anchor="_Toc242189212" w:history="1">
+      <w:hyperlink w:anchor="_Toc242259418" w:history="1">
         <w:r>
           <w:rPr>
             <w:rStyle w:val="Hyperlink"/>
@@ -7723,7 +7723,7 @@
             <w:noProof/>
             <w:webHidden/>
           </w:rPr>
-          <w:instrText xml:space="preserve"> PAGEREF _Toc242189212 \h </w:instrText>
+          <w:instrText xml:space="preserve"> PAGEREF _Toc242259418 \h </w:instrText>
         </w:r>
         <w:r>
           <w:rPr>
@@ -7766,7 +7766,7 @@
           <w:sz w:val="24"/>
         </w:rPr>
       </w:pPr>
-      <w:hyperlink w:anchor="_Toc242189213" w:history="1">
+      <w:hyperlink w:anchor="_Toc242259419" w:history="1">
         <w:r>
           <w:rPr>
             <w:rStyle w:val="Hyperlink"/>
@@ -7793,7 +7793,7 @@
             <w:noProof/>
             <w:webHidden/>
           </w:rPr>
-          <w:instrText xml:space="preserve"> PAGEREF _Toc242189213 \h </w:instrText>
+          <w:instrText xml:space="preserve"> PAGEREF _Toc242259419 \h </w:instrText>
         </w:r>
         <w:r>
           <w:rPr>
@@ -7836,7 +7836,7 @@
           <w:sz w:val="24"/>
         </w:rPr>
       </w:pPr>
-      <w:hyperlink w:anchor="_Toc242189214" w:history="1">
+      <w:hyperlink w:anchor="_Toc242259420" w:history="1">
         <w:r>
           <w:rPr>
             <w:rStyle w:val="Hyperlink"/>
@@ -7863,7 +7863,7 @@
             <w:noProof/>
             <w:webHidden/>
           </w:rPr>
-          <w:instrText xml:space="preserve"> PAGEREF _Toc242189214 \h </w:instrText>
+          <w:instrText xml:space="preserve"> PAGEREF _Toc242259420 \h </w:instrText>
         </w:r>
         <w:r>
           <w:rPr>
@@ -7906,7 +7906,7 @@
           <w:sz w:val="24"/>
         </w:rPr>
       </w:pPr>
-      <w:hyperlink w:anchor="_Toc242189215" w:history="1">
+      <w:hyperlink w:anchor="_Toc242259421" w:history="1">
         <w:r>
           <w:rPr>
             <w:rStyle w:val="Hyperlink"/>
@@ -7933,7 +7933,7 @@
             <w:noProof/>
             <w:webHidden/>
           </w:rPr>
-          <w:instrText xml:space="preserve"> PAGEREF _Toc242189215 \h </w:instrText>
+          <w:instrText xml:space="preserve"> PAGEREF _Toc242259421 \h </w:instrText>
         </w:r>
         <w:r>
           <w:rPr>
@@ -7976,7 +7976,7 @@
           <w:sz w:val="24"/>
         </w:rPr>
       </w:pPr>
-      <w:hyperlink w:anchor="_Toc242189216" w:history="1">
+      <w:hyperlink w:anchor="_Toc242259422" w:history="1">
         <w:r>
           <w:rPr>
             <w:rStyle w:val="Hyperlink"/>
@@ -8003,7 +8003,7 @@
             <w:noProof/>
             <w:webHidden/>
           </w:rPr>
-          <w:instrText xml:space="preserve"> PAGEREF _Toc242189216 \h </w:instrText>
+          <w:instrText xml:space="preserve"> PAGEREF _Toc242259422 \h </w:instrText>
         </w:r>
         <w:r>
           <w:rPr>
@@ -8046,7 +8046,7 @@
           <w:sz w:val="24"/>
         </w:rPr>
       </w:pPr>
-      <w:hyperlink w:anchor="_Toc242189217" w:history="1">
+      <w:hyperlink w:anchor="_Toc242259423" w:history="1">
         <w:r>
           <w:rPr>
             <w:rStyle w:val="Hyperlink"/>
@@ -8073,7 +8073,7 @@
             <w:noProof/>
             <w:webHidden/>
           </w:rPr>
-          <w:instrText xml:space="preserve"> PAGEREF _Toc242189217 \h </w:instrText>
+          <w:instrText xml:space="preserve"> PAGEREF _Toc242259423 \h </w:instrText>
         </w:r>
         <w:r>
           <w:rPr>
@@ -8116,7 +8116,7 @@
           <w:sz w:val="24"/>
         </w:rPr>
       </w:pPr>
-      <w:hyperlink w:anchor="_Toc242189218" w:history="1">
+      <w:hyperlink w:anchor="_Toc242259424" w:history="1">
         <w:r>
           <w:rPr>
             <w:rStyle w:val="Hyperlink"/>
@@ -8143,7 +8143,7 @@
             <w:noProof/>
             <w:webHidden/>
           </w:rPr>
-          <w:instrText xml:space="preserve"> PAGEREF _Toc242189218 \h </w:instrText>
+          <w:instrText xml:space="preserve"> PAGEREF _Toc242259424 \h </w:instrText>
         </w:r>
         <w:r>
           <w:rPr>
@@ -8186,7 +8186,7 @@
           <w:sz w:val="24"/>
         </w:rPr>
       </w:pPr>
-      <w:hyperlink w:anchor="_Toc242189219" w:history="1">
+      <w:hyperlink w:anchor="_Toc242259425" w:history="1">
         <w:r>
           <w:rPr>
             <w:rStyle w:val="Hyperlink"/>
@@ -8213,7 +8213,7 @@
             <w:noProof/>
             <w:webHidden/>
           </w:rPr>
-          <w:instrText xml:space="preserve"> PAGEREF _Toc242189219 \h </w:instrText>
+          <w:instrText xml:space="preserve"> PAGEREF _Toc242259425 \h </w:instrText>
         </w:r>
         <w:r>
           <w:rPr>
@@ -8257,7 +8257,7 @@
           <w:sz w:val="24"/>
         </w:rPr>
       </w:pPr>
-      <w:hyperlink w:anchor="_Toc242189220" w:history="1">
+      <w:hyperlink w:anchor="_Toc242259426" w:history="1">
         <w:r>
           <w:rPr>
             <w:rStyle w:val="Hyperlink"/>
@@ -8284,7 +8284,7 @@
             <w:noProof/>
             <w:webHidden/>
           </w:rPr>
-          <w:instrText xml:space="preserve"> PAGEREF _Toc242189220 \h </w:instrText>
+          <w:instrText xml:space="preserve"> PAGEREF _Toc242259426 \h </w:instrText>
         </w:r>
         <w:r>
           <w:rPr>
@@ -8327,7 +8327,7 @@
           <w:sz w:val="24"/>
         </w:rPr>
       </w:pPr>
-      <w:hyperlink w:anchor="_Toc242189221" w:history="1">
+      <w:hyperlink w:anchor="_Toc242259427" w:history="1">
         <w:r>
           <w:rPr>
             <w:rStyle w:val="Hyperlink"/>
@@ -8354,7 +8354,7 @@
             <w:noProof/>
             <w:webHidden/>
           </w:rPr>
-          <w:instrText xml:space="preserve"> PAGEREF _Toc242189221 \h </w:instrText>
+          <w:instrText xml:space="preserve"> PAGEREF _Toc242259427 \h </w:instrText>
         </w:r>
         <w:r>
           <w:rPr>
@@ -8397,7 +8397,7 @@
           <w:sz w:val="24"/>
         </w:rPr>
       </w:pPr>
-      <w:hyperlink w:anchor="_Toc242189222" w:history="1">
+      <w:hyperlink w:anchor="_Toc242259428" w:history="1">
         <w:r>
           <w:rPr>
             <w:rStyle w:val="Hyperlink"/>
@@ -8424,7 +8424,7 @@
             <w:noProof/>
             <w:webHidden/>
           </w:rPr>
-          <w:instrText xml:space="preserve"> PAGEREF _Toc242189222 \h </w:instrText>
+          <w:instrText xml:space="preserve"> PAGEREF _Toc242259428 \h </w:instrText>
         </w:r>
         <w:r>
           <w:rPr>
@@ -8469,7 +8469,7 @@
       <w:pPr>
         <w:pStyle w:val="berschrift1"/>
       </w:pPr>
-      <w:bookmarkStart w:id="0" w:name="_Toc242189104"/>
+      <w:bookmarkStart w:id="0" w:name="_Toc242259310"/>
       <w:r>
         <w:t>Einleitung und Wegweiser</w:t>
       </w:r>
@@ -8498,7 +8498,7 @@
       <w:pPr>
         <w:pStyle w:val="berschrift2"/>
       </w:pPr>
-      <w:bookmarkStart w:id="1" w:name="_Toc242189105"/>
+      <w:bookmarkStart w:id="1" w:name="_Toc242259311"/>
       <w:r>
         <w:t>So ist jede Seite beschrieben</w:t>
       </w:r>
@@ -8608,7 +8608,7 @@
       <w:pPr>
         <w:pStyle w:val="berschrift2"/>
       </w:pPr>
-      <w:bookmarkStart w:id="2" w:name="_Toc242189106"/>
+      <w:bookmarkStart w:id="2" w:name="_Toc242259312"/>
       <w:r>
         <w:t>Wegweiser nach Rolle</w:t>
       </w:r>
@@ -9044,7 +9044,7 @@
       <w:pPr>
         <w:pStyle w:val="berschrift2"/>
       </w:pPr>
-      <w:bookmarkStart w:id="3" w:name="_Toc242189107"/>
+      <w:bookmarkStart w:id="3" w:name="_Toc242259313"/>
       <w:r>
         <w:t>Allgemeine Regeln für alle Zahlen</w:t>
       </w:r>
@@ -9084,7 +9084,7 @@
       <w:pPr>
         <w:pStyle w:val="berschrift1"/>
       </w:pPr>
-      <w:bookmarkStart w:id="4" w:name="_Toc242189108"/>
+      <w:bookmarkStart w:id="4" w:name="_Toc242259314"/>
       <w:r>
         <w:t>Finance und Management</w:t>
       </w:r>
@@ -9125,7 +9125,7 @@
       <w:pPr>
         <w:pStyle w:val="berschrift2"/>
       </w:pPr>
-      <w:bookmarkStart w:id="5" w:name="_Toc242189109"/>
+      <w:bookmarkStart w:id="5" w:name="_Toc242259315"/>
       <w:r>
         <w:t>Export Dashboard</w:t>
       </w:r>
@@ -9244,7 +9244,7 @@
       <w:pPr>
         <w:pStyle w:val="berschrift2"/>
       </w:pPr>
-      <w:bookmarkStart w:id="6" w:name="_Toc242189110"/>
+      <w:bookmarkStart w:id="6" w:name="_Toc242259316"/>
       <w:r>
         <w:t>Schnellübersicht</w:t>
       </w:r>
@@ -9349,7 +9349,7 @@
       <w:pPr>
         <w:pStyle w:val="berschrift2"/>
       </w:pPr>
-      <w:bookmarkStart w:id="7" w:name="_Toc242189111"/>
+      <w:bookmarkStart w:id="7" w:name="_Toc242259317"/>
       <w:r>
         <w:t>Management Entscheidungen</w:t>
       </w:r>
@@ -9458,7 +9458,7 @@
       <w:pPr>
         <w:pStyle w:val="berschrift2"/>
       </w:pPr>
-      <w:bookmarkStart w:id="8" w:name="_Toc242189112"/>
+      <w:bookmarkStart w:id="8" w:name="_Toc242259318"/>
       <w:r>
         <w:t>Finance Summary (Experten)</w:t>
       </w:r>
@@ -9550,7 +9550,7 @@
       <w:pPr>
         <w:pStyle w:val="berschrift2"/>
       </w:pPr>
-      <w:bookmarkStart w:id="9" w:name="_Toc242189113"/>
+      <w:bookmarkStart w:id="9" w:name="_Toc242259319"/>
       <w:r>
         <w:t>Länder Diagnose (Experten)</w:t>
       </w:r>
@@ -9642,7 +9642,7 @@
       <w:pPr>
         <w:pStyle w:val="berschrift2"/>
       </w:pPr>
-      <w:bookmarkStart w:id="10" w:name="_Toc242189114"/>
+      <w:bookmarkStart w:id="10" w:name="_Toc242259320"/>
       <w:r>
         <w:t>Datenstatus (Experten)</w:t>
       </w:r>
@@ -9734,7 +9734,7 @@
       <w:pPr>
         <w:pStyle w:val="berschrift2"/>
       </w:pPr>
-      <w:bookmarkStart w:id="11" w:name="_Toc242189115"/>
+      <w:bookmarkStart w:id="11" w:name="_Toc242259321"/>
       <w:r>
         <w:t>Abweichungen (Experten)</w:t>
       </w:r>
@@ -9815,7 +9815,7 @@
       <w:pPr>
         <w:pStyle w:val="berschrift2"/>
       </w:pPr>
-      <w:bookmarkStart w:id="12" w:name="_Toc242189116"/>
+      <w:bookmarkStart w:id="12" w:name="_Toc242259322"/>
       <w:r>
         <w:t>Gutschriften (Experten)</w:t>
       </w:r>
@@ -9896,7 +9896,7 @@
       <w:pPr>
         <w:pStyle w:val="berschrift2"/>
       </w:pPr>
-      <w:bookmarkStart w:id="13" w:name="_Toc242189117"/>
+      <w:bookmarkStart w:id="13" w:name="_Toc242259323"/>
       <w:r>
         <w:t>Datenqualität (Experten)</w:t>
       </w:r>
@@ -9977,7 +9977,7 @@
       <w:pPr>
         <w:pStyle w:val="berschrift2"/>
       </w:pPr>
-      <w:bookmarkStart w:id="14" w:name="_Toc242189118"/>
+      <w:bookmarkStart w:id="14" w:name="_Toc242259324"/>
       <w:r>
         <w:t>Finance Pivot (Experten)</w:t>
       </w:r>
@@ -10019,7 +10019,7 @@
     </w:p>
     <w:p>
       <w:r>
-        <w:t>Alle Beträge sind in CHF. Das Kursprofil in den Settings bestimmt, ob zum aktuellen Tageskurs oder zum Jahresendkurs des Finance-Jahres umgerechnet wird. „Jahresumsatz" summiert alle Monate des Jahres, bei einem abgeschlossenen Jahr ist das der Jahreswert.</w:t>
+        <w:t>Alle Beträge sind in CHF. Umgerechnet wird mit dem Budgetkurs des Finance-Jahres (Standard seit 7. Oktober 2026, Kursprofil in den Settings); 2025 also mit Budget 2025, 2026 mit Budget 2026. „Jahresumsatz" summiert alle Monate des Jahres, bei einem abgeschlossenen Jahr ist das der Jahreswert.</w:t>
       </w:r>
     </w:p>
     <w:p>
@@ -10069,7 +10069,7 @@
       <w:pPr>
         <w:pStyle w:val="berschrift2"/>
       </w:pPr>
-      <w:bookmarkStart w:id="15" w:name="_Toc242189119"/>
+      <w:bookmarkStart w:id="15" w:name="_Toc242259325"/>
       <w:r>
         <w:t>Sparten-Finanzanalyse (Experten)</w:t>
       </w:r>
@@ -10161,7 +10161,7 @@
       <w:pPr>
         <w:pStyle w:val="berschrift2"/>
       </w:pPr>
-      <w:bookmarkStart w:id="16" w:name="_Toc242189120"/>
+      <w:bookmarkStart w:id="16" w:name="_Toc242259326"/>
       <w:r>
         <w:t>Zentrale Spartenzuordnung (Experten)</w:t>
       </w:r>
@@ -10242,7 +10242,7 @@
       <w:pPr>
         <w:pStyle w:val="berschrift2"/>
       </w:pPr>
-      <w:bookmarkStart w:id="17" w:name="_Toc242189121"/>
+      <w:bookmarkStart w:id="17" w:name="_Toc242259327"/>
       <w:r>
         <w:t>Finance Prüfbuch (Experten)</w:t>
       </w:r>
@@ -10334,7 +10334,7 @@
       <w:pPr>
         <w:pStyle w:val="berschrift2"/>
       </w:pPr>
-      <w:bookmarkStart w:id="18" w:name="_Toc242189122"/>
+      <w:bookmarkStart w:id="18" w:name="_Toc242259328"/>
       <w:r>
         <w:t>Gruppenmarge (Experten)</w:t>
       </w:r>
@@ -10440,7 +10440,7 @@
       <w:pPr>
         <w:pStyle w:val="berschrift2"/>
       </w:pPr>
-      <w:bookmarkStart w:id="19" w:name="_Toc242189123"/>
+      <w:bookmarkStart w:id="19" w:name="_Toc242259329"/>
       <w:r>
         <w:t>3D Datenanalyse (Experten)</w:t>
       </w:r>
@@ -10535,7 +10535,7 @@
       <w:pPr>
         <w:pStyle w:val="berschrift2"/>
       </w:pPr>
-      <w:bookmarkStart w:id="20" w:name="_Toc242189124"/>
+      <w:bookmarkStart w:id="20" w:name="_Toc242259330"/>
       <w:r>
         <w:t>Rohdaten Diagnose (Experten)</w:t>
       </w:r>
@@ -10630,7 +10630,7 @@
       <w:pPr>
         <w:pStyle w:val="berschrift2"/>
       </w:pPr>
-      <w:bookmarkStart w:id="21" w:name="_Toc242189125"/>
+      <w:bookmarkStart w:id="21" w:name="_Toc242259331"/>
       <w:r>
         <w:t>Daten-Heartbeat (Experten)</w:t>
       </w:r>
@@ -10725,7 +10725,7 @@
       <w:pPr>
         <w:pStyle w:val="berschrift2"/>
       </w:pPr>
-      <w:bookmarkStart w:id="22" w:name="_Toc242189126"/>
+      <w:bookmarkStart w:id="22" w:name="_Toc242259332"/>
       <w:r>
         <w:t>Soll/Ist Vergleich</w:t>
       </w:r>
@@ -10820,7 +10820,7 @@
       <w:pPr>
         <w:pStyle w:val="berschrift2"/>
       </w:pPr>
-      <w:bookmarkStart w:id="23" w:name="_Toc242189127"/>
+      <w:bookmarkStart w:id="23" w:name="_Toc242259333"/>
       <w:r>
         <w:t>Controlling</w:t>
       </w:r>
@@ -10932,7 +10932,7 @@
       <w:pPr>
         <w:pStyle w:val="berschrift2"/>
       </w:pPr>
-      <w:bookmarkStart w:id="24" w:name="_Toc242189128"/>
+      <w:bookmarkStart w:id="24" w:name="_Toc242259334"/>
       <w:r>
         <w:t>Finance Schulung</w:t>
       </w:r>
@@ -11027,7 +11027,7 @@
       <w:pPr>
         <w:pStyle w:val="berschrift2"/>
       </w:pPr>
-      <w:bookmarkStart w:id="25" w:name="_Toc242189129"/>
+      <w:bookmarkStart w:id="25" w:name="_Toc242259335"/>
       <w:r>
         <w:t>Manuelle Importe</w:t>
       </w:r>
@@ -11119,7 +11119,7 @@
       <w:pPr>
         <w:pStyle w:val="berschrift2"/>
       </w:pPr>
-      <w:bookmarkStart w:id="26" w:name="_Toc242189130"/>
+      <w:bookmarkStart w:id="26" w:name="_Toc242259336"/>
       <w:r>
         <w:t>Journal Import</w:t>
       </w:r>
@@ -11211,7 +11211,7 @@
       <w:pPr>
         <w:pStyle w:val="berschrift2"/>
       </w:pPr>
-      <w:bookmarkStart w:id="27" w:name="_Toc242189131"/>
+      <w:bookmarkStart w:id="27" w:name="_Toc242259337"/>
       <w:r>
         <w:t>Marktsegmente</w:t>
       </w:r>
@@ -11320,7 +11320,7 @@
       <w:pPr>
         <w:pStyle w:val="berschrift2"/>
       </w:pPr>
-      <w:bookmarkStart w:id="28" w:name="_Toc242189132"/>
+      <w:bookmarkStart w:id="28" w:name="_Toc242259338"/>
       <w:r>
         <w:t>Administration</w:t>
       </w:r>
@@ -11498,7 +11498,7 @@
       <w:pPr>
         <w:pStyle w:val="berschrift2"/>
       </w:pPr>
-      <w:bookmarkStart w:id="29" w:name="_Toc242189133"/>
+      <w:bookmarkStart w:id="29" w:name="_Toc242259339"/>
       <w:r>
         <w:t>Kennzahlen-Glossar</w:t>
       </w:r>
@@ -12407,7 +12407,7 @@
       <w:pPr>
         <w:pStyle w:val="berschrift1"/>
       </w:pPr>
-      <w:bookmarkStart w:id="30" w:name="_Toc242189134"/>
+      <w:bookmarkStart w:id="30" w:name="_Toc242259340"/>
       <w:r>
         <w:t>Einkauf</w:t>
       </w:r>
@@ -12474,7 +12474,7 @@
       <w:pPr>
         <w:pStyle w:val="berschrift2"/>
       </w:pPr>
-      <w:bookmarkStart w:id="31" w:name="_Toc242189135"/>
+      <w:bookmarkStart w:id="31" w:name="_Toc242259341"/>
       <w:r>
         <w:t>Einkauf Dashboard</w:t>
       </w:r>
@@ -12745,7 +12745,7 @@
       <w:pPr>
         <w:pStyle w:val="berschrift2"/>
       </w:pPr>
-      <w:bookmarkStart w:id="32" w:name="_Toc242189136"/>
+      <w:bookmarkStart w:id="32" w:name="_Toc242259342"/>
       <w:r>
         <w:t>Spend</w:t>
       </w:r>
@@ -12904,7 +12904,7 @@
       <w:pPr>
         <w:pStyle w:val="berschrift2"/>
       </w:pPr>
-      <w:bookmarkStart w:id="33" w:name="_Toc242189137"/>
+      <w:bookmarkStart w:id="33" w:name="_Toc242259343"/>
       <w:r>
         <w:t>Offene Bestellungen</w:t>
       </w:r>
@@ -13055,7 +13055,7 @@
       <w:pPr>
         <w:pStyle w:val="berschrift2"/>
       </w:pPr>
-      <w:bookmarkStart w:id="34" w:name="_Toc242189138"/>
+      <w:bookmarkStart w:id="34" w:name="_Toc242259344"/>
       <w:r>
         <w:t>Kontrakte</w:t>
       </w:r>
@@ -13178,7 +13178,7 @@
       <w:pPr>
         <w:pStyle w:val="berschrift2"/>
       </w:pPr>
-      <w:bookmarkStart w:id="35" w:name="_Toc242189139"/>
+      <w:bookmarkStart w:id="35" w:name="_Toc242259345"/>
       <w:r>
         <w:t>Lieferanten</w:t>
       </w:r>
@@ -13289,7 +13289,7 @@
       <w:pPr>
         <w:pStyle w:val="berschrift2"/>
       </w:pPr>
-      <w:bookmarkStart w:id="36" w:name="_Toc242189140"/>
+      <w:bookmarkStart w:id="36" w:name="_Toc242259346"/>
       <w:r>
         <w:t>Spend-Aufriss</w:t>
       </w:r>
@@ -13431,7 +13431,7 @@
       <w:pPr>
         <w:pStyle w:val="berschrift2"/>
       </w:pPr>
-      <w:bookmarkStart w:id="37" w:name="_Toc242189141"/>
+      <w:bookmarkStart w:id="37" w:name="_Toc242259347"/>
       <w:r>
         <w:t>Bestellbedarf &amp; Deckung</w:t>
       </w:r>
@@ -13634,7 +13634,7 @@
       <w:pPr>
         <w:pStyle w:val="berschrift2"/>
       </w:pPr>
-      <w:bookmarkStart w:id="38" w:name="_Toc242189142"/>
+      <w:bookmarkStart w:id="38" w:name="_Toc242259348"/>
       <w:r>
         <w:t>Materialabhängigkeit</w:t>
       </w:r>
@@ -13834,7 +13834,7 @@
       <w:pPr>
         <w:pStyle w:val="berschrift2"/>
       </w:pPr>
-      <w:bookmarkStart w:id="39" w:name="_Toc242189143"/>
+      <w:bookmarkStart w:id="39" w:name="_Toc242259349"/>
       <w:r>
         <w:t>Lieferperformance</w:t>
       </w:r>
@@ -13945,7 +13945,7 @@
       <w:pPr>
         <w:pStyle w:val="berschrift2"/>
       </w:pPr>
-      <w:bookmarkStart w:id="40" w:name="_Toc242189144"/>
+      <w:bookmarkStart w:id="40" w:name="_Toc242259350"/>
       <w:r>
         <w:t>Ideen: Übersicht</w:t>
       </w:r>
@@ -14059,7 +14059,7 @@
       <w:pPr>
         <w:pStyle w:val="berschrift2"/>
       </w:pPr>
-      <w:bookmarkStart w:id="41" w:name="_Toc242189145"/>
+      <w:bookmarkStart w:id="41" w:name="_Toc242259351"/>
       <w:r>
         <w:t>Ideen: Einkauf-Datenservice</w:t>
       </w:r>
@@ -14159,7 +14159,7 @@
       <w:pPr>
         <w:pStyle w:val="berschrift2"/>
       </w:pPr>
-      <w:bookmarkStart w:id="42" w:name="_Toc242189146"/>
+      <w:bookmarkStart w:id="42" w:name="_Toc242259352"/>
       <w:r>
         <w:t>Ideen: Liefertermin-Risiko</w:t>
       </w:r>
@@ -14270,7 +14270,7 @@
       <w:pPr>
         <w:pStyle w:val="berschrift2"/>
       </w:pPr>
-      <w:bookmarkStart w:id="43" w:name="_Toc242189147"/>
+      <w:bookmarkStart w:id="43" w:name="_Toc242259353"/>
       <w:r>
         <w:t>Ideen: Preisentwicklung</w:t>
       </w:r>
@@ -14399,7 +14399,7 @@
       <w:pPr>
         <w:pStyle w:val="berschrift2"/>
       </w:pPr>
-      <w:bookmarkStart w:id="44" w:name="_Toc242189148"/>
+      <w:bookmarkStart w:id="44" w:name="_Toc242259354"/>
       <w:r>
         <w:t>Ideen: Spend-Konzentration</w:t>
       </w:r>
@@ -14510,7 +14510,7 @@
       <w:pPr>
         <w:pStyle w:val="berschrift2"/>
       </w:pPr>
-      <w:bookmarkStart w:id="45" w:name="_Toc242189149"/>
+      <w:bookmarkStart w:id="45" w:name="_Toc242259355"/>
       <w:r>
         <w:t>Ideen: Datenqualität</w:t>
       </w:r>
@@ -14621,7 +14621,7 @@
       <w:pPr>
         <w:pStyle w:val="berschrift2"/>
       </w:pPr>
-      <w:bookmarkStart w:id="46" w:name="_Toc242189150"/>
+      <w:bookmarkStart w:id="46" w:name="_Toc242259356"/>
       <w:r>
         <w:t>Kennzahlen-Katalog</w:t>
       </w:r>
@@ -14709,7 +14709,7 @@
       <w:pPr>
         <w:pStyle w:val="berschrift2"/>
       </w:pPr>
-      <w:bookmarkStart w:id="47" w:name="_Toc242189151"/>
+      <w:bookmarkStart w:id="47" w:name="_Toc242259357"/>
       <w:r>
         <w:t>PBIX Vorlage</w:t>
       </w:r>
@@ -14797,7 +14797,7 @@
       <w:pPr>
         <w:pStyle w:val="berschrift2"/>
       </w:pPr>
-      <w:bookmarkStart w:id="48" w:name="_Toc242189152"/>
+      <w:bookmarkStart w:id="48" w:name="_Toc242259358"/>
       <w:r>
         <w:t>3D Simulation</w:t>
       </w:r>
@@ -14920,7 +14920,7 @@
       <w:pPr>
         <w:pStyle w:val="berschrift2"/>
       </w:pPr>
-      <w:bookmarkStart w:id="49" w:name="_Toc242189153"/>
+      <w:bookmarkStart w:id="49" w:name="_Toc242259359"/>
       <w:r>
         <w:t>Interaktiv</w:t>
       </w:r>
@@ -15228,7 +15228,7 @@
       <w:pPr>
         <w:pStyle w:val="berschrift2"/>
       </w:pPr>
-      <w:bookmarkStart w:id="50" w:name="_Toc242189154"/>
+      <w:bookmarkStart w:id="50" w:name="_Toc242259360"/>
       <w:r>
         <w:t>Datenquellen</w:t>
       </w:r>
@@ -15328,7 +15328,7 @@
       <w:pPr>
         <w:pStyle w:val="berschrift2"/>
       </w:pPr>
-      <w:bookmarkStart w:id="51" w:name="_Toc242189155"/>
+      <w:bookmarkStart w:id="51" w:name="_Toc242259361"/>
       <w:r>
         <w:t>Kennzahlen-Glossar</w:t>
       </w:r>
@@ -16032,7 +16032,7 @@
       <w:pPr>
         <w:pStyle w:val="berschrift1"/>
       </w:pPr>
-      <w:bookmarkStart w:id="52" w:name="_Toc242189156"/>
+      <w:bookmarkStart w:id="52" w:name="_Toc242259362"/>
       <w:r>
         <w:t>Verkauf</w:t>
       </w:r>
@@ -16085,7 +16085,7 @@
       <w:pPr>
         <w:pStyle w:val="berschrift2"/>
       </w:pPr>
-      <w:bookmarkStart w:id="53" w:name="_Toc242189157"/>
+      <w:bookmarkStart w:id="53" w:name="_Toc242259363"/>
       <w:r>
         <w:t>Kunden</w:t>
       </w:r>
@@ -16196,7 +16196,7 @@
       <w:pPr>
         <w:pStyle w:val="berschrift2"/>
       </w:pPr>
-      <w:bookmarkStart w:id="54" w:name="_Toc242189158"/>
+      <w:bookmarkStart w:id="54" w:name="_Toc242259364"/>
       <w:r>
         <w:t>Rückgang</w:t>
       </w:r>
@@ -16302,7 +16302,7 @@
       <w:pPr>
         <w:pStyle w:val="berschrift2"/>
       </w:pPr>
-      <w:bookmarkStart w:id="55" w:name="_Toc242189159"/>
+      <w:bookmarkStart w:id="55" w:name="_Toc242259365"/>
       <w:r>
         <w:t>Neue und verlorene Kunden</w:t>
       </w:r>
@@ -16408,7 +16408,7 @@
       <w:pPr>
         <w:pStyle w:val="berschrift2"/>
       </w:pPr>
-      <w:bookmarkStart w:id="56" w:name="_Toc242189160"/>
+      <w:bookmarkStart w:id="56" w:name="_Toc242259366"/>
       <w:r>
         <w:t>Konzentration</w:t>
       </w:r>
@@ -16514,7 +16514,7 @@
       <w:pPr>
         <w:pStyle w:val="berschrift2"/>
       </w:pPr>
-      <w:bookmarkStart w:id="57" w:name="_Toc242189161"/>
+      <w:bookmarkStart w:id="57" w:name="_Toc242259367"/>
       <w:r>
         <w:t>Cross-Selling</w:t>
       </w:r>
@@ -16609,7 +16609,7 @@
       <w:pPr>
         <w:pStyle w:val="berschrift2"/>
       </w:pPr>
-      <w:bookmarkStart w:id="58" w:name="_Toc242189162"/>
+      <w:bookmarkStart w:id="58" w:name="_Toc242259368"/>
       <w:r>
         <w:t>Preisstreuung</w:t>
       </w:r>
@@ -16715,7 +16715,7 @@
       <w:pPr>
         <w:pStyle w:val="berschrift2"/>
       </w:pPr>
-      <w:bookmarkStart w:id="59" w:name="_Toc242189163"/>
+      <w:bookmarkStart w:id="59" w:name="_Toc242259369"/>
       <w:r>
         <w:t>Saison und Prognose</w:t>
       </w:r>
@@ -16821,7 +16821,7 @@
       <w:pPr>
         <w:pStyle w:val="berschrift2"/>
       </w:pPr>
-      <w:bookmarkStart w:id="60" w:name="_Toc242189164"/>
+      <w:bookmarkStart w:id="60" w:name="_Toc242259370"/>
       <w:r>
         <w:t>Weltkarte</w:t>
       </w:r>
@@ -16924,7 +16924,7 @@
       <w:pPr>
         <w:pStyle w:val="berschrift2"/>
       </w:pPr>
-      <w:bookmarkStart w:id="61" w:name="_Toc242189165"/>
+      <w:bookmarkStart w:id="61" w:name="_Toc242259371"/>
       <w:r>
         <w:t>Interaktiv</w:t>
       </w:r>
@@ -17016,7 +17016,7 @@
       <w:pPr>
         <w:pStyle w:val="berschrift2"/>
       </w:pPr>
-      <w:bookmarkStart w:id="62" w:name="_Toc242189166"/>
+      <w:bookmarkStart w:id="62" w:name="_Toc242259372"/>
       <w:r>
         <w:t>Kunden-Galaxie</w:t>
       </w:r>
@@ -17108,7 +17108,7 @@
       <w:pPr>
         <w:pStyle w:val="berschrift2"/>
       </w:pPr>
-      <w:bookmarkStart w:id="63" w:name="_Toc242189167"/>
+      <w:bookmarkStart w:id="63" w:name="_Toc242259373"/>
       <w:r>
         <w:t>Rennen</w:t>
       </w:r>
@@ -17200,7 +17200,7 @@
       <w:pPr>
         <w:pStyle w:val="berschrift2"/>
       </w:pPr>
-      <w:bookmarkStart w:id="64" w:name="_Toc242189168"/>
+      <w:bookmarkStart w:id="64" w:name="_Toc242259374"/>
       <w:r>
         <w:t>Umsatzfluss</w:t>
       </w:r>
@@ -17292,7 +17292,7 @@
       <w:pPr>
         <w:pStyle w:val="berschrift2"/>
       </w:pPr>
-      <w:bookmarkStart w:id="65" w:name="_Toc242189169"/>
+      <w:bookmarkStart w:id="65" w:name="_Toc242259375"/>
       <w:r>
         <w:t>Sonnenstrahl</w:t>
       </w:r>
@@ -17384,7 +17384,7 @@
       <w:pPr>
         <w:pStyle w:val="berschrift2"/>
       </w:pPr>
-      <w:bookmarkStart w:id="66" w:name="_Toc242189170"/>
+      <w:bookmarkStart w:id="66" w:name="_Toc242259376"/>
       <w:r>
         <w:t>Was wäre wenn</w:t>
       </w:r>
@@ -17493,7 +17493,7 @@
       <w:pPr>
         <w:pStyle w:val="berschrift2"/>
       </w:pPr>
-      <w:bookmarkStart w:id="67" w:name="_Toc242189171"/>
+      <w:bookmarkStart w:id="67" w:name="_Toc242259377"/>
       <w:r>
         <w:t>Bestellrhythmus</w:t>
       </w:r>
@@ -17588,7 +17588,7 @@
       <w:pPr>
         <w:pStyle w:val="berschrift2"/>
       </w:pPr>
-      <w:bookmarkStart w:id="68" w:name="_Toc242189172"/>
+      <w:bookmarkStart w:id="68" w:name="_Toc242259378"/>
       <w:r>
         <w:t>Kalender</w:t>
       </w:r>
@@ -17680,7 +17680,7 @@
       <w:pPr>
         <w:pStyle w:val="berschrift2"/>
       </w:pPr>
-      <w:bookmarkStart w:id="69" w:name="_Toc242189173"/>
+      <w:bookmarkStart w:id="69" w:name="_Toc242259379"/>
       <w:r>
         <w:t>Artikel-Netzwerk</w:t>
       </w:r>
@@ -17775,7 +17775,7 @@
       <w:pPr>
         <w:pStyle w:val="berschrift2"/>
       </w:pPr>
-      <w:bookmarkStart w:id="70" w:name="_Toc242189174"/>
+      <w:bookmarkStart w:id="70" w:name="_Toc242259380"/>
       <w:r>
         <w:t>3D-Landschaft</w:t>
       </w:r>
@@ -17867,7 +17867,7 @@
       <w:pPr>
         <w:pStyle w:val="berschrift2"/>
       </w:pPr>
-      <w:bookmarkStart w:id="71" w:name="_Toc242189175"/>
+      <w:bookmarkStart w:id="71" w:name="_Toc242259381"/>
       <w:r>
         <w:t>Kennzahlen-Glossar</w:t>
       </w:r>
@@ -18694,7 +18694,7 @@
       <w:pPr>
         <w:pStyle w:val="berschrift1"/>
       </w:pPr>
-      <w:bookmarkStart w:id="72" w:name="_Toc242189176"/>
+      <w:bookmarkStart w:id="72" w:name="_Toc242259382"/>
       <w:r>
         <w:t>Logistik</w:t>
       </w:r>
@@ -18714,7 +18714,7 @@
       <w:pPr>
         <w:pStyle w:val="berschrift2"/>
       </w:pPr>
-      <w:bookmarkStart w:id="73" w:name="_Toc242189177"/>
+      <w:bookmarkStart w:id="73" w:name="_Toc242259383"/>
       <w:r>
         <w:t>Stücklistenanalyse</w:t>
       </w:r>
@@ -18831,7 +18831,7 @@
       <w:pPr>
         <w:pStyle w:val="berschrift2"/>
       </w:pPr>
-      <w:bookmarkStart w:id="74" w:name="_Toc242189178"/>
+      <w:bookmarkStart w:id="74" w:name="_Toc242259384"/>
       <w:r>
         <w:t>Materialdisposition &amp; Fehlteile</w:t>
       </w:r>
@@ -18983,7 +18983,7 @@
       <w:pPr>
         <w:pStyle w:val="berschrift2"/>
       </w:pPr>
-      <w:bookmarkStart w:id="75" w:name="_Toc242189179"/>
+      <w:bookmarkStart w:id="75" w:name="_Toc242259385"/>
       <w:r>
         <w:t>Logistik live</w:t>
       </w:r>
@@ -19091,7 +19091,7 @@
       <w:pPr>
         <w:pStyle w:val="berschrift2"/>
       </w:pPr>
-      <w:bookmarkStart w:id="76" w:name="_Toc242189180"/>
+      <w:bookmarkStart w:id="76" w:name="_Toc242259386"/>
       <w:r>
         <w:t>Original- und Live-Übersicht</w:t>
       </w:r>
@@ -19184,7 +19184,7 @@
       <w:pPr>
         <w:pStyle w:val="berschrift2"/>
       </w:pPr>
-      <w:bookmarkStart w:id="77" w:name="_Toc242189181"/>
+      <w:bookmarkStart w:id="77" w:name="_Toc242259387"/>
       <w:r>
         <w:t>3D-Lager</w:t>
       </w:r>
@@ -19277,7 +19277,7 @@
       <w:pPr>
         <w:pStyle w:val="berschrift2"/>
       </w:pPr>
-      <w:bookmarkStart w:id="78" w:name="_Toc242189182"/>
+      <w:bookmarkStart w:id="78" w:name="_Toc242259388"/>
       <w:r>
         <w:t>Produktivität</w:t>
       </w:r>
@@ -19373,7 +19373,7 @@
       <w:pPr>
         <w:pStyle w:val="berschrift2"/>
       </w:pPr>
-      <w:bookmarkStart w:id="79" w:name="_Toc242189183"/>
+      <w:bookmarkStart w:id="79" w:name="_Toc242259389"/>
       <w:r>
         <w:t>Leistung je Person (nur nach Anmeldung)</w:t>
       </w:r>
@@ -19463,7 +19463,7 @@
       <w:pPr>
         <w:pStyle w:val="berschrift2"/>
       </w:pPr>
-      <w:bookmarkStart w:id="80" w:name="_Toc242189184"/>
+      <w:bookmarkStart w:id="80" w:name="_Toc242259390"/>
       <w:r>
         <w:t>Kapazität</w:t>
       </w:r>
@@ -19612,7 +19612,7 @@
       <w:pPr>
         <w:pStyle w:val="berschrift2"/>
       </w:pPr>
-      <w:bookmarkStart w:id="81" w:name="_Toc242189185"/>
+      <w:bookmarkStart w:id="81" w:name="_Toc242259391"/>
       <w:r>
         <w:t>Verwendung &amp; Risiko</w:t>
       </w:r>
@@ -19719,7 +19719,7 @@
       <w:pPr>
         <w:pStyle w:val="berschrift2"/>
       </w:pPr>
-      <w:bookmarkStart w:id="82" w:name="_Toc242189186"/>
+      <w:bookmarkStart w:id="82" w:name="_Toc242259392"/>
       <w:r>
         <w:t>Dispositionsprüfung</w:t>
       </w:r>
@@ -19890,7 +19890,7 @@
       <w:pPr>
         <w:pStyle w:val="berschrift2"/>
       </w:pPr>
-      <w:bookmarkStart w:id="83" w:name="_Toc242189187"/>
+      <w:bookmarkStart w:id="83" w:name="_Toc242259393"/>
       <w:r>
         <w:t>Kennzahlen-Glossar</w:t>
       </w:r>
@@ -20635,7 +20635,7 @@
       <w:pPr>
         <w:pStyle w:val="berschrift1"/>
       </w:pPr>
-      <w:bookmarkStart w:id="84" w:name="_Toc242189188"/>
+      <w:bookmarkStart w:id="84" w:name="_Toc242259394"/>
       <w:r>
         <w:t>HR</w:t>
       </w:r>
@@ -20658,7 +20658,7 @@
       <w:pPr>
         <w:pStyle w:val="berschrift2"/>
       </w:pPr>
-      <w:bookmarkStart w:id="85" w:name="_Toc242189189"/>
+      <w:bookmarkStart w:id="85" w:name="_Toc242259395"/>
       <w:r>
         <w:t>HR Dashboard</w:t>
       </w:r>
@@ -20853,7 +20853,7 @@
       <w:pPr>
         <w:pStyle w:val="berschrift2"/>
       </w:pPr>
-      <w:bookmarkStart w:id="86" w:name="_Toc242189190"/>
+      <w:bookmarkStart w:id="86" w:name="_Toc242259396"/>
       <w:r>
         <w:t>Überblick</w:t>
       </w:r>
@@ -20943,7 +20943,7 @@
       <w:pPr>
         <w:pStyle w:val="berschrift2"/>
       </w:pPr>
-      <w:bookmarkStart w:id="87" w:name="_Toc242189191"/>
+      <w:bookmarkStart w:id="87" w:name="_Toc242259397"/>
       <w:r>
         <w:t>Fluktuation</w:t>
       </w:r>
@@ -21132,7 +21132,7 @@
       <w:pPr>
         <w:pStyle w:val="berschrift2"/>
       </w:pPr>
-      <w:bookmarkStart w:id="88" w:name="_Toc242189192"/>
+      <w:bookmarkStart w:id="88" w:name="_Toc242259398"/>
       <w:r>
         <w:t>Ampel</w:t>
       </w:r>
@@ -21225,7 +21225,7 @@
       <w:pPr>
         <w:pStyle w:val="berschrift2"/>
       </w:pPr>
-      <w:bookmarkStart w:id="89" w:name="_Toc242189193"/>
+      <w:bookmarkStart w:id="89" w:name="_Toc242259399"/>
       <w:r>
         <w:t>Absenzen</w:t>
       </w:r>
@@ -21337,7 +21337,7 @@
       <w:pPr>
         <w:pStyle w:val="berschrift2"/>
       </w:pPr>
-      <w:bookmarkStart w:id="90" w:name="_Toc242189194"/>
+      <w:bookmarkStart w:id="90" w:name="_Toc242259400"/>
       <w:r>
         <w:t>Zeit / Ferien</w:t>
       </w:r>
@@ -21436,7 +21436,7 @@
       <w:pPr>
         <w:pStyle w:val="berschrift2"/>
       </w:pPr>
-      <w:bookmarkStart w:id="91" w:name="_Toc242189195"/>
+      <w:bookmarkStart w:id="91" w:name="_Toc242259401"/>
       <w:r>
         <w:t>Mitarbeitende</w:t>
       </w:r>
@@ -21526,7 +21526,7 @@
       <w:pPr>
         <w:pStyle w:val="berschrift2"/>
       </w:pPr>
-      <w:bookmarkStart w:id="92" w:name="_Toc242189196"/>
+      <w:bookmarkStart w:id="92" w:name="_Toc242259402"/>
       <w:r>
         <w:t>Datenstatus</w:t>
       </w:r>
@@ -21616,7 +21616,7 @@
       <w:pPr>
         <w:pStyle w:val="berschrift2"/>
       </w:pPr>
-      <w:bookmarkStart w:id="93" w:name="_Toc242189197"/>
+      <w:bookmarkStart w:id="93" w:name="_Toc242259403"/>
       <w:r>
         <w:t>Anleitung</w:t>
       </w:r>
@@ -21709,7 +21709,7 @@
       <w:pPr>
         <w:pStyle w:val="berschrift2"/>
       </w:pPr>
-      <w:bookmarkStart w:id="94" w:name="_Toc242189198"/>
+      <w:bookmarkStart w:id="94" w:name="_Toc242259404"/>
       <w:r>
         <w:t>HR KPI Schulung</w:t>
       </w:r>
@@ -21814,7 +21814,7 @@
       <w:pPr>
         <w:pStyle w:val="berschrift2"/>
       </w:pPr>
-      <w:bookmarkStart w:id="95" w:name="_Toc242189199"/>
+      <w:bookmarkStart w:id="95" w:name="_Toc242259405"/>
       <w:r>
         <w:t>Kennzahlen-Glossar</w:t>
       </w:r>
@@ -22600,7 +22600,7 @@
       <w:pPr>
         <w:pStyle w:val="berschrift1"/>
       </w:pPr>
-      <w:bookmarkStart w:id="96" w:name="_Toc242189200"/>
+      <w:bookmarkStart w:id="96" w:name="_Toc242259406"/>
       <w:r>
         <w:t>Weltlage</w:t>
       </w:r>
@@ -22643,7 +22643,7 @@
       <w:pPr>
         <w:pStyle w:val="berschrift2"/>
       </w:pPr>
-      <w:bookmarkStart w:id="97" w:name="_Toc242189201"/>
+      <w:bookmarkStart w:id="97" w:name="_Toc242259407"/>
       <w:r>
         <w:t>Radar</w:t>
       </w:r>
@@ -22961,7 +22961,7 @@
       <w:pPr>
         <w:pStyle w:val="berschrift2"/>
       </w:pPr>
-      <w:bookmarkStart w:id="98" w:name="_Toc242189202"/>
+      <w:bookmarkStart w:id="98" w:name="_Toc242259408"/>
       <w:r>
         <w:t>Länder</w:t>
       </w:r>
@@ -23088,7 +23088,7 @@
       <w:pPr>
         <w:pStyle w:val="berschrift2"/>
       </w:pPr>
-      <w:bookmarkStart w:id="99" w:name="_Toc242189203"/>
+      <w:bookmarkStart w:id="99" w:name="_Toc242259409"/>
       <w:r>
         <w:t>Rohstoffe und Währungen</w:t>
       </w:r>
@@ -23348,7 +23348,7 @@
       <w:pPr>
         <w:pStyle w:val="berschrift2"/>
       </w:pPr>
-      <w:bookmarkStart w:id="100" w:name="_Toc242189204"/>
+      <w:bookmarkStart w:id="100" w:name="_Toc242259410"/>
       <w:r>
         <w:t>Ereignisse</w:t>
       </w:r>
@@ -23472,7 +23472,7 @@
       <w:pPr>
         <w:pStyle w:val="berschrift2"/>
       </w:pPr>
-      <w:bookmarkStart w:id="101" w:name="_Toc242189205"/>
+      <w:bookmarkStart w:id="101" w:name="_Toc242259411"/>
       <w:r>
         <w:t>Kennzahlen-Glossar</w:t>
       </w:r>
@@ -24012,7 +24012,7 @@
       <w:pPr>
         <w:pStyle w:val="berschrift1"/>
       </w:pPr>
-      <w:bookmarkStart w:id="102" w:name="_Toc242189206"/>
+      <w:bookmarkStart w:id="102" w:name="_Toc242259412"/>
       <w:r>
         <w:t>Netzwerk und IT-Infrastruktur</w:t>
       </w:r>
@@ -24049,7 +24049,7 @@
       <w:pPr>
         <w:pStyle w:val="berschrift2"/>
       </w:pPr>
-      <w:bookmarkStart w:id="103" w:name="_Toc242189207"/>
+      <w:bookmarkStart w:id="103" w:name="_Toc242259413"/>
       <w:r>
         <w:t>Übersicht</w:t>
       </w:r>
@@ -24158,7 +24158,7 @@
       <w:pPr>
         <w:pStyle w:val="berschrift2"/>
       </w:pPr>
-      <w:bookmarkStart w:id="104" w:name="_Toc242189208"/>
+      <w:bookmarkStart w:id="104" w:name="_Toc242259414"/>
       <w:r>
         <w:t>Verfügbarkeit</w:t>
       </w:r>
@@ -24282,7 +24282,7 @@
       <w:pPr>
         <w:pStyle w:val="berschrift2"/>
       </w:pPr>
-      <w:bookmarkStart w:id="105" w:name="_Toc242189209"/>
+      <w:bookmarkStart w:id="105" w:name="_Toc242259415"/>
       <w:r>
         <w:t>Netz oder Daten</w:t>
       </w:r>
@@ -24406,7 +24406,7 @@
       <w:pPr>
         <w:pStyle w:val="berschrift2"/>
       </w:pPr>
-      <w:bookmarkStart w:id="106" w:name="_Toc242189210"/>
+      <w:bookmarkStart w:id="106" w:name="_Toc242259416"/>
       <w:r>
         <w:t>Sicherheit</w:t>
       </w:r>
@@ -24512,7 +24512,7 @@
       <w:pPr>
         <w:pStyle w:val="berschrift2"/>
       </w:pPr>
-      <w:bookmarkStart w:id="107" w:name="_Toc242189211"/>
+      <w:bookmarkStart w:id="107" w:name="_Toc242259417"/>
       <w:r>
         <w:t>Active Directory</w:t>
       </w:r>
@@ -24621,7 +24621,7 @@
       <w:pPr>
         <w:pStyle w:val="berschrift2"/>
       </w:pPr>
-      <w:bookmarkStart w:id="108" w:name="_Toc242189212"/>
+      <w:bookmarkStart w:id="108" w:name="_Toc242259418"/>
       <w:r>
         <w:t>AD-Infrastruktur</w:t>
       </w:r>
@@ -24701,7 +24701,7 @@
       <w:pPr>
         <w:pStyle w:val="berschrift2"/>
       </w:pPr>
-      <w:bookmarkStart w:id="109" w:name="_Toc242189213"/>
+      <w:bookmarkStart w:id="109" w:name="_Toc242259419"/>
       <w:r>
         <w:t>Gruppenrichtlinien</w:t>
       </w:r>
@@ -24781,7 +24781,7 @@
       <w:pPr>
         <w:pStyle w:val="berschrift2"/>
       </w:pPr>
-      <w:bookmarkStart w:id="110" w:name="_Toc242189214"/>
+      <w:bookmarkStart w:id="110" w:name="_Toc242259420"/>
       <w:r>
         <w:t>DNS</w:t>
       </w:r>
@@ -24843,7 +24843,7 @@
       <w:pPr>
         <w:pStyle w:val="berschrift2"/>
       </w:pPr>
-      <w:bookmarkStart w:id="111" w:name="_Toc242189215"/>
+      <w:bookmarkStart w:id="111" w:name="_Toc242259421"/>
       <w:r>
         <w:t>Verlauf</w:t>
       </w:r>
@@ -24936,7 +24936,7 @@
       <w:pPr>
         <w:pStyle w:val="berschrift2"/>
       </w:pPr>
-      <w:bookmarkStart w:id="112" w:name="_Toc242189216"/>
+      <w:bookmarkStart w:id="112" w:name="_Toc242259422"/>
       <w:r>
         <w:t>Migration</w:t>
       </w:r>
@@ -25109,7 +25109,7 @@
       <w:pPr>
         <w:pStyle w:val="berschrift2"/>
       </w:pPr>
-      <w:bookmarkStart w:id="113" w:name="_Toc242189217"/>
+      <w:bookmarkStart w:id="113" w:name="_Toc242259423"/>
       <w:r>
         <w:t>Bericht</w:t>
       </w:r>
@@ -25218,7 +25218,7 @@
       <w:pPr>
         <w:pStyle w:val="berschrift2"/>
       </w:pPr>
-      <w:bookmarkStart w:id="114" w:name="_Toc242189218"/>
+      <w:bookmarkStart w:id="114" w:name="_Toc242259424"/>
       <w:r>
         <w:t>Arbeitsplätze</w:t>
       </w:r>
@@ -25324,7 +25324,7 @@
       <w:pPr>
         <w:pStyle w:val="berschrift2"/>
       </w:pPr>
-      <w:bookmarkStart w:id="115" w:name="_Toc242189219"/>
+      <w:bookmarkStart w:id="115" w:name="_Toc242259425"/>
       <w:r>
         <w:t>Kennzahlen-Glossar</w:t>
       </w:r>
@@ -25905,7 +25905,7 @@
       <w:pPr>
         <w:pStyle w:val="berschrift1"/>
       </w:pPr>
-      <w:bookmarkStart w:id="116" w:name="_Toc242189220"/>
+      <w:bookmarkStart w:id="116" w:name="_Toc242259426"/>
       <w:r>
         <w:t>Projekte</w:t>
       </w:r>
@@ -25923,7 +25923,7 @@
       <w:pPr>
         <w:pStyle w:val="berschrift2"/>
       </w:pPr>
-      <w:bookmarkStart w:id="117" w:name="_Toc242189221"/>
+      <w:bookmarkStart w:id="117" w:name="_Toc242259427"/>
       <w:r>
         <w:t>Projekte</w:t>
       </w:r>
@@ -26117,7 +26117,7 @@
       <w:pPr>
         <w:pStyle w:val="berschrift2"/>
       </w:pPr>
-      <w:bookmarkStart w:id="118" w:name="_Toc242189222"/>
+      <w:bookmarkStart w:id="118" w:name="_Toc242259428"/>
       <w:r>
         <w:t>Kennzahlen-Glossar</w:t>
       </w:r>
@@ -26532,7 +26532,7 @@
         <w:noProof/>
       </w:rPr>
       <w:drawing>
-        <wp:inline distT="0" distB="0" distL="0" distR="0" wp14:anchorId="7F187E9E" wp14:editId="69BE64D6">
+        <wp:inline distT="0" distB="0" distL="0" distR="0" wp14:anchorId="5BA9B779" wp14:editId="18F0967E">
           <wp:extent cx="720000" cy="349200"/>
           <wp:effectExtent l="0" t="0" r="0" b="0"/>
           <wp:docPr id="10" name="Trafag Logo Kopf"/>
@@ -26582,9 +26582,9 @@
 <file path=word/numbering.xml><?xml version="1.0" encoding="utf-8"?>
 <w:numbering xmlns:wpc="http://schemas.microsoft.com/office/word/2010/wordprocessingCanvas" xmlns:cx="http://schemas.microsoft.com/office/drawing/2014/chartex" xmlns:cx1="http://schemas.microsoft.com/office/drawing/2015/9/8/chartex" xmlns:cx2="http://schemas.microsoft.com/office/drawing/2015/10/21/chartex" xmlns:cx3="http://schemas.microsoft.com/office/drawing/2016/5/9/chartex" xmlns:cx4="http://schemas.microsoft.com/office/drawing/2016/5/10/chartex" xmlns:cx5="http://schemas.microsoft.com/office/drawing/2016/5/11/chartex" xmlns:cx6="http://schemas.microsoft.com/office/drawing/2016/5/12/chartex" xmlns:cx7="http://schemas.microsoft.com/office/drawing/2016/5/13/chartex" xmlns:cx8="http://schemas.microsoft.com/office/drawing/2016/5/14/chartex" xmlns:mc="http://schemas.openxmlformats.org/markup-compatibility/2006" xmlns:aink="http://schemas.microsoft.com/office/drawing/2016/ink" xmlns:am3d="http://schemas.microsoft.com/office/drawing/2017/model3d" xmlns:o="urn:schemas-microsoft-com:office:office" xmlns:oel="http://schemas.microsoft.com/office/2019/extlst" xmlns:r="http://schemas.openxmlformats.org/officeDocument/2006/relationships" xmlns:m="http://schemas.openxmlformats.org/officeDocument/2006/math" xmlns:v="urn:schemas-microsoft-com:vml" xmlns:wp14="http://schemas.microsoft.com/office/word/2010/wordprocessingDrawing" xmlns:wp="http://schemas.openxmlformats.org/drawingml/2006/wordprocessingDrawing" xmlns:w10="urn:schemas-microsoft-com:office:word" xmlns:w="http://schemas.openxmlformats.org/wordprocessingml/2006/main" xmlns:w14="http://schemas.microsoft.com/office/word/2010/wordml" xmlns:w15="http://schemas.microsoft.com/office/word/2012/wordml" xmlns:w16cex="http://schemas.microsoft.com/office/word/2018/wordml/cex" xmlns:w16cid="http://schemas.microsoft.com/office/word/2016/wordml/cid" xmlns:w16="http://schemas.microsoft.com/office/word/2018/wordml" xmlns:w16du="http://schemas.microsoft.com/office/word/2023/wordml/word16du" xmlns:w16sdtdh="http://schemas.microsoft.com/office/word/2020/wordml/sdtdatahash" xmlns:w16sdtfl="http://schemas.microsoft.com/office/word/2024/wordml/sdtformatlock" xmlns:w16se="http://schemas.microsoft.com/office/word/2015/wordml/symex" xmlns:wpg="http://schemas.microsoft.com/office/word/2010/wordprocessingGroup" xmlns:wpi="http://schemas.microsoft.com/office/word/2010/wordprocessingInk" xmlns:wne="http://schemas.microsoft.com/office/word/2006/wordml" xmlns:wps="http://schemas.microsoft.com/office/word/2010/wordprocessingShape" mc:Ignorable="w14 w15 w16se w16cid w16 w16cex w16sdtdh w16sdtfl w16du wp14">
   <w:abstractNum w:abstractNumId="0" w15:restartNumberingAfterBreak="0">
-    <w:nsid w:val="0B921FE0"/>
+    <w:nsid w:val="284471E0"/>
     <w:multiLevelType w:val="multilevel"/>
-    <w:tmpl w:val="02667B88"/>
+    <w:tmpl w:val="006CAAA0"/>
     <w:lvl w:ilvl="0">
       <w:numFmt w:val="bullet"/>
       <w:lvlText w:val="•"/>
@@ -26638,7 +26638,7 @@
       <w:lvlJc w:val="left"/>
     </w:lvl>
   </w:abstractNum>
-  <w:num w:numId="1" w16cid:durableId="1463965173">
+  <w:num w:numId="1" w16cid:durableId="1660772549">
     <w:abstractNumId w:val="0"/>
   </w:num>
 </w:numbering>
@@ -27258,7 +27258,7 @@
     <w:autoRedefine/>
     <w:uiPriority w:val="39"/>
     <w:unhideWhenUsed/>
-    <w:rsid w:val="00A74826"/>
+    <w:rsid w:val="008A30C5"/>
     <w:pPr>
       <w:spacing w:after="100" w:line="278" w:lineRule="auto"/>
       <w:ind w:left="480"/>
@@ -27275,7 +27275,7 @@
     <w:autoRedefine/>
     <w:uiPriority w:val="39"/>
     <w:unhideWhenUsed/>
-    <w:rsid w:val="00A74826"/>
+    <w:rsid w:val="008A30C5"/>
     <w:pPr>
       <w:spacing w:after="100" w:line="278" w:lineRule="auto"/>
       <w:ind w:left="720"/>
@@ -27292,7 +27292,7 @@
     <w:autoRedefine/>
     <w:uiPriority w:val="39"/>
     <w:unhideWhenUsed/>
-    <w:rsid w:val="00A74826"/>
+    <w:rsid w:val="008A30C5"/>
     <w:pPr>
       <w:spacing w:after="100" w:line="278" w:lineRule="auto"/>
       <w:ind w:left="960"/>
@@ -27309,7 +27309,7 @@
     <w:autoRedefine/>
     <w:uiPriority w:val="39"/>
     <w:unhideWhenUsed/>
-    <w:rsid w:val="00A74826"/>
+    <w:rsid w:val="008A30C5"/>
     <w:pPr>
       <w:spacing w:after="100" w:line="278" w:lineRule="auto"/>
       <w:ind w:left="1200"/>
@@ -27326,7 +27326,7 @@
     <w:autoRedefine/>
     <w:uiPriority w:val="39"/>
     <w:unhideWhenUsed/>
-    <w:rsid w:val="00A74826"/>
+    <w:rsid w:val="008A30C5"/>
     <w:pPr>
       <w:spacing w:after="100" w:line="278" w:lineRule="auto"/>
       <w:ind w:left="1440"/>
@@ -27343,7 +27343,7 @@
     <w:autoRedefine/>
     <w:uiPriority w:val="39"/>
     <w:unhideWhenUsed/>
-    <w:rsid w:val="00A74826"/>
+    <w:rsid w:val="008A30C5"/>
     <w:pPr>
       <w:spacing w:after="100" w:line="278" w:lineRule="auto"/>
       <w:ind w:left="1680"/>
@@ -27360,7 +27360,7 @@
     <w:autoRedefine/>
     <w:uiPriority w:val="39"/>
     <w:unhideWhenUsed/>
-    <w:rsid w:val="00A74826"/>
+    <w:rsid w:val="008A30C5"/>
     <w:pPr>
       <w:spacing w:after="100" w:line="278" w:lineRule="auto"/>
       <w:ind w:left="1920"/>
@@ -27375,7 +27375,7 @@
     <w:basedOn w:val="Absatz-Standardschriftart"/>
     <w:uiPriority w:val="99"/>
     <w:unhideWhenUsed/>
-    <w:rsid w:val="00A74826"/>
+    <w:rsid w:val="008A30C5"/>
     <w:rPr>
       <w:color w:val="467886" w:themeColor="hyperlink"/>
       <w:u w:val="single"/>
@@ -27387,7 +27387,7 @@
     <w:uiPriority w:val="99"/>
     <w:semiHidden/>
     <w:unhideWhenUsed/>
-    <w:rsid w:val="00A74826"/>
+    <w:rsid w:val="008A30C5"/>
     <w:rPr>
       <w:color w:val="605E5C"/>
       <w:shd w:val="clear" w:color="auto" w:fill="E1DFDD"/>

--- a/TrafagSalesExporter/wwwroot/handbuch/Trafag_Cockpit_Handbuch.docx
+++ b/TrafagSalesExporter/wwwroot/handbuch/Trafag_Cockpit_Handbuch.docx
@@ -13,7 +13,7 @@
           <w:noProof/>
         </w:rPr>
         <w:drawing>
-          <wp:inline distT="0" distB="0" distL="0" distR="0" wp14:anchorId="134ED2E7" wp14:editId="51FD9DA4">
+          <wp:inline distT="0" distB="0" distL="0" distR="0" wp14:anchorId="7422DBFF" wp14:editId="785EB80D">
             <wp:extent cx="1655999" cy="803159"/>
             <wp:effectExtent l="0" t="0" r="0" b="0"/>
             <wp:docPr id="1" name="Trafag Logo"/>
@@ -83,7 +83,7 @@
         <w:pStyle w:val="Meta"/>
       </w:pPr>
       <w:r>
-        <w:t>Stand der Software: Commit 3ad0dae vom 5. Oktober 2026 · Ausgabe 07.10.2026</w:t>
+        <w:t>Stand der Software: Commit 3ad0dae vom 5. Oktober 2026 · Ausgabe 09.10.2026</w:t>
       </w:r>
     </w:p>
     <w:p>
@@ -129,7 +129,7 @@
       <w:r>
         <w:fldChar w:fldCharType="separate"/>
       </w:r>
-      <w:hyperlink w:anchor="_Toc242259310" w:history="1">
+      <w:hyperlink w:anchor="_Toc242429466" w:history="1">
         <w:r>
           <w:rPr>
             <w:rStyle w:val="Hyperlink"/>
@@ -156,7 +156,7 @@
             <w:noProof/>
             <w:webHidden/>
           </w:rPr>
-          <w:instrText xml:space="preserve"> PAGEREF _Toc242259310 \h </w:instrText>
+          <w:instrText xml:space="preserve"> PAGEREF _Toc242429466 \h </w:instrText>
         </w:r>
         <w:r>
           <w:rPr>
@@ -176,7 +176,7 @@
             <w:noProof/>
             <w:webHidden/>
           </w:rPr>
-          <w:t>5</w:t>
+          <w:t>6</w:t>
         </w:r>
         <w:r>
           <w:rPr>
@@ -199,7 +199,7 @@
           <w:sz w:val="24"/>
         </w:rPr>
       </w:pPr>
-      <w:hyperlink w:anchor="_Toc242259311" w:history="1">
+      <w:hyperlink w:anchor="_Toc242429467" w:history="1">
         <w:r>
           <w:rPr>
             <w:rStyle w:val="Hyperlink"/>
@@ -226,7 +226,7 @@
             <w:noProof/>
             <w:webHidden/>
           </w:rPr>
-          <w:instrText xml:space="preserve"> PAGEREF _Toc242259311 \h </w:instrText>
+          <w:instrText xml:space="preserve"> PAGEREF _Toc242429467 \h </w:instrText>
         </w:r>
         <w:r>
           <w:rPr>
@@ -246,7 +246,7 @@
             <w:noProof/>
             <w:webHidden/>
           </w:rPr>
-          <w:t>5</w:t>
+          <w:t>6</w:t>
         </w:r>
         <w:r>
           <w:rPr>
@@ -269,7 +269,7 @@
           <w:sz w:val="24"/>
         </w:rPr>
       </w:pPr>
-      <w:hyperlink w:anchor="_Toc242259312" w:history="1">
+      <w:hyperlink w:anchor="_Toc242429468" w:history="1">
         <w:r>
           <w:rPr>
             <w:rStyle w:val="Hyperlink"/>
@@ -296,7 +296,7 @@
             <w:noProof/>
             <w:webHidden/>
           </w:rPr>
-          <w:instrText xml:space="preserve"> PAGEREF _Toc242259312 \h </w:instrText>
+          <w:instrText xml:space="preserve"> PAGEREF _Toc242429468 \h </w:instrText>
         </w:r>
         <w:r>
           <w:rPr>
@@ -316,7 +316,7 @@
             <w:noProof/>
             <w:webHidden/>
           </w:rPr>
-          <w:t>5</w:t>
+          <w:t>6</w:t>
         </w:r>
         <w:r>
           <w:rPr>
@@ -339,7 +339,7 @@
           <w:sz w:val="24"/>
         </w:rPr>
       </w:pPr>
-      <w:hyperlink w:anchor="_Toc242259313" w:history="1">
+      <w:hyperlink w:anchor="_Toc242429469" w:history="1">
         <w:r>
           <w:rPr>
             <w:rStyle w:val="Hyperlink"/>
@@ -366,7 +366,7 @@
             <w:noProof/>
             <w:webHidden/>
           </w:rPr>
-          <w:instrText xml:space="preserve"> PAGEREF _Toc242259313 \h </w:instrText>
+          <w:instrText xml:space="preserve"> PAGEREF _Toc242429469 \h </w:instrText>
         </w:r>
         <w:r>
           <w:rPr>
@@ -386,7 +386,7 @@
             <w:noProof/>
             <w:webHidden/>
           </w:rPr>
-          <w:t>6</w:t>
+          <w:t>7</w:t>
         </w:r>
         <w:r>
           <w:rPr>
@@ -410,7 +410,7 @@
           <w:sz w:val="24"/>
         </w:rPr>
       </w:pPr>
-      <w:hyperlink w:anchor="_Toc242259314" w:history="1">
+      <w:hyperlink w:anchor="_Toc242429470" w:history="1">
         <w:r>
           <w:rPr>
             <w:rStyle w:val="Hyperlink"/>
@@ -437,7 +437,7 @@
             <w:noProof/>
             <w:webHidden/>
           </w:rPr>
-          <w:instrText xml:space="preserve"> PAGEREF _Toc242259314 \h </w:instrText>
+          <w:instrText xml:space="preserve"> PAGEREF _Toc242429470 \h </w:instrText>
         </w:r>
         <w:r>
           <w:rPr>
@@ -457,7 +457,7 @@
             <w:noProof/>
             <w:webHidden/>
           </w:rPr>
-          <w:t>7</w:t>
+          <w:t>8</w:t>
         </w:r>
         <w:r>
           <w:rPr>
@@ -480,7 +480,7 @@
           <w:sz w:val="24"/>
         </w:rPr>
       </w:pPr>
-      <w:hyperlink w:anchor="_Toc242259315" w:history="1">
+      <w:hyperlink w:anchor="_Toc242429471" w:history="1">
         <w:r>
           <w:rPr>
             <w:rStyle w:val="Hyperlink"/>
@@ -507,7 +507,7 @@
             <w:noProof/>
             <w:webHidden/>
           </w:rPr>
-          <w:instrText xml:space="preserve"> PAGEREF _Toc242259315 \h </w:instrText>
+          <w:instrText xml:space="preserve"> PAGEREF _Toc242429471 \h </w:instrText>
         </w:r>
         <w:r>
           <w:rPr>
@@ -527,7 +527,7 @@
             <w:noProof/>
             <w:webHidden/>
           </w:rPr>
-          <w:t>7</w:t>
+          <w:t>8</w:t>
         </w:r>
         <w:r>
           <w:rPr>
@@ -550,7 +550,7 @@
           <w:sz w:val="24"/>
         </w:rPr>
       </w:pPr>
-      <w:hyperlink w:anchor="_Toc242259316" w:history="1">
+      <w:hyperlink w:anchor="_Toc242429472" w:history="1">
         <w:r>
           <w:rPr>
             <w:rStyle w:val="Hyperlink"/>
@@ -577,7 +577,7 @@
             <w:noProof/>
             <w:webHidden/>
           </w:rPr>
-          <w:instrText xml:space="preserve"> PAGEREF _Toc242259316 \h </w:instrText>
+          <w:instrText xml:space="preserve"> PAGEREF _Toc242429472 \h </w:instrText>
         </w:r>
         <w:r>
           <w:rPr>
@@ -597,7 +597,7 @@
             <w:noProof/>
             <w:webHidden/>
           </w:rPr>
-          <w:t>9</w:t>
+          <w:t>10</w:t>
         </w:r>
         <w:r>
           <w:rPr>
@@ -620,7 +620,7 @@
           <w:sz w:val="24"/>
         </w:rPr>
       </w:pPr>
-      <w:hyperlink w:anchor="_Toc242259317" w:history="1">
+      <w:hyperlink w:anchor="_Toc242429473" w:history="1">
         <w:r>
           <w:rPr>
             <w:rStyle w:val="Hyperlink"/>
@@ -647,7 +647,7 @@
             <w:noProof/>
             <w:webHidden/>
           </w:rPr>
-          <w:instrText xml:space="preserve"> PAGEREF _Toc242259317 \h </w:instrText>
+          <w:instrText xml:space="preserve"> PAGEREF _Toc242429473 \h </w:instrText>
         </w:r>
         <w:r>
           <w:rPr>
@@ -667,7 +667,7 @@
             <w:noProof/>
             <w:webHidden/>
           </w:rPr>
-          <w:t>10</w:t>
+          <w:t>11</w:t>
         </w:r>
         <w:r>
           <w:rPr>
@@ -690,7 +690,7 @@
           <w:sz w:val="24"/>
         </w:rPr>
       </w:pPr>
-      <w:hyperlink w:anchor="_Toc242259318" w:history="1">
+      <w:hyperlink w:anchor="_Toc242429474" w:history="1">
         <w:r>
           <w:rPr>
             <w:rStyle w:val="Hyperlink"/>
@@ -717,7 +717,7 @@
             <w:noProof/>
             <w:webHidden/>
           </w:rPr>
-          <w:instrText xml:space="preserve"> PAGEREF _Toc242259318 \h </w:instrText>
+          <w:instrText xml:space="preserve"> PAGEREF _Toc242429474 \h </w:instrText>
         </w:r>
         <w:r>
           <w:rPr>
@@ -737,7 +737,7 @@
             <w:noProof/>
             <w:webHidden/>
           </w:rPr>
-          <w:t>11</w:t>
+          <w:t>12</w:t>
         </w:r>
         <w:r>
           <w:rPr>
@@ -760,7 +760,7 @@
           <w:sz w:val="24"/>
         </w:rPr>
       </w:pPr>
-      <w:hyperlink w:anchor="_Toc242259319" w:history="1">
+      <w:hyperlink w:anchor="_Toc242429475" w:history="1">
         <w:r>
           <w:rPr>
             <w:rStyle w:val="Hyperlink"/>
@@ -787,7 +787,7 @@
             <w:noProof/>
             <w:webHidden/>
           </w:rPr>
-          <w:instrText xml:space="preserve"> PAGEREF _Toc242259319 \h </w:instrText>
+          <w:instrText xml:space="preserve"> PAGEREF _Toc242429475 \h </w:instrText>
         </w:r>
         <w:r>
           <w:rPr>
@@ -807,7 +807,7 @@
             <w:noProof/>
             <w:webHidden/>
           </w:rPr>
-          <w:t>12</w:t>
+          <w:t>13</w:t>
         </w:r>
         <w:r>
           <w:rPr>
@@ -830,7 +830,7 @@
           <w:sz w:val="24"/>
         </w:rPr>
       </w:pPr>
-      <w:hyperlink w:anchor="_Toc242259320" w:history="1">
+      <w:hyperlink w:anchor="_Toc242429476" w:history="1">
         <w:r>
           <w:rPr>
             <w:rStyle w:val="Hyperlink"/>
@@ -857,7 +857,7 @@
             <w:noProof/>
             <w:webHidden/>
           </w:rPr>
-          <w:instrText xml:space="preserve"> PAGEREF _Toc242259320 \h </w:instrText>
+          <w:instrText xml:space="preserve"> PAGEREF _Toc242429476 \h </w:instrText>
         </w:r>
         <w:r>
           <w:rPr>
@@ -877,7 +877,7 @@
             <w:noProof/>
             <w:webHidden/>
           </w:rPr>
-          <w:t>12</w:t>
+          <w:t>13</w:t>
         </w:r>
         <w:r>
           <w:rPr>
@@ -900,7 +900,7 @@
           <w:sz w:val="24"/>
         </w:rPr>
       </w:pPr>
-      <w:hyperlink w:anchor="_Toc242259321" w:history="1">
+      <w:hyperlink w:anchor="_Toc242429477" w:history="1">
         <w:r>
           <w:rPr>
             <w:rStyle w:val="Hyperlink"/>
@@ -927,7 +927,7 @@
             <w:noProof/>
             <w:webHidden/>
           </w:rPr>
-          <w:instrText xml:space="preserve"> PAGEREF _Toc242259321 \h </w:instrText>
+          <w:instrText xml:space="preserve"> PAGEREF _Toc242429477 \h </w:instrText>
         </w:r>
         <w:r>
           <w:rPr>
@@ -947,7 +947,7 @@
             <w:noProof/>
             <w:webHidden/>
           </w:rPr>
-          <w:t>13</w:t>
+          <w:t>14</w:t>
         </w:r>
         <w:r>
           <w:rPr>
@@ -970,7 +970,7 @@
           <w:sz w:val="24"/>
         </w:rPr>
       </w:pPr>
-      <w:hyperlink w:anchor="_Toc242259322" w:history="1">
+      <w:hyperlink w:anchor="_Toc242429478" w:history="1">
         <w:r>
           <w:rPr>
             <w:rStyle w:val="Hyperlink"/>
@@ -997,7 +997,7 @@
             <w:noProof/>
             <w:webHidden/>
           </w:rPr>
-          <w:instrText xml:space="preserve"> PAGEREF _Toc242259322 \h </w:instrText>
+          <w:instrText xml:space="preserve"> PAGEREF _Toc242429478 \h </w:instrText>
         </w:r>
         <w:r>
           <w:rPr>
@@ -1017,7 +1017,7 @@
             <w:noProof/>
             <w:webHidden/>
           </w:rPr>
-          <w:t>14</w:t>
+          <w:t>15</w:t>
         </w:r>
         <w:r>
           <w:rPr>
@@ -1040,7 +1040,7 @@
           <w:sz w:val="24"/>
         </w:rPr>
       </w:pPr>
-      <w:hyperlink w:anchor="_Toc242259323" w:history="1">
+      <w:hyperlink w:anchor="_Toc242429479" w:history="1">
         <w:r>
           <w:rPr>
             <w:rStyle w:val="Hyperlink"/>
@@ -1067,7 +1067,7 @@
             <w:noProof/>
             <w:webHidden/>
           </w:rPr>
-          <w:instrText xml:space="preserve"> PAGEREF _Toc242259323 \h </w:instrText>
+          <w:instrText xml:space="preserve"> PAGEREF _Toc242429479 \h </w:instrText>
         </w:r>
         <w:r>
           <w:rPr>
@@ -1087,7 +1087,7 @@
             <w:noProof/>
             <w:webHidden/>
           </w:rPr>
-          <w:t>14</w:t>
+          <w:t>15</w:t>
         </w:r>
         <w:r>
           <w:rPr>
@@ -1110,7 +1110,7 @@
           <w:sz w:val="24"/>
         </w:rPr>
       </w:pPr>
-      <w:hyperlink w:anchor="_Toc242259324" w:history="1">
+      <w:hyperlink w:anchor="_Toc242429480" w:history="1">
         <w:r>
           <w:rPr>
             <w:rStyle w:val="Hyperlink"/>
@@ -1137,7 +1137,7 @@
             <w:noProof/>
             <w:webHidden/>
           </w:rPr>
-          <w:instrText xml:space="preserve"> PAGEREF _Toc242259324 \h </w:instrText>
+          <w:instrText xml:space="preserve"> PAGEREF _Toc242429480 \h </w:instrText>
         </w:r>
         <w:r>
           <w:rPr>
@@ -1157,7 +1157,7 @@
             <w:noProof/>
             <w:webHidden/>
           </w:rPr>
-          <w:t>15</w:t>
+          <w:t>16</w:t>
         </w:r>
         <w:r>
           <w:rPr>
@@ -1180,7 +1180,7 @@
           <w:sz w:val="24"/>
         </w:rPr>
       </w:pPr>
-      <w:hyperlink w:anchor="_Toc242259325" w:history="1">
+      <w:hyperlink w:anchor="_Toc242429481" w:history="1">
         <w:r>
           <w:rPr>
             <w:rStyle w:val="Hyperlink"/>
@@ -1207,7 +1207,7 @@
             <w:noProof/>
             <w:webHidden/>
           </w:rPr>
-          <w:instrText xml:space="preserve"> PAGEREF _Toc242259325 \h </w:instrText>
+          <w:instrText xml:space="preserve"> PAGEREF _Toc242429481 \h </w:instrText>
         </w:r>
         <w:r>
           <w:rPr>
@@ -1227,7 +1227,7 @@
             <w:noProof/>
             <w:webHidden/>
           </w:rPr>
-          <w:t>16</w:t>
+          <w:t>17</w:t>
         </w:r>
         <w:r>
           <w:rPr>
@@ -1250,7 +1250,7 @@
           <w:sz w:val="24"/>
         </w:rPr>
       </w:pPr>
-      <w:hyperlink w:anchor="_Toc242259326" w:history="1">
+      <w:hyperlink w:anchor="_Toc242429482" w:history="1">
         <w:r>
           <w:rPr>
             <w:rStyle w:val="Hyperlink"/>
@@ -1277,7 +1277,7 @@
             <w:noProof/>
             <w:webHidden/>
           </w:rPr>
-          <w:instrText xml:space="preserve"> PAGEREF _Toc242259326 \h </w:instrText>
+          <w:instrText xml:space="preserve"> PAGEREF _Toc242429482 \h </w:instrText>
         </w:r>
         <w:r>
           <w:rPr>
@@ -1297,7 +1297,7 @@
             <w:noProof/>
             <w:webHidden/>
           </w:rPr>
-          <w:t>16</w:t>
+          <w:t>17</w:t>
         </w:r>
         <w:r>
           <w:rPr>
@@ -1320,7 +1320,7 @@
           <w:sz w:val="24"/>
         </w:rPr>
       </w:pPr>
-      <w:hyperlink w:anchor="_Toc242259327" w:history="1">
+      <w:hyperlink w:anchor="_Toc242429483" w:history="1">
         <w:r>
           <w:rPr>
             <w:rStyle w:val="Hyperlink"/>
@@ -1347,7 +1347,7 @@
             <w:noProof/>
             <w:webHidden/>
           </w:rPr>
-          <w:instrText xml:space="preserve"> PAGEREF _Toc242259327 \h </w:instrText>
+          <w:instrText xml:space="preserve"> PAGEREF _Toc242429483 \h </w:instrText>
         </w:r>
         <w:r>
           <w:rPr>
@@ -1367,7 +1367,7 @@
             <w:noProof/>
             <w:webHidden/>
           </w:rPr>
-          <w:t>17</w:t>
+          <w:t>18</w:t>
         </w:r>
         <w:r>
           <w:rPr>
@@ -1390,7 +1390,7 @@
           <w:sz w:val="24"/>
         </w:rPr>
       </w:pPr>
-      <w:hyperlink w:anchor="_Toc242259328" w:history="1">
+      <w:hyperlink w:anchor="_Toc242429484" w:history="1">
         <w:r>
           <w:rPr>
             <w:rStyle w:val="Hyperlink"/>
@@ -1417,7 +1417,7 @@
             <w:noProof/>
             <w:webHidden/>
           </w:rPr>
-          <w:instrText xml:space="preserve"> PAGEREF _Toc242259328 \h </w:instrText>
+          <w:instrText xml:space="preserve"> PAGEREF _Toc242429484 \h </w:instrText>
         </w:r>
         <w:r>
           <w:rPr>
@@ -1437,7 +1437,7 @@
             <w:noProof/>
             <w:webHidden/>
           </w:rPr>
-          <w:t>18</w:t>
+          <w:t>19</w:t>
         </w:r>
         <w:r>
           <w:rPr>
@@ -1460,7 +1460,7 @@
           <w:sz w:val="24"/>
         </w:rPr>
       </w:pPr>
-      <w:hyperlink w:anchor="_Toc242259329" w:history="1">
+      <w:hyperlink w:anchor="_Toc242429485" w:history="1">
         <w:r>
           <w:rPr>
             <w:rStyle w:val="Hyperlink"/>
@@ -1487,7 +1487,7 @@
             <w:noProof/>
             <w:webHidden/>
           </w:rPr>
-          <w:instrText xml:space="preserve"> PAGEREF _Toc242259329 \h </w:instrText>
+          <w:instrText xml:space="preserve"> PAGEREF _Toc242429485 \h </w:instrText>
         </w:r>
         <w:r>
           <w:rPr>
@@ -1507,7 +1507,7 @@
             <w:noProof/>
             <w:webHidden/>
           </w:rPr>
-          <w:t>19</w:t>
+          <w:t>20</w:t>
         </w:r>
         <w:r>
           <w:rPr>
@@ -1530,7 +1530,7 @@
           <w:sz w:val="24"/>
         </w:rPr>
       </w:pPr>
-      <w:hyperlink w:anchor="_Toc242259330" w:history="1">
+      <w:hyperlink w:anchor="_Toc242429486" w:history="1">
         <w:r>
           <w:rPr>
             <w:rStyle w:val="Hyperlink"/>
@@ -1557,7 +1557,7 @@
             <w:noProof/>
             <w:webHidden/>
           </w:rPr>
-          <w:instrText xml:space="preserve"> PAGEREF _Toc242259330 \h </w:instrText>
+          <w:instrText xml:space="preserve"> PAGEREF _Toc242429486 \h </w:instrText>
         </w:r>
         <w:r>
           <w:rPr>
@@ -1577,7 +1577,7 @@
             <w:noProof/>
             <w:webHidden/>
           </w:rPr>
-          <w:t>19</w:t>
+          <w:t>20</w:t>
         </w:r>
         <w:r>
           <w:rPr>
@@ -1600,7 +1600,7 @@
           <w:sz w:val="24"/>
         </w:rPr>
       </w:pPr>
-      <w:hyperlink w:anchor="_Toc242259331" w:history="1">
+      <w:hyperlink w:anchor="_Toc242429487" w:history="1">
         <w:r>
           <w:rPr>
             <w:rStyle w:val="Hyperlink"/>
@@ -1627,7 +1627,7 @@
             <w:noProof/>
             <w:webHidden/>
           </w:rPr>
-          <w:instrText xml:space="preserve"> PAGEREF _Toc242259331 \h </w:instrText>
+          <w:instrText xml:space="preserve"> PAGEREF _Toc242429487 \h </w:instrText>
         </w:r>
         <w:r>
           <w:rPr>
@@ -1647,7 +1647,7 @@
             <w:noProof/>
             <w:webHidden/>
           </w:rPr>
-          <w:t>20</w:t>
+          <w:t>21</w:t>
         </w:r>
         <w:r>
           <w:rPr>
@@ -1670,7 +1670,7 @@
           <w:sz w:val="24"/>
         </w:rPr>
       </w:pPr>
-      <w:hyperlink w:anchor="_Toc242259332" w:history="1">
+      <w:hyperlink w:anchor="_Toc242429488" w:history="1">
         <w:r>
           <w:rPr>
             <w:rStyle w:val="Hyperlink"/>
@@ -1697,7 +1697,7 @@
             <w:noProof/>
             <w:webHidden/>
           </w:rPr>
-          <w:instrText xml:space="preserve"> PAGEREF _Toc242259332 \h </w:instrText>
+          <w:instrText xml:space="preserve"> PAGEREF _Toc242429488 \h </w:instrText>
         </w:r>
         <w:r>
           <w:rPr>
@@ -1717,7 +1717,7 @@
             <w:noProof/>
             <w:webHidden/>
           </w:rPr>
-          <w:t>21</w:t>
+          <w:t>22</w:t>
         </w:r>
         <w:r>
           <w:rPr>
@@ -1740,7 +1740,7 @@
           <w:sz w:val="24"/>
         </w:rPr>
       </w:pPr>
-      <w:hyperlink w:anchor="_Toc242259333" w:history="1">
+      <w:hyperlink w:anchor="_Toc242429489" w:history="1">
         <w:r>
           <w:rPr>
             <w:rStyle w:val="Hyperlink"/>
@@ -1767,7 +1767,7 @@
             <w:noProof/>
             <w:webHidden/>
           </w:rPr>
-          <w:instrText xml:space="preserve"> PAGEREF _Toc242259333 \h </w:instrText>
+          <w:instrText xml:space="preserve"> PAGEREF _Toc242429489 \h </w:instrText>
         </w:r>
         <w:r>
           <w:rPr>
@@ -1787,7 +1787,7 @@
             <w:noProof/>
             <w:webHidden/>
           </w:rPr>
-          <w:t>22</w:t>
+          <w:t>23</w:t>
         </w:r>
         <w:r>
           <w:rPr>
@@ -1810,7 +1810,7 @@
           <w:sz w:val="24"/>
         </w:rPr>
       </w:pPr>
-      <w:hyperlink w:anchor="_Toc242259334" w:history="1">
+      <w:hyperlink w:anchor="_Toc242429490" w:history="1">
         <w:r>
           <w:rPr>
             <w:rStyle w:val="Hyperlink"/>
@@ -1837,7 +1837,7 @@
             <w:noProof/>
             <w:webHidden/>
           </w:rPr>
-          <w:instrText xml:space="preserve"> PAGEREF _Toc242259334 \h </w:instrText>
+          <w:instrText xml:space="preserve"> PAGEREF _Toc242429490 \h </w:instrText>
         </w:r>
         <w:r>
           <w:rPr>
@@ -1857,7 +1857,7 @@
             <w:noProof/>
             <w:webHidden/>
           </w:rPr>
-          <w:t>23</w:t>
+          <w:t>24</w:t>
         </w:r>
         <w:r>
           <w:rPr>
@@ -1880,7 +1880,7 @@
           <w:sz w:val="24"/>
         </w:rPr>
       </w:pPr>
-      <w:hyperlink w:anchor="_Toc242259335" w:history="1">
+      <w:hyperlink w:anchor="_Toc242429491" w:history="1">
         <w:r>
           <w:rPr>
             <w:rStyle w:val="Hyperlink"/>
@@ -1907,7 +1907,7 @@
             <w:noProof/>
             <w:webHidden/>
           </w:rPr>
-          <w:instrText xml:space="preserve"> PAGEREF _Toc242259335 \h </w:instrText>
+          <w:instrText xml:space="preserve"> PAGEREF _Toc242429491 \h </w:instrText>
         </w:r>
         <w:r>
           <w:rPr>
@@ -1927,7 +1927,7 @@
             <w:noProof/>
             <w:webHidden/>
           </w:rPr>
-          <w:t>24</w:t>
+          <w:t>25</w:t>
         </w:r>
         <w:r>
           <w:rPr>
@@ -1950,7 +1950,7 @@
           <w:sz w:val="24"/>
         </w:rPr>
       </w:pPr>
-      <w:hyperlink w:anchor="_Toc242259336" w:history="1">
+      <w:hyperlink w:anchor="_Toc242429492" w:history="1">
         <w:r>
           <w:rPr>
             <w:rStyle w:val="Hyperlink"/>
@@ -1977,7 +1977,7 @@
             <w:noProof/>
             <w:webHidden/>
           </w:rPr>
-          <w:instrText xml:space="preserve"> PAGEREF _Toc242259336 \h </w:instrText>
+          <w:instrText xml:space="preserve"> PAGEREF _Toc242429492 \h </w:instrText>
         </w:r>
         <w:r>
           <w:rPr>
@@ -1997,7 +1997,7 @@
             <w:noProof/>
             <w:webHidden/>
           </w:rPr>
-          <w:t>25</w:t>
+          <w:t>26</w:t>
         </w:r>
         <w:r>
           <w:rPr>
@@ -2020,7 +2020,7 @@
           <w:sz w:val="24"/>
         </w:rPr>
       </w:pPr>
-      <w:hyperlink w:anchor="_Toc242259337" w:history="1">
+      <w:hyperlink w:anchor="_Toc242429493" w:history="1">
         <w:r>
           <w:rPr>
             <w:rStyle w:val="Hyperlink"/>
@@ -2047,7 +2047,7 @@
             <w:noProof/>
             <w:webHidden/>
           </w:rPr>
-          <w:instrText xml:space="preserve"> PAGEREF _Toc242259337 \h </w:instrText>
+          <w:instrText xml:space="preserve"> PAGEREF _Toc242429493 \h </w:instrText>
         </w:r>
         <w:r>
           <w:rPr>
@@ -2067,7 +2067,7 @@
             <w:noProof/>
             <w:webHidden/>
           </w:rPr>
-          <w:t>26</w:t>
+          <w:t>27</w:t>
         </w:r>
         <w:r>
           <w:rPr>
@@ -2090,7 +2090,7 @@
           <w:sz w:val="24"/>
         </w:rPr>
       </w:pPr>
-      <w:hyperlink w:anchor="_Toc242259338" w:history="1">
+      <w:hyperlink w:anchor="_Toc242429494" w:history="1">
         <w:r>
           <w:rPr>
             <w:rStyle w:val="Hyperlink"/>
@@ -2117,7 +2117,7 @@
             <w:noProof/>
             <w:webHidden/>
           </w:rPr>
-          <w:instrText xml:space="preserve"> PAGEREF _Toc242259338 \h </w:instrText>
+          <w:instrText xml:space="preserve"> PAGEREF _Toc242429494 \h </w:instrText>
         </w:r>
         <w:r>
           <w:rPr>
@@ -2137,7 +2137,7 @@
             <w:noProof/>
             <w:webHidden/>
           </w:rPr>
-          <w:t>27</w:t>
+          <w:t>28</w:t>
         </w:r>
         <w:r>
           <w:rPr>
@@ -2160,7 +2160,7 @@
           <w:sz w:val="24"/>
         </w:rPr>
       </w:pPr>
-      <w:hyperlink w:anchor="_Toc242259339" w:history="1">
+      <w:hyperlink w:anchor="_Toc242429495" w:history="1">
         <w:r>
           <w:rPr>
             <w:rStyle w:val="Hyperlink"/>
@@ -2187,7 +2187,7 @@
             <w:noProof/>
             <w:webHidden/>
           </w:rPr>
-          <w:instrText xml:space="preserve"> PAGEREF _Toc242259339 \h </w:instrText>
+          <w:instrText xml:space="preserve"> PAGEREF _Toc242429495 \h </w:instrText>
         </w:r>
         <w:r>
           <w:rPr>
@@ -2207,7 +2207,7 @@
             <w:noProof/>
             <w:webHidden/>
           </w:rPr>
-          <w:t>28</w:t>
+          <w:t>29</w:t>
         </w:r>
         <w:r>
           <w:rPr>
@@ -2231,7 +2231,7 @@
           <w:sz w:val="24"/>
         </w:rPr>
       </w:pPr>
-      <w:hyperlink w:anchor="_Toc242259340" w:history="1">
+      <w:hyperlink w:anchor="_Toc242429496" w:history="1">
         <w:r>
           <w:rPr>
             <w:rStyle w:val="Hyperlink"/>
@@ -2258,7 +2258,7 @@
             <w:noProof/>
             <w:webHidden/>
           </w:rPr>
-          <w:instrText xml:space="preserve"> PAGEREF _Toc242259340 \h </w:instrText>
+          <w:instrText xml:space="preserve"> PAGEREF _Toc242429496 \h </w:instrText>
         </w:r>
         <w:r>
           <w:rPr>
@@ -2278,7 +2278,7 @@
             <w:noProof/>
             <w:webHidden/>
           </w:rPr>
-          <w:t>30</w:t>
+          <w:t>31</w:t>
         </w:r>
         <w:r>
           <w:rPr>
@@ -2301,7 +2301,7 @@
           <w:sz w:val="24"/>
         </w:rPr>
       </w:pPr>
-      <w:hyperlink w:anchor="_Toc242259341" w:history="1">
+      <w:hyperlink w:anchor="_Toc242429497" w:history="1">
         <w:r>
           <w:rPr>
             <w:rStyle w:val="Hyperlink"/>
@@ -2328,7 +2328,7 @@
             <w:noProof/>
             <w:webHidden/>
           </w:rPr>
-          <w:instrText xml:space="preserve"> PAGEREF _Toc242259341 \h </w:instrText>
+          <w:instrText xml:space="preserve"> PAGEREF _Toc242429497 \h </w:instrText>
         </w:r>
         <w:r>
           <w:rPr>
@@ -2348,7 +2348,7 @@
             <w:noProof/>
             <w:webHidden/>
           </w:rPr>
-          <w:t>30</w:t>
+          <w:t>31</w:t>
         </w:r>
         <w:r>
           <w:rPr>
@@ -2371,7 +2371,7 @@
           <w:sz w:val="24"/>
         </w:rPr>
       </w:pPr>
-      <w:hyperlink w:anchor="_Toc242259342" w:history="1">
+      <w:hyperlink w:anchor="_Toc242429498" w:history="1">
         <w:r>
           <w:rPr>
             <w:rStyle w:val="Hyperlink"/>
@@ -2398,7 +2398,7 @@
             <w:noProof/>
             <w:webHidden/>
           </w:rPr>
-          <w:instrText xml:space="preserve"> PAGEREF _Toc242259342 \h </w:instrText>
+          <w:instrText xml:space="preserve"> PAGEREF _Toc242429498 \h </w:instrText>
         </w:r>
         <w:r>
           <w:rPr>
@@ -2418,7 +2418,7 @@
             <w:noProof/>
             <w:webHidden/>
           </w:rPr>
-          <w:t>32</w:t>
+          <w:t>33</w:t>
         </w:r>
         <w:r>
           <w:rPr>
@@ -2441,7 +2441,7 @@
           <w:sz w:val="24"/>
         </w:rPr>
       </w:pPr>
-      <w:hyperlink w:anchor="_Toc242259343" w:history="1">
+      <w:hyperlink w:anchor="_Toc242429499" w:history="1">
         <w:r>
           <w:rPr>
             <w:rStyle w:val="Hyperlink"/>
@@ -2468,7 +2468,7 @@
             <w:noProof/>
             <w:webHidden/>
           </w:rPr>
-          <w:instrText xml:space="preserve"> PAGEREF _Toc242259343 \h </w:instrText>
+          <w:instrText xml:space="preserve"> PAGEREF _Toc242429499 \h </w:instrText>
         </w:r>
         <w:r>
           <w:rPr>
@@ -2488,7 +2488,7 @@
             <w:noProof/>
             <w:webHidden/>
           </w:rPr>
-          <w:t>33</w:t>
+          <w:t>34</w:t>
         </w:r>
         <w:r>
           <w:rPr>
@@ -2511,7 +2511,7 @@
           <w:sz w:val="24"/>
         </w:rPr>
       </w:pPr>
-      <w:hyperlink w:anchor="_Toc242259344" w:history="1">
+      <w:hyperlink w:anchor="_Toc242429500" w:history="1">
         <w:r>
           <w:rPr>
             <w:rStyle w:val="Hyperlink"/>
@@ -2538,7 +2538,7 @@
             <w:noProof/>
             <w:webHidden/>
           </w:rPr>
-          <w:instrText xml:space="preserve"> PAGEREF _Toc242259344 \h </w:instrText>
+          <w:instrText xml:space="preserve"> PAGEREF _Toc242429500 \h </w:instrText>
         </w:r>
         <w:r>
           <w:rPr>
@@ -2558,7 +2558,7 @@
             <w:noProof/>
             <w:webHidden/>
           </w:rPr>
-          <w:t>34</w:t>
+          <w:t>35</w:t>
         </w:r>
         <w:r>
           <w:rPr>
@@ -2581,7 +2581,7 @@
           <w:sz w:val="24"/>
         </w:rPr>
       </w:pPr>
-      <w:hyperlink w:anchor="_Toc242259345" w:history="1">
+      <w:hyperlink w:anchor="_Toc242429501" w:history="1">
         <w:r>
           <w:rPr>
             <w:rStyle w:val="Hyperlink"/>
@@ -2608,7 +2608,7 @@
             <w:noProof/>
             <w:webHidden/>
           </w:rPr>
-          <w:instrText xml:space="preserve"> PAGEREF _Toc242259345 \h </w:instrText>
+          <w:instrText xml:space="preserve"> PAGEREF _Toc242429501 \h </w:instrText>
         </w:r>
         <w:r>
           <w:rPr>
@@ -2628,7 +2628,7 @@
             <w:noProof/>
             <w:webHidden/>
           </w:rPr>
-          <w:t>35</w:t>
+          <w:t>36</w:t>
         </w:r>
         <w:r>
           <w:rPr>
@@ -2651,7 +2651,7 @@
           <w:sz w:val="24"/>
         </w:rPr>
       </w:pPr>
-      <w:hyperlink w:anchor="_Toc242259346" w:history="1">
+      <w:hyperlink w:anchor="_Toc242429502" w:history="1">
         <w:r>
           <w:rPr>
             <w:rStyle w:val="Hyperlink"/>
@@ -2678,7 +2678,7 @@
             <w:noProof/>
             <w:webHidden/>
           </w:rPr>
-          <w:instrText xml:space="preserve"> PAGEREF _Toc242259346 \h </w:instrText>
+          <w:instrText xml:space="preserve"> PAGEREF _Toc242429502 \h </w:instrText>
         </w:r>
         <w:r>
           <w:rPr>
@@ -2698,7 +2698,7 @@
             <w:noProof/>
             <w:webHidden/>
           </w:rPr>
-          <w:t>36</w:t>
+          <w:t>37</w:t>
         </w:r>
         <w:r>
           <w:rPr>
@@ -2721,7 +2721,7 @@
           <w:sz w:val="24"/>
         </w:rPr>
       </w:pPr>
-      <w:hyperlink w:anchor="_Toc242259347" w:history="1">
+      <w:hyperlink w:anchor="_Toc242429503" w:history="1">
         <w:r>
           <w:rPr>
             <w:rStyle w:val="Hyperlink"/>
@@ -2748,7 +2748,7 @@
             <w:noProof/>
             <w:webHidden/>
           </w:rPr>
-          <w:instrText xml:space="preserve"> PAGEREF _Toc242259347 \h </w:instrText>
+          <w:instrText xml:space="preserve"> PAGEREF _Toc242429503 \h </w:instrText>
         </w:r>
         <w:r>
           <w:rPr>
@@ -2768,7 +2768,7 @@
             <w:noProof/>
             <w:webHidden/>
           </w:rPr>
-          <w:t>37</w:t>
+          <w:t>38</w:t>
         </w:r>
         <w:r>
           <w:rPr>
@@ -2791,7 +2791,7 @@
           <w:sz w:val="24"/>
         </w:rPr>
       </w:pPr>
-      <w:hyperlink w:anchor="_Toc242259348" w:history="1">
+      <w:hyperlink w:anchor="_Toc242429504" w:history="1">
         <w:r>
           <w:rPr>
             <w:rStyle w:val="Hyperlink"/>
@@ -2818,7 +2818,7 @@
             <w:noProof/>
             <w:webHidden/>
           </w:rPr>
-          <w:instrText xml:space="preserve"> PAGEREF _Toc242259348 \h </w:instrText>
+          <w:instrText xml:space="preserve"> PAGEREF _Toc242429504 \h </w:instrText>
         </w:r>
         <w:r>
           <w:rPr>
@@ -2838,7 +2838,7 @@
             <w:noProof/>
             <w:webHidden/>
           </w:rPr>
-          <w:t>38</w:t>
+          <w:t>39</w:t>
         </w:r>
         <w:r>
           <w:rPr>
@@ -2861,7 +2861,7 @@
           <w:sz w:val="24"/>
         </w:rPr>
       </w:pPr>
-      <w:hyperlink w:anchor="_Toc242259349" w:history="1">
+      <w:hyperlink w:anchor="_Toc242429505" w:history="1">
         <w:r>
           <w:rPr>
             <w:rStyle w:val="Hyperlink"/>
@@ -2888,7 +2888,7 @@
             <w:noProof/>
             <w:webHidden/>
           </w:rPr>
-          <w:instrText xml:space="preserve"> PAGEREF _Toc242259349 \h </w:instrText>
+          <w:instrText xml:space="preserve"> PAGEREF _Toc242429505 \h </w:instrText>
         </w:r>
         <w:r>
           <w:rPr>
@@ -2908,7 +2908,7 @@
             <w:noProof/>
             <w:webHidden/>
           </w:rPr>
-          <w:t>39</w:t>
+          <w:t>40</w:t>
         </w:r>
         <w:r>
           <w:rPr>
@@ -2931,7 +2931,7 @@
           <w:sz w:val="24"/>
         </w:rPr>
       </w:pPr>
-      <w:hyperlink w:anchor="_Toc242259350" w:history="1">
+      <w:hyperlink w:anchor="_Toc242429506" w:history="1">
         <w:r>
           <w:rPr>
             <w:rStyle w:val="Hyperlink"/>
@@ -2958,7 +2958,7 @@
             <w:noProof/>
             <w:webHidden/>
           </w:rPr>
-          <w:instrText xml:space="preserve"> PAGEREF _Toc242259350 \h </w:instrText>
+          <w:instrText xml:space="preserve"> PAGEREF _Toc242429506 \h </w:instrText>
         </w:r>
         <w:r>
           <w:rPr>
@@ -2978,7 +2978,7 @@
             <w:noProof/>
             <w:webHidden/>
           </w:rPr>
-          <w:t>39</w:t>
+          <w:t>40</w:t>
         </w:r>
         <w:r>
           <w:rPr>
@@ -3001,7 +3001,7 @@
           <w:sz w:val="24"/>
         </w:rPr>
       </w:pPr>
-      <w:hyperlink w:anchor="_Toc242259351" w:history="1">
+      <w:hyperlink w:anchor="_Toc242429507" w:history="1">
         <w:r>
           <w:rPr>
             <w:rStyle w:val="Hyperlink"/>
@@ -3028,7 +3028,7 @@
             <w:noProof/>
             <w:webHidden/>
           </w:rPr>
-          <w:instrText xml:space="preserve"> PAGEREF _Toc242259351 \h </w:instrText>
+          <w:instrText xml:space="preserve"> PAGEREF _Toc242429507 \h </w:instrText>
         </w:r>
         <w:r>
           <w:rPr>
@@ -3048,7 +3048,7 @@
             <w:noProof/>
             <w:webHidden/>
           </w:rPr>
-          <w:t>40</w:t>
+          <w:t>41</w:t>
         </w:r>
         <w:r>
           <w:rPr>
@@ -3071,7 +3071,7 @@
           <w:sz w:val="24"/>
         </w:rPr>
       </w:pPr>
-      <w:hyperlink w:anchor="_Toc242259352" w:history="1">
+      <w:hyperlink w:anchor="_Toc242429508" w:history="1">
         <w:r>
           <w:rPr>
             <w:rStyle w:val="Hyperlink"/>
@@ -3098,7 +3098,7 @@
             <w:noProof/>
             <w:webHidden/>
           </w:rPr>
-          <w:instrText xml:space="preserve"> PAGEREF _Toc242259352 \h </w:instrText>
+          <w:instrText xml:space="preserve"> PAGEREF _Toc242429508 \h </w:instrText>
         </w:r>
         <w:r>
           <w:rPr>
@@ -3118,7 +3118,7 @@
             <w:noProof/>
             <w:webHidden/>
           </w:rPr>
-          <w:t>41</w:t>
+          <w:t>42</w:t>
         </w:r>
         <w:r>
           <w:rPr>
@@ -3141,7 +3141,7 @@
           <w:sz w:val="24"/>
         </w:rPr>
       </w:pPr>
-      <w:hyperlink w:anchor="_Toc242259353" w:history="1">
+      <w:hyperlink w:anchor="_Toc242429509" w:history="1">
         <w:r>
           <w:rPr>
             <w:rStyle w:val="Hyperlink"/>
@@ -3168,7 +3168,7 @@
             <w:noProof/>
             <w:webHidden/>
           </w:rPr>
-          <w:instrText xml:space="preserve"> PAGEREF _Toc242259353 \h </w:instrText>
+          <w:instrText xml:space="preserve"> PAGEREF _Toc242429509 \h </w:instrText>
         </w:r>
         <w:r>
           <w:rPr>
@@ -3188,7 +3188,7 @@
             <w:noProof/>
             <w:webHidden/>
           </w:rPr>
-          <w:t>41</w:t>
+          <w:t>42</w:t>
         </w:r>
         <w:r>
           <w:rPr>
@@ -3211,7 +3211,7 @@
           <w:sz w:val="24"/>
         </w:rPr>
       </w:pPr>
-      <w:hyperlink w:anchor="_Toc242259354" w:history="1">
+      <w:hyperlink w:anchor="_Toc242429510" w:history="1">
         <w:r>
           <w:rPr>
             <w:rStyle w:val="Hyperlink"/>
@@ -3238,7 +3238,7 @@
             <w:noProof/>
             <w:webHidden/>
           </w:rPr>
-          <w:instrText xml:space="preserve"> PAGEREF _Toc242259354 \h </w:instrText>
+          <w:instrText xml:space="preserve"> PAGEREF _Toc242429510 \h </w:instrText>
         </w:r>
         <w:r>
           <w:rPr>
@@ -3258,7 +3258,7 @@
             <w:noProof/>
             <w:webHidden/>
           </w:rPr>
-          <w:t>42</w:t>
+          <w:t>43</w:t>
         </w:r>
         <w:r>
           <w:rPr>
@@ -3281,7 +3281,7 @@
           <w:sz w:val="24"/>
         </w:rPr>
       </w:pPr>
-      <w:hyperlink w:anchor="_Toc242259355" w:history="1">
+      <w:hyperlink w:anchor="_Toc242429511" w:history="1">
         <w:r>
           <w:rPr>
             <w:rStyle w:val="Hyperlink"/>
@@ -3308,7 +3308,7 @@
             <w:noProof/>
             <w:webHidden/>
           </w:rPr>
-          <w:instrText xml:space="preserve"> PAGEREF _Toc242259355 \h </w:instrText>
+          <w:instrText xml:space="preserve"> PAGEREF _Toc242429511 \h </w:instrText>
         </w:r>
         <w:r>
           <w:rPr>
@@ -3328,7 +3328,7 @@
             <w:noProof/>
             <w:webHidden/>
           </w:rPr>
-          <w:t>43</w:t>
+          <w:t>44</w:t>
         </w:r>
         <w:r>
           <w:rPr>
@@ -3351,7 +3351,7 @@
           <w:sz w:val="24"/>
         </w:rPr>
       </w:pPr>
-      <w:hyperlink w:anchor="_Toc242259356" w:history="1">
+      <w:hyperlink w:anchor="_Toc242429512" w:history="1">
         <w:r>
           <w:rPr>
             <w:rStyle w:val="Hyperlink"/>
@@ -3378,7 +3378,7 @@
             <w:noProof/>
             <w:webHidden/>
           </w:rPr>
-          <w:instrText xml:space="preserve"> PAGEREF _Toc242259356 \h </w:instrText>
+          <w:instrText xml:space="preserve"> PAGEREF _Toc242429512 \h </w:instrText>
         </w:r>
         <w:r>
           <w:rPr>
@@ -3398,7 +3398,7 @@
             <w:noProof/>
             <w:webHidden/>
           </w:rPr>
-          <w:t>43</w:t>
+          <w:t>44</w:t>
         </w:r>
         <w:r>
           <w:rPr>
@@ -3421,7 +3421,7 @@
           <w:sz w:val="24"/>
         </w:rPr>
       </w:pPr>
-      <w:hyperlink w:anchor="_Toc242259357" w:history="1">
+      <w:hyperlink w:anchor="_Toc242429513" w:history="1">
         <w:r>
           <w:rPr>
             <w:rStyle w:val="Hyperlink"/>
@@ -3448,7 +3448,7 @@
             <w:noProof/>
             <w:webHidden/>
           </w:rPr>
-          <w:instrText xml:space="preserve"> PAGEREF _Toc242259357 \h </w:instrText>
+          <w:instrText xml:space="preserve"> PAGEREF _Toc242429513 \h </w:instrText>
         </w:r>
         <w:r>
           <w:rPr>
@@ -3468,7 +3468,7 @@
             <w:noProof/>
             <w:webHidden/>
           </w:rPr>
-          <w:t>44</w:t>
+          <w:t>45</w:t>
         </w:r>
         <w:r>
           <w:rPr>
@@ -3491,7 +3491,7 @@
           <w:sz w:val="24"/>
         </w:rPr>
       </w:pPr>
-      <w:hyperlink w:anchor="_Toc242259358" w:history="1">
+      <w:hyperlink w:anchor="_Toc242429514" w:history="1">
         <w:r>
           <w:rPr>
             <w:rStyle w:val="Hyperlink"/>
@@ -3518,7 +3518,7 @@
             <w:noProof/>
             <w:webHidden/>
           </w:rPr>
-          <w:instrText xml:space="preserve"> PAGEREF _Toc242259358 \h </w:instrText>
+          <w:instrText xml:space="preserve"> PAGEREF _Toc242429514 \h </w:instrText>
         </w:r>
         <w:r>
           <w:rPr>
@@ -3538,7 +3538,7 @@
             <w:noProof/>
             <w:webHidden/>
           </w:rPr>
-          <w:t>44</w:t>
+          <w:t>45</w:t>
         </w:r>
         <w:r>
           <w:rPr>
@@ -3561,7 +3561,7 @@
           <w:sz w:val="24"/>
         </w:rPr>
       </w:pPr>
-      <w:hyperlink w:anchor="_Toc242259359" w:history="1">
+      <w:hyperlink w:anchor="_Toc242429515" w:history="1">
         <w:r>
           <w:rPr>
             <w:rStyle w:val="Hyperlink"/>
@@ -3588,7 +3588,7 @@
             <w:noProof/>
             <w:webHidden/>
           </w:rPr>
-          <w:instrText xml:space="preserve"> PAGEREF _Toc242259359 \h </w:instrText>
+          <w:instrText xml:space="preserve"> PAGEREF _Toc242429515 \h </w:instrText>
         </w:r>
         <w:r>
           <w:rPr>
@@ -3608,7 +3608,7 @@
             <w:noProof/>
             <w:webHidden/>
           </w:rPr>
-          <w:t>45</w:t>
+          <w:t>46</w:t>
         </w:r>
         <w:r>
           <w:rPr>
@@ -3631,7 +3631,7 @@
           <w:sz w:val="24"/>
         </w:rPr>
       </w:pPr>
-      <w:hyperlink w:anchor="_Toc242259360" w:history="1">
+      <w:hyperlink w:anchor="_Toc242429516" w:history="1">
         <w:r>
           <w:rPr>
             <w:rStyle w:val="Hyperlink"/>
@@ -3658,7 +3658,7 @@
             <w:noProof/>
             <w:webHidden/>
           </w:rPr>
-          <w:instrText xml:space="preserve"> PAGEREF _Toc242259360 \h </w:instrText>
+          <w:instrText xml:space="preserve"> PAGEREF _Toc242429516 \h </w:instrText>
         </w:r>
         <w:r>
           <w:rPr>
@@ -3678,7 +3678,7 @@
             <w:noProof/>
             <w:webHidden/>
           </w:rPr>
-          <w:t>47</w:t>
+          <w:t>48</w:t>
         </w:r>
         <w:r>
           <w:rPr>
@@ -3701,7 +3701,7 @@
           <w:sz w:val="24"/>
         </w:rPr>
       </w:pPr>
-      <w:hyperlink w:anchor="_Toc242259361" w:history="1">
+      <w:hyperlink w:anchor="_Toc242429517" w:history="1">
         <w:r>
           <w:rPr>
             <w:rStyle w:val="Hyperlink"/>
@@ -3728,7 +3728,7 @@
             <w:noProof/>
             <w:webHidden/>
           </w:rPr>
-          <w:instrText xml:space="preserve"> PAGEREF _Toc242259361 \h </w:instrText>
+          <w:instrText xml:space="preserve"> PAGEREF _Toc242429517 \h </w:instrText>
         </w:r>
         <w:r>
           <w:rPr>
@@ -3748,7 +3748,7 @@
             <w:noProof/>
             <w:webHidden/>
           </w:rPr>
-          <w:t>47</w:t>
+          <w:t>48</w:t>
         </w:r>
         <w:r>
           <w:rPr>
@@ -3772,7 +3772,7 @@
           <w:sz w:val="24"/>
         </w:rPr>
       </w:pPr>
-      <w:hyperlink w:anchor="_Toc242259362" w:history="1">
+      <w:hyperlink w:anchor="_Toc242429518" w:history="1">
         <w:r>
           <w:rPr>
             <w:rStyle w:val="Hyperlink"/>
@@ -3799,7 +3799,7 @@
             <w:noProof/>
             <w:webHidden/>
           </w:rPr>
-          <w:instrText xml:space="preserve"> PAGEREF _Toc242259362 \h </w:instrText>
+          <w:instrText xml:space="preserve"> PAGEREF _Toc242429518 \h </w:instrText>
         </w:r>
         <w:r>
           <w:rPr>
@@ -3819,7 +3819,7 @@
             <w:noProof/>
             <w:webHidden/>
           </w:rPr>
-          <w:t>49</w:t>
+          <w:t>50</w:t>
         </w:r>
         <w:r>
           <w:rPr>
@@ -3842,7 +3842,7 @@
           <w:sz w:val="24"/>
         </w:rPr>
       </w:pPr>
-      <w:hyperlink w:anchor="_Toc242259363" w:history="1">
+      <w:hyperlink w:anchor="_Toc242429519" w:history="1">
         <w:r>
           <w:rPr>
             <w:rStyle w:val="Hyperlink"/>
@@ -3869,7 +3869,7 @@
             <w:noProof/>
             <w:webHidden/>
           </w:rPr>
-          <w:instrText xml:space="preserve"> PAGEREF _Toc242259363 \h </w:instrText>
+          <w:instrText xml:space="preserve"> PAGEREF _Toc242429519 \h </w:instrText>
         </w:r>
         <w:r>
           <w:rPr>
@@ -3889,7 +3889,7 @@
             <w:noProof/>
             <w:webHidden/>
           </w:rPr>
-          <w:t>49</w:t>
+          <w:t>50</w:t>
         </w:r>
         <w:r>
           <w:rPr>
@@ -3912,7 +3912,7 @@
           <w:sz w:val="24"/>
         </w:rPr>
       </w:pPr>
-      <w:hyperlink w:anchor="_Toc242259364" w:history="1">
+      <w:hyperlink w:anchor="_Toc242429520" w:history="1">
         <w:r>
           <w:rPr>
             <w:rStyle w:val="Hyperlink"/>
@@ -3939,7 +3939,7 @@
             <w:noProof/>
             <w:webHidden/>
           </w:rPr>
-          <w:instrText xml:space="preserve"> PAGEREF _Toc242259364 \h </w:instrText>
+          <w:instrText xml:space="preserve"> PAGEREF _Toc242429520 \h </w:instrText>
         </w:r>
         <w:r>
           <w:rPr>
@@ -3959,7 +3959,7 @@
             <w:noProof/>
             <w:webHidden/>
           </w:rPr>
-          <w:t>50</w:t>
+          <w:t>51</w:t>
         </w:r>
         <w:r>
           <w:rPr>
@@ -3982,7 +3982,7 @@
           <w:sz w:val="24"/>
         </w:rPr>
       </w:pPr>
-      <w:hyperlink w:anchor="_Toc242259365" w:history="1">
+      <w:hyperlink w:anchor="_Toc242429521" w:history="1">
         <w:r>
           <w:rPr>
             <w:rStyle w:val="Hyperlink"/>
@@ -4009,7 +4009,7 @@
             <w:noProof/>
             <w:webHidden/>
           </w:rPr>
-          <w:instrText xml:space="preserve"> PAGEREF _Toc242259365 \h </w:instrText>
+          <w:instrText xml:space="preserve"> PAGEREF _Toc242429521 \h </w:instrText>
         </w:r>
         <w:r>
           <w:rPr>
@@ -4029,7 +4029,7 @@
             <w:noProof/>
             <w:webHidden/>
           </w:rPr>
-          <w:t>51</w:t>
+          <w:t>52</w:t>
         </w:r>
         <w:r>
           <w:rPr>
@@ -4052,7 +4052,7 @@
           <w:sz w:val="24"/>
         </w:rPr>
       </w:pPr>
-      <w:hyperlink w:anchor="_Toc242259366" w:history="1">
+      <w:hyperlink w:anchor="_Toc242429522" w:history="1">
         <w:r>
           <w:rPr>
             <w:rStyle w:val="Hyperlink"/>
@@ -4079,7 +4079,7 @@
             <w:noProof/>
             <w:webHidden/>
           </w:rPr>
-          <w:instrText xml:space="preserve"> PAGEREF _Toc242259366 \h </w:instrText>
+          <w:instrText xml:space="preserve"> PAGEREF _Toc242429522 \h </w:instrText>
         </w:r>
         <w:r>
           <w:rPr>
@@ -4099,7 +4099,7 @@
             <w:noProof/>
             <w:webHidden/>
           </w:rPr>
-          <w:t>52</w:t>
+          <w:t>53</w:t>
         </w:r>
         <w:r>
           <w:rPr>
@@ -4122,7 +4122,7 @@
           <w:sz w:val="24"/>
         </w:rPr>
       </w:pPr>
-      <w:hyperlink w:anchor="_Toc242259367" w:history="1">
+      <w:hyperlink w:anchor="_Toc242429523" w:history="1">
         <w:r>
           <w:rPr>
             <w:rStyle w:val="Hyperlink"/>
@@ -4149,7 +4149,7 @@
             <w:noProof/>
             <w:webHidden/>
           </w:rPr>
-          <w:instrText xml:space="preserve"> PAGEREF _Toc242259367 \h </w:instrText>
+          <w:instrText xml:space="preserve"> PAGEREF _Toc242429523 \h </w:instrText>
         </w:r>
         <w:r>
           <w:rPr>
@@ -4169,7 +4169,7 @@
             <w:noProof/>
             <w:webHidden/>
           </w:rPr>
-          <w:t>53</w:t>
+          <w:t>54</w:t>
         </w:r>
         <w:r>
           <w:rPr>
@@ -4192,7 +4192,7 @@
           <w:sz w:val="24"/>
         </w:rPr>
       </w:pPr>
-      <w:hyperlink w:anchor="_Toc242259368" w:history="1">
+      <w:hyperlink w:anchor="_Toc242429524" w:history="1">
         <w:r>
           <w:rPr>
             <w:rStyle w:val="Hyperlink"/>
@@ -4219,7 +4219,7 @@
             <w:noProof/>
             <w:webHidden/>
           </w:rPr>
-          <w:instrText xml:space="preserve"> PAGEREF _Toc242259368 \h </w:instrText>
+          <w:instrText xml:space="preserve"> PAGEREF _Toc242429524 \h </w:instrText>
         </w:r>
         <w:r>
           <w:rPr>
@@ -4239,7 +4239,7 @@
             <w:noProof/>
             <w:webHidden/>
           </w:rPr>
-          <w:t>54</w:t>
+          <w:t>55</w:t>
         </w:r>
         <w:r>
           <w:rPr>
@@ -4262,7 +4262,7 @@
           <w:sz w:val="24"/>
         </w:rPr>
       </w:pPr>
-      <w:hyperlink w:anchor="_Toc242259369" w:history="1">
+      <w:hyperlink w:anchor="_Toc242429525" w:history="1">
         <w:r>
           <w:rPr>
             <w:rStyle w:val="Hyperlink"/>
@@ -4289,7 +4289,7 @@
             <w:noProof/>
             <w:webHidden/>
           </w:rPr>
-          <w:instrText xml:space="preserve"> PAGEREF _Toc242259369 \h </w:instrText>
+          <w:instrText xml:space="preserve"> PAGEREF _Toc242429525 \h </w:instrText>
         </w:r>
         <w:r>
           <w:rPr>
@@ -4309,7 +4309,7 @@
             <w:noProof/>
             <w:webHidden/>
           </w:rPr>
-          <w:t>55</w:t>
+          <w:t>56</w:t>
         </w:r>
         <w:r>
           <w:rPr>
@@ -4332,7 +4332,7 @@
           <w:sz w:val="24"/>
         </w:rPr>
       </w:pPr>
-      <w:hyperlink w:anchor="_Toc242259370" w:history="1">
+      <w:hyperlink w:anchor="_Toc242429526" w:history="1">
         <w:r>
           <w:rPr>
             <w:rStyle w:val="Hyperlink"/>
@@ -4359,7 +4359,7 @@
             <w:noProof/>
             <w:webHidden/>
           </w:rPr>
-          <w:instrText xml:space="preserve"> PAGEREF _Toc242259370 \h </w:instrText>
+          <w:instrText xml:space="preserve"> PAGEREF _Toc242429526 \h </w:instrText>
         </w:r>
         <w:r>
           <w:rPr>
@@ -4379,7 +4379,7 @@
             <w:noProof/>
             <w:webHidden/>
           </w:rPr>
-          <w:t>56</w:t>
+          <w:t>57</w:t>
         </w:r>
         <w:r>
           <w:rPr>
@@ -4402,7 +4402,7 @@
           <w:sz w:val="24"/>
         </w:rPr>
       </w:pPr>
-      <w:hyperlink w:anchor="_Toc242259371" w:history="1">
+      <w:hyperlink w:anchor="_Toc242429527" w:history="1">
         <w:r>
           <w:rPr>
             <w:rStyle w:val="Hyperlink"/>
@@ -4429,7 +4429,7 @@
             <w:noProof/>
             <w:webHidden/>
           </w:rPr>
-          <w:instrText xml:space="preserve"> PAGEREF _Toc242259371 \h </w:instrText>
+          <w:instrText xml:space="preserve"> PAGEREF _Toc242429527 \h </w:instrText>
         </w:r>
         <w:r>
           <w:rPr>
@@ -4449,7 +4449,7 @@
             <w:noProof/>
             <w:webHidden/>
           </w:rPr>
-          <w:t>56</w:t>
+          <w:t>57</w:t>
         </w:r>
         <w:r>
           <w:rPr>
@@ -4472,7 +4472,7 @@
           <w:sz w:val="24"/>
         </w:rPr>
       </w:pPr>
-      <w:hyperlink w:anchor="_Toc242259372" w:history="1">
+      <w:hyperlink w:anchor="_Toc242429528" w:history="1">
         <w:r>
           <w:rPr>
             <w:rStyle w:val="Hyperlink"/>
@@ -4499,7 +4499,7 @@
             <w:noProof/>
             <w:webHidden/>
           </w:rPr>
-          <w:instrText xml:space="preserve"> PAGEREF _Toc242259372 \h </w:instrText>
+          <w:instrText xml:space="preserve"> PAGEREF _Toc242429528 \h </w:instrText>
         </w:r>
         <w:r>
           <w:rPr>
@@ -4519,7 +4519,7 @@
             <w:noProof/>
             <w:webHidden/>
           </w:rPr>
-          <w:t>57</w:t>
+          <w:t>58</w:t>
         </w:r>
         <w:r>
           <w:rPr>
@@ -4542,7 +4542,7 @@
           <w:sz w:val="24"/>
         </w:rPr>
       </w:pPr>
-      <w:hyperlink w:anchor="_Toc242259373" w:history="1">
+      <w:hyperlink w:anchor="_Toc242429529" w:history="1">
         <w:r>
           <w:rPr>
             <w:rStyle w:val="Hyperlink"/>
@@ -4569,7 +4569,7 @@
             <w:noProof/>
             <w:webHidden/>
           </w:rPr>
-          <w:instrText xml:space="preserve"> PAGEREF _Toc242259373 \h </w:instrText>
+          <w:instrText xml:space="preserve"> PAGEREF _Toc242429529 \h </w:instrText>
         </w:r>
         <w:r>
           <w:rPr>
@@ -4589,7 +4589,7 @@
             <w:noProof/>
             <w:webHidden/>
           </w:rPr>
-          <w:t>58</w:t>
+          <w:t>59</w:t>
         </w:r>
         <w:r>
           <w:rPr>
@@ -4612,7 +4612,7 @@
           <w:sz w:val="24"/>
         </w:rPr>
       </w:pPr>
-      <w:hyperlink w:anchor="_Toc242259374" w:history="1">
+      <w:hyperlink w:anchor="_Toc242429530" w:history="1">
         <w:r>
           <w:rPr>
             <w:rStyle w:val="Hyperlink"/>
@@ -4639,7 +4639,7 @@
             <w:noProof/>
             <w:webHidden/>
           </w:rPr>
-          <w:instrText xml:space="preserve"> PAGEREF _Toc242259374 \h </w:instrText>
+          <w:instrText xml:space="preserve"> PAGEREF _Toc242429530 \h </w:instrText>
         </w:r>
         <w:r>
           <w:rPr>
@@ -4659,7 +4659,7 @@
             <w:noProof/>
             <w:webHidden/>
           </w:rPr>
-          <w:t>59</w:t>
+          <w:t>60</w:t>
         </w:r>
         <w:r>
           <w:rPr>
@@ -4682,7 +4682,7 @@
           <w:sz w:val="24"/>
         </w:rPr>
       </w:pPr>
-      <w:hyperlink w:anchor="_Toc242259375" w:history="1">
+      <w:hyperlink w:anchor="_Toc242429531" w:history="1">
         <w:r>
           <w:rPr>
             <w:rStyle w:val="Hyperlink"/>
@@ -4709,7 +4709,7 @@
             <w:noProof/>
             <w:webHidden/>
           </w:rPr>
-          <w:instrText xml:space="preserve"> PAGEREF _Toc242259375 \h </w:instrText>
+          <w:instrText xml:space="preserve"> PAGEREF _Toc242429531 \h </w:instrText>
         </w:r>
         <w:r>
           <w:rPr>
@@ -4729,7 +4729,7 @@
             <w:noProof/>
             <w:webHidden/>
           </w:rPr>
-          <w:t>59</w:t>
+          <w:t>60</w:t>
         </w:r>
         <w:r>
           <w:rPr>
@@ -4752,7 +4752,7 @@
           <w:sz w:val="24"/>
         </w:rPr>
       </w:pPr>
-      <w:hyperlink w:anchor="_Toc242259376" w:history="1">
+      <w:hyperlink w:anchor="_Toc242429532" w:history="1">
         <w:r>
           <w:rPr>
             <w:rStyle w:val="Hyperlink"/>
@@ -4779,7 +4779,7 @@
             <w:noProof/>
             <w:webHidden/>
           </w:rPr>
-          <w:instrText xml:space="preserve"> PAGEREF _Toc242259376 \h </w:instrText>
+          <w:instrText xml:space="preserve"> PAGEREF _Toc242429532 \h </w:instrText>
         </w:r>
         <w:r>
           <w:rPr>
@@ -4799,7 +4799,7 @@
             <w:noProof/>
             <w:webHidden/>
           </w:rPr>
-          <w:t>60</w:t>
+          <w:t>61</w:t>
         </w:r>
         <w:r>
           <w:rPr>
@@ -4822,7 +4822,7 @@
           <w:sz w:val="24"/>
         </w:rPr>
       </w:pPr>
-      <w:hyperlink w:anchor="_Toc242259377" w:history="1">
+      <w:hyperlink w:anchor="_Toc242429533" w:history="1">
         <w:r>
           <w:rPr>
             <w:rStyle w:val="Hyperlink"/>
@@ -4849,7 +4849,7 @@
             <w:noProof/>
             <w:webHidden/>
           </w:rPr>
-          <w:instrText xml:space="preserve"> PAGEREF _Toc242259377 \h </w:instrText>
+          <w:instrText xml:space="preserve"> PAGEREF _Toc242429533 \h </w:instrText>
         </w:r>
         <w:r>
           <w:rPr>
@@ -4869,7 +4869,7 @@
             <w:noProof/>
             <w:webHidden/>
           </w:rPr>
-          <w:t>61</w:t>
+          <w:t>62</w:t>
         </w:r>
         <w:r>
           <w:rPr>
@@ -4892,7 +4892,7 @@
           <w:sz w:val="24"/>
         </w:rPr>
       </w:pPr>
-      <w:hyperlink w:anchor="_Toc242259378" w:history="1">
+      <w:hyperlink w:anchor="_Toc242429534" w:history="1">
         <w:r>
           <w:rPr>
             <w:rStyle w:val="Hyperlink"/>
@@ -4919,7 +4919,7 @@
             <w:noProof/>
             <w:webHidden/>
           </w:rPr>
-          <w:instrText xml:space="preserve"> PAGEREF _Toc242259378 \h </w:instrText>
+          <w:instrText xml:space="preserve"> PAGEREF _Toc242429534 \h </w:instrText>
         </w:r>
         <w:r>
           <w:rPr>
@@ -4939,7 +4939,7 @@
             <w:noProof/>
             <w:webHidden/>
           </w:rPr>
-          <w:t>62</w:t>
+          <w:t>63</w:t>
         </w:r>
         <w:r>
           <w:rPr>
@@ -4962,7 +4962,7 @@
           <w:sz w:val="24"/>
         </w:rPr>
       </w:pPr>
-      <w:hyperlink w:anchor="_Toc242259379" w:history="1">
+      <w:hyperlink w:anchor="_Toc242429535" w:history="1">
         <w:r>
           <w:rPr>
             <w:rStyle w:val="Hyperlink"/>
@@ -4989,7 +4989,7 @@
             <w:noProof/>
             <w:webHidden/>
           </w:rPr>
-          <w:instrText xml:space="preserve"> PAGEREF _Toc242259379 \h </w:instrText>
+          <w:instrText xml:space="preserve"> PAGEREF _Toc242429535 \h </w:instrText>
         </w:r>
         <w:r>
           <w:rPr>
@@ -5009,7 +5009,7 @@
             <w:noProof/>
             <w:webHidden/>
           </w:rPr>
-          <w:t>62</w:t>
+          <w:t>63</w:t>
         </w:r>
         <w:r>
           <w:rPr>
@@ -5032,7 +5032,7 @@
           <w:sz w:val="24"/>
         </w:rPr>
       </w:pPr>
-      <w:hyperlink w:anchor="_Toc242259380" w:history="1">
+      <w:hyperlink w:anchor="_Toc242429536" w:history="1">
         <w:r>
           <w:rPr>
             <w:rStyle w:val="Hyperlink"/>
@@ -5059,7 +5059,7 @@
             <w:noProof/>
             <w:webHidden/>
           </w:rPr>
-          <w:instrText xml:space="preserve"> PAGEREF _Toc242259380 \h </w:instrText>
+          <w:instrText xml:space="preserve"> PAGEREF _Toc242429536 \h </w:instrText>
         </w:r>
         <w:r>
           <w:rPr>
@@ -5079,7 +5079,7 @@
             <w:noProof/>
             <w:webHidden/>
           </w:rPr>
-          <w:t>63</w:t>
+          <w:t>64</w:t>
         </w:r>
         <w:r>
           <w:rPr>
@@ -5102,7 +5102,7 @@
           <w:sz w:val="24"/>
         </w:rPr>
       </w:pPr>
-      <w:hyperlink w:anchor="_Toc242259381" w:history="1">
+      <w:hyperlink w:anchor="_Toc242429537" w:history="1">
         <w:r>
           <w:rPr>
             <w:rStyle w:val="Hyperlink"/>
@@ -5129,7 +5129,7 @@
             <w:noProof/>
             <w:webHidden/>
           </w:rPr>
-          <w:instrText xml:space="preserve"> PAGEREF _Toc242259381 \h </w:instrText>
+          <w:instrText xml:space="preserve"> PAGEREF _Toc242429537 \h </w:instrText>
         </w:r>
         <w:r>
           <w:rPr>
@@ -5149,7 +5149,7 @@
             <w:noProof/>
             <w:webHidden/>
           </w:rPr>
-          <w:t>64</w:t>
+          <w:t>65</w:t>
         </w:r>
         <w:r>
           <w:rPr>
@@ -5173,7 +5173,7 @@
           <w:sz w:val="24"/>
         </w:rPr>
       </w:pPr>
-      <w:hyperlink w:anchor="_Toc242259382" w:history="1">
+      <w:hyperlink w:anchor="_Toc242429538" w:history="1">
         <w:r>
           <w:rPr>
             <w:rStyle w:val="Hyperlink"/>
@@ -5200,7 +5200,7 @@
             <w:noProof/>
             <w:webHidden/>
           </w:rPr>
-          <w:instrText xml:space="preserve"> PAGEREF _Toc242259382 \h </w:instrText>
+          <w:instrText xml:space="preserve"> PAGEREF _Toc242429538 \h </w:instrText>
         </w:r>
         <w:r>
           <w:rPr>
@@ -5220,7 +5220,7 @@
             <w:noProof/>
             <w:webHidden/>
           </w:rPr>
-          <w:t>66</w:t>
+          <w:t>67</w:t>
         </w:r>
         <w:r>
           <w:rPr>
@@ -5243,7 +5243,7 @@
           <w:sz w:val="24"/>
         </w:rPr>
       </w:pPr>
-      <w:hyperlink w:anchor="_Toc242259383" w:history="1">
+      <w:hyperlink w:anchor="_Toc242429539" w:history="1">
         <w:r>
           <w:rPr>
             <w:rStyle w:val="Hyperlink"/>
@@ -5270,7 +5270,7 @@
             <w:noProof/>
             <w:webHidden/>
           </w:rPr>
-          <w:instrText xml:space="preserve"> PAGEREF _Toc242259383 \h </w:instrText>
+          <w:instrText xml:space="preserve"> PAGEREF _Toc242429539 \h </w:instrText>
         </w:r>
         <w:r>
           <w:rPr>
@@ -5290,7 +5290,7 @@
             <w:noProof/>
             <w:webHidden/>
           </w:rPr>
-          <w:t>66</w:t>
+          <w:t>67</w:t>
         </w:r>
         <w:r>
           <w:rPr>
@@ -5313,7 +5313,7 @@
           <w:sz w:val="24"/>
         </w:rPr>
       </w:pPr>
-      <w:hyperlink w:anchor="_Toc242259384" w:history="1">
+      <w:hyperlink w:anchor="_Toc242429540" w:history="1">
         <w:r>
           <w:rPr>
             <w:rStyle w:val="Hyperlink"/>
@@ -5340,7 +5340,7 @@
             <w:noProof/>
             <w:webHidden/>
           </w:rPr>
-          <w:instrText xml:space="preserve"> PAGEREF _Toc242259384 \h </w:instrText>
+          <w:instrText xml:space="preserve"> PAGEREF _Toc242429540 \h </w:instrText>
         </w:r>
         <w:r>
           <w:rPr>
@@ -5360,7 +5360,7 @@
             <w:noProof/>
             <w:webHidden/>
           </w:rPr>
-          <w:t>67</w:t>
+          <w:t>68</w:t>
         </w:r>
         <w:r>
           <w:rPr>
@@ -5383,7 +5383,7 @@
           <w:sz w:val="24"/>
         </w:rPr>
       </w:pPr>
-      <w:hyperlink w:anchor="_Toc242259385" w:history="1">
+      <w:hyperlink w:anchor="_Toc242429541" w:history="1">
         <w:r>
           <w:rPr>
             <w:rStyle w:val="Hyperlink"/>
@@ -5410,7 +5410,7 @@
             <w:noProof/>
             <w:webHidden/>
           </w:rPr>
-          <w:instrText xml:space="preserve"> PAGEREF _Toc242259385 \h </w:instrText>
+          <w:instrText xml:space="preserve"> PAGEREF _Toc242429541 \h </w:instrText>
         </w:r>
         <w:r>
           <w:rPr>
@@ -5430,7 +5430,7 @@
             <w:noProof/>
             <w:webHidden/>
           </w:rPr>
-          <w:t>69</w:t>
+          <w:t>70</w:t>
         </w:r>
         <w:r>
           <w:rPr>
@@ -5453,7 +5453,7 @@
           <w:sz w:val="24"/>
         </w:rPr>
       </w:pPr>
-      <w:hyperlink w:anchor="_Toc242259386" w:history="1">
+      <w:hyperlink w:anchor="_Toc242429542" w:history="1">
         <w:r>
           <w:rPr>
             <w:rStyle w:val="Hyperlink"/>
@@ -5480,7 +5480,7 @@
             <w:noProof/>
             <w:webHidden/>
           </w:rPr>
-          <w:instrText xml:space="preserve"> PAGEREF _Toc242259386 \h </w:instrText>
+          <w:instrText xml:space="preserve"> PAGEREF _Toc242429542 \h </w:instrText>
         </w:r>
         <w:r>
           <w:rPr>
@@ -5500,7 +5500,7 @@
             <w:noProof/>
             <w:webHidden/>
           </w:rPr>
-          <w:t>70</w:t>
+          <w:t>71</w:t>
         </w:r>
         <w:r>
           <w:rPr>
@@ -5523,7 +5523,7 @@
           <w:sz w:val="24"/>
         </w:rPr>
       </w:pPr>
-      <w:hyperlink w:anchor="_Toc242259387" w:history="1">
+      <w:hyperlink w:anchor="_Toc242429543" w:history="1">
         <w:r>
           <w:rPr>
             <w:rStyle w:val="Hyperlink"/>
@@ -5550,7 +5550,7 @@
             <w:noProof/>
             <w:webHidden/>
           </w:rPr>
-          <w:instrText xml:space="preserve"> PAGEREF _Toc242259387 \h </w:instrText>
+          <w:instrText xml:space="preserve"> PAGEREF _Toc242429543 \h </w:instrText>
         </w:r>
         <w:r>
           <w:rPr>
@@ -5570,7 +5570,7 @@
             <w:noProof/>
             <w:webHidden/>
           </w:rPr>
-          <w:t>70</w:t>
+          <w:t>71</w:t>
         </w:r>
         <w:r>
           <w:rPr>
@@ -5593,7 +5593,7 @@
           <w:sz w:val="24"/>
         </w:rPr>
       </w:pPr>
-      <w:hyperlink w:anchor="_Toc242259388" w:history="1">
+      <w:hyperlink w:anchor="_Toc242429544" w:history="1">
         <w:r>
           <w:rPr>
             <w:rStyle w:val="Hyperlink"/>
@@ -5620,7 +5620,7 @@
             <w:noProof/>
             <w:webHidden/>
           </w:rPr>
-          <w:instrText xml:space="preserve"> PAGEREF _Toc242259388 \h </w:instrText>
+          <w:instrText xml:space="preserve"> PAGEREF _Toc242429544 \h </w:instrText>
         </w:r>
         <w:r>
           <w:rPr>
@@ -5640,7 +5640,7 @@
             <w:noProof/>
             <w:webHidden/>
           </w:rPr>
-          <w:t>71</w:t>
+          <w:t>72</w:t>
         </w:r>
         <w:r>
           <w:rPr>
@@ -5663,7 +5663,7 @@
           <w:sz w:val="24"/>
         </w:rPr>
       </w:pPr>
-      <w:hyperlink w:anchor="_Toc242259389" w:history="1">
+      <w:hyperlink w:anchor="_Toc242429545" w:history="1">
         <w:r>
           <w:rPr>
             <w:rStyle w:val="Hyperlink"/>
@@ -5690,7 +5690,7 @@
             <w:noProof/>
             <w:webHidden/>
           </w:rPr>
-          <w:instrText xml:space="preserve"> PAGEREF _Toc242259389 \h </w:instrText>
+          <w:instrText xml:space="preserve"> PAGEREF _Toc242429545 \h </w:instrText>
         </w:r>
         <w:r>
           <w:rPr>
@@ -5710,7 +5710,7 @@
             <w:noProof/>
             <w:webHidden/>
           </w:rPr>
-          <w:t>72</w:t>
+          <w:t>73</w:t>
         </w:r>
         <w:r>
           <w:rPr>
@@ -5733,7 +5733,7 @@
           <w:sz w:val="24"/>
         </w:rPr>
       </w:pPr>
-      <w:hyperlink w:anchor="_Toc242259390" w:history="1">
+      <w:hyperlink w:anchor="_Toc242429546" w:history="1">
         <w:r>
           <w:rPr>
             <w:rStyle w:val="Hyperlink"/>
@@ -5760,7 +5760,7 @@
             <w:noProof/>
             <w:webHidden/>
           </w:rPr>
-          <w:instrText xml:space="preserve"> PAGEREF _Toc242259390 \h </w:instrText>
+          <w:instrText xml:space="preserve"> PAGEREF _Toc242429546 \h </w:instrText>
         </w:r>
         <w:r>
           <w:rPr>
@@ -5780,7 +5780,7 @@
             <w:noProof/>
             <w:webHidden/>
           </w:rPr>
-          <w:t>72</w:t>
+          <w:t>73</w:t>
         </w:r>
         <w:r>
           <w:rPr>
@@ -5803,7 +5803,7 @@
           <w:sz w:val="24"/>
         </w:rPr>
       </w:pPr>
-      <w:hyperlink w:anchor="_Toc242259391" w:history="1">
+      <w:hyperlink w:anchor="_Toc242429547" w:history="1">
         <w:r>
           <w:rPr>
             <w:rStyle w:val="Hyperlink"/>
@@ -5830,7 +5830,7 @@
             <w:noProof/>
             <w:webHidden/>
           </w:rPr>
-          <w:instrText xml:space="preserve"> PAGEREF _Toc242259391 \h </w:instrText>
+          <w:instrText xml:space="preserve"> PAGEREF _Toc242429547 \h </w:instrText>
         </w:r>
         <w:r>
           <w:rPr>
@@ -5850,7 +5850,7 @@
             <w:noProof/>
             <w:webHidden/>
           </w:rPr>
-          <w:t>74</w:t>
+          <w:t>75</w:t>
         </w:r>
         <w:r>
           <w:rPr>
@@ -5873,7 +5873,7 @@
           <w:sz w:val="24"/>
         </w:rPr>
       </w:pPr>
-      <w:hyperlink w:anchor="_Toc242259392" w:history="1">
+      <w:hyperlink w:anchor="_Toc242429548" w:history="1">
         <w:r>
           <w:rPr>
             <w:rStyle w:val="Hyperlink"/>
@@ -5900,7 +5900,7 @@
             <w:noProof/>
             <w:webHidden/>
           </w:rPr>
-          <w:instrText xml:space="preserve"> PAGEREF _Toc242259392 \h </w:instrText>
+          <w:instrText xml:space="preserve"> PAGEREF _Toc242429548 \h </w:instrText>
         </w:r>
         <w:r>
           <w:rPr>
@@ -5920,7 +5920,7 @@
             <w:noProof/>
             <w:webHidden/>
           </w:rPr>
-          <w:t>75</w:t>
+          <w:t>76</w:t>
         </w:r>
         <w:r>
           <w:rPr>
@@ -5943,7 +5943,7 @@
           <w:sz w:val="24"/>
         </w:rPr>
       </w:pPr>
-      <w:hyperlink w:anchor="_Toc242259393" w:history="1">
+      <w:hyperlink w:anchor="_Toc242429549" w:history="1">
         <w:r>
           <w:rPr>
             <w:rStyle w:val="Hyperlink"/>
@@ -5970,7 +5970,7 @@
             <w:noProof/>
             <w:webHidden/>
           </w:rPr>
-          <w:instrText xml:space="preserve"> PAGEREF _Toc242259393 \h </w:instrText>
+          <w:instrText xml:space="preserve"> PAGEREF _Toc242429549 \h </w:instrText>
         </w:r>
         <w:r>
           <w:rPr>
@@ -5990,7 +5990,7 @@
             <w:noProof/>
             <w:webHidden/>
           </w:rPr>
-          <w:t>76</w:t>
+          <w:t>77</w:t>
         </w:r>
         <w:r>
           <w:rPr>
@@ -6014,7 +6014,7 @@
           <w:sz w:val="24"/>
         </w:rPr>
       </w:pPr>
-      <w:hyperlink w:anchor="_Toc242259394" w:history="1">
+      <w:hyperlink w:anchor="_Toc242429550" w:history="1">
         <w:r>
           <w:rPr>
             <w:rStyle w:val="Hyperlink"/>
@@ -6041,7 +6041,7 @@
             <w:noProof/>
             <w:webHidden/>
           </w:rPr>
-          <w:instrText xml:space="preserve"> PAGEREF _Toc242259394 \h </w:instrText>
+          <w:instrText xml:space="preserve"> PAGEREF _Toc242429550 \h </w:instrText>
         </w:r>
         <w:r>
           <w:rPr>
@@ -6061,7 +6061,7 @@
             <w:noProof/>
             <w:webHidden/>
           </w:rPr>
-          <w:t>78</w:t>
+          <w:t>79</w:t>
         </w:r>
         <w:r>
           <w:rPr>
@@ -6084,7 +6084,7 @@
           <w:sz w:val="24"/>
         </w:rPr>
       </w:pPr>
-      <w:hyperlink w:anchor="_Toc242259395" w:history="1">
+      <w:hyperlink w:anchor="_Toc242429551" w:history="1">
         <w:r>
           <w:rPr>
             <w:rStyle w:val="Hyperlink"/>
@@ -6111,7 +6111,7 @@
             <w:noProof/>
             <w:webHidden/>
           </w:rPr>
-          <w:instrText xml:space="preserve"> PAGEREF _Toc242259395 \h </w:instrText>
+          <w:instrText xml:space="preserve"> PAGEREF _Toc242429551 \h </w:instrText>
         </w:r>
         <w:r>
           <w:rPr>
@@ -6131,7 +6131,7 @@
             <w:noProof/>
             <w:webHidden/>
           </w:rPr>
-          <w:t>78</w:t>
+          <w:t>79</w:t>
         </w:r>
         <w:r>
           <w:rPr>
@@ -6154,7 +6154,7 @@
           <w:sz w:val="24"/>
         </w:rPr>
       </w:pPr>
-      <w:hyperlink w:anchor="_Toc242259396" w:history="1">
+      <w:hyperlink w:anchor="_Toc242429552" w:history="1">
         <w:r>
           <w:rPr>
             <w:rStyle w:val="Hyperlink"/>
@@ -6181,7 +6181,7 @@
             <w:noProof/>
             <w:webHidden/>
           </w:rPr>
-          <w:instrText xml:space="preserve"> PAGEREF _Toc242259396 \h </w:instrText>
+          <w:instrText xml:space="preserve"> PAGEREF _Toc242429552 \h </w:instrText>
         </w:r>
         <w:r>
           <w:rPr>
@@ -6201,7 +6201,7 @@
             <w:noProof/>
             <w:webHidden/>
           </w:rPr>
-          <w:t>80</w:t>
+          <w:t>81</w:t>
         </w:r>
         <w:r>
           <w:rPr>
@@ -6224,7 +6224,7 @@
           <w:sz w:val="24"/>
         </w:rPr>
       </w:pPr>
-      <w:hyperlink w:anchor="_Toc242259397" w:history="1">
+      <w:hyperlink w:anchor="_Toc242429553" w:history="1">
         <w:r>
           <w:rPr>
             <w:rStyle w:val="Hyperlink"/>
@@ -6251,7 +6251,7 @@
             <w:noProof/>
             <w:webHidden/>
           </w:rPr>
-          <w:instrText xml:space="preserve"> PAGEREF _Toc242259397 \h </w:instrText>
+          <w:instrText xml:space="preserve"> PAGEREF _Toc242429553 \h </w:instrText>
         </w:r>
         <w:r>
           <w:rPr>
@@ -6271,7 +6271,7 @@
             <w:noProof/>
             <w:webHidden/>
           </w:rPr>
-          <w:t>80</w:t>
+          <w:t>81</w:t>
         </w:r>
         <w:r>
           <w:rPr>
@@ -6294,7 +6294,7 @@
           <w:sz w:val="24"/>
         </w:rPr>
       </w:pPr>
-      <w:hyperlink w:anchor="_Toc242259398" w:history="1">
+      <w:hyperlink w:anchor="_Toc242429554" w:history="1">
         <w:r>
           <w:rPr>
             <w:rStyle w:val="Hyperlink"/>
@@ -6321,7 +6321,7 @@
             <w:noProof/>
             <w:webHidden/>
           </w:rPr>
-          <w:instrText xml:space="preserve"> PAGEREF _Toc242259398 \h </w:instrText>
+          <w:instrText xml:space="preserve"> PAGEREF _Toc242429554 \h </w:instrText>
         </w:r>
         <w:r>
           <w:rPr>
@@ -6341,7 +6341,7 @@
             <w:noProof/>
             <w:webHidden/>
           </w:rPr>
-          <w:t>82</w:t>
+          <w:t>83</w:t>
         </w:r>
         <w:r>
           <w:rPr>
@@ -6364,7 +6364,7 @@
           <w:sz w:val="24"/>
         </w:rPr>
       </w:pPr>
-      <w:hyperlink w:anchor="_Toc242259399" w:history="1">
+      <w:hyperlink w:anchor="_Toc242429555" w:history="1">
         <w:r>
           <w:rPr>
             <w:rStyle w:val="Hyperlink"/>
@@ -6391,7 +6391,7 @@
             <w:noProof/>
             <w:webHidden/>
           </w:rPr>
-          <w:instrText xml:space="preserve"> PAGEREF _Toc242259399 \h </w:instrText>
+          <w:instrText xml:space="preserve"> PAGEREF _Toc242429555 \h </w:instrText>
         </w:r>
         <w:r>
           <w:rPr>
@@ -6411,7 +6411,7 @@
             <w:noProof/>
             <w:webHidden/>
           </w:rPr>
-          <w:t>82</w:t>
+          <w:t>83</w:t>
         </w:r>
         <w:r>
           <w:rPr>
@@ -6434,7 +6434,7 @@
           <w:sz w:val="24"/>
         </w:rPr>
       </w:pPr>
-      <w:hyperlink w:anchor="_Toc242259400" w:history="1">
+      <w:hyperlink w:anchor="_Toc242429556" w:history="1">
         <w:r>
           <w:rPr>
             <w:rStyle w:val="Hyperlink"/>
@@ -6461,7 +6461,7 @@
             <w:noProof/>
             <w:webHidden/>
           </w:rPr>
-          <w:instrText xml:space="preserve"> PAGEREF _Toc242259400 \h </w:instrText>
+          <w:instrText xml:space="preserve"> PAGEREF _Toc242429556 \h </w:instrText>
         </w:r>
         <w:r>
           <w:rPr>
@@ -6481,7 +6481,7 @@
             <w:noProof/>
             <w:webHidden/>
           </w:rPr>
-          <w:t>83</w:t>
+          <w:t>84</w:t>
         </w:r>
         <w:r>
           <w:rPr>
@@ -6504,7 +6504,7 @@
           <w:sz w:val="24"/>
         </w:rPr>
       </w:pPr>
-      <w:hyperlink w:anchor="_Toc242259401" w:history="1">
+      <w:hyperlink w:anchor="_Toc242429557" w:history="1">
         <w:r>
           <w:rPr>
             <w:rStyle w:val="Hyperlink"/>
@@ -6531,7 +6531,7 @@
             <w:noProof/>
             <w:webHidden/>
           </w:rPr>
-          <w:instrText xml:space="preserve"> PAGEREF _Toc242259401 \h </w:instrText>
+          <w:instrText xml:space="preserve"> PAGEREF _Toc242429557 \h </w:instrText>
         </w:r>
         <w:r>
           <w:rPr>
@@ -6551,7 +6551,7 @@
             <w:noProof/>
             <w:webHidden/>
           </w:rPr>
-          <w:t>84</w:t>
+          <w:t>85</w:t>
         </w:r>
         <w:r>
           <w:rPr>
@@ -6574,7 +6574,7 @@
           <w:sz w:val="24"/>
         </w:rPr>
       </w:pPr>
-      <w:hyperlink w:anchor="_Toc242259402" w:history="1">
+      <w:hyperlink w:anchor="_Toc242429558" w:history="1">
         <w:r>
           <w:rPr>
             <w:rStyle w:val="Hyperlink"/>
@@ -6601,7 +6601,7 @@
             <w:noProof/>
             <w:webHidden/>
           </w:rPr>
-          <w:instrText xml:space="preserve"> PAGEREF _Toc242259402 \h </w:instrText>
+          <w:instrText xml:space="preserve"> PAGEREF _Toc242429558 \h </w:instrText>
         </w:r>
         <w:r>
           <w:rPr>
@@ -6621,7 +6621,7 @@
             <w:noProof/>
             <w:webHidden/>
           </w:rPr>
-          <w:t>85</w:t>
+          <w:t>86</w:t>
         </w:r>
         <w:r>
           <w:rPr>
@@ -6644,7 +6644,7 @@
           <w:sz w:val="24"/>
         </w:rPr>
       </w:pPr>
-      <w:hyperlink w:anchor="_Toc242259403" w:history="1">
+      <w:hyperlink w:anchor="_Toc242429559" w:history="1">
         <w:r>
           <w:rPr>
             <w:rStyle w:val="Hyperlink"/>
@@ -6671,7 +6671,7 @@
             <w:noProof/>
             <w:webHidden/>
           </w:rPr>
-          <w:instrText xml:space="preserve"> PAGEREF _Toc242259403 \h </w:instrText>
+          <w:instrText xml:space="preserve"> PAGEREF _Toc242429559 \h </w:instrText>
         </w:r>
         <w:r>
           <w:rPr>
@@ -6691,7 +6691,7 @@
             <w:noProof/>
             <w:webHidden/>
           </w:rPr>
-          <w:t>85</w:t>
+          <w:t>86</w:t>
         </w:r>
         <w:r>
           <w:rPr>
@@ -6714,7 +6714,7 @@
           <w:sz w:val="24"/>
         </w:rPr>
       </w:pPr>
-      <w:hyperlink w:anchor="_Toc242259404" w:history="1">
+      <w:hyperlink w:anchor="_Toc242429560" w:history="1">
         <w:r>
           <w:rPr>
             <w:rStyle w:val="Hyperlink"/>
@@ -6741,7 +6741,7 @@
             <w:noProof/>
             <w:webHidden/>
           </w:rPr>
-          <w:instrText xml:space="preserve"> PAGEREF _Toc242259404 \h </w:instrText>
+          <w:instrText xml:space="preserve"> PAGEREF _Toc242429560 \h </w:instrText>
         </w:r>
         <w:r>
           <w:rPr>
@@ -6761,7 +6761,7 @@
             <w:noProof/>
             <w:webHidden/>
           </w:rPr>
-          <w:t>86</w:t>
+          <w:t>87</w:t>
         </w:r>
         <w:r>
           <w:rPr>
@@ -6784,7 +6784,7 @@
           <w:sz w:val="24"/>
         </w:rPr>
       </w:pPr>
-      <w:hyperlink w:anchor="_Toc242259405" w:history="1">
+      <w:hyperlink w:anchor="_Toc242429561" w:history="1">
         <w:r>
           <w:rPr>
             <w:rStyle w:val="Hyperlink"/>
@@ -6811,7 +6811,7 @@
             <w:noProof/>
             <w:webHidden/>
           </w:rPr>
-          <w:instrText xml:space="preserve"> PAGEREF _Toc242259405 \h </w:instrText>
+          <w:instrText xml:space="preserve"> PAGEREF _Toc242429561 \h </w:instrText>
         </w:r>
         <w:r>
           <w:rPr>
@@ -6831,7 +6831,7 @@
             <w:noProof/>
             <w:webHidden/>
           </w:rPr>
-          <w:t>87</w:t>
+          <w:t>88</w:t>
         </w:r>
         <w:r>
           <w:rPr>
@@ -6855,7 +6855,7 @@
           <w:sz w:val="24"/>
         </w:rPr>
       </w:pPr>
-      <w:hyperlink w:anchor="_Toc242259406" w:history="1">
+      <w:hyperlink w:anchor="_Toc242429562" w:history="1">
         <w:r>
           <w:rPr>
             <w:rStyle w:val="Hyperlink"/>
@@ -6882,7 +6882,7 @@
             <w:noProof/>
             <w:webHidden/>
           </w:rPr>
-          <w:instrText xml:space="preserve"> PAGEREF _Toc242259406 \h </w:instrText>
+          <w:instrText xml:space="preserve"> PAGEREF _Toc242429562 \h </w:instrText>
         </w:r>
         <w:r>
           <w:rPr>
@@ -6902,7 +6902,7 @@
             <w:noProof/>
             <w:webHidden/>
           </w:rPr>
-          <w:t>89</w:t>
+          <w:t>90</w:t>
         </w:r>
         <w:r>
           <w:rPr>
@@ -6925,7 +6925,7 @@
           <w:sz w:val="24"/>
         </w:rPr>
       </w:pPr>
-      <w:hyperlink w:anchor="_Toc242259407" w:history="1">
+      <w:hyperlink w:anchor="_Toc242429563" w:history="1">
         <w:r>
           <w:rPr>
             <w:rStyle w:val="Hyperlink"/>
@@ -6952,7 +6952,7 @@
             <w:noProof/>
             <w:webHidden/>
           </w:rPr>
-          <w:instrText xml:space="preserve"> PAGEREF _Toc242259407 \h </w:instrText>
+          <w:instrText xml:space="preserve"> PAGEREF _Toc242429563 \h </w:instrText>
         </w:r>
         <w:r>
           <w:rPr>
@@ -6972,7 +6972,7 @@
             <w:noProof/>
             <w:webHidden/>
           </w:rPr>
-          <w:t>89</w:t>
+          <w:t>90</w:t>
         </w:r>
         <w:r>
           <w:rPr>
@@ -6995,7 +6995,7 @@
           <w:sz w:val="24"/>
         </w:rPr>
       </w:pPr>
-      <w:hyperlink w:anchor="_Toc242259408" w:history="1">
+      <w:hyperlink w:anchor="_Toc242429564" w:history="1">
         <w:r>
           <w:rPr>
             <w:rStyle w:val="Hyperlink"/>
@@ -7022,7 +7022,7 @@
             <w:noProof/>
             <w:webHidden/>
           </w:rPr>
-          <w:instrText xml:space="preserve"> PAGEREF _Toc242259408 \h </w:instrText>
+          <w:instrText xml:space="preserve"> PAGEREF _Toc242429564 \h </w:instrText>
         </w:r>
         <w:r>
           <w:rPr>
@@ -7042,7 +7042,7 @@
             <w:noProof/>
             <w:webHidden/>
           </w:rPr>
-          <w:t>91</w:t>
+          <w:t>92</w:t>
         </w:r>
         <w:r>
           <w:rPr>
@@ -7065,7 +7065,7 @@
           <w:sz w:val="24"/>
         </w:rPr>
       </w:pPr>
-      <w:hyperlink w:anchor="_Toc242259409" w:history="1">
+      <w:hyperlink w:anchor="_Toc242429565" w:history="1">
         <w:r>
           <w:rPr>
             <w:rStyle w:val="Hyperlink"/>
@@ -7092,7 +7092,7 @@
             <w:noProof/>
             <w:webHidden/>
           </w:rPr>
-          <w:instrText xml:space="preserve"> PAGEREF _Toc242259409 \h </w:instrText>
+          <w:instrText xml:space="preserve"> PAGEREF _Toc242429565 \h </w:instrText>
         </w:r>
         <w:r>
           <w:rPr>
@@ -7112,7 +7112,7 @@
             <w:noProof/>
             <w:webHidden/>
           </w:rPr>
-          <w:t>92</w:t>
+          <w:t>93</w:t>
         </w:r>
         <w:r>
           <w:rPr>
@@ -7135,7 +7135,7 @@
           <w:sz w:val="24"/>
         </w:rPr>
       </w:pPr>
-      <w:hyperlink w:anchor="_Toc242259410" w:history="1">
+      <w:hyperlink w:anchor="_Toc242429566" w:history="1">
         <w:r>
           <w:rPr>
             <w:rStyle w:val="Hyperlink"/>
@@ -7162,7 +7162,7 @@
             <w:noProof/>
             <w:webHidden/>
           </w:rPr>
-          <w:instrText xml:space="preserve"> PAGEREF _Toc242259410 \h </w:instrText>
+          <w:instrText xml:space="preserve"> PAGEREF _Toc242429566 \h </w:instrText>
         </w:r>
         <w:r>
           <w:rPr>
@@ -7182,7 +7182,7 @@
             <w:noProof/>
             <w:webHidden/>
           </w:rPr>
-          <w:t>93</w:t>
+          <w:t>94</w:t>
         </w:r>
         <w:r>
           <w:rPr>
@@ -7205,7 +7205,7 @@
           <w:sz w:val="24"/>
         </w:rPr>
       </w:pPr>
-      <w:hyperlink w:anchor="_Toc242259411" w:history="1">
+      <w:hyperlink w:anchor="_Toc242429567" w:history="1">
         <w:r>
           <w:rPr>
             <w:rStyle w:val="Hyperlink"/>
@@ -7232,7 +7232,7 @@
             <w:noProof/>
             <w:webHidden/>
           </w:rPr>
-          <w:instrText xml:space="preserve"> PAGEREF _Toc242259411 \h </w:instrText>
+          <w:instrText xml:space="preserve"> PAGEREF _Toc242429567 \h </w:instrText>
         </w:r>
         <w:r>
           <w:rPr>
@@ -7252,7 +7252,7 @@
             <w:noProof/>
             <w:webHidden/>
           </w:rPr>
-          <w:t>94</w:t>
+          <w:t>95</w:t>
         </w:r>
         <w:r>
           <w:rPr>
@@ -7276,7 +7276,7 @@
           <w:sz w:val="24"/>
         </w:rPr>
       </w:pPr>
-      <w:hyperlink w:anchor="_Toc242259412" w:history="1">
+      <w:hyperlink w:anchor="_Toc242429568" w:history="1">
         <w:r>
           <w:rPr>
             <w:rStyle w:val="Hyperlink"/>
@@ -7303,7 +7303,7 @@
             <w:noProof/>
             <w:webHidden/>
           </w:rPr>
-          <w:instrText xml:space="preserve"> PAGEREF _Toc242259412 \h </w:instrText>
+          <w:instrText xml:space="preserve"> PAGEREF _Toc242429568 \h </w:instrText>
         </w:r>
         <w:r>
           <w:rPr>
@@ -7323,7 +7323,7 @@
             <w:noProof/>
             <w:webHidden/>
           </w:rPr>
-          <w:t>95</w:t>
+          <w:t>96</w:t>
         </w:r>
         <w:r>
           <w:rPr>
@@ -7346,7 +7346,7 @@
           <w:sz w:val="24"/>
         </w:rPr>
       </w:pPr>
-      <w:hyperlink w:anchor="_Toc242259413" w:history="1">
+      <w:hyperlink w:anchor="_Toc242429569" w:history="1">
         <w:r>
           <w:rPr>
             <w:rStyle w:val="Hyperlink"/>
@@ -7373,7 +7373,7 @@
             <w:noProof/>
             <w:webHidden/>
           </w:rPr>
-          <w:instrText xml:space="preserve"> PAGEREF _Toc242259413 \h </w:instrText>
+          <w:instrText xml:space="preserve"> PAGEREF _Toc242429569 \h </w:instrText>
         </w:r>
         <w:r>
           <w:rPr>
@@ -7393,7 +7393,7 @@
             <w:noProof/>
             <w:webHidden/>
           </w:rPr>
-          <w:t>95</w:t>
+          <w:t>96</w:t>
         </w:r>
         <w:r>
           <w:rPr>
@@ -7416,7 +7416,7 @@
           <w:sz w:val="24"/>
         </w:rPr>
       </w:pPr>
-      <w:hyperlink w:anchor="_Toc242259414" w:history="1">
+      <w:hyperlink w:anchor="_Toc242429570" w:history="1">
         <w:r>
           <w:rPr>
             <w:rStyle w:val="Hyperlink"/>
@@ -7443,7 +7443,7 @@
             <w:noProof/>
             <w:webHidden/>
           </w:rPr>
-          <w:instrText xml:space="preserve"> PAGEREF _Toc242259414 \h </w:instrText>
+          <w:instrText xml:space="preserve"> PAGEREF _Toc242429570 \h </w:instrText>
         </w:r>
         <w:r>
           <w:rPr>
@@ -7463,7 +7463,7 @@
             <w:noProof/>
             <w:webHidden/>
           </w:rPr>
-          <w:t>96</w:t>
+          <w:t>97</w:t>
         </w:r>
         <w:r>
           <w:rPr>
@@ -7486,7 +7486,7 @@
           <w:sz w:val="24"/>
         </w:rPr>
       </w:pPr>
-      <w:hyperlink w:anchor="_Toc242259415" w:history="1">
+      <w:hyperlink w:anchor="_Toc242429571" w:history="1">
         <w:r>
           <w:rPr>
             <w:rStyle w:val="Hyperlink"/>
@@ -7513,7 +7513,7 @@
             <w:noProof/>
             <w:webHidden/>
           </w:rPr>
-          <w:instrText xml:space="preserve"> PAGEREF _Toc242259415 \h </w:instrText>
+          <w:instrText xml:space="preserve"> PAGEREF _Toc242429571 \h </w:instrText>
         </w:r>
         <w:r>
           <w:rPr>
@@ -7533,7 +7533,7 @@
             <w:noProof/>
             <w:webHidden/>
           </w:rPr>
-          <w:t>97</w:t>
+          <w:t>98</w:t>
         </w:r>
         <w:r>
           <w:rPr>
@@ -7556,7 +7556,7 @@
           <w:sz w:val="24"/>
         </w:rPr>
       </w:pPr>
-      <w:hyperlink w:anchor="_Toc242259416" w:history="1">
+      <w:hyperlink w:anchor="_Toc242429572" w:history="1">
         <w:r>
           <w:rPr>
             <w:rStyle w:val="Hyperlink"/>
@@ -7583,7 +7583,7 @@
             <w:noProof/>
             <w:webHidden/>
           </w:rPr>
-          <w:instrText xml:space="preserve"> PAGEREF _Toc242259416 \h </w:instrText>
+          <w:instrText xml:space="preserve"> PAGEREF _Toc242429572 \h </w:instrText>
         </w:r>
         <w:r>
           <w:rPr>
@@ -7603,7 +7603,7 @@
             <w:noProof/>
             <w:webHidden/>
           </w:rPr>
-          <w:t>97</w:t>
+          <w:t>98</w:t>
         </w:r>
         <w:r>
           <w:rPr>
@@ -7626,7 +7626,7 @@
           <w:sz w:val="24"/>
         </w:rPr>
       </w:pPr>
-      <w:hyperlink w:anchor="_Toc242259417" w:history="1">
+      <w:hyperlink w:anchor="_Toc242429573" w:history="1">
         <w:r>
           <w:rPr>
             <w:rStyle w:val="Hyperlink"/>
@@ -7653,7 +7653,7 @@
             <w:noProof/>
             <w:webHidden/>
           </w:rPr>
-          <w:instrText xml:space="preserve"> PAGEREF _Toc242259417 \h </w:instrText>
+          <w:instrText xml:space="preserve"> PAGEREF _Toc242429573 \h </w:instrText>
         </w:r>
         <w:r>
           <w:rPr>
@@ -7673,7 +7673,7 @@
             <w:noProof/>
             <w:webHidden/>
           </w:rPr>
-          <w:t>98</w:t>
+          <w:t>99</w:t>
         </w:r>
         <w:r>
           <w:rPr>
@@ -7696,7 +7696,7 @@
           <w:sz w:val="24"/>
         </w:rPr>
       </w:pPr>
-      <w:hyperlink w:anchor="_Toc242259418" w:history="1">
+      <w:hyperlink w:anchor="_Toc242429574" w:history="1">
         <w:r>
           <w:rPr>
             <w:rStyle w:val="Hyperlink"/>
@@ -7723,7 +7723,7 @@
             <w:noProof/>
             <w:webHidden/>
           </w:rPr>
-          <w:instrText xml:space="preserve"> PAGEREF _Toc242259418 \h </w:instrText>
+          <w:instrText xml:space="preserve"> PAGEREF _Toc242429574 \h </w:instrText>
         </w:r>
         <w:r>
           <w:rPr>
@@ -7743,7 +7743,7 @@
             <w:noProof/>
             <w:webHidden/>
           </w:rPr>
-          <w:t>99</w:t>
+          <w:t>100</w:t>
         </w:r>
         <w:r>
           <w:rPr>
@@ -7766,7 +7766,7 @@
           <w:sz w:val="24"/>
         </w:rPr>
       </w:pPr>
-      <w:hyperlink w:anchor="_Toc242259419" w:history="1">
+      <w:hyperlink w:anchor="_Toc242429575" w:history="1">
         <w:r>
           <w:rPr>
             <w:rStyle w:val="Hyperlink"/>
@@ -7793,7 +7793,7 @@
             <w:noProof/>
             <w:webHidden/>
           </w:rPr>
-          <w:instrText xml:space="preserve"> PAGEREF _Toc242259419 \h </w:instrText>
+          <w:instrText xml:space="preserve"> PAGEREF _Toc242429575 \h </w:instrText>
         </w:r>
         <w:r>
           <w:rPr>
@@ -7813,7 +7813,7 @@
             <w:noProof/>
             <w:webHidden/>
           </w:rPr>
-          <w:t>99</w:t>
+          <w:t>100</w:t>
         </w:r>
         <w:r>
           <w:rPr>
@@ -7836,7 +7836,7 @@
           <w:sz w:val="24"/>
         </w:rPr>
       </w:pPr>
-      <w:hyperlink w:anchor="_Toc242259420" w:history="1">
+      <w:hyperlink w:anchor="_Toc242429576" w:history="1">
         <w:r>
           <w:rPr>
             <w:rStyle w:val="Hyperlink"/>
@@ -7863,7 +7863,7 @@
             <w:noProof/>
             <w:webHidden/>
           </w:rPr>
-          <w:instrText xml:space="preserve"> PAGEREF _Toc242259420 \h </w:instrText>
+          <w:instrText xml:space="preserve"> PAGEREF _Toc242429576 \h </w:instrText>
         </w:r>
         <w:r>
           <w:rPr>
@@ -7883,7 +7883,7 @@
             <w:noProof/>
             <w:webHidden/>
           </w:rPr>
-          <w:t>100</w:t>
+          <w:t>101</w:t>
         </w:r>
         <w:r>
           <w:rPr>
@@ -7906,7 +7906,7 @@
           <w:sz w:val="24"/>
         </w:rPr>
       </w:pPr>
-      <w:hyperlink w:anchor="_Toc242259421" w:history="1">
+      <w:hyperlink w:anchor="_Toc242429577" w:history="1">
         <w:r>
           <w:rPr>
             <w:rStyle w:val="Hyperlink"/>
@@ -7933,7 +7933,7 @@
             <w:noProof/>
             <w:webHidden/>
           </w:rPr>
-          <w:instrText xml:space="preserve"> PAGEREF _Toc242259421 \h </w:instrText>
+          <w:instrText xml:space="preserve"> PAGEREF _Toc242429577 \h </w:instrText>
         </w:r>
         <w:r>
           <w:rPr>
@@ -7953,7 +7953,7 @@
             <w:noProof/>
             <w:webHidden/>
           </w:rPr>
-          <w:t>100</w:t>
+          <w:t>101</w:t>
         </w:r>
         <w:r>
           <w:rPr>
@@ -7976,7 +7976,7 @@
           <w:sz w:val="24"/>
         </w:rPr>
       </w:pPr>
-      <w:hyperlink w:anchor="_Toc242259422" w:history="1">
+      <w:hyperlink w:anchor="_Toc242429578" w:history="1">
         <w:r>
           <w:rPr>
             <w:rStyle w:val="Hyperlink"/>
@@ -8003,7 +8003,7 @@
             <w:noProof/>
             <w:webHidden/>
           </w:rPr>
-          <w:instrText xml:space="preserve"> PAGEREF _Toc242259422 \h </w:instrText>
+          <w:instrText xml:space="preserve"> PAGEREF _Toc242429578 \h </w:instrText>
         </w:r>
         <w:r>
           <w:rPr>
@@ -8023,7 +8023,7 @@
             <w:noProof/>
             <w:webHidden/>
           </w:rPr>
-          <w:t>100</w:t>
+          <w:t>101</w:t>
         </w:r>
         <w:r>
           <w:rPr>
@@ -8046,7 +8046,7 @@
           <w:sz w:val="24"/>
         </w:rPr>
       </w:pPr>
-      <w:hyperlink w:anchor="_Toc242259423" w:history="1">
+      <w:hyperlink w:anchor="_Toc242429579" w:history="1">
         <w:r>
           <w:rPr>
             <w:rStyle w:val="Hyperlink"/>
@@ -8073,7 +8073,7 @@
             <w:noProof/>
             <w:webHidden/>
           </w:rPr>
-          <w:instrText xml:space="preserve"> PAGEREF _Toc242259423 \h </w:instrText>
+          <w:instrText xml:space="preserve"> PAGEREF _Toc242429579 \h </w:instrText>
         </w:r>
         <w:r>
           <w:rPr>
@@ -8093,7 +8093,7 @@
             <w:noProof/>
             <w:webHidden/>
           </w:rPr>
-          <w:t>101</w:t>
+          <w:t>102</w:t>
         </w:r>
         <w:r>
           <w:rPr>
@@ -8116,7 +8116,7 @@
           <w:sz w:val="24"/>
         </w:rPr>
       </w:pPr>
-      <w:hyperlink w:anchor="_Toc242259424" w:history="1">
+      <w:hyperlink w:anchor="_Toc242429580" w:history="1">
         <w:r>
           <w:rPr>
             <w:rStyle w:val="Hyperlink"/>
@@ -8143,7 +8143,7 @@
             <w:noProof/>
             <w:webHidden/>
           </w:rPr>
-          <w:instrText xml:space="preserve"> PAGEREF _Toc242259424 \h </w:instrText>
+          <w:instrText xml:space="preserve"> PAGEREF _Toc242429580 \h </w:instrText>
         </w:r>
         <w:r>
           <w:rPr>
@@ -8163,7 +8163,7 @@
             <w:noProof/>
             <w:webHidden/>
           </w:rPr>
-          <w:t>102</w:t>
+          <w:t>103</w:t>
         </w:r>
         <w:r>
           <w:rPr>
@@ -8186,7 +8186,7 @@
           <w:sz w:val="24"/>
         </w:rPr>
       </w:pPr>
-      <w:hyperlink w:anchor="_Toc242259425" w:history="1">
+      <w:hyperlink w:anchor="_Toc242429581" w:history="1">
         <w:r>
           <w:rPr>
             <w:rStyle w:val="Hyperlink"/>
@@ -8213,7 +8213,7 @@
             <w:noProof/>
             <w:webHidden/>
           </w:rPr>
-          <w:instrText xml:space="preserve"> PAGEREF _Toc242259425 \h </w:instrText>
+          <w:instrText xml:space="preserve"> PAGEREF _Toc242429581 \h </w:instrText>
         </w:r>
         <w:r>
           <w:rPr>
@@ -8233,7 +8233,7 @@
             <w:noProof/>
             <w:webHidden/>
           </w:rPr>
-          <w:t>103</w:t>
+          <w:t>104</w:t>
         </w:r>
         <w:r>
           <w:rPr>
@@ -8257,7 +8257,7 @@
           <w:sz w:val="24"/>
         </w:rPr>
       </w:pPr>
-      <w:hyperlink w:anchor="_Toc242259426" w:history="1">
+      <w:hyperlink w:anchor="_Toc242429582" w:history="1">
         <w:r>
           <w:rPr>
             <w:rStyle w:val="Hyperlink"/>
@@ -8284,7 +8284,7 @@
             <w:noProof/>
             <w:webHidden/>
           </w:rPr>
-          <w:instrText xml:space="preserve"> PAGEREF _Toc242259426 \h </w:instrText>
+          <w:instrText xml:space="preserve"> PAGEREF _Toc242429582 \h </w:instrText>
         </w:r>
         <w:r>
           <w:rPr>
@@ -8304,7 +8304,7 @@
             <w:noProof/>
             <w:webHidden/>
           </w:rPr>
-          <w:t>104</w:t>
+          <w:t>105</w:t>
         </w:r>
         <w:r>
           <w:rPr>
@@ -8327,7 +8327,7 @@
           <w:sz w:val="24"/>
         </w:rPr>
       </w:pPr>
-      <w:hyperlink w:anchor="_Toc242259427" w:history="1">
+      <w:hyperlink w:anchor="_Toc242429583" w:history="1">
         <w:r>
           <w:rPr>
             <w:rStyle w:val="Hyperlink"/>
@@ -8354,7 +8354,7 @@
             <w:noProof/>
             <w:webHidden/>
           </w:rPr>
-          <w:instrText xml:space="preserve"> PAGEREF _Toc242259427 \h </w:instrText>
+          <w:instrText xml:space="preserve"> PAGEREF _Toc242429583 \h </w:instrText>
         </w:r>
         <w:r>
           <w:rPr>
@@ -8374,7 +8374,7 @@
             <w:noProof/>
             <w:webHidden/>
           </w:rPr>
-          <w:t>104</w:t>
+          <w:t>105</w:t>
         </w:r>
         <w:r>
           <w:rPr>
@@ -8397,7 +8397,7 @@
           <w:sz w:val="24"/>
         </w:rPr>
       </w:pPr>
-      <w:hyperlink w:anchor="_Toc242259428" w:history="1">
+      <w:hyperlink w:anchor="_Toc242429584" w:history="1">
         <w:r>
           <w:rPr>
             <w:rStyle w:val="Hyperlink"/>
@@ -8424,7 +8424,7 @@
             <w:noProof/>
             <w:webHidden/>
           </w:rPr>
-          <w:instrText xml:space="preserve"> PAGEREF _Toc242259428 \h </w:instrText>
+          <w:instrText xml:space="preserve"> PAGEREF _Toc242429584 \h </w:instrText>
         </w:r>
         <w:r>
           <w:rPr>
@@ -8444,7 +8444,7 @@
             <w:noProof/>
             <w:webHidden/>
           </w:rPr>
-          <w:t>105</w:t>
+          <w:t>106</w:t>
         </w:r>
         <w:r>
           <w:rPr>
@@ -8456,6 +8456,287 @@
       </w:hyperlink>
     </w:p>
     <w:p>
+      <w:pPr>
+        <w:pStyle w:val="Verzeichnis1"/>
+        <w:tabs>
+          <w:tab w:val="right" w:leader="dot" w:pos="9296"/>
+        </w:tabs>
+        <w:rPr>
+          <w:rFonts w:asciiTheme="minorHAnsi" w:eastAsiaTheme="minorEastAsia" w:hAnsiTheme="minorHAnsi" w:cstheme="minorBidi"/>
+          <w:b w:val="0"/>
+          <w:noProof/>
+          <w:sz w:val="24"/>
+        </w:rPr>
+      </w:pPr>
+      <w:hyperlink w:anchor="_Toc242429585" w:history="1">
+        <w:r>
+          <w:rPr>
+            <w:rStyle w:val="Hyperlink"/>
+            <w:noProof/>
+          </w:rPr>
+          <w:t>Trafag Reddit</w:t>
+        </w:r>
+        <w:r>
+          <w:rPr>
+            <w:noProof/>
+            <w:webHidden/>
+          </w:rPr>
+          <w:tab/>
+        </w:r>
+        <w:r>
+          <w:rPr>
+            <w:noProof/>
+            <w:webHidden/>
+          </w:rPr>
+          <w:fldChar w:fldCharType="begin"/>
+        </w:r>
+        <w:r>
+          <w:rPr>
+            <w:noProof/>
+            <w:webHidden/>
+          </w:rPr>
+          <w:instrText xml:space="preserve"> PAGEREF _Toc242429585 \h </w:instrText>
+        </w:r>
+        <w:r>
+          <w:rPr>
+            <w:noProof/>
+            <w:webHidden/>
+          </w:rPr>
+        </w:r>
+        <w:r>
+          <w:rPr>
+            <w:noProof/>
+            <w:webHidden/>
+          </w:rPr>
+          <w:fldChar w:fldCharType="separate"/>
+        </w:r>
+        <w:r>
+          <w:rPr>
+            <w:noProof/>
+            <w:webHidden/>
+          </w:rPr>
+          <w:t>107</w:t>
+        </w:r>
+        <w:r>
+          <w:rPr>
+            <w:noProof/>
+            <w:webHidden/>
+          </w:rPr>
+          <w:fldChar w:fldCharType="end"/>
+        </w:r>
+      </w:hyperlink>
+    </w:p>
+    <w:p>
+      <w:pPr>
+        <w:pStyle w:val="Verzeichnis2"/>
+        <w:tabs>
+          <w:tab w:val="right" w:leader="dot" w:pos="9296"/>
+        </w:tabs>
+        <w:rPr>
+          <w:rFonts w:asciiTheme="minorHAnsi" w:eastAsiaTheme="minorEastAsia" w:hAnsiTheme="minorHAnsi" w:cstheme="minorBidi"/>
+          <w:noProof/>
+          <w:sz w:val="24"/>
+        </w:rPr>
+      </w:pPr>
+      <w:hyperlink w:anchor="_Toc242429586" w:history="1">
+        <w:r>
+          <w:rPr>
+            <w:rStyle w:val="Hyperlink"/>
+            <w:noProof/>
+          </w:rPr>
+          <w:t>Startseite und Feed</w:t>
+        </w:r>
+        <w:r>
+          <w:rPr>
+            <w:noProof/>
+            <w:webHidden/>
+          </w:rPr>
+          <w:tab/>
+        </w:r>
+        <w:r>
+          <w:rPr>
+            <w:noProof/>
+            <w:webHidden/>
+          </w:rPr>
+          <w:fldChar w:fldCharType="begin"/>
+        </w:r>
+        <w:r>
+          <w:rPr>
+            <w:noProof/>
+            <w:webHidden/>
+          </w:rPr>
+          <w:instrText xml:space="preserve"> PAGEREF _Toc242429586 \h </w:instrText>
+        </w:r>
+        <w:r>
+          <w:rPr>
+            <w:noProof/>
+            <w:webHidden/>
+          </w:rPr>
+        </w:r>
+        <w:r>
+          <w:rPr>
+            <w:noProof/>
+            <w:webHidden/>
+          </w:rPr>
+          <w:fldChar w:fldCharType="separate"/>
+        </w:r>
+        <w:r>
+          <w:rPr>
+            <w:noProof/>
+            <w:webHidden/>
+          </w:rPr>
+          <w:t>107</w:t>
+        </w:r>
+        <w:r>
+          <w:rPr>
+            <w:noProof/>
+            <w:webHidden/>
+          </w:rPr>
+          <w:fldChar w:fldCharType="end"/>
+        </w:r>
+      </w:hyperlink>
+    </w:p>
+    <w:p>
+      <w:pPr>
+        <w:pStyle w:val="Verzeichnis2"/>
+        <w:tabs>
+          <w:tab w:val="right" w:leader="dot" w:pos="9296"/>
+        </w:tabs>
+        <w:rPr>
+          <w:rFonts w:asciiTheme="minorHAnsi" w:eastAsiaTheme="minorEastAsia" w:hAnsiTheme="minorHAnsi" w:cstheme="minorBidi"/>
+          <w:noProof/>
+          <w:sz w:val="24"/>
+        </w:rPr>
+      </w:pPr>
+      <w:hyperlink w:anchor="_Toc242429587" w:history="1">
+        <w:r>
+          <w:rPr>
+            <w:rStyle w:val="Hyperlink"/>
+            <w:noProof/>
+          </w:rPr>
+          <w:t>Beitrag und Antworten</w:t>
+        </w:r>
+        <w:r>
+          <w:rPr>
+            <w:noProof/>
+            <w:webHidden/>
+          </w:rPr>
+          <w:tab/>
+        </w:r>
+        <w:r>
+          <w:rPr>
+            <w:noProof/>
+            <w:webHidden/>
+          </w:rPr>
+          <w:fldChar w:fldCharType="begin"/>
+        </w:r>
+        <w:r>
+          <w:rPr>
+            <w:noProof/>
+            <w:webHidden/>
+          </w:rPr>
+          <w:instrText xml:space="preserve"> PAGEREF _Toc242429587 \h </w:instrText>
+        </w:r>
+        <w:r>
+          <w:rPr>
+            <w:noProof/>
+            <w:webHidden/>
+          </w:rPr>
+        </w:r>
+        <w:r>
+          <w:rPr>
+            <w:noProof/>
+            <w:webHidden/>
+          </w:rPr>
+          <w:fldChar w:fldCharType="separate"/>
+        </w:r>
+        <w:r>
+          <w:rPr>
+            <w:noProof/>
+            <w:webHidden/>
+          </w:rPr>
+          <w:t>108</w:t>
+        </w:r>
+        <w:r>
+          <w:rPr>
+            <w:noProof/>
+            <w:webHidden/>
+          </w:rPr>
+          <w:fldChar w:fldCharType="end"/>
+        </w:r>
+      </w:hyperlink>
+    </w:p>
+    <w:p>
+      <w:pPr>
+        <w:pStyle w:val="Verzeichnis2"/>
+        <w:tabs>
+          <w:tab w:val="right" w:leader="dot" w:pos="9296"/>
+        </w:tabs>
+        <w:rPr>
+          <w:rFonts w:asciiTheme="minorHAnsi" w:eastAsiaTheme="minorEastAsia" w:hAnsiTheme="minorHAnsi" w:cstheme="minorBidi"/>
+          <w:noProof/>
+          <w:sz w:val="24"/>
+        </w:rPr>
+      </w:pPr>
+      <w:hyperlink w:anchor="_Toc242429588" w:history="1">
+        <w:r>
+          <w:rPr>
+            <w:rStyle w:val="Hyperlink"/>
+            <w:noProof/>
+          </w:rPr>
+          <w:t>Communities</w:t>
+        </w:r>
+        <w:r>
+          <w:rPr>
+            <w:noProof/>
+            <w:webHidden/>
+          </w:rPr>
+          <w:tab/>
+        </w:r>
+        <w:r>
+          <w:rPr>
+            <w:noProof/>
+            <w:webHidden/>
+          </w:rPr>
+          <w:fldChar w:fldCharType="begin"/>
+        </w:r>
+        <w:r>
+          <w:rPr>
+            <w:noProof/>
+            <w:webHidden/>
+          </w:rPr>
+          <w:instrText xml:space="preserve"> PAGEREF _Toc242429588 \h </w:instrText>
+        </w:r>
+        <w:r>
+          <w:rPr>
+            <w:noProof/>
+            <w:webHidden/>
+          </w:rPr>
+        </w:r>
+        <w:r>
+          <w:rPr>
+            <w:noProof/>
+            <w:webHidden/>
+          </w:rPr>
+          <w:fldChar w:fldCharType="separate"/>
+        </w:r>
+        <w:r>
+          <w:rPr>
+            <w:noProof/>
+            <w:webHidden/>
+          </w:rPr>
+          <w:t>109</w:t>
+        </w:r>
+        <w:r>
+          <w:rPr>
+            <w:noProof/>
+            <w:webHidden/>
+          </w:rPr>
+          <w:fldChar w:fldCharType="end"/>
+        </w:r>
+      </w:hyperlink>
+    </w:p>
+    <w:p>
       <w:r>
         <w:fldChar w:fldCharType="end"/>
       </w:r>
@@ -8469,7 +8750,7 @@
       <w:pPr>
         <w:pStyle w:val="berschrift1"/>
       </w:pPr>
-      <w:bookmarkStart w:id="0" w:name="_Toc242259310"/>
+      <w:bookmarkStart w:id="0" w:name="_Toc242429466"/>
       <w:r>
         <w:t>Einleitung und Wegweiser</w:t>
       </w:r>
@@ -8498,7 +8779,7 @@
       <w:pPr>
         <w:pStyle w:val="berschrift2"/>
       </w:pPr>
-      <w:bookmarkStart w:id="1" w:name="_Toc242259311"/>
+      <w:bookmarkStart w:id="1" w:name="_Toc242429467"/>
       <w:r>
         <w:t>So ist jede Seite beschrieben</w:t>
       </w:r>
@@ -8608,7 +8889,7 @@
       <w:pPr>
         <w:pStyle w:val="berschrift2"/>
       </w:pPr>
-      <w:bookmarkStart w:id="2" w:name="_Toc242259312"/>
+      <w:bookmarkStart w:id="2" w:name="_Toc242429468"/>
       <w:r>
         <w:t>Wegweiser nach Rolle</w:t>
       </w:r>
@@ -9044,7 +9325,7 @@
       <w:pPr>
         <w:pStyle w:val="berschrift2"/>
       </w:pPr>
-      <w:bookmarkStart w:id="3" w:name="_Toc242259313"/>
+      <w:bookmarkStart w:id="3" w:name="_Toc242429469"/>
       <w:r>
         <w:t>Allgemeine Regeln für alle Zahlen</w:t>
       </w:r>
@@ -9084,7 +9365,7 @@
       <w:pPr>
         <w:pStyle w:val="berschrift1"/>
       </w:pPr>
-      <w:bookmarkStart w:id="4" w:name="_Toc242259314"/>
+      <w:bookmarkStart w:id="4" w:name="_Toc242429470"/>
       <w:r>
         <w:t>Finance und Management</w:t>
       </w:r>
@@ -9125,7 +9406,7 @@
       <w:pPr>
         <w:pStyle w:val="berschrift2"/>
       </w:pPr>
-      <w:bookmarkStart w:id="5" w:name="_Toc242259315"/>
+      <w:bookmarkStart w:id="5" w:name="_Toc242429471"/>
       <w:r>
         <w:t>Export Dashboard</w:t>
       </w:r>
@@ -9244,7 +9525,7 @@
       <w:pPr>
         <w:pStyle w:val="berschrift2"/>
       </w:pPr>
-      <w:bookmarkStart w:id="6" w:name="_Toc242259316"/>
+      <w:bookmarkStart w:id="6" w:name="_Toc242429472"/>
       <w:r>
         <w:t>Schnellübersicht</w:t>
       </w:r>
@@ -9349,7 +9630,7 @@
       <w:pPr>
         <w:pStyle w:val="berschrift2"/>
       </w:pPr>
-      <w:bookmarkStart w:id="7" w:name="_Toc242259317"/>
+      <w:bookmarkStart w:id="7" w:name="_Toc242429473"/>
       <w:r>
         <w:t>Management Entscheidungen</w:t>
       </w:r>
@@ -9458,7 +9739,7 @@
       <w:pPr>
         <w:pStyle w:val="berschrift2"/>
       </w:pPr>
-      <w:bookmarkStart w:id="8" w:name="_Toc242259318"/>
+      <w:bookmarkStart w:id="8" w:name="_Toc242429474"/>
       <w:r>
         <w:t>Finance Summary (Experten)</w:t>
       </w:r>
@@ -9550,7 +9831,7 @@
       <w:pPr>
         <w:pStyle w:val="berschrift2"/>
       </w:pPr>
-      <w:bookmarkStart w:id="9" w:name="_Toc242259319"/>
+      <w:bookmarkStart w:id="9" w:name="_Toc242429475"/>
       <w:r>
         <w:t>Länder Diagnose (Experten)</w:t>
       </w:r>
@@ -9642,7 +9923,7 @@
       <w:pPr>
         <w:pStyle w:val="berschrift2"/>
       </w:pPr>
-      <w:bookmarkStart w:id="10" w:name="_Toc242259320"/>
+      <w:bookmarkStart w:id="10" w:name="_Toc242429476"/>
       <w:r>
         <w:t>Datenstatus (Experten)</w:t>
       </w:r>
@@ -9734,7 +10015,7 @@
       <w:pPr>
         <w:pStyle w:val="berschrift2"/>
       </w:pPr>
-      <w:bookmarkStart w:id="11" w:name="_Toc242259321"/>
+      <w:bookmarkStart w:id="11" w:name="_Toc242429477"/>
       <w:r>
         <w:t>Abweichungen (Experten)</w:t>
       </w:r>
@@ -9815,7 +10096,7 @@
       <w:pPr>
         <w:pStyle w:val="berschrift2"/>
       </w:pPr>
-      <w:bookmarkStart w:id="12" w:name="_Toc242259322"/>
+      <w:bookmarkStart w:id="12" w:name="_Toc242429478"/>
       <w:r>
         <w:t>Gutschriften (Experten)</w:t>
       </w:r>
@@ -9896,7 +10177,7 @@
       <w:pPr>
         <w:pStyle w:val="berschrift2"/>
       </w:pPr>
-      <w:bookmarkStart w:id="13" w:name="_Toc242259323"/>
+      <w:bookmarkStart w:id="13" w:name="_Toc242429479"/>
       <w:r>
         <w:t>Datenqualität (Experten)</w:t>
       </w:r>
@@ -9977,7 +10258,7 @@
       <w:pPr>
         <w:pStyle w:val="berschrift2"/>
       </w:pPr>
-      <w:bookmarkStart w:id="14" w:name="_Toc242259324"/>
+      <w:bookmarkStart w:id="14" w:name="_Toc242429480"/>
       <w:r>
         <w:t>Finance Pivot (Experten)</w:t>
       </w:r>
@@ -10069,7 +10350,7 @@
       <w:pPr>
         <w:pStyle w:val="berschrift2"/>
       </w:pPr>
-      <w:bookmarkStart w:id="15" w:name="_Toc242259325"/>
+      <w:bookmarkStart w:id="15" w:name="_Toc242429481"/>
       <w:r>
         <w:t>Sparten-Finanzanalyse (Experten)</w:t>
       </w:r>
@@ -10161,7 +10442,7 @@
       <w:pPr>
         <w:pStyle w:val="berschrift2"/>
       </w:pPr>
-      <w:bookmarkStart w:id="16" w:name="_Toc242259326"/>
+      <w:bookmarkStart w:id="16" w:name="_Toc242429482"/>
       <w:r>
         <w:t>Zentrale Spartenzuordnung (Experten)</w:t>
       </w:r>
@@ -10242,7 +10523,7 @@
       <w:pPr>
         <w:pStyle w:val="berschrift2"/>
       </w:pPr>
-      <w:bookmarkStart w:id="17" w:name="_Toc242259327"/>
+      <w:bookmarkStart w:id="17" w:name="_Toc242429483"/>
       <w:r>
         <w:t>Finance Prüfbuch (Experten)</w:t>
       </w:r>
@@ -10334,7 +10615,7 @@
       <w:pPr>
         <w:pStyle w:val="berschrift2"/>
       </w:pPr>
-      <w:bookmarkStart w:id="18" w:name="_Toc242259328"/>
+      <w:bookmarkStart w:id="18" w:name="_Toc242429484"/>
       <w:r>
         <w:t>Gruppenmarge (Experten)</w:t>
       </w:r>
@@ -10440,7 +10721,7 @@
       <w:pPr>
         <w:pStyle w:val="berschrift2"/>
       </w:pPr>
-      <w:bookmarkStart w:id="19" w:name="_Toc242259329"/>
+      <w:bookmarkStart w:id="19" w:name="_Toc242429485"/>
       <w:r>
         <w:t>3D Datenanalyse (Experten)</w:t>
       </w:r>
@@ -10535,7 +10816,7 @@
       <w:pPr>
         <w:pStyle w:val="berschrift2"/>
       </w:pPr>
-      <w:bookmarkStart w:id="20" w:name="_Toc242259330"/>
+      <w:bookmarkStart w:id="20" w:name="_Toc242429486"/>
       <w:r>
         <w:t>Rohdaten Diagnose (Experten)</w:t>
       </w:r>
@@ -10630,7 +10911,7 @@
       <w:pPr>
         <w:pStyle w:val="berschrift2"/>
       </w:pPr>
-      <w:bookmarkStart w:id="21" w:name="_Toc242259331"/>
+      <w:bookmarkStart w:id="21" w:name="_Toc242429487"/>
       <w:r>
         <w:t>Daten-Heartbeat (Experten)</w:t>
       </w:r>
@@ -10725,7 +11006,7 @@
       <w:pPr>
         <w:pStyle w:val="berschrift2"/>
       </w:pPr>
-      <w:bookmarkStart w:id="22" w:name="_Toc242259332"/>
+      <w:bookmarkStart w:id="22" w:name="_Toc242429488"/>
       <w:r>
         <w:t>Soll/Ist Vergleich</w:t>
       </w:r>
@@ -10820,7 +11101,7 @@
       <w:pPr>
         <w:pStyle w:val="berschrift2"/>
       </w:pPr>
-      <w:bookmarkStart w:id="23" w:name="_Toc242259333"/>
+      <w:bookmarkStart w:id="23" w:name="_Toc242429489"/>
       <w:r>
         <w:t>Controlling</w:t>
       </w:r>
@@ -10932,7 +11213,7 @@
       <w:pPr>
         <w:pStyle w:val="berschrift2"/>
       </w:pPr>
-      <w:bookmarkStart w:id="24" w:name="_Toc242259334"/>
+      <w:bookmarkStart w:id="24" w:name="_Toc242429490"/>
       <w:r>
         <w:t>Finance Schulung</w:t>
       </w:r>
@@ -11027,7 +11308,7 @@
       <w:pPr>
         <w:pStyle w:val="berschrift2"/>
       </w:pPr>
-      <w:bookmarkStart w:id="25" w:name="_Toc242259335"/>
+      <w:bookmarkStart w:id="25" w:name="_Toc242429491"/>
       <w:r>
         <w:t>Manuelle Importe</w:t>
       </w:r>
@@ -11119,7 +11400,7 @@
       <w:pPr>
         <w:pStyle w:val="berschrift2"/>
       </w:pPr>
-      <w:bookmarkStart w:id="26" w:name="_Toc242259336"/>
+      <w:bookmarkStart w:id="26" w:name="_Toc242429492"/>
       <w:r>
         <w:t>Journal Import</w:t>
       </w:r>
@@ -11211,7 +11492,7 @@
       <w:pPr>
         <w:pStyle w:val="berschrift2"/>
       </w:pPr>
-      <w:bookmarkStart w:id="27" w:name="_Toc242259337"/>
+      <w:bookmarkStart w:id="27" w:name="_Toc242429493"/>
       <w:r>
         <w:t>Marktsegmente</w:t>
       </w:r>
@@ -11320,7 +11601,7 @@
       <w:pPr>
         <w:pStyle w:val="berschrift2"/>
       </w:pPr>
-      <w:bookmarkStart w:id="28" w:name="_Toc242259338"/>
+      <w:bookmarkStart w:id="28" w:name="_Toc242429494"/>
       <w:r>
         <w:t>Administration</w:t>
       </w:r>
@@ -11498,7 +11779,7 @@
       <w:pPr>
         <w:pStyle w:val="berschrift2"/>
       </w:pPr>
-      <w:bookmarkStart w:id="29" w:name="_Toc242259339"/>
+      <w:bookmarkStart w:id="29" w:name="_Toc242429495"/>
       <w:r>
         <w:t>Kennzahlen-Glossar</w:t>
       </w:r>
@@ -12407,7 +12688,7 @@
       <w:pPr>
         <w:pStyle w:val="berschrift1"/>
       </w:pPr>
-      <w:bookmarkStart w:id="30" w:name="_Toc242259340"/>
+      <w:bookmarkStart w:id="30" w:name="_Toc242429496"/>
       <w:r>
         <w:t>Einkauf</w:t>
       </w:r>
@@ -12474,7 +12755,7 @@
       <w:pPr>
         <w:pStyle w:val="berschrift2"/>
       </w:pPr>
-      <w:bookmarkStart w:id="31" w:name="_Toc242259341"/>
+      <w:bookmarkStart w:id="31" w:name="_Toc242429497"/>
       <w:r>
         <w:t>Einkauf Dashboard</w:t>
       </w:r>
@@ -12745,7 +13026,7 @@
       <w:pPr>
         <w:pStyle w:val="berschrift2"/>
       </w:pPr>
-      <w:bookmarkStart w:id="32" w:name="_Toc242259342"/>
+      <w:bookmarkStart w:id="32" w:name="_Toc242429498"/>
       <w:r>
         <w:t>Spend</w:t>
       </w:r>
@@ -12904,7 +13185,7 @@
       <w:pPr>
         <w:pStyle w:val="berschrift2"/>
       </w:pPr>
-      <w:bookmarkStart w:id="33" w:name="_Toc242259343"/>
+      <w:bookmarkStart w:id="33" w:name="_Toc242429499"/>
       <w:r>
         <w:t>Offene Bestellungen</w:t>
       </w:r>
@@ -13055,7 +13336,7 @@
       <w:pPr>
         <w:pStyle w:val="berschrift2"/>
       </w:pPr>
-      <w:bookmarkStart w:id="34" w:name="_Toc242259344"/>
+      <w:bookmarkStart w:id="34" w:name="_Toc242429500"/>
       <w:r>
         <w:t>Kontrakte</w:t>
       </w:r>
@@ -13178,7 +13459,7 @@
       <w:pPr>
         <w:pStyle w:val="berschrift2"/>
       </w:pPr>
-      <w:bookmarkStart w:id="35" w:name="_Toc242259345"/>
+      <w:bookmarkStart w:id="35" w:name="_Toc242429501"/>
       <w:r>
         <w:t>Lieferanten</w:t>
       </w:r>
@@ -13289,7 +13570,7 @@
       <w:pPr>
         <w:pStyle w:val="berschrift2"/>
       </w:pPr>
-      <w:bookmarkStart w:id="36" w:name="_Toc242259346"/>
+      <w:bookmarkStart w:id="36" w:name="_Toc242429502"/>
       <w:r>
         <w:t>Spend-Aufriss</w:t>
       </w:r>
@@ -13431,7 +13712,7 @@
       <w:pPr>
         <w:pStyle w:val="berschrift2"/>
       </w:pPr>
-      <w:bookmarkStart w:id="37" w:name="_Toc242259347"/>
+      <w:bookmarkStart w:id="37" w:name="_Toc242429503"/>
       <w:r>
         <w:t>Bestellbedarf &amp; Deckung</w:t>
       </w:r>
@@ -13634,7 +13915,7 @@
       <w:pPr>
         <w:pStyle w:val="berschrift2"/>
       </w:pPr>
-      <w:bookmarkStart w:id="38" w:name="_Toc242259348"/>
+      <w:bookmarkStart w:id="38" w:name="_Toc242429504"/>
       <w:r>
         <w:t>Materialabhängigkeit</w:t>
       </w:r>
@@ -13834,7 +14115,7 @@
       <w:pPr>
         <w:pStyle w:val="berschrift2"/>
       </w:pPr>
-      <w:bookmarkStart w:id="39" w:name="_Toc242259349"/>
+      <w:bookmarkStart w:id="39" w:name="_Toc242429505"/>
       <w:r>
         <w:t>Lieferperformance</w:t>
       </w:r>
@@ -13945,7 +14226,7 @@
       <w:pPr>
         <w:pStyle w:val="berschrift2"/>
       </w:pPr>
-      <w:bookmarkStart w:id="40" w:name="_Toc242259350"/>
+      <w:bookmarkStart w:id="40" w:name="_Toc242429506"/>
       <w:r>
         <w:t>Ideen: Übersicht</w:t>
       </w:r>
@@ -14059,7 +14340,7 @@
       <w:pPr>
         <w:pStyle w:val="berschrift2"/>
       </w:pPr>
-      <w:bookmarkStart w:id="41" w:name="_Toc242259351"/>
+      <w:bookmarkStart w:id="41" w:name="_Toc242429507"/>
       <w:r>
         <w:t>Ideen: Einkauf-Datenservice</w:t>
       </w:r>
@@ -14159,7 +14440,7 @@
       <w:pPr>
         <w:pStyle w:val="berschrift2"/>
       </w:pPr>
-      <w:bookmarkStart w:id="42" w:name="_Toc242259352"/>
+      <w:bookmarkStart w:id="42" w:name="_Toc242429508"/>
       <w:r>
         <w:t>Ideen: Liefertermin-Risiko</w:t>
       </w:r>
@@ -14270,7 +14551,7 @@
       <w:pPr>
         <w:pStyle w:val="berschrift2"/>
       </w:pPr>
-      <w:bookmarkStart w:id="43" w:name="_Toc242259353"/>
+      <w:bookmarkStart w:id="43" w:name="_Toc242429509"/>
       <w:r>
         <w:t>Ideen: Preisentwicklung</w:t>
       </w:r>
@@ -14399,7 +14680,7 @@
       <w:pPr>
         <w:pStyle w:val="berschrift2"/>
       </w:pPr>
-      <w:bookmarkStart w:id="44" w:name="_Toc242259354"/>
+      <w:bookmarkStart w:id="44" w:name="_Toc242429510"/>
       <w:r>
         <w:t>Ideen: Spend-Konzentration</w:t>
       </w:r>
@@ -14510,7 +14791,7 @@
       <w:pPr>
         <w:pStyle w:val="berschrift2"/>
       </w:pPr>
-      <w:bookmarkStart w:id="45" w:name="_Toc242259355"/>
+      <w:bookmarkStart w:id="45" w:name="_Toc242429511"/>
       <w:r>
         <w:t>Ideen: Datenqualität</w:t>
       </w:r>
@@ -14621,7 +14902,7 @@
       <w:pPr>
         <w:pStyle w:val="berschrift2"/>
       </w:pPr>
-      <w:bookmarkStart w:id="46" w:name="_Toc242259356"/>
+      <w:bookmarkStart w:id="46" w:name="_Toc242429512"/>
       <w:r>
         <w:t>Kennzahlen-Katalog</w:t>
       </w:r>
@@ -14709,7 +14990,7 @@
       <w:pPr>
         <w:pStyle w:val="berschrift2"/>
       </w:pPr>
-      <w:bookmarkStart w:id="47" w:name="_Toc242259357"/>
+      <w:bookmarkStart w:id="47" w:name="_Toc242429513"/>
       <w:r>
         <w:t>PBIX Vorlage</w:t>
       </w:r>
@@ -14797,7 +15078,7 @@
       <w:pPr>
         <w:pStyle w:val="berschrift2"/>
       </w:pPr>
-      <w:bookmarkStart w:id="48" w:name="_Toc242259358"/>
+      <w:bookmarkStart w:id="48" w:name="_Toc242429514"/>
       <w:r>
         <w:t>3D Simulation</w:t>
       </w:r>
@@ -14920,7 +15201,7 @@
       <w:pPr>
         <w:pStyle w:val="berschrift2"/>
       </w:pPr>
-      <w:bookmarkStart w:id="49" w:name="_Toc242259359"/>
+      <w:bookmarkStart w:id="49" w:name="_Toc242429515"/>
       <w:r>
         <w:t>Interaktiv</w:t>
       </w:r>
@@ -15228,7 +15509,7 @@
       <w:pPr>
         <w:pStyle w:val="berschrift2"/>
       </w:pPr>
-      <w:bookmarkStart w:id="50" w:name="_Toc242259360"/>
+      <w:bookmarkStart w:id="50" w:name="_Toc242429516"/>
       <w:r>
         <w:t>Datenquellen</w:t>
       </w:r>
@@ -15328,7 +15609,7 @@
       <w:pPr>
         <w:pStyle w:val="berschrift2"/>
       </w:pPr>
-      <w:bookmarkStart w:id="51" w:name="_Toc242259361"/>
+      <w:bookmarkStart w:id="51" w:name="_Toc242429517"/>
       <w:r>
         <w:t>Kennzahlen-Glossar</w:t>
       </w:r>
@@ -16032,7 +16313,7 @@
       <w:pPr>
         <w:pStyle w:val="berschrift1"/>
       </w:pPr>
-      <w:bookmarkStart w:id="52" w:name="_Toc242259362"/>
+      <w:bookmarkStart w:id="52" w:name="_Toc242429518"/>
       <w:r>
         <w:t>Verkauf</w:t>
       </w:r>
@@ -16085,7 +16366,7 @@
       <w:pPr>
         <w:pStyle w:val="berschrift2"/>
       </w:pPr>
-      <w:bookmarkStart w:id="53" w:name="_Toc242259363"/>
+      <w:bookmarkStart w:id="53" w:name="_Toc242429519"/>
       <w:r>
         <w:t>Kunden</w:t>
       </w:r>
@@ -16196,7 +16477,7 @@
       <w:pPr>
         <w:pStyle w:val="berschrift2"/>
       </w:pPr>
-      <w:bookmarkStart w:id="54" w:name="_Toc242259364"/>
+      <w:bookmarkStart w:id="54" w:name="_Toc242429520"/>
       <w:r>
         <w:t>Rückgang</w:t>
       </w:r>
@@ -16302,7 +16583,7 @@
       <w:pPr>
         <w:pStyle w:val="berschrift2"/>
       </w:pPr>
-      <w:bookmarkStart w:id="55" w:name="_Toc242259365"/>
+      <w:bookmarkStart w:id="55" w:name="_Toc242429521"/>
       <w:r>
         <w:t>Neue und verlorene Kunden</w:t>
       </w:r>
@@ -16408,7 +16689,7 @@
       <w:pPr>
         <w:pStyle w:val="berschrift2"/>
       </w:pPr>
-      <w:bookmarkStart w:id="56" w:name="_Toc242259366"/>
+      <w:bookmarkStart w:id="56" w:name="_Toc242429522"/>
       <w:r>
         <w:t>Konzentration</w:t>
       </w:r>
@@ -16514,7 +16795,7 @@
       <w:pPr>
         <w:pStyle w:val="berschrift2"/>
       </w:pPr>
-      <w:bookmarkStart w:id="57" w:name="_Toc242259367"/>
+      <w:bookmarkStart w:id="57" w:name="_Toc242429523"/>
       <w:r>
         <w:t>Cross-Selling</w:t>
       </w:r>
@@ -16609,7 +16890,7 @@
       <w:pPr>
         <w:pStyle w:val="berschrift2"/>
       </w:pPr>
-      <w:bookmarkStart w:id="58" w:name="_Toc242259368"/>
+      <w:bookmarkStart w:id="58" w:name="_Toc242429524"/>
       <w:r>
         <w:t>Preisstreuung</w:t>
       </w:r>
@@ -16715,7 +16996,7 @@
       <w:pPr>
         <w:pStyle w:val="berschrift2"/>
       </w:pPr>
-      <w:bookmarkStart w:id="59" w:name="_Toc242259369"/>
+      <w:bookmarkStart w:id="59" w:name="_Toc242429525"/>
       <w:r>
         <w:t>Saison und Prognose</w:t>
       </w:r>
@@ -16821,7 +17102,7 @@
       <w:pPr>
         <w:pStyle w:val="berschrift2"/>
       </w:pPr>
-      <w:bookmarkStart w:id="60" w:name="_Toc242259370"/>
+      <w:bookmarkStart w:id="60" w:name="_Toc242429526"/>
       <w:r>
         <w:t>Weltkarte</w:t>
       </w:r>
@@ -16924,7 +17205,7 @@
       <w:pPr>
         <w:pStyle w:val="berschrift2"/>
       </w:pPr>
-      <w:bookmarkStart w:id="61" w:name="_Toc242259371"/>
+      <w:bookmarkStart w:id="61" w:name="_Toc242429527"/>
       <w:r>
         <w:t>Interaktiv</w:t>
       </w:r>
@@ -17016,7 +17297,7 @@
       <w:pPr>
         <w:pStyle w:val="berschrift2"/>
       </w:pPr>
-      <w:bookmarkStart w:id="62" w:name="_Toc242259372"/>
+      <w:bookmarkStart w:id="62" w:name="_Toc242429528"/>
       <w:r>
         <w:t>Kunden-Galaxie</w:t>
       </w:r>
@@ -17108,7 +17389,7 @@
       <w:pPr>
         <w:pStyle w:val="berschrift2"/>
       </w:pPr>
-      <w:bookmarkStart w:id="63" w:name="_Toc242259373"/>
+      <w:bookmarkStart w:id="63" w:name="_Toc242429529"/>
       <w:r>
         <w:t>Rennen</w:t>
       </w:r>
@@ -17200,7 +17481,7 @@
       <w:pPr>
         <w:pStyle w:val="berschrift2"/>
       </w:pPr>
-      <w:bookmarkStart w:id="64" w:name="_Toc242259374"/>
+      <w:bookmarkStart w:id="64" w:name="_Toc242429530"/>
       <w:r>
         <w:t>Umsatzfluss</w:t>
       </w:r>
@@ -17292,7 +17573,7 @@
       <w:pPr>
         <w:pStyle w:val="berschrift2"/>
       </w:pPr>
-      <w:bookmarkStart w:id="65" w:name="_Toc242259375"/>
+      <w:bookmarkStart w:id="65" w:name="_Toc242429531"/>
       <w:r>
         <w:t>Sonnenstrahl</w:t>
       </w:r>
@@ -17384,7 +17665,7 @@
       <w:pPr>
         <w:pStyle w:val="berschrift2"/>
       </w:pPr>
-      <w:bookmarkStart w:id="66" w:name="_Toc242259376"/>
+      <w:bookmarkStart w:id="66" w:name="_Toc242429532"/>
       <w:r>
         <w:t>Was wäre wenn</w:t>
       </w:r>
@@ -17493,7 +17774,7 @@
       <w:pPr>
         <w:pStyle w:val="berschrift2"/>
       </w:pPr>
-      <w:bookmarkStart w:id="67" w:name="_Toc242259377"/>
+      <w:bookmarkStart w:id="67" w:name="_Toc242429533"/>
       <w:r>
         <w:t>Bestellrhythmus</w:t>
       </w:r>
@@ -17588,7 +17869,7 @@
       <w:pPr>
         <w:pStyle w:val="berschrift2"/>
       </w:pPr>
-      <w:bookmarkStart w:id="68" w:name="_Toc242259378"/>
+      <w:bookmarkStart w:id="68" w:name="_Toc242429534"/>
       <w:r>
         <w:t>Kalender</w:t>
       </w:r>
@@ -17680,7 +17961,7 @@
       <w:pPr>
         <w:pStyle w:val="berschrift2"/>
       </w:pPr>
-      <w:bookmarkStart w:id="69" w:name="_Toc242259379"/>
+      <w:bookmarkStart w:id="69" w:name="_Toc242429535"/>
       <w:r>
         <w:t>Artikel-Netzwerk</w:t>
       </w:r>
@@ -17775,7 +18056,7 @@
       <w:pPr>
         <w:pStyle w:val="berschrift2"/>
       </w:pPr>
-      <w:bookmarkStart w:id="70" w:name="_Toc242259380"/>
+      <w:bookmarkStart w:id="70" w:name="_Toc242429536"/>
       <w:r>
         <w:t>3D-Landschaft</w:t>
       </w:r>
@@ -17867,7 +18148,7 @@
       <w:pPr>
         <w:pStyle w:val="berschrift2"/>
       </w:pPr>
-      <w:bookmarkStart w:id="71" w:name="_Toc242259381"/>
+      <w:bookmarkStart w:id="71" w:name="_Toc242429537"/>
       <w:r>
         <w:t>Kennzahlen-Glossar</w:t>
       </w:r>
@@ -18694,7 +18975,7 @@
       <w:pPr>
         <w:pStyle w:val="berschrift1"/>
       </w:pPr>
-      <w:bookmarkStart w:id="72" w:name="_Toc242259382"/>
+      <w:bookmarkStart w:id="72" w:name="_Toc242429538"/>
       <w:r>
         <w:t>Logistik</w:t>
       </w:r>
@@ -18714,7 +18995,7 @@
       <w:pPr>
         <w:pStyle w:val="berschrift2"/>
       </w:pPr>
-      <w:bookmarkStart w:id="73" w:name="_Toc242259383"/>
+      <w:bookmarkStart w:id="73" w:name="_Toc242429539"/>
       <w:r>
         <w:t>Stücklistenanalyse</w:t>
       </w:r>
@@ -18831,7 +19112,7 @@
       <w:pPr>
         <w:pStyle w:val="berschrift2"/>
       </w:pPr>
-      <w:bookmarkStart w:id="74" w:name="_Toc242259384"/>
+      <w:bookmarkStart w:id="74" w:name="_Toc242429540"/>
       <w:r>
         <w:t>Materialdisposition &amp; Fehlteile</w:t>
       </w:r>
@@ -18983,7 +19264,7 @@
       <w:pPr>
         <w:pStyle w:val="berschrift2"/>
       </w:pPr>
-      <w:bookmarkStart w:id="75" w:name="_Toc242259385"/>
+      <w:bookmarkStart w:id="75" w:name="_Toc242429541"/>
       <w:r>
         <w:t>Logistik live</w:t>
       </w:r>
@@ -19091,7 +19372,7 @@
       <w:pPr>
         <w:pStyle w:val="berschrift2"/>
       </w:pPr>
-      <w:bookmarkStart w:id="76" w:name="_Toc242259386"/>
+      <w:bookmarkStart w:id="76" w:name="_Toc242429542"/>
       <w:r>
         <w:t>Original- und Live-Übersicht</w:t>
       </w:r>
@@ -19184,7 +19465,7 @@
       <w:pPr>
         <w:pStyle w:val="berschrift2"/>
       </w:pPr>
-      <w:bookmarkStart w:id="77" w:name="_Toc242259387"/>
+      <w:bookmarkStart w:id="77" w:name="_Toc242429543"/>
       <w:r>
         <w:t>3D-Lager</w:t>
       </w:r>
@@ -19277,7 +19558,7 @@
       <w:pPr>
         <w:pStyle w:val="berschrift2"/>
       </w:pPr>
-      <w:bookmarkStart w:id="78" w:name="_Toc242259388"/>
+      <w:bookmarkStart w:id="78" w:name="_Toc242429544"/>
       <w:r>
         <w:t>Produktivität</w:t>
       </w:r>
@@ -19373,7 +19654,7 @@
       <w:pPr>
         <w:pStyle w:val="berschrift2"/>
       </w:pPr>
-      <w:bookmarkStart w:id="79" w:name="_Toc242259389"/>
+      <w:bookmarkStart w:id="79" w:name="_Toc242429545"/>
       <w:r>
         <w:t>Leistung je Person (nur nach Anmeldung)</w:t>
       </w:r>
@@ -19463,7 +19744,7 @@
       <w:pPr>
         <w:pStyle w:val="berschrift2"/>
       </w:pPr>
-      <w:bookmarkStart w:id="80" w:name="_Toc242259390"/>
+      <w:bookmarkStart w:id="80" w:name="_Toc242429546"/>
       <w:r>
         <w:t>Kapazität</w:t>
       </w:r>
@@ -19612,7 +19893,7 @@
       <w:pPr>
         <w:pStyle w:val="berschrift2"/>
       </w:pPr>
-      <w:bookmarkStart w:id="81" w:name="_Toc242259391"/>
+      <w:bookmarkStart w:id="81" w:name="_Toc242429547"/>
       <w:r>
         <w:t>Verwendung &amp; Risiko</w:t>
       </w:r>
@@ -19719,7 +20000,7 @@
       <w:pPr>
         <w:pStyle w:val="berschrift2"/>
       </w:pPr>
-      <w:bookmarkStart w:id="82" w:name="_Toc242259392"/>
+      <w:bookmarkStart w:id="82" w:name="_Toc242429548"/>
       <w:r>
         <w:t>Dispositionsprüfung</w:t>
       </w:r>
@@ -19890,7 +20171,7 @@
       <w:pPr>
         <w:pStyle w:val="berschrift2"/>
       </w:pPr>
-      <w:bookmarkStart w:id="83" w:name="_Toc242259393"/>
+      <w:bookmarkStart w:id="83" w:name="_Toc242429549"/>
       <w:r>
         <w:t>Kennzahlen-Glossar</w:t>
       </w:r>
@@ -20635,7 +20916,7 @@
       <w:pPr>
         <w:pStyle w:val="berschrift1"/>
       </w:pPr>
-      <w:bookmarkStart w:id="84" w:name="_Toc242259394"/>
+      <w:bookmarkStart w:id="84" w:name="_Toc242429550"/>
       <w:r>
         <w:t>HR</w:t>
       </w:r>
@@ -20658,7 +20939,7 @@
       <w:pPr>
         <w:pStyle w:val="berschrift2"/>
       </w:pPr>
-      <w:bookmarkStart w:id="85" w:name="_Toc242259395"/>
+      <w:bookmarkStart w:id="85" w:name="_Toc242429551"/>
       <w:r>
         <w:t>HR Dashboard</w:t>
       </w:r>
@@ -20853,7 +21134,7 @@
       <w:pPr>
         <w:pStyle w:val="berschrift2"/>
       </w:pPr>
-      <w:bookmarkStart w:id="86" w:name="_Toc242259396"/>
+      <w:bookmarkStart w:id="86" w:name="_Toc242429552"/>
       <w:r>
         <w:t>Überblick</w:t>
       </w:r>
@@ -20943,7 +21224,7 @@
       <w:pPr>
         <w:pStyle w:val="berschrift2"/>
       </w:pPr>
-      <w:bookmarkStart w:id="87" w:name="_Toc242259397"/>
+      <w:bookmarkStart w:id="87" w:name="_Toc242429553"/>
       <w:r>
         <w:t>Fluktuation</w:t>
       </w:r>
@@ -21132,7 +21413,7 @@
       <w:pPr>
         <w:pStyle w:val="berschrift2"/>
       </w:pPr>
-      <w:bookmarkStart w:id="88" w:name="_Toc242259398"/>
+      <w:bookmarkStart w:id="88" w:name="_Toc242429554"/>
       <w:r>
         <w:t>Ampel</w:t>
       </w:r>
@@ -21225,7 +21506,7 @@
       <w:pPr>
         <w:pStyle w:val="berschrift2"/>
       </w:pPr>
-      <w:bookmarkStart w:id="89" w:name="_Toc242259399"/>
+      <w:bookmarkStart w:id="89" w:name="_Toc242429555"/>
       <w:r>
         <w:t>Absenzen</w:t>
       </w:r>
@@ -21337,7 +21618,7 @@
       <w:pPr>
         <w:pStyle w:val="berschrift2"/>
       </w:pPr>
-      <w:bookmarkStart w:id="90" w:name="_Toc242259400"/>
+      <w:bookmarkStart w:id="90" w:name="_Toc242429556"/>
       <w:r>
         <w:t>Zeit / Ferien</w:t>
       </w:r>
@@ -21436,7 +21717,7 @@
       <w:pPr>
         <w:pStyle w:val="berschrift2"/>
       </w:pPr>
-      <w:bookmarkStart w:id="91" w:name="_Toc242259401"/>
+      <w:bookmarkStart w:id="91" w:name="_Toc242429557"/>
       <w:r>
         <w:t>Mitarbeitende</w:t>
       </w:r>
@@ -21526,7 +21807,7 @@
       <w:pPr>
         <w:pStyle w:val="berschrift2"/>
       </w:pPr>
-      <w:bookmarkStart w:id="92" w:name="_Toc242259402"/>
+      <w:bookmarkStart w:id="92" w:name="_Toc242429558"/>
       <w:r>
         <w:t>Datenstatus</w:t>
       </w:r>
@@ -21616,7 +21897,7 @@
       <w:pPr>
         <w:pStyle w:val="berschrift2"/>
       </w:pPr>
-      <w:bookmarkStart w:id="93" w:name="_Toc242259403"/>
+      <w:bookmarkStart w:id="93" w:name="_Toc242429559"/>
       <w:r>
         <w:t>Anleitung</w:t>
       </w:r>
@@ -21709,7 +21990,7 @@
       <w:pPr>
         <w:pStyle w:val="berschrift2"/>
       </w:pPr>
-      <w:bookmarkStart w:id="94" w:name="_Toc242259404"/>
+      <w:bookmarkStart w:id="94" w:name="_Toc242429560"/>
       <w:r>
         <w:t>HR KPI Schulung</w:t>
       </w:r>
@@ -21814,7 +22095,7 @@
       <w:pPr>
         <w:pStyle w:val="berschrift2"/>
       </w:pPr>
-      <w:bookmarkStart w:id="95" w:name="_Toc242259405"/>
+      <w:bookmarkStart w:id="95" w:name="_Toc242429561"/>
       <w:r>
         <w:t>Kennzahlen-Glossar</w:t>
       </w:r>
@@ -22600,7 +22881,7 @@
       <w:pPr>
         <w:pStyle w:val="berschrift1"/>
       </w:pPr>
-      <w:bookmarkStart w:id="96" w:name="_Toc242259406"/>
+      <w:bookmarkStart w:id="96" w:name="_Toc242429562"/>
       <w:r>
         <w:t>Weltlage</w:t>
       </w:r>
@@ -22643,7 +22924,7 @@
       <w:pPr>
         <w:pStyle w:val="berschrift2"/>
       </w:pPr>
-      <w:bookmarkStart w:id="97" w:name="_Toc242259407"/>
+      <w:bookmarkStart w:id="97" w:name="_Toc242429563"/>
       <w:r>
         <w:t>Radar</w:t>
       </w:r>
@@ -22961,7 +23242,7 @@
       <w:pPr>
         <w:pStyle w:val="berschrift2"/>
       </w:pPr>
-      <w:bookmarkStart w:id="98" w:name="_Toc242259408"/>
+      <w:bookmarkStart w:id="98" w:name="_Toc242429564"/>
       <w:r>
         <w:t>Länder</w:t>
       </w:r>
@@ -23088,7 +23369,7 @@
       <w:pPr>
         <w:pStyle w:val="berschrift2"/>
       </w:pPr>
-      <w:bookmarkStart w:id="99" w:name="_Toc242259409"/>
+      <w:bookmarkStart w:id="99" w:name="_Toc242429565"/>
       <w:r>
         <w:t>Rohstoffe und Währungen</w:t>
       </w:r>
@@ -23348,7 +23629,7 @@
       <w:pPr>
         <w:pStyle w:val="berschrift2"/>
       </w:pPr>
-      <w:bookmarkStart w:id="100" w:name="_Toc242259410"/>
+      <w:bookmarkStart w:id="100" w:name="_Toc242429566"/>
       <w:r>
         <w:t>Ereignisse</w:t>
       </w:r>
@@ -23472,7 +23753,7 @@
       <w:pPr>
         <w:pStyle w:val="berschrift2"/>
       </w:pPr>
-      <w:bookmarkStart w:id="101" w:name="_Toc242259411"/>
+      <w:bookmarkStart w:id="101" w:name="_Toc242429567"/>
       <w:r>
         <w:t>Kennzahlen-Glossar</w:t>
       </w:r>
@@ -24012,7 +24293,7 @@
       <w:pPr>
         <w:pStyle w:val="berschrift1"/>
       </w:pPr>
-      <w:bookmarkStart w:id="102" w:name="_Toc242259412"/>
+      <w:bookmarkStart w:id="102" w:name="_Toc242429568"/>
       <w:r>
         <w:t>Netzwerk und IT-Infrastruktur</w:t>
       </w:r>
@@ -24049,7 +24330,7 @@
       <w:pPr>
         <w:pStyle w:val="berschrift2"/>
       </w:pPr>
-      <w:bookmarkStart w:id="103" w:name="_Toc242259413"/>
+      <w:bookmarkStart w:id="103" w:name="_Toc242429569"/>
       <w:r>
         <w:t>Übersicht</w:t>
       </w:r>
@@ -24158,7 +24439,7 @@
       <w:pPr>
         <w:pStyle w:val="berschrift2"/>
       </w:pPr>
-      <w:bookmarkStart w:id="104" w:name="_Toc242259414"/>
+      <w:bookmarkStart w:id="104" w:name="_Toc242429570"/>
       <w:r>
         <w:t>Verfügbarkeit</w:t>
       </w:r>
@@ -24282,7 +24563,7 @@
       <w:pPr>
         <w:pStyle w:val="berschrift2"/>
       </w:pPr>
-      <w:bookmarkStart w:id="105" w:name="_Toc242259415"/>
+      <w:bookmarkStart w:id="105" w:name="_Toc242429571"/>
       <w:r>
         <w:t>Netz oder Daten</w:t>
       </w:r>
@@ -24406,7 +24687,7 @@
       <w:pPr>
         <w:pStyle w:val="berschrift2"/>
       </w:pPr>
-      <w:bookmarkStart w:id="106" w:name="_Toc242259416"/>
+      <w:bookmarkStart w:id="106" w:name="_Toc242429572"/>
       <w:r>
         <w:t>Sicherheit</w:t>
       </w:r>
@@ -24512,7 +24793,7 @@
       <w:pPr>
         <w:pStyle w:val="berschrift2"/>
       </w:pPr>
-      <w:bookmarkStart w:id="107" w:name="_Toc242259417"/>
+      <w:bookmarkStart w:id="107" w:name="_Toc242429573"/>
       <w:r>
         <w:t>Active Directory</w:t>
       </w:r>
@@ -24621,7 +24902,7 @@
       <w:pPr>
         <w:pStyle w:val="berschrift2"/>
       </w:pPr>
-      <w:bookmarkStart w:id="108" w:name="_Toc242259418"/>
+      <w:bookmarkStart w:id="108" w:name="_Toc242429574"/>
       <w:r>
         <w:t>AD-Infrastruktur</w:t>
       </w:r>
@@ -24701,7 +24982,7 @@
       <w:pPr>
         <w:pStyle w:val="berschrift2"/>
       </w:pPr>
-      <w:bookmarkStart w:id="109" w:name="_Toc242259419"/>
+      <w:bookmarkStart w:id="109" w:name="_Toc242429575"/>
       <w:r>
         <w:t>Gruppenrichtlinien</w:t>
       </w:r>
@@ -24781,7 +25062,7 @@
       <w:pPr>
         <w:pStyle w:val="berschrift2"/>
       </w:pPr>
-      <w:bookmarkStart w:id="110" w:name="_Toc242259420"/>
+      <w:bookmarkStart w:id="110" w:name="_Toc242429576"/>
       <w:r>
         <w:t>DNS</w:t>
       </w:r>
@@ -24843,7 +25124,7 @@
       <w:pPr>
         <w:pStyle w:val="berschrift2"/>
       </w:pPr>
-      <w:bookmarkStart w:id="111" w:name="_Toc242259421"/>
+      <w:bookmarkStart w:id="111" w:name="_Toc242429577"/>
       <w:r>
         <w:t>Verlauf</w:t>
       </w:r>
@@ -24936,7 +25217,7 @@
       <w:pPr>
         <w:pStyle w:val="berschrift2"/>
       </w:pPr>
-      <w:bookmarkStart w:id="112" w:name="_Toc242259422"/>
+      <w:bookmarkStart w:id="112" w:name="_Toc242429578"/>
       <w:r>
         <w:t>Migration</w:t>
       </w:r>
@@ -25109,7 +25390,7 @@
       <w:pPr>
         <w:pStyle w:val="berschrift2"/>
       </w:pPr>
-      <w:bookmarkStart w:id="113" w:name="_Toc242259423"/>
+      <w:bookmarkStart w:id="113" w:name="_Toc242429579"/>
       <w:r>
         <w:t>Bericht</w:t>
       </w:r>
@@ -25218,7 +25499,7 @@
       <w:pPr>
         <w:pStyle w:val="berschrift2"/>
       </w:pPr>
-      <w:bookmarkStart w:id="114" w:name="_Toc242259424"/>
+      <w:bookmarkStart w:id="114" w:name="_Toc242429580"/>
       <w:r>
         <w:t>Arbeitsplätze</w:t>
       </w:r>
@@ -25324,7 +25605,7 @@
       <w:pPr>
         <w:pStyle w:val="berschrift2"/>
       </w:pPr>
-      <w:bookmarkStart w:id="115" w:name="_Toc242259425"/>
+      <w:bookmarkStart w:id="115" w:name="_Toc242429581"/>
       <w:r>
         <w:t>Kennzahlen-Glossar</w:t>
       </w:r>
@@ -25905,7 +26186,7 @@
       <w:pPr>
         <w:pStyle w:val="berschrift1"/>
       </w:pPr>
-      <w:bookmarkStart w:id="116" w:name="_Toc242259426"/>
+      <w:bookmarkStart w:id="116" w:name="_Toc242429582"/>
       <w:r>
         <w:t>Projekte</w:t>
       </w:r>
@@ -25923,7 +26204,7 @@
       <w:pPr>
         <w:pStyle w:val="berschrift2"/>
       </w:pPr>
-      <w:bookmarkStart w:id="117" w:name="_Toc242259427"/>
+      <w:bookmarkStart w:id="117" w:name="_Toc242429583"/>
       <w:r>
         <w:t>Projekte</w:t>
       </w:r>
@@ -26117,7 +26398,7 @@
       <w:pPr>
         <w:pStyle w:val="berschrift2"/>
       </w:pPr>
-      <w:bookmarkStart w:id="118" w:name="_Toc242259428"/>
+      <w:bookmarkStart w:id="118" w:name="_Toc242429584"/>
       <w:r>
         <w:t>Kennzahlen-Glossar</w:t>
       </w:r>
@@ -26401,6 +26682,578 @@
       <w:pPr>
         <w:spacing w:after="80"/>
       </w:pPr>
+    </w:p>
+    <w:p>
+      <w:r>
+        <w:br w:type="page"/>
+      </w:r>
+    </w:p>
+    <w:p>
+      <w:pPr>
+        <w:pStyle w:val="berschrift1"/>
+      </w:pPr>
+      <w:bookmarkStart w:id="119" w:name="_Toc242429585"/>
+      <w:r>
+        <w:t>Trafag Reddit</w:t>
+      </w:r>
+      <w:bookmarkEnd w:id="119"/>
+    </w:p>
+    <w:p>
+      <w:r>
+        <w:t>Trafag Reddit ist das interne Forum des Cockpits. Hier ist Platz für alles, was in SharePoint keinen Ort findet: Fragen an Kolleginnen und Kollegen, Ideen und Verbesserungen, SAP- und Excel-Tipps, lesenswerte Links, der Marktplatz und Themen rund um Kantine und Freizeit. Es verbindet zwei bekannte Vorbilder: von Reddit die Communities, das Abstimmen mit Pfeil hoch und Pfeil runter und die verschachtelten Kommentare, von StackOverflow die Fragen mit akzeptierter Antwort, die Tags und die Reputation. Der Reit</w:t>
+      </w:r>
+      <w:r>
+        <w:t>er liegt auf oberster Menüebene und ist für alle sichtbar. Geschrieben wird immer mit dem eigenen Windows-Namen; ohne Windows-Anmeldung kann man nur lesen.</w:t>
+      </w:r>
+    </w:p>
+    <w:p>
+      <w:pPr>
+        <w:pStyle w:val="berschrift2"/>
+      </w:pPr>
+      <w:bookmarkStart w:id="120" w:name="_Toc242429586"/>
+      <w:r>
+        <w:t>Startseite und Feed</w:t>
+      </w:r>
+      <w:bookmarkEnd w:id="120"/>
+    </w:p>
+    <w:p>
+      <w:pPr>
+        <w:pStyle w:val="berschrift3"/>
+      </w:pPr>
+      <w:r>
+        <w:t>Wozu</w:t>
+      </w:r>
+    </w:p>
+    <w:p>
+      <w:r>
+        <w:t>Der Feed zeigt alle Beiträge, die besten zuoberst. Wer eine Frage hat, sieht zuerst, ob es dazu schon eine Antwort gibt; wer eine Idee hat, sieht, ob andere sie unterstützen.</w:t>
+      </w:r>
+    </w:p>
+    <w:p>
+      <w:pPr>
+        <w:pStyle w:val="berschrift3"/>
+      </w:pPr>
+      <w:r>
+        <w:t>Was man sieht</w:t>
+      </w:r>
+    </w:p>
+    <w:p>
+      <w:r>
+        <w:t>Oben ein orangefarbenes Band mit Suche, der Schaltfläche „Beitrag erstellen“ und Zahlen zu Beiträgen, Kommentaren, Stimmen, Mitwirkenden und offenen Fragen. Darunter die Sortierleiste: Angesagt, Neu, Top (mit Zeitraum Heute bis Seit Beginn), Aktiv, Offene Fragen und Kontrovers. Jeder Beitrag ist eine Karte mit den Abstimmungspfeilen links, der Community, der Art (Diskussion, Frage, Link, Idee; eine Frage mit akzeptierter Antwort heisst „Gelöst“), dem Titel, einer Vorschau des Textes, den Tags, dem Namen mit</w:t>
+      </w:r>
+      <w:r>
+        <w:t xml:space="preserve"> Stufe und Reputation sowie der Zahl der Kommentare und Aufrufe. Rechts die eigene Reputation mit Fortschrittsbalken zur nächsten Stufe, die Liste der Communities, die Ruhmeshalle der Mitwirkenden mit der höchsten Reputation, beliebte Tags und die Spielregeln.</w:t>
+      </w:r>
+    </w:p>
+    <w:p>
+      <w:pPr>
+        <w:pStyle w:val="berschrift3"/>
+      </w:pPr>
+      <w:r>
+        <w:t>Wie gerechnet wird</w:t>
+      </w:r>
+    </w:p>
+    <w:p>
+      <w:pPr>
+        <w:pStyle w:val="Aufzhlungszeichen"/>
+        <w:numPr>
+          <w:ilvl w:val="0"/>
+          <w:numId w:val="1"/>
+        </w:numPr>
+      </w:pPr>
+      <w:r>
+        <w:rPr>
+          <w:b/>
+        </w:rPr>
+        <w:t>Punkte eines Beitrags:</w:t>
+      </w:r>
+      <w:r>
+        <w:t xml:space="preserve"> Stimmen hoch minus Stimmen runter. Ein zweiter Klick auf denselben Pfeil nimmt die eigene Stimme zurück. Für eigene Beiträge kann man nicht abstimmen.</w:t>
+      </w:r>
+    </w:p>
+    <w:p>
+      <w:pPr>
+        <w:pStyle w:val="Aufzhlungszeichen"/>
+        <w:numPr>
+          <w:ilvl w:val="0"/>
+          <w:numId w:val="1"/>
+        </w:numPr>
+      </w:pPr>
+      <w:r>
+        <w:rPr>
+          <w:b/>
+        </w:rPr>
+        <w:t>Angesagt:</w:t>
+      </w:r>
+      <w:r>
+        <w:t xml:space="preserve"> wie bei Reddit. Der Zehnerlogarithmus der Punkte plus das Alter, wobei 12,5 Stunden so viel wiegen wie eine Zehnerpotenz an Punkten. Neue Beiträge mit wenigen Stimmen stehen so eine Weile oben, alte rutschen nach unten. Angeheftete Beiträge stehen immer zuerst.</w:t>
+      </w:r>
+    </w:p>
+    <w:p>
+      <w:pPr>
+        <w:pStyle w:val="Aufzhlungszeichen"/>
+        <w:numPr>
+          <w:ilvl w:val="0"/>
+          <w:numId w:val="1"/>
+        </w:numPr>
+      </w:pPr>
+      <w:r>
+        <w:rPr>
+          <w:b/>
+        </w:rPr>
+        <w:t>Top:</w:t>
+      </w:r>
+      <w:r>
+        <w:t xml:space="preserve"> nach Punkten im gewählten Zeitraum.</w:t>
+      </w:r>
+    </w:p>
+    <w:p>
+      <w:pPr>
+        <w:pStyle w:val="Aufzhlungszeichen"/>
+        <w:numPr>
+          <w:ilvl w:val="0"/>
+          <w:numId w:val="1"/>
+        </w:numPr>
+      </w:pPr>
+      <w:r>
+        <w:rPr>
+          <w:b/>
+        </w:rPr>
+        <w:t>Aktiv:</w:t>
+      </w:r>
+      <w:r>
+        <w:t xml:space="preserve"> nach der letzten Aktivität (neuer Kommentar, akzeptierte Antwort).</w:t>
+      </w:r>
+    </w:p>
+    <w:p>
+      <w:pPr>
+        <w:pStyle w:val="Aufzhlungszeichen"/>
+        <w:numPr>
+          <w:ilvl w:val="0"/>
+          <w:numId w:val="1"/>
+        </w:numPr>
+      </w:pPr>
+      <w:r>
+        <w:rPr>
+          <w:b/>
+        </w:rPr>
+        <w:t>Offene Fragen:</w:t>
+      </w:r>
+      <w:r>
+        <w:t xml:space="preserve"> Fragen ohne akzeptierte Antwort, die mit den wenigsten Kommentaren zuerst.</w:t>
+      </w:r>
+    </w:p>
+    <w:p>
+      <w:pPr>
+        <w:pStyle w:val="Aufzhlungszeichen"/>
+        <w:numPr>
+          <w:ilvl w:val="0"/>
+          <w:numId w:val="1"/>
+        </w:numPr>
+      </w:pPr>
+      <w:r>
+        <w:rPr>
+          <w:b/>
+        </w:rPr>
+        <w:t>Kontrovers:</w:t>
+      </w:r>
+      <w:r>
+        <w:t xml:space="preserve"> viele Stimmen, beide Seiten ähnlich stark.</w:t>
+      </w:r>
+    </w:p>
+    <w:p>
+      <w:pPr>
+        <w:pStyle w:val="Aufzhlungszeichen"/>
+        <w:numPr>
+          <w:ilvl w:val="0"/>
+          <w:numId w:val="1"/>
+        </w:numPr>
+      </w:pPr>
+      <w:r>
+        <w:rPr>
+          <w:b/>
+        </w:rPr>
+        <w:t>Suche:</w:t>
+      </w:r>
+      <w:r>
+        <w:t xml:space="preserve"> alle eingegebenen Wörter müssen in Titel, Text, Tags oder Autorname vorkommen.</w:t>
+      </w:r>
+    </w:p>
+    <w:p>
+      <w:pPr>
+        <w:pStyle w:val="berschrift3"/>
+      </w:pPr>
+      <w:r>
+        <w:t>Einsatz im Arbeitsalltag</w:t>
+      </w:r>
+    </w:p>
+    <w:p>
+      <w:pPr>
+        <w:pStyle w:val="Aufzhlungszeichen"/>
+        <w:numPr>
+          <w:ilvl w:val="0"/>
+          <w:numId w:val="1"/>
+        </w:numPr>
+      </w:pPr>
+      <w:r>
+        <w:rPr>
+          <w:b/>
+        </w:rPr>
+        <w:t>Alle Mitarbeitenden:</w:t>
+      </w:r>
+      <w:r>
+        <w:t xml:space="preserve"> Erst suchen, dann fragen. Beim Tippen des Titels zeigt das Formular ähnliche Beiträge.</w:t>
+      </w:r>
+    </w:p>
+    <w:p>
+      <w:pPr>
+        <w:pStyle w:val="Aufzhlungszeichen"/>
+        <w:numPr>
+          <w:ilvl w:val="0"/>
+          <w:numId w:val="1"/>
+        </w:numPr>
+      </w:pPr>
+      <w:r>
+        <w:rPr>
+          <w:b/>
+        </w:rPr>
+        <w:t>Fachspezialisten (SAP, IT, Einkauf):</w:t>
+      </w:r>
+      <w:r>
+        <w:t xml:space="preserve"> Unter „Offene Fragen“ nachsehen, wo eine Antwort fehlt; gute Antworten bringen Reputation.</w:t>
+      </w:r>
+    </w:p>
+    <w:p>
+      <w:pPr>
+        <w:pStyle w:val="Aufzhlungszeichen"/>
+        <w:numPr>
+          <w:ilvl w:val="0"/>
+          <w:numId w:val="1"/>
+        </w:numPr>
+      </w:pPr>
+      <w:r>
+        <w:rPr>
+          <w:b/>
+        </w:rPr>
+        <w:t>Abteilungsleiter und Geschäftsleitung:</w:t>
+      </w:r>
+      <w:r>
+        <w:t xml:space="preserve"> Unter „Ideen“ mit „Top“ sehen, welche Verbesserungen die meisten Stimmen haben.</w:t>
+      </w:r>
+    </w:p>
+    <w:p>
+      <w:pPr>
+        <w:pStyle w:val="berschrift3"/>
+      </w:pPr>
+      <w:r>
+        <w:t>Grenzen und Fallstricke</w:t>
+      </w:r>
+    </w:p>
+    <w:p>
+      <w:r>
+        <w:t>Die Inhalte sind für alle im Cockpit sichtbar. Vertrauliche Kunden-, Personal- oder Finanzdaten gehören nicht hinein. Es gibt keine Benachrichtigung per Mail; neue Beiträge sieht man beim nächsten Besuch, offene Seiten zeigen einen Hinweis „Neues im Forum“. Bilder und Dateianhänge sind nicht vorgesehen, Links schon.</w:t>
+      </w:r>
+    </w:p>
+    <w:p>
+      <w:pPr>
+        <w:pStyle w:val="berschrift2"/>
+      </w:pPr>
+      <w:bookmarkStart w:id="121" w:name="_Toc242429587"/>
+      <w:r>
+        <w:t>Beitrag und Antworten</w:t>
+      </w:r>
+      <w:bookmarkEnd w:id="121"/>
+    </w:p>
+    <w:p>
+      <w:pPr>
+        <w:pStyle w:val="berschrift3"/>
+      </w:pPr>
+      <w:r>
+        <w:t>Wozu</w:t>
+      </w:r>
+    </w:p>
+    <w:p>
+      <w:r>
+        <w:t>Auf der Beitragsseite wird diskutiert und geantwortet. Bei Fragen markiert die fragende Person die Antwort, die geholfen hat.</w:t>
+      </w:r>
+    </w:p>
+    <w:p>
+      <w:pPr>
+        <w:pStyle w:val="berschrift3"/>
+      </w:pPr>
+      <w:r>
+        <w:t>Was man sieht</w:t>
+      </w:r>
+    </w:p>
+    <w:p>
+      <w:r>
+        <w:t>Titel, Autor, der vollständige Text mit Formatierung, ein Link als Karte, Tags und darunter die Aktionen Speichern, Teilen (kopiert den Link), Bearbeiten und Löschen (nur eigene Beiträge). Darunter das Antwortfeld und die Kommentare als Baum. Jede Ebene hat eine Linie, mit der man den Zweig einklappt. Die akzeptierte Antwort steht grün umrandet zuoberst. Die Autorin oder der Autor des Beitrags ist bei den Kommentaren mit „OP“ markiert.</w:t>
+      </w:r>
+    </w:p>
+    <w:p>
+      <w:pPr>
+        <w:pStyle w:val="berschrift3"/>
+      </w:pPr>
+      <w:r>
+        <w:t>Wie gerechnet wird</w:t>
+      </w:r>
+    </w:p>
+    <w:p>
+      <w:pPr>
+        <w:pStyle w:val="Aufzhlungszeichen"/>
+        <w:numPr>
+          <w:ilvl w:val="0"/>
+          <w:numId w:val="1"/>
+        </w:numPr>
+      </w:pPr>
+      <w:r>
+        <w:rPr>
+          <w:b/>
+        </w:rPr>
+        <w:t>Reihenfolge der Kommentare:</w:t>
+      </w:r>
+      <w:r>
+        <w:t xml:space="preserve"> akzeptierte Antwort zuerst, dann nach der Wilson-Untergrenze der Stimmen (wie Reddit „Beste“). Ein Kommentar mit 50 Stimmen hoch und 2 runter steht vor einem mit 3 zu 0.</w:t>
+      </w:r>
+    </w:p>
+    <w:p>
+      <w:pPr>
+        <w:pStyle w:val="Aufzhlungszeichen"/>
+        <w:numPr>
+          <w:ilvl w:val="0"/>
+          <w:numId w:val="1"/>
+        </w:numPr>
+      </w:pPr>
+      <w:r>
+        <w:rPr>
+          <w:b/>
+        </w:rPr>
+        <w:t>Reputation:</w:t>
+      </w:r>
+      <w:r>
+        <w:t xml:space="preserve"> Jede Stimme hoch für einen eigenen Beitrag oder Kommentar gibt 10 Punkte, jede Stimme runter kostet 2. Eine akzeptierte Antwort gibt der antwortenden Person 15 Punkte und der fragenden 2. Nie unter 0.</w:t>
+      </w:r>
+    </w:p>
+    <w:p>
+      <w:pPr>
+        <w:pStyle w:val="Aufzhlungszeichen"/>
+        <w:numPr>
+          <w:ilvl w:val="0"/>
+          <w:numId w:val="1"/>
+        </w:numPr>
+      </w:pPr>
+      <w:r>
+        <w:rPr>
+          <w:b/>
+        </w:rPr>
+        <w:t>Stufen:</w:t>
+      </w:r>
+      <w:r>
+        <w:t xml:space="preserve"> Neuling unter 50, Mitglied ab 50, Kenner ab 200, Experte ab 1000, Legende ab 5000 Punkten.</w:t>
+      </w:r>
+    </w:p>
+    <w:p>
+      <w:pPr>
+        <w:pStyle w:val="Aufzhlungszeichen"/>
+        <w:numPr>
+          <w:ilvl w:val="0"/>
+          <w:numId w:val="1"/>
+        </w:numPr>
+      </w:pPr>
+      <w:r>
+        <w:rPr>
+          <w:b/>
+        </w:rPr>
+        <w:t>Aufrufe:</w:t>
+      </w:r>
+      <w:r>
+        <w:t xml:space="preserve"> jeder Besuch der Beitragsseite zählt einmal.</w:t>
+      </w:r>
+    </w:p>
+    <w:p>
+      <w:pPr>
+        <w:pStyle w:val="berschrift3"/>
+      </w:pPr>
+      <w:r>
+        <w:t>Einsatz im Arbeitsalltag</w:t>
+      </w:r>
+    </w:p>
+    <w:p>
+      <w:pPr>
+        <w:pStyle w:val="Aufzhlungszeichen"/>
+        <w:numPr>
+          <w:ilvl w:val="0"/>
+          <w:numId w:val="1"/>
+        </w:numPr>
+      </w:pPr>
+      <w:r>
+        <w:rPr>
+          <w:b/>
+        </w:rPr>
+        <w:t>Fragende:</w:t>
+      </w:r>
+      <w:r>
+        <w:t xml:space="preserve"> Wenn eine Antwort geholfen hat, mit dem Haken akzeptieren. So sehen andere sofort die Lösung, und die Frage verschwindet aus „Offene Fragen“.</w:t>
+      </w:r>
+    </w:p>
+    <w:p>
+      <w:pPr>
+        <w:pStyle w:val="Aufzhlungszeichen"/>
+        <w:numPr>
+          <w:ilvl w:val="0"/>
+          <w:numId w:val="1"/>
+        </w:numPr>
+      </w:pPr>
+      <w:r>
+        <w:rPr>
+          <w:b/>
+        </w:rPr>
+        <w:t>Antwortende:</w:t>
+      </w:r>
+      <w:r>
+        <w:t xml:space="preserve"> Kurz, konkret, mit Transaktion oder Menüpfad. Formatierung: </w:t>
+      </w:r>
+      <w:r>
+        <w:rPr>
+          <w:b/>
+        </w:rPr>
+        <w:t>fett</w:t>
+      </w:r>
+      <w:r>
+        <w:t>, *kursiv*, - Liste, &gt; Zitat, Code in Backticks und Links als [Text](https://...).</w:t>
+      </w:r>
+    </w:p>
+    <w:p>
+      <w:pPr>
+        <w:pStyle w:val="berschrift3"/>
+      </w:pPr>
+      <w:r>
+        <w:t>Grenzen und Fallstricke</w:t>
+      </w:r>
+    </w:p>
+    <w:p>
+      <w:r>
+        <w:t>Gelöschte Kommentare mit Antworten bleiben als „[gelöscht]“ stehen, damit der Faden lesbar bleibt. Bearbeitete Beiträge tragen den Vermerk „bearbeitet“, eine Änderungshistorie gibt es nicht. Anheften und das Löschen fremder Beiträge sind Admins vorbehalten (Admin-Passwort entsperrt).</w:t>
+      </w:r>
+    </w:p>
+    <w:p>
+      <w:pPr>
+        <w:pStyle w:val="berschrift2"/>
+      </w:pPr>
+      <w:bookmarkStart w:id="122" w:name="_Toc242429588"/>
+      <w:r>
+        <w:t>Communities</w:t>
+      </w:r>
+      <w:bookmarkEnd w:id="122"/>
+    </w:p>
+    <w:p>
+      <w:pPr>
+        <w:pStyle w:val="berschrift3"/>
+      </w:pPr>
+      <w:r>
+        <w:t>Wozu</w:t>
+      </w:r>
+    </w:p>
+    <w:p>
+      <w:r>
+        <w:t>Communities ordnen die Beiträge nach Thema, damit man nur sieht, was einen interessiert.</w:t>
+      </w:r>
+    </w:p>
+    <w:p>
+      <w:pPr>
+        <w:pStyle w:val="berschrift3"/>
+      </w:pPr>
+      <w:r>
+        <w:t>Was man sieht</w:t>
+      </w:r>
+    </w:p>
+    <w:p>
+      <w:r>
+        <w:t>Zu Beginn gibt es acht Communities: Allgemein, Fragen &amp; Antworten, Ideen &amp; Verbesserungen, SAP-Tipps, IT &amp; Tools, Fundstücke &amp; Links, Marktplatz, Kantine &amp; Freizeit. Jede hat eine Farbe, ein Symbol und eine Kurzadresse wie r/sap. Wer angemeldet ist, kann mit dem Plus eine neue Community anlegen (Name, Beschreibung, Symbol, Farbe).</w:t>
+      </w:r>
+    </w:p>
+    <w:p>
+      <w:pPr>
+        <w:pStyle w:val="berschrift3"/>
+      </w:pPr>
+      <w:r>
+        <w:t>Wie gerechnet wird</w:t>
+      </w:r>
+    </w:p>
+    <w:p>
+      <w:pPr>
+        <w:pStyle w:val="Aufzhlungszeichen"/>
+        <w:numPr>
+          <w:ilvl w:val="0"/>
+          <w:numId w:val="1"/>
+        </w:numPr>
+      </w:pPr>
+      <w:r>
+        <w:rPr>
+          <w:b/>
+        </w:rPr>
+        <w:t>Beiträge:</w:t>
+      </w:r>
+      <w:r>
+        <w:t xml:space="preserve"> Anzahl nicht gelöschter Beiträge der Community.</w:t>
+      </w:r>
+    </w:p>
+    <w:p>
+      <w:pPr>
+        <w:pStyle w:val="Aufzhlungszeichen"/>
+        <w:numPr>
+          <w:ilvl w:val="0"/>
+          <w:numId w:val="1"/>
+        </w:numPr>
+      </w:pPr>
+      <w:r>
+        <w:rPr>
+          <w:b/>
+        </w:rPr>
+        <w:t>Mitwirkende:</w:t>
+      </w:r>
+      <w:r>
+        <w:t xml:space="preserve"> Anzahl verschiedener Personen, die dort geschrieben oder kommentiert haben.</w:t>
+      </w:r>
+    </w:p>
+    <w:p>
+      <w:pPr>
+        <w:pStyle w:val="berschrift3"/>
+      </w:pPr>
+      <w:r>
+        <w:t>Einsatz im Arbeitsalltag</w:t>
+      </w:r>
+    </w:p>
+    <w:p>
+      <w:pPr>
+        <w:pStyle w:val="Aufzhlungszeichen"/>
+        <w:numPr>
+          <w:ilvl w:val="0"/>
+          <w:numId w:val="1"/>
+        </w:numPr>
+      </w:pPr>
+      <w:r>
+        <w:rPr>
+          <w:b/>
+        </w:rPr>
+        <w:t>Teams und Abteilungen:</w:t>
+      </w:r>
+      <w:r>
+        <w:t xml:space="preserve"> Für wiederkehrende Themen eine eigene Community anlegen, zum Beispiel für Lean, 5S oder ein Projekt.</w:t>
+      </w:r>
+    </w:p>
+    <w:p>
+      <w:pPr>
+        <w:pStyle w:val="berschrift3"/>
+      </w:pPr>
+      <w:r>
+        <w:t>Grenzen und Fallstricke</w:t>
+      </w:r>
+    </w:p>
+    <w:p>
+      <w:r>
+        <w:t>Doppelte Namen sind nicht möglich. Communities lassen sich in der Oberfläche nicht umbenennen oder löschen; das erledigt bei Bedarf ein Admin.</w:t>
+      </w:r>
     </w:p>
     <w:sectPr>
       <w:headerReference w:type="default" r:id="rId8"/>
@@ -26532,7 +27385,7 @@
         <w:noProof/>
       </w:rPr>
       <w:drawing>
-        <wp:inline distT="0" distB="0" distL="0" distR="0" wp14:anchorId="5BA9B779" wp14:editId="18F0967E">
+        <wp:inline distT="0" distB="0" distL="0" distR="0" wp14:anchorId="2FD06DD9" wp14:editId="6A12E2EA">
           <wp:extent cx="720000" cy="349200"/>
           <wp:effectExtent l="0" t="0" r="0" b="0"/>
           <wp:docPr id="10" name="Trafag Logo Kopf"/>
@@ -26582,9 +27435,9 @@
 <file path=word/numbering.xml><?xml version="1.0" encoding="utf-8"?>
 <w:numbering xmlns:wpc="http://schemas.microsoft.com/office/word/2010/wordprocessingCanvas" xmlns:cx="http://schemas.microsoft.com/office/drawing/2014/chartex" xmlns:cx1="http://schemas.microsoft.com/office/drawing/2015/9/8/chartex" xmlns:cx2="http://schemas.microsoft.com/office/drawing/2015/10/21/chartex" xmlns:cx3="http://schemas.microsoft.com/office/drawing/2016/5/9/chartex" xmlns:cx4="http://schemas.microsoft.com/office/drawing/2016/5/10/chartex" xmlns:cx5="http://schemas.microsoft.com/office/drawing/2016/5/11/chartex" xmlns:cx6="http://schemas.microsoft.com/office/drawing/2016/5/12/chartex" xmlns:cx7="http://schemas.microsoft.com/office/drawing/2016/5/13/chartex" xmlns:cx8="http://schemas.microsoft.com/office/drawing/2016/5/14/chartex" xmlns:mc="http://schemas.openxmlformats.org/markup-compatibility/2006" xmlns:aink="http://schemas.microsoft.com/office/drawing/2016/ink" xmlns:am3d="http://schemas.microsoft.com/office/drawing/2017/model3d" xmlns:o="urn:schemas-microsoft-com:office:office" xmlns:oel="http://schemas.microsoft.com/office/2019/extlst" xmlns:r="http://schemas.openxmlformats.org/officeDocument/2006/relationships" xmlns:m="http://schemas.openxmlformats.org/officeDocument/2006/math" xmlns:v="urn:schemas-microsoft-com:vml" xmlns:wp14="http://schemas.microsoft.com/office/word/2010/wordprocessingDrawing" xmlns:wp="http://schemas.openxmlformats.org/drawingml/2006/wordprocessingDrawing" xmlns:w10="urn:schemas-microsoft-com:office:word" xmlns:w="http://schemas.openxmlformats.org/wordprocessingml/2006/main" xmlns:w14="http://schemas.microsoft.com/office/word/2010/wordml" xmlns:w15="http://schemas.microsoft.com/office/word/2012/wordml" xmlns:w16cex="http://schemas.microsoft.com/office/word/2018/wordml/cex" xmlns:w16cid="http://schemas.microsoft.com/office/word/2016/wordml/cid" xmlns:w16="http://schemas.microsoft.com/office/word/2018/wordml" xmlns:w16du="http://schemas.microsoft.com/office/word/2023/wordml/word16du" xmlns:w16sdtdh="http://schemas.microsoft.com/office/word/2020/wordml/sdtdatahash" xmlns:w16sdtfl="http://schemas.microsoft.com/office/word/2024/wordml/sdtformatlock" xmlns:w16se="http://schemas.microsoft.com/office/word/2015/wordml/symex" xmlns:wpg="http://schemas.microsoft.com/office/word/2010/wordprocessingGroup" xmlns:wpi="http://schemas.microsoft.com/office/word/2010/wordprocessingInk" xmlns:wne="http://schemas.microsoft.com/office/word/2006/wordml" xmlns:wps="http://schemas.microsoft.com/office/word/2010/wordprocessingShape" mc:Ignorable="w14 w15 w16se w16cid w16 w16cex w16sdtdh w16sdtfl w16du wp14">
   <w:abstractNum w:abstractNumId="0" w15:restartNumberingAfterBreak="0">
-    <w:nsid w:val="284471E0"/>
+    <w:nsid w:val="418729A2"/>
     <w:multiLevelType w:val="multilevel"/>
-    <w:tmpl w:val="006CAAA0"/>
+    <w:tmpl w:val="E15E9060"/>
     <w:lvl w:ilvl="0">
       <w:numFmt w:val="bullet"/>
       <w:lvlText w:val="•"/>
@@ -26638,7 +27491,7 @@
       <w:lvlJc w:val="left"/>
     </w:lvl>
   </w:abstractNum>
-  <w:num w:numId="1" w16cid:durableId="1660772549">
+  <w:num w:numId="1" w16cid:durableId="1319118092">
     <w:abstractNumId w:val="0"/>
   </w:num>
 </w:numbering>
@@ -27258,7 +28111,7 @@
     <w:autoRedefine/>
     <w:uiPriority w:val="39"/>
     <w:unhideWhenUsed/>
-    <w:rsid w:val="008A30C5"/>
+    <w:rsid w:val="006303C3"/>
     <w:pPr>
       <w:spacing w:after="100" w:line="278" w:lineRule="auto"/>
       <w:ind w:left="480"/>
@@ -27275,7 +28128,7 @@
     <w:autoRedefine/>
     <w:uiPriority w:val="39"/>
     <w:unhideWhenUsed/>
-    <w:rsid w:val="008A30C5"/>
+    <w:rsid w:val="006303C3"/>
     <w:pPr>
       <w:spacing w:after="100" w:line="278" w:lineRule="auto"/>
       <w:ind w:left="720"/>
@@ -27292,7 +28145,7 @@
     <w:autoRedefine/>
     <w:uiPriority w:val="39"/>
     <w:unhideWhenUsed/>
-    <w:rsid w:val="008A30C5"/>
+    <w:rsid w:val="006303C3"/>
     <w:pPr>
       <w:spacing w:after="100" w:line="278" w:lineRule="auto"/>
       <w:ind w:left="960"/>
@@ -27309,7 +28162,7 @@
     <w:autoRedefine/>
     <w:uiPriority w:val="39"/>
     <w:unhideWhenUsed/>
-    <w:rsid w:val="008A30C5"/>
+    <w:rsid w:val="006303C3"/>
     <w:pPr>
       <w:spacing w:after="100" w:line="278" w:lineRule="auto"/>
       <w:ind w:left="1200"/>
@@ -27326,7 +28179,7 @@
     <w:autoRedefine/>
     <w:uiPriority w:val="39"/>
     <w:unhideWhenUsed/>
-    <w:rsid w:val="008A30C5"/>
+    <w:rsid w:val="006303C3"/>
     <w:pPr>
       <w:spacing w:after="100" w:line="278" w:lineRule="auto"/>
       <w:ind w:left="1440"/>
@@ -27343,7 +28196,7 @@
     <w:autoRedefine/>
     <w:uiPriority w:val="39"/>
     <w:unhideWhenUsed/>
-    <w:rsid w:val="008A30C5"/>
+    <w:rsid w:val="006303C3"/>
     <w:pPr>
       <w:spacing w:after="100" w:line="278" w:lineRule="auto"/>
       <w:ind w:left="1680"/>
@@ -27360,7 +28213,7 @@
     <w:autoRedefine/>
     <w:uiPriority w:val="39"/>
     <w:unhideWhenUsed/>
-    <w:rsid w:val="008A30C5"/>
+    <w:rsid w:val="006303C3"/>
     <w:pPr>
       <w:spacing w:after="100" w:line="278" w:lineRule="auto"/>
       <w:ind w:left="1920"/>
@@ -27375,7 +28228,7 @@
     <w:basedOn w:val="Absatz-Standardschriftart"/>
     <w:uiPriority w:val="99"/>
     <w:unhideWhenUsed/>
-    <w:rsid w:val="008A30C5"/>
+    <w:rsid w:val="006303C3"/>
     <w:rPr>
       <w:color w:val="467886" w:themeColor="hyperlink"/>
       <w:u w:val="single"/>
@@ -27387,7 +28240,7 @@
     <w:uiPriority w:val="99"/>
     <w:semiHidden/>
     <w:unhideWhenUsed/>
-    <w:rsid w:val="008A30C5"/>
+    <w:rsid w:val="006303C3"/>
     <w:rPr>
       <w:color w:val="605E5C"/>
       <w:shd w:val="clear" w:color="auto" w:fill="E1DFDD"/>

--- a/TrafagSalesExporter/wwwroot/handbuch/Trafag_Cockpit_Handbuch.docx
+++ b/TrafagSalesExporter/wwwroot/handbuch/Trafag_Cockpit_Handbuch.docx
@@ -13,7 +13,7 @@
           <w:noProof/>
         </w:rPr>
         <w:drawing>
-          <wp:inline distT="0" distB="0" distL="0" distR="0" wp14:anchorId="7422DBFF" wp14:editId="785EB80D">
+          <wp:inline distT="0" distB="0" distL="0" distR="0" wp14:anchorId="4F6C1DA2" wp14:editId="01B99F5B">
             <wp:extent cx="1655999" cy="803159"/>
             <wp:effectExtent l="0" t="0" r="0" b="0"/>
             <wp:docPr id="1" name="Trafag Logo"/>
@@ -129,7 +129,7 @@
       <w:r>
         <w:fldChar w:fldCharType="separate"/>
       </w:r>
-      <w:hyperlink w:anchor="_Toc242429466" w:history="1">
+      <w:hyperlink w:anchor="_Toc242432220" w:history="1">
         <w:r>
           <w:rPr>
             <w:rStyle w:val="Hyperlink"/>
@@ -156,7 +156,7 @@
             <w:noProof/>
             <w:webHidden/>
           </w:rPr>
-          <w:instrText xml:space="preserve"> PAGEREF _Toc242429466 \h </w:instrText>
+          <w:instrText xml:space="preserve"> PAGEREF _Toc242432220 \h </w:instrText>
         </w:r>
         <w:r>
           <w:rPr>
@@ -199,7 +199,7 @@
           <w:sz w:val="24"/>
         </w:rPr>
       </w:pPr>
-      <w:hyperlink w:anchor="_Toc242429467" w:history="1">
+      <w:hyperlink w:anchor="_Toc242432221" w:history="1">
         <w:r>
           <w:rPr>
             <w:rStyle w:val="Hyperlink"/>
@@ -226,7 +226,7 @@
             <w:noProof/>
             <w:webHidden/>
           </w:rPr>
-          <w:instrText xml:space="preserve"> PAGEREF _Toc242429467 \h </w:instrText>
+          <w:instrText xml:space="preserve"> PAGEREF _Toc242432221 \h </w:instrText>
         </w:r>
         <w:r>
           <w:rPr>
@@ -269,7 +269,7 @@
           <w:sz w:val="24"/>
         </w:rPr>
       </w:pPr>
-      <w:hyperlink w:anchor="_Toc242429468" w:history="1">
+      <w:hyperlink w:anchor="_Toc242432222" w:history="1">
         <w:r>
           <w:rPr>
             <w:rStyle w:val="Hyperlink"/>
@@ -296,7 +296,7 @@
             <w:noProof/>
             <w:webHidden/>
           </w:rPr>
-          <w:instrText xml:space="preserve"> PAGEREF _Toc242429468 \h </w:instrText>
+          <w:instrText xml:space="preserve"> PAGEREF _Toc242432222 \h </w:instrText>
         </w:r>
         <w:r>
           <w:rPr>
@@ -339,7 +339,7 @@
           <w:sz w:val="24"/>
         </w:rPr>
       </w:pPr>
-      <w:hyperlink w:anchor="_Toc242429469" w:history="1">
+      <w:hyperlink w:anchor="_Toc242432223" w:history="1">
         <w:r>
           <w:rPr>
             <w:rStyle w:val="Hyperlink"/>
@@ -366,7 +366,7 @@
             <w:noProof/>
             <w:webHidden/>
           </w:rPr>
-          <w:instrText xml:space="preserve"> PAGEREF _Toc242429469 \h </w:instrText>
+          <w:instrText xml:space="preserve"> PAGEREF _Toc242432223 \h </w:instrText>
         </w:r>
         <w:r>
           <w:rPr>
@@ -410,7 +410,7 @@
           <w:sz w:val="24"/>
         </w:rPr>
       </w:pPr>
-      <w:hyperlink w:anchor="_Toc242429470" w:history="1">
+      <w:hyperlink w:anchor="_Toc242432224" w:history="1">
         <w:r>
           <w:rPr>
             <w:rStyle w:val="Hyperlink"/>
@@ -437,7 +437,7 @@
             <w:noProof/>
             <w:webHidden/>
           </w:rPr>
-          <w:instrText xml:space="preserve"> PAGEREF _Toc242429470 \h </w:instrText>
+          <w:instrText xml:space="preserve"> PAGEREF _Toc242432224 \h </w:instrText>
         </w:r>
         <w:r>
           <w:rPr>
@@ -480,7 +480,7 @@
           <w:sz w:val="24"/>
         </w:rPr>
       </w:pPr>
-      <w:hyperlink w:anchor="_Toc242429471" w:history="1">
+      <w:hyperlink w:anchor="_Toc242432225" w:history="1">
         <w:r>
           <w:rPr>
             <w:rStyle w:val="Hyperlink"/>
@@ -507,7 +507,7 @@
             <w:noProof/>
             <w:webHidden/>
           </w:rPr>
-          <w:instrText xml:space="preserve"> PAGEREF _Toc242429471 \h </w:instrText>
+          <w:instrText xml:space="preserve"> PAGEREF _Toc242432225 \h </w:instrText>
         </w:r>
         <w:r>
           <w:rPr>
@@ -550,7 +550,7 @@
           <w:sz w:val="24"/>
         </w:rPr>
       </w:pPr>
-      <w:hyperlink w:anchor="_Toc242429472" w:history="1">
+      <w:hyperlink w:anchor="_Toc242432226" w:history="1">
         <w:r>
           <w:rPr>
             <w:rStyle w:val="Hyperlink"/>
@@ -577,7 +577,7 @@
             <w:noProof/>
             <w:webHidden/>
           </w:rPr>
-          <w:instrText xml:space="preserve"> PAGEREF _Toc242429472 \h </w:instrText>
+          <w:instrText xml:space="preserve"> PAGEREF _Toc242432226 \h </w:instrText>
         </w:r>
         <w:r>
           <w:rPr>
@@ -620,7 +620,7 @@
           <w:sz w:val="24"/>
         </w:rPr>
       </w:pPr>
-      <w:hyperlink w:anchor="_Toc242429473" w:history="1">
+      <w:hyperlink w:anchor="_Toc242432227" w:history="1">
         <w:r>
           <w:rPr>
             <w:rStyle w:val="Hyperlink"/>
@@ -647,7 +647,7 @@
             <w:noProof/>
             <w:webHidden/>
           </w:rPr>
-          <w:instrText xml:space="preserve"> PAGEREF _Toc242429473 \h </w:instrText>
+          <w:instrText xml:space="preserve"> PAGEREF _Toc242432227 \h </w:instrText>
         </w:r>
         <w:r>
           <w:rPr>
@@ -690,7 +690,7 @@
           <w:sz w:val="24"/>
         </w:rPr>
       </w:pPr>
-      <w:hyperlink w:anchor="_Toc242429474" w:history="1">
+      <w:hyperlink w:anchor="_Toc242432228" w:history="1">
         <w:r>
           <w:rPr>
             <w:rStyle w:val="Hyperlink"/>
@@ -717,7 +717,7 @@
             <w:noProof/>
             <w:webHidden/>
           </w:rPr>
-          <w:instrText xml:space="preserve"> PAGEREF _Toc242429474 \h </w:instrText>
+          <w:instrText xml:space="preserve"> PAGEREF _Toc242432228 \h </w:instrText>
         </w:r>
         <w:r>
           <w:rPr>
@@ -760,7 +760,7 @@
           <w:sz w:val="24"/>
         </w:rPr>
       </w:pPr>
-      <w:hyperlink w:anchor="_Toc242429475" w:history="1">
+      <w:hyperlink w:anchor="_Toc242432229" w:history="1">
         <w:r>
           <w:rPr>
             <w:rStyle w:val="Hyperlink"/>
@@ -787,7 +787,7 @@
             <w:noProof/>
             <w:webHidden/>
           </w:rPr>
-          <w:instrText xml:space="preserve"> PAGEREF _Toc242429475 \h </w:instrText>
+          <w:instrText xml:space="preserve"> PAGEREF _Toc242432229 \h </w:instrText>
         </w:r>
         <w:r>
           <w:rPr>
@@ -830,7 +830,7 @@
           <w:sz w:val="24"/>
         </w:rPr>
       </w:pPr>
-      <w:hyperlink w:anchor="_Toc242429476" w:history="1">
+      <w:hyperlink w:anchor="_Toc242432230" w:history="1">
         <w:r>
           <w:rPr>
             <w:rStyle w:val="Hyperlink"/>
@@ -857,7 +857,7 @@
             <w:noProof/>
             <w:webHidden/>
           </w:rPr>
-          <w:instrText xml:space="preserve"> PAGEREF _Toc242429476 \h </w:instrText>
+          <w:instrText xml:space="preserve"> PAGEREF _Toc242432230 \h </w:instrText>
         </w:r>
         <w:r>
           <w:rPr>
@@ -900,7 +900,7 @@
           <w:sz w:val="24"/>
         </w:rPr>
       </w:pPr>
-      <w:hyperlink w:anchor="_Toc242429477" w:history="1">
+      <w:hyperlink w:anchor="_Toc242432231" w:history="1">
         <w:r>
           <w:rPr>
             <w:rStyle w:val="Hyperlink"/>
@@ -927,7 +927,7 @@
             <w:noProof/>
             <w:webHidden/>
           </w:rPr>
-          <w:instrText xml:space="preserve"> PAGEREF _Toc242429477 \h </w:instrText>
+          <w:instrText xml:space="preserve"> PAGEREF _Toc242432231 \h </w:instrText>
         </w:r>
         <w:r>
           <w:rPr>
@@ -970,7 +970,7 @@
           <w:sz w:val="24"/>
         </w:rPr>
       </w:pPr>
-      <w:hyperlink w:anchor="_Toc242429478" w:history="1">
+      <w:hyperlink w:anchor="_Toc242432232" w:history="1">
         <w:r>
           <w:rPr>
             <w:rStyle w:val="Hyperlink"/>
@@ -997,7 +997,7 @@
             <w:noProof/>
             <w:webHidden/>
           </w:rPr>
-          <w:instrText xml:space="preserve"> PAGEREF _Toc242429478 \h </w:instrText>
+          <w:instrText xml:space="preserve"> PAGEREF _Toc242432232 \h </w:instrText>
         </w:r>
         <w:r>
           <w:rPr>
@@ -1040,7 +1040,7 @@
           <w:sz w:val="24"/>
         </w:rPr>
       </w:pPr>
-      <w:hyperlink w:anchor="_Toc242429479" w:history="1">
+      <w:hyperlink w:anchor="_Toc242432233" w:history="1">
         <w:r>
           <w:rPr>
             <w:rStyle w:val="Hyperlink"/>
@@ -1067,7 +1067,7 @@
             <w:noProof/>
             <w:webHidden/>
           </w:rPr>
-          <w:instrText xml:space="preserve"> PAGEREF _Toc242429479 \h </w:instrText>
+          <w:instrText xml:space="preserve"> PAGEREF _Toc242432233 \h </w:instrText>
         </w:r>
         <w:r>
           <w:rPr>
@@ -1110,7 +1110,7 @@
           <w:sz w:val="24"/>
         </w:rPr>
       </w:pPr>
-      <w:hyperlink w:anchor="_Toc242429480" w:history="1">
+      <w:hyperlink w:anchor="_Toc242432234" w:history="1">
         <w:r>
           <w:rPr>
             <w:rStyle w:val="Hyperlink"/>
@@ -1137,7 +1137,7 @@
             <w:noProof/>
             <w:webHidden/>
           </w:rPr>
-          <w:instrText xml:space="preserve"> PAGEREF _Toc242429480 \h </w:instrText>
+          <w:instrText xml:space="preserve"> PAGEREF _Toc242432234 \h </w:instrText>
         </w:r>
         <w:r>
           <w:rPr>
@@ -1180,7 +1180,7 @@
           <w:sz w:val="24"/>
         </w:rPr>
       </w:pPr>
-      <w:hyperlink w:anchor="_Toc242429481" w:history="1">
+      <w:hyperlink w:anchor="_Toc242432235" w:history="1">
         <w:r>
           <w:rPr>
             <w:rStyle w:val="Hyperlink"/>
@@ -1207,7 +1207,7 @@
             <w:noProof/>
             <w:webHidden/>
           </w:rPr>
-          <w:instrText xml:space="preserve"> PAGEREF _Toc242429481 \h </w:instrText>
+          <w:instrText xml:space="preserve"> PAGEREF _Toc242432235 \h </w:instrText>
         </w:r>
         <w:r>
           <w:rPr>
@@ -1250,7 +1250,7 @@
           <w:sz w:val="24"/>
         </w:rPr>
       </w:pPr>
-      <w:hyperlink w:anchor="_Toc242429482" w:history="1">
+      <w:hyperlink w:anchor="_Toc242432236" w:history="1">
         <w:r>
           <w:rPr>
             <w:rStyle w:val="Hyperlink"/>
@@ -1277,7 +1277,7 @@
             <w:noProof/>
             <w:webHidden/>
           </w:rPr>
-          <w:instrText xml:space="preserve"> PAGEREF _Toc242429482 \h </w:instrText>
+          <w:instrText xml:space="preserve"> PAGEREF _Toc242432236 \h </w:instrText>
         </w:r>
         <w:r>
           <w:rPr>
@@ -1320,7 +1320,7 @@
           <w:sz w:val="24"/>
         </w:rPr>
       </w:pPr>
-      <w:hyperlink w:anchor="_Toc242429483" w:history="1">
+      <w:hyperlink w:anchor="_Toc242432237" w:history="1">
         <w:r>
           <w:rPr>
             <w:rStyle w:val="Hyperlink"/>
@@ -1347,7 +1347,7 @@
             <w:noProof/>
             <w:webHidden/>
           </w:rPr>
-          <w:instrText xml:space="preserve"> PAGEREF _Toc242429483 \h </w:instrText>
+          <w:instrText xml:space="preserve"> PAGEREF _Toc242432237 \h </w:instrText>
         </w:r>
         <w:r>
           <w:rPr>
@@ -1390,7 +1390,7 @@
           <w:sz w:val="24"/>
         </w:rPr>
       </w:pPr>
-      <w:hyperlink w:anchor="_Toc242429484" w:history="1">
+      <w:hyperlink w:anchor="_Toc242432238" w:history="1">
         <w:r>
           <w:rPr>
             <w:rStyle w:val="Hyperlink"/>
@@ -1417,7 +1417,7 @@
             <w:noProof/>
             <w:webHidden/>
           </w:rPr>
-          <w:instrText xml:space="preserve"> PAGEREF _Toc242429484 \h </w:instrText>
+          <w:instrText xml:space="preserve"> PAGEREF _Toc242432238 \h </w:instrText>
         </w:r>
         <w:r>
           <w:rPr>
@@ -1460,7 +1460,7 @@
           <w:sz w:val="24"/>
         </w:rPr>
       </w:pPr>
-      <w:hyperlink w:anchor="_Toc242429485" w:history="1">
+      <w:hyperlink w:anchor="_Toc242432239" w:history="1">
         <w:r>
           <w:rPr>
             <w:rStyle w:val="Hyperlink"/>
@@ -1487,7 +1487,7 @@
             <w:noProof/>
             <w:webHidden/>
           </w:rPr>
-          <w:instrText xml:space="preserve"> PAGEREF _Toc242429485 \h </w:instrText>
+          <w:instrText xml:space="preserve"> PAGEREF _Toc242432239 \h </w:instrText>
         </w:r>
         <w:r>
           <w:rPr>
@@ -1530,7 +1530,7 @@
           <w:sz w:val="24"/>
         </w:rPr>
       </w:pPr>
-      <w:hyperlink w:anchor="_Toc242429486" w:history="1">
+      <w:hyperlink w:anchor="_Toc242432240" w:history="1">
         <w:r>
           <w:rPr>
             <w:rStyle w:val="Hyperlink"/>
@@ -1557,7 +1557,7 @@
             <w:noProof/>
             <w:webHidden/>
           </w:rPr>
-          <w:instrText xml:space="preserve"> PAGEREF _Toc242429486 \h </w:instrText>
+          <w:instrText xml:space="preserve"> PAGEREF _Toc242432240 \h </w:instrText>
         </w:r>
         <w:r>
           <w:rPr>
@@ -1600,7 +1600,7 @@
           <w:sz w:val="24"/>
         </w:rPr>
       </w:pPr>
-      <w:hyperlink w:anchor="_Toc242429487" w:history="1">
+      <w:hyperlink w:anchor="_Toc242432241" w:history="1">
         <w:r>
           <w:rPr>
             <w:rStyle w:val="Hyperlink"/>
@@ -1627,7 +1627,7 @@
             <w:noProof/>
             <w:webHidden/>
           </w:rPr>
-          <w:instrText xml:space="preserve"> PAGEREF _Toc242429487 \h </w:instrText>
+          <w:instrText xml:space="preserve"> PAGEREF _Toc242432241 \h </w:instrText>
         </w:r>
         <w:r>
           <w:rPr>
@@ -1670,7 +1670,7 @@
           <w:sz w:val="24"/>
         </w:rPr>
       </w:pPr>
-      <w:hyperlink w:anchor="_Toc242429488" w:history="1">
+      <w:hyperlink w:anchor="_Toc242432242" w:history="1">
         <w:r>
           <w:rPr>
             <w:rStyle w:val="Hyperlink"/>
@@ -1697,7 +1697,7 @@
             <w:noProof/>
             <w:webHidden/>
           </w:rPr>
-          <w:instrText xml:space="preserve"> PAGEREF _Toc242429488 \h </w:instrText>
+          <w:instrText xml:space="preserve"> PAGEREF _Toc242432242 \h </w:instrText>
         </w:r>
         <w:r>
           <w:rPr>
@@ -1740,7 +1740,7 @@
           <w:sz w:val="24"/>
         </w:rPr>
       </w:pPr>
-      <w:hyperlink w:anchor="_Toc242429489" w:history="1">
+      <w:hyperlink w:anchor="_Toc242432243" w:history="1">
         <w:r>
           <w:rPr>
             <w:rStyle w:val="Hyperlink"/>
@@ -1767,7 +1767,7 @@
             <w:noProof/>
             <w:webHidden/>
           </w:rPr>
-          <w:instrText xml:space="preserve"> PAGEREF _Toc242429489 \h </w:instrText>
+          <w:instrText xml:space="preserve"> PAGEREF _Toc242432243 \h </w:instrText>
         </w:r>
         <w:r>
           <w:rPr>
@@ -1810,7 +1810,7 @@
           <w:sz w:val="24"/>
         </w:rPr>
       </w:pPr>
-      <w:hyperlink w:anchor="_Toc242429490" w:history="1">
+      <w:hyperlink w:anchor="_Toc242432244" w:history="1">
         <w:r>
           <w:rPr>
             <w:rStyle w:val="Hyperlink"/>
@@ -1837,7 +1837,7 @@
             <w:noProof/>
             <w:webHidden/>
           </w:rPr>
-          <w:instrText xml:space="preserve"> PAGEREF _Toc242429490 \h </w:instrText>
+          <w:instrText xml:space="preserve"> PAGEREF _Toc242432244 \h </w:instrText>
         </w:r>
         <w:r>
           <w:rPr>
@@ -1880,7 +1880,7 @@
           <w:sz w:val="24"/>
         </w:rPr>
       </w:pPr>
-      <w:hyperlink w:anchor="_Toc242429491" w:history="1">
+      <w:hyperlink w:anchor="_Toc242432245" w:history="1">
         <w:r>
           <w:rPr>
             <w:rStyle w:val="Hyperlink"/>
@@ -1907,7 +1907,7 @@
             <w:noProof/>
             <w:webHidden/>
           </w:rPr>
-          <w:instrText xml:space="preserve"> PAGEREF _Toc242429491 \h </w:instrText>
+          <w:instrText xml:space="preserve"> PAGEREF _Toc242432245 \h </w:instrText>
         </w:r>
         <w:r>
           <w:rPr>
@@ -1950,7 +1950,7 @@
           <w:sz w:val="24"/>
         </w:rPr>
       </w:pPr>
-      <w:hyperlink w:anchor="_Toc242429492" w:history="1">
+      <w:hyperlink w:anchor="_Toc242432246" w:history="1">
         <w:r>
           <w:rPr>
             <w:rStyle w:val="Hyperlink"/>
@@ -1977,7 +1977,7 @@
             <w:noProof/>
             <w:webHidden/>
           </w:rPr>
-          <w:instrText xml:space="preserve"> PAGEREF _Toc242429492 \h </w:instrText>
+          <w:instrText xml:space="preserve"> PAGEREF _Toc242432246 \h </w:instrText>
         </w:r>
         <w:r>
           <w:rPr>
@@ -2020,7 +2020,7 @@
           <w:sz w:val="24"/>
         </w:rPr>
       </w:pPr>
-      <w:hyperlink w:anchor="_Toc242429493" w:history="1">
+      <w:hyperlink w:anchor="_Toc242432247" w:history="1">
         <w:r>
           <w:rPr>
             <w:rStyle w:val="Hyperlink"/>
@@ -2047,7 +2047,7 @@
             <w:noProof/>
             <w:webHidden/>
           </w:rPr>
-          <w:instrText xml:space="preserve"> PAGEREF _Toc242429493 \h </w:instrText>
+          <w:instrText xml:space="preserve"> PAGEREF _Toc242432247 \h </w:instrText>
         </w:r>
         <w:r>
           <w:rPr>
@@ -2090,7 +2090,7 @@
           <w:sz w:val="24"/>
         </w:rPr>
       </w:pPr>
-      <w:hyperlink w:anchor="_Toc242429494" w:history="1">
+      <w:hyperlink w:anchor="_Toc242432248" w:history="1">
         <w:r>
           <w:rPr>
             <w:rStyle w:val="Hyperlink"/>
@@ -2117,7 +2117,7 @@
             <w:noProof/>
             <w:webHidden/>
           </w:rPr>
-          <w:instrText xml:space="preserve"> PAGEREF _Toc242429494 \h </w:instrText>
+          <w:instrText xml:space="preserve"> PAGEREF _Toc242432248 \h </w:instrText>
         </w:r>
         <w:r>
           <w:rPr>
@@ -2160,7 +2160,7 @@
           <w:sz w:val="24"/>
         </w:rPr>
       </w:pPr>
-      <w:hyperlink w:anchor="_Toc242429495" w:history="1">
+      <w:hyperlink w:anchor="_Toc242432249" w:history="1">
         <w:r>
           <w:rPr>
             <w:rStyle w:val="Hyperlink"/>
@@ -2187,7 +2187,7 @@
             <w:noProof/>
             <w:webHidden/>
           </w:rPr>
-          <w:instrText xml:space="preserve"> PAGEREF _Toc242429495 \h </w:instrText>
+          <w:instrText xml:space="preserve"> PAGEREF _Toc242432249 \h </w:instrText>
         </w:r>
         <w:r>
           <w:rPr>
@@ -2231,7 +2231,7 @@
           <w:sz w:val="24"/>
         </w:rPr>
       </w:pPr>
-      <w:hyperlink w:anchor="_Toc242429496" w:history="1">
+      <w:hyperlink w:anchor="_Toc242432250" w:history="1">
         <w:r>
           <w:rPr>
             <w:rStyle w:val="Hyperlink"/>
@@ -2258,7 +2258,7 @@
             <w:noProof/>
             <w:webHidden/>
           </w:rPr>
-          <w:instrText xml:space="preserve"> PAGEREF _Toc242429496 \h </w:instrText>
+          <w:instrText xml:space="preserve"> PAGEREF _Toc242432250 \h </w:instrText>
         </w:r>
         <w:r>
           <w:rPr>
@@ -2301,7 +2301,7 @@
           <w:sz w:val="24"/>
         </w:rPr>
       </w:pPr>
-      <w:hyperlink w:anchor="_Toc242429497" w:history="1">
+      <w:hyperlink w:anchor="_Toc242432251" w:history="1">
         <w:r>
           <w:rPr>
             <w:rStyle w:val="Hyperlink"/>
@@ -2328,7 +2328,7 @@
             <w:noProof/>
             <w:webHidden/>
           </w:rPr>
-          <w:instrText xml:space="preserve"> PAGEREF _Toc242429497 \h </w:instrText>
+          <w:instrText xml:space="preserve"> PAGEREF _Toc242432251 \h </w:instrText>
         </w:r>
         <w:r>
           <w:rPr>
@@ -2371,7 +2371,7 @@
           <w:sz w:val="24"/>
         </w:rPr>
       </w:pPr>
-      <w:hyperlink w:anchor="_Toc242429498" w:history="1">
+      <w:hyperlink w:anchor="_Toc242432252" w:history="1">
         <w:r>
           <w:rPr>
             <w:rStyle w:val="Hyperlink"/>
@@ -2398,7 +2398,7 @@
             <w:noProof/>
             <w:webHidden/>
           </w:rPr>
-          <w:instrText xml:space="preserve"> PAGEREF _Toc242429498 \h </w:instrText>
+          <w:instrText xml:space="preserve"> PAGEREF _Toc242432252 \h </w:instrText>
         </w:r>
         <w:r>
           <w:rPr>
@@ -2441,7 +2441,7 @@
           <w:sz w:val="24"/>
         </w:rPr>
       </w:pPr>
-      <w:hyperlink w:anchor="_Toc242429499" w:history="1">
+      <w:hyperlink w:anchor="_Toc242432253" w:history="1">
         <w:r>
           <w:rPr>
             <w:rStyle w:val="Hyperlink"/>
@@ -2468,7 +2468,7 @@
             <w:noProof/>
             <w:webHidden/>
           </w:rPr>
-          <w:instrText xml:space="preserve"> PAGEREF _Toc242429499 \h </w:instrText>
+          <w:instrText xml:space="preserve"> PAGEREF _Toc242432253 \h </w:instrText>
         </w:r>
         <w:r>
           <w:rPr>
@@ -2511,7 +2511,7 @@
           <w:sz w:val="24"/>
         </w:rPr>
       </w:pPr>
-      <w:hyperlink w:anchor="_Toc242429500" w:history="1">
+      <w:hyperlink w:anchor="_Toc242432254" w:history="1">
         <w:r>
           <w:rPr>
             <w:rStyle w:val="Hyperlink"/>
@@ -2538,7 +2538,7 @@
             <w:noProof/>
             <w:webHidden/>
           </w:rPr>
-          <w:instrText xml:space="preserve"> PAGEREF _Toc242429500 \h </w:instrText>
+          <w:instrText xml:space="preserve"> PAGEREF _Toc242432254 \h </w:instrText>
         </w:r>
         <w:r>
           <w:rPr>
@@ -2581,7 +2581,7 @@
           <w:sz w:val="24"/>
         </w:rPr>
       </w:pPr>
-      <w:hyperlink w:anchor="_Toc242429501" w:history="1">
+      <w:hyperlink w:anchor="_Toc242432255" w:history="1">
         <w:r>
           <w:rPr>
             <w:rStyle w:val="Hyperlink"/>
@@ -2608,7 +2608,7 @@
             <w:noProof/>
             <w:webHidden/>
           </w:rPr>
-          <w:instrText xml:space="preserve"> PAGEREF _Toc242429501 \h </w:instrText>
+          <w:instrText xml:space="preserve"> PAGEREF _Toc242432255 \h </w:instrText>
         </w:r>
         <w:r>
           <w:rPr>
@@ -2651,7 +2651,7 @@
           <w:sz w:val="24"/>
         </w:rPr>
       </w:pPr>
-      <w:hyperlink w:anchor="_Toc242429502" w:history="1">
+      <w:hyperlink w:anchor="_Toc242432256" w:history="1">
         <w:r>
           <w:rPr>
             <w:rStyle w:val="Hyperlink"/>
@@ -2678,7 +2678,7 @@
             <w:noProof/>
             <w:webHidden/>
           </w:rPr>
-          <w:instrText xml:space="preserve"> PAGEREF _Toc242429502 \h </w:instrText>
+          <w:instrText xml:space="preserve"> PAGEREF _Toc242432256 \h </w:instrText>
         </w:r>
         <w:r>
           <w:rPr>
@@ -2721,7 +2721,7 @@
           <w:sz w:val="24"/>
         </w:rPr>
       </w:pPr>
-      <w:hyperlink w:anchor="_Toc242429503" w:history="1">
+      <w:hyperlink w:anchor="_Toc242432257" w:history="1">
         <w:r>
           <w:rPr>
             <w:rStyle w:val="Hyperlink"/>
@@ -2748,7 +2748,7 @@
             <w:noProof/>
             <w:webHidden/>
           </w:rPr>
-          <w:instrText xml:space="preserve"> PAGEREF _Toc242429503 \h </w:instrText>
+          <w:instrText xml:space="preserve"> PAGEREF _Toc242432257 \h </w:instrText>
         </w:r>
         <w:r>
           <w:rPr>
@@ -2791,7 +2791,7 @@
           <w:sz w:val="24"/>
         </w:rPr>
       </w:pPr>
-      <w:hyperlink w:anchor="_Toc242429504" w:history="1">
+      <w:hyperlink w:anchor="_Toc242432258" w:history="1">
         <w:r>
           <w:rPr>
             <w:rStyle w:val="Hyperlink"/>
@@ -2818,7 +2818,7 @@
             <w:noProof/>
             <w:webHidden/>
           </w:rPr>
-          <w:instrText xml:space="preserve"> PAGEREF _Toc242429504 \h </w:instrText>
+          <w:instrText xml:space="preserve"> PAGEREF _Toc242432258 \h </w:instrText>
         </w:r>
         <w:r>
           <w:rPr>
@@ -2861,7 +2861,7 @@
           <w:sz w:val="24"/>
         </w:rPr>
       </w:pPr>
-      <w:hyperlink w:anchor="_Toc242429505" w:history="1">
+      <w:hyperlink w:anchor="_Toc242432259" w:history="1">
         <w:r>
           <w:rPr>
             <w:rStyle w:val="Hyperlink"/>
@@ -2888,7 +2888,7 @@
             <w:noProof/>
             <w:webHidden/>
           </w:rPr>
-          <w:instrText xml:space="preserve"> PAGEREF _Toc242429505 \h </w:instrText>
+          <w:instrText xml:space="preserve"> PAGEREF _Toc242432259 \h </w:instrText>
         </w:r>
         <w:r>
           <w:rPr>
@@ -2931,7 +2931,7 @@
           <w:sz w:val="24"/>
         </w:rPr>
       </w:pPr>
-      <w:hyperlink w:anchor="_Toc242429506" w:history="1">
+      <w:hyperlink w:anchor="_Toc242432260" w:history="1">
         <w:r>
           <w:rPr>
             <w:rStyle w:val="Hyperlink"/>
@@ -2958,7 +2958,7 @@
             <w:noProof/>
             <w:webHidden/>
           </w:rPr>
-          <w:instrText xml:space="preserve"> PAGEREF _Toc242429506 \h </w:instrText>
+          <w:instrText xml:space="preserve"> PAGEREF _Toc242432260 \h </w:instrText>
         </w:r>
         <w:r>
           <w:rPr>
@@ -3001,7 +3001,7 @@
           <w:sz w:val="24"/>
         </w:rPr>
       </w:pPr>
-      <w:hyperlink w:anchor="_Toc242429507" w:history="1">
+      <w:hyperlink w:anchor="_Toc242432261" w:history="1">
         <w:r>
           <w:rPr>
             <w:rStyle w:val="Hyperlink"/>
@@ -3028,7 +3028,7 @@
             <w:noProof/>
             <w:webHidden/>
           </w:rPr>
-          <w:instrText xml:space="preserve"> PAGEREF _Toc242429507 \h </w:instrText>
+          <w:instrText xml:space="preserve"> PAGEREF _Toc242432261 \h </w:instrText>
         </w:r>
         <w:r>
           <w:rPr>
@@ -3071,7 +3071,7 @@
           <w:sz w:val="24"/>
         </w:rPr>
       </w:pPr>
-      <w:hyperlink w:anchor="_Toc242429508" w:history="1">
+      <w:hyperlink w:anchor="_Toc242432262" w:history="1">
         <w:r>
           <w:rPr>
             <w:rStyle w:val="Hyperlink"/>
@@ -3098,7 +3098,7 @@
             <w:noProof/>
             <w:webHidden/>
           </w:rPr>
-          <w:instrText xml:space="preserve"> PAGEREF _Toc242429508 \h </w:instrText>
+          <w:instrText xml:space="preserve"> PAGEREF _Toc242432262 \h </w:instrText>
         </w:r>
         <w:r>
           <w:rPr>
@@ -3141,7 +3141,7 @@
           <w:sz w:val="24"/>
         </w:rPr>
       </w:pPr>
-      <w:hyperlink w:anchor="_Toc242429509" w:history="1">
+      <w:hyperlink w:anchor="_Toc242432263" w:history="1">
         <w:r>
           <w:rPr>
             <w:rStyle w:val="Hyperlink"/>
@@ -3168,7 +3168,7 @@
             <w:noProof/>
             <w:webHidden/>
           </w:rPr>
-          <w:instrText xml:space="preserve"> PAGEREF _Toc242429509 \h </w:instrText>
+          <w:instrText xml:space="preserve"> PAGEREF _Toc242432263 \h </w:instrText>
         </w:r>
         <w:r>
           <w:rPr>
@@ -3211,7 +3211,7 @@
           <w:sz w:val="24"/>
         </w:rPr>
       </w:pPr>
-      <w:hyperlink w:anchor="_Toc242429510" w:history="1">
+      <w:hyperlink w:anchor="_Toc242432264" w:history="1">
         <w:r>
           <w:rPr>
             <w:rStyle w:val="Hyperlink"/>
@@ -3238,7 +3238,7 @@
             <w:noProof/>
             <w:webHidden/>
           </w:rPr>
-          <w:instrText xml:space="preserve"> PAGEREF _Toc242429510 \h </w:instrText>
+          <w:instrText xml:space="preserve"> PAGEREF _Toc242432264 \h </w:instrText>
         </w:r>
         <w:r>
           <w:rPr>
@@ -3281,7 +3281,7 @@
           <w:sz w:val="24"/>
         </w:rPr>
       </w:pPr>
-      <w:hyperlink w:anchor="_Toc242429511" w:history="1">
+      <w:hyperlink w:anchor="_Toc242432265" w:history="1">
         <w:r>
           <w:rPr>
             <w:rStyle w:val="Hyperlink"/>
@@ -3308,7 +3308,7 @@
             <w:noProof/>
             <w:webHidden/>
           </w:rPr>
-          <w:instrText xml:space="preserve"> PAGEREF _Toc242429511 \h </w:instrText>
+          <w:instrText xml:space="preserve"> PAGEREF _Toc242432265 \h </w:instrText>
         </w:r>
         <w:r>
           <w:rPr>
@@ -3351,7 +3351,7 @@
           <w:sz w:val="24"/>
         </w:rPr>
       </w:pPr>
-      <w:hyperlink w:anchor="_Toc242429512" w:history="1">
+      <w:hyperlink w:anchor="_Toc242432266" w:history="1">
         <w:r>
           <w:rPr>
             <w:rStyle w:val="Hyperlink"/>
@@ -3378,7 +3378,7 @@
             <w:noProof/>
             <w:webHidden/>
           </w:rPr>
-          <w:instrText xml:space="preserve"> PAGEREF _Toc242429512 \h </w:instrText>
+          <w:instrText xml:space="preserve"> PAGEREF _Toc242432266 \h </w:instrText>
         </w:r>
         <w:r>
           <w:rPr>
@@ -3421,7 +3421,7 @@
           <w:sz w:val="24"/>
         </w:rPr>
       </w:pPr>
-      <w:hyperlink w:anchor="_Toc242429513" w:history="1">
+      <w:hyperlink w:anchor="_Toc242432267" w:history="1">
         <w:r>
           <w:rPr>
             <w:rStyle w:val="Hyperlink"/>
@@ -3448,7 +3448,7 @@
             <w:noProof/>
             <w:webHidden/>
           </w:rPr>
-          <w:instrText xml:space="preserve"> PAGEREF _Toc242429513 \h </w:instrText>
+          <w:instrText xml:space="preserve"> PAGEREF _Toc242432267 \h </w:instrText>
         </w:r>
         <w:r>
           <w:rPr>
@@ -3491,7 +3491,7 @@
           <w:sz w:val="24"/>
         </w:rPr>
       </w:pPr>
-      <w:hyperlink w:anchor="_Toc242429514" w:history="1">
+      <w:hyperlink w:anchor="_Toc242432268" w:history="1">
         <w:r>
           <w:rPr>
             <w:rStyle w:val="Hyperlink"/>
@@ -3518,7 +3518,7 @@
             <w:noProof/>
             <w:webHidden/>
           </w:rPr>
-          <w:instrText xml:space="preserve"> PAGEREF _Toc242429514 \h </w:instrText>
+          <w:instrText xml:space="preserve"> PAGEREF _Toc242432268 \h </w:instrText>
         </w:r>
         <w:r>
           <w:rPr>
@@ -3561,7 +3561,7 @@
           <w:sz w:val="24"/>
         </w:rPr>
       </w:pPr>
-      <w:hyperlink w:anchor="_Toc242429515" w:history="1">
+      <w:hyperlink w:anchor="_Toc242432269" w:history="1">
         <w:r>
           <w:rPr>
             <w:rStyle w:val="Hyperlink"/>
@@ -3588,7 +3588,7 @@
             <w:noProof/>
             <w:webHidden/>
           </w:rPr>
-          <w:instrText xml:space="preserve"> PAGEREF _Toc242429515 \h </w:instrText>
+          <w:instrText xml:space="preserve"> PAGEREF _Toc242432269 \h </w:instrText>
         </w:r>
         <w:r>
           <w:rPr>
@@ -3631,7 +3631,7 @@
           <w:sz w:val="24"/>
         </w:rPr>
       </w:pPr>
-      <w:hyperlink w:anchor="_Toc242429516" w:history="1">
+      <w:hyperlink w:anchor="_Toc242432270" w:history="1">
         <w:r>
           <w:rPr>
             <w:rStyle w:val="Hyperlink"/>
@@ -3658,7 +3658,7 @@
             <w:noProof/>
             <w:webHidden/>
           </w:rPr>
-          <w:instrText xml:space="preserve"> PAGEREF _Toc242429516 \h </w:instrText>
+          <w:instrText xml:space="preserve"> PAGEREF _Toc242432270 \h </w:instrText>
         </w:r>
         <w:r>
           <w:rPr>
@@ -3701,7 +3701,7 @@
           <w:sz w:val="24"/>
         </w:rPr>
       </w:pPr>
-      <w:hyperlink w:anchor="_Toc242429517" w:history="1">
+      <w:hyperlink w:anchor="_Toc242432271" w:history="1">
         <w:r>
           <w:rPr>
             <w:rStyle w:val="Hyperlink"/>
@@ -3728,7 +3728,7 @@
             <w:noProof/>
             <w:webHidden/>
           </w:rPr>
-          <w:instrText xml:space="preserve"> PAGEREF _Toc242429517 \h </w:instrText>
+          <w:instrText xml:space="preserve"> PAGEREF _Toc242432271 \h </w:instrText>
         </w:r>
         <w:r>
           <w:rPr>
@@ -3772,7 +3772,7 @@
           <w:sz w:val="24"/>
         </w:rPr>
       </w:pPr>
-      <w:hyperlink w:anchor="_Toc242429518" w:history="1">
+      <w:hyperlink w:anchor="_Toc242432272" w:history="1">
         <w:r>
           <w:rPr>
             <w:rStyle w:val="Hyperlink"/>
@@ -3799,7 +3799,7 @@
             <w:noProof/>
             <w:webHidden/>
           </w:rPr>
-          <w:instrText xml:space="preserve"> PAGEREF _Toc242429518 \h </w:instrText>
+          <w:instrText xml:space="preserve"> PAGEREF _Toc242432272 \h </w:instrText>
         </w:r>
         <w:r>
           <w:rPr>
@@ -3842,7 +3842,7 @@
           <w:sz w:val="24"/>
         </w:rPr>
       </w:pPr>
-      <w:hyperlink w:anchor="_Toc242429519" w:history="1">
+      <w:hyperlink w:anchor="_Toc242432273" w:history="1">
         <w:r>
           <w:rPr>
             <w:rStyle w:val="Hyperlink"/>
@@ -3869,7 +3869,7 @@
             <w:noProof/>
             <w:webHidden/>
           </w:rPr>
-          <w:instrText xml:space="preserve"> PAGEREF _Toc242429519 \h </w:instrText>
+          <w:instrText xml:space="preserve"> PAGEREF _Toc242432273 \h </w:instrText>
         </w:r>
         <w:r>
           <w:rPr>
@@ -3912,7 +3912,7 @@
           <w:sz w:val="24"/>
         </w:rPr>
       </w:pPr>
-      <w:hyperlink w:anchor="_Toc242429520" w:history="1">
+      <w:hyperlink w:anchor="_Toc242432274" w:history="1">
         <w:r>
           <w:rPr>
             <w:rStyle w:val="Hyperlink"/>
@@ -3939,7 +3939,7 @@
             <w:noProof/>
             <w:webHidden/>
           </w:rPr>
-          <w:instrText xml:space="preserve"> PAGEREF _Toc242429520 \h </w:instrText>
+          <w:instrText xml:space="preserve"> PAGEREF _Toc242432274 \h </w:instrText>
         </w:r>
         <w:r>
           <w:rPr>
@@ -3982,7 +3982,7 @@
           <w:sz w:val="24"/>
         </w:rPr>
       </w:pPr>
-      <w:hyperlink w:anchor="_Toc242429521" w:history="1">
+      <w:hyperlink w:anchor="_Toc242432275" w:history="1">
         <w:r>
           <w:rPr>
             <w:rStyle w:val="Hyperlink"/>
@@ -4009,7 +4009,7 @@
             <w:noProof/>
             <w:webHidden/>
           </w:rPr>
-          <w:instrText xml:space="preserve"> PAGEREF _Toc242429521 \h </w:instrText>
+          <w:instrText xml:space="preserve"> PAGEREF _Toc242432275 \h </w:instrText>
         </w:r>
         <w:r>
           <w:rPr>
@@ -4052,7 +4052,7 @@
           <w:sz w:val="24"/>
         </w:rPr>
       </w:pPr>
-      <w:hyperlink w:anchor="_Toc242429522" w:history="1">
+      <w:hyperlink w:anchor="_Toc242432276" w:history="1">
         <w:r>
           <w:rPr>
             <w:rStyle w:val="Hyperlink"/>
@@ -4079,7 +4079,7 @@
             <w:noProof/>
             <w:webHidden/>
           </w:rPr>
-          <w:instrText xml:space="preserve"> PAGEREF _Toc242429522 \h </w:instrText>
+          <w:instrText xml:space="preserve"> PAGEREF _Toc242432276 \h </w:instrText>
         </w:r>
         <w:r>
           <w:rPr>
@@ -4122,7 +4122,7 @@
           <w:sz w:val="24"/>
         </w:rPr>
       </w:pPr>
-      <w:hyperlink w:anchor="_Toc242429523" w:history="1">
+      <w:hyperlink w:anchor="_Toc242432277" w:history="1">
         <w:r>
           <w:rPr>
             <w:rStyle w:val="Hyperlink"/>
@@ -4149,7 +4149,7 @@
             <w:noProof/>
             <w:webHidden/>
           </w:rPr>
-          <w:instrText xml:space="preserve"> PAGEREF _Toc242429523 \h </w:instrText>
+          <w:instrText xml:space="preserve"> PAGEREF _Toc242432277 \h </w:instrText>
         </w:r>
         <w:r>
           <w:rPr>
@@ -4192,7 +4192,7 @@
           <w:sz w:val="24"/>
         </w:rPr>
       </w:pPr>
-      <w:hyperlink w:anchor="_Toc242429524" w:history="1">
+      <w:hyperlink w:anchor="_Toc242432278" w:history="1">
         <w:r>
           <w:rPr>
             <w:rStyle w:val="Hyperlink"/>
@@ -4219,7 +4219,7 @@
             <w:noProof/>
             <w:webHidden/>
           </w:rPr>
-          <w:instrText xml:space="preserve"> PAGEREF _Toc242429524 \h </w:instrText>
+          <w:instrText xml:space="preserve"> PAGEREF _Toc242432278 \h </w:instrText>
         </w:r>
         <w:r>
           <w:rPr>
@@ -4262,7 +4262,7 @@
           <w:sz w:val="24"/>
         </w:rPr>
       </w:pPr>
-      <w:hyperlink w:anchor="_Toc242429525" w:history="1">
+      <w:hyperlink w:anchor="_Toc242432279" w:history="1">
         <w:r>
           <w:rPr>
             <w:rStyle w:val="Hyperlink"/>
@@ -4289,7 +4289,7 @@
             <w:noProof/>
             <w:webHidden/>
           </w:rPr>
-          <w:instrText xml:space="preserve"> PAGEREF _Toc242429525 \h </w:instrText>
+          <w:instrText xml:space="preserve"> PAGEREF _Toc242432279 \h </w:instrText>
         </w:r>
         <w:r>
           <w:rPr>
@@ -4332,7 +4332,7 @@
           <w:sz w:val="24"/>
         </w:rPr>
       </w:pPr>
-      <w:hyperlink w:anchor="_Toc242429526" w:history="1">
+      <w:hyperlink w:anchor="_Toc242432280" w:history="1">
         <w:r>
           <w:rPr>
             <w:rStyle w:val="Hyperlink"/>
@@ -4359,7 +4359,7 @@
             <w:noProof/>
             <w:webHidden/>
           </w:rPr>
-          <w:instrText xml:space="preserve"> PAGEREF _Toc242429526 \h </w:instrText>
+          <w:instrText xml:space="preserve"> PAGEREF _Toc242432280 \h </w:instrText>
         </w:r>
         <w:r>
           <w:rPr>
@@ -4402,7 +4402,7 @@
           <w:sz w:val="24"/>
         </w:rPr>
       </w:pPr>
-      <w:hyperlink w:anchor="_Toc242429527" w:history="1">
+      <w:hyperlink w:anchor="_Toc242432281" w:history="1">
         <w:r>
           <w:rPr>
             <w:rStyle w:val="Hyperlink"/>
@@ -4429,7 +4429,7 @@
             <w:noProof/>
             <w:webHidden/>
           </w:rPr>
-          <w:instrText xml:space="preserve"> PAGEREF _Toc242429527 \h </w:instrText>
+          <w:instrText xml:space="preserve"> PAGEREF _Toc242432281 \h </w:instrText>
         </w:r>
         <w:r>
           <w:rPr>
@@ -4472,7 +4472,7 @@
           <w:sz w:val="24"/>
         </w:rPr>
       </w:pPr>
-      <w:hyperlink w:anchor="_Toc242429528" w:history="1">
+      <w:hyperlink w:anchor="_Toc242432282" w:history="1">
         <w:r>
           <w:rPr>
             <w:rStyle w:val="Hyperlink"/>
@@ -4499,7 +4499,7 @@
             <w:noProof/>
             <w:webHidden/>
           </w:rPr>
-          <w:instrText xml:space="preserve"> PAGEREF _Toc242429528 \h </w:instrText>
+          <w:instrText xml:space="preserve"> PAGEREF _Toc242432282 \h </w:instrText>
         </w:r>
         <w:r>
           <w:rPr>
@@ -4542,7 +4542,7 @@
           <w:sz w:val="24"/>
         </w:rPr>
       </w:pPr>
-      <w:hyperlink w:anchor="_Toc242429529" w:history="1">
+      <w:hyperlink w:anchor="_Toc242432283" w:history="1">
         <w:r>
           <w:rPr>
             <w:rStyle w:val="Hyperlink"/>
@@ -4569,7 +4569,7 @@
             <w:noProof/>
             <w:webHidden/>
           </w:rPr>
-          <w:instrText xml:space="preserve"> PAGEREF _Toc242429529 \h </w:instrText>
+          <w:instrText xml:space="preserve"> PAGEREF _Toc242432283 \h </w:instrText>
         </w:r>
         <w:r>
           <w:rPr>
@@ -4612,7 +4612,7 @@
           <w:sz w:val="24"/>
         </w:rPr>
       </w:pPr>
-      <w:hyperlink w:anchor="_Toc242429530" w:history="1">
+      <w:hyperlink w:anchor="_Toc242432284" w:history="1">
         <w:r>
           <w:rPr>
             <w:rStyle w:val="Hyperlink"/>
@@ -4639,7 +4639,7 @@
             <w:noProof/>
             <w:webHidden/>
           </w:rPr>
-          <w:instrText xml:space="preserve"> PAGEREF _Toc242429530 \h </w:instrText>
+          <w:instrText xml:space="preserve"> PAGEREF _Toc242432284 \h </w:instrText>
         </w:r>
         <w:r>
           <w:rPr>
@@ -4682,7 +4682,7 @@
           <w:sz w:val="24"/>
         </w:rPr>
       </w:pPr>
-      <w:hyperlink w:anchor="_Toc242429531" w:history="1">
+      <w:hyperlink w:anchor="_Toc242432285" w:history="1">
         <w:r>
           <w:rPr>
             <w:rStyle w:val="Hyperlink"/>
@@ -4709,7 +4709,7 @@
             <w:noProof/>
             <w:webHidden/>
           </w:rPr>
-          <w:instrText xml:space="preserve"> PAGEREF _Toc242429531 \h </w:instrText>
+          <w:instrText xml:space="preserve"> PAGEREF _Toc242432285 \h </w:instrText>
         </w:r>
         <w:r>
           <w:rPr>
@@ -4752,7 +4752,7 @@
           <w:sz w:val="24"/>
         </w:rPr>
       </w:pPr>
-      <w:hyperlink w:anchor="_Toc242429532" w:history="1">
+      <w:hyperlink w:anchor="_Toc242432286" w:history="1">
         <w:r>
           <w:rPr>
             <w:rStyle w:val="Hyperlink"/>
@@ -4779,7 +4779,7 @@
             <w:noProof/>
             <w:webHidden/>
           </w:rPr>
-          <w:instrText xml:space="preserve"> PAGEREF _Toc242429532 \h </w:instrText>
+          <w:instrText xml:space="preserve"> PAGEREF _Toc242432286 \h </w:instrText>
         </w:r>
         <w:r>
           <w:rPr>
@@ -4822,7 +4822,7 @@
           <w:sz w:val="24"/>
         </w:rPr>
       </w:pPr>
-      <w:hyperlink w:anchor="_Toc242429533" w:history="1">
+      <w:hyperlink w:anchor="_Toc242432287" w:history="1">
         <w:r>
           <w:rPr>
             <w:rStyle w:val="Hyperlink"/>
@@ -4849,7 +4849,7 @@
             <w:noProof/>
             <w:webHidden/>
           </w:rPr>
-          <w:instrText xml:space="preserve"> PAGEREF _Toc242429533 \h </w:instrText>
+          <w:instrText xml:space="preserve"> PAGEREF _Toc242432287 \h </w:instrText>
         </w:r>
         <w:r>
           <w:rPr>
@@ -4892,7 +4892,7 @@
           <w:sz w:val="24"/>
         </w:rPr>
       </w:pPr>
-      <w:hyperlink w:anchor="_Toc242429534" w:history="1">
+      <w:hyperlink w:anchor="_Toc242432288" w:history="1">
         <w:r>
           <w:rPr>
             <w:rStyle w:val="Hyperlink"/>
@@ -4919,7 +4919,7 @@
             <w:noProof/>
             <w:webHidden/>
           </w:rPr>
-          <w:instrText xml:space="preserve"> PAGEREF _Toc242429534 \h </w:instrText>
+          <w:instrText xml:space="preserve"> PAGEREF _Toc242432288 \h </w:instrText>
         </w:r>
         <w:r>
           <w:rPr>
@@ -4962,7 +4962,7 @@
           <w:sz w:val="24"/>
         </w:rPr>
       </w:pPr>
-      <w:hyperlink w:anchor="_Toc242429535" w:history="1">
+      <w:hyperlink w:anchor="_Toc242432289" w:history="1">
         <w:r>
           <w:rPr>
             <w:rStyle w:val="Hyperlink"/>
@@ -4989,7 +4989,7 @@
             <w:noProof/>
             <w:webHidden/>
           </w:rPr>
-          <w:instrText xml:space="preserve"> PAGEREF _Toc242429535 \h </w:instrText>
+          <w:instrText xml:space="preserve"> PAGEREF _Toc242432289 \h </w:instrText>
         </w:r>
         <w:r>
           <w:rPr>
@@ -5032,7 +5032,7 @@
           <w:sz w:val="24"/>
         </w:rPr>
       </w:pPr>
-      <w:hyperlink w:anchor="_Toc242429536" w:history="1">
+      <w:hyperlink w:anchor="_Toc242432290" w:history="1">
         <w:r>
           <w:rPr>
             <w:rStyle w:val="Hyperlink"/>
@@ -5059,7 +5059,7 @@
             <w:noProof/>
             <w:webHidden/>
           </w:rPr>
-          <w:instrText xml:space="preserve"> PAGEREF _Toc242429536 \h </w:instrText>
+          <w:instrText xml:space="preserve"> PAGEREF _Toc242432290 \h </w:instrText>
         </w:r>
         <w:r>
           <w:rPr>
@@ -5102,7 +5102,7 @@
           <w:sz w:val="24"/>
         </w:rPr>
       </w:pPr>
-      <w:hyperlink w:anchor="_Toc242429537" w:history="1">
+      <w:hyperlink w:anchor="_Toc242432291" w:history="1">
         <w:r>
           <w:rPr>
             <w:rStyle w:val="Hyperlink"/>
@@ -5129,7 +5129,7 @@
             <w:noProof/>
             <w:webHidden/>
           </w:rPr>
-          <w:instrText xml:space="preserve"> PAGEREF _Toc242429537 \h </w:instrText>
+          <w:instrText xml:space="preserve"> PAGEREF _Toc242432291 \h </w:instrText>
         </w:r>
         <w:r>
           <w:rPr>
@@ -5173,7 +5173,7 @@
           <w:sz w:val="24"/>
         </w:rPr>
       </w:pPr>
-      <w:hyperlink w:anchor="_Toc242429538" w:history="1">
+      <w:hyperlink w:anchor="_Toc242432292" w:history="1">
         <w:r>
           <w:rPr>
             <w:rStyle w:val="Hyperlink"/>
@@ -5200,7 +5200,7 @@
             <w:noProof/>
             <w:webHidden/>
           </w:rPr>
-          <w:instrText xml:space="preserve"> PAGEREF _Toc242429538 \h </w:instrText>
+          <w:instrText xml:space="preserve"> PAGEREF _Toc242432292 \h </w:instrText>
         </w:r>
         <w:r>
           <w:rPr>
@@ -5243,7 +5243,7 @@
           <w:sz w:val="24"/>
         </w:rPr>
       </w:pPr>
-      <w:hyperlink w:anchor="_Toc242429539" w:history="1">
+      <w:hyperlink w:anchor="_Toc242432293" w:history="1">
         <w:r>
           <w:rPr>
             <w:rStyle w:val="Hyperlink"/>
@@ -5270,7 +5270,7 @@
             <w:noProof/>
             <w:webHidden/>
           </w:rPr>
-          <w:instrText xml:space="preserve"> PAGEREF _Toc242429539 \h </w:instrText>
+          <w:instrText xml:space="preserve"> PAGEREF _Toc242432293 \h </w:instrText>
         </w:r>
         <w:r>
           <w:rPr>
@@ -5313,7 +5313,7 @@
           <w:sz w:val="24"/>
         </w:rPr>
       </w:pPr>
-      <w:hyperlink w:anchor="_Toc242429540" w:history="1">
+      <w:hyperlink w:anchor="_Toc242432294" w:history="1">
         <w:r>
           <w:rPr>
             <w:rStyle w:val="Hyperlink"/>
@@ -5340,7 +5340,7 @@
             <w:noProof/>
             <w:webHidden/>
           </w:rPr>
-          <w:instrText xml:space="preserve"> PAGEREF _Toc242429540 \h </w:instrText>
+          <w:instrText xml:space="preserve"> PAGEREF _Toc242432294 \h </w:instrText>
         </w:r>
         <w:r>
           <w:rPr>
@@ -5383,7 +5383,7 @@
           <w:sz w:val="24"/>
         </w:rPr>
       </w:pPr>
-      <w:hyperlink w:anchor="_Toc242429541" w:history="1">
+      <w:hyperlink w:anchor="_Toc242432295" w:history="1">
         <w:r>
           <w:rPr>
             <w:rStyle w:val="Hyperlink"/>
@@ -5410,7 +5410,7 @@
             <w:noProof/>
             <w:webHidden/>
           </w:rPr>
-          <w:instrText xml:space="preserve"> PAGEREF _Toc242429541 \h </w:instrText>
+          <w:instrText xml:space="preserve"> PAGEREF _Toc242432295 \h </w:instrText>
         </w:r>
         <w:r>
           <w:rPr>
@@ -5453,7 +5453,7 @@
           <w:sz w:val="24"/>
         </w:rPr>
       </w:pPr>
-      <w:hyperlink w:anchor="_Toc242429542" w:history="1">
+      <w:hyperlink w:anchor="_Toc242432296" w:history="1">
         <w:r>
           <w:rPr>
             <w:rStyle w:val="Hyperlink"/>
@@ -5480,7 +5480,7 @@
             <w:noProof/>
             <w:webHidden/>
           </w:rPr>
-          <w:instrText xml:space="preserve"> PAGEREF _Toc242429542 \h </w:instrText>
+          <w:instrText xml:space="preserve"> PAGEREF _Toc242432296 \h </w:instrText>
         </w:r>
         <w:r>
           <w:rPr>
@@ -5523,7 +5523,7 @@
           <w:sz w:val="24"/>
         </w:rPr>
       </w:pPr>
-      <w:hyperlink w:anchor="_Toc242429543" w:history="1">
+      <w:hyperlink w:anchor="_Toc242432297" w:history="1">
         <w:r>
           <w:rPr>
             <w:rStyle w:val="Hyperlink"/>
@@ -5550,7 +5550,7 @@
             <w:noProof/>
             <w:webHidden/>
           </w:rPr>
-          <w:instrText xml:space="preserve"> PAGEREF _Toc242429543 \h </w:instrText>
+          <w:instrText xml:space="preserve"> PAGEREF _Toc242432297 \h </w:instrText>
         </w:r>
         <w:r>
           <w:rPr>
@@ -5593,7 +5593,7 @@
           <w:sz w:val="24"/>
         </w:rPr>
       </w:pPr>
-      <w:hyperlink w:anchor="_Toc242429544" w:history="1">
+      <w:hyperlink w:anchor="_Toc242432298" w:history="1">
         <w:r>
           <w:rPr>
             <w:rStyle w:val="Hyperlink"/>
@@ -5620,7 +5620,7 @@
             <w:noProof/>
             <w:webHidden/>
           </w:rPr>
-          <w:instrText xml:space="preserve"> PAGEREF _Toc242429544 \h </w:instrText>
+          <w:instrText xml:space="preserve"> PAGEREF _Toc242432298 \h </w:instrText>
         </w:r>
         <w:r>
           <w:rPr>
@@ -5663,7 +5663,7 @@
           <w:sz w:val="24"/>
         </w:rPr>
       </w:pPr>
-      <w:hyperlink w:anchor="_Toc242429545" w:history="1">
+      <w:hyperlink w:anchor="_Toc242432299" w:history="1">
         <w:r>
           <w:rPr>
             <w:rStyle w:val="Hyperlink"/>
@@ -5690,7 +5690,7 @@
             <w:noProof/>
             <w:webHidden/>
           </w:rPr>
-          <w:instrText xml:space="preserve"> PAGEREF _Toc242429545 \h </w:instrText>
+          <w:instrText xml:space="preserve"> PAGEREF _Toc242432299 \h </w:instrText>
         </w:r>
         <w:r>
           <w:rPr>
@@ -5733,7 +5733,7 @@
           <w:sz w:val="24"/>
         </w:rPr>
       </w:pPr>
-      <w:hyperlink w:anchor="_Toc242429546" w:history="1">
+      <w:hyperlink w:anchor="_Toc242432300" w:history="1">
         <w:r>
           <w:rPr>
             <w:rStyle w:val="Hyperlink"/>
@@ -5760,7 +5760,7 @@
             <w:noProof/>
             <w:webHidden/>
           </w:rPr>
-          <w:instrText xml:space="preserve"> PAGEREF _Toc242429546 \h </w:instrText>
+          <w:instrText xml:space="preserve"> PAGEREF _Toc242432300 \h </w:instrText>
         </w:r>
         <w:r>
           <w:rPr>
@@ -5803,7 +5803,7 @@
           <w:sz w:val="24"/>
         </w:rPr>
       </w:pPr>
-      <w:hyperlink w:anchor="_Toc242429547" w:history="1">
+      <w:hyperlink w:anchor="_Toc242432301" w:history="1">
         <w:r>
           <w:rPr>
             <w:rStyle w:val="Hyperlink"/>
@@ -5830,7 +5830,7 @@
             <w:noProof/>
             <w:webHidden/>
           </w:rPr>
-          <w:instrText xml:space="preserve"> PAGEREF _Toc242429547 \h </w:instrText>
+          <w:instrText xml:space="preserve"> PAGEREF _Toc242432301 \h </w:instrText>
         </w:r>
         <w:r>
           <w:rPr>
@@ -5873,7 +5873,7 @@
           <w:sz w:val="24"/>
         </w:rPr>
       </w:pPr>
-      <w:hyperlink w:anchor="_Toc242429548" w:history="1">
+      <w:hyperlink w:anchor="_Toc242432302" w:history="1">
         <w:r>
           <w:rPr>
             <w:rStyle w:val="Hyperlink"/>
@@ -5900,7 +5900,7 @@
             <w:noProof/>
             <w:webHidden/>
           </w:rPr>
-          <w:instrText xml:space="preserve"> PAGEREF _Toc242429548 \h </w:instrText>
+          <w:instrText xml:space="preserve"> PAGEREF _Toc242432302 \h </w:instrText>
         </w:r>
         <w:r>
           <w:rPr>
@@ -5943,7 +5943,7 @@
           <w:sz w:val="24"/>
         </w:rPr>
       </w:pPr>
-      <w:hyperlink w:anchor="_Toc242429549" w:history="1">
+      <w:hyperlink w:anchor="_Toc242432303" w:history="1">
         <w:r>
           <w:rPr>
             <w:rStyle w:val="Hyperlink"/>
@@ -5970,7 +5970,7 @@
             <w:noProof/>
             <w:webHidden/>
           </w:rPr>
-          <w:instrText xml:space="preserve"> PAGEREF _Toc242429549 \h </w:instrText>
+          <w:instrText xml:space="preserve"> PAGEREF _Toc242432303 \h </w:instrText>
         </w:r>
         <w:r>
           <w:rPr>
@@ -6014,7 +6014,7 @@
           <w:sz w:val="24"/>
         </w:rPr>
       </w:pPr>
-      <w:hyperlink w:anchor="_Toc242429550" w:history="1">
+      <w:hyperlink w:anchor="_Toc242432304" w:history="1">
         <w:r>
           <w:rPr>
             <w:rStyle w:val="Hyperlink"/>
@@ -6041,7 +6041,7 @@
             <w:noProof/>
             <w:webHidden/>
           </w:rPr>
-          <w:instrText xml:space="preserve"> PAGEREF _Toc242429550 \h </w:instrText>
+          <w:instrText xml:space="preserve"> PAGEREF _Toc242432304 \h </w:instrText>
         </w:r>
         <w:r>
           <w:rPr>
@@ -6084,7 +6084,7 @@
           <w:sz w:val="24"/>
         </w:rPr>
       </w:pPr>
-      <w:hyperlink w:anchor="_Toc242429551" w:history="1">
+      <w:hyperlink w:anchor="_Toc242432305" w:history="1">
         <w:r>
           <w:rPr>
             <w:rStyle w:val="Hyperlink"/>
@@ -6111,7 +6111,7 @@
             <w:noProof/>
             <w:webHidden/>
           </w:rPr>
-          <w:instrText xml:space="preserve"> PAGEREF _Toc242429551 \h </w:instrText>
+          <w:instrText xml:space="preserve"> PAGEREF _Toc242432305 \h </w:instrText>
         </w:r>
         <w:r>
           <w:rPr>
@@ -6154,7 +6154,7 @@
           <w:sz w:val="24"/>
         </w:rPr>
       </w:pPr>
-      <w:hyperlink w:anchor="_Toc242429552" w:history="1">
+      <w:hyperlink w:anchor="_Toc242432306" w:history="1">
         <w:r>
           <w:rPr>
             <w:rStyle w:val="Hyperlink"/>
@@ -6181,7 +6181,7 @@
             <w:noProof/>
             <w:webHidden/>
           </w:rPr>
-          <w:instrText xml:space="preserve"> PAGEREF _Toc242429552 \h </w:instrText>
+          <w:instrText xml:space="preserve"> PAGEREF _Toc242432306 \h </w:instrText>
         </w:r>
         <w:r>
           <w:rPr>
@@ -6224,7 +6224,7 @@
           <w:sz w:val="24"/>
         </w:rPr>
       </w:pPr>
-      <w:hyperlink w:anchor="_Toc242429553" w:history="1">
+      <w:hyperlink w:anchor="_Toc242432307" w:history="1">
         <w:r>
           <w:rPr>
             <w:rStyle w:val="Hyperlink"/>
@@ -6251,7 +6251,7 @@
             <w:noProof/>
             <w:webHidden/>
           </w:rPr>
-          <w:instrText xml:space="preserve"> PAGEREF _Toc242429553 \h </w:instrText>
+          <w:instrText xml:space="preserve"> PAGEREF _Toc242432307 \h </w:instrText>
         </w:r>
         <w:r>
           <w:rPr>
@@ -6294,7 +6294,7 @@
           <w:sz w:val="24"/>
         </w:rPr>
       </w:pPr>
-      <w:hyperlink w:anchor="_Toc242429554" w:history="1">
+      <w:hyperlink w:anchor="_Toc242432308" w:history="1">
         <w:r>
           <w:rPr>
             <w:rStyle w:val="Hyperlink"/>
@@ -6321,7 +6321,7 @@
             <w:noProof/>
             <w:webHidden/>
           </w:rPr>
-          <w:instrText xml:space="preserve"> PAGEREF _Toc242429554 \h </w:instrText>
+          <w:instrText xml:space="preserve"> PAGEREF _Toc242432308 \h </w:instrText>
         </w:r>
         <w:r>
           <w:rPr>
@@ -6364,7 +6364,7 @@
           <w:sz w:val="24"/>
         </w:rPr>
       </w:pPr>
-      <w:hyperlink w:anchor="_Toc242429555" w:history="1">
+      <w:hyperlink w:anchor="_Toc242432309" w:history="1">
         <w:r>
           <w:rPr>
             <w:rStyle w:val="Hyperlink"/>
@@ -6391,7 +6391,7 @@
             <w:noProof/>
             <w:webHidden/>
           </w:rPr>
-          <w:instrText xml:space="preserve"> PAGEREF _Toc242429555 \h </w:instrText>
+          <w:instrText xml:space="preserve"> PAGEREF _Toc242432309 \h </w:instrText>
         </w:r>
         <w:r>
           <w:rPr>
@@ -6434,7 +6434,7 @@
           <w:sz w:val="24"/>
         </w:rPr>
       </w:pPr>
-      <w:hyperlink w:anchor="_Toc242429556" w:history="1">
+      <w:hyperlink w:anchor="_Toc242432310" w:history="1">
         <w:r>
           <w:rPr>
             <w:rStyle w:val="Hyperlink"/>
@@ -6461,7 +6461,7 @@
             <w:noProof/>
             <w:webHidden/>
           </w:rPr>
-          <w:instrText xml:space="preserve"> PAGEREF _Toc242429556 \h </w:instrText>
+          <w:instrText xml:space="preserve"> PAGEREF _Toc242432310 \h </w:instrText>
         </w:r>
         <w:r>
           <w:rPr>
@@ -6504,7 +6504,7 @@
           <w:sz w:val="24"/>
         </w:rPr>
       </w:pPr>
-      <w:hyperlink w:anchor="_Toc242429557" w:history="1">
+      <w:hyperlink w:anchor="_Toc242432311" w:history="1">
         <w:r>
           <w:rPr>
             <w:rStyle w:val="Hyperlink"/>
@@ -6531,7 +6531,7 @@
             <w:noProof/>
             <w:webHidden/>
           </w:rPr>
-          <w:instrText xml:space="preserve"> PAGEREF _Toc242429557 \h </w:instrText>
+          <w:instrText xml:space="preserve"> PAGEREF _Toc242432311 \h </w:instrText>
         </w:r>
         <w:r>
           <w:rPr>
@@ -6574,7 +6574,7 @@
           <w:sz w:val="24"/>
         </w:rPr>
       </w:pPr>
-      <w:hyperlink w:anchor="_Toc242429558" w:history="1">
+      <w:hyperlink w:anchor="_Toc242432312" w:history="1">
         <w:r>
           <w:rPr>
             <w:rStyle w:val="Hyperlink"/>
@@ -6601,7 +6601,7 @@
             <w:noProof/>
             <w:webHidden/>
           </w:rPr>
-          <w:instrText xml:space="preserve"> PAGEREF _Toc242429558 \h </w:instrText>
+          <w:instrText xml:space="preserve"> PAGEREF _Toc242432312 \h </w:instrText>
         </w:r>
         <w:r>
           <w:rPr>
@@ -6644,7 +6644,7 @@
           <w:sz w:val="24"/>
         </w:rPr>
       </w:pPr>
-      <w:hyperlink w:anchor="_Toc242429559" w:history="1">
+      <w:hyperlink w:anchor="_Toc242432313" w:history="1">
         <w:r>
           <w:rPr>
             <w:rStyle w:val="Hyperlink"/>
@@ -6671,7 +6671,7 @@
             <w:noProof/>
             <w:webHidden/>
           </w:rPr>
-          <w:instrText xml:space="preserve"> PAGEREF _Toc242429559 \h </w:instrText>
+          <w:instrText xml:space="preserve"> PAGEREF _Toc242432313 \h </w:instrText>
         </w:r>
         <w:r>
           <w:rPr>
@@ -6714,7 +6714,7 @@
           <w:sz w:val="24"/>
         </w:rPr>
       </w:pPr>
-      <w:hyperlink w:anchor="_Toc242429560" w:history="1">
+      <w:hyperlink w:anchor="_Toc242432314" w:history="1">
         <w:r>
           <w:rPr>
             <w:rStyle w:val="Hyperlink"/>
@@ -6741,7 +6741,7 @@
             <w:noProof/>
             <w:webHidden/>
           </w:rPr>
-          <w:instrText xml:space="preserve"> PAGEREF _Toc242429560 \h </w:instrText>
+          <w:instrText xml:space="preserve"> PAGEREF _Toc242432314 \h </w:instrText>
         </w:r>
         <w:r>
           <w:rPr>
@@ -6784,7 +6784,7 @@
           <w:sz w:val="24"/>
         </w:rPr>
       </w:pPr>
-      <w:hyperlink w:anchor="_Toc242429561" w:history="1">
+      <w:hyperlink w:anchor="_Toc242432315" w:history="1">
         <w:r>
           <w:rPr>
             <w:rStyle w:val="Hyperlink"/>
@@ -6811,7 +6811,7 @@
             <w:noProof/>
             <w:webHidden/>
           </w:rPr>
-          <w:instrText xml:space="preserve"> PAGEREF _Toc242429561 \h </w:instrText>
+          <w:instrText xml:space="preserve"> PAGEREF _Toc242432315 \h </w:instrText>
         </w:r>
         <w:r>
           <w:rPr>
@@ -6855,7 +6855,7 @@
           <w:sz w:val="24"/>
         </w:rPr>
       </w:pPr>
-      <w:hyperlink w:anchor="_Toc242429562" w:history="1">
+      <w:hyperlink w:anchor="_Toc242432316" w:history="1">
         <w:r>
           <w:rPr>
             <w:rStyle w:val="Hyperlink"/>
@@ -6882,7 +6882,7 @@
             <w:noProof/>
             <w:webHidden/>
           </w:rPr>
-          <w:instrText xml:space="preserve"> PAGEREF _Toc242429562 \h </w:instrText>
+          <w:instrText xml:space="preserve"> PAGEREF _Toc242432316 \h </w:instrText>
         </w:r>
         <w:r>
           <w:rPr>
@@ -6925,7 +6925,7 @@
           <w:sz w:val="24"/>
         </w:rPr>
       </w:pPr>
-      <w:hyperlink w:anchor="_Toc242429563" w:history="1">
+      <w:hyperlink w:anchor="_Toc242432317" w:history="1">
         <w:r>
           <w:rPr>
             <w:rStyle w:val="Hyperlink"/>
@@ -6952,7 +6952,7 @@
             <w:noProof/>
             <w:webHidden/>
           </w:rPr>
-          <w:instrText xml:space="preserve"> PAGEREF _Toc242429563 \h </w:instrText>
+          <w:instrText xml:space="preserve"> PAGEREF _Toc242432317 \h </w:instrText>
         </w:r>
         <w:r>
           <w:rPr>
@@ -6995,7 +6995,7 @@
           <w:sz w:val="24"/>
         </w:rPr>
       </w:pPr>
-      <w:hyperlink w:anchor="_Toc242429564" w:history="1">
+      <w:hyperlink w:anchor="_Toc242432318" w:history="1">
         <w:r>
           <w:rPr>
             <w:rStyle w:val="Hyperlink"/>
@@ -7022,7 +7022,7 @@
             <w:noProof/>
             <w:webHidden/>
           </w:rPr>
-          <w:instrText xml:space="preserve"> PAGEREF _Toc242429564 \h </w:instrText>
+          <w:instrText xml:space="preserve"> PAGEREF _Toc242432318 \h </w:instrText>
         </w:r>
         <w:r>
           <w:rPr>
@@ -7065,7 +7065,7 @@
           <w:sz w:val="24"/>
         </w:rPr>
       </w:pPr>
-      <w:hyperlink w:anchor="_Toc242429565" w:history="1">
+      <w:hyperlink w:anchor="_Toc242432319" w:history="1">
         <w:r>
           <w:rPr>
             <w:rStyle w:val="Hyperlink"/>
@@ -7092,7 +7092,7 @@
             <w:noProof/>
             <w:webHidden/>
           </w:rPr>
-          <w:instrText xml:space="preserve"> PAGEREF _Toc242429565 \h </w:instrText>
+          <w:instrText xml:space="preserve"> PAGEREF _Toc242432319 \h </w:instrText>
         </w:r>
         <w:r>
           <w:rPr>
@@ -7135,7 +7135,7 @@
           <w:sz w:val="24"/>
         </w:rPr>
       </w:pPr>
-      <w:hyperlink w:anchor="_Toc242429566" w:history="1">
+      <w:hyperlink w:anchor="_Toc242432320" w:history="1">
         <w:r>
           <w:rPr>
             <w:rStyle w:val="Hyperlink"/>
@@ -7162,7 +7162,7 @@
             <w:noProof/>
             <w:webHidden/>
           </w:rPr>
-          <w:instrText xml:space="preserve"> PAGEREF _Toc242429566 \h </w:instrText>
+          <w:instrText xml:space="preserve"> PAGEREF _Toc242432320 \h </w:instrText>
         </w:r>
         <w:r>
           <w:rPr>
@@ -7205,7 +7205,7 @@
           <w:sz w:val="24"/>
         </w:rPr>
       </w:pPr>
-      <w:hyperlink w:anchor="_Toc242429567" w:history="1">
+      <w:hyperlink w:anchor="_Toc242432321" w:history="1">
         <w:r>
           <w:rPr>
             <w:rStyle w:val="Hyperlink"/>
@@ -7232,7 +7232,7 @@
             <w:noProof/>
             <w:webHidden/>
           </w:rPr>
-          <w:instrText xml:space="preserve"> PAGEREF _Toc242429567 \h </w:instrText>
+          <w:instrText xml:space="preserve"> PAGEREF _Toc242432321 \h </w:instrText>
         </w:r>
         <w:r>
           <w:rPr>
@@ -7276,7 +7276,7 @@
           <w:sz w:val="24"/>
         </w:rPr>
       </w:pPr>
-      <w:hyperlink w:anchor="_Toc242429568" w:history="1">
+      <w:hyperlink w:anchor="_Toc242432322" w:history="1">
         <w:r>
           <w:rPr>
             <w:rStyle w:val="Hyperlink"/>
@@ -7303,7 +7303,7 @@
             <w:noProof/>
             <w:webHidden/>
           </w:rPr>
-          <w:instrText xml:space="preserve"> PAGEREF _Toc242429568 \h </w:instrText>
+          <w:instrText xml:space="preserve"> PAGEREF _Toc242432322 \h </w:instrText>
         </w:r>
         <w:r>
           <w:rPr>
@@ -7346,7 +7346,7 @@
           <w:sz w:val="24"/>
         </w:rPr>
       </w:pPr>
-      <w:hyperlink w:anchor="_Toc242429569" w:history="1">
+      <w:hyperlink w:anchor="_Toc242432323" w:history="1">
         <w:r>
           <w:rPr>
             <w:rStyle w:val="Hyperlink"/>
@@ -7373,7 +7373,7 @@
             <w:noProof/>
             <w:webHidden/>
           </w:rPr>
-          <w:instrText xml:space="preserve"> PAGEREF _Toc242429569 \h </w:instrText>
+          <w:instrText xml:space="preserve"> PAGEREF _Toc242432323 \h </w:instrText>
         </w:r>
         <w:r>
           <w:rPr>
@@ -7416,7 +7416,7 @@
           <w:sz w:val="24"/>
         </w:rPr>
       </w:pPr>
-      <w:hyperlink w:anchor="_Toc242429570" w:history="1">
+      <w:hyperlink w:anchor="_Toc242432324" w:history="1">
         <w:r>
           <w:rPr>
             <w:rStyle w:val="Hyperlink"/>
@@ -7443,7 +7443,7 @@
             <w:noProof/>
             <w:webHidden/>
           </w:rPr>
-          <w:instrText xml:space="preserve"> PAGEREF _Toc242429570 \h </w:instrText>
+          <w:instrText xml:space="preserve"> PAGEREF _Toc242432324 \h </w:instrText>
         </w:r>
         <w:r>
           <w:rPr>
@@ -7486,7 +7486,7 @@
           <w:sz w:val="24"/>
         </w:rPr>
       </w:pPr>
-      <w:hyperlink w:anchor="_Toc242429571" w:history="1">
+      <w:hyperlink w:anchor="_Toc242432325" w:history="1">
         <w:r>
           <w:rPr>
             <w:rStyle w:val="Hyperlink"/>
@@ -7513,7 +7513,7 @@
             <w:noProof/>
             <w:webHidden/>
           </w:rPr>
-          <w:instrText xml:space="preserve"> PAGEREF _Toc242429571 \h </w:instrText>
+          <w:instrText xml:space="preserve"> PAGEREF _Toc242432325 \h </w:instrText>
         </w:r>
         <w:r>
           <w:rPr>
@@ -7556,7 +7556,7 @@
           <w:sz w:val="24"/>
         </w:rPr>
       </w:pPr>
-      <w:hyperlink w:anchor="_Toc242429572" w:history="1">
+      <w:hyperlink w:anchor="_Toc242432326" w:history="1">
         <w:r>
           <w:rPr>
             <w:rStyle w:val="Hyperlink"/>
@@ -7583,7 +7583,7 @@
             <w:noProof/>
             <w:webHidden/>
           </w:rPr>
-          <w:instrText xml:space="preserve"> PAGEREF _Toc242429572 \h </w:instrText>
+          <w:instrText xml:space="preserve"> PAGEREF _Toc242432326 \h </w:instrText>
         </w:r>
         <w:r>
           <w:rPr>
@@ -7626,7 +7626,7 @@
           <w:sz w:val="24"/>
         </w:rPr>
       </w:pPr>
-      <w:hyperlink w:anchor="_Toc242429573" w:history="1">
+      <w:hyperlink w:anchor="_Toc242432327" w:history="1">
         <w:r>
           <w:rPr>
             <w:rStyle w:val="Hyperlink"/>
@@ -7653,7 +7653,7 @@
             <w:noProof/>
             <w:webHidden/>
           </w:rPr>
-          <w:instrText xml:space="preserve"> PAGEREF _Toc242429573 \h </w:instrText>
+          <w:instrText xml:space="preserve"> PAGEREF _Toc242432327 \h </w:instrText>
         </w:r>
         <w:r>
           <w:rPr>
@@ -7696,7 +7696,7 @@
           <w:sz w:val="24"/>
         </w:rPr>
       </w:pPr>
-      <w:hyperlink w:anchor="_Toc242429574" w:history="1">
+      <w:hyperlink w:anchor="_Toc242432328" w:history="1">
         <w:r>
           <w:rPr>
             <w:rStyle w:val="Hyperlink"/>
@@ -7723,7 +7723,7 @@
             <w:noProof/>
             <w:webHidden/>
           </w:rPr>
-          <w:instrText xml:space="preserve"> PAGEREF _Toc242429574 \h </w:instrText>
+          <w:instrText xml:space="preserve"> PAGEREF _Toc242432328 \h </w:instrText>
         </w:r>
         <w:r>
           <w:rPr>
@@ -7766,7 +7766,7 @@
           <w:sz w:val="24"/>
         </w:rPr>
       </w:pPr>
-      <w:hyperlink w:anchor="_Toc242429575" w:history="1">
+      <w:hyperlink w:anchor="_Toc242432329" w:history="1">
         <w:r>
           <w:rPr>
             <w:rStyle w:val="Hyperlink"/>
@@ -7793,7 +7793,7 @@
             <w:noProof/>
             <w:webHidden/>
           </w:rPr>
-          <w:instrText xml:space="preserve"> PAGEREF _Toc242429575 \h </w:instrText>
+          <w:instrText xml:space="preserve"> PAGEREF _Toc242432329 \h </w:instrText>
         </w:r>
         <w:r>
           <w:rPr>
@@ -7836,7 +7836,7 @@
           <w:sz w:val="24"/>
         </w:rPr>
       </w:pPr>
-      <w:hyperlink w:anchor="_Toc242429576" w:history="1">
+      <w:hyperlink w:anchor="_Toc242432330" w:history="1">
         <w:r>
           <w:rPr>
             <w:rStyle w:val="Hyperlink"/>
@@ -7863,7 +7863,7 @@
             <w:noProof/>
             <w:webHidden/>
           </w:rPr>
-          <w:instrText xml:space="preserve"> PAGEREF _Toc242429576 \h </w:instrText>
+          <w:instrText xml:space="preserve"> PAGEREF _Toc242432330 \h </w:instrText>
         </w:r>
         <w:r>
           <w:rPr>
@@ -7906,7 +7906,7 @@
           <w:sz w:val="24"/>
         </w:rPr>
       </w:pPr>
-      <w:hyperlink w:anchor="_Toc242429577" w:history="1">
+      <w:hyperlink w:anchor="_Toc242432331" w:history="1">
         <w:r>
           <w:rPr>
             <w:rStyle w:val="Hyperlink"/>
@@ -7933,7 +7933,7 @@
             <w:noProof/>
             <w:webHidden/>
           </w:rPr>
-          <w:instrText xml:space="preserve"> PAGEREF _Toc242429577 \h </w:instrText>
+          <w:instrText xml:space="preserve"> PAGEREF _Toc242432331 \h </w:instrText>
         </w:r>
         <w:r>
           <w:rPr>
@@ -7976,7 +7976,7 @@
           <w:sz w:val="24"/>
         </w:rPr>
       </w:pPr>
-      <w:hyperlink w:anchor="_Toc242429578" w:history="1">
+      <w:hyperlink w:anchor="_Toc242432332" w:history="1">
         <w:r>
           <w:rPr>
             <w:rStyle w:val="Hyperlink"/>
@@ -8003,7 +8003,7 @@
             <w:noProof/>
             <w:webHidden/>
           </w:rPr>
-          <w:instrText xml:space="preserve"> PAGEREF _Toc242429578 \h </w:instrText>
+          <w:instrText xml:space="preserve"> PAGEREF _Toc242432332 \h </w:instrText>
         </w:r>
         <w:r>
           <w:rPr>
@@ -8046,7 +8046,7 @@
           <w:sz w:val="24"/>
         </w:rPr>
       </w:pPr>
-      <w:hyperlink w:anchor="_Toc242429579" w:history="1">
+      <w:hyperlink w:anchor="_Toc242432333" w:history="1">
         <w:r>
           <w:rPr>
             <w:rStyle w:val="Hyperlink"/>
@@ -8073,7 +8073,7 @@
             <w:noProof/>
             <w:webHidden/>
           </w:rPr>
-          <w:instrText xml:space="preserve"> PAGEREF _Toc242429579 \h </w:instrText>
+          <w:instrText xml:space="preserve"> PAGEREF _Toc242432333 \h </w:instrText>
         </w:r>
         <w:r>
           <w:rPr>
@@ -8116,7 +8116,7 @@
           <w:sz w:val="24"/>
         </w:rPr>
       </w:pPr>
-      <w:hyperlink w:anchor="_Toc242429580" w:history="1">
+      <w:hyperlink w:anchor="_Toc242432334" w:history="1">
         <w:r>
           <w:rPr>
             <w:rStyle w:val="Hyperlink"/>
@@ -8143,7 +8143,7 @@
             <w:noProof/>
             <w:webHidden/>
           </w:rPr>
-          <w:instrText xml:space="preserve"> PAGEREF _Toc242429580 \h </w:instrText>
+          <w:instrText xml:space="preserve"> PAGEREF _Toc242432334 \h </w:instrText>
         </w:r>
         <w:r>
           <w:rPr>
@@ -8186,7 +8186,7 @@
           <w:sz w:val="24"/>
         </w:rPr>
       </w:pPr>
-      <w:hyperlink w:anchor="_Toc242429581" w:history="1">
+      <w:hyperlink w:anchor="_Toc242432335" w:history="1">
         <w:r>
           <w:rPr>
             <w:rStyle w:val="Hyperlink"/>
@@ -8213,7 +8213,7 @@
             <w:noProof/>
             <w:webHidden/>
           </w:rPr>
-          <w:instrText xml:space="preserve"> PAGEREF _Toc242429581 \h </w:instrText>
+          <w:instrText xml:space="preserve"> PAGEREF _Toc242432335 \h </w:instrText>
         </w:r>
         <w:r>
           <w:rPr>
@@ -8257,13 +8257,13 @@
           <w:sz w:val="24"/>
         </w:rPr>
       </w:pPr>
-      <w:hyperlink w:anchor="_Toc242429582" w:history="1">
+      <w:hyperlink w:anchor="_Toc242432336" w:history="1">
         <w:r>
           <w:rPr>
             <w:rStyle w:val="Hyperlink"/>
             <w:noProof/>
           </w:rPr>
-          <w:t>Projekte</w:t>
+          <w:t>Trafag Projekte</w:t>
         </w:r>
         <w:r>
           <w:rPr>
@@ -8284,7 +8284,7 @@
             <w:noProof/>
             <w:webHidden/>
           </w:rPr>
-          <w:instrText xml:space="preserve"> PAGEREF _Toc242429582 \h </w:instrText>
+          <w:instrText xml:space="preserve"> PAGEREF _Toc242432336 \h </w:instrText>
         </w:r>
         <w:r>
           <w:rPr>
@@ -8327,13 +8327,13 @@
           <w:sz w:val="24"/>
         </w:rPr>
       </w:pPr>
-      <w:hyperlink w:anchor="_Toc242429583" w:history="1">
+      <w:hyperlink w:anchor="_Toc242432337" w:history="1">
         <w:r>
           <w:rPr>
             <w:rStyle w:val="Hyperlink"/>
             <w:noProof/>
           </w:rPr>
-          <w:t>Projekte</w:t>
+          <w:t>Projektübersicht und Meine Aufgaben</w:t>
         </w:r>
         <w:r>
           <w:rPr>
@@ -8354,7 +8354,7 @@
             <w:noProof/>
             <w:webHidden/>
           </w:rPr>
-          <w:instrText xml:space="preserve"> PAGEREF _Toc242429583 \h </w:instrText>
+          <w:instrText xml:space="preserve"> PAGEREF _Toc242432337 \h </w:instrText>
         </w:r>
         <w:r>
           <w:rPr>
@@ -8397,12 +8397,502 @@
           <w:sz w:val="24"/>
         </w:rPr>
       </w:pPr>
-      <w:hyperlink w:anchor="_Toc242429584" w:history="1">
+      <w:hyperlink w:anchor="_Toc242432338" w:history="1">
         <w:r>
           <w:rPr>
             <w:rStyle w:val="Hyperlink"/>
             <w:noProof/>
           </w:rPr>
+          <w:t>Neues Projekt</w:t>
+        </w:r>
+        <w:r>
+          <w:rPr>
+            <w:noProof/>
+            <w:webHidden/>
+          </w:rPr>
+          <w:tab/>
+        </w:r>
+        <w:r>
+          <w:rPr>
+            <w:noProof/>
+            <w:webHidden/>
+          </w:rPr>
+          <w:fldChar w:fldCharType="begin"/>
+        </w:r>
+        <w:r>
+          <w:rPr>
+            <w:noProof/>
+            <w:webHidden/>
+          </w:rPr>
+          <w:instrText xml:space="preserve"> PAGEREF _Toc242432338 \h </w:instrText>
+        </w:r>
+        <w:r>
+          <w:rPr>
+            <w:noProof/>
+            <w:webHidden/>
+          </w:rPr>
+        </w:r>
+        <w:r>
+          <w:rPr>
+            <w:noProof/>
+            <w:webHidden/>
+          </w:rPr>
+          <w:fldChar w:fldCharType="separate"/>
+        </w:r>
+        <w:r>
+          <w:rPr>
+            <w:noProof/>
+            <w:webHidden/>
+          </w:rPr>
+          <w:t>106</w:t>
+        </w:r>
+        <w:r>
+          <w:rPr>
+            <w:noProof/>
+            <w:webHidden/>
+          </w:rPr>
+          <w:fldChar w:fldCharType="end"/>
+        </w:r>
+      </w:hyperlink>
+    </w:p>
+    <w:p>
+      <w:pPr>
+        <w:pStyle w:val="Verzeichnis2"/>
+        <w:tabs>
+          <w:tab w:val="right" w:leader="dot" w:pos="9296"/>
+        </w:tabs>
+        <w:rPr>
+          <w:rFonts w:asciiTheme="minorHAnsi" w:eastAsiaTheme="minorEastAsia" w:hAnsiTheme="minorHAnsi" w:cstheme="minorBidi"/>
+          <w:noProof/>
+          <w:sz w:val="24"/>
+        </w:rPr>
+      </w:pPr>
+      <w:hyperlink w:anchor="_Toc242432339" w:history="1">
+        <w:r>
+          <w:rPr>
+            <w:rStyle w:val="Hyperlink"/>
+            <w:noProof/>
+          </w:rPr>
+          <w:t>Board</w:t>
+        </w:r>
+        <w:r>
+          <w:rPr>
+            <w:noProof/>
+            <w:webHidden/>
+          </w:rPr>
+          <w:tab/>
+        </w:r>
+        <w:r>
+          <w:rPr>
+            <w:noProof/>
+            <w:webHidden/>
+          </w:rPr>
+          <w:fldChar w:fldCharType="begin"/>
+        </w:r>
+        <w:r>
+          <w:rPr>
+            <w:noProof/>
+            <w:webHidden/>
+          </w:rPr>
+          <w:instrText xml:space="preserve"> PAGEREF _Toc242432339 \h </w:instrText>
+        </w:r>
+        <w:r>
+          <w:rPr>
+            <w:noProof/>
+            <w:webHidden/>
+          </w:rPr>
+        </w:r>
+        <w:r>
+          <w:rPr>
+            <w:noProof/>
+            <w:webHidden/>
+          </w:rPr>
+          <w:fldChar w:fldCharType="separate"/>
+        </w:r>
+        <w:r>
+          <w:rPr>
+            <w:noProof/>
+            <w:webHidden/>
+          </w:rPr>
+          <w:t>106</w:t>
+        </w:r>
+        <w:r>
+          <w:rPr>
+            <w:noProof/>
+            <w:webHidden/>
+          </w:rPr>
+          <w:fldChar w:fldCharType="end"/>
+        </w:r>
+      </w:hyperlink>
+    </w:p>
+    <w:p>
+      <w:pPr>
+        <w:pStyle w:val="Verzeichnis2"/>
+        <w:tabs>
+          <w:tab w:val="right" w:leader="dot" w:pos="9296"/>
+        </w:tabs>
+        <w:rPr>
+          <w:rFonts w:asciiTheme="minorHAnsi" w:eastAsiaTheme="minorEastAsia" w:hAnsiTheme="minorHAnsi" w:cstheme="minorBidi"/>
+          <w:noProof/>
+          <w:sz w:val="24"/>
+        </w:rPr>
+      </w:pPr>
+      <w:hyperlink w:anchor="_Toc242432340" w:history="1">
+        <w:r>
+          <w:rPr>
+            <w:rStyle w:val="Hyperlink"/>
+            <w:noProof/>
+          </w:rPr>
+          <w:t>Aufgabe im Detail</w:t>
+        </w:r>
+        <w:r>
+          <w:rPr>
+            <w:noProof/>
+            <w:webHidden/>
+          </w:rPr>
+          <w:tab/>
+        </w:r>
+        <w:r>
+          <w:rPr>
+            <w:noProof/>
+            <w:webHidden/>
+          </w:rPr>
+          <w:fldChar w:fldCharType="begin"/>
+        </w:r>
+        <w:r>
+          <w:rPr>
+            <w:noProof/>
+            <w:webHidden/>
+          </w:rPr>
+          <w:instrText xml:space="preserve"> PAGEREF _Toc242432340 \h </w:instrText>
+        </w:r>
+        <w:r>
+          <w:rPr>
+            <w:noProof/>
+            <w:webHidden/>
+          </w:rPr>
+        </w:r>
+        <w:r>
+          <w:rPr>
+            <w:noProof/>
+            <w:webHidden/>
+          </w:rPr>
+          <w:fldChar w:fldCharType="separate"/>
+        </w:r>
+        <w:r>
+          <w:rPr>
+            <w:noProof/>
+            <w:webHidden/>
+          </w:rPr>
+          <w:t>107</w:t>
+        </w:r>
+        <w:r>
+          <w:rPr>
+            <w:noProof/>
+            <w:webHidden/>
+          </w:rPr>
+          <w:fldChar w:fldCharType="end"/>
+        </w:r>
+      </w:hyperlink>
+    </w:p>
+    <w:p>
+      <w:pPr>
+        <w:pStyle w:val="Verzeichnis2"/>
+        <w:tabs>
+          <w:tab w:val="right" w:leader="dot" w:pos="9296"/>
+        </w:tabs>
+        <w:rPr>
+          <w:rFonts w:asciiTheme="minorHAnsi" w:eastAsiaTheme="minorEastAsia" w:hAnsiTheme="minorHAnsi" w:cstheme="minorBidi"/>
+          <w:noProof/>
+          <w:sz w:val="24"/>
+        </w:rPr>
+      </w:pPr>
+      <w:hyperlink w:anchor="_Toc242432341" w:history="1">
+        <w:r>
+          <w:rPr>
+            <w:rStyle w:val="Hyperlink"/>
+            <w:noProof/>
+          </w:rPr>
+          <w:t>Backlog und Sprints</w:t>
+        </w:r>
+        <w:r>
+          <w:rPr>
+            <w:noProof/>
+            <w:webHidden/>
+          </w:rPr>
+          <w:tab/>
+        </w:r>
+        <w:r>
+          <w:rPr>
+            <w:noProof/>
+            <w:webHidden/>
+          </w:rPr>
+          <w:fldChar w:fldCharType="begin"/>
+        </w:r>
+        <w:r>
+          <w:rPr>
+            <w:noProof/>
+            <w:webHidden/>
+          </w:rPr>
+          <w:instrText xml:space="preserve"> PAGEREF _Toc242432341 \h </w:instrText>
+        </w:r>
+        <w:r>
+          <w:rPr>
+            <w:noProof/>
+            <w:webHidden/>
+          </w:rPr>
+        </w:r>
+        <w:r>
+          <w:rPr>
+            <w:noProof/>
+            <w:webHidden/>
+          </w:rPr>
+          <w:fldChar w:fldCharType="separate"/>
+        </w:r>
+        <w:r>
+          <w:rPr>
+            <w:noProof/>
+            <w:webHidden/>
+          </w:rPr>
+          <w:t>108</w:t>
+        </w:r>
+        <w:r>
+          <w:rPr>
+            <w:noProof/>
+            <w:webHidden/>
+          </w:rPr>
+          <w:fldChar w:fldCharType="end"/>
+        </w:r>
+      </w:hyperlink>
+    </w:p>
+    <w:p>
+      <w:pPr>
+        <w:pStyle w:val="Verzeichnis2"/>
+        <w:tabs>
+          <w:tab w:val="right" w:leader="dot" w:pos="9296"/>
+        </w:tabs>
+        <w:rPr>
+          <w:rFonts w:asciiTheme="minorHAnsi" w:eastAsiaTheme="minorEastAsia" w:hAnsiTheme="minorHAnsi" w:cstheme="minorBidi"/>
+          <w:noProof/>
+          <w:sz w:val="24"/>
+        </w:rPr>
+      </w:pPr>
+      <w:hyperlink w:anchor="_Toc242432342" w:history="1">
+        <w:r>
+          <w:rPr>
+            <w:rStyle w:val="Hyperlink"/>
+            <w:noProof/>
+          </w:rPr>
+          <w:t>Liste, Zeitachse und Kalender</w:t>
+        </w:r>
+        <w:r>
+          <w:rPr>
+            <w:noProof/>
+            <w:webHidden/>
+          </w:rPr>
+          <w:tab/>
+        </w:r>
+        <w:r>
+          <w:rPr>
+            <w:noProof/>
+            <w:webHidden/>
+          </w:rPr>
+          <w:fldChar w:fldCharType="begin"/>
+        </w:r>
+        <w:r>
+          <w:rPr>
+            <w:noProof/>
+            <w:webHidden/>
+          </w:rPr>
+          <w:instrText xml:space="preserve"> PAGEREF _Toc242432342 \h </w:instrText>
+        </w:r>
+        <w:r>
+          <w:rPr>
+            <w:noProof/>
+            <w:webHidden/>
+          </w:rPr>
+        </w:r>
+        <w:r>
+          <w:rPr>
+            <w:noProof/>
+            <w:webHidden/>
+          </w:rPr>
+          <w:fldChar w:fldCharType="separate"/>
+        </w:r>
+        <w:r>
+          <w:rPr>
+            <w:noProof/>
+            <w:webHidden/>
+          </w:rPr>
+          <w:t>108</w:t>
+        </w:r>
+        <w:r>
+          <w:rPr>
+            <w:noProof/>
+            <w:webHidden/>
+          </w:rPr>
+          <w:fldChar w:fldCharType="end"/>
+        </w:r>
+      </w:hyperlink>
+    </w:p>
+    <w:p>
+      <w:pPr>
+        <w:pStyle w:val="Verzeichnis2"/>
+        <w:tabs>
+          <w:tab w:val="right" w:leader="dot" w:pos="9296"/>
+        </w:tabs>
+        <w:rPr>
+          <w:rFonts w:asciiTheme="minorHAnsi" w:eastAsiaTheme="minorEastAsia" w:hAnsiTheme="minorHAnsi" w:cstheme="minorBidi"/>
+          <w:noProof/>
+          <w:sz w:val="24"/>
+        </w:rPr>
+      </w:pPr>
+      <w:hyperlink w:anchor="_Toc242432343" w:history="1">
+        <w:r>
+          <w:rPr>
+            <w:rStyle w:val="Hyperlink"/>
+            <w:noProof/>
+          </w:rPr>
+          <w:t>Diagramme</w:t>
+        </w:r>
+        <w:r>
+          <w:rPr>
+            <w:noProof/>
+            <w:webHidden/>
+          </w:rPr>
+          <w:tab/>
+        </w:r>
+        <w:r>
+          <w:rPr>
+            <w:noProof/>
+            <w:webHidden/>
+          </w:rPr>
+          <w:fldChar w:fldCharType="begin"/>
+        </w:r>
+        <w:r>
+          <w:rPr>
+            <w:noProof/>
+            <w:webHidden/>
+          </w:rPr>
+          <w:instrText xml:space="preserve"> PAGEREF _Toc242432343 \h </w:instrText>
+        </w:r>
+        <w:r>
+          <w:rPr>
+            <w:noProof/>
+            <w:webHidden/>
+          </w:rPr>
+        </w:r>
+        <w:r>
+          <w:rPr>
+            <w:noProof/>
+            <w:webHidden/>
+          </w:rPr>
+          <w:fldChar w:fldCharType="separate"/>
+        </w:r>
+        <w:r>
+          <w:rPr>
+            <w:noProof/>
+            <w:webHidden/>
+          </w:rPr>
+          <w:t>109</w:t>
+        </w:r>
+        <w:r>
+          <w:rPr>
+            <w:noProof/>
+            <w:webHidden/>
+          </w:rPr>
+          <w:fldChar w:fldCharType="end"/>
+        </w:r>
+      </w:hyperlink>
+    </w:p>
+    <w:p>
+      <w:pPr>
+        <w:pStyle w:val="Verzeichnis2"/>
+        <w:tabs>
+          <w:tab w:val="right" w:leader="dot" w:pos="9296"/>
+        </w:tabs>
+        <w:rPr>
+          <w:rFonts w:asciiTheme="minorHAnsi" w:eastAsiaTheme="minorEastAsia" w:hAnsiTheme="minorHAnsi" w:cstheme="minorBidi"/>
+          <w:noProof/>
+          <w:sz w:val="24"/>
+        </w:rPr>
+      </w:pPr>
+      <w:hyperlink w:anchor="_Toc242432344" w:history="1">
+        <w:r>
+          <w:rPr>
+            <w:rStyle w:val="Hyperlink"/>
+            <w:noProof/>
+          </w:rPr>
+          <w:t>Aktivität und Einstellungen</w:t>
+        </w:r>
+        <w:r>
+          <w:rPr>
+            <w:noProof/>
+            <w:webHidden/>
+          </w:rPr>
+          <w:tab/>
+        </w:r>
+        <w:r>
+          <w:rPr>
+            <w:noProof/>
+            <w:webHidden/>
+          </w:rPr>
+          <w:fldChar w:fldCharType="begin"/>
+        </w:r>
+        <w:r>
+          <w:rPr>
+            <w:noProof/>
+            <w:webHidden/>
+          </w:rPr>
+          <w:instrText xml:space="preserve"> PAGEREF _Toc242432344 \h </w:instrText>
+        </w:r>
+        <w:r>
+          <w:rPr>
+            <w:noProof/>
+            <w:webHidden/>
+          </w:rPr>
+        </w:r>
+        <w:r>
+          <w:rPr>
+            <w:noProof/>
+            <w:webHidden/>
+          </w:rPr>
+          <w:fldChar w:fldCharType="separate"/>
+        </w:r>
+        <w:r>
+          <w:rPr>
+            <w:noProof/>
+            <w:webHidden/>
+          </w:rPr>
+          <w:t>109</w:t>
+        </w:r>
+        <w:r>
+          <w:rPr>
+            <w:noProof/>
+            <w:webHidden/>
+          </w:rPr>
+          <w:fldChar w:fldCharType="end"/>
+        </w:r>
+      </w:hyperlink>
+    </w:p>
+    <w:p>
+      <w:pPr>
+        <w:pStyle w:val="Verzeichnis2"/>
+        <w:tabs>
+          <w:tab w:val="right" w:leader="dot" w:pos="9296"/>
+        </w:tabs>
+        <w:rPr>
+          <w:rFonts w:asciiTheme="minorHAnsi" w:eastAsiaTheme="minorEastAsia" w:hAnsiTheme="minorHAnsi" w:cstheme="minorBidi"/>
+          <w:noProof/>
+          <w:sz w:val="24"/>
+        </w:rPr>
+      </w:pPr>
+      <w:hyperlink w:anchor="_Toc242432345" w:history="1">
+        <w:r>
+          <w:rPr>
+            <w:rStyle w:val="Hyperlink"/>
+            <w:noProof/>
+          </w:rPr>
           <w:t>Kennzahlen-Glossar</w:t>
         </w:r>
         <w:r>
@@ -8424,7 +8914,7 @@
             <w:noProof/>
             <w:webHidden/>
           </w:rPr>
-          <w:instrText xml:space="preserve"> PAGEREF _Toc242429584 \h </w:instrText>
+          <w:instrText xml:space="preserve"> PAGEREF _Toc242432345 \h </w:instrText>
         </w:r>
         <w:r>
           <w:rPr>
@@ -8444,7 +8934,7 @@
             <w:noProof/>
             <w:webHidden/>
           </w:rPr>
-          <w:t>106</w:t>
+          <w:t>110</w:t>
         </w:r>
         <w:r>
           <w:rPr>
@@ -8468,7 +8958,7 @@
           <w:sz w:val="24"/>
         </w:rPr>
       </w:pPr>
-      <w:hyperlink w:anchor="_Toc242429585" w:history="1">
+      <w:hyperlink w:anchor="_Toc242432346" w:history="1">
         <w:r>
           <w:rPr>
             <w:rStyle w:val="Hyperlink"/>
@@ -8495,7 +8985,7 @@
             <w:noProof/>
             <w:webHidden/>
           </w:rPr>
-          <w:instrText xml:space="preserve"> PAGEREF _Toc242429585 \h </w:instrText>
+          <w:instrText xml:space="preserve"> PAGEREF _Toc242432346 \h </w:instrText>
         </w:r>
         <w:r>
           <w:rPr>
@@ -8515,7 +9005,7 @@
             <w:noProof/>
             <w:webHidden/>
           </w:rPr>
-          <w:t>107</w:t>
+          <w:t>111</w:t>
         </w:r>
         <w:r>
           <w:rPr>
@@ -8538,7 +9028,7 @@
           <w:sz w:val="24"/>
         </w:rPr>
       </w:pPr>
-      <w:hyperlink w:anchor="_Toc242429586" w:history="1">
+      <w:hyperlink w:anchor="_Toc242432347" w:history="1">
         <w:r>
           <w:rPr>
             <w:rStyle w:val="Hyperlink"/>
@@ -8565,7 +9055,7 @@
             <w:noProof/>
             <w:webHidden/>
           </w:rPr>
-          <w:instrText xml:space="preserve"> PAGEREF _Toc242429586 \h </w:instrText>
+          <w:instrText xml:space="preserve"> PAGEREF _Toc242432347 \h </w:instrText>
         </w:r>
         <w:r>
           <w:rPr>
@@ -8585,7 +9075,7 @@
             <w:noProof/>
             <w:webHidden/>
           </w:rPr>
-          <w:t>107</w:t>
+          <w:t>111</w:t>
         </w:r>
         <w:r>
           <w:rPr>
@@ -8608,7 +9098,7 @@
           <w:sz w:val="24"/>
         </w:rPr>
       </w:pPr>
-      <w:hyperlink w:anchor="_Toc242429587" w:history="1">
+      <w:hyperlink w:anchor="_Toc242432348" w:history="1">
         <w:r>
           <w:rPr>
             <w:rStyle w:val="Hyperlink"/>
@@ -8635,7 +9125,7 @@
             <w:noProof/>
             <w:webHidden/>
           </w:rPr>
-          <w:instrText xml:space="preserve"> PAGEREF _Toc242429587 \h </w:instrText>
+          <w:instrText xml:space="preserve"> PAGEREF _Toc242432348 \h </w:instrText>
         </w:r>
         <w:r>
           <w:rPr>
@@ -8655,7 +9145,7 @@
             <w:noProof/>
             <w:webHidden/>
           </w:rPr>
-          <w:t>108</w:t>
+          <w:t>112</w:t>
         </w:r>
         <w:r>
           <w:rPr>
@@ -8678,7 +9168,7 @@
           <w:sz w:val="24"/>
         </w:rPr>
       </w:pPr>
-      <w:hyperlink w:anchor="_Toc242429588" w:history="1">
+      <w:hyperlink w:anchor="_Toc242432349" w:history="1">
         <w:r>
           <w:rPr>
             <w:rStyle w:val="Hyperlink"/>
@@ -8705,7 +9195,7 @@
             <w:noProof/>
             <w:webHidden/>
           </w:rPr>
-          <w:instrText xml:space="preserve"> PAGEREF _Toc242429588 \h </w:instrText>
+          <w:instrText xml:space="preserve"> PAGEREF _Toc242432349 \h </w:instrText>
         </w:r>
         <w:r>
           <w:rPr>
@@ -8725,7 +9215,7 @@
             <w:noProof/>
             <w:webHidden/>
           </w:rPr>
-          <w:t>109</w:t>
+          <w:t>113</w:t>
         </w:r>
         <w:r>
           <w:rPr>
@@ -8750,7 +9240,7 @@
       <w:pPr>
         <w:pStyle w:val="berschrift1"/>
       </w:pPr>
-      <w:bookmarkStart w:id="0" w:name="_Toc242429466"/>
+      <w:bookmarkStart w:id="0" w:name="_Toc242432220"/>
       <w:r>
         <w:t>Einleitung und Wegweiser</w:t>
       </w:r>
@@ -8779,7 +9269,7 @@
       <w:pPr>
         <w:pStyle w:val="berschrift2"/>
       </w:pPr>
-      <w:bookmarkStart w:id="1" w:name="_Toc242429467"/>
+      <w:bookmarkStart w:id="1" w:name="_Toc242432221"/>
       <w:r>
         <w:t>So ist jede Seite beschrieben</w:t>
       </w:r>
@@ -8889,7 +9379,7 @@
       <w:pPr>
         <w:pStyle w:val="berschrift2"/>
       </w:pPr>
-      <w:bookmarkStart w:id="2" w:name="_Toc242429468"/>
+      <w:bookmarkStart w:id="2" w:name="_Toc242432222"/>
       <w:r>
         <w:t>Wegweiser nach Rolle</w:t>
       </w:r>
@@ -9325,7 +9815,7 @@
       <w:pPr>
         <w:pStyle w:val="berschrift2"/>
       </w:pPr>
-      <w:bookmarkStart w:id="3" w:name="_Toc242429469"/>
+      <w:bookmarkStart w:id="3" w:name="_Toc242432223"/>
       <w:r>
         <w:t>Allgemeine Regeln für alle Zahlen</w:t>
       </w:r>
@@ -9365,7 +9855,7 @@
       <w:pPr>
         <w:pStyle w:val="berschrift1"/>
       </w:pPr>
-      <w:bookmarkStart w:id="4" w:name="_Toc242429470"/>
+      <w:bookmarkStart w:id="4" w:name="_Toc242432224"/>
       <w:r>
         <w:t>Finance und Management</w:t>
       </w:r>
@@ -9406,7 +9896,7 @@
       <w:pPr>
         <w:pStyle w:val="berschrift2"/>
       </w:pPr>
-      <w:bookmarkStart w:id="5" w:name="_Toc242429471"/>
+      <w:bookmarkStart w:id="5" w:name="_Toc242432225"/>
       <w:r>
         <w:t>Export Dashboard</w:t>
       </w:r>
@@ -9525,7 +10015,7 @@
       <w:pPr>
         <w:pStyle w:val="berschrift2"/>
       </w:pPr>
-      <w:bookmarkStart w:id="6" w:name="_Toc242429472"/>
+      <w:bookmarkStart w:id="6" w:name="_Toc242432226"/>
       <w:r>
         <w:t>Schnellübersicht</w:t>
       </w:r>
@@ -9630,7 +10120,7 @@
       <w:pPr>
         <w:pStyle w:val="berschrift2"/>
       </w:pPr>
-      <w:bookmarkStart w:id="7" w:name="_Toc242429473"/>
+      <w:bookmarkStart w:id="7" w:name="_Toc242432227"/>
       <w:r>
         <w:t>Management Entscheidungen</w:t>
       </w:r>
@@ -9739,7 +10229,7 @@
       <w:pPr>
         <w:pStyle w:val="berschrift2"/>
       </w:pPr>
-      <w:bookmarkStart w:id="8" w:name="_Toc242429474"/>
+      <w:bookmarkStart w:id="8" w:name="_Toc242432228"/>
       <w:r>
         <w:t>Finance Summary (Experten)</w:t>
       </w:r>
@@ -9831,7 +10321,7 @@
       <w:pPr>
         <w:pStyle w:val="berschrift2"/>
       </w:pPr>
-      <w:bookmarkStart w:id="9" w:name="_Toc242429475"/>
+      <w:bookmarkStart w:id="9" w:name="_Toc242432229"/>
       <w:r>
         <w:t>Länder Diagnose (Experten)</w:t>
       </w:r>
@@ -9923,7 +10413,7 @@
       <w:pPr>
         <w:pStyle w:val="berschrift2"/>
       </w:pPr>
-      <w:bookmarkStart w:id="10" w:name="_Toc242429476"/>
+      <w:bookmarkStart w:id="10" w:name="_Toc242432230"/>
       <w:r>
         <w:t>Datenstatus (Experten)</w:t>
       </w:r>
@@ -10015,7 +10505,7 @@
       <w:pPr>
         <w:pStyle w:val="berschrift2"/>
       </w:pPr>
-      <w:bookmarkStart w:id="11" w:name="_Toc242429477"/>
+      <w:bookmarkStart w:id="11" w:name="_Toc242432231"/>
       <w:r>
         <w:t>Abweichungen (Experten)</w:t>
       </w:r>
@@ -10096,7 +10586,7 @@
       <w:pPr>
         <w:pStyle w:val="berschrift2"/>
       </w:pPr>
-      <w:bookmarkStart w:id="12" w:name="_Toc242429478"/>
+      <w:bookmarkStart w:id="12" w:name="_Toc242432232"/>
       <w:r>
         <w:t>Gutschriften (Experten)</w:t>
       </w:r>
@@ -10177,7 +10667,7 @@
       <w:pPr>
         <w:pStyle w:val="berschrift2"/>
       </w:pPr>
-      <w:bookmarkStart w:id="13" w:name="_Toc242429479"/>
+      <w:bookmarkStart w:id="13" w:name="_Toc242432233"/>
       <w:r>
         <w:t>Datenqualität (Experten)</w:t>
       </w:r>
@@ -10258,7 +10748,7 @@
       <w:pPr>
         <w:pStyle w:val="berschrift2"/>
       </w:pPr>
-      <w:bookmarkStart w:id="14" w:name="_Toc242429480"/>
+      <w:bookmarkStart w:id="14" w:name="_Toc242432234"/>
       <w:r>
         <w:t>Finance Pivot (Experten)</w:t>
       </w:r>
@@ -10350,7 +10840,7 @@
       <w:pPr>
         <w:pStyle w:val="berschrift2"/>
       </w:pPr>
-      <w:bookmarkStart w:id="15" w:name="_Toc242429481"/>
+      <w:bookmarkStart w:id="15" w:name="_Toc242432235"/>
       <w:r>
         <w:t>Sparten-Finanzanalyse (Experten)</w:t>
       </w:r>
@@ -10442,7 +10932,7 @@
       <w:pPr>
         <w:pStyle w:val="berschrift2"/>
       </w:pPr>
-      <w:bookmarkStart w:id="16" w:name="_Toc242429482"/>
+      <w:bookmarkStart w:id="16" w:name="_Toc242432236"/>
       <w:r>
         <w:t>Zentrale Spartenzuordnung (Experten)</w:t>
       </w:r>
@@ -10523,7 +11013,7 @@
       <w:pPr>
         <w:pStyle w:val="berschrift2"/>
       </w:pPr>
-      <w:bookmarkStart w:id="17" w:name="_Toc242429483"/>
+      <w:bookmarkStart w:id="17" w:name="_Toc242432237"/>
       <w:r>
         <w:t>Finance Prüfbuch (Experten)</w:t>
       </w:r>
@@ -10615,7 +11105,7 @@
       <w:pPr>
         <w:pStyle w:val="berschrift2"/>
       </w:pPr>
-      <w:bookmarkStart w:id="18" w:name="_Toc242429484"/>
+      <w:bookmarkStart w:id="18" w:name="_Toc242432238"/>
       <w:r>
         <w:t>Gruppenmarge (Experten)</w:t>
       </w:r>
@@ -10721,7 +11211,7 @@
       <w:pPr>
         <w:pStyle w:val="berschrift2"/>
       </w:pPr>
-      <w:bookmarkStart w:id="19" w:name="_Toc242429485"/>
+      <w:bookmarkStart w:id="19" w:name="_Toc242432239"/>
       <w:r>
         <w:t>3D Datenanalyse (Experten)</w:t>
       </w:r>
@@ -10816,7 +11306,7 @@
       <w:pPr>
         <w:pStyle w:val="berschrift2"/>
       </w:pPr>
-      <w:bookmarkStart w:id="20" w:name="_Toc242429486"/>
+      <w:bookmarkStart w:id="20" w:name="_Toc242432240"/>
       <w:r>
         <w:t>Rohdaten Diagnose (Experten)</w:t>
       </w:r>
@@ -10911,7 +11401,7 @@
       <w:pPr>
         <w:pStyle w:val="berschrift2"/>
       </w:pPr>
-      <w:bookmarkStart w:id="21" w:name="_Toc242429487"/>
+      <w:bookmarkStart w:id="21" w:name="_Toc242432241"/>
       <w:r>
         <w:t>Daten-Heartbeat (Experten)</w:t>
       </w:r>
@@ -11006,7 +11496,7 @@
       <w:pPr>
         <w:pStyle w:val="berschrift2"/>
       </w:pPr>
-      <w:bookmarkStart w:id="22" w:name="_Toc242429488"/>
+      <w:bookmarkStart w:id="22" w:name="_Toc242432242"/>
       <w:r>
         <w:t>Soll/Ist Vergleich</w:t>
       </w:r>
@@ -11101,7 +11591,7 @@
       <w:pPr>
         <w:pStyle w:val="berschrift2"/>
       </w:pPr>
-      <w:bookmarkStart w:id="23" w:name="_Toc242429489"/>
+      <w:bookmarkStart w:id="23" w:name="_Toc242432243"/>
       <w:r>
         <w:t>Controlling</w:t>
       </w:r>
@@ -11213,7 +11703,7 @@
       <w:pPr>
         <w:pStyle w:val="berschrift2"/>
       </w:pPr>
-      <w:bookmarkStart w:id="24" w:name="_Toc242429490"/>
+      <w:bookmarkStart w:id="24" w:name="_Toc242432244"/>
       <w:r>
         <w:t>Finance Schulung</w:t>
       </w:r>
@@ -11308,7 +11798,7 @@
       <w:pPr>
         <w:pStyle w:val="berschrift2"/>
       </w:pPr>
-      <w:bookmarkStart w:id="25" w:name="_Toc242429491"/>
+      <w:bookmarkStart w:id="25" w:name="_Toc242432245"/>
       <w:r>
         <w:t>Manuelle Importe</w:t>
       </w:r>
@@ -11400,7 +11890,7 @@
       <w:pPr>
         <w:pStyle w:val="berschrift2"/>
       </w:pPr>
-      <w:bookmarkStart w:id="26" w:name="_Toc242429492"/>
+      <w:bookmarkStart w:id="26" w:name="_Toc242432246"/>
       <w:r>
         <w:t>Journal Import</w:t>
       </w:r>
@@ -11492,7 +11982,7 @@
       <w:pPr>
         <w:pStyle w:val="berschrift2"/>
       </w:pPr>
-      <w:bookmarkStart w:id="27" w:name="_Toc242429493"/>
+      <w:bookmarkStart w:id="27" w:name="_Toc242432247"/>
       <w:r>
         <w:t>Marktsegmente</w:t>
       </w:r>
@@ -11601,7 +12091,7 @@
       <w:pPr>
         <w:pStyle w:val="berschrift2"/>
       </w:pPr>
-      <w:bookmarkStart w:id="28" w:name="_Toc242429494"/>
+      <w:bookmarkStart w:id="28" w:name="_Toc242432248"/>
       <w:r>
         <w:t>Administration</w:t>
       </w:r>
@@ -11779,7 +12269,7 @@
       <w:pPr>
         <w:pStyle w:val="berschrift2"/>
       </w:pPr>
-      <w:bookmarkStart w:id="29" w:name="_Toc242429495"/>
+      <w:bookmarkStart w:id="29" w:name="_Toc242432249"/>
       <w:r>
         <w:t>Kennzahlen-Glossar</w:t>
       </w:r>
@@ -12688,7 +13178,7 @@
       <w:pPr>
         <w:pStyle w:val="berschrift1"/>
       </w:pPr>
-      <w:bookmarkStart w:id="30" w:name="_Toc242429496"/>
+      <w:bookmarkStart w:id="30" w:name="_Toc242432250"/>
       <w:r>
         <w:t>Einkauf</w:t>
       </w:r>
@@ -12755,7 +13245,7 @@
       <w:pPr>
         <w:pStyle w:val="berschrift2"/>
       </w:pPr>
-      <w:bookmarkStart w:id="31" w:name="_Toc242429497"/>
+      <w:bookmarkStart w:id="31" w:name="_Toc242432251"/>
       <w:r>
         <w:t>Einkauf Dashboard</w:t>
       </w:r>
@@ -13026,7 +13516,7 @@
       <w:pPr>
         <w:pStyle w:val="berschrift2"/>
       </w:pPr>
-      <w:bookmarkStart w:id="32" w:name="_Toc242429498"/>
+      <w:bookmarkStart w:id="32" w:name="_Toc242432252"/>
       <w:r>
         <w:t>Spend</w:t>
       </w:r>
@@ -13185,7 +13675,7 @@
       <w:pPr>
         <w:pStyle w:val="berschrift2"/>
       </w:pPr>
-      <w:bookmarkStart w:id="33" w:name="_Toc242429499"/>
+      <w:bookmarkStart w:id="33" w:name="_Toc242432253"/>
       <w:r>
         <w:t>Offene Bestellungen</w:t>
       </w:r>
@@ -13336,7 +13826,7 @@
       <w:pPr>
         <w:pStyle w:val="berschrift2"/>
       </w:pPr>
-      <w:bookmarkStart w:id="34" w:name="_Toc242429500"/>
+      <w:bookmarkStart w:id="34" w:name="_Toc242432254"/>
       <w:r>
         <w:t>Kontrakte</w:t>
       </w:r>
@@ -13459,7 +13949,7 @@
       <w:pPr>
         <w:pStyle w:val="berschrift2"/>
       </w:pPr>
-      <w:bookmarkStart w:id="35" w:name="_Toc242429501"/>
+      <w:bookmarkStart w:id="35" w:name="_Toc242432255"/>
       <w:r>
         <w:t>Lieferanten</w:t>
       </w:r>
@@ -13570,7 +14060,7 @@
       <w:pPr>
         <w:pStyle w:val="berschrift2"/>
       </w:pPr>
-      <w:bookmarkStart w:id="36" w:name="_Toc242429502"/>
+      <w:bookmarkStart w:id="36" w:name="_Toc242432256"/>
       <w:r>
         <w:t>Spend-Aufriss</w:t>
       </w:r>
@@ -13712,7 +14202,7 @@
       <w:pPr>
         <w:pStyle w:val="berschrift2"/>
       </w:pPr>
-      <w:bookmarkStart w:id="37" w:name="_Toc242429503"/>
+      <w:bookmarkStart w:id="37" w:name="_Toc242432257"/>
       <w:r>
         <w:t>Bestellbedarf &amp; Deckung</w:t>
       </w:r>
@@ -13915,7 +14405,7 @@
       <w:pPr>
         <w:pStyle w:val="berschrift2"/>
       </w:pPr>
-      <w:bookmarkStart w:id="38" w:name="_Toc242429504"/>
+      <w:bookmarkStart w:id="38" w:name="_Toc242432258"/>
       <w:r>
         <w:t>Materialabhängigkeit</w:t>
       </w:r>
@@ -14115,7 +14605,7 @@
       <w:pPr>
         <w:pStyle w:val="berschrift2"/>
       </w:pPr>
-      <w:bookmarkStart w:id="39" w:name="_Toc242429505"/>
+      <w:bookmarkStart w:id="39" w:name="_Toc242432259"/>
       <w:r>
         <w:t>Lieferperformance</w:t>
       </w:r>
@@ -14226,7 +14716,7 @@
       <w:pPr>
         <w:pStyle w:val="berschrift2"/>
       </w:pPr>
-      <w:bookmarkStart w:id="40" w:name="_Toc242429506"/>
+      <w:bookmarkStart w:id="40" w:name="_Toc242432260"/>
       <w:r>
         <w:t>Ideen: Übersicht</w:t>
       </w:r>
@@ -14340,7 +14830,7 @@
       <w:pPr>
         <w:pStyle w:val="berschrift2"/>
       </w:pPr>
-      <w:bookmarkStart w:id="41" w:name="_Toc242429507"/>
+      <w:bookmarkStart w:id="41" w:name="_Toc242432261"/>
       <w:r>
         <w:t>Ideen: Einkauf-Datenservice</w:t>
       </w:r>
@@ -14440,7 +14930,7 @@
       <w:pPr>
         <w:pStyle w:val="berschrift2"/>
       </w:pPr>
-      <w:bookmarkStart w:id="42" w:name="_Toc242429508"/>
+      <w:bookmarkStart w:id="42" w:name="_Toc242432262"/>
       <w:r>
         <w:t>Ideen: Liefertermin-Risiko</w:t>
       </w:r>
@@ -14551,7 +15041,7 @@
       <w:pPr>
         <w:pStyle w:val="berschrift2"/>
       </w:pPr>
-      <w:bookmarkStart w:id="43" w:name="_Toc242429509"/>
+      <w:bookmarkStart w:id="43" w:name="_Toc242432263"/>
       <w:r>
         <w:t>Ideen: Preisentwicklung</w:t>
       </w:r>
@@ -14680,7 +15170,7 @@
       <w:pPr>
         <w:pStyle w:val="berschrift2"/>
       </w:pPr>
-      <w:bookmarkStart w:id="44" w:name="_Toc242429510"/>
+      <w:bookmarkStart w:id="44" w:name="_Toc242432264"/>
       <w:r>
         <w:t>Ideen: Spend-Konzentration</w:t>
       </w:r>
@@ -14791,7 +15281,7 @@
       <w:pPr>
         <w:pStyle w:val="berschrift2"/>
       </w:pPr>
-      <w:bookmarkStart w:id="45" w:name="_Toc242429511"/>
+      <w:bookmarkStart w:id="45" w:name="_Toc242432265"/>
       <w:r>
         <w:t>Ideen: Datenqualität</w:t>
       </w:r>
@@ -14902,7 +15392,7 @@
       <w:pPr>
         <w:pStyle w:val="berschrift2"/>
       </w:pPr>
-      <w:bookmarkStart w:id="46" w:name="_Toc242429512"/>
+      <w:bookmarkStart w:id="46" w:name="_Toc242432266"/>
       <w:r>
         <w:t>Kennzahlen-Katalog</w:t>
       </w:r>
@@ -14990,7 +15480,7 @@
       <w:pPr>
         <w:pStyle w:val="berschrift2"/>
       </w:pPr>
-      <w:bookmarkStart w:id="47" w:name="_Toc242429513"/>
+      <w:bookmarkStart w:id="47" w:name="_Toc242432267"/>
       <w:r>
         <w:t>PBIX Vorlage</w:t>
       </w:r>
@@ -15078,7 +15568,7 @@
       <w:pPr>
         <w:pStyle w:val="berschrift2"/>
       </w:pPr>
-      <w:bookmarkStart w:id="48" w:name="_Toc242429514"/>
+      <w:bookmarkStart w:id="48" w:name="_Toc242432268"/>
       <w:r>
         <w:t>3D Simulation</w:t>
       </w:r>
@@ -15201,7 +15691,7 @@
       <w:pPr>
         <w:pStyle w:val="berschrift2"/>
       </w:pPr>
-      <w:bookmarkStart w:id="49" w:name="_Toc242429515"/>
+      <w:bookmarkStart w:id="49" w:name="_Toc242432269"/>
       <w:r>
         <w:t>Interaktiv</w:t>
       </w:r>
@@ -15509,7 +15999,7 @@
       <w:pPr>
         <w:pStyle w:val="berschrift2"/>
       </w:pPr>
-      <w:bookmarkStart w:id="50" w:name="_Toc242429516"/>
+      <w:bookmarkStart w:id="50" w:name="_Toc242432270"/>
       <w:r>
         <w:t>Datenquellen</w:t>
       </w:r>
@@ -15609,7 +16099,7 @@
       <w:pPr>
         <w:pStyle w:val="berschrift2"/>
       </w:pPr>
-      <w:bookmarkStart w:id="51" w:name="_Toc242429517"/>
+      <w:bookmarkStart w:id="51" w:name="_Toc242432271"/>
       <w:r>
         <w:t>Kennzahlen-Glossar</w:t>
       </w:r>
@@ -16313,7 +16803,7 @@
       <w:pPr>
         <w:pStyle w:val="berschrift1"/>
       </w:pPr>
-      <w:bookmarkStart w:id="52" w:name="_Toc242429518"/>
+      <w:bookmarkStart w:id="52" w:name="_Toc242432272"/>
       <w:r>
         <w:t>Verkauf</w:t>
       </w:r>
@@ -16366,7 +16856,7 @@
       <w:pPr>
         <w:pStyle w:val="berschrift2"/>
       </w:pPr>
-      <w:bookmarkStart w:id="53" w:name="_Toc242429519"/>
+      <w:bookmarkStart w:id="53" w:name="_Toc242432273"/>
       <w:r>
         <w:t>Kunden</w:t>
       </w:r>
@@ -16477,7 +16967,7 @@
       <w:pPr>
         <w:pStyle w:val="berschrift2"/>
       </w:pPr>
-      <w:bookmarkStart w:id="54" w:name="_Toc242429520"/>
+      <w:bookmarkStart w:id="54" w:name="_Toc242432274"/>
       <w:r>
         <w:t>Rückgang</w:t>
       </w:r>
@@ -16583,7 +17073,7 @@
       <w:pPr>
         <w:pStyle w:val="berschrift2"/>
       </w:pPr>
-      <w:bookmarkStart w:id="55" w:name="_Toc242429521"/>
+      <w:bookmarkStart w:id="55" w:name="_Toc242432275"/>
       <w:r>
         <w:t>Neue und verlorene Kunden</w:t>
       </w:r>
@@ -16689,7 +17179,7 @@
       <w:pPr>
         <w:pStyle w:val="berschrift2"/>
       </w:pPr>
-      <w:bookmarkStart w:id="56" w:name="_Toc242429522"/>
+      <w:bookmarkStart w:id="56" w:name="_Toc242432276"/>
       <w:r>
         <w:t>Konzentration</w:t>
       </w:r>
@@ -16795,7 +17285,7 @@
       <w:pPr>
         <w:pStyle w:val="berschrift2"/>
       </w:pPr>
-      <w:bookmarkStart w:id="57" w:name="_Toc242429523"/>
+      <w:bookmarkStart w:id="57" w:name="_Toc242432277"/>
       <w:r>
         <w:t>Cross-Selling</w:t>
       </w:r>
@@ -16890,7 +17380,7 @@
       <w:pPr>
         <w:pStyle w:val="berschrift2"/>
       </w:pPr>
-      <w:bookmarkStart w:id="58" w:name="_Toc242429524"/>
+      <w:bookmarkStart w:id="58" w:name="_Toc242432278"/>
       <w:r>
         <w:t>Preisstreuung</w:t>
       </w:r>
@@ -16996,7 +17486,7 @@
       <w:pPr>
         <w:pStyle w:val="berschrift2"/>
       </w:pPr>
-      <w:bookmarkStart w:id="59" w:name="_Toc242429525"/>
+      <w:bookmarkStart w:id="59" w:name="_Toc242432279"/>
       <w:r>
         <w:t>Saison und Prognose</w:t>
       </w:r>
@@ -17102,7 +17592,7 @@
       <w:pPr>
         <w:pStyle w:val="berschrift2"/>
       </w:pPr>
-      <w:bookmarkStart w:id="60" w:name="_Toc242429526"/>
+      <w:bookmarkStart w:id="60" w:name="_Toc242432280"/>
       <w:r>
         <w:t>Weltkarte</w:t>
       </w:r>
@@ -17205,7 +17695,7 @@
       <w:pPr>
         <w:pStyle w:val="berschrift2"/>
       </w:pPr>
-      <w:bookmarkStart w:id="61" w:name="_Toc242429527"/>
+      <w:bookmarkStart w:id="61" w:name="_Toc242432281"/>
       <w:r>
         <w:t>Interaktiv</w:t>
       </w:r>
@@ -17297,7 +17787,7 @@
       <w:pPr>
         <w:pStyle w:val="berschrift2"/>
       </w:pPr>
-      <w:bookmarkStart w:id="62" w:name="_Toc242429528"/>
+      <w:bookmarkStart w:id="62" w:name="_Toc242432282"/>
       <w:r>
         <w:t>Kunden-Galaxie</w:t>
       </w:r>
@@ -17389,7 +17879,7 @@
       <w:pPr>
         <w:pStyle w:val="berschrift2"/>
       </w:pPr>
-      <w:bookmarkStart w:id="63" w:name="_Toc242429529"/>
+      <w:bookmarkStart w:id="63" w:name="_Toc242432283"/>
       <w:r>
         <w:t>Rennen</w:t>
       </w:r>
@@ -17481,7 +17971,7 @@
       <w:pPr>
         <w:pStyle w:val="berschrift2"/>
       </w:pPr>
-      <w:bookmarkStart w:id="64" w:name="_Toc242429530"/>
+      <w:bookmarkStart w:id="64" w:name="_Toc242432284"/>
       <w:r>
         <w:t>Umsatzfluss</w:t>
       </w:r>
@@ -17573,7 +18063,7 @@
       <w:pPr>
         <w:pStyle w:val="berschrift2"/>
       </w:pPr>
-      <w:bookmarkStart w:id="65" w:name="_Toc242429531"/>
+      <w:bookmarkStart w:id="65" w:name="_Toc242432285"/>
       <w:r>
         <w:t>Sonnenstrahl</w:t>
       </w:r>
@@ -17665,7 +18155,7 @@
       <w:pPr>
         <w:pStyle w:val="berschrift2"/>
       </w:pPr>
-      <w:bookmarkStart w:id="66" w:name="_Toc242429532"/>
+      <w:bookmarkStart w:id="66" w:name="_Toc242432286"/>
       <w:r>
         <w:t>Was wäre wenn</w:t>
       </w:r>
@@ -17774,7 +18264,7 @@
       <w:pPr>
         <w:pStyle w:val="berschrift2"/>
       </w:pPr>
-      <w:bookmarkStart w:id="67" w:name="_Toc242429533"/>
+      <w:bookmarkStart w:id="67" w:name="_Toc242432287"/>
       <w:r>
         <w:t>Bestellrhythmus</w:t>
       </w:r>
@@ -17869,7 +18359,7 @@
       <w:pPr>
         <w:pStyle w:val="berschrift2"/>
       </w:pPr>
-      <w:bookmarkStart w:id="68" w:name="_Toc242429534"/>
+      <w:bookmarkStart w:id="68" w:name="_Toc242432288"/>
       <w:r>
         <w:t>Kalender</w:t>
       </w:r>
@@ -17961,7 +18451,7 @@
       <w:pPr>
         <w:pStyle w:val="berschrift2"/>
       </w:pPr>
-      <w:bookmarkStart w:id="69" w:name="_Toc242429535"/>
+      <w:bookmarkStart w:id="69" w:name="_Toc242432289"/>
       <w:r>
         <w:t>Artikel-Netzwerk</w:t>
       </w:r>
@@ -18056,7 +18546,7 @@
       <w:pPr>
         <w:pStyle w:val="berschrift2"/>
       </w:pPr>
-      <w:bookmarkStart w:id="70" w:name="_Toc242429536"/>
+      <w:bookmarkStart w:id="70" w:name="_Toc242432290"/>
       <w:r>
         <w:t>3D-Landschaft</w:t>
       </w:r>
@@ -18148,7 +18638,7 @@
       <w:pPr>
         <w:pStyle w:val="berschrift2"/>
       </w:pPr>
-      <w:bookmarkStart w:id="71" w:name="_Toc242429537"/>
+      <w:bookmarkStart w:id="71" w:name="_Toc242432291"/>
       <w:r>
         <w:t>Kennzahlen-Glossar</w:t>
       </w:r>
@@ -18975,7 +19465,7 @@
       <w:pPr>
         <w:pStyle w:val="berschrift1"/>
       </w:pPr>
-      <w:bookmarkStart w:id="72" w:name="_Toc242429538"/>
+      <w:bookmarkStart w:id="72" w:name="_Toc242432292"/>
       <w:r>
         <w:t>Logistik</w:t>
       </w:r>
@@ -18995,7 +19485,7 @@
       <w:pPr>
         <w:pStyle w:val="berschrift2"/>
       </w:pPr>
-      <w:bookmarkStart w:id="73" w:name="_Toc242429539"/>
+      <w:bookmarkStart w:id="73" w:name="_Toc242432293"/>
       <w:r>
         <w:t>Stücklistenanalyse</w:t>
       </w:r>
@@ -19112,7 +19602,7 @@
       <w:pPr>
         <w:pStyle w:val="berschrift2"/>
       </w:pPr>
-      <w:bookmarkStart w:id="74" w:name="_Toc242429540"/>
+      <w:bookmarkStart w:id="74" w:name="_Toc242432294"/>
       <w:r>
         <w:t>Materialdisposition &amp; Fehlteile</w:t>
       </w:r>
@@ -19264,7 +19754,7 @@
       <w:pPr>
         <w:pStyle w:val="berschrift2"/>
       </w:pPr>
-      <w:bookmarkStart w:id="75" w:name="_Toc242429541"/>
+      <w:bookmarkStart w:id="75" w:name="_Toc242432295"/>
       <w:r>
         <w:t>Logistik live</w:t>
       </w:r>
@@ -19372,7 +19862,7 @@
       <w:pPr>
         <w:pStyle w:val="berschrift2"/>
       </w:pPr>
-      <w:bookmarkStart w:id="76" w:name="_Toc242429542"/>
+      <w:bookmarkStart w:id="76" w:name="_Toc242432296"/>
       <w:r>
         <w:t>Original- und Live-Übersicht</w:t>
       </w:r>
@@ -19465,7 +19955,7 @@
       <w:pPr>
         <w:pStyle w:val="berschrift2"/>
       </w:pPr>
-      <w:bookmarkStart w:id="77" w:name="_Toc242429543"/>
+      <w:bookmarkStart w:id="77" w:name="_Toc242432297"/>
       <w:r>
         <w:t>3D-Lager</w:t>
       </w:r>
@@ -19558,7 +20048,7 @@
       <w:pPr>
         <w:pStyle w:val="berschrift2"/>
       </w:pPr>
-      <w:bookmarkStart w:id="78" w:name="_Toc242429544"/>
+      <w:bookmarkStart w:id="78" w:name="_Toc242432298"/>
       <w:r>
         <w:t>Produktivität</w:t>
       </w:r>
@@ -19654,7 +20144,7 @@
       <w:pPr>
         <w:pStyle w:val="berschrift2"/>
       </w:pPr>
-      <w:bookmarkStart w:id="79" w:name="_Toc242429545"/>
+      <w:bookmarkStart w:id="79" w:name="_Toc242432299"/>
       <w:r>
         <w:t>Leistung je Person (nur nach Anmeldung)</w:t>
       </w:r>
@@ -19744,7 +20234,7 @@
       <w:pPr>
         <w:pStyle w:val="berschrift2"/>
       </w:pPr>
-      <w:bookmarkStart w:id="80" w:name="_Toc242429546"/>
+      <w:bookmarkStart w:id="80" w:name="_Toc242432300"/>
       <w:r>
         <w:t>Kapazität</w:t>
       </w:r>
@@ -19893,7 +20383,7 @@
       <w:pPr>
         <w:pStyle w:val="berschrift2"/>
       </w:pPr>
-      <w:bookmarkStart w:id="81" w:name="_Toc242429547"/>
+      <w:bookmarkStart w:id="81" w:name="_Toc242432301"/>
       <w:r>
         <w:t>Verwendung &amp; Risiko</w:t>
       </w:r>
@@ -20000,7 +20490,7 @@
       <w:pPr>
         <w:pStyle w:val="berschrift2"/>
       </w:pPr>
-      <w:bookmarkStart w:id="82" w:name="_Toc242429548"/>
+      <w:bookmarkStart w:id="82" w:name="_Toc242432302"/>
       <w:r>
         <w:t>Dispositionsprüfung</w:t>
       </w:r>
@@ -20171,7 +20661,7 @@
       <w:pPr>
         <w:pStyle w:val="berschrift2"/>
       </w:pPr>
-      <w:bookmarkStart w:id="83" w:name="_Toc242429549"/>
+      <w:bookmarkStart w:id="83" w:name="_Toc242432303"/>
       <w:r>
         <w:t>Kennzahlen-Glossar</w:t>
       </w:r>
@@ -20916,7 +21406,7 @@
       <w:pPr>
         <w:pStyle w:val="berschrift1"/>
       </w:pPr>
-      <w:bookmarkStart w:id="84" w:name="_Toc242429550"/>
+      <w:bookmarkStart w:id="84" w:name="_Toc242432304"/>
       <w:r>
         <w:t>HR</w:t>
       </w:r>
@@ -20939,7 +21429,7 @@
       <w:pPr>
         <w:pStyle w:val="berschrift2"/>
       </w:pPr>
-      <w:bookmarkStart w:id="85" w:name="_Toc242429551"/>
+      <w:bookmarkStart w:id="85" w:name="_Toc242432305"/>
       <w:r>
         <w:t>HR Dashboard</w:t>
       </w:r>
@@ -21134,7 +21624,7 @@
       <w:pPr>
         <w:pStyle w:val="berschrift2"/>
       </w:pPr>
-      <w:bookmarkStart w:id="86" w:name="_Toc242429552"/>
+      <w:bookmarkStart w:id="86" w:name="_Toc242432306"/>
       <w:r>
         <w:t>Überblick</w:t>
       </w:r>
@@ -21224,7 +21714,7 @@
       <w:pPr>
         <w:pStyle w:val="berschrift2"/>
       </w:pPr>
-      <w:bookmarkStart w:id="87" w:name="_Toc242429553"/>
+      <w:bookmarkStart w:id="87" w:name="_Toc242432307"/>
       <w:r>
         <w:t>Fluktuation</w:t>
       </w:r>
@@ -21413,7 +21903,7 @@
       <w:pPr>
         <w:pStyle w:val="berschrift2"/>
       </w:pPr>
-      <w:bookmarkStart w:id="88" w:name="_Toc242429554"/>
+      <w:bookmarkStart w:id="88" w:name="_Toc242432308"/>
       <w:r>
         <w:t>Ampel</w:t>
       </w:r>
@@ -21506,7 +21996,7 @@
       <w:pPr>
         <w:pStyle w:val="berschrift2"/>
       </w:pPr>
-      <w:bookmarkStart w:id="89" w:name="_Toc242429555"/>
+      <w:bookmarkStart w:id="89" w:name="_Toc242432309"/>
       <w:r>
         <w:t>Absenzen</w:t>
       </w:r>
@@ -21618,7 +22108,7 @@
       <w:pPr>
         <w:pStyle w:val="berschrift2"/>
       </w:pPr>
-      <w:bookmarkStart w:id="90" w:name="_Toc242429556"/>
+      <w:bookmarkStart w:id="90" w:name="_Toc242432310"/>
       <w:r>
         <w:t>Zeit / Ferien</w:t>
       </w:r>
@@ -21717,7 +22207,7 @@
       <w:pPr>
         <w:pStyle w:val="berschrift2"/>
       </w:pPr>
-      <w:bookmarkStart w:id="91" w:name="_Toc242429557"/>
+      <w:bookmarkStart w:id="91" w:name="_Toc242432311"/>
       <w:r>
         <w:t>Mitarbeitende</w:t>
       </w:r>
@@ -21807,7 +22297,7 @@
       <w:pPr>
         <w:pStyle w:val="berschrift2"/>
       </w:pPr>
-      <w:bookmarkStart w:id="92" w:name="_Toc242429558"/>
+      <w:bookmarkStart w:id="92" w:name="_Toc242432312"/>
       <w:r>
         <w:t>Datenstatus</w:t>
       </w:r>
@@ -21897,7 +22387,7 @@
       <w:pPr>
         <w:pStyle w:val="berschrift2"/>
       </w:pPr>
-      <w:bookmarkStart w:id="93" w:name="_Toc242429559"/>
+      <w:bookmarkStart w:id="93" w:name="_Toc242432313"/>
       <w:r>
         <w:t>Anleitung</w:t>
       </w:r>
@@ -21990,7 +22480,7 @@
       <w:pPr>
         <w:pStyle w:val="berschrift2"/>
       </w:pPr>
-      <w:bookmarkStart w:id="94" w:name="_Toc242429560"/>
+      <w:bookmarkStart w:id="94" w:name="_Toc242432314"/>
       <w:r>
         <w:t>HR KPI Schulung</w:t>
       </w:r>
@@ -22095,7 +22585,7 @@
       <w:pPr>
         <w:pStyle w:val="berschrift2"/>
       </w:pPr>
-      <w:bookmarkStart w:id="95" w:name="_Toc242429561"/>
+      <w:bookmarkStart w:id="95" w:name="_Toc242432315"/>
       <w:r>
         <w:t>Kennzahlen-Glossar</w:t>
       </w:r>
@@ -22881,7 +23371,7 @@
       <w:pPr>
         <w:pStyle w:val="berschrift1"/>
       </w:pPr>
-      <w:bookmarkStart w:id="96" w:name="_Toc242429562"/>
+      <w:bookmarkStart w:id="96" w:name="_Toc242432316"/>
       <w:r>
         <w:t>Weltlage</w:t>
       </w:r>
@@ -22924,7 +23414,7 @@
       <w:pPr>
         <w:pStyle w:val="berschrift2"/>
       </w:pPr>
-      <w:bookmarkStart w:id="97" w:name="_Toc242429563"/>
+      <w:bookmarkStart w:id="97" w:name="_Toc242432317"/>
       <w:r>
         <w:t>Radar</w:t>
       </w:r>
@@ -23242,7 +23732,7 @@
       <w:pPr>
         <w:pStyle w:val="berschrift2"/>
       </w:pPr>
-      <w:bookmarkStart w:id="98" w:name="_Toc242429564"/>
+      <w:bookmarkStart w:id="98" w:name="_Toc242432318"/>
       <w:r>
         <w:t>Länder</w:t>
       </w:r>
@@ -23369,7 +23859,7 @@
       <w:pPr>
         <w:pStyle w:val="berschrift2"/>
       </w:pPr>
-      <w:bookmarkStart w:id="99" w:name="_Toc242429565"/>
+      <w:bookmarkStart w:id="99" w:name="_Toc242432319"/>
       <w:r>
         <w:t>Rohstoffe und Währungen</w:t>
       </w:r>
@@ -23629,7 +24119,7 @@
       <w:pPr>
         <w:pStyle w:val="berschrift2"/>
       </w:pPr>
-      <w:bookmarkStart w:id="100" w:name="_Toc242429566"/>
+      <w:bookmarkStart w:id="100" w:name="_Toc242432320"/>
       <w:r>
         <w:t>Ereignisse</w:t>
       </w:r>
@@ -23753,7 +24243,7 @@
       <w:pPr>
         <w:pStyle w:val="berschrift2"/>
       </w:pPr>
-      <w:bookmarkStart w:id="101" w:name="_Toc242429567"/>
+      <w:bookmarkStart w:id="101" w:name="_Toc242432321"/>
       <w:r>
         <w:t>Kennzahlen-Glossar</w:t>
       </w:r>
@@ -24293,7 +24783,7 @@
       <w:pPr>
         <w:pStyle w:val="berschrift1"/>
       </w:pPr>
-      <w:bookmarkStart w:id="102" w:name="_Toc242429568"/>
+      <w:bookmarkStart w:id="102" w:name="_Toc242432322"/>
       <w:r>
         <w:t>Netzwerk und IT-Infrastruktur</w:t>
       </w:r>
@@ -24330,7 +24820,7 @@
       <w:pPr>
         <w:pStyle w:val="berschrift2"/>
       </w:pPr>
-      <w:bookmarkStart w:id="103" w:name="_Toc242429569"/>
+      <w:bookmarkStart w:id="103" w:name="_Toc242432323"/>
       <w:r>
         <w:t>Übersicht</w:t>
       </w:r>
@@ -24439,7 +24929,7 @@
       <w:pPr>
         <w:pStyle w:val="berschrift2"/>
       </w:pPr>
-      <w:bookmarkStart w:id="104" w:name="_Toc242429570"/>
+      <w:bookmarkStart w:id="104" w:name="_Toc242432324"/>
       <w:r>
         <w:t>Verfügbarkeit</w:t>
       </w:r>
@@ -24563,7 +25053,7 @@
       <w:pPr>
         <w:pStyle w:val="berschrift2"/>
       </w:pPr>
-      <w:bookmarkStart w:id="105" w:name="_Toc242429571"/>
+      <w:bookmarkStart w:id="105" w:name="_Toc242432325"/>
       <w:r>
         <w:t>Netz oder Daten</w:t>
       </w:r>
@@ -24687,7 +25177,7 @@
       <w:pPr>
         <w:pStyle w:val="berschrift2"/>
       </w:pPr>
-      <w:bookmarkStart w:id="106" w:name="_Toc242429572"/>
+      <w:bookmarkStart w:id="106" w:name="_Toc242432326"/>
       <w:r>
         <w:t>Sicherheit</w:t>
       </w:r>
@@ -24793,7 +25283,7 @@
       <w:pPr>
         <w:pStyle w:val="berschrift2"/>
       </w:pPr>
-      <w:bookmarkStart w:id="107" w:name="_Toc242429573"/>
+      <w:bookmarkStart w:id="107" w:name="_Toc242432327"/>
       <w:r>
         <w:t>Active Directory</w:t>
       </w:r>
@@ -24902,7 +25392,7 @@
       <w:pPr>
         <w:pStyle w:val="berschrift2"/>
       </w:pPr>
-      <w:bookmarkStart w:id="108" w:name="_Toc242429574"/>
+      <w:bookmarkStart w:id="108" w:name="_Toc242432328"/>
       <w:r>
         <w:t>AD-Infrastruktur</w:t>
       </w:r>
@@ -24982,7 +25472,7 @@
       <w:pPr>
         <w:pStyle w:val="berschrift2"/>
       </w:pPr>
-      <w:bookmarkStart w:id="109" w:name="_Toc242429575"/>
+      <w:bookmarkStart w:id="109" w:name="_Toc242432329"/>
       <w:r>
         <w:t>Gruppenrichtlinien</w:t>
       </w:r>
@@ -25062,7 +25552,7 @@
       <w:pPr>
         <w:pStyle w:val="berschrift2"/>
       </w:pPr>
-      <w:bookmarkStart w:id="110" w:name="_Toc242429576"/>
+      <w:bookmarkStart w:id="110" w:name="_Toc242432330"/>
       <w:r>
         <w:t>DNS</w:t>
       </w:r>
@@ -25124,7 +25614,7 @@
       <w:pPr>
         <w:pStyle w:val="berschrift2"/>
       </w:pPr>
-      <w:bookmarkStart w:id="111" w:name="_Toc242429577"/>
+      <w:bookmarkStart w:id="111" w:name="_Toc242432331"/>
       <w:r>
         <w:t>Verlauf</w:t>
       </w:r>
@@ -25217,7 +25707,7 @@
       <w:pPr>
         <w:pStyle w:val="berschrift2"/>
       </w:pPr>
-      <w:bookmarkStart w:id="112" w:name="_Toc242429578"/>
+      <w:bookmarkStart w:id="112" w:name="_Toc242432332"/>
       <w:r>
         <w:t>Migration</w:t>
       </w:r>
@@ -25390,7 +25880,7 @@
       <w:pPr>
         <w:pStyle w:val="berschrift2"/>
       </w:pPr>
-      <w:bookmarkStart w:id="113" w:name="_Toc242429579"/>
+      <w:bookmarkStart w:id="113" w:name="_Toc242432333"/>
       <w:r>
         <w:t>Bericht</w:t>
       </w:r>
@@ -25499,7 +25989,7 @@
       <w:pPr>
         <w:pStyle w:val="berschrift2"/>
       </w:pPr>
-      <w:bookmarkStart w:id="114" w:name="_Toc242429580"/>
+      <w:bookmarkStart w:id="114" w:name="_Toc242432334"/>
       <w:r>
         <w:t>Arbeitsplätze</w:t>
       </w:r>
@@ -25605,7 +26095,7 @@
       <w:pPr>
         <w:pStyle w:val="berschrift2"/>
       </w:pPr>
-      <w:bookmarkStart w:id="115" w:name="_Toc242429581"/>
+      <w:bookmarkStart w:id="115" w:name="_Toc242432335"/>
       <w:r>
         <w:t>Kennzahlen-Glossar</w:t>
       </w:r>
@@ -26186,27 +26676,27 @@
       <w:pPr>
         <w:pStyle w:val="berschrift1"/>
       </w:pPr>
-      <w:bookmarkStart w:id="116" w:name="_Toc242429582"/>
-      <w:r>
-        <w:t>Projekte</w:t>
+      <w:bookmarkStart w:id="116" w:name="_Toc242432336"/>
+      <w:r>
+        <w:t>Trafag Projekte</w:t>
       </w:r>
       <w:bookmarkEnd w:id="116"/>
     </w:p>
     <w:p>
       <w:r>
-        <w:t>Das Modul Projekte ist eine einfache Projektverwaltung für Status, Verantwortung, Termine und Fortschritt. Es richtet sich an Projektleiter, Abteilungsleiter und Geschäftsleitung, die eine gemeinsame Liste der laufenden Vorhaben führen wollen. Es liegt im Menü in der Gruppe „Poor Man's Project Management Suite“ und trägt den Namen Projekte. Die Einträge werden von den Anwendern selbst erfasst und in der Datenbank des Cockpits gespeichert; es gibt keine Anbindung an SAP oder andere Systeme. Die Daten sind so</w:t>
-      </w:r>
-      <w:r>
-        <w:t xml:space="preserve"> aktuell, wie sie jemand pflegt. Daneben gibt es unter dem Menüpunkt „Pause“ ein kleines Spiel für die Pause, das keine Geschäftsdaten verwendet und im Browser läuft.</w:t>
+        <w:t>Trafag Projekte ist das Projektmanagement im Cockpit. Es ersetzt seit dem 9. Oktober 2026 die frühere „Poor Man's Project Management Suite“, die nie genutzt wurde. Es verbindet drei bekannte Werkzeuge: von Trello das Board mit Listen, Karten zum Ziehen, Farben und Labels; von Jira die Schlüssel wie LOG-12, die Aufgabentypen, Epics, Backlog, Sprints mit Ziel, Story Points und Burndown; von Microsoft Planner die Buckets, Checklisten, „Meine Aufgaben“, Kalender und Diagramme. Der Menüpunkt heisst „Trafag Proje</w:t>
+      </w:r>
+      <w:r>
+        <w:t>kte“ und liegt auf oberster Ebene. Alle sehen alle Projekte; ändern dürfen die Mitglieder eines Projekts und Admins; Projekt, Team und Spalten verwaltet die Projektleitung. Geschrieben wird mit dem eigenen Windows-Namen. Daneben gibt es unter dem Menüpunkt „Pause“ ein kleines Spiel für die Pause, das keine Geschäftsdaten verwendet.</w:t>
       </w:r>
     </w:p>
     <w:p>
       <w:pPr>
         <w:pStyle w:val="berschrift2"/>
       </w:pPr>
-      <w:bookmarkStart w:id="117" w:name="_Toc242429583"/>
-      <w:r>
-        <w:t>Projekte</w:t>
+      <w:bookmarkStart w:id="117" w:name="_Toc242432337"/>
+      <w:r>
+        <w:t>Projektübersicht und Meine Aufgaben</w:t>
       </w:r>
       <w:bookmarkEnd w:id="117"/>
     </w:p>
@@ -26220,7 +26710,7 @@
     </w:p>
     <w:p>
       <w:r>
-        <w:t>Die Seite ersetzt die Excel-Liste „Wer macht was bis wann“. Sie zeigt auf einen Blick, wie viele Projekte aktiv sind, welche in Arbeit oder blockiert sind und was bereits abgeschlossen ist. Der Name sagt es: Es ist bewusst eine einfache Lösung ohne Ressourcenplanung, Abhängigkeiten oder Budget.</w:t>
+        <w:t>Die Übersicht zeigt alle Projekte auf einen Blick und, im zweiten Reiter, alle Aufgaben, die einem selbst zugewiesen sind, über alle Projekte hinweg.</w:t>
       </w:r>
     </w:p>
     <w:p>
@@ -26233,10 +26723,7 @@
     </w:p>
     <w:p>
       <w:r>
-        <w:t>Oben vier Kennzahlen: aktive Projekte, in Arbeit, blockiert und abgeschlossen. Darunter ein Formular zum Erfassen und Bearbeiten mit Projekttitel, Verantwortlichem, Status (Idee, Geplant, In Arbeit, Blockiert, Abgeschlossen), Priorität (Niedrig, Normal, Hoch, Kritisch), Startdatum, Fälligkeitsdatum, Fortschritt in Prozent, Beschreibung und Notizen. Darunter die Projektübersicht als Tabelle mit Statusfarbe, Fälligkeitsdatum und Fortschrittsbalken. Mit dem Stift bearbeitet man ein Projekt, mit dem Archiv-Symb</w:t>
-      </w:r>
-      <w:r>
-        <w:t>ol legt man es ab. Ein Schalter blendet archivierte Projekte ein. Nur der Titel ist Pflicht.</w:t>
+        <w:t>Oben ein Band mit Suche, der Schaltfläche „Neues Projekt“ und Zahlen zu Projekten, offenen und überfälligen Aufgaben. Jedes Projekt ist eine Kachel mit Farbe, Symbol, Schlüssel, Vorlage, Fortschrittsbalken (offen, in Arbeit, erledigt), Team, Ende und Zahl der überfälligen Aufgaben. Eigene Projekte stehen zuerst. „Meine Aufgaben“ gruppiert wie Planner nach Überfällig, Heute, Diese Woche, Später und Ohne Datum.</w:t>
       </w:r>
     </w:p>
     <w:p>
@@ -26259,10 +26746,10 @@
         <w:rPr>
           <w:b/>
         </w:rPr>
-        <w:t>Aktive Projekte:</w:t>
-      </w:r>
-      <w:r>
-        <w:t xml:space="preserve"> alle nicht archivierten Projekte, die nicht den Status „Abgeschlossen“ haben.</w:t>
+        <w:t>Fortschritt:</w:t>
+      </w:r>
+      <w:r>
+        <w:t xml:space="preserve"> erledigte Aufgaben geteilt durch alle Aufgaben des Projekts, ohne Epics und ohne archivierte.</w:t>
       </w:r>
     </w:p>
     <w:p>
@@ -26277,10 +26764,10 @@
         <w:rPr>
           <w:b/>
         </w:rPr>
-        <w:t>In Arbeit, Blockiert, Abgeschlossen:</w:t>
-      </w:r>
-      <w:r>
-        <w:t xml:space="preserve"> Anzahl der nicht archivierten Projekte mit diesem Status.</w:t>
+        <w:t>Erledigt, in Arbeit, offen:</w:t>
+      </w:r>
+      <w:r>
+        <w:t xml:space="preserve"> nach der Art der Spalte, in der eine Aufgabe liegt. Jede Spalte gehört zu einer der drei Arten.</w:t>
       </w:r>
     </w:p>
     <w:p>
@@ -26295,10 +26782,18 @@
         <w:rPr>
           <w:b/>
         </w:rPr>
-        <w:t>Sortierung:</w:t>
-      </w:r>
-      <w:r>
-        <w:t xml:space="preserve"> Abgeschlossene Projekte stehen unten; innerhalb der Gruppen kommen zuerst die Projekte mit Fälligkeitsdatum, das früheste zuerst, danach Projekte ohne Datum, jeweils alphabetisch.</w:t>
+        <w:t>Überfällig:</w:t>
+      </w:r>
+      <w:r>
+        <w:t xml:space="preserve"> Fälligkeitsdatum vor heute und nicht erledigt.</w:t>
+      </w:r>
+    </w:p>
+    <w:p>
+      <w:pPr>
+        <w:pStyle w:val="berschrift3"/>
+      </w:pPr>
+      <w:r>
+        <w:t>Einsatz im Arbeitsalltag</w:t>
       </w:r>
     </w:p>
     <w:p>
@@ -26313,18 +26808,10 @@
         <w:rPr>
           <w:b/>
         </w:rPr>
-        <w:t>Fortschritt:</w:t>
-      </w:r>
-      <w:r>
-        <w:t xml:space="preserve"> Der Prozentwert wird von Hand eingetragen und auf den Bereich 0 bis 100 begrenzt. Er wird nicht aus Aufgaben berechnet.</w:t>
-      </w:r>
-    </w:p>
-    <w:p>
-      <w:pPr>
-        <w:pStyle w:val="berschrift3"/>
-      </w:pPr>
-      <w:r>
-        <w:t>Einsatz im Arbeitsalltag</w:t>
+        <w:t>Alle Mitarbeitenden:</w:t>
+      </w:r>
+      <w:r>
+        <w:t xml:space="preserve"> Morgens „Meine Aufgaben“ öffnen; überfällige und heutige Aufgaben stehen oben.</w:t>
       </w:r>
     </w:p>
     <w:p>
@@ -26339,10 +26826,94 @@
         <w:rPr>
           <w:b/>
         </w:rPr>
-        <w:t>Projektleiter:</w:t>
-      </w:r>
-      <w:r>
-        <w:t xml:space="preserve"> Nach jedem Treffen Status und Fortschritt nachführen; ein blockiertes Projekt mit einer Notiz zur Ursache versehen.</w:t>
+        <w:t>Abteilungsleiter und Geschäftsleitung:</w:t>
+      </w:r>
+      <w:r>
+        <w:t xml:space="preserve"> Die Kacheln zeigen ohne Klick, welche Projekte hinterherhinken.</w:t>
+      </w:r>
+    </w:p>
+    <w:p>
+      <w:pPr>
+        <w:pStyle w:val="berschrift3"/>
+      </w:pPr>
+      <w:r>
+        <w:t>Grenzen und Fallstricke</w:t>
+      </w:r>
+    </w:p>
+    <w:p>
+      <w:r>
+        <w:t>Es gibt keine Mail-Benachrichtigung; offene Seiten aktualisieren sich aber live, wenn jemand etwas ändert.</w:t>
+      </w:r>
+    </w:p>
+    <w:p>
+      <w:pPr>
+        <w:pStyle w:val="berschrift2"/>
+      </w:pPr>
+      <w:bookmarkStart w:id="118" w:name="_Toc242432338"/>
+      <w:r>
+        <w:t>Neues Projekt</w:t>
+      </w:r>
+      <w:bookmarkEnd w:id="118"/>
+    </w:p>
+    <w:p>
+      <w:pPr>
+        <w:pStyle w:val="berschrift3"/>
+      </w:pPr>
+      <w:r>
+        <w:t>Wozu</w:t>
+      </w:r>
+    </w:p>
+    <w:p>
+      <w:r>
+        <w:t>Ein Projekt wird mit einer Vorlage angelegt, die Spalten und Arbeitsweise vorgibt.</w:t>
+      </w:r>
+    </w:p>
+    <w:p>
+      <w:pPr>
+        <w:pStyle w:val="berschrift3"/>
+      </w:pPr>
+      <w:r>
+        <w:t>Was man sieht</w:t>
+      </w:r>
+    </w:p>
+    <w:p>
+      <w:r>
+        <w:t xml:space="preserve">Drei Vorlagen: </w:t>
+      </w:r>
+      <w:r>
+        <w:rPr>
+          <w:b/>
+        </w:rPr>
+        <w:t>Kanban-Board</w:t>
+      </w:r>
+      <w:r>
+        <w:t xml:space="preserve"> (Trello, Spalten Zu erledigen, In Arbeit, Review, Erledigt), </w:t>
+      </w:r>
+      <w:r>
+        <w:rPr>
+          <w:b/>
+        </w:rPr>
+        <w:t>Scrum mit Sprints</w:t>
+      </w:r>
+      <w:r>
+        <w:t xml:space="preserve"> (Jira, Spalten Zu erledigen, In Arbeit, Test, Erledigt und ein erster Sprint), </w:t>
+      </w:r>
+      <w:r>
+        <w:rPr>
+          <w:b/>
+        </w:rPr>
+        <w:t>Planner mit Buckets</w:t>
+      </w:r>
+      <w:r>
+        <w:t xml:space="preserve"> (Ideen, Geplant, In Arbeit, Erledigt). Dazu Name, Schlüssel (2 bis 6 Grossbuchstaben, wird aus dem Namen vorgeschlagen), Beschreibung, Farbe und Symbol.</w:t>
+      </w:r>
+    </w:p>
+    <w:p>
+      <w:pPr>
+        <w:pStyle w:val="berschrift3"/>
+      </w:pPr>
+      <w:r>
+        <w:t>Wie gerechnet wird</w:t>
       </w:r>
     </w:p>
     <w:p>
@@ -26357,10 +26928,10 @@
         <w:rPr>
           <w:b/>
         </w:rPr>
-        <w:t>Abteilungsleiter:</w:t>
-      </w:r>
-      <w:r>
-        <w:t xml:space="preserve"> Vor dem Wochenmeeting die Tabelle durchgehen: Was ist fällig, was ist blockiert, wer ist verantwortlich?</w:t>
+        <w:t>Schlüssel:</w:t>
+      </w:r>
+      <w:r>
+        <w:t xml:space="preserve"> bei mehreren Wörtern die Anfangsbuchstaben, sonst die ersten vier Buchstaben. Er bleibt danach fest, damit Verweise wie LOG-12 gültig bleiben.</w:t>
       </w:r>
     </w:p>
     <w:p>
@@ -26375,10 +26946,647 @@
         <w:rPr>
           <w:b/>
         </w:rPr>
+        <w:t>Projektleitung:</w:t>
+      </w:r>
+      <w:r>
+        <w:t xml:space="preserve"> wer das Projekt anlegt; diese Person kann das Team zusammenstellen.</w:t>
+      </w:r>
+    </w:p>
+    <w:p>
+      <w:pPr>
+        <w:pStyle w:val="berschrift3"/>
+      </w:pPr>
+      <w:r>
+        <w:t>Einsatz im Arbeitsalltag</w:t>
+      </w:r>
+    </w:p>
+    <w:p>
+      <w:pPr>
+        <w:pStyle w:val="Aufzhlungszeichen"/>
+        <w:numPr>
+          <w:ilvl w:val="0"/>
+          <w:numId w:val="1"/>
+        </w:numPr>
+      </w:pPr>
+      <w:r>
+        <w:rPr>
+          <w:b/>
+        </w:rPr>
+        <w:t>Projektleiter:</w:t>
+      </w:r>
+      <w:r>
+        <w:t xml:space="preserve"> Nach dem Anlegen unter „Einstellungen“ das Team aus dem AD suchen und aufnehmen.</w:t>
+      </w:r>
+    </w:p>
+    <w:p>
+      <w:pPr>
+        <w:pStyle w:val="berschrift3"/>
+      </w:pPr>
+      <w:r>
+        <w:t>Grenzen und Fallstricke</w:t>
+      </w:r>
+    </w:p>
+    <w:p>
+      <w:r>
+        <w:t>Die Vorlage legt nur den Start fest; Spalten lassen sich jederzeit umbenennen, ergänzen, verschieben oder löschen.</w:t>
+      </w:r>
+    </w:p>
+    <w:p>
+      <w:pPr>
+        <w:pStyle w:val="berschrift2"/>
+      </w:pPr>
+      <w:bookmarkStart w:id="119" w:name="_Toc242432339"/>
+      <w:r>
+        <w:t>Board</w:t>
+      </w:r>
+      <w:bookmarkEnd w:id="119"/>
+    </w:p>
+    <w:p>
+      <w:pPr>
+        <w:pStyle w:val="berschrift3"/>
+      </w:pPr>
+      <w:r>
+        <w:t>Wozu</w:t>
+      </w:r>
+    </w:p>
+    <w:p>
+      <w:r>
+        <w:t>Das Board ist die tägliche Arbeitsfläche: jede Aufgabe ist eine Karte, jede Spalte ein Arbeitsschritt.</w:t>
+      </w:r>
+    </w:p>
+    <w:p>
+      <w:pPr>
+        <w:pStyle w:val="berschrift3"/>
+      </w:pPr>
+      <w:r>
+        <w:t>Was man sieht</w:t>
+      </w:r>
+    </w:p>
+    <w:p>
+      <w:r>
+        <w:t>Spalten mit Karten. Eine Karte zeigt Farbband, Labels, Epic, Titel, Typ, Schlüssel, Priorität, Fälligkeit (orange bei bald, rot bei überfällig), Fortschritt der Checkliste und der Unteraufgaben, Kommentare, Story Points und die zugewiesene Person. Karten zieht man mit der Maus in eine andere Spalte oder an eine andere Stelle. Am Spaltenende legt „Karte hinzufügen“ eine neue Karte an. Über der Fläche stehen Filter: Suche, Personen (Klick auf die Avatare), Nur meine, Überfällig, Typ, Priorität, Label, Epic, d</w:t>
+      </w:r>
+      <w:r>
+        <w:t>azu Swimlanes nach Person, Epic oder Priorität. Bei Scrum zeigt das Board nur den laufenden Sprint.</w:t>
+      </w:r>
+    </w:p>
+    <w:p>
+      <w:pPr>
+        <w:pStyle w:val="berschrift3"/>
+      </w:pPr>
+      <w:r>
+        <w:t>Wie gerechnet wird</w:t>
+      </w:r>
+    </w:p>
+    <w:p>
+      <w:pPr>
+        <w:pStyle w:val="Aufzhlungszeichen"/>
+        <w:numPr>
+          <w:ilvl w:val="0"/>
+          <w:numId w:val="1"/>
+        </w:numPr>
+      </w:pPr>
+      <w:r>
+        <w:rPr>
+          <w:b/>
+        </w:rPr>
+        <w:t>WIP-Grenze:</w:t>
+      </w:r>
+      <w:r>
+        <w:t xml:space="preserve"> liegt mehr als die eingestellte Zahl Karten in einer Spalte, wird sie rot (Jira Kanban).</w:t>
+      </w:r>
+    </w:p>
+    <w:p>
+      <w:pPr>
+        <w:pStyle w:val="Aufzhlungszeichen"/>
+        <w:numPr>
+          <w:ilvl w:val="0"/>
+          <w:numId w:val="1"/>
+        </w:numPr>
+      </w:pPr>
+      <w:r>
+        <w:rPr>
+          <w:b/>
+        </w:rPr>
+        <w:t>Erledigt-Zeitpunkt:</w:t>
+      </w:r>
+      <w:r>
+        <w:t xml:space="preserve"> wird gesetzt, wenn eine Karte in eine Spalte der Art „Erledigt“ kommt, und gelöscht, wenn sie zurückgeht.</w:t>
+      </w:r>
+    </w:p>
+    <w:p>
+      <w:pPr>
+        <w:pStyle w:val="Aufzhlungszeichen"/>
+        <w:numPr>
+          <w:ilvl w:val="0"/>
+          <w:numId w:val="1"/>
+        </w:numPr>
+      </w:pPr>
+      <w:r>
+        <w:rPr>
+          <w:b/>
+        </w:rPr>
+        <w:t>Ausblenden:</w:t>
+      </w:r>
+      <w:r>
+        <w:t xml:space="preserve"> Erledigte Karten älter als 14 Tage sind standardmässig ausgeblendet.</w:t>
+      </w:r>
+    </w:p>
+    <w:p>
+      <w:pPr>
+        <w:pStyle w:val="Aufzhlungszeichen"/>
+        <w:numPr>
+          <w:ilvl w:val="0"/>
+          <w:numId w:val="1"/>
+        </w:numPr>
+      </w:pPr>
+      <w:r>
+        <w:rPr>
+          <w:b/>
+        </w:rPr>
+        <w:t>Swimlanes:</w:t>
+      </w:r>
+      <w:r>
+        <w:t xml:space="preserve"> Zieht man eine Karte in eine andere Swimlane, ändert sich auch Person, Epic oder Priorität.</w:t>
+      </w:r>
+    </w:p>
+    <w:p>
+      <w:pPr>
+        <w:pStyle w:val="berschrift3"/>
+      </w:pPr>
+      <w:r>
+        <w:t>Einsatz im Arbeitsalltag</w:t>
+      </w:r>
+    </w:p>
+    <w:p>
+      <w:pPr>
+        <w:pStyle w:val="Aufzhlungszeichen"/>
+        <w:numPr>
+          <w:ilvl w:val="0"/>
+          <w:numId w:val="1"/>
+        </w:numPr>
+      </w:pPr>
+      <w:r>
+        <w:rPr>
+          <w:b/>
+        </w:rPr>
+        <w:t>Teams:</w:t>
+      </w:r>
+      <w:r>
+        <w:t xml:space="preserve"> Im Stand-up das Board nach Person gruppieren und von rechts nach links durchgehen: Was ist fast fertig?</w:t>
+      </w:r>
+    </w:p>
+    <w:p>
+      <w:pPr>
+        <w:pStyle w:val="Aufzhlungszeichen"/>
+        <w:numPr>
+          <w:ilvl w:val="0"/>
+          <w:numId w:val="1"/>
+        </w:numPr>
+      </w:pPr>
+      <w:r>
+        <w:rPr>
+          <w:b/>
+        </w:rPr>
+        <w:t>Projektleiter:</w:t>
+      </w:r>
+      <w:r>
+        <w:t xml:space="preserve"> WIP-Grenzen setzen, damit nicht zu viel gleichzeitig angefangen wird.</w:t>
+      </w:r>
+    </w:p>
+    <w:p>
+      <w:pPr>
+        <w:pStyle w:val="berschrift3"/>
+      </w:pPr>
+      <w:r>
+        <w:t>Grenzen und Fallstricke</w:t>
+      </w:r>
+    </w:p>
+    <w:p>
+      <w:r>
+        <w:t>Ziehen braucht einen Browser mit Maus; auf dem Telefon ändert man den Status im Aufgabenpanel. Nicht-Mitglieder sehen das Board, können aber nichts ziehen.</w:t>
+      </w:r>
+    </w:p>
+    <w:p>
+      <w:pPr>
+        <w:pStyle w:val="berschrift2"/>
+      </w:pPr>
+      <w:bookmarkStart w:id="120" w:name="_Toc242432340"/>
+      <w:r>
+        <w:t>Aufgabe im Detail</w:t>
+      </w:r>
+      <w:bookmarkEnd w:id="120"/>
+    </w:p>
+    <w:p>
+      <w:pPr>
+        <w:pStyle w:val="berschrift3"/>
+      </w:pPr>
+      <w:r>
+        <w:t>Wozu</w:t>
+      </w:r>
+    </w:p>
+    <w:p>
+      <w:r>
+        <w:t>Ein Klick auf eine Karte öffnet rechts das Panel mit allen Angaben. Jede Aufgabe hat eine eigene Adresse und lässt sich als Link teilen.</w:t>
+      </w:r>
+    </w:p>
+    <w:p>
+      <w:pPr>
+        <w:pStyle w:val="berschrift3"/>
+      </w:pPr>
+      <w:r>
+        <w:t>Was man sieht</w:t>
+      </w:r>
+    </w:p>
+    <w:p>
+      <w:r>
+        <w:t>Titel, Status, zugewiesene Person (mit „Mir zuweisen“), Typ (Aufgabe, Story, Fehler, Epic, Unteraufgabe), Priorität in fünf Stufen, Start, Fälligkeit, Story Points, Epic, Sprint, Labels, Farbe, Beschreibung mit Formatierung, Checkliste mit Fortschrittsbalken, Unteraufgaben, Kommentare und der Verlauf aller Änderungen. Änderungen werden sofort gespeichert.</w:t>
+      </w:r>
+    </w:p>
+    <w:p>
+      <w:pPr>
+        <w:pStyle w:val="berschrift3"/>
+      </w:pPr>
+      <w:r>
+        <w:t>Wie gerechnet wird</w:t>
+      </w:r>
+    </w:p>
+    <w:p>
+      <w:pPr>
+        <w:pStyle w:val="Aufzhlungszeichen"/>
+        <w:numPr>
+          <w:ilvl w:val="0"/>
+          <w:numId w:val="1"/>
+        </w:numPr>
+      </w:pPr>
+      <w:r>
+        <w:rPr>
+          <w:b/>
+        </w:rPr>
+        <w:t>Verlauf:</w:t>
+      </w:r>
+      <w:r>
+        <w:t xml:space="preserve"> jede Änderung mit Person und Zeit, zum Beispiel „hat LOG-12 geändert: Priorität High, fällig 20.10.2026“.</w:t>
+      </w:r>
+    </w:p>
+    <w:p>
+      <w:pPr>
+        <w:pStyle w:val="Aufzhlungszeichen"/>
+        <w:numPr>
+          <w:ilvl w:val="0"/>
+          <w:numId w:val="1"/>
+        </w:numPr>
+      </w:pPr>
+      <w:r>
+        <w:rPr>
+          <w:b/>
+        </w:rPr>
+        <w:t>Unteraufgaben:</w:t>
+      </w:r>
+      <w:r>
+        <w:t xml:space="preserve"> zählen als erledigt, wenn sie in einer Spalte der Art „Erledigt“ liegen.</w:t>
+      </w:r>
+    </w:p>
+    <w:p>
+      <w:pPr>
+        <w:pStyle w:val="berschrift3"/>
+      </w:pPr>
+      <w:r>
+        <w:t>Einsatz im Arbeitsalltag</w:t>
+      </w:r>
+    </w:p>
+    <w:p>
+      <w:pPr>
+        <w:pStyle w:val="Aufzhlungszeichen"/>
+        <w:numPr>
+          <w:ilvl w:val="0"/>
+          <w:numId w:val="1"/>
+        </w:numPr>
+      </w:pPr>
+      <w:r>
+        <w:rPr>
+          <w:b/>
+        </w:rPr>
+        <w:t>Alle Mitarbeitenden:</w:t>
+      </w:r>
+      <w:r>
+        <w:t xml:space="preserve"> Grosse Aufgaben in Unteraufgaben oder eine Checkliste zerlegen; der Fortschritt erscheint auf der Karte.</w:t>
+      </w:r>
+    </w:p>
+    <w:p>
+      <w:pPr>
+        <w:pStyle w:val="Aufzhlungszeichen"/>
+        <w:numPr>
+          <w:ilvl w:val="0"/>
+          <w:numId w:val="1"/>
+        </w:numPr>
+      </w:pPr>
+      <w:r>
+        <w:rPr>
+          <w:b/>
+        </w:rPr>
+        <w:t>Fachspezialisten:</w:t>
+      </w:r>
+      <w:r>
+        <w:t xml:space="preserve"> Rückfragen als Kommentar statt per Mail; kommentieren darf jeder Angemeldete, auch ohne Mitgliedschaft.</w:t>
+      </w:r>
+    </w:p>
+    <w:p>
+      <w:pPr>
+        <w:pStyle w:val="berschrift3"/>
+      </w:pPr>
+      <w:r>
+        <w:t>Grenzen und Fallstricke</w:t>
+      </w:r>
+    </w:p>
+    <w:p>
+      <w:r>
+        <w:t>Archivieren statt Löschen: archivierte Aufgaben verschwinden aus allen Ansichten, bleiben aber in der Datenbank. Zuweisen kann man nur an Mitglieder des Projekts.</w:t>
+      </w:r>
+    </w:p>
+    <w:p>
+      <w:pPr>
+        <w:pStyle w:val="berschrift2"/>
+      </w:pPr>
+      <w:bookmarkStart w:id="121" w:name="_Toc242432341"/>
+      <w:r>
+        <w:t>Backlog und Sprints</w:t>
+      </w:r>
+      <w:bookmarkEnd w:id="121"/>
+    </w:p>
+    <w:p>
+      <w:pPr>
+        <w:pStyle w:val="berschrift3"/>
+      </w:pPr>
+      <w:r>
+        <w:t>Wozu</w:t>
+      </w:r>
+    </w:p>
+    <w:p>
+      <w:r>
+        <w:t>Wie in Jira: Aufgaben sammeln, nach Wichtigkeit ordnen und in Sprints einplanen.</w:t>
+      </w:r>
+    </w:p>
+    <w:p>
+      <w:pPr>
+        <w:pStyle w:val="berschrift3"/>
+      </w:pPr>
+      <w:r>
+        <w:t>Was man sieht</w:t>
+      </w:r>
+    </w:p>
+    <w:p>
+      <w:r>
+        <w:t>Oben der laufende Sprint, darunter geplante Sprints und zuunterst der Backlog. Je Abschnitt Zahl der Aufgaben und Summe der Story Points. Aufgaben zieht man zwischen den Abschnitten und innerhalb der Liste. „Sprint starten“ fragt nach Ziel und Dauer (1 bis 4 Wochen), „Sprint abschliessen“ verschiebt offene Aufgaben in den nächsten Sprint oder zurück in den Backlog.</w:t>
+      </w:r>
+    </w:p>
+    <w:p>
+      <w:pPr>
+        <w:pStyle w:val="berschrift3"/>
+      </w:pPr>
+      <w:r>
+        <w:t>Wie gerechnet wird</w:t>
+      </w:r>
+    </w:p>
+    <w:p>
+      <w:pPr>
+        <w:pStyle w:val="Aufzhlungszeichen"/>
+        <w:numPr>
+          <w:ilvl w:val="0"/>
+          <w:numId w:val="1"/>
+        </w:numPr>
+      </w:pPr>
+      <w:r>
+        <w:rPr>
+          <w:b/>
+        </w:rPr>
+        <w:t>Es läuft höchstens ein Sprint gleichzeitig.</w:t>
+      </w:r>
+    </w:p>
+    <w:p>
+      <w:pPr>
+        <w:pStyle w:val="Aufzhlungszeichen"/>
+        <w:numPr>
+          <w:ilvl w:val="0"/>
+          <w:numId w:val="1"/>
+        </w:numPr>
+      </w:pPr>
+      <w:r>
+        <w:rPr>
+          <w:b/>
+        </w:rPr>
+        <w:t>Unteraufgaben</w:t>
+      </w:r>
+      <w:r>
+        <w:t xml:space="preserve"> stehen nicht einzeln im Backlog; sie folgen ihrer Aufgabe.</w:t>
+      </w:r>
+    </w:p>
+    <w:p>
+      <w:pPr>
+        <w:pStyle w:val="berschrift3"/>
+      </w:pPr>
+      <w:r>
+        <w:t>Einsatz im Arbeitsalltag</w:t>
+      </w:r>
+    </w:p>
+    <w:p>
+      <w:pPr>
+        <w:pStyle w:val="Aufzhlungszeichen"/>
+        <w:numPr>
+          <w:ilvl w:val="0"/>
+          <w:numId w:val="1"/>
+        </w:numPr>
+      </w:pPr>
+      <w:r>
+        <w:rPr>
+          <w:b/>
+        </w:rPr>
+        <w:t>Product Owner und Projektleiter:</w:t>
+      </w:r>
+      <w:r>
+        <w:t xml:space="preserve"> Den Backlog vor der Sprintplanung von oben nach unten ordnen.</w:t>
+      </w:r>
+    </w:p>
+    <w:p>
+      <w:pPr>
+        <w:pStyle w:val="Aufzhlungszeichen"/>
+        <w:numPr>
+          <w:ilvl w:val="0"/>
+          <w:numId w:val="1"/>
+        </w:numPr>
+      </w:pPr>
+      <w:r>
+        <w:rPr>
+          <w:b/>
+        </w:rPr>
+        <w:t>Team:</w:t>
+      </w:r>
+      <w:r>
+        <w:t xml:space="preserve"> In der Planung so viele Story Points in den Sprint ziehen, wie im letzten Sprint erledigt wurden.</w:t>
+      </w:r>
+    </w:p>
+    <w:p>
+      <w:pPr>
+        <w:pStyle w:val="berschrift3"/>
+      </w:pPr>
+      <w:r>
+        <w:t>Grenzen und Fallstricke</w:t>
+      </w:r>
+    </w:p>
+    <w:p>
+      <w:r>
+        <w:t>Den Backlog gibt es auch bei Kanban- und Planner-Projekten; Sprints sind dort freiwillig.</w:t>
+      </w:r>
+    </w:p>
+    <w:p>
+      <w:pPr>
+        <w:pStyle w:val="berschrift2"/>
+      </w:pPr>
+      <w:bookmarkStart w:id="122" w:name="_Toc242432342"/>
+      <w:r>
+        <w:t>Liste, Zeitachse und Kalender</w:t>
+      </w:r>
+      <w:bookmarkEnd w:id="122"/>
+    </w:p>
+    <w:p>
+      <w:pPr>
+        <w:pStyle w:val="berschrift3"/>
+      </w:pPr>
+      <w:r>
+        <w:t>Wozu</w:t>
+      </w:r>
+    </w:p>
+    <w:p>
+      <w:r>
+        <w:t>Dieselben Aufgaben in drei weiteren Sichten: als Tabelle, als Zeitplan und als Monatskalender.</w:t>
+      </w:r>
+    </w:p>
+    <w:p>
+      <w:pPr>
+        <w:pStyle w:val="berschrift3"/>
+      </w:pPr>
+      <w:r>
+        <w:t>Was man sieht</w:t>
+      </w:r>
+    </w:p>
+    <w:p>
+      <w:r>
+        <w:t xml:space="preserve">Die </w:t>
+      </w:r>
+      <w:r>
+        <w:rPr>
+          <w:b/>
+        </w:rPr>
+        <w:t>Liste</w:t>
+      </w:r>
+      <w:r>
+        <w:t xml:space="preserve"> ist eine sortierbare Tabelle mit Status zum Umstellen und CSV-Export. Die </w:t>
+      </w:r>
+      <w:r>
+        <w:rPr>
+          <w:b/>
+        </w:rPr>
+        <w:t>Zeitachse</w:t>
+      </w:r>
+      <w:r>
+        <w:t xml:space="preserve"> zeigt Balken von Start bis Fälligkeit, nach Epic gruppiert, mit Heute-Linie; Epics zeigen ihren Fortschritt. Der </w:t>
+      </w:r>
+      <w:r>
+        <w:rPr>
+          <w:b/>
+        </w:rPr>
+        <w:t>Kalender</w:t>
+      </w:r>
+      <w:r>
+        <w:t xml:space="preserve"> zeigt die Aufgaben am Fälligkeitstag; zieht man eine Aufgabe auf einen anderen Tag, ändert sich die Fälligkeit.</w:t>
+      </w:r>
+    </w:p>
+    <w:p>
+      <w:pPr>
+        <w:pStyle w:val="berschrift3"/>
+      </w:pPr>
+      <w:r>
+        <w:t>Wie gerechnet wird</w:t>
+      </w:r>
+    </w:p>
+    <w:p>
+      <w:pPr>
+        <w:pStyle w:val="Aufzhlungszeichen"/>
+        <w:numPr>
+          <w:ilvl w:val="0"/>
+          <w:numId w:val="1"/>
+        </w:numPr>
+      </w:pPr>
+      <w:r>
+        <w:rPr>
+          <w:b/>
+        </w:rPr>
+        <w:t>Zeitachse:</w:t>
+      </w:r>
+      <w:r>
+        <w:t xml:space="preserve"> ohne Startdatum gilt das Erstelldatum; ohne Fälligkeit erscheint ein Punkt.</w:t>
+      </w:r>
+    </w:p>
+    <w:p>
+      <w:pPr>
+        <w:pStyle w:val="Aufzhlungszeichen"/>
+        <w:numPr>
+          <w:ilvl w:val="0"/>
+          <w:numId w:val="1"/>
+        </w:numPr>
+      </w:pPr>
+      <w:r>
+        <w:rPr>
+          <w:b/>
+        </w:rPr>
+        <w:t>Epic-Balken:</w:t>
+      </w:r>
+      <w:r>
+        <w:t xml:space="preserve"> vom frühesten Start bis zur spätesten Fälligkeit der zugehörigen Aufgaben.</w:t>
+      </w:r>
+    </w:p>
+    <w:p>
+      <w:pPr>
+        <w:pStyle w:val="berschrift3"/>
+      </w:pPr>
+      <w:r>
+        <w:t>Einsatz im Arbeitsalltag</w:t>
+      </w:r>
+    </w:p>
+    <w:p>
+      <w:pPr>
+        <w:pStyle w:val="Aufzhlungszeichen"/>
+        <w:numPr>
+          <w:ilvl w:val="0"/>
+          <w:numId w:val="1"/>
+        </w:numPr>
+      </w:pPr>
+      <w:r>
+        <w:rPr>
+          <w:b/>
+        </w:rPr>
         <w:t>Geschäftsleitung:</w:t>
       </w:r>
       <w:r>
-        <w:t xml:space="preserve"> Die vier Kennzahlen oben als schnellen Überblick über die Projektlast verwenden.</w:t>
+        <w:t xml:space="preserve"> Die Zeitachse zeigt, welche Epics über das geplante Ende hinauslaufen.</w:t>
+      </w:r>
+    </w:p>
+    <w:p>
+      <w:pPr>
+        <w:pStyle w:val="Aufzhlungszeichen"/>
+        <w:numPr>
+          <w:ilvl w:val="0"/>
+          <w:numId w:val="1"/>
+        </w:numPr>
+      </w:pPr>
+      <w:r>
+        <w:rPr>
+          <w:b/>
+        </w:rPr>
+        <w:t>Projektleiter:</w:t>
+      </w:r>
+      <w:r>
+        <w:t xml:space="preserve"> Die Liste nach Fälligkeit sortieren und als CSV für Besprechungen exportieren.</w:t>
       </w:r>
     </w:p>
     <w:p>
@@ -26391,18 +27599,271 @@
     </w:p>
     <w:p>
       <w:r>
-        <w:t>Es gibt keine Benutzerrechte pro Projekt, keine Änderungshistorie und keine automatische Erinnerung bei überfälligen Terminen. Hinweis: nicht geprüft, wer das Menü sehen darf und ob Einträge für alle sichtbar sind; im Menü ist der Punkt für alle freigegeben. Überfällige Projekte werden nicht gesondert hervorgehoben; man erkennt sie nur am Datum. Archivieren ist in der Oberfläche vorgesehen, Löschen nicht. Der Fortschritt ist eine Schätzung der Person, die ihn einträgt.</w:t>
+        <w:t>Abhängigkeiten zwischen Aufgaben werden nicht gezeichnet.</w:t>
       </w:r>
     </w:p>
     <w:p>
       <w:pPr>
         <w:pStyle w:val="berschrift2"/>
       </w:pPr>
-      <w:bookmarkStart w:id="118" w:name="_Toc242429584"/>
+      <w:bookmarkStart w:id="123" w:name="_Toc242432343"/>
+      <w:r>
+        <w:t>Diagramme</w:t>
+      </w:r>
+      <w:bookmarkEnd w:id="123"/>
+    </w:p>
+    <w:p>
+      <w:pPr>
+        <w:pStyle w:val="berschrift3"/>
+      </w:pPr>
+      <w:r>
+        <w:t>Wozu</w:t>
+      </w:r>
+    </w:p>
+    <w:p>
+      <w:r>
+        <w:t>Planner-Diagramme und Jira-Berichte für den Stand des Projekts.</w:t>
+      </w:r>
+    </w:p>
+    <w:p>
+      <w:pPr>
+        <w:pStyle w:val="berschrift3"/>
+      </w:pPr>
+      <w:r>
+        <w:t>Was man sieht</w:t>
+      </w:r>
+    </w:p>
+    <w:p>
+      <w:r>
+        <w:t>Ring nach Status mit Anzahl und Anteil, Balken nach Person (gestapelt offen, in Arbeit, erledigt), offene Aufgaben nach Priorität, Burndown des laufenden Sprints und Durchsatz der letzten acht Wochen (angelegt und erledigt je Kalenderwoche). Die Filter oben wirken auch hier.</w:t>
+      </w:r>
+    </w:p>
+    <w:p>
+      <w:pPr>
+        <w:pStyle w:val="berschrift3"/>
+      </w:pPr>
+      <w:r>
+        <w:t>Wie gerechnet wird</w:t>
+      </w:r>
+    </w:p>
+    <w:p>
+      <w:pPr>
+        <w:pStyle w:val="Aufzhlungszeichen"/>
+        <w:numPr>
+          <w:ilvl w:val="0"/>
+          <w:numId w:val="1"/>
+        </w:numPr>
+      </w:pPr>
+      <w:r>
+        <w:rPr>
+          <w:b/>
+        </w:rPr>
+        <w:t>Burndown:</w:t>
+      </w:r>
+      <w:r>
+        <w:t xml:space="preserve"> je Sprinttag die Summe der Story Points der noch nicht erledigten Aufgaben; ohne Punkte die Anzahl Aufgaben. Die gestrichelte Linie ist der ideale gleichmässige Verlauf bis null am Sprintende. Gerechnet wird mit der heutigen Sprintbelegung; später hinzugefügte Aufgaben zählen ab Sprintbeginn mit.</w:t>
+      </w:r>
+    </w:p>
+    <w:p>
+      <w:pPr>
+        <w:pStyle w:val="Aufzhlungszeichen"/>
+        <w:numPr>
+          <w:ilvl w:val="0"/>
+          <w:numId w:val="1"/>
+        </w:numPr>
+      </w:pPr>
+      <w:r>
+        <w:rPr>
+          <w:b/>
+        </w:rPr>
+        <w:t>Durchsatz:</w:t>
+      </w:r>
+      <w:r>
+        <w:t xml:space="preserve"> angelegt nach Erstelldatum, erledigt nach Erledigt-Zeitpunkt, je Kalenderwoche.</w:t>
+      </w:r>
+    </w:p>
+    <w:p>
+      <w:pPr>
+        <w:pStyle w:val="berschrift3"/>
+      </w:pPr>
+      <w:r>
+        <w:t>Einsatz im Arbeitsalltag</w:t>
+      </w:r>
+    </w:p>
+    <w:p>
+      <w:pPr>
+        <w:pStyle w:val="Aufzhlungszeichen"/>
+        <w:numPr>
+          <w:ilvl w:val="0"/>
+          <w:numId w:val="1"/>
+        </w:numPr>
+      </w:pPr>
+      <w:r>
+        <w:rPr>
+          <w:b/>
+        </w:rPr>
+        <w:t>Team und Scrum Master:</w:t>
+      </w:r>
+      <w:r>
+        <w:t xml:space="preserve"> Liegt die Burndown-Linie deutlich über der Ideallinie, im Daily ansprechen, was den Sprint gefährdet.</w:t>
+      </w:r>
+    </w:p>
+    <w:p>
+      <w:pPr>
+        <w:pStyle w:val="Aufzhlungszeichen"/>
+        <w:numPr>
+          <w:ilvl w:val="0"/>
+          <w:numId w:val="1"/>
+        </w:numPr>
+      </w:pPr>
+      <w:r>
+        <w:rPr>
+          <w:b/>
+        </w:rPr>
+        <w:t>Abteilungsleiter:</w:t>
+      </w:r>
+      <w:r>
+        <w:t xml:space="preserve"> Mehr angelegt als erledigt über mehrere Wochen heisst: das Team nimmt mehr an, als es abschliessen kann.</w:t>
+      </w:r>
+    </w:p>
+    <w:p>
+      <w:pPr>
+        <w:pStyle w:val="berschrift3"/>
+      </w:pPr>
+      <w:r>
+        <w:t>Grenzen und Fallstricke</w:t>
+      </w:r>
+    </w:p>
+    <w:p>
+      <w:r>
+        <w:t>Statusfarben: Bernstein = offen, Blau = in Arbeit, Grün = erledigt; die Zahl steht immer daneben.</w:t>
+      </w:r>
+    </w:p>
+    <w:p>
+      <w:pPr>
+        <w:pStyle w:val="berschrift2"/>
+      </w:pPr>
+      <w:bookmarkStart w:id="124" w:name="_Toc242432344"/>
+      <w:r>
+        <w:t>Aktivität und Einstellungen</w:t>
+      </w:r>
+      <w:bookmarkEnd w:id="124"/>
+    </w:p>
+    <w:p>
+      <w:pPr>
+        <w:pStyle w:val="berschrift3"/>
+      </w:pPr>
+      <w:r>
+        <w:t>Wozu</w:t>
+      </w:r>
+    </w:p>
+    <w:p>
+      <w:r>
+        <w:t>Die Aktivität zeigt alles, was im Projekt passiert ist. Die Einstellungen verwalten Projekt, Team und Spalten.</w:t>
+      </w:r>
+    </w:p>
+    <w:p>
+      <w:pPr>
+        <w:pStyle w:val="berschrift3"/>
+      </w:pPr>
+      <w:r>
+        <w:t>Was man sieht</w:t>
+      </w:r>
+    </w:p>
+    <w:p>
+      <w:r>
+        <w:rPr>
+          <w:b/>
+        </w:rPr>
+        <w:t>Aktivität:</w:t>
+      </w:r>
+      <w:r>
+        <w:t xml:space="preserve"> die letzten 80 Änderungen mit Person, Text, Aufgabe und Zeit. </w:t>
+      </w:r>
+      <w:r>
+        <w:rPr>
+          <w:b/>
+        </w:rPr>
+        <w:t>Einstellungen:</w:t>
+      </w:r>
+      <w:r>
+        <w:t xml:space="preserve"> Name, Beschreibung, Start, Ende, Farbe, Symbol, Archivieren; Team mit Personensuche im AD (Name oder Kürzel); Spalten mit Name, Art (offen, in Arbeit, erledigt), WIP-Grenze, Verschieben und Löschen.</w:t>
+      </w:r>
+    </w:p>
+    <w:p>
+      <w:pPr>
+        <w:pStyle w:val="berschrift3"/>
+      </w:pPr>
+      <w:r>
+        <w:t>Wie gerechnet wird</w:t>
+      </w:r>
+    </w:p>
+    <w:p>
+      <w:pPr>
+        <w:pStyle w:val="Aufzhlungszeichen"/>
+        <w:numPr>
+          <w:ilvl w:val="0"/>
+          <w:numId w:val="1"/>
+        </w:numPr>
+      </w:pPr>
+      <w:r>
+        <w:rPr>
+          <w:b/>
+        </w:rPr>
+        <w:t>Spalte löschen:</w:t>
+      </w:r>
+      <w:r>
+        <w:t xml:space="preserve"> Karten wandern in die erste Spalte derselben Art, sonst in die erste Spalte.</w:t>
+      </w:r>
+    </w:p>
+    <w:p>
+      <w:pPr>
+        <w:pStyle w:val="berschrift3"/>
+      </w:pPr>
+      <w:r>
+        <w:t>Einsatz im Arbeitsalltag</w:t>
+      </w:r>
+    </w:p>
+    <w:p>
+      <w:pPr>
+        <w:pStyle w:val="Aufzhlungszeichen"/>
+        <w:numPr>
+          <w:ilvl w:val="0"/>
+          <w:numId w:val="1"/>
+        </w:numPr>
+      </w:pPr>
+      <w:r>
+        <w:rPr>
+          <w:b/>
+        </w:rPr>
+        <w:t>Projektleiter:</w:t>
+      </w:r>
+      <w:r>
+        <w:t xml:space="preserve"> Zum Projektstart Team aufnehmen und die Spalten an den eigenen Ablauf anpassen, zum Beispiel eine Spalte „Freigabe“.</w:t>
+      </w:r>
+    </w:p>
+    <w:p>
+      <w:pPr>
+        <w:pStyle w:val="berschrift3"/>
+      </w:pPr>
+      <w:r>
+        <w:t>Grenzen und Fallstricke</w:t>
+      </w:r>
+    </w:p>
+    <w:p>
+      <w:r>
+        <w:t>Die Projektleitung bleibt immer im Team und kann nicht entfernt werden. Der Schlüssel lässt sich nicht ändern.</w:t>
+      </w:r>
+    </w:p>
+    <w:p>
+      <w:pPr>
+        <w:pStyle w:val="berschrift2"/>
+      </w:pPr>
+      <w:bookmarkStart w:id="125" w:name="_Toc242432345"/>
       <w:r>
         <w:t>Kennzahlen-Glossar</w:t>
       </w:r>
-      <w:bookmarkEnd w:id="118"/>
+      <w:bookmarkEnd w:id="125"/>
     </w:p>
     <w:tbl>
       <w:tblPr>
@@ -26482,33 +27943,33 @@
               <w:pStyle w:val="TableText"/>
             </w:pPr>
             <w:r>
-              <w:t>Aktive Projekte</w:t>
-            </w:r>
-          </w:p>
-        </w:tc>
-        <w:tc>
-          <w:tcPr>
-            <w:tcW w:w="3102" w:type="dxa"/>
-          </w:tcPr>
-          <w:p>
-            <w:pPr>
-              <w:pStyle w:val="TableText"/>
-            </w:pPr>
-            <w:r>
-              <w:t>Projekte, die noch laufen oder geplant sind</w:t>
-            </w:r>
-          </w:p>
-        </w:tc>
-        <w:tc>
-          <w:tcPr>
-            <w:tcW w:w="3102" w:type="dxa"/>
-          </w:tcPr>
-          <w:p>
-            <w:pPr>
-              <w:pStyle w:val="TableText"/>
-            </w:pPr>
-            <w:r>
-              <w:t>Nicht archivierte Projekte ohne Status „Abgeschlossen“</w:t>
+              <w:t>Fortschritt</w:t>
+            </w:r>
+          </w:p>
+        </w:tc>
+        <w:tc>
+          <w:tcPr>
+            <w:tcW w:w="3102" w:type="dxa"/>
+          </w:tcPr>
+          <w:p>
+            <w:pPr>
+              <w:pStyle w:val="TableText"/>
+            </w:pPr>
+            <w:r>
+              <w:t>Erledigungsgrad eines Projekts</w:t>
+            </w:r>
+          </w:p>
+        </w:tc>
+        <w:tc>
+          <w:tcPr>
+            <w:tcW w:w="3102" w:type="dxa"/>
+          </w:tcPr>
+          <w:p>
+            <w:pPr>
+              <w:pStyle w:val="TableText"/>
+            </w:pPr>
+            <w:r>
+              <w:t>Erledigte Aufgaben geteilt durch alle Aufgaben, ohne Epics und Archiv</w:t>
             </w:r>
           </w:p>
         </w:tc>
@@ -26523,33 +27984,33 @@
               <w:pStyle w:val="TableText"/>
             </w:pPr>
             <w:r>
-              <w:t>In Arbeit</w:t>
-            </w:r>
-          </w:p>
-        </w:tc>
-        <w:tc>
-          <w:tcPr>
-            <w:tcW w:w="3102" w:type="dxa"/>
-          </w:tcPr>
-          <w:p>
-            <w:pPr>
-              <w:pStyle w:val="TableText"/>
-            </w:pPr>
-            <w:r>
-              <w:t>Projekte in Umsetzung</w:t>
-            </w:r>
-          </w:p>
-        </w:tc>
-        <w:tc>
-          <w:tcPr>
-            <w:tcW w:w="3102" w:type="dxa"/>
-          </w:tcPr>
-          <w:p>
-            <w:pPr>
-              <w:pStyle w:val="TableText"/>
-            </w:pPr>
-            <w:r>
-              <w:t>Nicht archivierte Projekte mit Status „In Arbeit“</w:t>
+              <w:t>Offen, In Arbeit, Erledigt</w:t>
+            </w:r>
+          </w:p>
+        </w:tc>
+        <w:tc>
+          <w:tcPr>
+            <w:tcW w:w="3102" w:type="dxa"/>
+          </w:tcPr>
+          <w:p>
+            <w:pPr>
+              <w:pStyle w:val="TableText"/>
+            </w:pPr>
+            <w:r>
+              <w:t>Arbeitsstand</w:t>
+            </w:r>
+          </w:p>
+        </w:tc>
+        <w:tc>
+          <w:tcPr>
+            <w:tcW w:w="3102" w:type="dxa"/>
+          </w:tcPr>
+          <w:p>
+            <w:pPr>
+              <w:pStyle w:val="TableText"/>
+            </w:pPr>
+            <w:r>
+              <w:t>Nach der Art der Spalte, in der die Aufgabe liegt</w:t>
             </w:r>
           </w:p>
         </w:tc>
@@ -26564,33 +28025,33 @@
               <w:pStyle w:val="TableText"/>
             </w:pPr>
             <w:r>
-              <w:t>Blockiert</w:t>
-            </w:r>
-          </w:p>
-        </w:tc>
-        <w:tc>
-          <w:tcPr>
-            <w:tcW w:w="3102" w:type="dxa"/>
-          </w:tcPr>
-          <w:p>
-            <w:pPr>
-              <w:pStyle w:val="TableText"/>
-            </w:pPr>
-            <w:r>
-              <w:t>Projekte, die nicht weiterkommen</w:t>
-            </w:r>
-          </w:p>
-        </w:tc>
-        <w:tc>
-          <w:tcPr>
-            <w:tcW w:w="3102" w:type="dxa"/>
-          </w:tcPr>
-          <w:p>
-            <w:pPr>
-              <w:pStyle w:val="TableText"/>
-            </w:pPr>
-            <w:r>
-              <w:t>Nicht archivierte Projekte mit Status „Blockiert“</w:t>
+              <w:t>Überfällig</w:t>
+            </w:r>
+          </w:p>
+        </w:tc>
+        <w:tc>
+          <w:tcPr>
+            <w:tcW w:w="3102" w:type="dxa"/>
+          </w:tcPr>
+          <w:p>
+            <w:pPr>
+              <w:pStyle w:val="TableText"/>
+            </w:pPr>
+            <w:r>
+              <w:t>Termin verpasst</w:t>
+            </w:r>
+          </w:p>
+        </w:tc>
+        <w:tc>
+          <w:tcPr>
+            <w:tcW w:w="3102" w:type="dxa"/>
+          </w:tcPr>
+          <w:p>
+            <w:pPr>
+              <w:pStyle w:val="TableText"/>
+            </w:pPr>
+            <w:r>
+              <w:t>Fälligkeit vor heute und nicht erledigt</w:t>
             </w:r>
           </w:p>
         </w:tc>
@@ -26605,33 +28066,33 @@
               <w:pStyle w:val="TableText"/>
             </w:pPr>
             <w:r>
-              <w:t>Abgeschlossen</w:t>
-            </w:r>
-          </w:p>
-        </w:tc>
-        <w:tc>
-          <w:tcPr>
-            <w:tcW w:w="3102" w:type="dxa"/>
-          </w:tcPr>
-          <w:p>
-            <w:pPr>
-              <w:pStyle w:val="TableText"/>
-            </w:pPr>
-            <w:r>
-              <w:t>Fertige Projekte</w:t>
-            </w:r>
-          </w:p>
-        </w:tc>
-        <w:tc>
-          <w:tcPr>
-            <w:tcW w:w="3102" w:type="dxa"/>
-          </w:tcPr>
-          <w:p>
-            <w:pPr>
-              <w:pStyle w:val="TableText"/>
-            </w:pPr>
-            <w:r>
-              <w:t>Nicht archivierte Projekte mit Status „Abgeschlossen“</w:t>
+              <w:t>WIP-Grenze</w:t>
+            </w:r>
+          </w:p>
+        </w:tc>
+        <w:tc>
+          <w:tcPr>
+            <w:tcW w:w="3102" w:type="dxa"/>
+          </w:tcPr>
+          <w:p>
+            <w:pPr>
+              <w:pStyle w:val="TableText"/>
+            </w:pPr>
+            <w:r>
+              <w:t>Höchstzahl Karten in Arbeit</w:t>
+            </w:r>
+          </w:p>
+        </w:tc>
+        <w:tc>
+          <w:tcPr>
+            <w:tcW w:w="3102" w:type="dxa"/>
+          </w:tcPr>
+          <w:p>
+            <w:pPr>
+              <w:pStyle w:val="TableText"/>
+            </w:pPr>
+            <w:r>
+              <w:t>Von der Projektleitung je Spalte gesetzt, 0 = keine</w:t>
             </w:r>
           </w:p>
         </w:tc>
@@ -26646,33 +28107,115 @@
               <w:pStyle w:val="TableText"/>
             </w:pPr>
             <w:r>
-              <w:t>Fortschritt</w:t>
-            </w:r>
-          </w:p>
-        </w:tc>
-        <w:tc>
-          <w:tcPr>
-            <w:tcW w:w="3102" w:type="dxa"/>
-          </w:tcPr>
-          <w:p>
-            <w:pPr>
-              <w:pStyle w:val="TableText"/>
-            </w:pPr>
-            <w:r>
-              <w:t>Geschätzter Erledigungsgrad</w:t>
-            </w:r>
-          </w:p>
-        </w:tc>
-        <w:tc>
-          <w:tcPr>
-            <w:tcW w:w="3102" w:type="dxa"/>
-          </w:tcPr>
-          <w:p>
-            <w:pPr>
-              <w:pStyle w:val="TableText"/>
-            </w:pPr>
-            <w:r>
-              <w:t>Von Hand eingetragener Prozentwert zwischen 0 und 100</w:t>
+              <w:t>Story Points</w:t>
+            </w:r>
+          </w:p>
+        </w:tc>
+        <w:tc>
+          <w:tcPr>
+            <w:tcW w:w="3102" w:type="dxa"/>
+          </w:tcPr>
+          <w:p>
+            <w:pPr>
+              <w:pStyle w:val="TableText"/>
+            </w:pPr>
+            <w:r>
+              <w:t>Geschätzter Aufwand</w:t>
+            </w:r>
+          </w:p>
+        </w:tc>
+        <w:tc>
+          <w:tcPr>
+            <w:tcW w:w="3102" w:type="dxa"/>
+          </w:tcPr>
+          <w:p>
+            <w:pPr>
+              <w:pStyle w:val="TableText"/>
+            </w:pPr>
+            <w:r>
+              <w:t>Von Hand je Aufgabe, 0 bis 100</w:t>
+            </w:r>
+          </w:p>
+        </w:tc>
+      </w:tr>
+      <w:tr>
+        <w:tc>
+          <w:tcPr>
+            <w:tcW w:w="3102" w:type="dxa"/>
+          </w:tcPr>
+          <w:p>
+            <w:pPr>
+              <w:pStyle w:val="TableText"/>
+            </w:pPr>
+            <w:r>
+              <w:t>Burndown</w:t>
+            </w:r>
+          </w:p>
+        </w:tc>
+        <w:tc>
+          <w:tcPr>
+            <w:tcW w:w="3102" w:type="dxa"/>
+          </w:tcPr>
+          <w:p>
+            <w:pPr>
+              <w:pStyle w:val="TableText"/>
+            </w:pPr>
+            <w:r>
+              <w:t>Restaufwand im Sprint</w:t>
+            </w:r>
+          </w:p>
+        </w:tc>
+        <w:tc>
+          <w:tcPr>
+            <w:tcW w:w="3102" w:type="dxa"/>
+          </w:tcPr>
+          <w:p>
+            <w:pPr>
+              <w:pStyle w:val="TableText"/>
+            </w:pPr>
+            <w:r>
+              <w:t>Story Points (sonst Anzahl) der unerledigten Sprint-Aufgaben je Tag</w:t>
+            </w:r>
+          </w:p>
+        </w:tc>
+      </w:tr>
+      <w:tr>
+        <w:tc>
+          <w:tcPr>
+            <w:tcW w:w="3102" w:type="dxa"/>
+          </w:tcPr>
+          <w:p>
+            <w:pPr>
+              <w:pStyle w:val="TableText"/>
+            </w:pPr>
+            <w:r>
+              <w:t>Durchsatz</w:t>
+            </w:r>
+          </w:p>
+        </w:tc>
+        <w:tc>
+          <w:tcPr>
+            <w:tcW w:w="3102" w:type="dxa"/>
+          </w:tcPr>
+          <w:p>
+            <w:pPr>
+              <w:pStyle w:val="TableText"/>
+            </w:pPr>
+            <w:r>
+              <w:t>Tempo des Teams</w:t>
+            </w:r>
+          </w:p>
+        </w:tc>
+        <w:tc>
+          <w:tcPr>
+            <w:tcW w:w="3102" w:type="dxa"/>
+          </w:tcPr>
+          <w:p>
+            <w:pPr>
+              <w:pStyle w:val="TableText"/>
+            </w:pPr>
+            <w:r>
+              <w:t>Angelegte und erledigte Aufgaben je Kalenderwoche</w:t>
             </w:r>
           </w:p>
         </w:tc>
@@ -26692,11 +28235,11 @@
       <w:pPr>
         <w:pStyle w:val="berschrift1"/>
       </w:pPr>
-      <w:bookmarkStart w:id="119" w:name="_Toc242429585"/>
+      <w:bookmarkStart w:id="126" w:name="_Toc242432346"/>
       <w:r>
         <w:t>Trafag Reddit</w:t>
       </w:r>
-      <w:bookmarkEnd w:id="119"/>
+      <w:bookmarkEnd w:id="126"/>
     </w:p>
     <w:p>
       <w:r>
@@ -26710,11 +28253,11 @@
       <w:pPr>
         <w:pStyle w:val="berschrift2"/>
       </w:pPr>
-      <w:bookmarkStart w:id="120" w:name="_Toc242429586"/>
+      <w:bookmarkStart w:id="127" w:name="_Toc242432347"/>
       <w:r>
         <w:t>Startseite und Feed</w:t>
       </w:r>
-      <w:bookmarkEnd w:id="120"/>
+      <w:bookmarkEnd w:id="127"/>
     </w:p>
     <w:p>
       <w:pPr>
@@ -26958,11 +28501,11 @@
       <w:pPr>
         <w:pStyle w:val="berschrift2"/>
       </w:pPr>
-      <w:bookmarkStart w:id="121" w:name="_Toc242429587"/>
+      <w:bookmarkStart w:id="128" w:name="_Toc242432348"/>
       <w:r>
         <w:t>Beitrag und Antworten</w:t>
       </w:r>
-      <w:bookmarkEnd w:id="121"/>
+      <w:bookmarkEnd w:id="128"/>
     </w:p>
     <w:p>
       <w:pPr>
@@ -27140,11 +28683,11 @@
       <w:pPr>
         <w:pStyle w:val="berschrift2"/>
       </w:pPr>
-      <w:bookmarkStart w:id="122" w:name="_Toc242429588"/>
+      <w:bookmarkStart w:id="129" w:name="_Toc242432349"/>
       <w:r>
         <w:t>Communities</w:t>
       </w:r>
-      <w:bookmarkEnd w:id="122"/>
+      <w:bookmarkEnd w:id="129"/>
     </w:p>
     <w:p>
       <w:pPr>
@@ -27385,7 +28928,7 @@
         <w:noProof/>
       </w:rPr>
       <w:drawing>
-        <wp:inline distT="0" distB="0" distL="0" distR="0" wp14:anchorId="2FD06DD9" wp14:editId="6A12E2EA">
+        <wp:inline distT="0" distB="0" distL="0" distR="0" wp14:anchorId="12ADD868" wp14:editId="3253D6B0">
           <wp:extent cx="720000" cy="349200"/>
           <wp:effectExtent l="0" t="0" r="0" b="0"/>
           <wp:docPr id="10" name="Trafag Logo Kopf"/>
@@ -27435,9 +28978,9 @@
 <file path=word/numbering.xml><?xml version="1.0" encoding="utf-8"?>
 <w:numbering xmlns:wpc="http://schemas.microsoft.com/office/word/2010/wordprocessingCanvas" xmlns:cx="http://schemas.microsoft.com/office/drawing/2014/chartex" xmlns:cx1="http://schemas.microsoft.com/office/drawing/2015/9/8/chartex" xmlns:cx2="http://schemas.microsoft.com/office/drawing/2015/10/21/chartex" xmlns:cx3="http://schemas.microsoft.com/office/drawing/2016/5/9/chartex" xmlns:cx4="http://schemas.microsoft.com/office/drawing/2016/5/10/chartex" xmlns:cx5="http://schemas.microsoft.com/office/drawing/2016/5/11/chartex" xmlns:cx6="http://schemas.microsoft.com/office/drawing/2016/5/12/chartex" xmlns:cx7="http://schemas.microsoft.com/office/drawing/2016/5/13/chartex" xmlns:cx8="http://schemas.microsoft.com/office/drawing/2016/5/14/chartex" xmlns:mc="http://schemas.openxmlformats.org/markup-compatibility/2006" xmlns:aink="http://schemas.microsoft.com/office/drawing/2016/ink" xmlns:am3d="http://schemas.microsoft.com/office/drawing/2017/model3d" xmlns:o="urn:schemas-microsoft-com:office:office" xmlns:oel="http://schemas.microsoft.com/office/2019/extlst" xmlns:r="http://schemas.openxmlformats.org/officeDocument/2006/relationships" xmlns:m="http://schemas.openxmlformats.org/officeDocument/2006/math" xmlns:v="urn:schemas-microsoft-com:vml" xmlns:wp14="http://schemas.microsoft.com/office/word/2010/wordprocessingDrawing" xmlns:wp="http://schemas.openxmlformats.org/drawingml/2006/wordprocessingDrawing" xmlns:w10="urn:schemas-microsoft-com:office:word" xmlns:w="http://schemas.openxmlformats.org/wordprocessingml/2006/main" xmlns:w14="http://schemas.microsoft.com/office/word/2010/wordml" xmlns:w15="http://schemas.microsoft.com/office/word/2012/wordml" xmlns:w16cex="http://schemas.microsoft.com/office/word/2018/wordml/cex" xmlns:w16cid="http://schemas.microsoft.com/office/word/2016/wordml/cid" xmlns:w16="http://schemas.microsoft.com/office/word/2018/wordml" xmlns:w16du="http://schemas.microsoft.com/office/word/2023/wordml/word16du" xmlns:w16sdtdh="http://schemas.microsoft.com/office/word/2020/wordml/sdtdatahash" xmlns:w16sdtfl="http://schemas.microsoft.com/office/word/2024/wordml/sdtformatlock" xmlns:w16se="http://schemas.microsoft.com/office/word/2015/wordml/symex" xmlns:wpg="http://schemas.microsoft.com/office/word/2010/wordprocessingGroup" xmlns:wpi="http://schemas.microsoft.com/office/word/2010/wordprocessingInk" xmlns:wne="http://schemas.microsoft.com/office/word/2006/wordml" xmlns:wps="http://schemas.microsoft.com/office/word/2010/wordprocessingShape" mc:Ignorable="w14 w15 w16se w16cid w16 w16cex w16sdtdh w16sdtfl w16du wp14">
   <w:abstractNum w:abstractNumId="0" w15:restartNumberingAfterBreak="0">
-    <w:nsid w:val="418729A2"/>
+    <w:nsid w:val="43637ECD"/>
     <w:multiLevelType w:val="multilevel"/>
-    <w:tmpl w:val="E15E9060"/>
+    <w:tmpl w:val="974256D4"/>
     <w:lvl w:ilvl="0">
       <w:numFmt w:val="bullet"/>
       <w:lvlText w:val="•"/>
@@ -27491,7 +29034,7 @@
       <w:lvlJc w:val="left"/>
     </w:lvl>
   </w:abstractNum>
-  <w:num w:numId="1" w16cid:durableId="1319118092">
+  <w:num w:numId="1" w16cid:durableId="1157307142">
     <w:abstractNumId w:val="0"/>
   </w:num>
 </w:numbering>
@@ -28111,7 +29654,7 @@
     <w:autoRedefine/>
     <w:uiPriority w:val="39"/>
     <w:unhideWhenUsed/>
-    <w:rsid w:val="006303C3"/>
+    <w:rsid w:val="0031742D"/>
     <w:pPr>
       <w:spacing w:after="100" w:line="278" w:lineRule="auto"/>
       <w:ind w:left="480"/>
@@ -28128,7 +29671,7 @@
     <w:autoRedefine/>
     <w:uiPriority w:val="39"/>
     <w:unhideWhenUsed/>
-    <w:rsid w:val="006303C3"/>
+    <w:rsid w:val="0031742D"/>
     <w:pPr>
       <w:spacing w:after="100" w:line="278" w:lineRule="auto"/>
       <w:ind w:left="720"/>
@@ -28145,7 +29688,7 @@
     <w:autoRedefine/>
     <w:uiPriority w:val="39"/>
     <w:unhideWhenUsed/>
-    <w:rsid w:val="006303C3"/>
+    <w:rsid w:val="0031742D"/>
     <w:pPr>
       <w:spacing w:after="100" w:line="278" w:lineRule="auto"/>
       <w:ind w:left="960"/>
@@ -28162,7 +29705,7 @@
     <w:autoRedefine/>
     <w:uiPriority w:val="39"/>
     <w:unhideWhenUsed/>
-    <w:rsid w:val="006303C3"/>
+    <w:rsid w:val="0031742D"/>
     <w:pPr>
       <w:spacing w:after="100" w:line="278" w:lineRule="auto"/>
       <w:ind w:left="1200"/>
@@ -28179,7 +29722,7 @@
     <w:autoRedefine/>
     <w:uiPriority w:val="39"/>
     <w:unhideWhenUsed/>
-    <w:rsid w:val="006303C3"/>
+    <w:rsid w:val="0031742D"/>
     <w:pPr>
       <w:spacing w:after="100" w:line="278" w:lineRule="auto"/>
       <w:ind w:left="1440"/>
@@ -28196,7 +29739,7 @@
     <w:autoRedefine/>
     <w:uiPriority w:val="39"/>
     <w:unhideWhenUsed/>
-    <w:rsid w:val="006303C3"/>
+    <w:rsid w:val="0031742D"/>
     <w:pPr>
       <w:spacing w:after="100" w:line="278" w:lineRule="auto"/>
       <w:ind w:left="1680"/>
@@ -28213,7 +29756,7 @@
     <w:autoRedefine/>
     <w:uiPriority w:val="39"/>
     <w:unhideWhenUsed/>
-    <w:rsid w:val="006303C3"/>
+    <w:rsid w:val="0031742D"/>
     <w:pPr>
       <w:spacing w:after="100" w:line="278" w:lineRule="auto"/>
       <w:ind w:left="1920"/>
@@ -28228,7 +29771,7 @@
     <w:basedOn w:val="Absatz-Standardschriftart"/>
     <w:uiPriority w:val="99"/>
     <w:unhideWhenUsed/>
-    <w:rsid w:val="006303C3"/>
+    <w:rsid w:val="0031742D"/>
     <w:rPr>
       <w:color w:val="467886" w:themeColor="hyperlink"/>
       <w:u w:val="single"/>
@@ -28240,7 +29783,7 @@
     <w:uiPriority w:val="99"/>
     <w:semiHidden/>
     <w:unhideWhenUsed/>
-    <w:rsid w:val="006303C3"/>
+    <w:rsid w:val="0031742D"/>
     <w:rPr>
       <w:color w:val="605E5C"/>
       <w:shd w:val="clear" w:color="auto" w:fill="E1DFDD"/>

--- a/TrafagSalesExporter/wwwroot/handbuch/Trafag_Cockpit_Handbuch.docx
+++ b/TrafagSalesExporter/wwwroot/handbuch/Trafag_Cockpit_Handbuch.docx
@@ -21,7 +21,7 @@
                     <pic:cNvPicPr/>
                   </pic:nvPicPr>
                   <pic:blipFill>
-                    <a:blip xmlns:r="http://schemas.openxmlformats.org/officeDocument/2006/relationships" r:embed="R040c122263ab473b"/>
+                    <a:blip xmlns:r="http://schemas.openxmlformats.org/officeDocument/2006/relationships" r:embed="Rbc86227cb49a4c85"/>
                     <a:stretch>
                       <a:fillRect/>
                     </a:stretch>
@@ -19488,7 +19488,7 @@
     </w:p>
     <w:p>
       <w:r>
-        <w:t xml:space="preserve">Die Kacheln zeigen dieselben Zahlen wie der Report (siehe nächster Abschnitt). Der Abruf läuft automatisch am 2. Kalendertag jedes Monats für den Zeitraum 1. Januar bis Ende Vormonat und dauert einige Minuten. Pro Berichtsmonat wird ein Stand gespeichert; ein neuer Abruf ersetzt den Stand desselben Monats.</w:t>
+        <w:t xml:space="preserve">Die Kacheln zeigen dieselben Zahlen wie der Report (siehe nächster Abschnitt). Der Abruf läuft automatisch ab dem 2. Kalendertag jedes Monats für den Zeitraum 1. Januar bis Ende Vormonat und dauert einige Minuten. Solange der Vormonat fehlt, versucht die App es alle zwei Stunden erneut, auch nach einem Neustart. Jeder Versuch wird gespeichert und steht in den Admin-Logs unter „Operations KPI“. Fehlt der Vormonat ab dem 3. noch immer, erscheint auf der Übersicht und im Report ein roter Warnhinweis. Pro Berichtsmonat wird ein Stand gespeichert; ein neuer Abruf ersetzt den Stand desselben Monats.</w:t>
       </w:r>
     </w:p>
     <w:p>
@@ -20699,8 +20699,8 @@
       </w:pPr>
     </w:p>
     <w:sectPr>
-      <w:headerReference xmlns:r="http://schemas.openxmlformats.org/officeDocument/2006/relationships" w:type="default" r:id="R92c78b01fa774731"/>
-      <w:footerReference xmlns:r="http://schemas.openxmlformats.org/officeDocument/2006/relationships" w:type="default" r:id="R3507387f876440d8"/>
+      <w:headerReference xmlns:r="http://schemas.openxmlformats.org/officeDocument/2006/relationships" w:type="default" r:id="R4b36b99c914445cb"/>
+      <w:footerReference xmlns:r="http://schemas.openxmlformats.org/officeDocument/2006/relationships" w:type="default" r:id="Re805da03ebf34a9e"/>
       <w:titlePg/>
       <w:pgSz w:w="11906" w:h="16838"/>
       <w:pgMar w:top="1300" w:right="1300" w:bottom="1300" w:left="1300" w:header="600" w:footer="600"/>
@@ -20785,7 +20785,7 @@
                   <pic:cNvPicPr/>
                 </pic:nvPicPr>
                 <pic:blipFill>
-                  <a:blip xmlns:r="http://schemas.openxmlformats.org/officeDocument/2006/relationships" r:embed="Rc5dec7ba82734961"/>
+                  <a:blip xmlns:r="http://schemas.openxmlformats.org/officeDocument/2006/relationships" r:embed="R5059f29e514d4dfa"/>
                   <a:stretch>
                     <a:fillRect/>
                   </a:stretch>

--- a/TrafagSalesExporter/wwwroot/handbuch/Trafag_Cockpit_Handbuch.docx
+++ b/TrafagSalesExporter/wwwroot/handbuch/Trafag_Cockpit_Handbuch.docx
@@ -21,7 +21,7 @@
                     <pic:cNvPicPr/>
                   </pic:nvPicPr>
                   <pic:blipFill>
-                    <a:blip xmlns:r="http://schemas.openxmlformats.org/officeDocument/2006/relationships" r:embed="Rbc86227cb49a4c85"/>
+                    <a:blip xmlns:r="http://schemas.openxmlformats.org/officeDocument/2006/relationships" r:embed="R7cfdc02e4f4542fc"/>
                     <a:stretch>
                       <a:fillRect/>
                     </a:stretch>
@@ -76,7 +76,7 @@
         <w:pStyle w:val="Meta"/>
       </w:pPr>
       <w:r>
-        <w:t xml:space="preserve">Stand der Software: Commit 3ad0dae vom 5. Oktober 2026 · Ausgabe 14.10.2026</w:t>
+        <w:t xml:space="preserve">Stand der Software: Commit 3ad0dae vom 5. Oktober 2026 · Ausgabe 16.10.2026</w:t>
       </w:r>
     </w:p>
     <w:p>
@@ -2991,6 +2991,17 @@
         <w:rPr>
           <w:b/>
         </w:rPr>
+        <w:t xml:space="preserve">Passwörter</w:t>
+      </w:r>
+      <w:r>
+        <w:t xml:space="preserve"> listet alle Bereichs-Logins (Admin, Finance, HR KPI mit Zusatzkonten, Operations, Logistik) mit Benutzer, Status und letzter Änderung. Der angemeldete Admin setzt dort mit „Neu setzen“ ein neues Passwort, ohne das alte zu kennen; es muss mindestens 8 Zeichen lang sein. Gespeichert wird nur ein Hash in der Datenbank, ein Deploy überschreibt ihn nicht. Wer im Bereich angemeldet ist, muss sich danach neu anmelden. Oben auf derselben Seite schaltet „Operations: Login nötig“ das eigene Login für Operations ab: Ist der Schalter aus, sehen und bearbeiten alle mit Windows-Anmeldung den Shopfloor.</w:t>
+      </w:r>
+    </w:p>
+    <w:p>
+      <w:r>
+        <w:rPr>
+          <w:b/>
+        </w:rPr>
         <w:t xml:space="preserve">Standorte</w:t>
       </w:r>
       <w:r>
@@ -19389,7 +19400,7 @@
         <w:t xml:space="preserve">Shopfloor</w:t>
       </w:r>
       <w:r>
-        <w:t xml:space="preserve"> liegt das digitale Shop-Floor-Board, das die Excel-Datei „PPA-Shop-Floor-File“ ersetzt: Pendenzen, Abteilungswerte, Rückstandslisten, Fehlteile, Forecast und die Auslastungsgrafik für das tägliche Shop-Floor-Meeting. Hauptnutzer sind die Leitung Operations, die Produktionsplanung (PPD), die Abteilungsleiter und Teamleiter der Produktion, Einkauf, Verkauf und Logistik. Der Zugang läuft über eine eigene Anmeldung (Benutzer „operations“) oder ein freigegebenes Windows-Konto. Die Liefertreue kommt monatlich direkt aus SAP, das Shopfloor wird werktags um 05:45 und 12:45 Uhr aus SAP ergänzt und sonst im Meeting von Hand gepflegt.</w:t>
+        <w:t xml:space="preserve"> liegt das digitale Shop-Floor-Board, das die Excel-Datei „PPA-Shop-Floor-File“ ersetzt: Pendenzen, Abteilungswerte, Rückstandslisten, Fehlteile, Forecast und die Auslastungsgrafik für das tägliche Shop-Floor-Meeting. Hauptnutzer sind die Leitung Operations, die Produktionsplanung (PPD), die Abteilungsleiter und Teamleiter der Produktion, Einkauf, Verkauf und Logistik. Der Zugang läuft über eine eigene Anmeldung (Benutzer „operations“) oder ein freigegebenes Windows-Konto. Die Liefertreue kommt monatlich direkt aus SAP, das Shopfloor wird werktags um 04:00 und 12:45 Uhr aus SAP ergänzt und sonst im Meeting von Hand gepflegt.</w:t>
       </w:r>
     </w:p>
     <w:p>
@@ -20089,7 +20100,7 @@
     </w:p>
     <w:p>
       <w:r>
-        <w:t xml:space="preserve">Die Daten kommen werktags um 05:45 und 12:45 Uhr aus SAP (Report ZD05, Disponenten 001 und 003). Bemerkung, Liefertermin und Code werden je Material vom Vortag übernommen. Die </w:t>
+        <w:t xml:space="preserve">Die Daten kommen werktags um 04:00 und 12:45 Uhr aus SAP (Report ZD05, Disponenten 001 und 003). Bemerkung, Liefertermin und Code werden je Material vom Vortag übernommen. Die </w:t>
       </w:r>
       <w:r>
         <w:rPr>
@@ -20699,8 +20710,8 @@
       </w:pPr>
     </w:p>
     <w:sectPr>
-      <w:headerReference xmlns:r="http://schemas.openxmlformats.org/officeDocument/2006/relationships" w:type="default" r:id="R4b36b99c914445cb"/>
-      <w:footerReference xmlns:r="http://schemas.openxmlformats.org/officeDocument/2006/relationships" w:type="default" r:id="Re805da03ebf34a9e"/>
+      <w:headerReference xmlns:r="http://schemas.openxmlformats.org/officeDocument/2006/relationships" w:type="default" r:id="R2091c8f875ff4508"/>
+      <w:footerReference xmlns:r="http://schemas.openxmlformats.org/officeDocument/2006/relationships" w:type="default" r:id="Ra85f49d6a09f43db"/>
       <w:titlePg/>
       <w:pgSz w:w="11906" w:h="16838"/>
       <w:pgMar w:top="1300" w:right="1300" w:bottom="1300" w:left="1300" w:header="600" w:footer="600"/>
@@ -20785,7 +20796,7 @@
                   <pic:cNvPicPr/>
                 </pic:nvPicPr>
                 <pic:blipFill>
-                  <a:blip xmlns:r="http://schemas.openxmlformats.org/officeDocument/2006/relationships" r:embed="R5059f29e514d4dfa"/>
+                  <a:blip xmlns:r="http://schemas.openxmlformats.org/officeDocument/2006/relationships" r:embed="Re1de2b4ab0e94dd2"/>
                   <a:stretch>
                     <a:fillRect/>
                   </a:stretch>

--- a/TrafagSalesExporter/wwwroot/handbuch/Trafag_Cockpit_Handbuch.docx
+++ b/TrafagSalesExporter/wwwroot/handbuch/Trafag_Cockpit_Handbuch.docx
@@ -13,7 +13,7 @@
           <w:noProof/>
         </w:rPr>
         <w:drawing>
-          <wp:inline distT="0" distB="0" distL="0" distR="0" wp14:anchorId="1613C4AB" wp14:editId="0F6C7EC2">
+          <wp:inline distT="0" distB="0" distL="0" distR="0" wp14:anchorId="3D0C5901" wp14:editId="1DBF628B">
             <wp:extent cx="1655999" cy="803159"/>
             <wp:effectExtent l="0" t="0" r="0" b="0"/>
             <wp:docPr id="1" name="Trafag Logo"/>
@@ -129,7 +129,7 @@
       <w:r>
         <w:fldChar w:fldCharType="separate"/>
       </w:r>
-      <w:hyperlink w:anchor="_Toc243034749" w:history="1">
+      <w:hyperlink w:anchor="_Toc243037402" w:history="1">
         <w:r>
           <w:rPr>
             <w:rStyle w:val="Hyperlink"/>
@@ -156,7 +156,7 @@
             <w:noProof/>
             <w:webHidden/>
           </w:rPr>
-          <w:instrText xml:space="preserve"> PAGEREF _Toc243034749 \h </w:instrText>
+          <w:instrText xml:space="preserve"> PAGEREF _Toc243037402 \h </w:instrText>
         </w:r>
         <w:r>
           <w:rPr>
@@ -199,7 +199,7 @@
           <w:sz w:val="24"/>
         </w:rPr>
       </w:pPr>
-      <w:hyperlink w:anchor="_Toc243034750" w:history="1">
+      <w:hyperlink w:anchor="_Toc243037403" w:history="1">
         <w:r>
           <w:rPr>
             <w:rStyle w:val="Hyperlink"/>
@@ -226,7 +226,7 @@
             <w:noProof/>
             <w:webHidden/>
           </w:rPr>
-          <w:instrText xml:space="preserve"> PAGEREF _Toc243034750 \h </w:instrText>
+          <w:instrText xml:space="preserve"> PAGEREF _Toc243037403 \h </w:instrText>
         </w:r>
         <w:r>
           <w:rPr>
@@ -269,7 +269,7 @@
           <w:sz w:val="24"/>
         </w:rPr>
       </w:pPr>
-      <w:hyperlink w:anchor="_Toc243034751" w:history="1">
+      <w:hyperlink w:anchor="_Toc243037404" w:history="1">
         <w:r>
           <w:rPr>
             <w:rStyle w:val="Hyperlink"/>
@@ -296,7 +296,7 @@
             <w:noProof/>
             <w:webHidden/>
           </w:rPr>
-          <w:instrText xml:space="preserve"> PAGEREF _Toc243034751 \h </w:instrText>
+          <w:instrText xml:space="preserve"> PAGEREF _Toc243037404 \h </w:instrText>
         </w:r>
         <w:r>
           <w:rPr>
@@ -339,7 +339,7 @@
           <w:sz w:val="24"/>
         </w:rPr>
       </w:pPr>
-      <w:hyperlink w:anchor="_Toc243034752" w:history="1">
+      <w:hyperlink w:anchor="_Toc243037405" w:history="1">
         <w:r>
           <w:rPr>
             <w:rStyle w:val="Hyperlink"/>
@@ -366,7 +366,7 @@
             <w:noProof/>
             <w:webHidden/>
           </w:rPr>
-          <w:instrText xml:space="preserve"> PAGEREF _Toc243034752 \h </w:instrText>
+          <w:instrText xml:space="preserve"> PAGEREF _Toc243037405 \h </w:instrText>
         </w:r>
         <w:r>
           <w:rPr>
@@ -409,7 +409,7 @@
           <w:sz w:val="24"/>
         </w:rPr>
       </w:pPr>
-      <w:hyperlink w:anchor="_Toc243034753" w:history="1">
+      <w:hyperlink w:anchor="_Toc243037406" w:history="1">
         <w:r>
           <w:rPr>
             <w:rStyle w:val="Hyperlink"/>
@@ -436,7 +436,7 @@
             <w:noProof/>
             <w:webHidden/>
           </w:rPr>
-          <w:instrText xml:space="preserve"> PAGEREF _Toc243034753 \h </w:instrText>
+          <w:instrText xml:space="preserve"> PAGEREF _Toc243037406 \h </w:instrText>
         </w:r>
         <w:r>
           <w:rPr>
@@ -480,7 +480,7 @@
           <w:sz w:val="24"/>
         </w:rPr>
       </w:pPr>
-      <w:hyperlink w:anchor="_Toc243034754" w:history="1">
+      <w:hyperlink w:anchor="_Toc243037407" w:history="1">
         <w:r>
           <w:rPr>
             <w:rStyle w:val="Hyperlink"/>
@@ -507,7 +507,7 @@
             <w:noProof/>
             <w:webHidden/>
           </w:rPr>
-          <w:instrText xml:space="preserve"> PAGEREF _Toc243034754 \h </w:instrText>
+          <w:instrText xml:space="preserve"> PAGEREF _Toc243037407 \h </w:instrText>
         </w:r>
         <w:r>
           <w:rPr>
@@ -550,7 +550,7 @@
           <w:sz w:val="24"/>
         </w:rPr>
       </w:pPr>
-      <w:hyperlink w:anchor="_Toc243034755" w:history="1">
+      <w:hyperlink w:anchor="_Toc243037408" w:history="1">
         <w:r>
           <w:rPr>
             <w:rStyle w:val="Hyperlink"/>
@@ -577,7 +577,7 @@
             <w:noProof/>
             <w:webHidden/>
           </w:rPr>
-          <w:instrText xml:space="preserve"> PAGEREF _Toc243034755 \h </w:instrText>
+          <w:instrText xml:space="preserve"> PAGEREF _Toc243037408 \h </w:instrText>
         </w:r>
         <w:r>
           <w:rPr>
@@ -620,7 +620,7 @@
           <w:sz w:val="24"/>
         </w:rPr>
       </w:pPr>
-      <w:hyperlink w:anchor="_Toc243034756" w:history="1">
+      <w:hyperlink w:anchor="_Toc243037409" w:history="1">
         <w:r>
           <w:rPr>
             <w:rStyle w:val="Hyperlink"/>
@@ -647,7 +647,7 @@
             <w:noProof/>
             <w:webHidden/>
           </w:rPr>
-          <w:instrText xml:space="preserve"> PAGEREF _Toc243034756 \h </w:instrText>
+          <w:instrText xml:space="preserve"> PAGEREF _Toc243037409 \h </w:instrText>
         </w:r>
         <w:r>
           <w:rPr>
@@ -690,7 +690,7 @@
           <w:sz w:val="24"/>
         </w:rPr>
       </w:pPr>
-      <w:hyperlink w:anchor="_Toc243034757" w:history="1">
+      <w:hyperlink w:anchor="_Toc243037410" w:history="1">
         <w:r>
           <w:rPr>
             <w:rStyle w:val="Hyperlink"/>
@@ -717,7 +717,7 @@
             <w:noProof/>
             <w:webHidden/>
           </w:rPr>
-          <w:instrText xml:space="preserve"> PAGEREF _Toc243034757 \h </w:instrText>
+          <w:instrText xml:space="preserve"> PAGEREF _Toc243037410 \h </w:instrText>
         </w:r>
         <w:r>
           <w:rPr>
@@ -760,7 +760,7 @@
           <w:sz w:val="24"/>
         </w:rPr>
       </w:pPr>
-      <w:hyperlink w:anchor="_Toc243034758" w:history="1">
+      <w:hyperlink w:anchor="_Toc243037411" w:history="1">
         <w:r>
           <w:rPr>
             <w:rStyle w:val="Hyperlink"/>
@@ -787,7 +787,7 @@
             <w:noProof/>
             <w:webHidden/>
           </w:rPr>
-          <w:instrText xml:space="preserve"> PAGEREF _Toc243034758 \h </w:instrText>
+          <w:instrText xml:space="preserve"> PAGEREF _Toc243037411 \h </w:instrText>
         </w:r>
         <w:r>
           <w:rPr>
@@ -830,7 +830,7 @@
           <w:sz w:val="24"/>
         </w:rPr>
       </w:pPr>
-      <w:hyperlink w:anchor="_Toc243034759" w:history="1">
+      <w:hyperlink w:anchor="_Toc243037412" w:history="1">
         <w:r>
           <w:rPr>
             <w:rStyle w:val="Hyperlink"/>
@@ -857,7 +857,7 @@
             <w:noProof/>
             <w:webHidden/>
           </w:rPr>
-          <w:instrText xml:space="preserve"> PAGEREF _Toc243034759 \h </w:instrText>
+          <w:instrText xml:space="preserve"> PAGEREF _Toc243037412 \h </w:instrText>
         </w:r>
         <w:r>
           <w:rPr>
@@ -900,7 +900,7 @@
           <w:sz w:val="24"/>
         </w:rPr>
       </w:pPr>
-      <w:hyperlink w:anchor="_Toc243034760" w:history="1">
+      <w:hyperlink w:anchor="_Toc243037413" w:history="1">
         <w:r>
           <w:rPr>
             <w:rStyle w:val="Hyperlink"/>
@@ -927,7 +927,7 @@
             <w:noProof/>
             <w:webHidden/>
           </w:rPr>
-          <w:instrText xml:space="preserve"> PAGEREF _Toc243034760 \h </w:instrText>
+          <w:instrText xml:space="preserve"> PAGEREF _Toc243037413 \h </w:instrText>
         </w:r>
         <w:r>
           <w:rPr>
@@ -970,7 +970,7 @@
           <w:sz w:val="24"/>
         </w:rPr>
       </w:pPr>
-      <w:hyperlink w:anchor="_Toc243034761" w:history="1">
+      <w:hyperlink w:anchor="_Toc243037414" w:history="1">
         <w:r>
           <w:rPr>
             <w:rStyle w:val="Hyperlink"/>
@@ -997,7 +997,7 @@
             <w:noProof/>
             <w:webHidden/>
           </w:rPr>
-          <w:instrText xml:space="preserve"> PAGEREF _Toc243034761 \h </w:instrText>
+          <w:instrText xml:space="preserve"> PAGEREF _Toc243037414 \h </w:instrText>
         </w:r>
         <w:r>
           <w:rPr>
@@ -1040,7 +1040,7 @@
           <w:sz w:val="24"/>
         </w:rPr>
       </w:pPr>
-      <w:hyperlink w:anchor="_Toc243034762" w:history="1">
+      <w:hyperlink w:anchor="_Toc243037415" w:history="1">
         <w:r>
           <w:rPr>
             <w:rStyle w:val="Hyperlink"/>
@@ -1067,7 +1067,7 @@
             <w:noProof/>
             <w:webHidden/>
           </w:rPr>
-          <w:instrText xml:space="preserve"> PAGEREF _Toc243034762 \h </w:instrText>
+          <w:instrText xml:space="preserve"> PAGEREF _Toc243037415 \h </w:instrText>
         </w:r>
         <w:r>
           <w:rPr>
@@ -1110,7 +1110,7 @@
           <w:sz w:val="24"/>
         </w:rPr>
       </w:pPr>
-      <w:hyperlink w:anchor="_Toc243034763" w:history="1">
+      <w:hyperlink w:anchor="_Toc243037416" w:history="1">
         <w:r>
           <w:rPr>
             <w:rStyle w:val="Hyperlink"/>
@@ -1137,7 +1137,7 @@
             <w:noProof/>
             <w:webHidden/>
           </w:rPr>
-          <w:instrText xml:space="preserve"> PAGEREF _Toc243034763 \h </w:instrText>
+          <w:instrText xml:space="preserve"> PAGEREF _Toc243037416 \h </w:instrText>
         </w:r>
         <w:r>
           <w:rPr>
@@ -1180,7 +1180,7 @@
           <w:sz w:val="24"/>
         </w:rPr>
       </w:pPr>
-      <w:hyperlink w:anchor="_Toc243034764" w:history="1">
+      <w:hyperlink w:anchor="_Toc243037417" w:history="1">
         <w:r>
           <w:rPr>
             <w:rStyle w:val="Hyperlink"/>
@@ -1207,7 +1207,7 @@
             <w:noProof/>
             <w:webHidden/>
           </w:rPr>
-          <w:instrText xml:space="preserve"> PAGEREF _Toc243034764 \h </w:instrText>
+          <w:instrText xml:space="preserve"> PAGEREF _Toc243037417 \h </w:instrText>
         </w:r>
         <w:r>
           <w:rPr>
@@ -1250,7 +1250,7 @@
           <w:sz w:val="24"/>
         </w:rPr>
       </w:pPr>
-      <w:hyperlink w:anchor="_Toc243034765" w:history="1">
+      <w:hyperlink w:anchor="_Toc243037418" w:history="1">
         <w:r>
           <w:rPr>
             <w:rStyle w:val="Hyperlink"/>
@@ -1277,7 +1277,7 @@
             <w:noProof/>
             <w:webHidden/>
           </w:rPr>
-          <w:instrText xml:space="preserve"> PAGEREF _Toc243034765 \h </w:instrText>
+          <w:instrText xml:space="preserve"> PAGEREF _Toc243037418 \h </w:instrText>
         </w:r>
         <w:r>
           <w:rPr>
@@ -1320,7 +1320,7 @@
           <w:sz w:val="24"/>
         </w:rPr>
       </w:pPr>
-      <w:hyperlink w:anchor="_Toc243034766" w:history="1">
+      <w:hyperlink w:anchor="_Toc243037419" w:history="1">
         <w:r>
           <w:rPr>
             <w:rStyle w:val="Hyperlink"/>
@@ -1347,7 +1347,7 @@
             <w:noProof/>
             <w:webHidden/>
           </w:rPr>
-          <w:instrText xml:space="preserve"> PAGEREF _Toc243034766 \h </w:instrText>
+          <w:instrText xml:space="preserve"> PAGEREF _Toc243037419 \h </w:instrText>
         </w:r>
         <w:r>
           <w:rPr>
@@ -1390,7 +1390,7 @@
           <w:sz w:val="24"/>
         </w:rPr>
       </w:pPr>
-      <w:hyperlink w:anchor="_Toc243034767" w:history="1">
+      <w:hyperlink w:anchor="_Toc243037420" w:history="1">
         <w:r>
           <w:rPr>
             <w:rStyle w:val="Hyperlink"/>
@@ -1417,7 +1417,7 @@
             <w:noProof/>
             <w:webHidden/>
           </w:rPr>
-          <w:instrText xml:space="preserve"> PAGEREF _Toc243034767 \h </w:instrText>
+          <w:instrText xml:space="preserve"> PAGEREF _Toc243037420 \h </w:instrText>
         </w:r>
         <w:r>
           <w:rPr>
@@ -1460,7 +1460,7 @@
           <w:sz w:val="24"/>
         </w:rPr>
       </w:pPr>
-      <w:hyperlink w:anchor="_Toc243034768" w:history="1">
+      <w:hyperlink w:anchor="_Toc243037421" w:history="1">
         <w:r>
           <w:rPr>
             <w:rStyle w:val="Hyperlink"/>
@@ -1487,7 +1487,7 @@
             <w:noProof/>
             <w:webHidden/>
           </w:rPr>
-          <w:instrText xml:space="preserve"> PAGEREF _Toc243034768 \h </w:instrText>
+          <w:instrText xml:space="preserve"> PAGEREF _Toc243037421 \h </w:instrText>
         </w:r>
         <w:r>
           <w:rPr>
@@ -1530,7 +1530,7 @@
           <w:sz w:val="24"/>
         </w:rPr>
       </w:pPr>
-      <w:hyperlink w:anchor="_Toc243034769" w:history="1">
+      <w:hyperlink w:anchor="_Toc243037422" w:history="1">
         <w:r>
           <w:rPr>
             <w:rStyle w:val="Hyperlink"/>
@@ -1557,7 +1557,7 @@
             <w:noProof/>
             <w:webHidden/>
           </w:rPr>
-          <w:instrText xml:space="preserve"> PAGEREF _Toc243034769 \h </w:instrText>
+          <w:instrText xml:space="preserve"> PAGEREF _Toc243037422 \h </w:instrText>
         </w:r>
         <w:r>
           <w:rPr>
@@ -1600,7 +1600,7 @@
           <w:sz w:val="24"/>
         </w:rPr>
       </w:pPr>
-      <w:hyperlink w:anchor="_Toc243034770" w:history="1">
+      <w:hyperlink w:anchor="_Toc243037423" w:history="1">
         <w:r>
           <w:rPr>
             <w:rStyle w:val="Hyperlink"/>
@@ -1627,7 +1627,7 @@
             <w:noProof/>
             <w:webHidden/>
           </w:rPr>
-          <w:instrText xml:space="preserve"> PAGEREF _Toc243034770 \h </w:instrText>
+          <w:instrText xml:space="preserve"> PAGEREF _Toc243037423 \h </w:instrText>
         </w:r>
         <w:r>
           <w:rPr>
@@ -1670,7 +1670,7 @@
           <w:sz w:val="24"/>
         </w:rPr>
       </w:pPr>
-      <w:hyperlink w:anchor="_Toc243034771" w:history="1">
+      <w:hyperlink w:anchor="_Toc243037424" w:history="1">
         <w:r>
           <w:rPr>
             <w:rStyle w:val="Hyperlink"/>
@@ -1697,7 +1697,7 @@
             <w:noProof/>
             <w:webHidden/>
           </w:rPr>
-          <w:instrText xml:space="preserve"> PAGEREF _Toc243034771 \h </w:instrText>
+          <w:instrText xml:space="preserve"> PAGEREF _Toc243037424 \h </w:instrText>
         </w:r>
         <w:r>
           <w:rPr>
@@ -1740,7 +1740,7 @@
           <w:sz w:val="24"/>
         </w:rPr>
       </w:pPr>
-      <w:hyperlink w:anchor="_Toc243034772" w:history="1">
+      <w:hyperlink w:anchor="_Toc243037425" w:history="1">
         <w:r>
           <w:rPr>
             <w:rStyle w:val="Hyperlink"/>
@@ -1767,7 +1767,7 @@
             <w:noProof/>
             <w:webHidden/>
           </w:rPr>
-          <w:instrText xml:space="preserve"> PAGEREF _Toc243034772 \h </w:instrText>
+          <w:instrText xml:space="preserve"> PAGEREF _Toc243037425 \h </w:instrText>
         </w:r>
         <w:r>
           <w:rPr>
@@ -1810,7 +1810,7 @@
           <w:sz w:val="24"/>
         </w:rPr>
       </w:pPr>
-      <w:hyperlink w:anchor="_Toc243034773" w:history="1">
+      <w:hyperlink w:anchor="_Toc243037426" w:history="1">
         <w:r>
           <w:rPr>
             <w:rStyle w:val="Hyperlink"/>
@@ -1837,7 +1837,7 @@
             <w:noProof/>
             <w:webHidden/>
           </w:rPr>
-          <w:instrText xml:space="preserve"> PAGEREF _Toc243034773 \h </w:instrText>
+          <w:instrText xml:space="preserve"> PAGEREF _Toc243037426 \h </w:instrText>
         </w:r>
         <w:r>
           <w:rPr>
@@ -1880,7 +1880,7 @@
           <w:sz w:val="24"/>
         </w:rPr>
       </w:pPr>
-      <w:hyperlink w:anchor="_Toc243034774" w:history="1">
+      <w:hyperlink w:anchor="_Toc243037427" w:history="1">
         <w:r>
           <w:rPr>
             <w:rStyle w:val="Hyperlink"/>
@@ -1907,7 +1907,7 @@
             <w:noProof/>
             <w:webHidden/>
           </w:rPr>
-          <w:instrText xml:space="preserve"> PAGEREF _Toc243034774 \h </w:instrText>
+          <w:instrText xml:space="preserve"> PAGEREF _Toc243037427 \h </w:instrText>
         </w:r>
         <w:r>
           <w:rPr>
@@ -1950,7 +1950,7 @@
           <w:sz w:val="24"/>
         </w:rPr>
       </w:pPr>
-      <w:hyperlink w:anchor="_Toc243034775" w:history="1">
+      <w:hyperlink w:anchor="_Toc243037428" w:history="1">
         <w:r>
           <w:rPr>
             <w:rStyle w:val="Hyperlink"/>
@@ -1977,7 +1977,7 @@
             <w:noProof/>
             <w:webHidden/>
           </w:rPr>
-          <w:instrText xml:space="preserve"> PAGEREF _Toc243034775 \h </w:instrText>
+          <w:instrText xml:space="preserve"> PAGEREF _Toc243037428 \h </w:instrText>
         </w:r>
         <w:r>
           <w:rPr>
@@ -2020,7 +2020,7 @@
           <w:sz w:val="24"/>
         </w:rPr>
       </w:pPr>
-      <w:hyperlink w:anchor="_Toc243034776" w:history="1">
+      <w:hyperlink w:anchor="_Toc243037429" w:history="1">
         <w:r>
           <w:rPr>
             <w:rStyle w:val="Hyperlink"/>
@@ -2047,7 +2047,7 @@
             <w:noProof/>
             <w:webHidden/>
           </w:rPr>
-          <w:instrText xml:space="preserve"> PAGEREF _Toc243034776 \h </w:instrText>
+          <w:instrText xml:space="preserve"> PAGEREF _Toc243037429 \h </w:instrText>
         </w:r>
         <w:r>
           <w:rPr>
@@ -2090,7 +2090,7 @@
           <w:sz w:val="24"/>
         </w:rPr>
       </w:pPr>
-      <w:hyperlink w:anchor="_Toc243034777" w:history="1">
+      <w:hyperlink w:anchor="_Toc243037430" w:history="1">
         <w:r>
           <w:rPr>
             <w:rStyle w:val="Hyperlink"/>
@@ -2117,7 +2117,7 @@
             <w:noProof/>
             <w:webHidden/>
           </w:rPr>
-          <w:instrText xml:space="preserve"> PAGEREF _Toc243034777 \h </w:instrText>
+          <w:instrText xml:space="preserve"> PAGEREF _Toc243037430 \h </w:instrText>
         </w:r>
         <w:r>
           <w:rPr>
@@ -2160,7 +2160,7 @@
           <w:sz w:val="24"/>
         </w:rPr>
       </w:pPr>
-      <w:hyperlink w:anchor="_Toc243034778" w:history="1">
+      <w:hyperlink w:anchor="_Toc243037431" w:history="1">
         <w:r>
           <w:rPr>
             <w:rStyle w:val="Hyperlink"/>
@@ -2187,7 +2187,7 @@
             <w:noProof/>
             <w:webHidden/>
           </w:rPr>
-          <w:instrText xml:space="preserve"> PAGEREF _Toc243034778 \h </w:instrText>
+          <w:instrText xml:space="preserve"> PAGEREF _Toc243037431 \h </w:instrText>
         </w:r>
         <w:r>
           <w:rPr>
@@ -2230,7 +2230,7 @@
           <w:sz w:val="24"/>
         </w:rPr>
       </w:pPr>
-      <w:hyperlink w:anchor="_Toc243034779" w:history="1">
+      <w:hyperlink w:anchor="_Toc243037432" w:history="1">
         <w:r>
           <w:rPr>
             <w:rStyle w:val="Hyperlink"/>
@@ -2257,7 +2257,7 @@
             <w:noProof/>
             <w:webHidden/>
           </w:rPr>
-          <w:instrText xml:space="preserve"> PAGEREF _Toc243034779 \h </w:instrText>
+          <w:instrText xml:space="preserve"> PAGEREF _Toc243037432 \h </w:instrText>
         </w:r>
         <w:r>
           <w:rPr>
@@ -2301,7 +2301,7 @@
           <w:sz w:val="24"/>
         </w:rPr>
       </w:pPr>
-      <w:hyperlink w:anchor="_Toc243034780" w:history="1">
+      <w:hyperlink w:anchor="_Toc243037433" w:history="1">
         <w:r>
           <w:rPr>
             <w:rStyle w:val="Hyperlink"/>
@@ -2328,7 +2328,7 @@
             <w:noProof/>
             <w:webHidden/>
           </w:rPr>
-          <w:instrText xml:space="preserve"> PAGEREF _Toc243034780 \h </w:instrText>
+          <w:instrText xml:space="preserve"> PAGEREF _Toc243037433 \h </w:instrText>
         </w:r>
         <w:r>
           <w:rPr>
@@ -2371,7 +2371,7 @@
           <w:sz w:val="24"/>
         </w:rPr>
       </w:pPr>
-      <w:hyperlink w:anchor="_Toc243034781" w:history="1">
+      <w:hyperlink w:anchor="_Toc243037434" w:history="1">
         <w:r>
           <w:rPr>
             <w:rStyle w:val="Hyperlink"/>
@@ -2398,7 +2398,7 @@
             <w:noProof/>
             <w:webHidden/>
           </w:rPr>
-          <w:instrText xml:space="preserve"> PAGEREF _Toc243034781 \h </w:instrText>
+          <w:instrText xml:space="preserve"> PAGEREF _Toc243037434 \h </w:instrText>
         </w:r>
         <w:r>
           <w:rPr>
@@ -2441,7 +2441,7 @@
           <w:sz w:val="24"/>
         </w:rPr>
       </w:pPr>
-      <w:hyperlink w:anchor="_Toc243034782" w:history="1">
+      <w:hyperlink w:anchor="_Toc243037435" w:history="1">
         <w:r>
           <w:rPr>
             <w:rStyle w:val="Hyperlink"/>
@@ -2468,7 +2468,7 @@
             <w:noProof/>
             <w:webHidden/>
           </w:rPr>
-          <w:instrText xml:space="preserve"> PAGEREF _Toc243034782 \h </w:instrText>
+          <w:instrText xml:space="preserve"> PAGEREF _Toc243037435 \h </w:instrText>
         </w:r>
         <w:r>
           <w:rPr>
@@ -2511,7 +2511,7 @@
           <w:sz w:val="24"/>
         </w:rPr>
       </w:pPr>
-      <w:hyperlink w:anchor="_Toc243034783" w:history="1">
+      <w:hyperlink w:anchor="_Toc243037436" w:history="1">
         <w:r>
           <w:rPr>
             <w:rStyle w:val="Hyperlink"/>
@@ -2538,7 +2538,7 @@
             <w:noProof/>
             <w:webHidden/>
           </w:rPr>
-          <w:instrText xml:space="preserve"> PAGEREF _Toc243034783 \h </w:instrText>
+          <w:instrText xml:space="preserve"> PAGEREF _Toc243037436 \h </w:instrText>
         </w:r>
         <w:r>
           <w:rPr>
@@ -2581,7 +2581,7 @@
           <w:sz w:val="24"/>
         </w:rPr>
       </w:pPr>
-      <w:hyperlink w:anchor="_Toc243034784" w:history="1">
+      <w:hyperlink w:anchor="_Toc243037437" w:history="1">
         <w:r>
           <w:rPr>
             <w:rStyle w:val="Hyperlink"/>
@@ -2608,7 +2608,7 @@
             <w:noProof/>
             <w:webHidden/>
           </w:rPr>
-          <w:instrText xml:space="preserve"> PAGEREF _Toc243034784 \h </w:instrText>
+          <w:instrText xml:space="preserve"> PAGEREF _Toc243037437 \h </w:instrText>
         </w:r>
         <w:r>
           <w:rPr>
@@ -2651,7 +2651,7 @@
           <w:sz w:val="24"/>
         </w:rPr>
       </w:pPr>
-      <w:hyperlink w:anchor="_Toc243034785" w:history="1">
+      <w:hyperlink w:anchor="_Toc243037438" w:history="1">
         <w:r>
           <w:rPr>
             <w:rStyle w:val="Hyperlink"/>
@@ -2678,7 +2678,7 @@
             <w:noProof/>
             <w:webHidden/>
           </w:rPr>
-          <w:instrText xml:space="preserve"> PAGEREF _Toc243034785 \h </w:instrText>
+          <w:instrText xml:space="preserve"> PAGEREF _Toc243037438 \h </w:instrText>
         </w:r>
         <w:r>
           <w:rPr>
@@ -2721,7 +2721,7 @@
           <w:sz w:val="24"/>
         </w:rPr>
       </w:pPr>
-      <w:hyperlink w:anchor="_Toc243034786" w:history="1">
+      <w:hyperlink w:anchor="_Toc243037439" w:history="1">
         <w:r>
           <w:rPr>
             <w:rStyle w:val="Hyperlink"/>
@@ -2748,7 +2748,7 @@
             <w:noProof/>
             <w:webHidden/>
           </w:rPr>
-          <w:instrText xml:space="preserve"> PAGEREF _Toc243034786 \h </w:instrText>
+          <w:instrText xml:space="preserve"> PAGEREF _Toc243037439 \h </w:instrText>
         </w:r>
         <w:r>
           <w:rPr>
@@ -2791,7 +2791,7 @@
           <w:sz w:val="24"/>
         </w:rPr>
       </w:pPr>
-      <w:hyperlink w:anchor="_Toc243034787" w:history="1">
+      <w:hyperlink w:anchor="_Toc243037440" w:history="1">
         <w:r>
           <w:rPr>
             <w:rStyle w:val="Hyperlink"/>
@@ -2818,7 +2818,7 @@
             <w:noProof/>
             <w:webHidden/>
           </w:rPr>
-          <w:instrText xml:space="preserve"> PAGEREF _Toc243034787 \h </w:instrText>
+          <w:instrText xml:space="preserve"> PAGEREF _Toc243037440 \h </w:instrText>
         </w:r>
         <w:r>
           <w:rPr>
@@ -2861,7 +2861,7 @@
           <w:sz w:val="24"/>
         </w:rPr>
       </w:pPr>
-      <w:hyperlink w:anchor="_Toc243034788" w:history="1">
+      <w:hyperlink w:anchor="_Toc243037441" w:history="1">
         <w:r>
           <w:rPr>
             <w:rStyle w:val="Hyperlink"/>
@@ -2888,7 +2888,7 @@
             <w:noProof/>
             <w:webHidden/>
           </w:rPr>
-          <w:instrText xml:space="preserve"> PAGEREF _Toc243034788 \h </w:instrText>
+          <w:instrText xml:space="preserve"> PAGEREF _Toc243037441 \h </w:instrText>
         </w:r>
         <w:r>
           <w:rPr>
@@ -2931,7 +2931,7 @@
           <w:sz w:val="24"/>
         </w:rPr>
       </w:pPr>
-      <w:hyperlink w:anchor="_Toc243034789" w:history="1">
+      <w:hyperlink w:anchor="_Toc243037442" w:history="1">
         <w:r>
           <w:rPr>
             <w:rStyle w:val="Hyperlink"/>
@@ -2958,7 +2958,7 @@
             <w:noProof/>
             <w:webHidden/>
           </w:rPr>
-          <w:instrText xml:space="preserve"> PAGEREF _Toc243034789 \h </w:instrText>
+          <w:instrText xml:space="preserve"> PAGEREF _Toc243037442 \h </w:instrText>
         </w:r>
         <w:r>
           <w:rPr>
@@ -3001,7 +3001,7 @@
           <w:sz w:val="24"/>
         </w:rPr>
       </w:pPr>
-      <w:hyperlink w:anchor="_Toc243034790" w:history="1">
+      <w:hyperlink w:anchor="_Toc243037443" w:history="1">
         <w:r>
           <w:rPr>
             <w:rStyle w:val="Hyperlink"/>
@@ -3028,7 +3028,7 @@
             <w:noProof/>
             <w:webHidden/>
           </w:rPr>
-          <w:instrText xml:space="preserve"> PAGEREF _Toc243034790 \h </w:instrText>
+          <w:instrText xml:space="preserve"> PAGEREF _Toc243037443 \h </w:instrText>
         </w:r>
         <w:r>
           <w:rPr>
@@ -3071,7 +3071,7 @@
           <w:sz w:val="24"/>
         </w:rPr>
       </w:pPr>
-      <w:hyperlink w:anchor="_Toc243034791" w:history="1">
+      <w:hyperlink w:anchor="_Toc243037444" w:history="1">
         <w:r>
           <w:rPr>
             <w:rStyle w:val="Hyperlink"/>
@@ -3098,7 +3098,7 @@
             <w:noProof/>
             <w:webHidden/>
           </w:rPr>
-          <w:instrText xml:space="preserve"> PAGEREF _Toc243034791 \h </w:instrText>
+          <w:instrText xml:space="preserve"> PAGEREF _Toc243037444 \h </w:instrText>
         </w:r>
         <w:r>
           <w:rPr>
@@ -3141,7 +3141,7 @@
           <w:sz w:val="24"/>
         </w:rPr>
       </w:pPr>
-      <w:hyperlink w:anchor="_Toc243034792" w:history="1">
+      <w:hyperlink w:anchor="_Toc243037445" w:history="1">
         <w:r>
           <w:rPr>
             <w:rStyle w:val="Hyperlink"/>
@@ -3168,7 +3168,7 @@
             <w:noProof/>
             <w:webHidden/>
           </w:rPr>
-          <w:instrText xml:space="preserve"> PAGEREF _Toc243034792 \h </w:instrText>
+          <w:instrText xml:space="preserve"> PAGEREF _Toc243037445 \h </w:instrText>
         </w:r>
         <w:r>
           <w:rPr>
@@ -3211,7 +3211,7 @@
           <w:sz w:val="24"/>
         </w:rPr>
       </w:pPr>
-      <w:hyperlink w:anchor="_Toc243034793" w:history="1">
+      <w:hyperlink w:anchor="_Toc243037446" w:history="1">
         <w:r>
           <w:rPr>
             <w:rStyle w:val="Hyperlink"/>
@@ -3238,7 +3238,7 @@
             <w:noProof/>
             <w:webHidden/>
           </w:rPr>
-          <w:instrText xml:space="preserve"> PAGEREF _Toc243034793 \h </w:instrText>
+          <w:instrText xml:space="preserve"> PAGEREF _Toc243037446 \h </w:instrText>
         </w:r>
         <w:r>
           <w:rPr>
@@ -3281,7 +3281,7 @@
           <w:sz w:val="24"/>
         </w:rPr>
       </w:pPr>
-      <w:hyperlink w:anchor="_Toc243034794" w:history="1">
+      <w:hyperlink w:anchor="_Toc243037447" w:history="1">
         <w:r>
           <w:rPr>
             <w:rStyle w:val="Hyperlink"/>
@@ -3308,7 +3308,7 @@
             <w:noProof/>
             <w:webHidden/>
           </w:rPr>
-          <w:instrText xml:space="preserve"> PAGEREF _Toc243034794 \h </w:instrText>
+          <w:instrText xml:space="preserve"> PAGEREF _Toc243037447 \h </w:instrText>
         </w:r>
         <w:r>
           <w:rPr>
@@ -3351,7 +3351,7 @@
           <w:sz w:val="24"/>
         </w:rPr>
       </w:pPr>
-      <w:hyperlink w:anchor="_Toc243034795" w:history="1">
+      <w:hyperlink w:anchor="_Toc243037448" w:history="1">
         <w:r>
           <w:rPr>
             <w:rStyle w:val="Hyperlink"/>
@@ -3378,7 +3378,7 @@
             <w:noProof/>
             <w:webHidden/>
           </w:rPr>
-          <w:instrText xml:space="preserve"> PAGEREF _Toc243034795 \h </w:instrText>
+          <w:instrText xml:space="preserve"> PAGEREF _Toc243037448 \h </w:instrText>
         </w:r>
         <w:r>
           <w:rPr>
@@ -3421,7 +3421,7 @@
           <w:sz w:val="24"/>
         </w:rPr>
       </w:pPr>
-      <w:hyperlink w:anchor="_Toc243034796" w:history="1">
+      <w:hyperlink w:anchor="_Toc243037449" w:history="1">
         <w:r>
           <w:rPr>
             <w:rStyle w:val="Hyperlink"/>
@@ -3448,7 +3448,7 @@
             <w:noProof/>
             <w:webHidden/>
           </w:rPr>
-          <w:instrText xml:space="preserve"> PAGEREF _Toc243034796 \h </w:instrText>
+          <w:instrText xml:space="preserve"> PAGEREF _Toc243037449 \h </w:instrText>
         </w:r>
         <w:r>
           <w:rPr>
@@ -3491,7 +3491,7 @@
           <w:sz w:val="24"/>
         </w:rPr>
       </w:pPr>
-      <w:hyperlink w:anchor="_Toc243034797" w:history="1">
+      <w:hyperlink w:anchor="_Toc243037450" w:history="1">
         <w:r>
           <w:rPr>
             <w:rStyle w:val="Hyperlink"/>
@@ -3518,7 +3518,7 @@
             <w:noProof/>
             <w:webHidden/>
           </w:rPr>
-          <w:instrText xml:space="preserve"> PAGEREF _Toc243034797 \h </w:instrText>
+          <w:instrText xml:space="preserve"> PAGEREF _Toc243037450 \h </w:instrText>
         </w:r>
         <w:r>
           <w:rPr>
@@ -3561,7 +3561,7 @@
           <w:sz w:val="24"/>
         </w:rPr>
       </w:pPr>
-      <w:hyperlink w:anchor="_Toc243034798" w:history="1">
+      <w:hyperlink w:anchor="_Toc243037451" w:history="1">
         <w:r>
           <w:rPr>
             <w:rStyle w:val="Hyperlink"/>
@@ -3588,7 +3588,7 @@
             <w:noProof/>
             <w:webHidden/>
           </w:rPr>
-          <w:instrText xml:space="preserve"> PAGEREF _Toc243034798 \h </w:instrText>
+          <w:instrText xml:space="preserve"> PAGEREF _Toc243037451 \h </w:instrText>
         </w:r>
         <w:r>
           <w:rPr>
@@ -3631,7 +3631,7 @@
           <w:sz w:val="24"/>
         </w:rPr>
       </w:pPr>
-      <w:hyperlink w:anchor="_Toc243034799" w:history="1">
+      <w:hyperlink w:anchor="_Toc243037452" w:history="1">
         <w:r>
           <w:rPr>
             <w:rStyle w:val="Hyperlink"/>
@@ -3658,7 +3658,7 @@
             <w:noProof/>
             <w:webHidden/>
           </w:rPr>
-          <w:instrText xml:space="preserve"> PAGEREF _Toc243034799 \h </w:instrText>
+          <w:instrText xml:space="preserve"> PAGEREF _Toc243037452 \h </w:instrText>
         </w:r>
         <w:r>
           <w:rPr>
@@ -3701,7 +3701,7 @@
           <w:sz w:val="24"/>
         </w:rPr>
       </w:pPr>
-      <w:hyperlink w:anchor="_Toc243034800" w:history="1">
+      <w:hyperlink w:anchor="_Toc243037453" w:history="1">
         <w:r>
           <w:rPr>
             <w:rStyle w:val="Hyperlink"/>
@@ -3728,7 +3728,7 @@
             <w:noProof/>
             <w:webHidden/>
           </w:rPr>
-          <w:instrText xml:space="preserve"> PAGEREF _Toc243034800 \h </w:instrText>
+          <w:instrText xml:space="preserve"> PAGEREF _Toc243037453 \h </w:instrText>
         </w:r>
         <w:r>
           <w:rPr>
@@ -3771,7 +3771,7 @@
           <w:sz w:val="24"/>
         </w:rPr>
       </w:pPr>
-      <w:hyperlink w:anchor="_Toc243034801" w:history="1">
+      <w:hyperlink w:anchor="_Toc243037454" w:history="1">
         <w:r>
           <w:rPr>
             <w:rStyle w:val="Hyperlink"/>
@@ -3798,7 +3798,7 @@
             <w:noProof/>
             <w:webHidden/>
           </w:rPr>
-          <w:instrText xml:space="preserve"> PAGEREF _Toc243034801 \h </w:instrText>
+          <w:instrText xml:space="preserve"> PAGEREF _Toc243037454 \h </w:instrText>
         </w:r>
         <w:r>
           <w:rPr>
@@ -3842,7 +3842,7 @@
           <w:sz w:val="24"/>
         </w:rPr>
       </w:pPr>
-      <w:hyperlink w:anchor="_Toc243034802" w:history="1">
+      <w:hyperlink w:anchor="_Toc243037455" w:history="1">
         <w:r>
           <w:rPr>
             <w:rStyle w:val="Hyperlink"/>
@@ -3869,7 +3869,7 @@
             <w:noProof/>
             <w:webHidden/>
           </w:rPr>
-          <w:instrText xml:space="preserve"> PAGEREF _Toc243034802 \h </w:instrText>
+          <w:instrText xml:space="preserve"> PAGEREF _Toc243037455 \h </w:instrText>
         </w:r>
         <w:r>
           <w:rPr>
@@ -3912,7 +3912,7 @@
           <w:sz w:val="24"/>
         </w:rPr>
       </w:pPr>
-      <w:hyperlink w:anchor="_Toc243034803" w:history="1">
+      <w:hyperlink w:anchor="_Toc243037456" w:history="1">
         <w:r>
           <w:rPr>
             <w:rStyle w:val="Hyperlink"/>
@@ -3939,7 +3939,7 @@
             <w:noProof/>
             <w:webHidden/>
           </w:rPr>
-          <w:instrText xml:space="preserve"> PAGEREF _Toc243034803 \h </w:instrText>
+          <w:instrText xml:space="preserve"> PAGEREF _Toc243037456 \h </w:instrText>
         </w:r>
         <w:r>
           <w:rPr>
@@ -3982,7 +3982,7 @@
           <w:sz w:val="24"/>
         </w:rPr>
       </w:pPr>
-      <w:hyperlink w:anchor="_Toc243034804" w:history="1">
+      <w:hyperlink w:anchor="_Toc243037457" w:history="1">
         <w:r>
           <w:rPr>
             <w:rStyle w:val="Hyperlink"/>
@@ -4009,7 +4009,7 @@
             <w:noProof/>
             <w:webHidden/>
           </w:rPr>
-          <w:instrText xml:space="preserve"> PAGEREF _Toc243034804 \h </w:instrText>
+          <w:instrText xml:space="preserve"> PAGEREF _Toc243037457 \h </w:instrText>
         </w:r>
         <w:r>
           <w:rPr>
@@ -4052,7 +4052,7 @@
           <w:sz w:val="24"/>
         </w:rPr>
       </w:pPr>
-      <w:hyperlink w:anchor="_Toc243034805" w:history="1">
+      <w:hyperlink w:anchor="_Toc243037458" w:history="1">
         <w:r>
           <w:rPr>
             <w:rStyle w:val="Hyperlink"/>
@@ -4079,7 +4079,7 @@
             <w:noProof/>
             <w:webHidden/>
           </w:rPr>
-          <w:instrText xml:space="preserve"> PAGEREF _Toc243034805 \h </w:instrText>
+          <w:instrText xml:space="preserve"> PAGEREF _Toc243037458 \h </w:instrText>
         </w:r>
         <w:r>
           <w:rPr>
@@ -4122,7 +4122,7 @@
           <w:sz w:val="24"/>
         </w:rPr>
       </w:pPr>
-      <w:hyperlink w:anchor="_Toc243034806" w:history="1">
+      <w:hyperlink w:anchor="_Toc243037459" w:history="1">
         <w:r>
           <w:rPr>
             <w:rStyle w:val="Hyperlink"/>
@@ -4149,7 +4149,7 @@
             <w:noProof/>
             <w:webHidden/>
           </w:rPr>
-          <w:instrText xml:space="preserve"> PAGEREF _Toc243034806 \h </w:instrText>
+          <w:instrText xml:space="preserve"> PAGEREF _Toc243037459 \h </w:instrText>
         </w:r>
         <w:r>
           <w:rPr>
@@ -4192,7 +4192,7 @@
           <w:sz w:val="24"/>
         </w:rPr>
       </w:pPr>
-      <w:hyperlink w:anchor="_Toc243034807" w:history="1">
+      <w:hyperlink w:anchor="_Toc243037460" w:history="1">
         <w:r>
           <w:rPr>
             <w:rStyle w:val="Hyperlink"/>
@@ -4219,7 +4219,7 @@
             <w:noProof/>
             <w:webHidden/>
           </w:rPr>
-          <w:instrText xml:space="preserve"> PAGEREF _Toc243034807 \h </w:instrText>
+          <w:instrText xml:space="preserve"> PAGEREF _Toc243037460 \h </w:instrText>
         </w:r>
         <w:r>
           <w:rPr>
@@ -4262,7 +4262,7 @@
           <w:sz w:val="24"/>
         </w:rPr>
       </w:pPr>
-      <w:hyperlink w:anchor="_Toc243034808" w:history="1">
+      <w:hyperlink w:anchor="_Toc243037461" w:history="1">
         <w:r>
           <w:rPr>
             <w:rStyle w:val="Hyperlink"/>
@@ -4289,7 +4289,7 @@
             <w:noProof/>
             <w:webHidden/>
           </w:rPr>
-          <w:instrText xml:space="preserve"> PAGEREF _Toc243034808 \h </w:instrText>
+          <w:instrText xml:space="preserve"> PAGEREF _Toc243037461 \h </w:instrText>
         </w:r>
         <w:r>
           <w:rPr>
@@ -4332,7 +4332,7 @@
           <w:sz w:val="24"/>
         </w:rPr>
       </w:pPr>
-      <w:hyperlink w:anchor="_Toc243034809" w:history="1">
+      <w:hyperlink w:anchor="_Toc243037462" w:history="1">
         <w:r>
           <w:rPr>
             <w:rStyle w:val="Hyperlink"/>
@@ -4359,7 +4359,7 @@
             <w:noProof/>
             <w:webHidden/>
           </w:rPr>
-          <w:instrText xml:space="preserve"> PAGEREF _Toc243034809 \h </w:instrText>
+          <w:instrText xml:space="preserve"> PAGEREF _Toc243037462 \h </w:instrText>
         </w:r>
         <w:r>
           <w:rPr>
@@ -4402,7 +4402,7 @@
           <w:sz w:val="24"/>
         </w:rPr>
       </w:pPr>
-      <w:hyperlink w:anchor="_Toc243034810" w:history="1">
+      <w:hyperlink w:anchor="_Toc243037463" w:history="1">
         <w:r>
           <w:rPr>
             <w:rStyle w:val="Hyperlink"/>
@@ -4429,7 +4429,7 @@
             <w:noProof/>
             <w:webHidden/>
           </w:rPr>
-          <w:instrText xml:space="preserve"> PAGEREF _Toc243034810 \h </w:instrText>
+          <w:instrText xml:space="preserve"> PAGEREF _Toc243037463 \h </w:instrText>
         </w:r>
         <w:r>
           <w:rPr>
@@ -4472,7 +4472,7 @@
           <w:sz w:val="24"/>
         </w:rPr>
       </w:pPr>
-      <w:hyperlink w:anchor="_Toc243034811" w:history="1">
+      <w:hyperlink w:anchor="_Toc243037464" w:history="1">
         <w:r>
           <w:rPr>
             <w:rStyle w:val="Hyperlink"/>
@@ -4499,7 +4499,7 @@
             <w:noProof/>
             <w:webHidden/>
           </w:rPr>
-          <w:instrText xml:space="preserve"> PAGEREF _Toc243034811 \h </w:instrText>
+          <w:instrText xml:space="preserve"> PAGEREF _Toc243037464 \h </w:instrText>
         </w:r>
         <w:r>
           <w:rPr>
@@ -4542,7 +4542,7 @@
           <w:sz w:val="24"/>
         </w:rPr>
       </w:pPr>
-      <w:hyperlink w:anchor="_Toc243034812" w:history="1">
+      <w:hyperlink w:anchor="_Toc243037465" w:history="1">
         <w:r>
           <w:rPr>
             <w:rStyle w:val="Hyperlink"/>
@@ -4569,7 +4569,7 @@
             <w:noProof/>
             <w:webHidden/>
           </w:rPr>
-          <w:instrText xml:space="preserve"> PAGEREF _Toc243034812 \h </w:instrText>
+          <w:instrText xml:space="preserve"> PAGEREF _Toc243037465 \h </w:instrText>
         </w:r>
         <w:r>
           <w:rPr>
@@ -4612,7 +4612,7 @@
           <w:sz w:val="24"/>
         </w:rPr>
       </w:pPr>
-      <w:hyperlink w:anchor="_Toc243034813" w:history="1">
+      <w:hyperlink w:anchor="_Toc243037466" w:history="1">
         <w:r>
           <w:rPr>
             <w:rStyle w:val="Hyperlink"/>
@@ -4639,7 +4639,7 @@
             <w:noProof/>
             <w:webHidden/>
           </w:rPr>
-          <w:instrText xml:space="preserve"> PAGEREF _Toc243034813 \h </w:instrText>
+          <w:instrText xml:space="preserve"> PAGEREF _Toc243037466 \h </w:instrText>
         </w:r>
         <w:r>
           <w:rPr>
@@ -4682,7 +4682,7 @@
           <w:sz w:val="24"/>
         </w:rPr>
       </w:pPr>
-      <w:hyperlink w:anchor="_Toc243034814" w:history="1">
+      <w:hyperlink w:anchor="_Toc243037467" w:history="1">
         <w:r>
           <w:rPr>
             <w:rStyle w:val="Hyperlink"/>
@@ -4709,7 +4709,7 @@
             <w:noProof/>
             <w:webHidden/>
           </w:rPr>
-          <w:instrText xml:space="preserve"> PAGEREF _Toc243034814 \h </w:instrText>
+          <w:instrText xml:space="preserve"> PAGEREF _Toc243037467 \h </w:instrText>
         </w:r>
         <w:r>
           <w:rPr>
@@ -4752,7 +4752,7 @@
           <w:sz w:val="24"/>
         </w:rPr>
       </w:pPr>
-      <w:hyperlink w:anchor="_Toc243034815" w:history="1">
+      <w:hyperlink w:anchor="_Toc243037468" w:history="1">
         <w:r>
           <w:rPr>
             <w:rStyle w:val="Hyperlink"/>
@@ -4779,7 +4779,7 @@
             <w:noProof/>
             <w:webHidden/>
           </w:rPr>
-          <w:instrText xml:space="preserve"> PAGEREF _Toc243034815 \h </w:instrText>
+          <w:instrText xml:space="preserve"> PAGEREF _Toc243037468 \h </w:instrText>
         </w:r>
         <w:r>
           <w:rPr>
@@ -4822,7 +4822,7 @@
           <w:sz w:val="24"/>
         </w:rPr>
       </w:pPr>
-      <w:hyperlink w:anchor="_Toc243034816" w:history="1">
+      <w:hyperlink w:anchor="_Toc243037469" w:history="1">
         <w:r>
           <w:rPr>
             <w:rStyle w:val="Hyperlink"/>
@@ -4849,7 +4849,7 @@
             <w:noProof/>
             <w:webHidden/>
           </w:rPr>
-          <w:instrText xml:space="preserve"> PAGEREF _Toc243034816 \h </w:instrText>
+          <w:instrText xml:space="preserve"> PAGEREF _Toc243037469 \h </w:instrText>
         </w:r>
         <w:r>
           <w:rPr>
@@ -4892,7 +4892,7 @@
           <w:sz w:val="24"/>
         </w:rPr>
       </w:pPr>
-      <w:hyperlink w:anchor="_Toc243034817" w:history="1">
+      <w:hyperlink w:anchor="_Toc243037470" w:history="1">
         <w:r>
           <w:rPr>
             <w:rStyle w:val="Hyperlink"/>
@@ -4919,7 +4919,7 @@
             <w:noProof/>
             <w:webHidden/>
           </w:rPr>
-          <w:instrText xml:space="preserve"> PAGEREF _Toc243034817 \h </w:instrText>
+          <w:instrText xml:space="preserve"> PAGEREF _Toc243037470 \h </w:instrText>
         </w:r>
         <w:r>
           <w:rPr>
@@ -4962,7 +4962,7 @@
           <w:sz w:val="24"/>
         </w:rPr>
       </w:pPr>
-      <w:hyperlink w:anchor="_Toc243034818" w:history="1">
+      <w:hyperlink w:anchor="_Toc243037471" w:history="1">
         <w:r>
           <w:rPr>
             <w:rStyle w:val="Hyperlink"/>
@@ -4989,7 +4989,7 @@
             <w:noProof/>
             <w:webHidden/>
           </w:rPr>
-          <w:instrText xml:space="preserve"> PAGEREF _Toc243034818 \h </w:instrText>
+          <w:instrText xml:space="preserve"> PAGEREF _Toc243037471 \h </w:instrText>
         </w:r>
         <w:r>
           <w:rPr>
@@ -5032,7 +5032,7 @@
           <w:sz w:val="24"/>
         </w:rPr>
       </w:pPr>
-      <w:hyperlink w:anchor="_Toc243034819" w:history="1">
+      <w:hyperlink w:anchor="_Toc243037472" w:history="1">
         <w:r>
           <w:rPr>
             <w:rStyle w:val="Hyperlink"/>
@@ -5059,7 +5059,7 @@
             <w:noProof/>
             <w:webHidden/>
           </w:rPr>
-          <w:instrText xml:space="preserve"> PAGEREF _Toc243034819 \h </w:instrText>
+          <w:instrText xml:space="preserve"> PAGEREF _Toc243037472 \h </w:instrText>
         </w:r>
         <w:r>
           <w:rPr>
@@ -5102,7 +5102,7 @@
           <w:sz w:val="24"/>
         </w:rPr>
       </w:pPr>
-      <w:hyperlink w:anchor="_Toc243034820" w:history="1">
+      <w:hyperlink w:anchor="_Toc243037473" w:history="1">
         <w:r>
           <w:rPr>
             <w:rStyle w:val="Hyperlink"/>
@@ -5129,7 +5129,7 @@
             <w:noProof/>
             <w:webHidden/>
           </w:rPr>
-          <w:instrText xml:space="preserve"> PAGEREF _Toc243034820 \h </w:instrText>
+          <w:instrText xml:space="preserve"> PAGEREF _Toc243037473 \h </w:instrText>
         </w:r>
         <w:r>
           <w:rPr>
@@ -5172,7 +5172,7 @@
           <w:sz w:val="24"/>
         </w:rPr>
       </w:pPr>
-      <w:hyperlink w:anchor="_Toc243034821" w:history="1">
+      <w:hyperlink w:anchor="_Toc243037474" w:history="1">
         <w:r>
           <w:rPr>
             <w:rStyle w:val="Hyperlink"/>
@@ -5199,7 +5199,7 @@
             <w:noProof/>
             <w:webHidden/>
           </w:rPr>
-          <w:instrText xml:space="preserve"> PAGEREF _Toc243034821 \h </w:instrText>
+          <w:instrText xml:space="preserve"> PAGEREF _Toc243037474 \h </w:instrText>
         </w:r>
         <w:r>
           <w:rPr>
@@ -5243,7 +5243,7 @@
           <w:sz w:val="24"/>
         </w:rPr>
       </w:pPr>
-      <w:hyperlink w:anchor="_Toc243034822" w:history="1">
+      <w:hyperlink w:anchor="_Toc243037475" w:history="1">
         <w:r>
           <w:rPr>
             <w:rStyle w:val="Hyperlink"/>
@@ -5270,7 +5270,7 @@
             <w:noProof/>
             <w:webHidden/>
           </w:rPr>
-          <w:instrText xml:space="preserve"> PAGEREF _Toc243034822 \h </w:instrText>
+          <w:instrText xml:space="preserve"> PAGEREF _Toc243037475 \h </w:instrText>
         </w:r>
         <w:r>
           <w:rPr>
@@ -5313,7 +5313,7 @@
           <w:sz w:val="24"/>
         </w:rPr>
       </w:pPr>
-      <w:hyperlink w:anchor="_Toc243034823" w:history="1">
+      <w:hyperlink w:anchor="_Toc243037476" w:history="1">
         <w:r>
           <w:rPr>
             <w:rStyle w:val="Hyperlink"/>
@@ -5340,7 +5340,7 @@
             <w:noProof/>
             <w:webHidden/>
           </w:rPr>
-          <w:instrText xml:space="preserve"> PAGEREF _Toc243034823 \h </w:instrText>
+          <w:instrText xml:space="preserve"> PAGEREF _Toc243037476 \h </w:instrText>
         </w:r>
         <w:r>
           <w:rPr>
@@ -5383,7 +5383,7 @@
           <w:sz w:val="24"/>
         </w:rPr>
       </w:pPr>
-      <w:hyperlink w:anchor="_Toc243034824" w:history="1">
+      <w:hyperlink w:anchor="_Toc243037477" w:history="1">
         <w:r>
           <w:rPr>
             <w:rStyle w:val="Hyperlink"/>
@@ -5410,7 +5410,7 @@
             <w:noProof/>
             <w:webHidden/>
           </w:rPr>
-          <w:instrText xml:space="preserve"> PAGEREF _Toc243034824 \h </w:instrText>
+          <w:instrText xml:space="preserve"> PAGEREF _Toc243037477 \h </w:instrText>
         </w:r>
         <w:r>
           <w:rPr>
@@ -5453,7 +5453,7 @@
           <w:sz w:val="24"/>
         </w:rPr>
       </w:pPr>
-      <w:hyperlink w:anchor="_Toc243034825" w:history="1">
+      <w:hyperlink w:anchor="_Toc243037478" w:history="1">
         <w:r>
           <w:rPr>
             <w:rStyle w:val="Hyperlink"/>
@@ -5480,7 +5480,7 @@
             <w:noProof/>
             <w:webHidden/>
           </w:rPr>
-          <w:instrText xml:space="preserve"> PAGEREF _Toc243034825 \h </w:instrText>
+          <w:instrText xml:space="preserve"> PAGEREF _Toc243037478 \h </w:instrText>
         </w:r>
         <w:r>
           <w:rPr>
@@ -5523,7 +5523,7 @@
           <w:sz w:val="24"/>
         </w:rPr>
       </w:pPr>
-      <w:hyperlink w:anchor="_Toc243034826" w:history="1">
+      <w:hyperlink w:anchor="_Toc243037479" w:history="1">
         <w:r>
           <w:rPr>
             <w:rStyle w:val="Hyperlink"/>
@@ -5550,7 +5550,7 @@
             <w:noProof/>
             <w:webHidden/>
           </w:rPr>
-          <w:instrText xml:space="preserve"> PAGEREF _Toc243034826 \h </w:instrText>
+          <w:instrText xml:space="preserve"> PAGEREF _Toc243037479 \h </w:instrText>
         </w:r>
         <w:r>
           <w:rPr>
@@ -5593,7 +5593,7 @@
           <w:sz w:val="24"/>
         </w:rPr>
       </w:pPr>
-      <w:hyperlink w:anchor="_Toc243034827" w:history="1">
+      <w:hyperlink w:anchor="_Toc243037480" w:history="1">
         <w:r>
           <w:rPr>
             <w:rStyle w:val="Hyperlink"/>
@@ -5620,7 +5620,7 @@
             <w:noProof/>
             <w:webHidden/>
           </w:rPr>
-          <w:instrText xml:space="preserve"> PAGEREF _Toc243034827 \h </w:instrText>
+          <w:instrText xml:space="preserve"> PAGEREF _Toc243037480 \h </w:instrText>
         </w:r>
         <w:r>
           <w:rPr>
@@ -5663,7 +5663,7 @@
           <w:sz w:val="24"/>
         </w:rPr>
       </w:pPr>
-      <w:hyperlink w:anchor="_Toc243034828" w:history="1">
+      <w:hyperlink w:anchor="_Toc243037481" w:history="1">
         <w:r>
           <w:rPr>
             <w:rStyle w:val="Hyperlink"/>
@@ -5690,7 +5690,7 @@
             <w:noProof/>
             <w:webHidden/>
           </w:rPr>
-          <w:instrText xml:space="preserve"> PAGEREF _Toc243034828 \h </w:instrText>
+          <w:instrText xml:space="preserve"> PAGEREF _Toc243037481 \h </w:instrText>
         </w:r>
         <w:r>
           <w:rPr>
@@ -5733,7 +5733,7 @@
           <w:sz w:val="24"/>
         </w:rPr>
       </w:pPr>
-      <w:hyperlink w:anchor="_Toc243034829" w:history="1">
+      <w:hyperlink w:anchor="_Toc243037482" w:history="1">
         <w:r>
           <w:rPr>
             <w:rStyle w:val="Hyperlink"/>
@@ -5760,7 +5760,7 @@
             <w:noProof/>
             <w:webHidden/>
           </w:rPr>
-          <w:instrText xml:space="preserve"> PAGEREF _Toc243034829 \h </w:instrText>
+          <w:instrText xml:space="preserve"> PAGEREF _Toc243037482 \h </w:instrText>
         </w:r>
         <w:r>
           <w:rPr>
@@ -5803,7 +5803,7 @@
           <w:sz w:val="24"/>
         </w:rPr>
       </w:pPr>
-      <w:hyperlink w:anchor="_Toc243034830" w:history="1">
+      <w:hyperlink w:anchor="_Toc243037483" w:history="1">
         <w:r>
           <w:rPr>
             <w:rStyle w:val="Hyperlink"/>
@@ -5830,7 +5830,7 @@
             <w:noProof/>
             <w:webHidden/>
           </w:rPr>
-          <w:instrText xml:space="preserve"> PAGEREF _Toc243034830 \h </w:instrText>
+          <w:instrText xml:space="preserve"> PAGEREF _Toc243037483 \h </w:instrText>
         </w:r>
         <w:r>
           <w:rPr>
@@ -5873,7 +5873,7 @@
           <w:sz w:val="24"/>
         </w:rPr>
       </w:pPr>
-      <w:hyperlink w:anchor="_Toc243034831" w:history="1">
+      <w:hyperlink w:anchor="_Toc243037484" w:history="1">
         <w:r>
           <w:rPr>
             <w:rStyle w:val="Hyperlink"/>
@@ -5900,7 +5900,7 @@
             <w:noProof/>
             <w:webHidden/>
           </w:rPr>
-          <w:instrText xml:space="preserve"> PAGEREF _Toc243034831 \h </w:instrText>
+          <w:instrText xml:space="preserve"> PAGEREF _Toc243037484 \h </w:instrText>
         </w:r>
         <w:r>
           <w:rPr>
@@ -5943,7 +5943,7 @@
           <w:sz w:val="24"/>
         </w:rPr>
       </w:pPr>
-      <w:hyperlink w:anchor="_Toc243034832" w:history="1">
+      <w:hyperlink w:anchor="_Toc243037485" w:history="1">
         <w:r>
           <w:rPr>
             <w:rStyle w:val="Hyperlink"/>
@@ -5970,7 +5970,7 @@
             <w:noProof/>
             <w:webHidden/>
           </w:rPr>
-          <w:instrText xml:space="preserve"> PAGEREF _Toc243034832 \h </w:instrText>
+          <w:instrText xml:space="preserve"> PAGEREF _Toc243037485 \h </w:instrText>
         </w:r>
         <w:r>
           <w:rPr>
@@ -6013,7 +6013,7 @@
           <w:sz w:val="24"/>
         </w:rPr>
       </w:pPr>
-      <w:hyperlink w:anchor="_Toc243034833" w:history="1">
+      <w:hyperlink w:anchor="_Toc243037486" w:history="1">
         <w:r>
           <w:rPr>
             <w:rStyle w:val="Hyperlink"/>
@@ -6040,7 +6040,7 @@
             <w:noProof/>
             <w:webHidden/>
           </w:rPr>
-          <w:instrText xml:space="preserve"> PAGEREF _Toc243034833 \h </w:instrText>
+          <w:instrText xml:space="preserve"> PAGEREF _Toc243037486 \h </w:instrText>
         </w:r>
         <w:r>
           <w:rPr>
@@ -6084,7 +6084,7 @@
           <w:sz w:val="24"/>
         </w:rPr>
       </w:pPr>
-      <w:hyperlink w:anchor="_Toc243034834" w:history="1">
+      <w:hyperlink w:anchor="_Toc243037487" w:history="1">
         <w:r>
           <w:rPr>
             <w:rStyle w:val="Hyperlink"/>
@@ -6111,7 +6111,7 @@
             <w:noProof/>
             <w:webHidden/>
           </w:rPr>
-          <w:instrText xml:space="preserve"> PAGEREF _Toc243034834 \h </w:instrText>
+          <w:instrText xml:space="preserve"> PAGEREF _Toc243037487 \h </w:instrText>
         </w:r>
         <w:r>
           <w:rPr>
@@ -6154,7 +6154,7 @@
           <w:sz w:val="24"/>
         </w:rPr>
       </w:pPr>
-      <w:hyperlink w:anchor="_Toc243034835" w:history="1">
+      <w:hyperlink w:anchor="_Toc243037488" w:history="1">
         <w:r>
           <w:rPr>
             <w:rStyle w:val="Hyperlink"/>
@@ -6181,7 +6181,7 @@
             <w:noProof/>
             <w:webHidden/>
           </w:rPr>
-          <w:instrText xml:space="preserve"> PAGEREF _Toc243034835 \h </w:instrText>
+          <w:instrText xml:space="preserve"> PAGEREF _Toc243037488 \h </w:instrText>
         </w:r>
         <w:r>
           <w:rPr>
@@ -6224,7 +6224,7 @@
           <w:sz w:val="24"/>
         </w:rPr>
       </w:pPr>
-      <w:hyperlink w:anchor="_Toc243034836" w:history="1">
+      <w:hyperlink w:anchor="_Toc243037489" w:history="1">
         <w:r>
           <w:rPr>
             <w:rStyle w:val="Hyperlink"/>
@@ -6251,7 +6251,7 @@
             <w:noProof/>
             <w:webHidden/>
           </w:rPr>
-          <w:instrText xml:space="preserve"> PAGEREF _Toc243034836 \h </w:instrText>
+          <w:instrText xml:space="preserve"> PAGEREF _Toc243037489 \h </w:instrText>
         </w:r>
         <w:r>
           <w:rPr>
@@ -6294,7 +6294,7 @@
           <w:sz w:val="24"/>
         </w:rPr>
       </w:pPr>
-      <w:hyperlink w:anchor="_Toc243034837" w:history="1">
+      <w:hyperlink w:anchor="_Toc243037490" w:history="1">
         <w:r>
           <w:rPr>
             <w:rStyle w:val="Hyperlink"/>
@@ -6321,7 +6321,7 @@
             <w:noProof/>
             <w:webHidden/>
           </w:rPr>
-          <w:instrText xml:space="preserve"> PAGEREF _Toc243034837 \h </w:instrText>
+          <w:instrText xml:space="preserve"> PAGEREF _Toc243037490 \h </w:instrText>
         </w:r>
         <w:r>
           <w:rPr>
@@ -6364,7 +6364,7 @@
           <w:sz w:val="24"/>
         </w:rPr>
       </w:pPr>
-      <w:hyperlink w:anchor="_Toc243034838" w:history="1">
+      <w:hyperlink w:anchor="_Toc243037491" w:history="1">
         <w:r>
           <w:rPr>
             <w:rStyle w:val="Hyperlink"/>
@@ -6391,7 +6391,7 @@
             <w:noProof/>
             <w:webHidden/>
           </w:rPr>
-          <w:instrText xml:space="preserve"> PAGEREF _Toc243034838 \h </w:instrText>
+          <w:instrText xml:space="preserve"> PAGEREF _Toc243037491 \h </w:instrText>
         </w:r>
         <w:r>
           <w:rPr>
@@ -6434,7 +6434,7 @@
           <w:sz w:val="24"/>
         </w:rPr>
       </w:pPr>
-      <w:hyperlink w:anchor="_Toc243034839" w:history="1">
+      <w:hyperlink w:anchor="_Toc243037492" w:history="1">
         <w:r>
           <w:rPr>
             <w:rStyle w:val="Hyperlink"/>
@@ -6461,7 +6461,7 @@
             <w:noProof/>
             <w:webHidden/>
           </w:rPr>
-          <w:instrText xml:space="preserve"> PAGEREF _Toc243034839 \h </w:instrText>
+          <w:instrText xml:space="preserve"> PAGEREF _Toc243037492 \h </w:instrText>
         </w:r>
         <w:r>
           <w:rPr>
@@ -6504,7 +6504,7 @@
           <w:sz w:val="24"/>
         </w:rPr>
       </w:pPr>
-      <w:hyperlink w:anchor="_Toc243034840" w:history="1">
+      <w:hyperlink w:anchor="_Toc243037493" w:history="1">
         <w:r>
           <w:rPr>
             <w:rStyle w:val="Hyperlink"/>
@@ -6531,7 +6531,7 @@
             <w:noProof/>
             <w:webHidden/>
           </w:rPr>
-          <w:instrText xml:space="preserve"> PAGEREF _Toc243034840 \h </w:instrText>
+          <w:instrText xml:space="preserve"> PAGEREF _Toc243037493 \h </w:instrText>
         </w:r>
         <w:r>
           <w:rPr>
@@ -6574,7 +6574,7 @@
           <w:sz w:val="24"/>
         </w:rPr>
       </w:pPr>
-      <w:hyperlink w:anchor="_Toc243034841" w:history="1">
+      <w:hyperlink w:anchor="_Toc243037494" w:history="1">
         <w:r>
           <w:rPr>
             <w:rStyle w:val="Hyperlink"/>
@@ -6601,7 +6601,7 @@
             <w:noProof/>
             <w:webHidden/>
           </w:rPr>
-          <w:instrText xml:space="preserve"> PAGEREF _Toc243034841 \h </w:instrText>
+          <w:instrText xml:space="preserve"> PAGEREF _Toc243037494 \h </w:instrText>
         </w:r>
         <w:r>
           <w:rPr>
@@ -6644,7 +6644,7 @@
           <w:sz w:val="24"/>
         </w:rPr>
       </w:pPr>
-      <w:hyperlink w:anchor="_Toc243034842" w:history="1">
+      <w:hyperlink w:anchor="_Toc243037495" w:history="1">
         <w:r>
           <w:rPr>
             <w:rStyle w:val="Hyperlink"/>
@@ -6671,7 +6671,7 @@
             <w:noProof/>
             <w:webHidden/>
           </w:rPr>
-          <w:instrText xml:space="preserve"> PAGEREF _Toc243034842 \h </w:instrText>
+          <w:instrText xml:space="preserve"> PAGEREF _Toc243037495 \h </w:instrText>
         </w:r>
         <w:r>
           <w:rPr>
@@ -6714,7 +6714,7 @@
           <w:sz w:val="24"/>
         </w:rPr>
       </w:pPr>
-      <w:hyperlink w:anchor="_Toc243034843" w:history="1">
+      <w:hyperlink w:anchor="_Toc243037496" w:history="1">
         <w:r>
           <w:rPr>
             <w:rStyle w:val="Hyperlink"/>
@@ -6741,7 +6741,7 @@
             <w:noProof/>
             <w:webHidden/>
           </w:rPr>
-          <w:instrText xml:space="preserve"> PAGEREF _Toc243034843 \h </w:instrText>
+          <w:instrText xml:space="preserve"> PAGEREF _Toc243037496 \h </w:instrText>
         </w:r>
         <w:r>
           <w:rPr>
@@ -6784,7 +6784,7 @@
           <w:sz w:val="24"/>
         </w:rPr>
       </w:pPr>
-      <w:hyperlink w:anchor="_Toc243034844" w:history="1">
+      <w:hyperlink w:anchor="_Toc243037497" w:history="1">
         <w:r>
           <w:rPr>
             <w:rStyle w:val="Hyperlink"/>
@@ -6811,7 +6811,7 @@
             <w:noProof/>
             <w:webHidden/>
           </w:rPr>
-          <w:instrText xml:space="preserve"> PAGEREF _Toc243034844 \h </w:instrText>
+          <w:instrText xml:space="preserve"> PAGEREF _Toc243037497 \h </w:instrText>
         </w:r>
         <w:r>
           <w:rPr>
@@ -6854,7 +6854,7 @@
           <w:sz w:val="24"/>
         </w:rPr>
       </w:pPr>
-      <w:hyperlink w:anchor="_Toc243034845" w:history="1">
+      <w:hyperlink w:anchor="_Toc243037498" w:history="1">
         <w:r>
           <w:rPr>
             <w:rStyle w:val="Hyperlink"/>
@@ -6881,7 +6881,7 @@
             <w:noProof/>
             <w:webHidden/>
           </w:rPr>
-          <w:instrText xml:space="preserve"> PAGEREF _Toc243034845 \h </w:instrText>
+          <w:instrText xml:space="preserve"> PAGEREF _Toc243037498 \h </w:instrText>
         </w:r>
         <w:r>
           <w:rPr>
@@ -6925,7 +6925,7 @@
           <w:sz w:val="24"/>
         </w:rPr>
       </w:pPr>
-      <w:hyperlink w:anchor="_Toc243034846" w:history="1">
+      <w:hyperlink w:anchor="_Toc243037499" w:history="1">
         <w:r>
           <w:rPr>
             <w:rStyle w:val="Hyperlink"/>
@@ -6952,7 +6952,7 @@
             <w:noProof/>
             <w:webHidden/>
           </w:rPr>
-          <w:instrText xml:space="preserve"> PAGEREF _Toc243034846 \h </w:instrText>
+          <w:instrText xml:space="preserve"> PAGEREF _Toc243037499 \h </w:instrText>
         </w:r>
         <w:r>
           <w:rPr>
@@ -6995,7 +6995,7 @@
           <w:sz w:val="24"/>
         </w:rPr>
       </w:pPr>
-      <w:hyperlink w:anchor="_Toc243034847" w:history="1">
+      <w:hyperlink w:anchor="_Toc243037500" w:history="1">
         <w:r>
           <w:rPr>
             <w:rStyle w:val="Hyperlink"/>
@@ -7022,7 +7022,7 @@
             <w:noProof/>
             <w:webHidden/>
           </w:rPr>
-          <w:instrText xml:space="preserve"> PAGEREF _Toc243034847 \h </w:instrText>
+          <w:instrText xml:space="preserve"> PAGEREF _Toc243037500 \h </w:instrText>
         </w:r>
         <w:r>
           <w:rPr>
@@ -7065,7 +7065,7 @@
           <w:sz w:val="24"/>
         </w:rPr>
       </w:pPr>
-      <w:hyperlink w:anchor="_Toc243034848" w:history="1">
+      <w:hyperlink w:anchor="_Toc243037501" w:history="1">
         <w:r>
           <w:rPr>
             <w:rStyle w:val="Hyperlink"/>
@@ -7092,7 +7092,7 @@
             <w:noProof/>
             <w:webHidden/>
           </w:rPr>
-          <w:instrText xml:space="preserve"> PAGEREF _Toc243034848 \h </w:instrText>
+          <w:instrText xml:space="preserve"> PAGEREF _Toc243037501 \h </w:instrText>
         </w:r>
         <w:r>
           <w:rPr>
@@ -7135,7 +7135,7 @@
           <w:sz w:val="24"/>
         </w:rPr>
       </w:pPr>
-      <w:hyperlink w:anchor="_Toc243034849" w:history="1">
+      <w:hyperlink w:anchor="_Toc243037502" w:history="1">
         <w:r>
           <w:rPr>
             <w:rStyle w:val="Hyperlink"/>
@@ -7162,7 +7162,7 @@
             <w:noProof/>
             <w:webHidden/>
           </w:rPr>
-          <w:instrText xml:space="preserve"> PAGEREF _Toc243034849 \h </w:instrText>
+          <w:instrText xml:space="preserve"> PAGEREF _Toc243037502 \h </w:instrText>
         </w:r>
         <w:r>
           <w:rPr>
@@ -7205,7 +7205,7 @@
           <w:sz w:val="24"/>
         </w:rPr>
       </w:pPr>
-      <w:hyperlink w:anchor="_Toc243034850" w:history="1">
+      <w:hyperlink w:anchor="_Toc243037503" w:history="1">
         <w:r>
           <w:rPr>
             <w:rStyle w:val="Hyperlink"/>
@@ -7232,7 +7232,7 @@
             <w:noProof/>
             <w:webHidden/>
           </w:rPr>
-          <w:instrText xml:space="preserve"> PAGEREF _Toc243034850 \h </w:instrText>
+          <w:instrText xml:space="preserve"> PAGEREF _Toc243037503 \h </w:instrText>
         </w:r>
         <w:r>
           <w:rPr>
@@ -7275,7 +7275,7 @@
           <w:sz w:val="24"/>
         </w:rPr>
       </w:pPr>
-      <w:hyperlink w:anchor="_Toc243034851" w:history="1">
+      <w:hyperlink w:anchor="_Toc243037504" w:history="1">
         <w:r>
           <w:rPr>
             <w:rStyle w:val="Hyperlink"/>
@@ -7302,7 +7302,7 @@
             <w:noProof/>
             <w:webHidden/>
           </w:rPr>
-          <w:instrText xml:space="preserve"> PAGEREF _Toc243034851 \h </w:instrText>
+          <w:instrText xml:space="preserve"> PAGEREF _Toc243037504 \h </w:instrText>
         </w:r>
         <w:r>
           <w:rPr>
@@ -7346,7 +7346,7 @@
           <w:sz w:val="24"/>
         </w:rPr>
       </w:pPr>
-      <w:hyperlink w:anchor="_Toc243034852" w:history="1">
+      <w:hyperlink w:anchor="_Toc243037505" w:history="1">
         <w:r>
           <w:rPr>
             <w:rStyle w:val="Hyperlink"/>
@@ -7373,7 +7373,7 @@
             <w:noProof/>
             <w:webHidden/>
           </w:rPr>
-          <w:instrText xml:space="preserve"> PAGEREF _Toc243034852 \h </w:instrText>
+          <w:instrText xml:space="preserve"> PAGEREF _Toc243037505 \h </w:instrText>
         </w:r>
         <w:r>
           <w:rPr>
@@ -7416,7 +7416,7 @@
           <w:sz w:val="24"/>
         </w:rPr>
       </w:pPr>
-      <w:hyperlink w:anchor="_Toc243034853" w:history="1">
+      <w:hyperlink w:anchor="_Toc243037506" w:history="1">
         <w:r>
           <w:rPr>
             <w:rStyle w:val="Hyperlink"/>
@@ -7443,7 +7443,7 @@
             <w:noProof/>
             <w:webHidden/>
           </w:rPr>
-          <w:instrText xml:space="preserve"> PAGEREF _Toc243034853 \h </w:instrText>
+          <w:instrText xml:space="preserve"> PAGEREF _Toc243037506 \h </w:instrText>
         </w:r>
         <w:r>
           <w:rPr>
@@ -7486,7 +7486,7 @@
           <w:sz w:val="24"/>
         </w:rPr>
       </w:pPr>
-      <w:hyperlink w:anchor="_Toc243034854" w:history="1">
+      <w:hyperlink w:anchor="_Toc243037507" w:history="1">
         <w:r>
           <w:rPr>
             <w:rStyle w:val="Hyperlink"/>
@@ -7513,7 +7513,7 @@
             <w:noProof/>
             <w:webHidden/>
           </w:rPr>
-          <w:instrText xml:space="preserve"> PAGEREF _Toc243034854 \h </w:instrText>
+          <w:instrText xml:space="preserve"> PAGEREF _Toc243037507 \h </w:instrText>
         </w:r>
         <w:r>
           <w:rPr>
@@ -7556,7 +7556,7 @@
           <w:sz w:val="24"/>
         </w:rPr>
       </w:pPr>
-      <w:hyperlink w:anchor="_Toc243034855" w:history="1">
+      <w:hyperlink w:anchor="_Toc243037508" w:history="1">
         <w:r>
           <w:rPr>
             <w:rStyle w:val="Hyperlink"/>
@@ -7583,7 +7583,7 @@
             <w:noProof/>
             <w:webHidden/>
           </w:rPr>
-          <w:instrText xml:space="preserve"> PAGEREF _Toc243034855 \h </w:instrText>
+          <w:instrText xml:space="preserve"> PAGEREF _Toc243037508 \h </w:instrText>
         </w:r>
         <w:r>
           <w:rPr>
@@ -7626,7 +7626,7 @@
           <w:sz w:val="24"/>
         </w:rPr>
       </w:pPr>
-      <w:hyperlink w:anchor="_Toc243034856" w:history="1">
+      <w:hyperlink w:anchor="_Toc243037509" w:history="1">
         <w:r>
           <w:rPr>
             <w:rStyle w:val="Hyperlink"/>
@@ -7653,7 +7653,7 @@
             <w:noProof/>
             <w:webHidden/>
           </w:rPr>
-          <w:instrText xml:space="preserve"> PAGEREF _Toc243034856 \h </w:instrText>
+          <w:instrText xml:space="preserve"> PAGEREF _Toc243037509 \h </w:instrText>
         </w:r>
         <w:r>
           <w:rPr>
@@ -7696,7 +7696,7 @@
           <w:sz w:val="24"/>
         </w:rPr>
       </w:pPr>
-      <w:hyperlink w:anchor="_Toc243034857" w:history="1">
+      <w:hyperlink w:anchor="_Toc243037510" w:history="1">
         <w:r>
           <w:rPr>
             <w:rStyle w:val="Hyperlink"/>
@@ -7723,7 +7723,7 @@
             <w:noProof/>
             <w:webHidden/>
           </w:rPr>
-          <w:instrText xml:space="preserve"> PAGEREF _Toc243034857 \h </w:instrText>
+          <w:instrText xml:space="preserve"> PAGEREF _Toc243037510 \h </w:instrText>
         </w:r>
         <w:r>
           <w:rPr>
@@ -7766,7 +7766,7 @@
           <w:sz w:val="24"/>
         </w:rPr>
       </w:pPr>
-      <w:hyperlink w:anchor="_Toc243034858" w:history="1">
+      <w:hyperlink w:anchor="_Toc243037511" w:history="1">
         <w:r>
           <w:rPr>
             <w:rStyle w:val="Hyperlink"/>
@@ -7793,7 +7793,7 @@
             <w:noProof/>
             <w:webHidden/>
           </w:rPr>
-          <w:instrText xml:space="preserve"> PAGEREF _Toc243034858 \h </w:instrText>
+          <w:instrText xml:space="preserve"> PAGEREF _Toc243037511 \h </w:instrText>
         </w:r>
         <w:r>
           <w:rPr>
@@ -7836,7 +7836,7 @@
           <w:sz w:val="24"/>
         </w:rPr>
       </w:pPr>
-      <w:hyperlink w:anchor="_Toc243034859" w:history="1">
+      <w:hyperlink w:anchor="_Toc243037512" w:history="1">
         <w:r>
           <w:rPr>
             <w:rStyle w:val="Hyperlink"/>
@@ -7863,7 +7863,7 @@
             <w:noProof/>
             <w:webHidden/>
           </w:rPr>
-          <w:instrText xml:space="preserve"> PAGEREF _Toc243034859 \h </w:instrText>
+          <w:instrText xml:space="preserve"> PAGEREF _Toc243037512 \h </w:instrText>
         </w:r>
         <w:r>
           <w:rPr>
@@ -7906,7 +7906,7 @@
           <w:sz w:val="24"/>
         </w:rPr>
       </w:pPr>
-      <w:hyperlink w:anchor="_Toc243034860" w:history="1">
+      <w:hyperlink w:anchor="_Toc243037513" w:history="1">
         <w:r>
           <w:rPr>
             <w:rStyle w:val="Hyperlink"/>
@@ -7933,7 +7933,7 @@
             <w:noProof/>
             <w:webHidden/>
           </w:rPr>
-          <w:instrText xml:space="preserve"> PAGEREF _Toc243034860 \h </w:instrText>
+          <w:instrText xml:space="preserve"> PAGEREF _Toc243037513 \h </w:instrText>
         </w:r>
         <w:r>
           <w:rPr>
@@ -7976,7 +7976,7 @@
           <w:sz w:val="24"/>
         </w:rPr>
       </w:pPr>
-      <w:hyperlink w:anchor="_Toc243034861" w:history="1">
+      <w:hyperlink w:anchor="_Toc243037514" w:history="1">
         <w:r>
           <w:rPr>
             <w:rStyle w:val="Hyperlink"/>
@@ -8003,7 +8003,7 @@
             <w:noProof/>
             <w:webHidden/>
           </w:rPr>
-          <w:instrText xml:space="preserve"> PAGEREF _Toc243034861 \h </w:instrText>
+          <w:instrText xml:space="preserve"> PAGEREF _Toc243037514 \h </w:instrText>
         </w:r>
         <w:r>
           <w:rPr>
@@ -8046,7 +8046,7 @@
           <w:sz w:val="24"/>
         </w:rPr>
       </w:pPr>
-      <w:hyperlink w:anchor="_Toc243034862" w:history="1">
+      <w:hyperlink w:anchor="_Toc243037515" w:history="1">
         <w:r>
           <w:rPr>
             <w:rStyle w:val="Hyperlink"/>
@@ -8073,7 +8073,7 @@
             <w:noProof/>
             <w:webHidden/>
           </w:rPr>
-          <w:instrText xml:space="preserve"> PAGEREF _Toc243034862 \h </w:instrText>
+          <w:instrText xml:space="preserve"> PAGEREF _Toc243037515 \h </w:instrText>
         </w:r>
         <w:r>
           <w:rPr>
@@ -8116,7 +8116,7 @@
           <w:sz w:val="24"/>
         </w:rPr>
       </w:pPr>
-      <w:hyperlink w:anchor="_Toc243034863" w:history="1">
+      <w:hyperlink w:anchor="_Toc243037516" w:history="1">
         <w:r>
           <w:rPr>
             <w:rStyle w:val="Hyperlink"/>
@@ -8143,7 +8143,7 @@
             <w:noProof/>
             <w:webHidden/>
           </w:rPr>
-          <w:instrText xml:space="preserve"> PAGEREF _Toc243034863 \h </w:instrText>
+          <w:instrText xml:space="preserve"> PAGEREF _Toc243037516 \h </w:instrText>
         </w:r>
         <w:r>
           <w:rPr>
@@ -8186,7 +8186,7 @@
           <w:sz w:val="24"/>
         </w:rPr>
       </w:pPr>
-      <w:hyperlink w:anchor="_Toc243034864" w:history="1">
+      <w:hyperlink w:anchor="_Toc243037517" w:history="1">
         <w:r>
           <w:rPr>
             <w:rStyle w:val="Hyperlink"/>
@@ -8213,7 +8213,7 @@
             <w:noProof/>
             <w:webHidden/>
           </w:rPr>
-          <w:instrText xml:space="preserve"> PAGEREF _Toc243034864 \h </w:instrText>
+          <w:instrText xml:space="preserve"> PAGEREF _Toc243037517 \h </w:instrText>
         </w:r>
         <w:r>
           <w:rPr>
@@ -8256,7 +8256,7 @@
           <w:sz w:val="24"/>
         </w:rPr>
       </w:pPr>
-      <w:hyperlink w:anchor="_Toc243034865" w:history="1">
+      <w:hyperlink w:anchor="_Toc243037518" w:history="1">
         <w:r>
           <w:rPr>
             <w:rStyle w:val="Hyperlink"/>
@@ -8283,7 +8283,7 @@
             <w:noProof/>
             <w:webHidden/>
           </w:rPr>
-          <w:instrText xml:space="preserve"> PAGEREF _Toc243034865 \h </w:instrText>
+          <w:instrText xml:space="preserve"> PAGEREF _Toc243037518 \h </w:instrText>
         </w:r>
         <w:r>
           <w:rPr>
@@ -8327,7 +8327,7 @@
           <w:sz w:val="24"/>
         </w:rPr>
       </w:pPr>
-      <w:hyperlink w:anchor="_Toc243034866" w:history="1">
+      <w:hyperlink w:anchor="_Toc243037519" w:history="1">
         <w:r>
           <w:rPr>
             <w:rStyle w:val="Hyperlink"/>
@@ -8354,7 +8354,7 @@
             <w:noProof/>
             <w:webHidden/>
           </w:rPr>
-          <w:instrText xml:space="preserve"> PAGEREF _Toc243034866 \h </w:instrText>
+          <w:instrText xml:space="preserve"> PAGEREF _Toc243037519 \h </w:instrText>
         </w:r>
         <w:r>
           <w:rPr>
@@ -8397,7 +8397,7 @@
           <w:sz w:val="24"/>
         </w:rPr>
       </w:pPr>
-      <w:hyperlink w:anchor="_Toc243034867" w:history="1">
+      <w:hyperlink w:anchor="_Toc243037520" w:history="1">
         <w:r>
           <w:rPr>
             <w:rStyle w:val="Hyperlink"/>
@@ -8424,7 +8424,7 @@
             <w:noProof/>
             <w:webHidden/>
           </w:rPr>
-          <w:instrText xml:space="preserve"> PAGEREF _Toc243034867 \h </w:instrText>
+          <w:instrText xml:space="preserve"> PAGEREF _Toc243037520 \h </w:instrText>
         </w:r>
         <w:r>
           <w:rPr>
@@ -8467,7 +8467,7 @@
           <w:sz w:val="24"/>
         </w:rPr>
       </w:pPr>
-      <w:hyperlink w:anchor="_Toc243034868" w:history="1">
+      <w:hyperlink w:anchor="_Toc243037521" w:history="1">
         <w:r>
           <w:rPr>
             <w:rStyle w:val="Hyperlink"/>
@@ -8494,7 +8494,7 @@
             <w:noProof/>
             <w:webHidden/>
           </w:rPr>
-          <w:instrText xml:space="preserve"> PAGEREF _Toc243034868 \h </w:instrText>
+          <w:instrText xml:space="preserve"> PAGEREF _Toc243037521 \h </w:instrText>
         </w:r>
         <w:r>
           <w:rPr>
@@ -8537,7 +8537,7 @@
           <w:sz w:val="24"/>
         </w:rPr>
       </w:pPr>
-      <w:hyperlink w:anchor="_Toc243034869" w:history="1">
+      <w:hyperlink w:anchor="_Toc243037522" w:history="1">
         <w:r>
           <w:rPr>
             <w:rStyle w:val="Hyperlink"/>
@@ -8564,7 +8564,7 @@
             <w:noProof/>
             <w:webHidden/>
           </w:rPr>
-          <w:instrText xml:space="preserve"> PAGEREF _Toc243034869 \h </w:instrText>
+          <w:instrText xml:space="preserve"> PAGEREF _Toc243037522 \h </w:instrText>
         </w:r>
         <w:r>
           <w:rPr>
@@ -8607,7 +8607,7 @@
           <w:sz w:val="24"/>
         </w:rPr>
       </w:pPr>
-      <w:hyperlink w:anchor="_Toc243034870" w:history="1">
+      <w:hyperlink w:anchor="_Toc243037523" w:history="1">
         <w:r>
           <w:rPr>
             <w:rStyle w:val="Hyperlink"/>
@@ -8634,7 +8634,7 @@
             <w:noProof/>
             <w:webHidden/>
           </w:rPr>
-          <w:instrText xml:space="preserve"> PAGEREF _Toc243034870 \h </w:instrText>
+          <w:instrText xml:space="preserve"> PAGEREF _Toc243037523 \h </w:instrText>
         </w:r>
         <w:r>
           <w:rPr>
@@ -8677,7 +8677,7 @@
           <w:sz w:val="24"/>
         </w:rPr>
       </w:pPr>
-      <w:hyperlink w:anchor="_Toc243034871" w:history="1">
+      <w:hyperlink w:anchor="_Toc243037524" w:history="1">
         <w:r>
           <w:rPr>
             <w:rStyle w:val="Hyperlink"/>
@@ -8704,7 +8704,7 @@
             <w:noProof/>
             <w:webHidden/>
           </w:rPr>
-          <w:instrText xml:space="preserve"> PAGEREF _Toc243034871 \h </w:instrText>
+          <w:instrText xml:space="preserve"> PAGEREF _Toc243037524 \h </w:instrText>
         </w:r>
         <w:r>
           <w:rPr>
@@ -8747,7 +8747,7 @@
           <w:sz w:val="24"/>
         </w:rPr>
       </w:pPr>
-      <w:hyperlink w:anchor="_Toc243034872" w:history="1">
+      <w:hyperlink w:anchor="_Toc243037525" w:history="1">
         <w:r>
           <w:rPr>
             <w:rStyle w:val="Hyperlink"/>
@@ -8774,7 +8774,7 @@
             <w:noProof/>
             <w:webHidden/>
           </w:rPr>
-          <w:instrText xml:space="preserve"> PAGEREF _Toc243034872 \h </w:instrText>
+          <w:instrText xml:space="preserve"> PAGEREF _Toc243037525 \h </w:instrText>
         </w:r>
         <w:r>
           <w:rPr>
@@ -8817,7 +8817,7 @@
           <w:sz w:val="24"/>
         </w:rPr>
       </w:pPr>
-      <w:hyperlink w:anchor="_Toc243034873" w:history="1">
+      <w:hyperlink w:anchor="_Toc243037526" w:history="1">
         <w:r>
           <w:rPr>
             <w:rStyle w:val="Hyperlink"/>
@@ -8844,7 +8844,7 @@
             <w:noProof/>
             <w:webHidden/>
           </w:rPr>
-          <w:instrText xml:space="preserve"> PAGEREF _Toc243034873 \h </w:instrText>
+          <w:instrText xml:space="preserve"> PAGEREF _Toc243037526 \h </w:instrText>
         </w:r>
         <w:r>
           <w:rPr>
@@ -8887,7 +8887,7 @@
           <w:sz w:val="24"/>
         </w:rPr>
       </w:pPr>
-      <w:hyperlink w:anchor="_Toc243034874" w:history="1">
+      <w:hyperlink w:anchor="_Toc243037527" w:history="1">
         <w:r>
           <w:rPr>
             <w:rStyle w:val="Hyperlink"/>
@@ -8914,7 +8914,7 @@
             <w:noProof/>
             <w:webHidden/>
           </w:rPr>
-          <w:instrText xml:space="preserve"> PAGEREF _Toc243034874 \h </w:instrText>
+          <w:instrText xml:space="preserve"> PAGEREF _Toc243037527 \h </w:instrText>
         </w:r>
         <w:r>
           <w:rPr>
@@ -8957,7 +8957,7 @@
           <w:sz w:val="24"/>
         </w:rPr>
       </w:pPr>
-      <w:hyperlink w:anchor="_Toc243034875" w:history="1">
+      <w:hyperlink w:anchor="_Toc243037528" w:history="1">
         <w:r>
           <w:rPr>
             <w:rStyle w:val="Hyperlink"/>
@@ -8984,7 +8984,7 @@
             <w:noProof/>
             <w:webHidden/>
           </w:rPr>
-          <w:instrText xml:space="preserve"> PAGEREF _Toc243034875 \h </w:instrText>
+          <w:instrText xml:space="preserve"> PAGEREF _Toc243037528 \h </w:instrText>
         </w:r>
         <w:r>
           <w:rPr>
@@ -9027,7 +9027,7 @@
           <w:sz w:val="24"/>
         </w:rPr>
       </w:pPr>
-      <w:hyperlink w:anchor="_Toc243034876" w:history="1">
+      <w:hyperlink w:anchor="_Toc243037529" w:history="1">
         <w:r>
           <w:rPr>
             <w:rStyle w:val="Hyperlink"/>
@@ -9054,7 +9054,7 @@
             <w:noProof/>
             <w:webHidden/>
           </w:rPr>
-          <w:instrText xml:space="preserve"> PAGEREF _Toc243034876 \h </w:instrText>
+          <w:instrText xml:space="preserve"> PAGEREF _Toc243037529 \h </w:instrText>
         </w:r>
         <w:r>
           <w:rPr>
@@ -9098,7 +9098,7 @@
           <w:sz w:val="24"/>
         </w:rPr>
       </w:pPr>
-      <w:hyperlink w:anchor="_Toc243034877" w:history="1">
+      <w:hyperlink w:anchor="_Toc243037530" w:history="1">
         <w:r>
           <w:rPr>
             <w:rStyle w:val="Hyperlink"/>
@@ -9125,7 +9125,7 @@
             <w:noProof/>
             <w:webHidden/>
           </w:rPr>
-          <w:instrText xml:space="preserve"> PAGEREF _Toc243034877 \h </w:instrText>
+          <w:instrText xml:space="preserve"> PAGEREF _Toc243037530 \h </w:instrText>
         </w:r>
         <w:r>
           <w:rPr>
@@ -9168,7 +9168,7 @@
           <w:sz w:val="24"/>
         </w:rPr>
       </w:pPr>
-      <w:hyperlink w:anchor="_Toc243034878" w:history="1">
+      <w:hyperlink w:anchor="_Toc243037531" w:history="1">
         <w:r>
           <w:rPr>
             <w:rStyle w:val="Hyperlink"/>
@@ -9195,7 +9195,7 @@
             <w:noProof/>
             <w:webHidden/>
           </w:rPr>
-          <w:instrText xml:space="preserve"> PAGEREF _Toc243034878 \h </w:instrText>
+          <w:instrText xml:space="preserve"> PAGEREF _Toc243037531 \h </w:instrText>
         </w:r>
         <w:r>
           <w:rPr>
@@ -9238,7 +9238,7 @@
           <w:sz w:val="24"/>
         </w:rPr>
       </w:pPr>
-      <w:hyperlink w:anchor="_Toc243034879" w:history="1">
+      <w:hyperlink w:anchor="_Toc243037532" w:history="1">
         <w:r>
           <w:rPr>
             <w:rStyle w:val="Hyperlink"/>
@@ -9265,7 +9265,7 @@
             <w:noProof/>
             <w:webHidden/>
           </w:rPr>
-          <w:instrText xml:space="preserve"> PAGEREF _Toc243034879 \h </w:instrText>
+          <w:instrText xml:space="preserve"> PAGEREF _Toc243037532 \h </w:instrText>
         </w:r>
         <w:r>
           <w:rPr>
@@ -9308,7 +9308,7 @@
           <w:sz w:val="24"/>
         </w:rPr>
       </w:pPr>
-      <w:hyperlink w:anchor="_Toc243034880" w:history="1">
+      <w:hyperlink w:anchor="_Toc243037533" w:history="1">
         <w:r>
           <w:rPr>
             <w:rStyle w:val="Hyperlink"/>
@@ -9335,7 +9335,7 @@
             <w:noProof/>
             <w:webHidden/>
           </w:rPr>
-          <w:instrText xml:space="preserve"> PAGEREF _Toc243034880 \h </w:instrText>
+          <w:instrText xml:space="preserve"> PAGEREF _Toc243037533 \h </w:instrText>
         </w:r>
         <w:r>
           <w:rPr>
@@ -9379,7 +9379,7 @@
           <w:sz w:val="24"/>
         </w:rPr>
       </w:pPr>
-      <w:hyperlink w:anchor="_Toc243034881" w:history="1">
+      <w:hyperlink w:anchor="_Toc243037534" w:history="1">
         <w:r>
           <w:rPr>
             <w:rStyle w:val="Hyperlink"/>
@@ -9406,7 +9406,7 @@
             <w:noProof/>
             <w:webHidden/>
           </w:rPr>
-          <w:instrText xml:space="preserve"> PAGEREF _Toc243034881 \h </w:instrText>
+          <w:instrText xml:space="preserve"> PAGEREF _Toc243037534 \h </w:instrText>
         </w:r>
         <w:r>
           <w:rPr>
@@ -9449,13 +9449,13 @@
           <w:sz w:val="24"/>
         </w:rPr>
       </w:pPr>
-      <w:hyperlink w:anchor="_Toc243034882" w:history="1">
+      <w:hyperlink w:anchor="_Toc243037535" w:history="1">
         <w:r>
           <w:rPr>
             <w:rStyle w:val="Hyperlink"/>
             <w:noProof/>
           </w:rPr>
-          <w:t>Geschäftsprozess: das tägliche Shop-Floor-Meeting</w:t>
+          <w:t>Schnellüberblick</w:t>
         </w:r>
         <w:r>
           <w:rPr>
@@ -9476,7 +9476,7 @@
             <w:noProof/>
             <w:webHidden/>
           </w:rPr>
-          <w:instrText xml:space="preserve"> PAGEREF _Toc243034882 \h </w:instrText>
+          <w:instrText xml:space="preserve"> PAGEREF _Toc243037535 \h </w:instrText>
         </w:r>
         <w:r>
           <w:rPr>
@@ -9519,13 +9519,13 @@
           <w:sz w:val="24"/>
         </w:rPr>
       </w:pPr>
-      <w:hyperlink w:anchor="_Toc243034883" w:history="1">
+      <w:hyperlink w:anchor="_Toc243037536" w:history="1">
         <w:r>
           <w:rPr>
             <w:rStyle w:val="Hyperlink"/>
             <w:noProof/>
           </w:rPr>
-          <w:t>KPI Übersicht</w:t>
+          <w:t>Geschäftsprozess: das tägliche Shop-Floor-Meeting</w:t>
         </w:r>
         <w:r>
           <w:rPr>
@@ -9546,7 +9546,7 @@
             <w:noProof/>
             <w:webHidden/>
           </w:rPr>
-          <w:instrText xml:space="preserve"> PAGEREF _Toc243034883 \h </w:instrText>
+          <w:instrText xml:space="preserve"> PAGEREF _Toc243037536 \h </w:instrText>
         </w:r>
         <w:r>
           <w:rPr>
@@ -9566,7 +9566,7 @@
             <w:noProof/>
             <w:webHidden/>
           </w:rPr>
-          <w:t>117</w:t>
+          <w:t>118</w:t>
         </w:r>
         <w:r>
           <w:rPr>
@@ -9589,13 +9589,13 @@
           <w:sz w:val="24"/>
         </w:rPr>
       </w:pPr>
-      <w:hyperlink w:anchor="_Toc243034884" w:history="1">
+      <w:hyperlink w:anchor="_Toc243037537" w:history="1">
         <w:r>
           <w:rPr>
             <w:rStyle w:val="Hyperlink"/>
             <w:noProof/>
           </w:rPr>
-          <w:t>OTD / OTIF / OTP</w:t>
+          <w:t>KPI Übersicht</w:t>
         </w:r>
         <w:r>
           <w:rPr>
@@ -9616,7 +9616,7 @@
             <w:noProof/>
             <w:webHidden/>
           </w:rPr>
-          <w:instrText xml:space="preserve"> PAGEREF _Toc243034884 \h </w:instrText>
+          <w:instrText xml:space="preserve"> PAGEREF _Toc243037537 \h </w:instrText>
         </w:r>
         <w:r>
           <w:rPr>
@@ -9636,7 +9636,7 @@
             <w:noProof/>
             <w:webHidden/>
           </w:rPr>
-          <w:t>118</w:t>
+          <w:t>119</w:t>
         </w:r>
         <w:r>
           <w:rPr>
@@ -9659,13 +9659,13 @@
           <w:sz w:val="24"/>
         </w:rPr>
       </w:pPr>
-      <w:hyperlink w:anchor="_Toc243034885" w:history="1">
+      <w:hyperlink w:anchor="_Toc243037538" w:history="1">
         <w:r>
           <w:rPr>
             <w:rStyle w:val="Hyperlink"/>
             <w:noProof/>
           </w:rPr>
-          <w:t>Shopfloor: Startseite und Ablauf</w:t>
+          <w:t>OTD / OTIF / OTP</w:t>
         </w:r>
         <w:r>
           <w:rPr>
@@ -9686,7 +9686,7 @@
             <w:noProof/>
             <w:webHidden/>
           </w:rPr>
-          <w:instrText xml:space="preserve"> PAGEREF _Toc243034885 \h </w:instrText>
+          <w:instrText xml:space="preserve"> PAGEREF _Toc243037538 \h </w:instrText>
         </w:r>
         <w:r>
           <w:rPr>
@@ -9706,7 +9706,7 @@
             <w:noProof/>
             <w:webHidden/>
           </w:rPr>
-          <w:t>119</w:t>
+          <w:t>120</w:t>
         </w:r>
         <w:r>
           <w:rPr>
@@ -9729,13 +9729,13 @@
           <w:sz w:val="24"/>
         </w:rPr>
       </w:pPr>
-      <w:hyperlink w:anchor="_Toc243034886" w:history="1">
+      <w:hyperlink w:anchor="_Toc243037539" w:history="1">
         <w:r>
           <w:rPr>
             <w:rStyle w:val="Hyperlink"/>
             <w:noProof/>
           </w:rPr>
-          <w:t>Shopfloor: Highlights und Zuständigkeiten</w:t>
+          <w:t>Shopfloor: Startseite und Ablauf</w:t>
         </w:r>
         <w:r>
           <w:rPr>
@@ -9756,7 +9756,7 @@
             <w:noProof/>
             <w:webHidden/>
           </w:rPr>
-          <w:instrText xml:space="preserve"> PAGEREF _Toc243034886 \h </w:instrText>
+          <w:instrText xml:space="preserve"> PAGEREF _Toc243037539 \h </w:instrText>
         </w:r>
         <w:r>
           <w:rPr>
@@ -9776,7 +9776,7 @@
             <w:noProof/>
             <w:webHidden/>
           </w:rPr>
-          <w:t>120</w:t>
+          <w:t>122</w:t>
         </w:r>
         <w:r>
           <w:rPr>
@@ -9799,13 +9799,13 @@
           <w:sz w:val="24"/>
         </w:rPr>
       </w:pPr>
-      <w:hyperlink w:anchor="_Toc243034887" w:history="1">
+      <w:hyperlink w:anchor="_Toc243037540" w:history="1">
         <w:r>
           <w:rPr>
             <w:rStyle w:val="Hyperlink"/>
             <w:noProof/>
           </w:rPr>
-          <w:t>Shopfloor: Pendenzen und Entwicklungsaufträge</w:t>
+          <w:t>Shopfloor: Highlights und Zuständigkeiten</w:t>
         </w:r>
         <w:r>
           <w:rPr>
@@ -9826,7 +9826,7 @@
             <w:noProof/>
             <w:webHidden/>
           </w:rPr>
-          <w:instrText xml:space="preserve"> PAGEREF _Toc243034887 \h </w:instrText>
+          <w:instrText xml:space="preserve"> PAGEREF _Toc243037540 \h </w:instrText>
         </w:r>
         <w:r>
           <w:rPr>
@@ -9846,7 +9846,7 @@
             <w:noProof/>
             <w:webHidden/>
           </w:rPr>
-          <w:t>121</w:t>
+          <w:t>123</w:t>
         </w:r>
         <w:r>
           <w:rPr>
@@ -9869,13 +9869,13 @@
           <w:sz w:val="24"/>
         </w:rPr>
       </w:pPr>
-      <w:hyperlink w:anchor="_Toc243034888" w:history="1">
+      <w:hyperlink w:anchor="_Toc243037541" w:history="1">
         <w:r>
           <w:rPr>
             <w:rStyle w:val="Hyperlink"/>
             <w:noProof/>
           </w:rPr>
-          <w:t>Shopfloor: Abteilungen SEH, TR5, TX und DW</w:t>
+          <w:t>Shopfloor: Pendenzen und Entwicklungsaufträge</w:t>
         </w:r>
         <w:r>
           <w:rPr>
@@ -9896,7 +9896,7 @@
             <w:noProof/>
             <w:webHidden/>
           </w:rPr>
-          <w:instrText xml:space="preserve"> PAGEREF _Toc243034888 \h </w:instrText>
+          <w:instrText xml:space="preserve"> PAGEREF _Toc243037541 \h </w:instrText>
         </w:r>
         <w:r>
           <w:rPr>
@@ -9916,7 +9916,7 @@
             <w:noProof/>
             <w:webHidden/>
           </w:rPr>
-          <w:t>121</w:t>
+          <w:t>123</w:t>
         </w:r>
         <w:r>
           <w:rPr>
@@ -9939,13 +9939,13 @@
           <w:sz w:val="24"/>
         </w:rPr>
       </w:pPr>
-      <w:hyperlink w:anchor="_Toc243034889" w:history="1">
+      <w:hyperlink w:anchor="_Toc243037542" w:history="1">
         <w:r>
           <w:rPr>
             <w:rStyle w:val="Hyperlink"/>
             <w:noProof/>
           </w:rPr>
-          <w:t>Shopfloor: Status Bereich (Ampel)</w:t>
+          <w:t>Shopfloor: Abteilungen SEH, TR5, TX und DW</w:t>
         </w:r>
         <w:r>
           <w:rPr>
@@ -9966,7 +9966,7 @@
             <w:noProof/>
             <w:webHidden/>
           </w:rPr>
-          <w:instrText xml:space="preserve"> PAGEREF _Toc243034889 \h </w:instrText>
+          <w:instrText xml:space="preserve"> PAGEREF _Toc243037542 \h </w:instrText>
         </w:r>
         <w:r>
           <w:rPr>
@@ -9986,7 +9986,7 @@
             <w:noProof/>
             <w:webHidden/>
           </w:rPr>
-          <w:t>123</w:t>
+          <w:t>124</w:t>
         </w:r>
         <w:r>
           <w:rPr>
@@ -10009,13 +10009,13 @@
           <w:sz w:val="24"/>
         </w:rPr>
       </w:pPr>
-      <w:hyperlink w:anchor="_Toc243034890" w:history="1">
+      <w:hyperlink w:anchor="_Toc243037543" w:history="1">
         <w:r>
           <w:rPr>
             <w:rStyle w:val="Hyperlink"/>
             <w:noProof/>
           </w:rPr>
-          <w:t>Shopfloor: Lieferzeiten</w:t>
+          <w:t>Shopfloor: Status Bereich (Ampel)</w:t>
         </w:r>
         <w:r>
           <w:rPr>
@@ -10036,7 +10036,7 @@
             <w:noProof/>
             <w:webHidden/>
           </w:rPr>
-          <w:instrText xml:space="preserve"> PAGEREF _Toc243034890 \h </w:instrText>
+          <w:instrText xml:space="preserve"> PAGEREF _Toc243037543 \h </w:instrText>
         </w:r>
         <w:r>
           <w:rPr>
@@ -10056,7 +10056,7 @@
             <w:noProof/>
             <w:webHidden/>
           </w:rPr>
-          <w:t>124</w:t>
+          <w:t>125</w:t>
         </w:r>
         <w:r>
           <w:rPr>
@@ -10079,13 +10079,13 @@
           <w:sz w:val="24"/>
         </w:rPr>
       </w:pPr>
-      <w:hyperlink w:anchor="_Toc243034891" w:history="1">
+      <w:hyperlink w:anchor="_Toc243037544" w:history="1">
         <w:r>
           <w:rPr>
             <w:rStyle w:val="Hyperlink"/>
             <w:noProof/>
           </w:rPr>
-          <w:t>Shopfloor: Rückstandslisten</w:t>
+          <w:t>Shopfloor: Lieferzeiten</w:t>
         </w:r>
         <w:r>
           <w:rPr>
@@ -10106,7 +10106,7 @@
             <w:noProof/>
             <w:webHidden/>
           </w:rPr>
-          <w:instrText xml:space="preserve"> PAGEREF _Toc243034891 \h </w:instrText>
+          <w:instrText xml:space="preserve"> PAGEREF _Toc243037544 \h </w:instrText>
         </w:r>
         <w:r>
           <w:rPr>
@@ -10126,7 +10126,7 @@
             <w:noProof/>
             <w:webHidden/>
           </w:rPr>
-          <w:t>124</w:t>
+          <w:t>126</w:t>
         </w:r>
         <w:r>
           <w:rPr>
@@ -10149,13 +10149,13 @@
           <w:sz w:val="24"/>
         </w:rPr>
       </w:pPr>
-      <w:hyperlink w:anchor="_Toc243034892" w:history="1">
+      <w:hyperlink w:anchor="_Toc243037545" w:history="1">
         <w:r>
           <w:rPr>
             <w:rStyle w:val="Hyperlink"/>
             <w:noProof/>
           </w:rPr>
-          <w:t>Shopfloor: PPD (Produktionsplanung und Disposition)</w:t>
+          <w:t>Shopfloor: Rückstandslisten</w:t>
         </w:r>
         <w:r>
           <w:rPr>
@@ -10176,7 +10176,7 @@
             <w:noProof/>
             <w:webHidden/>
           </w:rPr>
-          <w:instrText xml:space="preserve"> PAGEREF _Toc243034892 \h </w:instrText>
+          <w:instrText xml:space="preserve"> PAGEREF _Toc243037545 \h </w:instrText>
         </w:r>
         <w:r>
           <w:rPr>
@@ -10196,7 +10196,7 @@
             <w:noProof/>
             <w:webHidden/>
           </w:rPr>
-          <w:t>125</w:t>
+          <w:t>127</w:t>
         </w:r>
         <w:r>
           <w:rPr>
@@ -10219,13 +10219,13 @@
           <w:sz w:val="24"/>
         </w:rPr>
       </w:pPr>
-      <w:hyperlink w:anchor="_Toc243034893" w:history="1">
+      <w:hyperlink w:anchor="_Toc243037546" w:history="1">
         <w:r>
           <w:rPr>
             <w:rStyle w:val="Hyperlink"/>
             <w:noProof/>
           </w:rPr>
-          <w:t>Shopfloor: PPA-Grafik und Forecast</w:t>
+          <w:t>Shopfloor: PPD (Produktionsplanung und Disposition)</w:t>
         </w:r>
         <w:r>
           <w:rPr>
@@ -10246,7 +10246,7 @@
             <w:noProof/>
             <w:webHidden/>
           </w:rPr>
-          <w:instrText xml:space="preserve"> PAGEREF _Toc243034893 \h </w:instrText>
+          <w:instrText xml:space="preserve"> PAGEREF _Toc243037546 \h </w:instrText>
         </w:r>
         <w:r>
           <w:rPr>
@@ -10266,7 +10266,7 @@
             <w:noProof/>
             <w:webHidden/>
           </w:rPr>
-          <w:t>126</w:t>
+          <w:t>128</w:t>
         </w:r>
         <w:r>
           <w:rPr>
@@ -10289,13 +10289,13 @@
           <w:sz w:val="24"/>
         </w:rPr>
       </w:pPr>
-      <w:hyperlink w:anchor="_Toc243034894" w:history="1">
+      <w:hyperlink w:anchor="_Toc243037547" w:history="1">
         <w:r>
           <w:rPr>
             <w:rStyle w:val="Hyperlink"/>
             <w:noProof/>
           </w:rPr>
-          <w:t>Shopfloor: Terminverbesserungsanfragen, Angebote und Kommunikation</w:t>
+          <w:t>Shopfloor: PPA-Grafik und Forecast</w:t>
         </w:r>
         <w:r>
           <w:rPr>
@@ -10316,7 +10316,7 @@
             <w:noProof/>
             <w:webHidden/>
           </w:rPr>
-          <w:instrText xml:space="preserve"> PAGEREF _Toc243034894 \h </w:instrText>
+          <w:instrText xml:space="preserve"> PAGEREF _Toc243037547 \h </w:instrText>
         </w:r>
         <w:r>
           <w:rPr>
@@ -10336,7 +10336,7 @@
             <w:noProof/>
             <w:webHidden/>
           </w:rPr>
-          <w:t>127</w:t>
+          <w:t>128</w:t>
         </w:r>
         <w:r>
           <w:rPr>
@@ -10359,13 +10359,13 @@
           <w:sz w:val="24"/>
         </w:rPr>
       </w:pPr>
-      <w:hyperlink w:anchor="_Toc243034895" w:history="1">
+      <w:hyperlink w:anchor="_Toc243037548" w:history="1">
         <w:r>
           <w:rPr>
             <w:rStyle w:val="Hyperlink"/>
             <w:noProof/>
           </w:rPr>
-          <w:t>Shopfloor: Logistik</w:t>
+          <w:t>Shopfloor: Terminverbesserungsanfragen, Angebote und Kommunikation</w:t>
         </w:r>
         <w:r>
           <w:rPr>
@@ -10386,7 +10386,7 @@
             <w:noProof/>
             <w:webHidden/>
           </w:rPr>
-          <w:instrText xml:space="preserve"> PAGEREF _Toc243034895 \h </w:instrText>
+          <w:instrText xml:space="preserve"> PAGEREF _Toc243037548 \h </w:instrText>
         </w:r>
         <w:r>
           <w:rPr>
@@ -10406,7 +10406,7 @@
             <w:noProof/>
             <w:webHidden/>
           </w:rPr>
-          <w:t>128</w:t>
+          <w:t>129</w:t>
         </w:r>
         <w:r>
           <w:rPr>
@@ -10429,13 +10429,13 @@
           <w:sz w:val="24"/>
         </w:rPr>
       </w:pPr>
-      <w:hyperlink w:anchor="_Toc243034896" w:history="1">
+      <w:hyperlink w:anchor="_Toc243037549" w:history="1">
         <w:r>
           <w:rPr>
             <w:rStyle w:val="Hyperlink"/>
             <w:noProof/>
           </w:rPr>
-          <w:t>Shopfloor: Unterhalt</w:t>
+          <w:t>Shopfloor: Logistik</w:t>
         </w:r>
         <w:r>
           <w:rPr>
@@ -10456,7 +10456,7 @@
             <w:noProof/>
             <w:webHidden/>
           </w:rPr>
-          <w:instrText xml:space="preserve"> PAGEREF _Toc243034896 \h </w:instrText>
+          <w:instrText xml:space="preserve"> PAGEREF _Toc243037549 \h </w:instrText>
         </w:r>
         <w:r>
           <w:rPr>
@@ -10476,7 +10476,7 @@
             <w:noProof/>
             <w:webHidden/>
           </w:rPr>
-          <w:t>129</w:t>
+          <w:t>130</w:t>
         </w:r>
         <w:r>
           <w:rPr>
@@ -10499,13 +10499,13 @@
           <w:sz w:val="24"/>
         </w:rPr>
       </w:pPr>
-      <w:hyperlink w:anchor="_Toc243034897" w:history="1">
+      <w:hyperlink w:anchor="_Toc243037550" w:history="1">
         <w:r>
           <w:rPr>
             <w:rStyle w:val="Hyperlink"/>
             <w:noProof/>
           </w:rPr>
-          <w:t>Shopfloor: Einkauf, Fehlteile (ZD05)</w:t>
+          <w:t>Shopfloor: Unterhalt</w:t>
         </w:r>
         <w:r>
           <w:rPr>
@@ -10526,7 +10526,7 @@
             <w:noProof/>
             <w:webHidden/>
           </w:rPr>
-          <w:instrText xml:space="preserve"> PAGEREF _Toc243034897 \h </w:instrText>
+          <w:instrText xml:space="preserve"> PAGEREF _Toc243037550 \h </w:instrText>
         </w:r>
         <w:r>
           <w:rPr>
@@ -10546,7 +10546,7 @@
             <w:noProof/>
             <w:webHidden/>
           </w:rPr>
-          <w:t>129</w:t>
+          <w:t>131</w:t>
         </w:r>
         <w:r>
           <w:rPr>
@@ -10569,13 +10569,13 @@
           <w:sz w:val="24"/>
         </w:rPr>
       </w:pPr>
-      <w:hyperlink w:anchor="_Toc243034898" w:history="1">
+      <w:hyperlink w:anchor="_Toc243037551" w:history="1">
         <w:r>
           <w:rPr>
             <w:rStyle w:val="Hyperlink"/>
             <w:noProof/>
           </w:rPr>
-          <w:t>Shopfloor: Verkauf</w:t>
+          <w:t>Shopfloor: Einkauf, Fehlteile (ZD05)</w:t>
         </w:r>
         <w:r>
           <w:rPr>
@@ -10596,7 +10596,7 @@
             <w:noProof/>
             <w:webHidden/>
           </w:rPr>
-          <w:instrText xml:space="preserve"> PAGEREF _Toc243034898 \h </w:instrText>
+          <w:instrText xml:space="preserve"> PAGEREF _Toc243037551 \h </w:instrText>
         </w:r>
         <w:r>
           <w:rPr>
@@ -10616,7 +10616,7 @@
             <w:noProof/>
             <w:webHidden/>
           </w:rPr>
-          <w:t>130</w:t>
+          <w:t>132</w:t>
         </w:r>
         <w:r>
           <w:rPr>
@@ -10639,13 +10639,13 @@
           <w:sz w:val="24"/>
         </w:rPr>
       </w:pPr>
-      <w:hyperlink w:anchor="_Toc243034899" w:history="1">
+      <w:hyperlink w:anchor="_Toc243037552" w:history="1">
         <w:r>
           <w:rPr>
             <w:rStyle w:val="Hyperlink"/>
             <w:noProof/>
           </w:rPr>
-          <w:t>Shopfloor: CZ, MTF und Sensorbestände</w:t>
+          <w:t>Shopfloor: Verkauf</w:t>
         </w:r>
         <w:r>
           <w:rPr>
@@ -10666,7 +10666,7 @@
             <w:noProof/>
             <w:webHidden/>
           </w:rPr>
-          <w:instrText xml:space="preserve"> PAGEREF _Toc243034899 \h </w:instrText>
+          <w:instrText xml:space="preserve"> PAGEREF _Toc243037552 \h </w:instrText>
         </w:r>
         <w:r>
           <w:rPr>
@@ -10686,7 +10686,7 @@
             <w:noProof/>
             <w:webHidden/>
           </w:rPr>
-          <w:t>131</w:t>
+          <w:t>132</w:t>
         </w:r>
         <w:r>
           <w:rPr>
@@ -10709,13 +10709,13 @@
           <w:sz w:val="24"/>
         </w:rPr>
       </w:pPr>
-      <w:hyperlink w:anchor="_Toc243034900" w:history="1">
+      <w:hyperlink w:anchor="_Toc243037553" w:history="1">
         <w:r>
           <w:rPr>
             <w:rStyle w:val="Hyperlink"/>
             <w:noProof/>
           </w:rPr>
-          <w:t>Shopfloor: Personen und Mail, Schnittstelle SAP / MES, Export</w:t>
+          <w:t>Shopfloor: CZ, MTF und Sensorbestände</w:t>
         </w:r>
         <w:r>
           <w:rPr>
@@ -10736,7 +10736,7 @@
             <w:noProof/>
             <w:webHidden/>
           </w:rPr>
-          <w:instrText xml:space="preserve"> PAGEREF _Toc243034900 \h </w:instrText>
+          <w:instrText xml:space="preserve"> PAGEREF _Toc243037553 \h </w:instrText>
         </w:r>
         <w:r>
           <w:rPr>
@@ -10756,7 +10756,7 @@
             <w:noProof/>
             <w:webHidden/>
           </w:rPr>
-          <w:t>131</w:t>
+          <w:t>133</w:t>
         </w:r>
         <w:r>
           <w:rPr>
@@ -10779,12 +10779,82 @@
           <w:sz w:val="24"/>
         </w:rPr>
       </w:pPr>
-      <w:hyperlink w:anchor="_Toc243034901" w:history="1">
+      <w:hyperlink w:anchor="_Toc243037554" w:history="1">
         <w:r>
           <w:rPr>
             <w:rStyle w:val="Hyperlink"/>
             <w:noProof/>
           </w:rPr>
+          <w:t>Shopfloor: Personen und Mail, Schnittstelle SAP / MES, Export</w:t>
+        </w:r>
+        <w:r>
+          <w:rPr>
+            <w:noProof/>
+            <w:webHidden/>
+          </w:rPr>
+          <w:tab/>
+        </w:r>
+        <w:r>
+          <w:rPr>
+            <w:noProof/>
+            <w:webHidden/>
+          </w:rPr>
+          <w:fldChar w:fldCharType="begin"/>
+        </w:r>
+        <w:r>
+          <w:rPr>
+            <w:noProof/>
+            <w:webHidden/>
+          </w:rPr>
+          <w:instrText xml:space="preserve"> PAGEREF _Toc243037554 \h </w:instrText>
+        </w:r>
+        <w:r>
+          <w:rPr>
+            <w:noProof/>
+            <w:webHidden/>
+          </w:rPr>
+        </w:r>
+        <w:r>
+          <w:rPr>
+            <w:noProof/>
+            <w:webHidden/>
+          </w:rPr>
+          <w:fldChar w:fldCharType="separate"/>
+        </w:r>
+        <w:r>
+          <w:rPr>
+            <w:noProof/>
+            <w:webHidden/>
+          </w:rPr>
+          <w:t>134</w:t>
+        </w:r>
+        <w:r>
+          <w:rPr>
+            <w:noProof/>
+            <w:webHidden/>
+          </w:rPr>
+          <w:fldChar w:fldCharType="end"/>
+        </w:r>
+      </w:hyperlink>
+    </w:p>
+    <w:p>
+      <w:pPr>
+        <w:pStyle w:val="Verzeichnis2"/>
+        <w:tabs>
+          <w:tab w:val="right" w:leader="dot" w:pos="9296"/>
+        </w:tabs>
+        <w:rPr>
+          <w:rFonts w:asciiTheme="minorHAnsi" w:eastAsiaTheme="minorEastAsia" w:hAnsiTheme="minorHAnsi" w:cstheme="minorBidi"/>
+          <w:noProof/>
+          <w:sz w:val="24"/>
+        </w:rPr>
+      </w:pPr>
+      <w:hyperlink w:anchor="_Toc243037555" w:history="1">
+        <w:r>
+          <w:rPr>
+            <w:rStyle w:val="Hyperlink"/>
+            <w:noProof/>
+          </w:rPr>
           <w:t>Kennzahlen-Glossar</w:t>
         </w:r>
         <w:r>
@@ -10806,7 +10876,7 @@
             <w:noProof/>
             <w:webHidden/>
           </w:rPr>
-          <w:instrText xml:space="preserve"> PAGEREF _Toc243034901 \h </w:instrText>
+          <w:instrText xml:space="preserve"> PAGEREF _Toc243037555 \h </w:instrText>
         </w:r>
         <w:r>
           <w:rPr>
@@ -10826,7 +10896,7 @@
             <w:noProof/>
             <w:webHidden/>
           </w:rPr>
-          <w:t>132</w:t>
+          <w:t>135</w:t>
         </w:r>
         <w:r>
           <w:rPr>
@@ -10851,7 +10921,7 @@
       <w:pPr>
         <w:pStyle w:val="berschrift1"/>
       </w:pPr>
-      <w:bookmarkStart w:id="0" w:name="_Toc243034749"/>
+      <w:bookmarkStart w:id="0" w:name="_Toc243037402"/>
       <w:r>
         <w:t>Einleitung und Wegweiser</w:t>
       </w:r>
@@ -10880,7 +10950,7 @@
       <w:pPr>
         <w:pStyle w:val="berschrift2"/>
       </w:pPr>
-      <w:bookmarkStart w:id="1" w:name="_Toc243034750"/>
+      <w:bookmarkStart w:id="1" w:name="_Toc243037403"/>
       <w:r>
         <w:t>So ist jede Seite beschrieben</w:t>
       </w:r>
@@ -10990,7 +11060,7 @@
       <w:pPr>
         <w:pStyle w:val="berschrift2"/>
       </w:pPr>
-      <w:bookmarkStart w:id="2" w:name="_Toc243034751"/>
+      <w:bookmarkStart w:id="2" w:name="_Toc243037404"/>
       <w:r>
         <w:t>Wegweiser nach Rolle</w:t>
       </w:r>
@@ -11470,7 +11540,7 @@
       <w:pPr>
         <w:pStyle w:val="berschrift2"/>
       </w:pPr>
-      <w:bookmarkStart w:id="3" w:name="_Toc243034752"/>
+      <w:bookmarkStart w:id="3" w:name="_Toc243037405"/>
       <w:r>
         <w:t>Die Kopfleiste</w:t>
       </w:r>
@@ -11512,7 +11582,7 @@
       <w:pPr>
         <w:pStyle w:val="berschrift2"/>
       </w:pPr>
-      <w:bookmarkStart w:id="4" w:name="_Toc243034753"/>
+      <w:bookmarkStart w:id="4" w:name="_Toc243037406"/>
       <w:r>
         <w:t>Allgemeine Regeln für alle Zahlen</w:t>
       </w:r>
@@ -11552,7 +11622,7 @@
       <w:pPr>
         <w:pStyle w:val="berschrift1"/>
       </w:pPr>
-      <w:bookmarkStart w:id="5" w:name="_Toc243034754"/>
+      <w:bookmarkStart w:id="5" w:name="_Toc243037407"/>
       <w:r>
         <w:t>Finance und Management</w:t>
       </w:r>
@@ -11593,7 +11663,7 @@
       <w:pPr>
         <w:pStyle w:val="berschrift2"/>
       </w:pPr>
-      <w:bookmarkStart w:id="6" w:name="_Toc243034755"/>
+      <w:bookmarkStart w:id="6" w:name="_Toc243037408"/>
       <w:r>
         <w:t>Export Dashboard</w:t>
       </w:r>
@@ -11712,7 +11782,7 @@
       <w:pPr>
         <w:pStyle w:val="berschrift2"/>
       </w:pPr>
-      <w:bookmarkStart w:id="7" w:name="_Toc243034756"/>
+      <w:bookmarkStart w:id="7" w:name="_Toc243037409"/>
       <w:r>
         <w:t>Schnellübersicht</w:t>
       </w:r>
@@ -11817,7 +11887,7 @@
       <w:pPr>
         <w:pStyle w:val="berschrift2"/>
       </w:pPr>
-      <w:bookmarkStart w:id="8" w:name="_Toc243034757"/>
+      <w:bookmarkStart w:id="8" w:name="_Toc243037410"/>
       <w:r>
         <w:t>Management Entscheidungen</w:t>
       </w:r>
@@ -11926,7 +11996,7 @@
       <w:pPr>
         <w:pStyle w:val="berschrift2"/>
       </w:pPr>
-      <w:bookmarkStart w:id="9" w:name="_Toc243034758"/>
+      <w:bookmarkStart w:id="9" w:name="_Toc243037411"/>
       <w:r>
         <w:t>Finance Summary (Experten)</w:t>
       </w:r>
@@ -12018,7 +12088,7 @@
       <w:pPr>
         <w:pStyle w:val="berschrift2"/>
       </w:pPr>
-      <w:bookmarkStart w:id="10" w:name="_Toc243034759"/>
+      <w:bookmarkStart w:id="10" w:name="_Toc243037412"/>
       <w:r>
         <w:t>Länder Diagnose (Experten)</w:t>
       </w:r>
@@ -12110,7 +12180,7 @@
       <w:pPr>
         <w:pStyle w:val="berschrift2"/>
       </w:pPr>
-      <w:bookmarkStart w:id="11" w:name="_Toc243034760"/>
+      <w:bookmarkStart w:id="11" w:name="_Toc243037413"/>
       <w:r>
         <w:t>Datenstatus (Experten)</w:t>
       </w:r>
@@ -12202,7 +12272,7 @@
       <w:pPr>
         <w:pStyle w:val="berschrift2"/>
       </w:pPr>
-      <w:bookmarkStart w:id="12" w:name="_Toc243034761"/>
+      <w:bookmarkStart w:id="12" w:name="_Toc243037414"/>
       <w:r>
         <w:t>Abweichungen (Experten)</w:t>
       </w:r>
@@ -12283,7 +12353,7 @@
       <w:pPr>
         <w:pStyle w:val="berschrift2"/>
       </w:pPr>
-      <w:bookmarkStart w:id="13" w:name="_Toc243034762"/>
+      <w:bookmarkStart w:id="13" w:name="_Toc243037415"/>
       <w:r>
         <w:t>Gutschriften (Experten)</w:t>
       </w:r>
@@ -12364,7 +12434,7 @@
       <w:pPr>
         <w:pStyle w:val="berschrift2"/>
       </w:pPr>
-      <w:bookmarkStart w:id="14" w:name="_Toc243034763"/>
+      <w:bookmarkStart w:id="14" w:name="_Toc243037416"/>
       <w:r>
         <w:t>Datenqualität (Experten)</w:t>
       </w:r>
@@ -12445,7 +12515,7 @@
       <w:pPr>
         <w:pStyle w:val="berschrift2"/>
       </w:pPr>
-      <w:bookmarkStart w:id="15" w:name="_Toc243034764"/>
+      <w:bookmarkStart w:id="15" w:name="_Toc243037417"/>
       <w:r>
         <w:t>Finance Pivot (Experten)</w:t>
       </w:r>
@@ -12537,7 +12607,7 @@
       <w:pPr>
         <w:pStyle w:val="berschrift2"/>
       </w:pPr>
-      <w:bookmarkStart w:id="16" w:name="_Toc243034765"/>
+      <w:bookmarkStart w:id="16" w:name="_Toc243037418"/>
       <w:r>
         <w:t>Sparten-Finanzanalyse (Experten)</w:t>
       </w:r>
@@ -12629,7 +12699,7 @@
       <w:pPr>
         <w:pStyle w:val="berschrift2"/>
       </w:pPr>
-      <w:bookmarkStart w:id="17" w:name="_Toc243034766"/>
+      <w:bookmarkStart w:id="17" w:name="_Toc243037419"/>
       <w:r>
         <w:t>Zentrale Spartenzuordnung (Experten)</w:t>
       </w:r>
@@ -12710,7 +12780,7 @@
       <w:pPr>
         <w:pStyle w:val="berschrift2"/>
       </w:pPr>
-      <w:bookmarkStart w:id="18" w:name="_Toc243034767"/>
+      <w:bookmarkStart w:id="18" w:name="_Toc243037420"/>
       <w:r>
         <w:t>Finance Prüfbuch (Experten)</w:t>
       </w:r>
@@ -12802,7 +12872,7 @@
       <w:pPr>
         <w:pStyle w:val="berschrift2"/>
       </w:pPr>
-      <w:bookmarkStart w:id="19" w:name="_Toc243034768"/>
+      <w:bookmarkStart w:id="19" w:name="_Toc243037421"/>
       <w:r>
         <w:t>Gruppenmarge (Experten)</w:t>
       </w:r>
@@ -12908,7 +12978,7 @@
       <w:pPr>
         <w:pStyle w:val="berschrift2"/>
       </w:pPr>
-      <w:bookmarkStart w:id="20" w:name="_Toc243034769"/>
+      <w:bookmarkStart w:id="20" w:name="_Toc243037422"/>
       <w:r>
         <w:t>3D Datenanalyse (Experten)</w:t>
       </w:r>
@@ -13003,7 +13073,7 @@
       <w:pPr>
         <w:pStyle w:val="berschrift2"/>
       </w:pPr>
-      <w:bookmarkStart w:id="21" w:name="_Toc243034770"/>
+      <w:bookmarkStart w:id="21" w:name="_Toc243037423"/>
       <w:r>
         <w:t>Rohdaten Diagnose (Experten)</w:t>
       </w:r>
@@ -13098,7 +13168,7 @@
       <w:pPr>
         <w:pStyle w:val="berschrift2"/>
       </w:pPr>
-      <w:bookmarkStart w:id="22" w:name="_Toc243034771"/>
+      <w:bookmarkStart w:id="22" w:name="_Toc243037424"/>
       <w:r>
         <w:t>Daten-Heartbeat (Experten)</w:t>
       </w:r>
@@ -13193,7 +13263,7 @@
       <w:pPr>
         <w:pStyle w:val="berschrift2"/>
       </w:pPr>
-      <w:bookmarkStart w:id="23" w:name="_Toc243034772"/>
+      <w:bookmarkStart w:id="23" w:name="_Toc243037425"/>
       <w:r>
         <w:t>Soll/Ist Vergleich</w:t>
       </w:r>
@@ -13288,7 +13358,7 @@
       <w:pPr>
         <w:pStyle w:val="berschrift2"/>
       </w:pPr>
-      <w:bookmarkStart w:id="24" w:name="_Toc243034773"/>
+      <w:bookmarkStart w:id="24" w:name="_Toc243037426"/>
       <w:r>
         <w:t>Controlling</w:t>
       </w:r>
@@ -13400,7 +13470,7 @@
       <w:pPr>
         <w:pStyle w:val="berschrift2"/>
       </w:pPr>
-      <w:bookmarkStart w:id="25" w:name="_Toc243034774"/>
+      <w:bookmarkStart w:id="25" w:name="_Toc243037427"/>
       <w:r>
         <w:t>Finance Schulung</w:t>
       </w:r>
@@ -13495,7 +13565,7 @@
       <w:pPr>
         <w:pStyle w:val="berschrift2"/>
       </w:pPr>
-      <w:bookmarkStart w:id="26" w:name="_Toc243034775"/>
+      <w:bookmarkStart w:id="26" w:name="_Toc243037428"/>
       <w:r>
         <w:t>Manuelle Importe</w:t>
       </w:r>
@@ -13587,7 +13657,7 @@
       <w:pPr>
         <w:pStyle w:val="berschrift2"/>
       </w:pPr>
-      <w:bookmarkStart w:id="27" w:name="_Toc243034776"/>
+      <w:bookmarkStart w:id="27" w:name="_Toc243037429"/>
       <w:r>
         <w:t>Journal Import</w:t>
       </w:r>
@@ -13679,7 +13749,7 @@
       <w:pPr>
         <w:pStyle w:val="berschrift2"/>
       </w:pPr>
-      <w:bookmarkStart w:id="28" w:name="_Toc243034777"/>
+      <w:bookmarkStart w:id="28" w:name="_Toc243037430"/>
       <w:r>
         <w:t>Marktsegmente</w:t>
       </w:r>
@@ -13788,7 +13858,7 @@
       <w:pPr>
         <w:pStyle w:val="berschrift2"/>
       </w:pPr>
-      <w:bookmarkStart w:id="29" w:name="_Toc243034778"/>
+      <w:bookmarkStart w:id="29" w:name="_Toc243037431"/>
       <w:r>
         <w:t>Administration</w:t>
       </w:r>
@@ -13980,7 +14050,7 @@
       <w:pPr>
         <w:pStyle w:val="berschrift2"/>
       </w:pPr>
-      <w:bookmarkStart w:id="30" w:name="_Toc243034779"/>
+      <w:bookmarkStart w:id="30" w:name="_Toc243037432"/>
       <w:r>
         <w:t>Kennzahlen-Glossar</w:t>
       </w:r>
@@ -14889,7 +14959,7 @@
       <w:pPr>
         <w:pStyle w:val="berschrift1"/>
       </w:pPr>
-      <w:bookmarkStart w:id="31" w:name="_Toc243034780"/>
+      <w:bookmarkStart w:id="31" w:name="_Toc243037433"/>
       <w:r>
         <w:t>Einkauf</w:t>
       </w:r>
@@ -14956,7 +15026,7 @@
       <w:pPr>
         <w:pStyle w:val="berschrift2"/>
       </w:pPr>
-      <w:bookmarkStart w:id="32" w:name="_Toc243034781"/>
+      <w:bookmarkStart w:id="32" w:name="_Toc243037434"/>
       <w:r>
         <w:t>Einkauf Dashboard</w:t>
       </w:r>
@@ -15227,7 +15297,7 @@
       <w:pPr>
         <w:pStyle w:val="berschrift2"/>
       </w:pPr>
-      <w:bookmarkStart w:id="33" w:name="_Toc243034782"/>
+      <w:bookmarkStart w:id="33" w:name="_Toc243037435"/>
       <w:r>
         <w:t>Spend</w:t>
       </w:r>
@@ -15386,7 +15456,7 @@
       <w:pPr>
         <w:pStyle w:val="berschrift2"/>
       </w:pPr>
-      <w:bookmarkStart w:id="34" w:name="_Toc243034783"/>
+      <w:bookmarkStart w:id="34" w:name="_Toc243037436"/>
       <w:r>
         <w:t>Offene Bestellungen</w:t>
       </w:r>
@@ -15537,7 +15607,7 @@
       <w:pPr>
         <w:pStyle w:val="berschrift2"/>
       </w:pPr>
-      <w:bookmarkStart w:id="35" w:name="_Toc243034784"/>
+      <w:bookmarkStart w:id="35" w:name="_Toc243037437"/>
       <w:r>
         <w:t>Kontrakte</w:t>
       </w:r>
@@ -15660,7 +15730,7 @@
       <w:pPr>
         <w:pStyle w:val="berschrift2"/>
       </w:pPr>
-      <w:bookmarkStart w:id="36" w:name="_Toc243034785"/>
+      <w:bookmarkStart w:id="36" w:name="_Toc243037438"/>
       <w:r>
         <w:t>Lieferanten</w:t>
       </w:r>
@@ -15771,7 +15841,7 @@
       <w:pPr>
         <w:pStyle w:val="berschrift2"/>
       </w:pPr>
-      <w:bookmarkStart w:id="37" w:name="_Toc243034786"/>
+      <w:bookmarkStart w:id="37" w:name="_Toc243037439"/>
       <w:r>
         <w:t>Spend-Aufriss</w:t>
       </w:r>
@@ -15913,7 +15983,7 @@
       <w:pPr>
         <w:pStyle w:val="berschrift2"/>
       </w:pPr>
-      <w:bookmarkStart w:id="38" w:name="_Toc243034787"/>
+      <w:bookmarkStart w:id="38" w:name="_Toc243037440"/>
       <w:r>
         <w:t>Bestellbedarf &amp; Deckung</w:t>
       </w:r>
@@ -16116,7 +16186,7 @@
       <w:pPr>
         <w:pStyle w:val="berschrift2"/>
       </w:pPr>
-      <w:bookmarkStart w:id="39" w:name="_Toc243034788"/>
+      <w:bookmarkStart w:id="39" w:name="_Toc243037441"/>
       <w:r>
         <w:t>Materialabhängigkeit</w:t>
       </w:r>
@@ -16316,7 +16386,7 @@
       <w:pPr>
         <w:pStyle w:val="berschrift2"/>
       </w:pPr>
-      <w:bookmarkStart w:id="40" w:name="_Toc243034789"/>
+      <w:bookmarkStart w:id="40" w:name="_Toc243037442"/>
       <w:r>
         <w:t>Lieferperformance</w:t>
       </w:r>
@@ -16427,7 +16497,7 @@
       <w:pPr>
         <w:pStyle w:val="berschrift2"/>
       </w:pPr>
-      <w:bookmarkStart w:id="41" w:name="_Toc243034790"/>
+      <w:bookmarkStart w:id="41" w:name="_Toc243037443"/>
       <w:r>
         <w:t>Ideen: Übersicht</w:t>
       </w:r>
@@ -16541,7 +16611,7 @@
       <w:pPr>
         <w:pStyle w:val="berschrift2"/>
       </w:pPr>
-      <w:bookmarkStart w:id="42" w:name="_Toc243034791"/>
+      <w:bookmarkStart w:id="42" w:name="_Toc243037444"/>
       <w:r>
         <w:t>Ideen: Einkauf-Datenservice</w:t>
       </w:r>
@@ -16641,7 +16711,7 @@
       <w:pPr>
         <w:pStyle w:val="berschrift2"/>
       </w:pPr>
-      <w:bookmarkStart w:id="43" w:name="_Toc243034792"/>
+      <w:bookmarkStart w:id="43" w:name="_Toc243037445"/>
       <w:r>
         <w:t>Ideen: Liefertermin-Risiko</w:t>
       </w:r>
@@ -16752,7 +16822,7 @@
       <w:pPr>
         <w:pStyle w:val="berschrift2"/>
       </w:pPr>
-      <w:bookmarkStart w:id="44" w:name="_Toc243034793"/>
+      <w:bookmarkStart w:id="44" w:name="_Toc243037446"/>
       <w:r>
         <w:t>Ideen: Preisentwicklung</w:t>
       </w:r>
@@ -16881,7 +16951,7 @@
       <w:pPr>
         <w:pStyle w:val="berschrift2"/>
       </w:pPr>
-      <w:bookmarkStart w:id="45" w:name="_Toc243034794"/>
+      <w:bookmarkStart w:id="45" w:name="_Toc243037447"/>
       <w:r>
         <w:t>Ideen: Spend-Konzentration</w:t>
       </w:r>
@@ -16992,7 +17062,7 @@
       <w:pPr>
         <w:pStyle w:val="berschrift2"/>
       </w:pPr>
-      <w:bookmarkStart w:id="46" w:name="_Toc243034795"/>
+      <w:bookmarkStart w:id="46" w:name="_Toc243037448"/>
       <w:r>
         <w:t>Ideen: Datenqualität</w:t>
       </w:r>
@@ -17103,7 +17173,7 @@
       <w:pPr>
         <w:pStyle w:val="berschrift2"/>
       </w:pPr>
-      <w:bookmarkStart w:id="47" w:name="_Toc243034796"/>
+      <w:bookmarkStart w:id="47" w:name="_Toc243037449"/>
       <w:r>
         <w:t>Kennzahlen-Katalog</w:t>
       </w:r>
@@ -17191,7 +17261,7 @@
       <w:pPr>
         <w:pStyle w:val="berschrift2"/>
       </w:pPr>
-      <w:bookmarkStart w:id="48" w:name="_Toc243034797"/>
+      <w:bookmarkStart w:id="48" w:name="_Toc243037450"/>
       <w:r>
         <w:t>PBIX Vorlage</w:t>
       </w:r>
@@ -17279,7 +17349,7 @@
       <w:pPr>
         <w:pStyle w:val="berschrift2"/>
       </w:pPr>
-      <w:bookmarkStart w:id="49" w:name="_Toc243034798"/>
+      <w:bookmarkStart w:id="49" w:name="_Toc243037451"/>
       <w:r>
         <w:t>3D Simulation</w:t>
       </w:r>
@@ -17402,7 +17472,7 @@
       <w:pPr>
         <w:pStyle w:val="berschrift2"/>
       </w:pPr>
-      <w:bookmarkStart w:id="50" w:name="_Toc243034799"/>
+      <w:bookmarkStart w:id="50" w:name="_Toc243037452"/>
       <w:r>
         <w:t>Interaktiv</w:t>
       </w:r>
@@ -17710,7 +17780,7 @@
       <w:pPr>
         <w:pStyle w:val="berschrift2"/>
       </w:pPr>
-      <w:bookmarkStart w:id="51" w:name="_Toc243034800"/>
+      <w:bookmarkStart w:id="51" w:name="_Toc243037453"/>
       <w:r>
         <w:t>Datenquellen</w:t>
       </w:r>
@@ -17810,7 +17880,7 @@
       <w:pPr>
         <w:pStyle w:val="berschrift2"/>
       </w:pPr>
-      <w:bookmarkStart w:id="52" w:name="_Toc243034801"/>
+      <w:bookmarkStart w:id="52" w:name="_Toc243037454"/>
       <w:r>
         <w:t>Kennzahlen-Glossar</w:t>
       </w:r>
@@ -18514,7 +18584,7 @@
       <w:pPr>
         <w:pStyle w:val="berschrift1"/>
       </w:pPr>
-      <w:bookmarkStart w:id="53" w:name="_Toc243034802"/>
+      <w:bookmarkStart w:id="53" w:name="_Toc243037455"/>
       <w:r>
         <w:t>Verkauf</w:t>
       </w:r>
@@ -18567,7 +18637,7 @@
       <w:pPr>
         <w:pStyle w:val="berschrift2"/>
       </w:pPr>
-      <w:bookmarkStart w:id="54" w:name="_Toc243034803"/>
+      <w:bookmarkStart w:id="54" w:name="_Toc243037456"/>
       <w:r>
         <w:t>Kunden</w:t>
       </w:r>
@@ -18678,7 +18748,7 @@
       <w:pPr>
         <w:pStyle w:val="berschrift2"/>
       </w:pPr>
-      <w:bookmarkStart w:id="55" w:name="_Toc243034804"/>
+      <w:bookmarkStart w:id="55" w:name="_Toc243037457"/>
       <w:r>
         <w:t>Rückgang</w:t>
       </w:r>
@@ -18784,7 +18854,7 @@
       <w:pPr>
         <w:pStyle w:val="berschrift2"/>
       </w:pPr>
-      <w:bookmarkStart w:id="56" w:name="_Toc243034805"/>
+      <w:bookmarkStart w:id="56" w:name="_Toc243037458"/>
       <w:r>
         <w:t>Neue und verlorene Kunden</w:t>
       </w:r>
@@ -18890,7 +18960,7 @@
       <w:pPr>
         <w:pStyle w:val="berschrift2"/>
       </w:pPr>
-      <w:bookmarkStart w:id="57" w:name="_Toc243034806"/>
+      <w:bookmarkStart w:id="57" w:name="_Toc243037459"/>
       <w:r>
         <w:t>Konzentration</w:t>
       </w:r>
@@ -18996,7 +19066,7 @@
       <w:pPr>
         <w:pStyle w:val="berschrift2"/>
       </w:pPr>
-      <w:bookmarkStart w:id="58" w:name="_Toc243034807"/>
+      <w:bookmarkStart w:id="58" w:name="_Toc243037460"/>
       <w:r>
         <w:t>Cross-Selling</w:t>
       </w:r>
@@ -19091,7 +19161,7 @@
       <w:pPr>
         <w:pStyle w:val="berschrift2"/>
       </w:pPr>
-      <w:bookmarkStart w:id="59" w:name="_Toc243034808"/>
+      <w:bookmarkStart w:id="59" w:name="_Toc243037461"/>
       <w:r>
         <w:t>Preisstreuung</w:t>
       </w:r>
@@ -19197,7 +19267,7 @@
       <w:pPr>
         <w:pStyle w:val="berschrift2"/>
       </w:pPr>
-      <w:bookmarkStart w:id="60" w:name="_Toc243034809"/>
+      <w:bookmarkStart w:id="60" w:name="_Toc243037462"/>
       <w:r>
         <w:t>Saison und Prognose</w:t>
       </w:r>
@@ -19303,7 +19373,7 @@
       <w:pPr>
         <w:pStyle w:val="berschrift2"/>
       </w:pPr>
-      <w:bookmarkStart w:id="61" w:name="_Toc243034810"/>
+      <w:bookmarkStart w:id="61" w:name="_Toc243037463"/>
       <w:r>
         <w:t>Weltkarte</w:t>
       </w:r>
@@ -19406,7 +19476,7 @@
       <w:pPr>
         <w:pStyle w:val="berschrift2"/>
       </w:pPr>
-      <w:bookmarkStart w:id="62" w:name="_Toc243034811"/>
+      <w:bookmarkStart w:id="62" w:name="_Toc243037464"/>
       <w:r>
         <w:t>Interaktiv</w:t>
       </w:r>
@@ -19498,7 +19568,7 @@
       <w:pPr>
         <w:pStyle w:val="berschrift2"/>
       </w:pPr>
-      <w:bookmarkStart w:id="63" w:name="_Toc243034812"/>
+      <w:bookmarkStart w:id="63" w:name="_Toc243037465"/>
       <w:r>
         <w:t>Kunden-Galaxie</w:t>
       </w:r>
@@ -19590,7 +19660,7 @@
       <w:pPr>
         <w:pStyle w:val="berschrift2"/>
       </w:pPr>
-      <w:bookmarkStart w:id="64" w:name="_Toc243034813"/>
+      <w:bookmarkStart w:id="64" w:name="_Toc243037466"/>
       <w:r>
         <w:t>Rennen</w:t>
       </w:r>
@@ -19682,7 +19752,7 @@
       <w:pPr>
         <w:pStyle w:val="berschrift2"/>
       </w:pPr>
-      <w:bookmarkStart w:id="65" w:name="_Toc243034814"/>
+      <w:bookmarkStart w:id="65" w:name="_Toc243037467"/>
       <w:r>
         <w:t>Umsatzfluss</w:t>
       </w:r>
@@ -19774,7 +19844,7 @@
       <w:pPr>
         <w:pStyle w:val="berschrift2"/>
       </w:pPr>
-      <w:bookmarkStart w:id="66" w:name="_Toc243034815"/>
+      <w:bookmarkStart w:id="66" w:name="_Toc243037468"/>
       <w:r>
         <w:t>Sonnenstrahl</w:t>
       </w:r>
@@ -19866,7 +19936,7 @@
       <w:pPr>
         <w:pStyle w:val="berschrift2"/>
       </w:pPr>
-      <w:bookmarkStart w:id="67" w:name="_Toc243034816"/>
+      <w:bookmarkStart w:id="67" w:name="_Toc243037469"/>
       <w:r>
         <w:t>Was wäre wenn</w:t>
       </w:r>
@@ -19975,7 +20045,7 @@
       <w:pPr>
         <w:pStyle w:val="berschrift2"/>
       </w:pPr>
-      <w:bookmarkStart w:id="68" w:name="_Toc243034817"/>
+      <w:bookmarkStart w:id="68" w:name="_Toc243037470"/>
       <w:r>
         <w:t>Bestellrhythmus</w:t>
       </w:r>
@@ -20070,7 +20140,7 @@
       <w:pPr>
         <w:pStyle w:val="berschrift2"/>
       </w:pPr>
-      <w:bookmarkStart w:id="69" w:name="_Toc243034818"/>
+      <w:bookmarkStart w:id="69" w:name="_Toc243037471"/>
       <w:r>
         <w:t>Kalender</w:t>
       </w:r>
@@ -20162,7 +20232,7 @@
       <w:pPr>
         <w:pStyle w:val="berschrift2"/>
       </w:pPr>
-      <w:bookmarkStart w:id="70" w:name="_Toc243034819"/>
+      <w:bookmarkStart w:id="70" w:name="_Toc243037472"/>
       <w:r>
         <w:t>Artikel-Netzwerk</w:t>
       </w:r>
@@ -20257,7 +20327,7 @@
       <w:pPr>
         <w:pStyle w:val="berschrift2"/>
       </w:pPr>
-      <w:bookmarkStart w:id="71" w:name="_Toc243034820"/>
+      <w:bookmarkStart w:id="71" w:name="_Toc243037473"/>
       <w:r>
         <w:t>3D-Landschaft</w:t>
       </w:r>
@@ -20349,7 +20419,7 @@
       <w:pPr>
         <w:pStyle w:val="berschrift2"/>
       </w:pPr>
-      <w:bookmarkStart w:id="72" w:name="_Toc243034821"/>
+      <w:bookmarkStart w:id="72" w:name="_Toc243037474"/>
       <w:r>
         <w:t>Kennzahlen-Glossar</w:t>
       </w:r>
@@ -21176,7 +21246,7 @@
       <w:pPr>
         <w:pStyle w:val="berschrift1"/>
       </w:pPr>
-      <w:bookmarkStart w:id="73" w:name="_Toc243034822"/>
+      <w:bookmarkStart w:id="73" w:name="_Toc243037475"/>
       <w:r>
         <w:t>Logistik</w:t>
       </w:r>
@@ -21196,7 +21266,7 @@
       <w:pPr>
         <w:pStyle w:val="berschrift2"/>
       </w:pPr>
-      <w:bookmarkStart w:id="74" w:name="_Toc243034823"/>
+      <w:bookmarkStart w:id="74" w:name="_Toc243037476"/>
       <w:r>
         <w:t>Stücklistenanalyse</w:t>
       </w:r>
@@ -21313,7 +21383,7 @@
       <w:pPr>
         <w:pStyle w:val="berschrift2"/>
       </w:pPr>
-      <w:bookmarkStart w:id="75" w:name="_Toc243034824"/>
+      <w:bookmarkStart w:id="75" w:name="_Toc243037477"/>
       <w:r>
         <w:t>Materialdisposition &amp; Fehlteile</w:t>
       </w:r>
@@ -21465,7 +21535,7 @@
       <w:pPr>
         <w:pStyle w:val="berschrift2"/>
       </w:pPr>
-      <w:bookmarkStart w:id="76" w:name="_Toc243034825"/>
+      <w:bookmarkStart w:id="76" w:name="_Toc243037478"/>
       <w:r>
         <w:t>Logistik live</w:t>
       </w:r>
@@ -21573,7 +21643,7 @@
       <w:pPr>
         <w:pStyle w:val="berschrift2"/>
       </w:pPr>
-      <w:bookmarkStart w:id="77" w:name="_Toc243034826"/>
+      <w:bookmarkStart w:id="77" w:name="_Toc243037479"/>
       <w:r>
         <w:t>Original- und Live-Übersicht</w:t>
       </w:r>
@@ -21666,7 +21736,7 @@
       <w:pPr>
         <w:pStyle w:val="berschrift2"/>
       </w:pPr>
-      <w:bookmarkStart w:id="78" w:name="_Toc243034827"/>
+      <w:bookmarkStart w:id="78" w:name="_Toc243037480"/>
       <w:r>
         <w:t>3D-Lager</w:t>
       </w:r>
@@ -21759,7 +21829,7 @@
       <w:pPr>
         <w:pStyle w:val="berschrift2"/>
       </w:pPr>
-      <w:bookmarkStart w:id="79" w:name="_Toc243034828"/>
+      <w:bookmarkStart w:id="79" w:name="_Toc243037481"/>
       <w:r>
         <w:t>Produktivität</w:t>
       </w:r>
@@ -21855,7 +21925,7 @@
       <w:pPr>
         <w:pStyle w:val="berschrift2"/>
       </w:pPr>
-      <w:bookmarkStart w:id="80" w:name="_Toc243034829"/>
+      <w:bookmarkStart w:id="80" w:name="_Toc243037482"/>
       <w:r>
         <w:t>Leistung je Person (nur nach Anmeldung)</w:t>
       </w:r>
@@ -21945,7 +22015,7 @@
       <w:pPr>
         <w:pStyle w:val="berschrift2"/>
       </w:pPr>
-      <w:bookmarkStart w:id="81" w:name="_Toc243034830"/>
+      <w:bookmarkStart w:id="81" w:name="_Toc243037483"/>
       <w:r>
         <w:t>Kapazität</w:t>
       </w:r>
@@ -22094,7 +22164,7 @@
       <w:pPr>
         <w:pStyle w:val="berschrift2"/>
       </w:pPr>
-      <w:bookmarkStart w:id="82" w:name="_Toc243034831"/>
+      <w:bookmarkStart w:id="82" w:name="_Toc243037484"/>
       <w:r>
         <w:t>Verwendung &amp; Risiko</w:t>
       </w:r>
@@ -22201,7 +22271,7 @@
       <w:pPr>
         <w:pStyle w:val="berschrift2"/>
       </w:pPr>
-      <w:bookmarkStart w:id="83" w:name="_Toc243034832"/>
+      <w:bookmarkStart w:id="83" w:name="_Toc243037485"/>
       <w:r>
         <w:t>Dispositionsprüfung</w:t>
       </w:r>
@@ -22372,7 +22442,7 @@
       <w:pPr>
         <w:pStyle w:val="berschrift2"/>
       </w:pPr>
-      <w:bookmarkStart w:id="84" w:name="_Toc243034833"/>
+      <w:bookmarkStart w:id="84" w:name="_Toc243037486"/>
       <w:r>
         <w:t>Kennzahlen-Glossar</w:t>
       </w:r>
@@ -23117,7 +23187,7 @@
       <w:pPr>
         <w:pStyle w:val="berschrift1"/>
       </w:pPr>
-      <w:bookmarkStart w:id="85" w:name="_Toc243034834"/>
+      <w:bookmarkStart w:id="85" w:name="_Toc243037487"/>
       <w:r>
         <w:t>HR</w:t>
       </w:r>
@@ -23140,7 +23210,7 @@
       <w:pPr>
         <w:pStyle w:val="berschrift2"/>
       </w:pPr>
-      <w:bookmarkStart w:id="86" w:name="_Toc243034835"/>
+      <w:bookmarkStart w:id="86" w:name="_Toc243037488"/>
       <w:r>
         <w:t>HR Dashboard</w:t>
       </w:r>
@@ -23335,7 +23405,7 @@
       <w:pPr>
         <w:pStyle w:val="berschrift2"/>
       </w:pPr>
-      <w:bookmarkStart w:id="87" w:name="_Toc243034836"/>
+      <w:bookmarkStart w:id="87" w:name="_Toc243037489"/>
       <w:r>
         <w:t>Überblick</w:t>
       </w:r>
@@ -23425,7 +23495,7 @@
       <w:pPr>
         <w:pStyle w:val="berschrift2"/>
       </w:pPr>
-      <w:bookmarkStart w:id="88" w:name="_Toc243034837"/>
+      <w:bookmarkStart w:id="88" w:name="_Toc243037490"/>
       <w:r>
         <w:t>Fluktuation</w:t>
       </w:r>
@@ -23614,7 +23684,7 @@
       <w:pPr>
         <w:pStyle w:val="berschrift2"/>
       </w:pPr>
-      <w:bookmarkStart w:id="89" w:name="_Toc243034838"/>
+      <w:bookmarkStart w:id="89" w:name="_Toc243037491"/>
       <w:r>
         <w:t>Ampel</w:t>
       </w:r>
@@ -23707,7 +23777,7 @@
       <w:pPr>
         <w:pStyle w:val="berschrift2"/>
       </w:pPr>
-      <w:bookmarkStart w:id="90" w:name="_Toc243034839"/>
+      <w:bookmarkStart w:id="90" w:name="_Toc243037492"/>
       <w:r>
         <w:t>Absenzen</w:t>
       </w:r>
@@ -23819,7 +23889,7 @@
       <w:pPr>
         <w:pStyle w:val="berschrift2"/>
       </w:pPr>
-      <w:bookmarkStart w:id="91" w:name="_Toc243034840"/>
+      <w:bookmarkStart w:id="91" w:name="_Toc243037493"/>
       <w:r>
         <w:t>Zeit / Ferien</w:t>
       </w:r>
@@ -23918,7 +23988,7 @@
       <w:pPr>
         <w:pStyle w:val="berschrift2"/>
       </w:pPr>
-      <w:bookmarkStart w:id="92" w:name="_Toc243034841"/>
+      <w:bookmarkStart w:id="92" w:name="_Toc243037494"/>
       <w:r>
         <w:t>Mitarbeitende</w:t>
       </w:r>
@@ -24008,7 +24078,7 @@
       <w:pPr>
         <w:pStyle w:val="berschrift2"/>
       </w:pPr>
-      <w:bookmarkStart w:id="93" w:name="_Toc243034842"/>
+      <w:bookmarkStart w:id="93" w:name="_Toc243037495"/>
       <w:r>
         <w:t>Datenstatus</w:t>
       </w:r>
@@ -24098,7 +24168,7 @@
       <w:pPr>
         <w:pStyle w:val="berschrift2"/>
       </w:pPr>
-      <w:bookmarkStart w:id="94" w:name="_Toc243034843"/>
+      <w:bookmarkStart w:id="94" w:name="_Toc243037496"/>
       <w:r>
         <w:t>Anleitung</w:t>
       </w:r>
@@ -24191,7 +24261,7 @@
       <w:pPr>
         <w:pStyle w:val="berschrift2"/>
       </w:pPr>
-      <w:bookmarkStart w:id="95" w:name="_Toc243034844"/>
+      <w:bookmarkStart w:id="95" w:name="_Toc243037497"/>
       <w:r>
         <w:t>HR KPI Schulung</w:t>
       </w:r>
@@ -24296,7 +24366,7 @@
       <w:pPr>
         <w:pStyle w:val="berschrift2"/>
       </w:pPr>
-      <w:bookmarkStart w:id="96" w:name="_Toc243034845"/>
+      <w:bookmarkStart w:id="96" w:name="_Toc243037498"/>
       <w:r>
         <w:t>Kennzahlen-Glossar</w:t>
       </w:r>
@@ -25082,7 +25152,7 @@
       <w:pPr>
         <w:pStyle w:val="berschrift1"/>
       </w:pPr>
-      <w:bookmarkStart w:id="97" w:name="_Toc243034846"/>
+      <w:bookmarkStart w:id="97" w:name="_Toc243037499"/>
       <w:r>
         <w:t>Weltlage</w:t>
       </w:r>
@@ -25125,7 +25195,7 @@
       <w:pPr>
         <w:pStyle w:val="berschrift2"/>
       </w:pPr>
-      <w:bookmarkStart w:id="98" w:name="_Toc243034847"/>
+      <w:bookmarkStart w:id="98" w:name="_Toc243037500"/>
       <w:r>
         <w:t>Radar</w:t>
       </w:r>
@@ -25443,7 +25513,7 @@
       <w:pPr>
         <w:pStyle w:val="berschrift2"/>
       </w:pPr>
-      <w:bookmarkStart w:id="99" w:name="_Toc243034848"/>
+      <w:bookmarkStart w:id="99" w:name="_Toc243037501"/>
       <w:r>
         <w:t>Länder</w:t>
       </w:r>
@@ -25570,7 +25640,7 @@
       <w:pPr>
         <w:pStyle w:val="berschrift2"/>
       </w:pPr>
-      <w:bookmarkStart w:id="100" w:name="_Toc243034849"/>
+      <w:bookmarkStart w:id="100" w:name="_Toc243037502"/>
       <w:r>
         <w:t>Rohstoffe und Währungen</w:t>
       </w:r>
@@ -25830,7 +25900,7 @@
       <w:pPr>
         <w:pStyle w:val="berschrift2"/>
       </w:pPr>
-      <w:bookmarkStart w:id="101" w:name="_Toc243034850"/>
+      <w:bookmarkStart w:id="101" w:name="_Toc243037503"/>
       <w:r>
         <w:t>Ereignisse</w:t>
       </w:r>
@@ -25954,7 +26024,7 @@
       <w:pPr>
         <w:pStyle w:val="berschrift2"/>
       </w:pPr>
-      <w:bookmarkStart w:id="102" w:name="_Toc243034851"/>
+      <w:bookmarkStart w:id="102" w:name="_Toc243037504"/>
       <w:r>
         <w:t>Kennzahlen-Glossar</w:t>
       </w:r>
@@ -26494,7 +26564,7 @@
       <w:pPr>
         <w:pStyle w:val="berschrift1"/>
       </w:pPr>
-      <w:bookmarkStart w:id="103" w:name="_Toc243034852"/>
+      <w:bookmarkStart w:id="103" w:name="_Toc243037505"/>
       <w:r>
         <w:t>Netzwerk und IT-Infrastruktur</w:t>
       </w:r>
@@ -26531,7 +26601,7 @@
       <w:pPr>
         <w:pStyle w:val="berschrift2"/>
       </w:pPr>
-      <w:bookmarkStart w:id="104" w:name="_Toc243034853"/>
+      <w:bookmarkStart w:id="104" w:name="_Toc243037506"/>
       <w:r>
         <w:t>Übersicht</w:t>
       </w:r>
@@ -26640,7 +26710,7 @@
       <w:pPr>
         <w:pStyle w:val="berschrift2"/>
       </w:pPr>
-      <w:bookmarkStart w:id="105" w:name="_Toc243034854"/>
+      <w:bookmarkStart w:id="105" w:name="_Toc243037507"/>
       <w:r>
         <w:t>Verfügbarkeit</w:t>
       </w:r>
@@ -26764,7 +26834,7 @@
       <w:pPr>
         <w:pStyle w:val="berschrift2"/>
       </w:pPr>
-      <w:bookmarkStart w:id="106" w:name="_Toc243034855"/>
+      <w:bookmarkStart w:id="106" w:name="_Toc243037508"/>
       <w:r>
         <w:t>Netz oder Daten</w:t>
       </w:r>
@@ -26888,7 +26958,7 @@
       <w:pPr>
         <w:pStyle w:val="berschrift2"/>
       </w:pPr>
-      <w:bookmarkStart w:id="107" w:name="_Toc243034856"/>
+      <w:bookmarkStart w:id="107" w:name="_Toc243037509"/>
       <w:r>
         <w:t>Sicherheit</w:t>
       </w:r>
@@ -26994,7 +27064,7 @@
       <w:pPr>
         <w:pStyle w:val="berschrift2"/>
       </w:pPr>
-      <w:bookmarkStart w:id="108" w:name="_Toc243034857"/>
+      <w:bookmarkStart w:id="108" w:name="_Toc243037510"/>
       <w:r>
         <w:t>Active Directory</w:t>
       </w:r>
@@ -27103,7 +27173,7 @@
       <w:pPr>
         <w:pStyle w:val="berschrift2"/>
       </w:pPr>
-      <w:bookmarkStart w:id="109" w:name="_Toc243034858"/>
+      <w:bookmarkStart w:id="109" w:name="_Toc243037511"/>
       <w:r>
         <w:t>AD-Infrastruktur</w:t>
       </w:r>
@@ -27183,7 +27253,7 @@
       <w:pPr>
         <w:pStyle w:val="berschrift2"/>
       </w:pPr>
-      <w:bookmarkStart w:id="110" w:name="_Toc243034859"/>
+      <w:bookmarkStart w:id="110" w:name="_Toc243037512"/>
       <w:r>
         <w:t>Gruppenrichtlinien</w:t>
       </w:r>
@@ -27263,7 +27333,7 @@
       <w:pPr>
         <w:pStyle w:val="berschrift2"/>
       </w:pPr>
-      <w:bookmarkStart w:id="111" w:name="_Toc243034860"/>
+      <w:bookmarkStart w:id="111" w:name="_Toc243037513"/>
       <w:r>
         <w:t>DNS</w:t>
       </w:r>
@@ -27325,7 +27395,7 @@
       <w:pPr>
         <w:pStyle w:val="berschrift2"/>
       </w:pPr>
-      <w:bookmarkStart w:id="112" w:name="_Toc243034861"/>
+      <w:bookmarkStart w:id="112" w:name="_Toc243037514"/>
       <w:r>
         <w:t>Verlauf</w:t>
       </w:r>
@@ -27418,7 +27488,7 @@
       <w:pPr>
         <w:pStyle w:val="berschrift2"/>
       </w:pPr>
-      <w:bookmarkStart w:id="113" w:name="_Toc243034862"/>
+      <w:bookmarkStart w:id="113" w:name="_Toc243037515"/>
       <w:r>
         <w:t>Migration</w:t>
       </w:r>
@@ -27591,7 +27661,7 @@
       <w:pPr>
         <w:pStyle w:val="berschrift2"/>
       </w:pPr>
-      <w:bookmarkStart w:id="114" w:name="_Toc243034863"/>
+      <w:bookmarkStart w:id="114" w:name="_Toc243037516"/>
       <w:r>
         <w:t>Bericht</w:t>
       </w:r>
@@ -27700,7 +27770,7 @@
       <w:pPr>
         <w:pStyle w:val="berschrift2"/>
       </w:pPr>
-      <w:bookmarkStart w:id="115" w:name="_Toc243034864"/>
+      <w:bookmarkStart w:id="115" w:name="_Toc243037517"/>
       <w:r>
         <w:t>Arbeitsplätze</w:t>
       </w:r>
@@ -27806,7 +27876,7 @@
       <w:pPr>
         <w:pStyle w:val="berschrift2"/>
       </w:pPr>
-      <w:bookmarkStart w:id="116" w:name="_Toc243034865"/>
+      <w:bookmarkStart w:id="116" w:name="_Toc243037518"/>
       <w:r>
         <w:t>Kennzahlen-Glossar</w:t>
       </w:r>
@@ -28387,7 +28457,7 @@
       <w:pPr>
         <w:pStyle w:val="berschrift1"/>
       </w:pPr>
-      <w:bookmarkStart w:id="117" w:name="_Toc243034866"/>
+      <w:bookmarkStart w:id="117" w:name="_Toc243037519"/>
       <w:r>
         <w:t>Trafag Projekte</w:t>
       </w:r>
@@ -28405,7 +28475,7 @@
       <w:pPr>
         <w:pStyle w:val="berschrift2"/>
       </w:pPr>
-      <w:bookmarkStart w:id="118" w:name="_Toc243034867"/>
+      <w:bookmarkStart w:id="118" w:name="_Toc243037520"/>
       <w:r>
         <w:t>Projektübersicht und Meine Aufgaben</w:t>
       </w:r>
@@ -28560,7 +28630,7 @@
       <w:pPr>
         <w:pStyle w:val="berschrift2"/>
       </w:pPr>
-      <w:bookmarkStart w:id="119" w:name="_Toc243034868"/>
+      <w:bookmarkStart w:id="119" w:name="_Toc243037521"/>
       <w:r>
         <w:t>Neues Projekt</w:t>
       </w:r>
@@ -28706,7 +28776,7 @@
       <w:pPr>
         <w:pStyle w:val="berschrift2"/>
       </w:pPr>
-      <w:bookmarkStart w:id="120" w:name="_Toc243034869"/>
+      <w:bookmarkStart w:id="120" w:name="_Toc243037522"/>
       <w:r>
         <w:t>Board</w:t>
       </w:r>
@@ -28882,7 +28952,7 @@
       <w:pPr>
         <w:pStyle w:val="berschrift2"/>
       </w:pPr>
-      <w:bookmarkStart w:id="121" w:name="_Toc243034870"/>
+      <w:bookmarkStart w:id="121" w:name="_Toc243037523"/>
       <w:r>
         <w:t>Aufgabe im Detail</w:t>
       </w:r>
@@ -29019,7 +29089,7 @@
       <w:pPr>
         <w:pStyle w:val="berschrift2"/>
       </w:pPr>
-      <w:bookmarkStart w:id="122" w:name="_Toc243034871"/>
+      <w:bookmarkStart w:id="122" w:name="_Toc243037524"/>
       <w:r>
         <w:t>Backlog und Sprints</w:t>
       </w:r>
@@ -29153,7 +29223,7 @@
       <w:pPr>
         <w:pStyle w:val="berschrift2"/>
       </w:pPr>
-      <w:bookmarkStart w:id="123" w:name="_Toc243034872"/>
+      <w:bookmarkStart w:id="123" w:name="_Toc243037525"/>
       <w:r>
         <w:t>Liste, Zeitachse und Kalender</w:t>
       </w:r>
@@ -29317,7 +29387,7 @@
       <w:pPr>
         <w:pStyle w:val="berschrift2"/>
       </w:pPr>
-      <w:bookmarkStart w:id="124" w:name="_Toc243034873"/>
+      <w:bookmarkStart w:id="124" w:name="_Toc243037526"/>
       <w:r>
         <w:t>Diagramme</w:t>
       </w:r>
@@ -29454,7 +29524,7 @@
       <w:pPr>
         <w:pStyle w:val="berschrift2"/>
       </w:pPr>
-      <w:bookmarkStart w:id="125" w:name="_Toc243034874"/>
+      <w:bookmarkStart w:id="125" w:name="_Toc243037527"/>
       <w:r>
         <w:t>Aktivität und Einstellungen</w:t>
       </w:r>
@@ -29570,7 +29640,7 @@
       <w:pPr>
         <w:pStyle w:val="berschrift2"/>
       </w:pPr>
-      <w:bookmarkStart w:id="126" w:name="_Toc243034875"/>
+      <w:bookmarkStart w:id="126" w:name="_Toc243037528"/>
       <w:r>
         <w:t>Portfolio nach HERMES</w:t>
       </w:r>
@@ -29654,7 +29724,7 @@
       <w:pPr>
         <w:pStyle w:val="berschrift2"/>
       </w:pPr>
-      <w:bookmarkStart w:id="127" w:name="_Toc243034876"/>
+      <w:bookmarkStart w:id="127" w:name="_Toc243037529"/>
       <w:r>
         <w:t>Kennzahlen-Glossar</w:t>
       </w:r>
@@ -30030,7 +30100,7 @@
       <w:pPr>
         <w:pStyle w:val="berschrift1"/>
       </w:pPr>
-      <w:bookmarkStart w:id="128" w:name="_Toc243034877"/>
+      <w:bookmarkStart w:id="128" w:name="_Toc243037530"/>
       <w:r>
         <w:t>Trafag Reddit</w:t>
       </w:r>
@@ -30048,7 +30118,7 @@
       <w:pPr>
         <w:pStyle w:val="berschrift2"/>
       </w:pPr>
-      <w:bookmarkStart w:id="129" w:name="_Toc243034878"/>
+      <w:bookmarkStart w:id="129" w:name="_Toc243037531"/>
       <w:r>
         <w:t>Startseite und Feed</w:t>
       </w:r>
@@ -30296,7 +30366,7 @@
       <w:pPr>
         <w:pStyle w:val="berschrift2"/>
       </w:pPr>
-      <w:bookmarkStart w:id="130" w:name="_Toc243034879"/>
+      <w:bookmarkStart w:id="130" w:name="_Toc243037532"/>
       <w:r>
         <w:t>Beitrag und Antworten</w:t>
       </w:r>
@@ -30478,7 +30548,7 @@
       <w:pPr>
         <w:pStyle w:val="berschrift2"/>
       </w:pPr>
-      <w:bookmarkStart w:id="131" w:name="_Toc243034880"/>
+      <w:bookmarkStart w:id="131" w:name="_Toc243037533"/>
       <w:r>
         <w:t>Communities</w:t>
       </w:r>
@@ -30602,7 +30672,7 @@
       <w:pPr>
         <w:pStyle w:val="berschrift1"/>
       </w:pPr>
-      <w:bookmarkStart w:id="132" w:name="_Toc243034881"/>
+      <w:bookmarkStart w:id="132" w:name="_Toc243037534"/>
       <w:r>
         <w:t>Operations</w:t>
       </w:r>
@@ -30631,18 +30701,1298 @@
         <w:t xml:space="preserve"> liegt das digitale Shop-Floor-Board, das die Excel-Datei „PPA-Shop-Floor-File“ ersetzt. Dort stehen Pendenzen, Abteilungswerte, Rückstandslisten, Fehlteile, Lieferzeiten, Forecast und die Auslastungsgrafik für das tägliche Shop-Floor-Meeting. Hauptnutzer sind die Leitung Operations und Supply Chain, die Produktionsplanung (PPD), die Abteilungs- und Teamleiter der Produktion sowie Einkauf, Verkauf, Logistik und Unterhalt. Seit dem 16.10.2026 ist das Shopfloor für alle Windows-Benutzer ohne eigene Anmeldung </w:t>
       </w:r>
       <w:r>
-        <w:t>offen; eine Administratorin oder ein Administrator kann die Anmeldung (Benutzer „operations“) wieder einschalten. Die Liefertreue kommt monatlich direkt aus SAP. Das Shopfloor wird werktags um 04:00 und 12:45 Uhr aus SAP ergänzt (Fehlteile ZD05, Plan- und Fertigungsaufträge, schrittweise weitere Mengen) und sonst im Meeting von Hand gepflegt.</w:t>
+        <w:t>offen; eine Administratorin oder ein Administrator kann die Anmeldung (Benutzer „operations“) wieder einschalten. Die Liefertreue kommt monatlich direkt aus SAP. Das Shopfloor wird werktags um 04:00 und 12:45 Uhr aus SAP ergänzt (Fehlteile ZD05, Plan- und Fertigungsaufträge, Logistik-Mengen, Tagesmengen SEH und TR5, FPY SEH) und sonst im Meeting von Hand gepflegt.</w:t>
       </w:r>
     </w:p>
     <w:p>
       <w:pPr>
         <w:pStyle w:val="berschrift2"/>
       </w:pPr>
-      <w:bookmarkStart w:id="133" w:name="_Toc243034882"/>
+      <w:bookmarkStart w:id="133" w:name="_Toc243037535"/>
+      <w:r>
+        <w:t>Schnellüberblick</w:t>
+      </w:r>
+      <w:bookmarkEnd w:id="133"/>
+    </w:p>
+    <w:p>
+      <w:pPr>
+        <w:pStyle w:val="berschrift3"/>
+      </w:pPr>
+      <w:r>
+        <w:t>Wozu</w:t>
+      </w:r>
+    </w:p>
+    <w:p>
+      <w:r>
+        <w:t>Diese Seite zeigt auf einen Blick, wie Operations zusammenhängt: woher die Zahlen kommen, welche Seite welche Frage beantwortet, wie die Seiten untereinander verbunden sind und wie aus dem Meeting Massnahmen werden, die wieder in SAP wirken. Wer nur fünf Minuten hat, liest diesen Abschnitt.</w:t>
+      </w:r>
+    </w:p>
+    <w:p>
+      <w:r>
+        <w:rPr>
+          <w:noProof/>
+        </w:rPr>
+        <w:drawing>
+          <wp:inline distT="0" distB="0" distL="0" distR="0" wp14:anchorId="5234268B" wp14:editId="35B7773E">
+            <wp:extent cx="5868000" cy="3688457"/>
+            <wp:effectExtent l="0" t="0" r="0" b="0"/>
+            <wp:docPr id="101" name="operations_prozess.png"/>
+            <wp:cNvGraphicFramePr/>
+            <a:graphic xmlns:a="http://schemas.openxmlformats.org/drawingml/2006/main">
+              <a:graphicData uri="http://schemas.openxmlformats.org/drawingml/2006/picture">
+                <pic:pic xmlns:pic="http://schemas.openxmlformats.org/drawingml/2006/picture">
+                  <pic:nvPicPr>
+                    <pic:cNvPr id="101" name="operations_prozess.png"/>
+                    <pic:cNvPicPr/>
+                  </pic:nvPicPr>
+                  <pic:blipFill>
+                    <a:blip r:embed="rId8"/>
+                    <a:stretch>
+                      <a:fillRect/>
+                    </a:stretch>
+                  </pic:blipFill>
+                  <pic:spPr>
+                    <a:xfrm>
+                      <a:off x="0" y="0"/>
+                      <a:ext cx="5868000" cy="3688457"/>
+                    </a:xfrm>
+                    <a:prstGeom prst="rect">
+                      <a:avLst/>
+                    </a:prstGeom>
+                  </pic:spPr>
+                </pic:pic>
+              </a:graphicData>
+            </a:graphic>
+          </wp:inline>
+        </w:drawing>
+      </w:r>
+    </w:p>
+    <w:p>
+      <w:pPr>
+        <w:pStyle w:val="Meta"/>
+      </w:pPr>
+      <w:r>
+        <w:t>Operations: Prozess und Datenfluss. Links die Quellen (SAP, MES, Eingaben von Hand), in der Mitte das Cockpit mit den Seiten und ihren Verbindungen, rechts das tägliche Meeting und die Rückwirkung auf SAP</w:t>
+      </w:r>
+    </w:p>
+    <w:p>
+      <w:pPr>
+        <w:pStyle w:val="berschrift3"/>
+      </w:pPr>
+      <w:r>
+        <w:t>Was man sieht</w:t>
+      </w:r>
+    </w:p>
+    <w:tbl>
+      <w:tblPr>
+        <w:tblStyle w:val="Gitter"/>
+        <w:tblW w:w="5000" w:type="pct"/>
+        <w:tblInd w:w="80" w:type="dxa"/>
+        <w:tblLook w:val="04A0" w:firstRow="1" w:lastRow="0" w:firstColumn="1" w:lastColumn="0" w:noHBand="0" w:noVBand="1"/>
+      </w:tblPr>
+      <w:tblGrid>
+        <w:gridCol w:w="1849"/>
+        <w:gridCol w:w="2124"/>
+        <w:gridCol w:w="1821"/>
+        <w:gridCol w:w="1837"/>
+        <w:gridCol w:w="1835"/>
+      </w:tblGrid>
+      <w:tr>
+        <w:trPr>
+          <w:tblHeader/>
+        </w:trPr>
+        <w:tc>
+          <w:tcPr>
+            <w:tcW w:w="1861" w:type="dxa"/>
+            <w:shd w:val="clear" w:color="auto" w:fill="F9E3D9"/>
+          </w:tcPr>
+          <w:p>
+            <w:pPr>
+              <w:pStyle w:val="TableText"/>
+            </w:pPr>
+            <w:r>
+              <w:rPr>
+                <w:b/>
+              </w:rPr>
+              <w:t>Seite</w:t>
+            </w:r>
+          </w:p>
+        </w:tc>
+        <w:tc>
+          <w:tcPr>
+            <w:tcW w:w="1861" w:type="dxa"/>
+            <w:shd w:val="clear" w:color="auto" w:fill="F9E3D9"/>
+          </w:tcPr>
+          <w:p>
+            <w:pPr>
+              <w:pStyle w:val="TableText"/>
+            </w:pPr>
+            <w:r>
+              <w:rPr>
+                <w:b/>
+              </w:rPr>
+              <w:t>Zeigt</w:t>
+            </w:r>
+          </w:p>
+        </w:tc>
+        <w:tc>
+          <w:tcPr>
+            <w:tcW w:w="1861" w:type="dxa"/>
+            <w:shd w:val="clear" w:color="auto" w:fill="F9E3D9"/>
+          </w:tcPr>
+          <w:p>
+            <w:pPr>
+              <w:pStyle w:val="TableText"/>
+            </w:pPr>
+            <w:r>
+              <w:rPr>
+                <w:b/>
+              </w:rPr>
+              <w:t>Quelle</w:t>
+            </w:r>
+          </w:p>
+        </w:tc>
+        <w:tc>
+          <w:tcPr>
+            <w:tcW w:w="1861" w:type="dxa"/>
+            <w:shd w:val="clear" w:color="auto" w:fill="F9E3D9"/>
+          </w:tcPr>
+          <w:p>
+            <w:pPr>
+              <w:pStyle w:val="TableText"/>
+            </w:pPr>
+            <w:r>
+              <w:rPr>
+                <w:b/>
+              </w:rPr>
+              <w:t>Pflegt</w:t>
+            </w:r>
+          </w:p>
+        </w:tc>
+        <w:tc>
+          <w:tcPr>
+            <w:tcW w:w="1861" w:type="dxa"/>
+            <w:shd w:val="clear" w:color="auto" w:fill="F9E3D9"/>
+          </w:tcPr>
+          <w:p>
+            <w:pPr>
+              <w:pStyle w:val="TableText"/>
+            </w:pPr>
+            <w:r>
+              <w:rPr>
+                <w:b/>
+              </w:rPr>
+              <w:t>Wichtigste Frage</w:t>
+            </w:r>
+          </w:p>
+        </w:tc>
+      </w:tr>
+      <w:tr>
+        <w:tc>
+          <w:tcPr>
+            <w:tcW w:w="1861" w:type="dxa"/>
+          </w:tcPr>
+          <w:p>
+            <w:pPr>
+              <w:pStyle w:val="TableText"/>
+            </w:pPr>
+            <w:r>
+              <w:t>Startseite</w:t>
+            </w:r>
+          </w:p>
+        </w:tc>
+        <w:tc>
+          <w:tcPr>
+            <w:tcW w:w="1861" w:type="dxa"/>
+          </w:tcPr>
+          <w:p>
+            <w:pPr>
+              <w:pStyle w:val="TableText"/>
+            </w:pPr>
+            <w:r>
+              <w:t>Ablauf, erfasst ja/nein, Ampelpunkte, Pendenzen, Rückstände, ZD05</w:t>
+            </w:r>
+          </w:p>
+        </w:tc>
+        <w:tc>
+          <w:tcPr>
+            <w:tcW w:w="1861" w:type="dxa"/>
+          </w:tcPr>
+          <w:p>
+            <w:pPr>
+              <w:pStyle w:val="TableText"/>
+            </w:pPr>
+            <w:r>
+              <w:t>Board</w:t>
+            </w:r>
+          </w:p>
+        </w:tc>
+        <w:tc>
+          <w:tcPr>
+            <w:tcW w:w="1861" w:type="dxa"/>
+          </w:tcPr>
+          <w:p>
+            <w:pPr>
+              <w:pStyle w:val="TableText"/>
+            </w:pPr>
+            <w:r>
+              <w:t>alle</w:t>
+            </w:r>
+          </w:p>
+        </w:tc>
+        <w:tc>
+          <w:tcPr>
+            <w:tcW w:w="1861" w:type="dxa"/>
+          </w:tcPr>
+          <w:p>
+            <w:pPr>
+              <w:pStyle w:val="TableText"/>
+            </w:pPr>
+            <w:r>
+              <w:t>Wo brennt es heute?</w:t>
+            </w:r>
+          </w:p>
+        </w:tc>
+      </w:tr>
+      <w:tr>
+        <w:tc>
+          <w:tcPr>
+            <w:tcW w:w="1861" w:type="dxa"/>
+          </w:tcPr>
+          <w:p>
+            <w:pPr>
+              <w:pStyle w:val="TableText"/>
+            </w:pPr>
+            <w:r>
+              <w:t>Abteilungen SEH, TR5, TX, DW</w:t>
+            </w:r>
+          </w:p>
+        </w:tc>
+        <w:tc>
+          <w:tcPr>
+            <w:tcW w:w="1861" w:type="dxa"/>
+          </w:tcPr>
+          <w:p>
+            <w:pPr>
+              <w:pStyle w:val="TableText"/>
+            </w:pPr>
+            <w:r>
+              <w:t>Vorrat, Tagesmenge, Ziel, Personal, FPY, Lieferzeiten</w:t>
+            </w:r>
+          </w:p>
+        </w:tc>
+        <w:tc>
+          <w:tcPr>
+            <w:tcW w:w="1861" w:type="dxa"/>
+          </w:tcPr>
+          <w:p>
+            <w:pPr>
+              <w:pStyle w:val="TableText"/>
+            </w:pPr>
+            <w:r>
+              <w:t>SAP, MES, von Hand</w:t>
+            </w:r>
+          </w:p>
+        </w:tc>
+        <w:tc>
+          <w:tcPr>
+            <w:tcW w:w="1861" w:type="dxa"/>
+          </w:tcPr>
+          <w:p>
+            <w:pPr>
+              <w:pStyle w:val="TableText"/>
+            </w:pPr>
+            <w:r>
+              <w:t>Teamleiter</w:t>
+            </w:r>
+          </w:p>
+        </w:tc>
+        <w:tc>
+          <w:tcPr>
+            <w:tcW w:w="1861" w:type="dxa"/>
+          </w:tcPr>
+          <w:p>
+            <w:pPr>
+              <w:pStyle w:val="TableText"/>
+            </w:pPr>
+            <w:r>
+              <w:t>Haben wir gestern geschafft, was wir wollten?</w:t>
+            </w:r>
+          </w:p>
+        </w:tc>
+      </w:tr>
+      <w:tr>
+        <w:tc>
+          <w:tcPr>
+            <w:tcW w:w="1861" w:type="dxa"/>
+          </w:tcPr>
+          <w:p>
+            <w:pPr>
+              <w:pStyle w:val="TableText"/>
+            </w:pPr>
+            <w:r>
+              <w:t>Ampel</w:t>
+            </w:r>
+          </w:p>
+        </w:tc>
+        <w:tc>
+          <w:tcPr>
+            <w:tcW w:w="1861" w:type="dxa"/>
+          </w:tcPr>
+          <w:p>
+            <w:pPr>
+              <w:pStyle w:val="TableText"/>
+            </w:pPr>
+            <w:r>
+              <w:t>Grün, Orange, Rot je Bereich mit Erfüllung</w:t>
+            </w:r>
+          </w:p>
+        </w:tc>
+        <w:tc>
+          <w:tcPr>
+            <w:tcW w:w="1861" w:type="dxa"/>
+          </w:tcPr>
+          <w:p>
+            <w:pPr>
+              <w:pStyle w:val="TableText"/>
+            </w:pPr>
+            <w:r>
+              <w:t>von Hand</w:t>
+            </w:r>
+          </w:p>
+        </w:tc>
+        <w:tc>
+          <w:tcPr>
+            <w:tcW w:w="1861" w:type="dxa"/>
+          </w:tcPr>
+          <w:p>
+            <w:pPr>
+              <w:pStyle w:val="TableText"/>
+            </w:pPr>
+            <w:r>
+              <w:t>Teamleiter</w:t>
+            </w:r>
+          </w:p>
+        </w:tc>
+        <w:tc>
+          <w:tcPr>
+            <w:tcW w:w="1861" w:type="dxa"/>
+          </w:tcPr>
+          <w:p>
+            <w:pPr>
+              <w:pStyle w:val="TableText"/>
+            </w:pPr>
+            <w:r>
+              <w:t>Wer braucht heute Hilfe?</w:t>
+            </w:r>
+          </w:p>
+        </w:tc>
+      </w:tr>
+      <w:tr>
+        <w:tc>
+          <w:tcPr>
+            <w:tcW w:w="1861" w:type="dxa"/>
+          </w:tcPr>
+          <w:p>
+            <w:pPr>
+              <w:pStyle w:val="TableText"/>
+            </w:pPr>
+            <w:r>
+              <w:t>Lieferzeiten</w:t>
+            </w:r>
+          </w:p>
+        </w:tc>
+        <w:tc>
+          <w:tcPr>
+            <w:tcW w:w="1861" w:type="dxa"/>
+          </w:tcPr>
+          <w:p>
+            <w:pPr>
+              <w:pStyle w:val="TableText"/>
+            </w:pPr>
+            <w:r>
+              <w:t>Lieferzeit je Produktgruppe gegen Ziel, Grund</w:t>
+            </w:r>
+          </w:p>
+        </w:tc>
+        <w:tc>
+          <w:tcPr>
+            <w:tcW w:w="1861" w:type="dxa"/>
+          </w:tcPr>
+          <w:p>
+            <w:pPr>
+              <w:pStyle w:val="TableText"/>
+            </w:pPr>
+            <w:r>
+              <w:t>von Hand</w:t>
+            </w:r>
+          </w:p>
+        </w:tc>
+        <w:tc>
+          <w:tcPr>
+            <w:tcW w:w="1861" w:type="dxa"/>
+          </w:tcPr>
+          <w:p>
+            <w:pPr>
+              <w:pStyle w:val="TableText"/>
+            </w:pPr>
+            <w:r>
+              <w:t>Teamleiter</w:t>
+            </w:r>
+          </w:p>
+        </w:tc>
+        <w:tc>
+          <w:tcPr>
+            <w:tcW w:w="1861" w:type="dxa"/>
+          </w:tcPr>
+          <w:p>
+            <w:pPr>
+              <w:pStyle w:val="TableText"/>
+            </w:pPr>
+            <w:r>
+              <w:t>Halten wir unser Versprechen an den Markt?</w:t>
+            </w:r>
+          </w:p>
+        </w:tc>
+      </w:tr>
+      <w:tr>
+        <w:tc>
+          <w:tcPr>
+            <w:tcW w:w="1861" w:type="dxa"/>
+          </w:tcPr>
+          <w:p>
+            <w:pPr>
+              <w:pStyle w:val="TableText"/>
+            </w:pPr>
+            <w:r>
+              <w:t>PPD</w:t>
+            </w:r>
+          </w:p>
+        </w:tc>
+        <w:tc>
+          <w:tcPr>
+            <w:tcW w:w="1861" w:type="dxa"/>
+          </w:tcPr>
+          <w:p>
+            <w:pPr>
+              <w:pStyle w:val="TableText"/>
+            </w:pPr>
+            <w:r>
+              <w:t>Menge in Verzug, Terminverschiebungen, Prio-Liste</w:t>
+            </w:r>
+          </w:p>
+        </w:tc>
+        <w:tc>
+          <w:tcPr>
+            <w:tcW w:w="1861" w:type="dxa"/>
+          </w:tcPr>
+          <w:p>
+            <w:pPr>
+              <w:pStyle w:val="TableText"/>
+            </w:pPr>
+            <w:r>
+              <w:t>von Hand (SAP geplant)</w:t>
+            </w:r>
+          </w:p>
+        </w:tc>
+        <w:tc>
+          <w:tcPr>
+            <w:tcW w:w="1861" w:type="dxa"/>
+          </w:tcPr>
+          <w:p>
+            <w:pPr>
+              <w:pStyle w:val="TableText"/>
+            </w:pPr>
+            <w:r>
+              <w:t>Disposition</w:t>
+            </w:r>
+          </w:p>
+        </w:tc>
+        <w:tc>
+          <w:tcPr>
+            <w:tcW w:w="1861" w:type="dxa"/>
+          </w:tcPr>
+          <w:p>
+            <w:pPr>
+              <w:pStyle w:val="TableText"/>
+            </w:pPr>
+            <w:r>
+              <w:t>Wird der Verzug kleiner?</w:t>
+            </w:r>
+          </w:p>
+        </w:tc>
+      </w:tr>
+      <w:tr>
+        <w:tc>
+          <w:tcPr>
+            <w:tcW w:w="1861" w:type="dxa"/>
+          </w:tcPr>
+          <w:p>
+            <w:pPr>
+              <w:pStyle w:val="TableText"/>
+            </w:pPr>
+            <w:r>
+              <w:t>Rückstandslisten</w:t>
+            </w:r>
+          </w:p>
+        </w:tc>
+        <w:tc>
+          <w:tcPr>
+            <w:tcW w:w="1861" w:type="dxa"/>
+          </w:tcPr>
+          <w:p>
+            <w:pPr>
+              <w:pStyle w:val="TableText"/>
+            </w:pPr>
+            <w:r>
+              <w:t>Kundenpositionen mit Ursache und neuem Termin</w:t>
+            </w:r>
+          </w:p>
+        </w:tc>
+        <w:tc>
+          <w:tcPr>
+            <w:tcW w:w="1861" w:type="dxa"/>
+          </w:tcPr>
+          <w:p>
+            <w:pPr>
+              <w:pStyle w:val="TableText"/>
+            </w:pPr>
+            <w:r>
+              <w:t>von Hand (SAP geplant)</w:t>
+            </w:r>
+          </w:p>
+        </w:tc>
+        <w:tc>
+          <w:tcPr>
+            <w:tcW w:w="1861" w:type="dxa"/>
+          </w:tcPr>
+          <w:p>
+            <w:pPr>
+              <w:pStyle w:val="TableText"/>
+            </w:pPr>
+            <w:r>
+              <w:t>Disposition</w:t>
+            </w:r>
+          </w:p>
+        </w:tc>
+        <w:tc>
+          <w:tcPr>
+            <w:tcW w:w="1861" w:type="dxa"/>
+          </w:tcPr>
+          <w:p>
+            <w:pPr>
+              <w:pStyle w:val="TableText"/>
+            </w:pPr>
+            <w:r>
+              <w:t>Welche Kunden warten, und warum?</w:t>
+            </w:r>
+          </w:p>
+        </w:tc>
+      </w:tr>
+      <w:tr>
+        <w:tc>
+          <w:tcPr>
+            <w:tcW w:w="1861" w:type="dxa"/>
+          </w:tcPr>
+          <w:p>
+            <w:pPr>
+              <w:pStyle w:val="TableText"/>
+            </w:pPr>
+            <w:r>
+              <w:t>Logistik</w:t>
+            </w:r>
+          </w:p>
+        </w:tc>
+        <w:tc>
+          <w:tcPr>
+            <w:tcW w:w="1861" w:type="dxa"/>
+          </w:tcPr>
+          <w:p>
+            <w:pPr>
+              <w:pStyle w:val="TableText"/>
+            </w:pPr>
+            <w:r>
+              <w:t>verpackte Menge gegen Tagesmenge</w:t>
+            </w:r>
+          </w:p>
+        </w:tc>
+        <w:tc>
+          <w:tcPr>
+            <w:tcW w:w="1861" w:type="dxa"/>
+          </w:tcPr>
+          <w:p>
+            <w:pPr>
+              <w:pStyle w:val="TableText"/>
+            </w:pPr>
+            <w:r>
+              <w:t>SAP (ZC27)</w:t>
+            </w:r>
+          </w:p>
+        </w:tc>
+        <w:tc>
+          <w:tcPr>
+            <w:tcW w:w="1861" w:type="dxa"/>
+          </w:tcPr>
+          <w:p>
+            <w:pPr>
+              <w:pStyle w:val="TableText"/>
+            </w:pPr>
+            <w:r>
+              <w:t>automatisch, Personal von Hand</w:t>
+            </w:r>
+          </w:p>
+        </w:tc>
+        <w:tc>
+          <w:tcPr>
+            <w:tcW w:w="1861" w:type="dxa"/>
+          </w:tcPr>
+          <w:p>
+            <w:pPr>
+              <w:pStyle w:val="TableText"/>
+            </w:pPr>
+            <w:r>
+              <w:t>Stauen sich fertige Geräte vor dem Versand?</w:t>
+            </w:r>
+          </w:p>
+        </w:tc>
+      </w:tr>
+      <w:tr>
+        <w:tc>
+          <w:tcPr>
+            <w:tcW w:w="1861" w:type="dxa"/>
+          </w:tcPr>
+          <w:p>
+            <w:pPr>
+              <w:pStyle w:val="TableText"/>
+            </w:pPr>
+            <w:r>
+              <w:t>Einkauf ZD05</w:t>
+            </w:r>
+          </w:p>
+        </w:tc>
+        <w:tc>
+          <w:tcPr>
+            <w:tcW w:w="1861" w:type="dxa"/>
+          </w:tcPr>
+          <w:p>
+            <w:pPr>
+              <w:pStyle w:val="TableText"/>
+            </w:pPr>
+            <w:r>
+              <w:t>Fehlteile mit Code und Termin, Bewertungskennzahl</w:t>
+            </w:r>
+          </w:p>
+        </w:tc>
+        <w:tc>
+          <w:tcPr>
+            <w:tcW w:w="1861" w:type="dxa"/>
+          </w:tcPr>
+          <w:p>
+            <w:pPr>
+              <w:pStyle w:val="TableText"/>
+            </w:pPr>
+            <w:r>
+              <w:t>SAP</w:t>
+            </w:r>
+          </w:p>
+        </w:tc>
+        <w:tc>
+          <w:tcPr>
+            <w:tcW w:w="1861" w:type="dxa"/>
+          </w:tcPr>
+          <w:p>
+            <w:pPr>
+              <w:pStyle w:val="TableText"/>
+            </w:pPr>
+            <w:r>
+              <w:t>Einkauf</w:t>
+            </w:r>
+          </w:p>
+        </w:tc>
+        <w:tc>
+          <w:tcPr>
+            <w:tcW w:w="1861" w:type="dxa"/>
+          </w:tcPr>
+          <w:p>
+            <w:pPr>
+              <w:pStyle w:val="TableText"/>
+            </w:pPr>
+            <w:r>
+              <w:t>Ist die Versorgung im Griff?</w:t>
+            </w:r>
+          </w:p>
+        </w:tc>
+      </w:tr>
+      <w:tr>
+        <w:tc>
+          <w:tcPr>
+            <w:tcW w:w="1861" w:type="dxa"/>
+          </w:tcPr>
+          <w:p>
+            <w:pPr>
+              <w:pStyle w:val="TableText"/>
+            </w:pPr>
+            <w:r>
+              <w:t>Verkauf</w:t>
+            </w:r>
+          </w:p>
+        </w:tc>
+        <w:tc>
+          <w:tcPr>
+            <w:tcW w:w="1861" w:type="dxa"/>
+          </w:tcPr>
+          <w:p>
+            <w:pPr>
+              <w:pStyle w:val="TableText"/>
+            </w:pPr>
+            <w:r>
+              <w:t>Auftragseingang, Umsatz, Go-for-it, Book to Bill</w:t>
+            </w:r>
+          </w:p>
+        </w:tc>
+        <w:tc>
+          <w:tcPr>
+            <w:tcW w:w="1861" w:type="dxa"/>
+          </w:tcPr>
+          <w:p>
+            <w:pPr>
+              <w:pStyle w:val="TableText"/>
+            </w:pPr>
+            <w:r>
+              <w:t>von Hand (SAP geplant)</w:t>
+            </w:r>
+          </w:p>
+        </w:tc>
+        <w:tc>
+          <w:tcPr>
+            <w:tcW w:w="1861" w:type="dxa"/>
+          </w:tcPr>
+          <w:p>
+            <w:pPr>
+              <w:pStyle w:val="TableText"/>
+            </w:pPr>
+            <w:r>
+              <w:t>Verkauf</w:t>
+            </w:r>
+          </w:p>
+        </w:tc>
+        <w:tc>
+          <w:tcPr>
+            <w:tcW w:w="1861" w:type="dxa"/>
+          </w:tcPr>
+          <w:p>
+            <w:pPr>
+              <w:pStyle w:val="TableText"/>
+            </w:pPr>
+            <w:r>
+              <w:t>Kommt genug Arbeit herein?</w:t>
+            </w:r>
+          </w:p>
+        </w:tc>
+      </w:tr>
+      <w:tr>
+        <w:tc>
+          <w:tcPr>
+            <w:tcW w:w="1861" w:type="dxa"/>
+          </w:tcPr>
+          <w:p>
+            <w:pPr>
+              <w:pStyle w:val="TableText"/>
+            </w:pPr>
+            <w:r>
+              <w:t>Forecast und PPA-Grafik</w:t>
+            </w:r>
+          </w:p>
+        </w:tc>
+        <w:tc>
+          <w:tcPr>
+            <w:tcW w:w="1861" w:type="dxa"/>
+          </w:tcPr>
+          <w:p>
+            <w:pPr>
+              <w:pStyle w:val="TableText"/>
+            </w:pPr>
+            <w:r>
+              <w:t>Menge gegen Kapazität je Tag, Vorrat über 26 Wochen</w:t>
+            </w:r>
+          </w:p>
+        </w:tc>
+        <w:tc>
+          <w:tcPr>
+            <w:tcW w:w="1861" w:type="dxa"/>
+          </w:tcPr>
+          <w:p>
+            <w:pPr>
+              <w:pStyle w:val="TableText"/>
+            </w:pPr>
+            <w:r>
+              <w:t>SAP und Board</w:t>
+            </w:r>
+          </w:p>
+        </w:tc>
+        <w:tc>
+          <w:tcPr>
+            <w:tcW w:w="1861" w:type="dxa"/>
+          </w:tcPr>
+          <w:p>
+            <w:pPr>
+              <w:pStyle w:val="TableText"/>
+            </w:pPr>
+            <w:r>
+              <w:t>PPD</w:t>
+            </w:r>
+          </w:p>
+        </w:tc>
+        <w:tc>
+          <w:tcPr>
+            <w:tcW w:w="1861" w:type="dxa"/>
+          </w:tcPr>
+          <w:p>
+            <w:pPr>
+              <w:pStyle w:val="TableText"/>
+            </w:pPr>
+            <w:r>
+              <w:t>Reicht das Personal nächste Woche?</w:t>
+            </w:r>
+          </w:p>
+        </w:tc>
+      </w:tr>
+      <w:tr>
+        <w:tc>
+          <w:tcPr>
+            <w:tcW w:w="1861" w:type="dxa"/>
+          </w:tcPr>
+          <w:p>
+            <w:pPr>
+              <w:pStyle w:val="TableText"/>
+            </w:pPr>
+            <w:r>
+              <w:t>Listen</w:t>
+            </w:r>
+          </w:p>
+        </w:tc>
+        <w:tc>
+          <w:tcPr>
+            <w:tcW w:w="1861" w:type="dxa"/>
+          </w:tcPr>
+          <w:p>
+            <w:pPr>
+              <w:pStyle w:val="TableText"/>
+            </w:pPr>
+            <w:r>
+              <w:t>Pendenzen, TVAV, Angebote, CZ ↔ CH, Einkauf ↔ Produktion</w:t>
+            </w:r>
+          </w:p>
+        </w:tc>
+        <w:tc>
+          <w:tcPr>
+            <w:tcW w:w="1861" w:type="dxa"/>
+          </w:tcPr>
+          <w:p>
+            <w:pPr>
+              <w:pStyle w:val="TableText"/>
+            </w:pPr>
+            <w:r>
+              <w:t>von Hand</w:t>
+            </w:r>
+          </w:p>
+        </w:tc>
+        <w:tc>
+          <w:tcPr>
+            <w:tcW w:w="1861" w:type="dxa"/>
+          </w:tcPr>
+          <w:p>
+            <w:pPr>
+              <w:pStyle w:val="TableText"/>
+            </w:pPr>
+            <w:r>
+              <w:t>alle</w:t>
+            </w:r>
+          </w:p>
+        </w:tc>
+        <w:tc>
+          <w:tcPr>
+            <w:tcW w:w="1861" w:type="dxa"/>
+          </w:tcPr>
+          <w:p>
+            <w:pPr>
+              <w:pStyle w:val="TableText"/>
+            </w:pPr>
+            <w:r>
+              <w:t>Wer macht was bis wann?</w:t>
+            </w:r>
+          </w:p>
+        </w:tc>
+      </w:tr>
+      <w:tr>
+        <w:tc>
+          <w:tcPr>
+            <w:tcW w:w="1861" w:type="dxa"/>
+          </w:tcPr>
+          <w:p>
+            <w:pPr>
+              <w:pStyle w:val="TableText"/>
+            </w:pPr>
+            <w:r>
+              <w:t>KPI Liefertreue</w:t>
+            </w:r>
+          </w:p>
+        </w:tc>
+        <w:tc>
+          <w:tcPr>
+            <w:tcW w:w="1861" w:type="dxa"/>
+          </w:tcPr>
+          <w:p>
+            <w:pPr>
+              <w:pStyle w:val="TableText"/>
+            </w:pPr>
+            <w:r>
+              <w:t>OTD, OTIF, OTP je Monat, Abweichungsliste</w:t>
+            </w:r>
+          </w:p>
+        </w:tc>
+        <w:tc>
+          <w:tcPr>
+            <w:tcW w:w="1861" w:type="dxa"/>
+          </w:tcPr>
+          <w:p>
+            <w:pPr>
+              <w:pStyle w:val="TableText"/>
+            </w:pPr>
+            <w:r>
+              <w:t>SAP</w:t>
+            </w:r>
+          </w:p>
+        </w:tc>
+        <w:tc>
+          <w:tcPr>
+            <w:tcW w:w="1861" w:type="dxa"/>
+          </w:tcPr>
+          <w:p>
+            <w:pPr>
+              <w:pStyle w:val="TableText"/>
+            </w:pPr>
+            <w:r>
+              <w:t>automatisch</w:t>
+            </w:r>
+          </w:p>
+        </w:tc>
+        <w:tc>
+          <w:tcPr>
+            <w:tcW w:w="1861" w:type="dxa"/>
+          </w:tcPr>
+          <w:p>
+            <w:pPr>
+              <w:pStyle w:val="TableText"/>
+            </w:pPr>
+            <w:r>
+              <w:t>Wie zuverlässig liefern wir?</w:t>
+            </w:r>
+          </w:p>
+        </w:tc>
+      </w:tr>
+    </w:tbl>
+    <w:p>
+      <w:pPr>
+        <w:spacing w:after="80"/>
+      </w:pPr>
+    </w:p>
+    <w:p>
+      <w:r>
+        <w:rPr>
+          <w:b/>
+        </w:rPr>
+        <w:t>Wie die Seiten verbunden sind:</w:t>
+      </w:r>
+      <w:r>
+        <w:t xml:space="preserve"> Die Verzugsmengen der PPD erscheinen auf den Abteilungsseiten. Die Tagesmenge der Abteilungen ist das Soll der Logistik. Tagesmenge und Personal ergeben die Leistung pro Person, mit der der Forecast die Kapazität rechnet. Ampel, Pflichtpunkte, Pendenzen, Rückstände und die ZD05-Kennzahl laufen auf der Startseite zusammen. Was im Meeting beschlossen wird, wird als Pendenz oder neuer Termin festgehalten und in SAP umgesetzt; das zeigt sich am nächsten Morgen in den Tageswerten und am Monatsanfang in der Lief</w:t>
+      </w:r>
+      <w:r>
+        <w:t>ertreue.</w:t>
+      </w:r>
+    </w:p>
+    <w:p>
+      <w:pPr>
+        <w:pStyle w:val="berschrift3"/>
+      </w:pPr>
+      <w:r>
+        <w:t>Einsatz im Arbeitsalltag</w:t>
+      </w:r>
+    </w:p>
+    <w:tbl>
+      <w:tblPr>
+        <w:tblStyle w:val="Gitter"/>
+        <w:tblW w:w="5000" w:type="pct"/>
+        <w:tblInd w:w="80" w:type="dxa"/>
+        <w:tblLook w:val="04A0" w:firstRow="1" w:lastRow="0" w:firstColumn="1" w:lastColumn="0" w:noHBand="0" w:noVBand="1"/>
+      </w:tblPr>
+      <w:tblGrid>
+        <w:gridCol w:w="4733"/>
+        <w:gridCol w:w="4733"/>
+      </w:tblGrid>
+      <w:tr>
+        <w:trPr>
+          <w:tblHeader/>
+        </w:trPr>
+        <w:tc>
+          <w:tcPr>
+            <w:tcW w:w="4653" w:type="dxa"/>
+            <w:shd w:val="clear" w:color="auto" w:fill="F9E3D9"/>
+          </w:tcPr>
+          <w:p>
+            <w:pPr>
+              <w:pStyle w:val="TableText"/>
+            </w:pPr>
+            <w:r>
+              <w:rPr>
+                <w:b/>
+              </w:rPr>
+              <w:t>Wann</w:t>
+            </w:r>
+          </w:p>
+        </w:tc>
+        <w:tc>
+          <w:tcPr>
+            <w:tcW w:w="4653" w:type="dxa"/>
+            <w:shd w:val="clear" w:color="auto" w:fill="F9E3D9"/>
+          </w:tcPr>
+          <w:p>
+            <w:pPr>
+              <w:pStyle w:val="TableText"/>
+            </w:pPr>
+            <w:r>
+              <w:rPr>
+                <w:b/>
+              </w:rPr>
+              <w:t>Was passiert</w:t>
+            </w:r>
+          </w:p>
+        </w:tc>
+      </w:tr>
+      <w:tr>
+        <w:tc>
+          <w:tcPr>
+            <w:tcW w:w="4653" w:type="dxa"/>
+          </w:tcPr>
+          <w:p>
+            <w:pPr>
+              <w:pStyle w:val="TableText"/>
+            </w:pPr>
+            <w:r>
+              <w:t>werktags 04:00</w:t>
+            </w:r>
+          </w:p>
+        </w:tc>
+        <w:tc>
+          <w:tcPr>
+            <w:tcW w:w="4653" w:type="dxa"/>
+          </w:tcPr>
+          <w:p>
+            <w:pPr>
+              <w:pStyle w:val="TableText"/>
+            </w:pPr>
+            <w:r>
+              <w:t>SAP-Abgleich: Fehlteile ZD05, Plan- und Fertigungsaufträge, Logistik-Mengen, Tagesmengen SEH und TR5, FPY SEH (Stand Vortag)</w:t>
+            </w:r>
+          </w:p>
+        </w:tc>
+      </w:tr>
+      <w:tr>
+        <w:tc>
+          <w:tcPr>
+            <w:tcW w:w="4653" w:type="dxa"/>
+          </w:tcPr>
+          <w:p>
+            <w:pPr>
+              <w:pStyle w:val="TableText"/>
+            </w:pPr>
+            <w:r>
+              <w:t>vor dem Meeting</w:t>
+            </w:r>
+          </w:p>
+        </w:tc>
+        <w:tc>
+          <w:tcPr>
+            <w:tcW w:w="4653" w:type="dxa"/>
+          </w:tcPr>
+          <w:p>
+            <w:pPr>
+              <w:pStyle w:val="TableText"/>
+            </w:pPr>
+            <w:r>
+              <w:t>Teamleiter erfassen Tagesziel, Personal, Ampel und Bemerkungen; Einkauf codiert neue Fehlteile; PPD führt Verzug nach</w:t>
+            </w:r>
+          </w:p>
+        </w:tc>
+      </w:tr>
+      <w:tr>
+        <w:tc>
+          <w:tcPr>
+            <w:tcW w:w="4653" w:type="dxa"/>
+          </w:tcPr>
+          <w:p>
+            <w:pPr>
+              <w:pStyle w:val="TableText"/>
+            </w:pPr>
+            <w:r>
+              <w:t>Shop-Floor-Meeting</w:t>
+            </w:r>
+          </w:p>
+        </w:tc>
+        <w:tc>
+          <w:tcPr>
+            <w:tcW w:w="4653" w:type="dxa"/>
+          </w:tcPr>
+          <w:p>
+            <w:pPr>
+              <w:pStyle w:val="TableText"/>
+            </w:pPr>
+            <w:r>
+              <w:t>Ablauf auf der Startseite von oben nach unten, nur Abweichungen besprechen, Massnahmen als Pendenz festhalten</w:t>
+            </w:r>
+          </w:p>
+        </w:tc>
+      </w:tr>
+      <w:tr>
+        <w:tc>
+          <w:tcPr>
+            <w:tcW w:w="4653" w:type="dxa"/>
+          </w:tcPr>
+          <w:p>
+            <w:pPr>
+              <w:pStyle w:val="TableText"/>
+            </w:pPr>
+            <w:r>
+              <w:t>werktags 12:45</w:t>
+            </w:r>
+          </w:p>
+        </w:tc>
+        <w:tc>
+          <w:tcPr>
+            <w:tcW w:w="4653" w:type="dxa"/>
+          </w:tcPr>
+          <w:p>
+            <w:pPr>
+              <w:pStyle w:val="TableText"/>
+            </w:pPr>
+            <w:r>
+              <w:t>zweiter SAP-Abgleich mit den Buchungen des Vormittags</w:t>
+            </w:r>
+          </w:p>
+        </w:tc>
+      </w:tr>
+      <w:tr>
+        <w:tc>
+          <w:tcPr>
+            <w:tcW w:w="4653" w:type="dxa"/>
+          </w:tcPr>
+          <w:p>
+            <w:pPr>
+              <w:pStyle w:val="TableText"/>
+            </w:pPr>
+            <w:r>
+              <w:t>Donnerstag oder Freitag</w:t>
+            </w:r>
+          </w:p>
+        </w:tc>
+        <w:tc>
+          <w:tcPr>
+            <w:tcW w:w="4653" w:type="dxa"/>
+          </w:tcPr>
+          <w:p>
+            <w:pPr>
+              <w:pStyle w:val="TableText"/>
+            </w:pPr>
+            <w:r>
+              <w:t>PPD und Abteilungsleiter planen im Forecast die nächste Woche</w:t>
+            </w:r>
+          </w:p>
+        </w:tc>
+      </w:tr>
+      <w:tr>
+        <w:tc>
+          <w:tcPr>
+            <w:tcW w:w="4653" w:type="dxa"/>
+          </w:tcPr>
+          <w:p>
+            <w:pPr>
+              <w:pStyle w:val="TableText"/>
+            </w:pPr>
+            <w:r>
+              <w:t>Freitag</w:t>
+            </w:r>
+          </w:p>
+        </w:tc>
+        <w:tc>
+          <w:tcPr>
+            <w:tcW w:w="4653" w:type="dxa"/>
+          </w:tcPr>
+          <w:p>
+            <w:pPr>
+              <w:pStyle w:val="TableText"/>
+            </w:pPr>
+            <w:r>
+              <w:t>erweitertes Meeting mit CZ, MTF, GFS, Qualität, Masterdata, IT</w:t>
+            </w:r>
+          </w:p>
+        </w:tc>
+      </w:tr>
+      <w:tr>
+        <w:tc>
+          <w:tcPr>
+            <w:tcW w:w="4653" w:type="dxa"/>
+          </w:tcPr>
+          <w:p>
+            <w:pPr>
+              <w:pStyle w:val="TableText"/>
+            </w:pPr>
+            <w:r>
+              <w:t>ab dem 2. des Monats</w:t>
+            </w:r>
+          </w:p>
+        </w:tc>
+        <w:tc>
+          <w:tcPr>
+            <w:tcW w:w="4653" w:type="dxa"/>
+          </w:tcPr>
+          <w:p>
+            <w:pPr>
+              <w:pStyle w:val="TableText"/>
+            </w:pPr>
+            <w:r>
+              <w:t>Liefertreue des Vormonats aus SAP, Monatsgespräch der Leitung</w:t>
+            </w:r>
+          </w:p>
+        </w:tc>
+      </w:tr>
+    </w:tbl>
+    <w:p>
+      <w:pPr>
+        <w:spacing w:after="80"/>
+      </w:pPr>
+    </w:p>
+    <w:p>
+      <w:pPr>
+        <w:pStyle w:val="berschrift3"/>
+      </w:pPr>
+      <w:r>
+        <w:t>Grenzen und Fallstricke</w:t>
+      </w:r>
+    </w:p>
+    <w:p>
+      <w:r>
+        <w:t>Die Grafik zeigt den Stand vom 16.10.2026. Was „von Hand (SAP geplant)“ heisst, wird schrittweise automatisch; die Seite „Schnittstelle SAP / MES“ zeigt den aktuellen Stand je Feld.</w:t>
+      </w:r>
+    </w:p>
+    <w:p>
+      <w:pPr>
+        <w:pStyle w:val="berschrift2"/>
+      </w:pPr>
+      <w:bookmarkStart w:id="134" w:name="_Toc243037536"/>
       <w:r>
         <w:t>Geschäftsprozess: das tägliche Shop-Floor-Meeting</w:t>
       </w:r>
-      <w:bookmarkEnd w:id="133"/>
+      <w:bookmarkEnd w:id="134"/>
     </w:p>
     <w:p>
       <w:pPr>
@@ -30767,11 +32117,11 @@
       <w:pPr>
         <w:pStyle w:val="berschrift2"/>
       </w:pPr>
-      <w:bookmarkStart w:id="134" w:name="_Toc243034883"/>
+      <w:bookmarkStart w:id="135" w:name="_Toc243037537"/>
       <w:r>
         <w:t>KPI Übersicht</w:t>
       </w:r>
-      <w:bookmarkEnd w:id="134"/>
+      <w:bookmarkEnd w:id="135"/>
     </w:p>
     <w:p>
       <w:pPr>
@@ -30912,11 +32262,11 @@
       <w:pPr>
         <w:pStyle w:val="berschrift2"/>
       </w:pPr>
-      <w:bookmarkStart w:id="135" w:name="_Toc243034884"/>
+      <w:bookmarkStart w:id="136" w:name="_Toc243037538"/>
       <w:r>
         <w:t>OTD / OTIF / OTP</w:t>
       </w:r>
-      <w:bookmarkEnd w:id="135"/>
+      <w:bookmarkEnd w:id="136"/>
     </w:p>
     <w:p>
       <w:pPr>
@@ -31116,11 +32466,11 @@
       <w:pPr>
         <w:pStyle w:val="berschrift2"/>
       </w:pPr>
-      <w:bookmarkStart w:id="136" w:name="_Toc243034885"/>
+      <w:bookmarkStart w:id="137" w:name="_Toc243037539"/>
       <w:r>
         <w:t>Shopfloor: Startseite und Ablauf</w:t>
       </w:r>
-      <w:bookmarkEnd w:id="136"/>
+      <w:bookmarkEnd w:id="137"/>
     </w:p>
     <w:p>
       <w:pPr>
@@ -31300,11 +32650,11 @@
       <w:pPr>
         <w:pStyle w:val="berschrift2"/>
       </w:pPr>
-      <w:bookmarkStart w:id="137" w:name="_Toc243034886"/>
+      <w:bookmarkStart w:id="138" w:name="_Toc243037540"/>
       <w:r>
         <w:t>Shopfloor: Highlights und Zuständigkeiten</w:t>
       </w:r>
-      <w:bookmarkEnd w:id="137"/>
+      <w:bookmarkEnd w:id="138"/>
     </w:p>
     <w:p>
       <w:pPr>
@@ -31405,11 +32755,11 @@
       <w:pPr>
         <w:pStyle w:val="berschrift2"/>
       </w:pPr>
-      <w:bookmarkStart w:id="138" w:name="_Toc243034887"/>
+      <w:bookmarkStart w:id="139" w:name="_Toc243037541"/>
       <w:r>
         <w:t>Shopfloor: Pendenzen und Entwicklungsaufträge</w:t>
       </w:r>
-      <w:bookmarkEnd w:id="138"/>
+      <w:bookmarkEnd w:id="139"/>
     </w:p>
     <w:p>
       <w:pPr>
@@ -31528,11 +32878,11 @@
       <w:pPr>
         <w:pStyle w:val="berschrift2"/>
       </w:pPr>
-      <w:bookmarkStart w:id="139" w:name="_Toc243034888"/>
+      <w:bookmarkStart w:id="140" w:name="_Toc243037542"/>
       <w:r>
         <w:t>Shopfloor: Abteilungen SEH, TR5, TX und DW</w:t>
       </w:r>
-      <w:bookmarkEnd w:id="139"/>
+      <w:bookmarkEnd w:id="140"/>
     </w:p>
     <w:p>
       <w:pPr>
@@ -31684,7 +33034,7 @@
     </w:p>
     <w:p>
       <w:r>
-        <w:t xml:space="preserve">Automatische Werte, sobald die SAP-Anbindung aktiv ist (Stand 16.10.2026 vorbereitet, noch von Hand): die </w:t>
+        <w:t xml:space="preserve">Automatisch aus SAP seit dem 16.10.2026 (Abgleich 04:00 und 12:45 Uhr): die </w:t>
       </w:r>
       <w:r>
         <w:rPr>
@@ -31772,18 +33122,18 @@
     </w:p>
     <w:p>
       <w:r>
-        <w:t>Die Werte gelten für den Vortag; am Montag für Freitag bis Sonntag. Ein Tagesziel, das niemand erfasst, macht Abweichung und Leistung leer. Felder, die später aus SAP kommen, sind schon mit „SAP“ markiert, werden aber bis zur Freischaltung von Hand gepflegt; die Seite „Schnittstelle SAP / MES“ zeigt den Stand je Feld.</w:t>
+        <w:t>Die Werte gelten für den Vortag; am Montag für Freitag bis Sonntag. Ein Tagesziel, das niemand erfasst, macht Abweichung und Leistung leer. Felder, die später aus SAP kommen (zum Beispiel Auftragsvorrat), sind schon mit „SAP“ markiert, werden aber bis zur Freischaltung von Hand gepflegt; die Seite „Schnittstelle SAP / MES“ zeigt den Stand je Feld.</w:t>
       </w:r>
     </w:p>
     <w:p>
       <w:pPr>
         <w:pStyle w:val="berschrift2"/>
       </w:pPr>
-      <w:bookmarkStart w:id="140" w:name="_Toc243034889"/>
+      <w:bookmarkStart w:id="141" w:name="_Toc243037543"/>
       <w:r>
         <w:t>Shopfloor: Status Bereich (Ampel)</w:t>
       </w:r>
-      <w:bookmarkEnd w:id="140"/>
+      <w:bookmarkEnd w:id="141"/>
     </w:p>
     <w:p>
       <w:pPr>
@@ -31869,11 +33219,11 @@
       <w:pPr>
         <w:pStyle w:val="berschrift2"/>
       </w:pPr>
-      <w:bookmarkStart w:id="141" w:name="_Toc243034890"/>
+      <w:bookmarkStart w:id="142" w:name="_Toc243037544"/>
       <w:r>
         <w:t>Shopfloor: Lieferzeiten</w:t>
       </w:r>
-      <w:bookmarkEnd w:id="141"/>
+      <w:bookmarkEnd w:id="142"/>
     </w:p>
     <w:p>
       <w:pPr>
@@ -31968,11 +33318,11 @@
       <w:pPr>
         <w:pStyle w:val="berschrift2"/>
       </w:pPr>
-      <w:bookmarkStart w:id="142" w:name="_Toc243034891"/>
+      <w:bookmarkStart w:id="143" w:name="_Toc243037545"/>
       <w:r>
         <w:t>Shopfloor: Rückstandslisten</w:t>
       </w:r>
-      <w:bookmarkEnd w:id="142"/>
+      <w:bookmarkEnd w:id="143"/>
     </w:p>
     <w:p>
       <w:pPr>
@@ -32078,11 +33428,11 @@
       <w:pPr>
         <w:pStyle w:val="berschrift2"/>
       </w:pPr>
-      <w:bookmarkStart w:id="143" w:name="_Toc243034892"/>
+      <w:bookmarkStart w:id="144" w:name="_Toc243037546"/>
       <w:r>
         <w:t>Shopfloor: PPD (Produktionsplanung und Disposition)</w:t>
       </w:r>
-      <w:bookmarkEnd w:id="143"/>
+      <w:bookmarkEnd w:id="144"/>
     </w:p>
     <w:p>
       <w:pPr>
@@ -32264,11 +33614,11 @@
       <w:pPr>
         <w:pStyle w:val="berschrift2"/>
       </w:pPr>
-      <w:bookmarkStart w:id="144" w:name="_Toc243034893"/>
+      <w:bookmarkStart w:id="145" w:name="_Toc243037547"/>
       <w:r>
         <w:t>Shopfloor: PPA-Grafik und Forecast</w:t>
       </w:r>
-      <w:bookmarkEnd w:id="144"/>
+      <w:bookmarkEnd w:id="145"/>
     </w:p>
     <w:p>
       <w:pPr>
@@ -32375,11 +33725,11 @@
       <w:pPr>
         <w:pStyle w:val="berschrift2"/>
       </w:pPr>
-      <w:bookmarkStart w:id="145" w:name="_Toc243034894"/>
+      <w:bookmarkStart w:id="146" w:name="_Toc243037548"/>
       <w:r>
         <w:t>Shopfloor: Terminverbesserungsanfragen, Angebote und Kommunikation</w:t>
       </w:r>
-      <w:bookmarkEnd w:id="145"/>
+      <w:bookmarkEnd w:id="146"/>
     </w:p>
     <w:p>
       <w:pPr>
@@ -32570,11 +33920,11 @@
       <w:pPr>
         <w:pStyle w:val="berschrift2"/>
       </w:pPr>
-      <w:bookmarkStart w:id="146" w:name="_Toc243034895"/>
+      <w:bookmarkStart w:id="147" w:name="_Toc243037549"/>
       <w:r>
         <w:t>Shopfloor: Logistik</w:t>
       </w:r>
-      <w:bookmarkEnd w:id="146"/>
+      <w:bookmarkEnd w:id="147"/>
     </w:p>
     <w:p>
       <w:pPr>
@@ -32612,7 +33962,7 @@
     </w:p>
     <w:p>
       <w:r>
-        <w:t xml:space="preserve">Automatisch, sobald die SAP-Anbindung aktiv ist (Stand 16.10.2026 vorbereitet, noch von Hand): Die Mengen rechnen genau wie der Report </w:t>
+        <w:t xml:space="preserve">Automatisch aus SAP seit dem 16.10.2026 (Abgleich 04:00 und 12:45 Uhr): Die Mengen rechnen genau wie der Report </w:t>
       </w:r>
       <w:r>
         <w:rPr>
@@ -32689,11 +34039,11 @@
       <w:pPr>
         <w:pStyle w:val="berschrift2"/>
       </w:pPr>
-      <w:bookmarkStart w:id="147" w:name="_Toc243034896"/>
+      <w:bookmarkStart w:id="148" w:name="_Toc243037550"/>
       <w:r>
         <w:t>Shopfloor: Unterhalt</w:t>
       </w:r>
-      <w:bookmarkEnd w:id="147"/>
+      <w:bookmarkEnd w:id="148"/>
     </w:p>
     <w:p>
       <w:pPr>
@@ -32779,11 +34129,11 @@
       <w:pPr>
         <w:pStyle w:val="berschrift2"/>
       </w:pPr>
-      <w:bookmarkStart w:id="148" w:name="_Toc243034897"/>
+      <w:bookmarkStart w:id="149" w:name="_Toc243037551"/>
       <w:r>
         <w:t>Shopfloor: Einkauf, Fehlteile (ZD05)</w:t>
       </w:r>
-      <w:bookmarkEnd w:id="148"/>
+      <w:bookmarkEnd w:id="149"/>
     </w:p>
     <w:p>
       <w:pPr>
@@ -32905,11 +34255,11 @@
       <w:pPr>
         <w:pStyle w:val="berschrift2"/>
       </w:pPr>
-      <w:bookmarkStart w:id="149" w:name="_Toc243034898"/>
+      <w:bookmarkStart w:id="150" w:name="_Toc243037552"/>
       <w:r>
         <w:t>Shopfloor: Verkauf</w:t>
       </w:r>
-      <w:bookmarkEnd w:id="149"/>
+      <w:bookmarkEnd w:id="150"/>
     </w:p>
     <w:p>
       <w:pPr>
@@ -33015,11 +34365,11 @@
       <w:pPr>
         <w:pStyle w:val="berschrift2"/>
       </w:pPr>
-      <w:bookmarkStart w:id="150" w:name="_Toc243034899"/>
+      <w:bookmarkStart w:id="151" w:name="_Toc243037553"/>
       <w:r>
         <w:t>Shopfloor: CZ, MTF und Sensorbestände</w:t>
       </w:r>
-      <w:bookmarkEnd w:id="150"/>
+      <w:bookmarkEnd w:id="151"/>
     </w:p>
     <w:p>
       <w:pPr>
@@ -33178,11 +34528,11 @@
       <w:pPr>
         <w:pStyle w:val="berschrift2"/>
       </w:pPr>
-      <w:bookmarkStart w:id="151" w:name="_Toc243034900"/>
+      <w:bookmarkStart w:id="152" w:name="_Toc243037554"/>
       <w:r>
         <w:t>Shopfloor: Personen und Mail, Schnittstelle SAP / MES, Export</w:t>
       </w:r>
-      <w:bookmarkEnd w:id="151"/>
+      <w:bookmarkEnd w:id="152"/>
     </w:p>
     <w:p>
       <w:pPr>
@@ -33288,18 +34638,18 @@
     </w:p>
     <w:p>
       <w:r>
-        <w:t>Stand 16.10.2026 kommen aus SAP die Fehlteile ZD05 und die Plan- und Fertigungsaufträge für den Forecast. Logistik, Tagesmengen SEH und TR5 sowie FPY SEH sind gebaut und gegen ZC27 geprüft; sie werden nach dem SAP-Transport und einer Kontrolle mit Echtdaten eingeschaltet. Verkauf (CO-PA), Auftragsvorrat und Rückstandslisten folgen später.</w:t>
+        <w:t>Stand 16.10.2026 kommen aus SAP die Fehlteile ZD05, die Plan- und Fertigungsaufträge für den Forecast, die Logistik-Mengen, die Tagesmengen SEH und TR5 sowie FPY SEH. Die Logistik-Mengen und FPY SEH sind vor dem Einschalten mit Echtdaten gegen ZC27 und die Kontrollwerte der Supply Chain geprüft worden (13.10.2026 und KW 38 bis 41, alle gleich). Verkauf (CO-PA), Auftragsvorrat und Rückstandslisten folgen später.</w:t>
       </w:r>
     </w:p>
     <w:p>
       <w:pPr>
         <w:pStyle w:val="berschrift2"/>
       </w:pPr>
-      <w:bookmarkStart w:id="152" w:name="_Toc243034901"/>
+      <w:bookmarkStart w:id="153" w:name="_Toc243037555"/>
       <w:r>
         <w:t>Kennzahlen-Glossar</w:t>
       </w:r>
-      <w:bookmarkEnd w:id="152"/>
+      <w:bookmarkEnd w:id="153"/>
     </w:p>
     <w:tbl>
       <w:tblPr>
@@ -34237,8 +35587,8 @@
       </w:pPr>
     </w:p>
     <w:sectPr>
-      <w:headerReference w:type="default" r:id="rId8"/>
-      <w:footerReference w:type="default" r:id="rId9"/>
+      <w:headerReference w:type="default" r:id="rId9"/>
+      <w:footerReference w:type="default" r:id="rId10"/>
       <w:pgSz w:w="11906" w:h="16838"/>
       <w:pgMar w:top="1300" w:right="1300" w:bottom="1300" w:left="1300" w:header="600" w:footer="600" w:gutter="0"/>
       <w:cols w:space="720"/>
@@ -34366,7 +35716,7 @@
         <w:noProof/>
       </w:rPr>
       <w:drawing>
-        <wp:inline distT="0" distB="0" distL="0" distR="0" wp14:anchorId="16BEE804" wp14:editId="34D7B227">
+        <wp:inline distT="0" distB="0" distL="0" distR="0" wp14:anchorId="3BCE7FB0" wp14:editId="7C05464B">
           <wp:extent cx="720000" cy="349200"/>
           <wp:effectExtent l="0" t="0" r="0" b="0"/>
           <wp:docPr id="10" name="Trafag Logo Kopf"/>
@@ -34416,9 +35766,9 @@
 <file path=word/numbering.xml><?xml version="1.0" encoding="utf-8"?>
 <w:numbering xmlns:wpc="http://schemas.microsoft.com/office/word/2010/wordprocessingCanvas" xmlns:cx="http://schemas.microsoft.com/office/drawing/2014/chartex" xmlns:cx1="http://schemas.microsoft.com/office/drawing/2015/9/8/chartex" xmlns:cx2="http://schemas.microsoft.com/office/drawing/2015/10/21/chartex" xmlns:cx3="http://schemas.microsoft.com/office/drawing/2016/5/9/chartex" xmlns:cx4="http://schemas.microsoft.com/office/drawing/2016/5/10/chartex" xmlns:cx5="http://schemas.microsoft.com/office/drawing/2016/5/11/chartex" xmlns:cx6="http://schemas.microsoft.com/office/drawing/2016/5/12/chartex" xmlns:cx7="http://schemas.microsoft.com/office/drawing/2016/5/13/chartex" xmlns:cx8="http://schemas.microsoft.com/office/drawing/2016/5/14/chartex" xmlns:mc="http://schemas.openxmlformats.org/markup-compatibility/2006" xmlns:aink="http://schemas.microsoft.com/office/drawing/2016/ink" xmlns:am3d="http://schemas.microsoft.com/office/drawing/2017/model3d" xmlns:o="urn:schemas-microsoft-com:office:office" xmlns:oel="http://schemas.microsoft.com/office/2019/extlst" xmlns:r="http://schemas.openxmlformats.org/officeDocument/2006/relationships" xmlns:m="http://schemas.openxmlformats.org/officeDocument/2006/math" xmlns:v="urn:schemas-microsoft-com:vml" xmlns:wp14="http://schemas.microsoft.com/office/word/2010/wordprocessingDrawing" xmlns:wp="http://schemas.openxmlformats.org/drawingml/2006/wordprocessingDrawing" xmlns:w10="urn:schemas-microsoft-com:office:word" xmlns:w="http://schemas.openxmlformats.org/wordprocessingml/2006/main" xmlns:w14="http://schemas.microsoft.com/office/word/2010/wordml" xmlns:w15="http://schemas.microsoft.com/office/word/2012/wordml" xmlns:w16cex="http://schemas.microsoft.com/office/word/2018/wordml/cex" xmlns:w16cid="http://schemas.microsoft.com/office/word/2016/wordml/cid" xmlns:w16="http://schemas.microsoft.com/office/word/2018/wordml" xmlns:w16du="http://schemas.microsoft.com/office/word/2023/wordml/word16du" xmlns:w16sdtdh="http://schemas.microsoft.com/office/word/2020/wordml/sdtdatahash" xmlns:w16sdtfl="http://schemas.microsoft.com/office/word/2024/wordml/sdtformatlock" xmlns:w16se="http://schemas.microsoft.com/office/word/2015/wordml/symex" xmlns:wpg="http://schemas.microsoft.com/office/word/2010/wordprocessingGroup" xmlns:wpi="http://schemas.microsoft.com/office/word/2010/wordprocessingInk" xmlns:wne="http://schemas.microsoft.com/office/word/2006/wordml" xmlns:wps="http://schemas.microsoft.com/office/word/2010/wordprocessingShape" mc:Ignorable="w14 w15 w16se w16cid w16 w16cex w16sdtdh w16sdtfl w16du wp14">
   <w:abstractNum w:abstractNumId="0" w15:restartNumberingAfterBreak="0">
-    <w:nsid w:val="25513DD8"/>
+    <w:nsid w:val="31943656"/>
     <w:multiLevelType w:val="multilevel"/>
-    <w:tmpl w:val="852EC892"/>
+    <w:tmpl w:val="632C2482"/>
     <w:lvl w:ilvl="0">
       <w:numFmt w:val="bullet"/>
       <w:lvlText w:val="•"/>
@@ -34472,7 +35822,7 @@
       <w:lvlJc w:val="left"/>
     </w:lvl>
   </w:abstractNum>
-  <w:num w:numId="1" w16cid:durableId="360860370">
+  <w:num w:numId="1" w16cid:durableId="1251508094">
     <w:abstractNumId w:val="0"/>
   </w:num>
 </w:numbering>
@@ -35092,7 +36442,7 @@
     <w:autoRedefine/>
     <w:uiPriority w:val="39"/>
     <w:unhideWhenUsed/>
-    <w:rsid w:val="00D37E83"/>
+    <w:rsid w:val="00EB57D8"/>
     <w:pPr>
       <w:spacing w:after="100" w:line="278" w:lineRule="auto"/>
       <w:ind w:left="480"/>
@@ -35109,7 +36459,7 @@
     <w:autoRedefine/>
     <w:uiPriority w:val="39"/>
     <w:unhideWhenUsed/>
-    <w:rsid w:val="00D37E83"/>
+    <w:rsid w:val="00EB57D8"/>
     <w:pPr>
       <w:spacing w:after="100" w:line="278" w:lineRule="auto"/>
       <w:ind w:left="720"/>
@@ -35126,7 +36476,7 @@
     <w:autoRedefine/>
     <w:uiPriority w:val="39"/>
     <w:unhideWhenUsed/>
-    <w:rsid w:val="00D37E83"/>
+    <w:rsid w:val="00EB57D8"/>
     <w:pPr>
       <w:spacing w:after="100" w:line="278" w:lineRule="auto"/>
       <w:ind w:left="960"/>
@@ -35143,7 +36493,7 @@
     <w:autoRedefine/>
     <w:uiPriority w:val="39"/>
     <w:unhideWhenUsed/>
-    <w:rsid w:val="00D37E83"/>
+    <w:rsid w:val="00EB57D8"/>
     <w:pPr>
       <w:spacing w:after="100" w:line="278" w:lineRule="auto"/>
       <w:ind w:left="1200"/>
@@ -35160,7 +36510,7 @@
     <w:autoRedefine/>
     <w:uiPriority w:val="39"/>
     <w:unhideWhenUsed/>
-    <w:rsid w:val="00D37E83"/>
+    <w:rsid w:val="00EB57D8"/>
     <w:pPr>
       <w:spacing w:after="100" w:line="278" w:lineRule="auto"/>
       <w:ind w:left="1440"/>
@@ -35177,7 +36527,7 @@
     <w:autoRedefine/>
     <w:uiPriority w:val="39"/>
     <w:unhideWhenUsed/>
-    <w:rsid w:val="00D37E83"/>
+    <w:rsid w:val="00EB57D8"/>
     <w:pPr>
       <w:spacing w:after="100" w:line="278" w:lineRule="auto"/>
       <w:ind w:left="1680"/>
@@ -35194,7 +36544,7 @@
     <w:autoRedefine/>
     <w:uiPriority w:val="39"/>
     <w:unhideWhenUsed/>
-    <w:rsid w:val="00D37E83"/>
+    <w:rsid w:val="00EB57D8"/>
     <w:pPr>
       <w:spacing w:after="100" w:line="278" w:lineRule="auto"/>
       <w:ind w:left="1920"/>
@@ -35209,7 +36559,7 @@
     <w:basedOn w:val="Absatz-Standardschriftart"/>
     <w:uiPriority w:val="99"/>
     <w:unhideWhenUsed/>
-    <w:rsid w:val="00D37E83"/>
+    <w:rsid w:val="00EB57D8"/>
     <w:rPr>
       <w:color w:val="467886" w:themeColor="hyperlink"/>
       <w:u w:val="single"/>
@@ -35221,7 +36571,7 @@
     <w:uiPriority w:val="99"/>
     <w:semiHidden/>
     <w:unhideWhenUsed/>
-    <w:rsid w:val="00D37E83"/>
+    <w:rsid w:val="00EB57D8"/>
     <w:rPr>
       <w:color w:val="605E5C"/>
       <w:shd w:val="clear" w:color="auto" w:fill="E1DFDD"/>

--- a/TrafagSalesExporter/wwwroot/handbuch/Trafag_Cockpit_Handbuch.docx
+++ b/TrafagSalesExporter/wwwroot/handbuch/Trafag_Cockpit_Handbuch.docx
@@ -13,7 +13,7 @@
           <w:noProof/>
         </w:rPr>
         <w:drawing>
-          <wp:inline distT="0" distB="0" distL="0" distR="0" wp14:anchorId="3D0C5901" wp14:editId="1DBF628B">
+          <wp:inline distT="0" distB="0" distL="0" distR="0" wp14:anchorId="2F7B4E1F" wp14:editId="2870D15B">
             <wp:extent cx="1655999" cy="803159"/>
             <wp:effectExtent l="0" t="0" r="0" b="0"/>
             <wp:docPr id="1" name="Trafag Logo"/>
@@ -129,7 +129,7 @@
       <w:r>
         <w:fldChar w:fldCharType="separate"/>
       </w:r>
-      <w:hyperlink w:anchor="_Toc243037402" w:history="1">
+      <w:hyperlink w:anchor="_Toc243040549" w:history="1">
         <w:r>
           <w:rPr>
             <w:rStyle w:val="Hyperlink"/>
@@ -156,7 +156,7 @@
             <w:noProof/>
             <w:webHidden/>
           </w:rPr>
-          <w:instrText xml:space="preserve"> PAGEREF _Toc243037402 \h </w:instrText>
+          <w:instrText xml:space="preserve"> PAGEREF _Toc243040549 \h </w:instrText>
         </w:r>
         <w:r>
           <w:rPr>
@@ -199,7 +199,7 @@
           <w:sz w:val="24"/>
         </w:rPr>
       </w:pPr>
-      <w:hyperlink w:anchor="_Toc243037403" w:history="1">
+      <w:hyperlink w:anchor="_Toc243040550" w:history="1">
         <w:r>
           <w:rPr>
             <w:rStyle w:val="Hyperlink"/>
@@ -226,7 +226,7 @@
             <w:noProof/>
             <w:webHidden/>
           </w:rPr>
-          <w:instrText xml:space="preserve"> PAGEREF _Toc243037403 \h </w:instrText>
+          <w:instrText xml:space="preserve"> PAGEREF _Toc243040550 \h </w:instrText>
         </w:r>
         <w:r>
           <w:rPr>
@@ -269,7 +269,7 @@
           <w:sz w:val="24"/>
         </w:rPr>
       </w:pPr>
-      <w:hyperlink w:anchor="_Toc243037404" w:history="1">
+      <w:hyperlink w:anchor="_Toc243040551" w:history="1">
         <w:r>
           <w:rPr>
             <w:rStyle w:val="Hyperlink"/>
@@ -296,7 +296,7 @@
             <w:noProof/>
             <w:webHidden/>
           </w:rPr>
-          <w:instrText xml:space="preserve"> PAGEREF _Toc243037404 \h </w:instrText>
+          <w:instrText xml:space="preserve"> PAGEREF _Toc243040551 \h </w:instrText>
         </w:r>
         <w:r>
           <w:rPr>
@@ -339,7 +339,7 @@
           <w:sz w:val="24"/>
         </w:rPr>
       </w:pPr>
-      <w:hyperlink w:anchor="_Toc243037405" w:history="1">
+      <w:hyperlink w:anchor="_Toc243040552" w:history="1">
         <w:r>
           <w:rPr>
             <w:rStyle w:val="Hyperlink"/>
@@ -366,7 +366,7 @@
             <w:noProof/>
             <w:webHidden/>
           </w:rPr>
-          <w:instrText xml:space="preserve"> PAGEREF _Toc243037405 \h </w:instrText>
+          <w:instrText xml:space="preserve"> PAGEREF _Toc243040552 \h </w:instrText>
         </w:r>
         <w:r>
           <w:rPr>
@@ -409,7 +409,7 @@
           <w:sz w:val="24"/>
         </w:rPr>
       </w:pPr>
-      <w:hyperlink w:anchor="_Toc243037406" w:history="1">
+      <w:hyperlink w:anchor="_Toc243040553" w:history="1">
         <w:r>
           <w:rPr>
             <w:rStyle w:val="Hyperlink"/>
@@ -436,7 +436,7 @@
             <w:noProof/>
             <w:webHidden/>
           </w:rPr>
-          <w:instrText xml:space="preserve"> PAGEREF _Toc243037406 \h </w:instrText>
+          <w:instrText xml:space="preserve"> PAGEREF _Toc243040553 \h </w:instrText>
         </w:r>
         <w:r>
           <w:rPr>
@@ -480,7 +480,7 @@
           <w:sz w:val="24"/>
         </w:rPr>
       </w:pPr>
-      <w:hyperlink w:anchor="_Toc243037407" w:history="1">
+      <w:hyperlink w:anchor="_Toc243040554" w:history="1">
         <w:r>
           <w:rPr>
             <w:rStyle w:val="Hyperlink"/>
@@ -507,7 +507,7 @@
             <w:noProof/>
             <w:webHidden/>
           </w:rPr>
-          <w:instrText xml:space="preserve"> PAGEREF _Toc243037407 \h </w:instrText>
+          <w:instrText xml:space="preserve"> PAGEREF _Toc243040554 \h </w:instrText>
         </w:r>
         <w:r>
           <w:rPr>
@@ -550,7 +550,7 @@
           <w:sz w:val="24"/>
         </w:rPr>
       </w:pPr>
-      <w:hyperlink w:anchor="_Toc243037408" w:history="1">
+      <w:hyperlink w:anchor="_Toc243040555" w:history="1">
         <w:r>
           <w:rPr>
             <w:rStyle w:val="Hyperlink"/>
@@ -577,7 +577,7 @@
             <w:noProof/>
             <w:webHidden/>
           </w:rPr>
-          <w:instrText xml:space="preserve"> PAGEREF _Toc243037408 \h </w:instrText>
+          <w:instrText xml:space="preserve"> PAGEREF _Toc243040555 \h </w:instrText>
         </w:r>
         <w:r>
           <w:rPr>
@@ -620,7 +620,7 @@
           <w:sz w:val="24"/>
         </w:rPr>
       </w:pPr>
-      <w:hyperlink w:anchor="_Toc243037409" w:history="1">
+      <w:hyperlink w:anchor="_Toc243040556" w:history="1">
         <w:r>
           <w:rPr>
             <w:rStyle w:val="Hyperlink"/>
@@ -647,7 +647,7 @@
             <w:noProof/>
             <w:webHidden/>
           </w:rPr>
-          <w:instrText xml:space="preserve"> PAGEREF _Toc243037409 \h </w:instrText>
+          <w:instrText xml:space="preserve"> PAGEREF _Toc243040556 \h </w:instrText>
         </w:r>
         <w:r>
           <w:rPr>
@@ -690,7 +690,7 @@
           <w:sz w:val="24"/>
         </w:rPr>
       </w:pPr>
-      <w:hyperlink w:anchor="_Toc243037410" w:history="1">
+      <w:hyperlink w:anchor="_Toc243040557" w:history="1">
         <w:r>
           <w:rPr>
             <w:rStyle w:val="Hyperlink"/>
@@ -717,7 +717,7 @@
             <w:noProof/>
             <w:webHidden/>
           </w:rPr>
-          <w:instrText xml:space="preserve"> PAGEREF _Toc243037410 \h </w:instrText>
+          <w:instrText xml:space="preserve"> PAGEREF _Toc243040557 \h </w:instrText>
         </w:r>
         <w:r>
           <w:rPr>
@@ -760,7 +760,7 @@
           <w:sz w:val="24"/>
         </w:rPr>
       </w:pPr>
-      <w:hyperlink w:anchor="_Toc243037411" w:history="1">
+      <w:hyperlink w:anchor="_Toc243040558" w:history="1">
         <w:r>
           <w:rPr>
             <w:rStyle w:val="Hyperlink"/>
@@ -787,7 +787,7 @@
             <w:noProof/>
             <w:webHidden/>
           </w:rPr>
-          <w:instrText xml:space="preserve"> PAGEREF _Toc243037411 \h </w:instrText>
+          <w:instrText xml:space="preserve"> PAGEREF _Toc243040558 \h </w:instrText>
         </w:r>
         <w:r>
           <w:rPr>
@@ -830,7 +830,7 @@
           <w:sz w:val="24"/>
         </w:rPr>
       </w:pPr>
-      <w:hyperlink w:anchor="_Toc243037412" w:history="1">
+      <w:hyperlink w:anchor="_Toc243040559" w:history="1">
         <w:r>
           <w:rPr>
             <w:rStyle w:val="Hyperlink"/>
@@ -857,7 +857,7 @@
             <w:noProof/>
             <w:webHidden/>
           </w:rPr>
-          <w:instrText xml:space="preserve"> PAGEREF _Toc243037412 \h </w:instrText>
+          <w:instrText xml:space="preserve"> PAGEREF _Toc243040559 \h </w:instrText>
         </w:r>
         <w:r>
           <w:rPr>
@@ -900,7 +900,7 @@
           <w:sz w:val="24"/>
         </w:rPr>
       </w:pPr>
-      <w:hyperlink w:anchor="_Toc243037413" w:history="1">
+      <w:hyperlink w:anchor="_Toc243040560" w:history="1">
         <w:r>
           <w:rPr>
             <w:rStyle w:val="Hyperlink"/>
@@ -927,7 +927,7 @@
             <w:noProof/>
             <w:webHidden/>
           </w:rPr>
-          <w:instrText xml:space="preserve"> PAGEREF _Toc243037413 \h </w:instrText>
+          <w:instrText xml:space="preserve"> PAGEREF _Toc243040560 \h </w:instrText>
         </w:r>
         <w:r>
           <w:rPr>
@@ -970,7 +970,7 @@
           <w:sz w:val="24"/>
         </w:rPr>
       </w:pPr>
-      <w:hyperlink w:anchor="_Toc243037414" w:history="1">
+      <w:hyperlink w:anchor="_Toc243040561" w:history="1">
         <w:r>
           <w:rPr>
             <w:rStyle w:val="Hyperlink"/>
@@ -997,7 +997,7 @@
             <w:noProof/>
             <w:webHidden/>
           </w:rPr>
-          <w:instrText xml:space="preserve"> PAGEREF _Toc243037414 \h </w:instrText>
+          <w:instrText xml:space="preserve"> PAGEREF _Toc243040561 \h </w:instrText>
         </w:r>
         <w:r>
           <w:rPr>
@@ -1040,7 +1040,7 @@
           <w:sz w:val="24"/>
         </w:rPr>
       </w:pPr>
-      <w:hyperlink w:anchor="_Toc243037415" w:history="1">
+      <w:hyperlink w:anchor="_Toc243040562" w:history="1">
         <w:r>
           <w:rPr>
             <w:rStyle w:val="Hyperlink"/>
@@ -1067,7 +1067,7 @@
             <w:noProof/>
             <w:webHidden/>
           </w:rPr>
-          <w:instrText xml:space="preserve"> PAGEREF _Toc243037415 \h </w:instrText>
+          <w:instrText xml:space="preserve"> PAGEREF _Toc243040562 \h </w:instrText>
         </w:r>
         <w:r>
           <w:rPr>
@@ -1110,7 +1110,7 @@
           <w:sz w:val="24"/>
         </w:rPr>
       </w:pPr>
-      <w:hyperlink w:anchor="_Toc243037416" w:history="1">
+      <w:hyperlink w:anchor="_Toc243040563" w:history="1">
         <w:r>
           <w:rPr>
             <w:rStyle w:val="Hyperlink"/>
@@ -1137,7 +1137,7 @@
             <w:noProof/>
             <w:webHidden/>
           </w:rPr>
-          <w:instrText xml:space="preserve"> PAGEREF _Toc243037416 \h </w:instrText>
+          <w:instrText xml:space="preserve"> PAGEREF _Toc243040563 \h </w:instrText>
         </w:r>
         <w:r>
           <w:rPr>
@@ -1180,7 +1180,7 @@
           <w:sz w:val="24"/>
         </w:rPr>
       </w:pPr>
-      <w:hyperlink w:anchor="_Toc243037417" w:history="1">
+      <w:hyperlink w:anchor="_Toc243040564" w:history="1">
         <w:r>
           <w:rPr>
             <w:rStyle w:val="Hyperlink"/>
@@ -1207,7 +1207,7 @@
             <w:noProof/>
             <w:webHidden/>
           </w:rPr>
-          <w:instrText xml:space="preserve"> PAGEREF _Toc243037417 \h </w:instrText>
+          <w:instrText xml:space="preserve"> PAGEREF _Toc243040564 \h </w:instrText>
         </w:r>
         <w:r>
           <w:rPr>
@@ -1250,7 +1250,7 @@
           <w:sz w:val="24"/>
         </w:rPr>
       </w:pPr>
-      <w:hyperlink w:anchor="_Toc243037418" w:history="1">
+      <w:hyperlink w:anchor="_Toc243040565" w:history="1">
         <w:r>
           <w:rPr>
             <w:rStyle w:val="Hyperlink"/>
@@ -1277,7 +1277,7 @@
             <w:noProof/>
             <w:webHidden/>
           </w:rPr>
-          <w:instrText xml:space="preserve"> PAGEREF _Toc243037418 \h </w:instrText>
+          <w:instrText xml:space="preserve"> PAGEREF _Toc243040565 \h </w:instrText>
         </w:r>
         <w:r>
           <w:rPr>
@@ -1320,7 +1320,7 @@
           <w:sz w:val="24"/>
         </w:rPr>
       </w:pPr>
-      <w:hyperlink w:anchor="_Toc243037419" w:history="1">
+      <w:hyperlink w:anchor="_Toc243040566" w:history="1">
         <w:r>
           <w:rPr>
             <w:rStyle w:val="Hyperlink"/>
@@ -1347,7 +1347,7 @@
             <w:noProof/>
             <w:webHidden/>
           </w:rPr>
-          <w:instrText xml:space="preserve"> PAGEREF _Toc243037419 \h </w:instrText>
+          <w:instrText xml:space="preserve"> PAGEREF _Toc243040566 \h </w:instrText>
         </w:r>
         <w:r>
           <w:rPr>
@@ -1390,7 +1390,7 @@
           <w:sz w:val="24"/>
         </w:rPr>
       </w:pPr>
-      <w:hyperlink w:anchor="_Toc243037420" w:history="1">
+      <w:hyperlink w:anchor="_Toc243040567" w:history="1">
         <w:r>
           <w:rPr>
             <w:rStyle w:val="Hyperlink"/>
@@ -1417,7 +1417,7 @@
             <w:noProof/>
             <w:webHidden/>
           </w:rPr>
-          <w:instrText xml:space="preserve"> PAGEREF _Toc243037420 \h </w:instrText>
+          <w:instrText xml:space="preserve"> PAGEREF _Toc243040567 \h </w:instrText>
         </w:r>
         <w:r>
           <w:rPr>
@@ -1460,7 +1460,7 @@
           <w:sz w:val="24"/>
         </w:rPr>
       </w:pPr>
-      <w:hyperlink w:anchor="_Toc243037421" w:history="1">
+      <w:hyperlink w:anchor="_Toc243040568" w:history="1">
         <w:r>
           <w:rPr>
             <w:rStyle w:val="Hyperlink"/>
@@ -1487,7 +1487,7 @@
             <w:noProof/>
             <w:webHidden/>
           </w:rPr>
-          <w:instrText xml:space="preserve"> PAGEREF _Toc243037421 \h </w:instrText>
+          <w:instrText xml:space="preserve"> PAGEREF _Toc243040568 \h </w:instrText>
         </w:r>
         <w:r>
           <w:rPr>
@@ -1530,7 +1530,7 @@
           <w:sz w:val="24"/>
         </w:rPr>
       </w:pPr>
-      <w:hyperlink w:anchor="_Toc243037422" w:history="1">
+      <w:hyperlink w:anchor="_Toc243040569" w:history="1">
         <w:r>
           <w:rPr>
             <w:rStyle w:val="Hyperlink"/>
@@ -1557,7 +1557,7 @@
             <w:noProof/>
             <w:webHidden/>
           </w:rPr>
-          <w:instrText xml:space="preserve"> PAGEREF _Toc243037422 \h </w:instrText>
+          <w:instrText xml:space="preserve"> PAGEREF _Toc243040569 \h </w:instrText>
         </w:r>
         <w:r>
           <w:rPr>
@@ -1600,7 +1600,7 @@
           <w:sz w:val="24"/>
         </w:rPr>
       </w:pPr>
-      <w:hyperlink w:anchor="_Toc243037423" w:history="1">
+      <w:hyperlink w:anchor="_Toc243040570" w:history="1">
         <w:r>
           <w:rPr>
             <w:rStyle w:val="Hyperlink"/>
@@ -1627,7 +1627,7 @@
             <w:noProof/>
             <w:webHidden/>
           </w:rPr>
-          <w:instrText xml:space="preserve"> PAGEREF _Toc243037423 \h </w:instrText>
+          <w:instrText xml:space="preserve"> PAGEREF _Toc243040570 \h </w:instrText>
         </w:r>
         <w:r>
           <w:rPr>
@@ -1670,7 +1670,7 @@
           <w:sz w:val="24"/>
         </w:rPr>
       </w:pPr>
-      <w:hyperlink w:anchor="_Toc243037424" w:history="1">
+      <w:hyperlink w:anchor="_Toc243040571" w:history="1">
         <w:r>
           <w:rPr>
             <w:rStyle w:val="Hyperlink"/>
@@ -1697,7 +1697,7 @@
             <w:noProof/>
             <w:webHidden/>
           </w:rPr>
-          <w:instrText xml:space="preserve"> PAGEREF _Toc243037424 \h </w:instrText>
+          <w:instrText xml:space="preserve"> PAGEREF _Toc243040571 \h </w:instrText>
         </w:r>
         <w:r>
           <w:rPr>
@@ -1740,7 +1740,7 @@
           <w:sz w:val="24"/>
         </w:rPr>
       </w:pPr>
-      <w:hyperlink w:anchor="_Toc243037425" w:history="1">
+      <w:hyperlink w:anchor="_Toc243040572" w:history="1">
         <w:r>
           <w:rPr>
             <w:rStyle w:val="Hyperlink"/>
@@ -1767,7 +1767,7 @@
             <w:noProof/>
             <w:webHidden/>
           </w:rPr>
-          <w:instrText xml:space="preserve"> PAGEREF _Toc243037425 \h </w:instrText>
+          <w:instrText xml:space="preserve"> PAGEREF _Toc243040572 \h </w:instrText>
         </w:r>
         <w:r>
           <w:rPr>
@@ -1810,7 +1810,7 @@
           <w:sz w:val="24"/>
         </w:rPr>
       </w:pPr>
-      <w:hyperlink w:anchor="_Toc243037426" w:history="1">
+      <w:hyperlink w:anchor="_Toc243040573" w:history="1">
         <w:r>
           <w:rPr>
             <w:rStyle w:val="Hyperlink"/>
@@ -1837,7 +1837,7 @@
             <w:noProof/>
             <w:webHidden/>
           </w:rPr>
-          <w:instrText xml:space="preserve"> PAGEREF _Toc243037426 \h </w:instrText>
+          <w:instrText xml:space="preserve"> PAGEREF _Toc243040573 \h </w:instrText>
         </w:r>
         <w:r>
           <w:rPr>
@@ -1880,7 +1880,7 @@
           <w:sz w:val="24"/>
         </w:rPr>
       </w:pPr>
-      <w:hyperlink w:anchor="_Toc243037427" w:history="1">
+      <w:hyperlink w:anchor="_Toc243040574" w:history="1">
         <w:r>
           <w:rPr>
             <w:rStyle w:val="Hyperlink"/>
@@ -1907,7 +1907,7 @@
             <w:noProof/>
             <w:webHidden/>
           </w:rPr>
-          <w:instrText xml:space="preserve"> PAGEREF _Toc243037427 \h </w:instrText>
+          <w:instrText xml:space="preserve"> PAGEREF _Toc243040574 \h </w:instrText>
         </w:r>
         <w:r>
           <w:rPr>
@@ -1950,7 +1950,7 @@
           <w:sz w:val="24"/>
         </w:rPr>
       </w:pPr>
-      <w:hyperlink w:anchor="_Toc243037428" w:history="1">
+      <w:hyperlink w:anchor="_Toc243040575" w:history="1">
         <w:r>
           <w:rPr>
             <w:rStyle w:val="Hyperlink"/>
@@ -1977,7 +1977,7 @@
             <w:noProof/>
             <w:webHidden/>
           </w:rPr>
-          <w:instrText xml:space="preserve"> PAGEREF _Toc243037428 \h </w:instrText>
+          <w:instrText xml:space="preserve"> PAGEREF _Toc243040575 \h </w:instrText>
         </w:r>
         <w:r>
           <w:rPr>
@@ -2020,7 +2020,7 @@
           <w:sz w:val="24"/>
         </w:rPr>
       </w:pPr>
-      <w:hyperlink w:anchor="_Toc243037429" w:history="1">
+      <w:hyperlink w:anchor="_Toc243040576" w:history="1">
         <w:r>
           <w:rPr>
             <w:rStyle w:val="Hyperlink"/>
@@ -2047,7 +2047,7 @@
             <w:noProof/>
             <w:webHidden/>
           </w:rPr>
-          <w:instrText xml:space="preserve"> PAGEREF _Toc243037429 \h </w:instrText>
+          <w:instrText xml:space="preserve"> PAGEREF _Toc243040576 \h </w:instrText>
         </w:r>
         <w:r>
           <w:rPr>
@@ -2090,7 +2090,7 @@
           <w:sz w:val="24"/>
         </w:rPr>
       </w:pPr>
-      <w:hyperlink w:anchor="_Toc243037430" w:history="1">
+      <w:hyperlink w:anchor="_Toc243040577" w:history="1">
         <w:r>
           <w:rPr>
             <w:rStyle w:val="Hyperlink"/>
@@ -2117,7 +2117,7 @@
             <w:noProof/>
             <w:webHidden/>
           </w:rPr>
-          <w:instrText xml:space="preserve"> PAGEREF _Toc243037430 \h </w:instrText>
+          <w:instrText xml:space="preserve"> PAGEREF _Toc243040577 \h </w:instrText>
         </w:r>
         <w:r>
           <w:rPr>
@@ -2160,7 +2160,7 @@
           <w:sz w:val="24"/>
         </w:rPr>
       </w:pPr>
-      <w:hyperlink w:anchor="_Toc243037431" w:history="1">
+      <w:hyperlink w:anchor="_Toc243040578" w:history="1">
         <w:r>
           <w:rPr>
             <w:rStyle w:val="Hyperlink"/>
@@ -2187,7 +2187,7 @@
             <w:noProof/>
             <w:webHidden/>
           </w:rPr>
-          <w:instrText xml:space="preserve"> PAGEREF _Toc243037431 \h </w:instrText>
+          <w:instrText xml:space="preserve"> PAGEREF _Toc243040578 \h </w:instrText>
         </w:r>
         <w:r>
           <w:rPr>
@@ -2230,7 +2230,7 @@
           <w:sz w:val="24"/>
         </w:rPr>
       </w:pPr>
-      <w:hyperlink w:anchor="_Toc243037432" w:history="1">
+      <w:hyperlink w:anchor="_Toc243040579" w:history="1">
         <w:r>
           <w:rPr>
             <w:rStyle w:val="Hyperlink"/>
@@ -2257,7 +2257,7 @@
             <w:noProof/>
             <w:webHidden/>
           </w:rPr>
-          <w:instrText xml:space="preserve"> PAGEREF _Toc243037432 \h </w:instrText>
+          <w:instrText xml:space="preserve"> PAGEREF _Toc243040579 \h </w:instrText>
         </w:r>
         <w:r>
           <w:rPr>
@@ -2301,7 +2301,7 @@
           <w:sz w:val="24"/>
         </w:rPr>
       </w:pPr>
-      <w:hyperlink w:anchor="_Toc243037433" w:history="1">
+      <w:hyperlink w:anchor="_Toc243040580" w:history="1">
         <w:r>
           <w:rPr>
             <w:rStyle w:val="Hyperlink"/>
@@ -2328,7 +2328,7 @@
             <w:noProof/>
             <w:webHidden/>
           </w:rPr>
-          <w:instrText xml:space="preserve"> PAGEREF _Toc243037433 \h </w:instrText>
+          <w:instrText xml:space="preserve"> PAGEREF _Toc243040580 \h </w:instrText>
         </w:r>
         <w:r>
           <w:rPr>
@@ -2371,7 +2371,7 @@
           <w:sz w:val="24"/>
         </w:rPr>
       </w:pPr>
-      <w:hyperlink w:anchor="_Toc243037434" w:history="1">
+      <w:hyperlink w:anchor="_Toc243040581" w:history="1">
         <w:r>
           <w:rPr>
             <w:rStyle w:val="Hyperlink"/>
@@ -2398,7 +2398,7 @@
             <w:noProof/>
             <w:webHidden/>
           </w:rPr>
-          <w:instrText xml:space="preserve"> PAGEREF _Toc243037434 \h </w:instrText>
+          <w:instrText xml:space="preserve"> PAGEREF _Toc243040581 \h </w:instrText>
         </w:r>
         <w:r>
           <w:rPr>
@@ -2441,7 +2441,7 @@
           <w:sz w:val="24"/>
         </w:rPr>
       </w:pPr>
-      <w:hyperlink w:anchor="_Toc243037435" w:history="1">
+      <w:hyperlink w:anchor="_Toc243040582" w:history="1">
         <w:r>
           <w:rPr>
             <w:rStyle w:val="Hyperlink"/>
@@ -2468,7 +2468,7 @@
             <w:noProof/>
             <w:webHidden/>
           </w:rPr>
-          <w:instrText xml:space="preserve"> PAGEREF _Toc243037435 \h </w:instrText>
+          <w:instrText xml:space="preserve"> PAGEREF _Toc243040582 \h </w:instrText>
         </w:r>
         <w:r>
           <w:rPr>
@@ -2511,7 +2511,7 @@
           <w:sz w:val="24"/>
         </w:rPr>
       </w:pPr>
-      <w:hyperlink w:anchor="_Toc243037436" w:history="1">
+      <w:hyperlink w:anchor="_Toc243040583" w:history="1">
         <w:r>
           <w:rPr>
             <w:rStyle w:val="Hyperlink"/>
@@ -2538,7 +2538,7 @@
             <w:noProof/>
             <w:webHidden/>
           </w:rPr>
-          <w:instrText xml:space="preserve"> PAGEREF _Toc243037436 \h </w:instrText>
+          <w:instrText xml:space="preserve"> PAGEREF _Toc243040583 \h </w:instrText>
         </w:r>
         <w:r>
           <w:rPr>
@@ -2581,7 +2581,7 @@
           <w:sz w:val="24"/>
         </w:rPr>
       </w:pPr>
-      <w:hyperlink w:anchor="_Toc243037437" w:history="1">
+      <w:hyperlink w:anchor="_Toc243040584" w:history="1">
         <w:r>
           <w:rPr>
             <w:rStyle w:val="Hyperlink"/>
@@ -2608,7 +2608,7 @@
             <w:noProof/>
             <w:webHidden/>
           </w:rPr>
-          <w:instrText xml:space="preserve"> PAGEREF _Toc243037437 \h </w:instrText>
+          <w:instrText xml:space="preserve"> PAGEREF _Toc243040584 \h </w:instrText>
         </w:r>
         <w:r>
           <w:rPr>
@@ -2651,7 +2651,7 @@
           <w:sz w:val="24"/>
         </w:rPr>
       </w:pPr>
-      <w:hyperlink w:anchor="_Toc243037438" w:history="1">
+      <w:hyperlink w:anchor="_Toc243040585" w:history="1">
         <w:r>
           <w:rPr>
             <w:rStyle w:val="Hyperlink"/>
@@ -2678,7 +2678,7 @@
             <w:noProof/>
             <w:webHidden/>
           </w:rPr>
-          <w:instrText xml:space="preserve"> PAGEREF _Toc243037438 \h </w:instrText>
+          <w:instrText xml:space="preserve"> PAGEREF _Toc243040585 \h </w:instrText>
         </w:r>
         <w:r>
           <w:rPr>
@@ -2721,13 +2721,13 @@
           <w:sz w:val="24"/>
         </w:rPr>
       </w:pPr>
-      <w:hyperlink w:anchor="_Toc243037439" w:history="1">
+      <w:hyperlink w:anchor="_Toc243040586" w:history="1">
         <w:r>
           <w:rPr>
             <w:rStyle w:val="Hyperlink"/>
             <w:noProof/>
           </w:rPr>
-          <w:t>Spend-Aufriss</w:t>
+          <w:t>Spend-Aufriss: Stücklisten-Netz („Gehirn“)</w:t>
         </w:r>
         <w:r>
           <w:rPr>
@@ -2748,7 +2748,7 @@
             <w:noProof/>
             <w:webHidden/>
           </w:rPr>
-          <w:instrText xml:space="preserve"> PAGEREF _Toc243037439 \h </w:instrText>
+          <w:instrText xml:space="preserve"> PAGEREF _Toc243040586 \h </w:instrText>
         </w:r>
         <w:r>
           <w:rPr>
@@ -2791,13 +2791,13 @@
           <w:sz w:val="24"/>
         </w:rPr>
       </w:pPr>
-      <w:hyperlink w:anchor="_Toc243037440" w:history="1">
+      <w:hyperlink w:anchor="_Toc243040587" w:history="1">
         <w:r>
           <w:rPr>
             <w:rStyle w:val="Hyperlink"/>
             <w:noProof/>
           </w:rPr>
-          <w:t>Bestellbedarf &amp; Deckung</w:t>
+          <w:t>Spend-Aufriss</w:t>
         </w:r>
         <w:r>
           <w:rPr>
@@ -2818,7 +2818,7 @@
             <w:noProof/>
             <w:webHidden/>
           </w:rPr>
-          <w:instrText xml:space="preserve"> PAGEREF _Toc243037440 \h </w:instrText>
+          <w:instrText xml:space="preserve"> PAGEREF _Toc243040587 \h </w:instrText>
         </w:r>
         <w:r>
           <w:rPr>
@@ -2838,7 +2838,7 @@
             <w:noProof/>
             <w:webHidden/>
           </w:rPr>
-          <w:t>39</w:t>
+          <w:t>38</w:t>
         </w:r>
         <w:r>
           <w:rPr>
@@ -2861,13 +2861,13 @@
           <w:sz w:val="24"/>
         </w:rPr>
       </w:pPr>
-      <w:hyperlink w:anchor="_Toc243037441" w:history="1">
+      <w:hyperlink w:anchor="_Toc243040588" w:history="1">
         <w:r>
           <w:rPr>
             <w:rStyle w:val="Hyperlink"/>
             <w:noProof/>
           </w:rPr>
-          <w:t>Materialabhängigkeit</w:t>
+          <w:t>Bestellbedarf &amp; Deckung</w:t>
         </w:r>
         <w:r>
           <w:rPr>
@@ -2888,7 +2888,7 @@
             <w:noProof/>
             <w:webHidden/>
           </w:rPr>
-          <w:instrText xml:space="preserve"> PAGEREF _Toc243037441 \h </w:instrText>
+          <w:instrText xml:space="preserve"> PAGEREF _Toc243040588 \h </w:instrText>
         </w:r>
         <w:r>
           <w:rPr>
@@ -2931,13 +2931,13 @@
           <w:sz w:val="24"/>
         </w:rPr>
       </w:pPr>
-      <w:hyperlink w:anchor="_Toc243037442" w:history="1">
+      <w:hyperlink w:anchor="_Toc243040589" w:history="1">
         <w:r>
           <w:rPr>
             <w:rStyle w:val="Hyperlink"/>
             <w:noProof/>
           </w:rPr>
-          <w:t>Lieferperformance</w:t>
+          <w:t>Materialabhängigkeit</w:t>
         </w:r>
         <w:r>
           <w:rPr>
@@ -2958,7 +2958,7 @@
             <w:noProof/>
             <w:webHidden/>
           </w:rPr>
-          <w:instrText xml:space="preserve"> PAGEREF _Toc243037442 \h </w:instrText>
+          <w:instrText xml:space="preserve"> PAGEREF _Toc243040589 \h </w:instrText>
         </w:r>
         <w:r>
           <w:rPr>
@@ -3001,13 +3001,13 @@
           <w:sz w:val="24"/>
         </w:rPr>
       </w:pPr>
-      <w:hyperlink w:anchor="_Toc243037443" w:history="1">
+      <w:hyperlink w:anchor="_Toc243040590" w:history="1">
         <w:r>
           <w:rPr>
             <w:rStyle w:val="Hyperlink"/>
             <w:noProof/>
           </w:rPr>
-          <w:t>Ideen: Übersicht</w:t>
+          <w:t>Lieferperformance</w:t>
         </w:r>
         <w:r>
           <w:rPr>
@@ -3028,7 +3028,7 @@
             <w:noProof/>
             <w:webHidden/>
           </w:rPr>
-          <w:instrText xml:space="preserve"> PAGEREF _Toc243037443 \h </w:instrText>
+          <w:instrText xml:space="preserve"> PAGEREF _Toc243040590 \h </w:instrText>
         </w:r>
         <w:r>
           <w:rPr>
@@ -3048,7 +3048,7 @@
             <w:noProof/>
             <w:webHidden/>
           </w:rPr>
-          <w:t>41</w:t>
+          <w:t>42</w:t>
         </w:r>
         <w:r>
           <w:rPr>
@@ -3071,13 +3071,13 @@
           <w:sz w:val="24"/>
         </w:rPr>
       </w:pPr>
-      <w:hyperlink w:anchor="_Toc243037444" w:history="1">
+      <w:hyperlink w:anchor="_Toc243040591" w:history="1">
         <w:r>
           <w:rPr>
             <w:rStyle w:val="Hyperlink"/>
             <w:noProof/>
           </w:rPr>
-          <w:t>Ideen: Einkauf-Datenservice</w:t>
+          <w:t>Ideen: Übersicht</w:t>
         </w:r>
         <w:r>
           <w:rPr>
@@ -3098,7 +3098,7 @@
             <w:noProof/>
             <w:webHidden/>
           </w:rPr>
-          <w:instrText xml:space="preserve"> PAGEREF _Toc243037444 \h </w:instrText>
+          <w:instrText xml:space="preserve"> PAGEREF _Toc243040591 \h </w:instrText>
         </w:r>
         <w:r>
           <w:rPr>
@@ -3141,13 +3141,13 @@
           <w:sz w:val="24"/>
         </w:rPr>
       </w:pPr>
-      <w:hyperlink w:anchor="_Toc243037445" w:history="1">
+      <w:hyperlink w:anchor="_Toc243040592" w:history="1">
         <w:r>
           <w:rPr>
             <w:rStyle w:val="Hyperlink"/>
             <w:noProof/>
           </w:rPr>
-          <w:t>Ideen: Liefertermin-Risiko</w:t>
+          <w:t>Ideen: Einkauf-Datenservice</w:t>
         </w:r>
         <w:r>
           <w:rPr>
@@ -3168,7 +3168,7 @@
             <w:noProof/>
             <w:webHidden/>
           </w:rPr>
-          <w:instrText xml:space="preserve"> PAGEREF _Toc243037445 \h </w:instrText>
+          <w:instrText xml:space="preserve"> PAGEREF _Toc243040592 \h </w:instrText>
         </w:r>
         <w:r>
           <w:rPr>
@@ -3211,13 +3211,13 @@
           <w:sz w:val="24"/>
         </w:rPr>
       </w:pPr>
-      <w:hyperlink w:anchor="_Toc243037446" w:history="1">
+      <w:hyperlink w:anchor="_Toc243040593" w:history="1">
         <w:r>
           <w:rPr>
             <w:rStyle w:val="Hyperlink"/>
             <w:noProof/>
           </w:rPr>
-          <w:t>Ideen: Preisentwicklung</w:t>
+          <w:t>Ideen: Liefertermin-Risiko</w:t>
         </w:r>
         <w:r>
           <w:rPr>
@@ -3238,7 +3238,7 @@
             <w:noProof/>
             <w:webHidden/>
           </w:rPr>
-          <w:instrText xml:space="preserve"> PAGEREF _Toc243037446 \h </w:instrText>
+          <w:instrText xml:space="preserve"> PAGEREF _Toc243040593 \h </w:instrText>
         </w:r>
         <w:r>
           <w:rPr>
@@ -3258,7 +3258,7 @@
             <w:noProof/>
             <w:webHidden/>
           </w:rPr>
-          <w:t>43</w:t>
+          <w:t>44</w:t>
         </w:r>
         <w:r>
           <w:rPr>
@@ -3281,13 +3281,13 @@
           <w:sz w:val="24"/>
         </w:rPr>
       </w:pPr>
-      <w:hyperlink w:anchor="_Toc243037447" w:history="1">
+      <w:hyperlink w:anchor="_Toc243040594" w:history="1">
         <w:r>
           <w:rPr>
             <w:rStyle w:val="Hyperlink"/>
             <w:noProof/>
           </w:rPr>
-          <w:t>Ideen: Spend-Konzentration</w:t>
+          <w:t>Ideen: Preisentwicklung</w:t>
         </w:r>
         <w:r>
           <w:rPr>
@@ -3308,7 +3308,7 @@
             <w:noProof/>
             <w:webHidden/>
           </w:rPr>
-          <w:instrText xml:space="preserve"> PAGEREF _Toc243037447 \h </w:instrText>
+          <w:instrText xml:space="preserve"> PAGEREF _Toc243040594 \h </w:instrText>
         </w:r>
         <w:r>
           <w:rPr>
@@ -3351,13 +3351,13 @@
           <w:sz w:val="24"/>
         </w:rPr>
       </w:pPr>
-      <w:hyperlink w:anchor="_Toc243037448" w:history="1">
+      <w:hyperlink w:anchor="_Toc243040595" w:history="1">
         <w:r>
           <w:rPr>
             <w:rStyle w:val="Hyperlink"/>
             <w:noProof/>
           </w:rPr>
-          <w:t>Ideen: Datenqualität</w:t>
+          <w:t>Ideen: Spend-Konzentration</w:t>
         </w:r>
         <w:r>
           <w:rPr>
@@ -3378,7 +3378,7 @@
             <w:noProof/>
             <w:webHidden/>
           </w:rPr>
-          <w:instrText xml:space="preserve"> PAGEREF _Toc243037448 \h </w:instrText>
+          <w:instrText xml:space="preserve"> PAGEREF _Toc243040595 \h </w:instrText>
         </w:r>
         <w:r>
           <w:rPr>
@@ -3421,13 +3421,13 @@
           <w:sz w:val="24"/>
         </w:rPr>
       </w:pPr>
-      <w:hyperlink w:anchor="_Toc243037449" w:history="1">
+      <w:hyperlink w:anchor="_Toc243040596" w:history="1">
         <w:r>
           <w:rPr>
             <w:rStyle w:val="Hyperlink"/>
             <w:noProof/>
           </w:rPr>
-          <w:t>Kennzahlen-Katalog</w:t>
+          <w:t>Ideen: Datenqualität</w:t>
         </w:r>
         <w:r>
           <w:rPr>
@@ -3448,7 +3448,7 @@
             <w:noProof/>
             <w:webHidden/>
           </w:rPr>
-          <w:instrText xml:space="preserve"> PAGEREF _Toc243037449 \h </w:instrText>
+          <w:instrText xml:space="preserve"> PAGEREF _Toc243040596 \h </w:instrText>
         </w:r>
         <w:r>
           <w:rPr>
@@ -3468,7 +3468,7 @@
             <w:noProof/>
             <w:webHidden/>
           </w:rPr>
-          <w:t>45</w:t>
+          <w:t>46</w:t>
         </w:r>
         <w:r>
           <w:rPr>
@@ -3491,13 +3491,13 @@
           <w:sz w:val="24"/>
         </w:rPr>
       </w:pPr>
-      <w:hyperlink w:anchor="_Toc243037450" w:history="1">
+      <w:hyperlink w:anchor="_Toc243040597" w:history="1">
         <w:r>
           <w:rPr>
             <w:rStyle w:val="Hyperlink"/>
             <w:noProof/>
           </w:rPr>
-          <w:t>PBIX Vorlage</w:t>
+          <w:t>Kennzahlen-Katalog</w:t>
         </w:r>
         <w:r>
           <w:rPr>
@@ -3518,7 +3518,7 @@
             <w:noProof/>
             <w:webHidden/>
           </w:rPr>
-          <w:instrText xml:space="preserve"> PAGEREF _Toc243037450 \h </w:instrText>
+          <w:instrText xml:space="preserve"> PAGEREF _Toc243040597 \h </w:instrText>
         </w:r>
         <w:r>
           <w:rPr>
@@ -3561,13 +3561,13 @@
           <w:sz w:val="24"/>
         </w:rPr>
       </w:pPr>
-      <w:hyperlink w:anchor="_Toc243037451" w:history="1">
+      <w:hyperlink w:anchor="_Toc243040598" w:history="1">
         <w:r>
           <w:rPr>
             <w:rStyle w:val="Hyperlink"/>
             <w:noProof/>
           </w:rPr>
-          <w:t>3D Simulation</w:t>
+          <w:t>PBIX Vorlage</w:t>
         </w:r>
         <w:r>
           <w:rPr>
@@ -3588,7 +3588,7 @@
             <w:noProof/>
             <w:webHidden/>
           </w:rPr>
-          <w:instrText xml:space="preserve"> PAGEREF _Toc243037451 \h </w:instrText>
+          <w:instrText xml:space="preserve"> PAGEREF _Toc243040598 \h </w:instrText>
         </w:r>
         <w:r>
           <w:rPr>
@@ -3608,7 +3608,7 @@
             <w:noProof/>
             <w:webHidden/>
           </w:rPr>
-          <w:t>46</w:t>
+          <w:t>47</w:t>
         </w:r>
         <w:r>
           <w:rPr>
@@ -3631,13 +3631,13 @@
           <w:sz w:val="24"/>
         </w:rPr>
       </w:pPr>
-      <w:hyperlink w:anchor="_Toc243037452" w:history="1">
+      <w:hyperlink w:anchor="_Toc243040599" w:history="1">
         <w:r>
           <w:rPr>
             <w:rStyle w:val="Hyperlink"/>
             <w:noProof/>
           </w:rPr>
-          <w:t>Interaktiv</w:t>
+          <w:t>3D Simulation</w:t>
         </w:r>
         <w:r>
           <w:rPr>
@@ -3658,7 +3658,7 @@
             <w:noProof/>
             <w:webHidden/>
           </w:rPr>
-          <w:instrText xml:space="preserve"> PAGEREF _Toc243037452 \h </w:instrText>
+          <w:instrText xml:space="preserve"> PAGEREF _Toc243040599 \h </w:instrText>
         </w:r>
         <w:r>
           <w:rPr>
@@ -3701,13 +3701,13 @@
           <w:sz w:val="24"/>
         </w:rPr>
       </w:pPr>
-      <w:hyperlink w:anchor="_Toc243037453" w:history="1">
+      <w:hyperlink w:anchor="_Toc243040600" w:history="1">
         <w:r>
           <w:rPr>
             <w:rStyle w:val="Hyperlink"/>
             <w:noProof/>
           </w:rPr>
-          <w:t>Datenquellen</w:t>
+          <w:t>Interaktiv</w:t>
         </w:r>
         <w:r>
           <w:rPr>
@@ -3728,7 +3728,7 @@
             <w:noProof/>
             <w:webHidden/>
           </w:rPr>
-          <w:instrText xml:space="preserve"> PAGEREF _Toc243037453 \h </w:instrText>
+          <w:instrText xml:space="preserve"> PAGEREF _Toc243040600 \h </w:instrText>
         </w:r>
         <w:r>
           <w:rPr>
@@ -3748,7 +3748,7 @@
             <w:noProof/>
             <w:webHidden/>
           </w:rPr>
-          <w:t>49</w:t>
+          <w:t>48</w:t>
         </w:r>
         <w:r>
           <w:rPr>
@@ -3771,12 +3771,82 @@
           <w:sz w:val="24"/>
         </w:rPr>
       </w:pPr>
-      <w:hyperlink w:anchor="_Toc243037454" w:history="1">
+      <w:hyperlink w:anchor="_Toc243040601" w:history="1">
         <w:r>
           <w:rPr>
             <w:rStyle w:val="Hyperlink"/>
             <w:noProof/>
           </w:rPr>
+          <w:t>Datenquellen</w:t>
+        </w:r>
+        <w:r>
+          <w:rPr>
+            <w:noProof/>
+            <w:webHidden/>
+          </w:rPr>
+          <w:tab/>
+        </w:r>
+        <w:r>
+          <w:rPr>
+            <w:noProof/>
+            <w:webHidden/>
+          </w:rPr>
+          <w:fldChar w:fldCharType="begin"/>
+        </w:r>
+        <w:r>
+          <w:rPr>
+            <w:noProof/>
+            <w:webHidden/>
+          </w:rPr>
+          <w:instrText xml:space="preserve"> PAGEREF _Toc243040601 \h </w:instrText>
+        </w:r>
+        <w:r>
+          <w:rPr>
+            <w:noProof/>
+            <w:webHidden/>
+          </w:rPr>
+        </w:r>
+        <w:r>
+          <w:rPr>
+            <w:noProof/>
+            <w:webHidden/>
+          </w:rPr>
+          <w:fldChar w:fldCharType="separate"/>
+        </w:r>
+        <w:r>
+          <w:rPr>
+            <w:noProof/>
+            <w:webHidden/>
+          </w:rPr>
+          <w:t>50</w:t>
+        </w:r>
+        <w:r>
+          <w:rPr>
+            <w:noProof/>
+            <w:webHidden/>
+          </w:rPr>
+          <w:fldChar w:fldCharType="end"/>
+        </w:r>
+      </w:hyperlink>
+    </w:p>
+    <w:p>
+      <w:pPr>
+        <w:pStyle w:val="Verzeichnis2"/>
+        <w:tabs>
+          <w:tab w:val="right" w:leader="dot" w:pos="9296"/>
+        </w:tabs>
+        <w:rPr>
+          <w:rFonts w:asciiTheme="minorHAnsi" w:eastAsiaTheme="minorEastAsia" w:hAnsiTheme="minorHAnsi" w:cstheme="minorBidi"/>
+          <w:noProof/>
+          <w:sz w:val="24"/>
+        </w:rPr>
+      </w:pPr>
+      <w:hyperlink w:anchor="_Toc243040602" w:history="1">
+        <w:r>
+          <w:rPr>
+            <w:rStyle w:val="Hyperlink"/>
+            <w:noProof/>
+          </w:rPr>
           <w:t>Kennzahlen-Glossar</w:t>
         </w:r>
         <w:r>
@@ -3798,7 +3868,7 @@
             <w:noProof/>
             <w:webHidden/>
           </w:rPr>
-          <w:instrText xml:space="preserve"> PAGEREF _Toc243037454 \h </w:instrText>
+          <w:instrText xml:space="preserve"> PAGEREF _Toc243040602 \h </w:instrText>
         </w:r>
         <w:r>
           <w:rPr>
@@ -3818,7 +3888,7 @@
             <w:noProof/>
             <w:webHidden/>
           </w:rPr>
-          <w:t>49</w:t>
+          <w:t>50</w:t>
         </w:r>
         <w:r>
           <w:rPr>
@@ -3842,7 +3912,7 @@
           <w:sz w:val="24"/>
         </w:rPr>
       </w:pPr>
-      <w:hyperlink w:anchor="_Toc243037455" w:history="1">
+      <w:hyperlink w:anchor="_Toc243040603" w:history="1">
         <w:r>
           <w:rPr>
             <w:rStyle w:val="Hyperlink"/>
@@ -3869,7 +3939,7 @@
             <w:noProof/>
             <w:webHidden/>
           </w:rPr>
-          <w:instrText xml:space="preserve"> PAGEREF _Toc243037455 \h </w:instrText>
+          <w:instrText xml:space="preserve"> PAGEREF _Toc243040603 \h </w:instrText>
         </w:r>
         <w:r>
           <w:rPr>
@@ -3889,7 +3959,7 @@
             <w:noProof/>
             <w:webHidden/>
           </w:rPr>
-          <w:t>51</w:t>
+          <w:t>52</w:t>
         </w:r>
         <w:r>
           <w:rPr>
@@ -3912,7 +3982,7 @@
           <w:sz w:val="24"/>
         </w:rPr>
       </w:pPr>
-      <w:hyperlink w:anchor="_Toc243037456" w:history="1">
+      <w:hyperlink w:anchor="_Toc243040604" w:history="1">
         <w:r>
           <w:rPr>
             <w:rStyle w:val="Hyperlink"/>
@@ -3939,7 +4009,7 @@
             <w:noProof/>
             <w:webHidden/>
           </w:rPr>
-          <w:instrText xml:space="preserve"> PAGEREF _Toc243037456 \h </w:instrText>
+          <w:instrText xml:space="preserve"> PAGEREF _Toc243040604 \h </w:instrText>
         </w:r>
         <w:r>
           <w:rPr>
@@ -3959,7 +4029,7 @@
             <w:noProof/>
             <w:webHidden/>
           </w:rPr>
-          <w:t>51</w:t>
+          <w:t>52</w:t>
         </w:r>
         <w:r>
           <w:rPr>
@@ -3982,7 +4052,7 @@
           <w:sz w:val="24"/>
         </w:rPr>
       </w:pPr>
-      <w:hyperlink w:anchor="_Toc243037457" w:history="1">
+      <w:hyperlink w:anchor="_Toc243040605" w:history="1">
         <w:r>
           <w:rPr>
             <w:rStyle w:val="Hyperlink"/>
@@ -4009,7 +4079,7 @@
             <w:noProof/>
             <w:webHidden/>
           </w:rPr>
-          <w:instrText xml:space="preserve"> PAGEREF _Toc243037457 \h </w:instrText>
+          <w:instrText xml:space="preserve"> PAGEREF _Toc243040605 \h </w:instrText>
         </w:r>
         <w:r>
           <w:rPr>
@@ -4029,7 +4099,7 @@
             <w:noProof/>
             <w:webHidden/>
           </w:rPr>
-          <w:t>52</w:t>
+          <w:t>53</w:t>
         </w:r>
         <w:r>
           <w:rPr>
@@ -4052,7 +4122,7 @@
           <w:sz w:val="24"/>
         </w:rPr>
       </w:pPr>
-      <w:hyperlink w:anchor="_Toc243037458" w:history="1">
+      <w:hyperlink w:anchor="_Toc243040606" w:history="1">
         <w:r>
           <w:rPr>
             <w:rStyle w:val="Hyperlink"/>
@@ -4079,7 +4149,7 @@
             <w:noProof/>
             <w:webHidden/>
           </w:rPr>
-          <w:instrText xml:space="preserve"> PAGEREF _Toc243037458 \h </w:instrText>
+          <w:instrText xml:space="preserve"> PAGEREF _Toc243040606 \h </w:instrText>
         </w:r>
         <w:r>
           <w:rPr>
@@ -4099,7 +4169,7 @@
             <w:noProof/>
             <w:webHidden/>
           </w:rPr>
-          <w:t>53</w:t>
+          <w:t>54</w:t>
         </w:r>
         <w:r>
           <w:rPr>
@@ -4122,7 +4192,7 @@
           <w:sz w:val="24"/>
         </w:rPr>
       </w:pPr>
-      <w:hyperlink w:anchor="_Toc243037459" w:history="1">
+      <w:hyperlink w:anchor="_Toc243040607" w:history="1">
         <w:r>
           <w:rPr>
             <w:rStyle w:val="Hyperlink"/>
@@ -4149,7 +4219,7 @@
             <w:noProof/>
             <w:webHidden/>
           </w:rPr>
-          <w:instrText xml:space="preserve"> PAGEREF _Toc243037459 \h </w:instrText>
+          <w:instrText xml:space="preserve"> PAGEREF _Toc243040607 \h </w:instrText>
         </w:r>
         <w:r>
           <w:rPr>
@@ -4169,7 +4239,7 @@
             <w:noProof/>
             <w:webHidden/>
           </w:rPr>
-          <w:t>54</w:t>
+          <w:t>55</w:t>
         </w:r>
         <w:r>
           <w:rPr>
@@ -4192,7 +4262,7 @@
           <w:sz w:val="24"/>
         </w:rPr>
       </w:pPr>
-      <w:hyperlink w:anchor="_Toc243037460" w:history="1">
+      <w:hyperlink w:anchor="_Toc243040608" w:history="1">
         <w:r>
           <w:rPr>
             <w:rStyle w:val="Hyperlink"/>
@@ -4219,7 +4289,7 @@
             <w:noProof/>
             <w:webHidden/>
           </w:rPr>
-          <w:instrText xml:space="preserve"> PAGEREF _Toc243037460 \h </w:instrText>
+          <w:instrText xml:space="preserve"> PAGEREF _Toc243040608 \h </w:instrText>
         </w:r>
         <w:r>
           <w:rPr>
@@ -4239,7 +4309,7 @@
             <w:noProof/>
             <w:webHidden/>
           </w:rPr>
-          <w:t>55</w:t>
+          <w:t>56</w:t>
         </w:r>
         <w:r>
           <w:rPr>
@@ -4262,7 +4332,7 @@
           <w:sz w:val="24"/>
         </w:rPr>
       </w:pPr>
-      <w:hyperlink w:anchor="_Toc243037461" w:history="1">
+      <w:hyperlink w:anchor="_Toc243040609" w:history="1">
         <w:r>
           <w:rPr>
             <w:rStyle w:val="Hyperlink"/>
@@ -4289,7 +4359,7 @@
             <w:noProof/>
             <w:webHidden/>
           </w:rPr>
-          <w:instrText xml:space="preserve"> PAGEREF _Toc243037461 \h </w:instrText>
+          <w:instrText xml:space="preserve"> PAGEREF _Toc243040609 \h </w:instrText>
         </w:r>
         <w:r>
           <w:rPr>
@@ -4309,7 +4379,7 @@
             <w:noProof/>
             <w:webHidden/>
           </w:rPr>
-          <w:t>56</w:t>
+          <w:t>57</w:t>
         </w:r>
         <w:r>
           <w:rPr>
@@ -4332,7 +4402,7 @@
           <w:sz w:val="24"/>
         </w:rPr>
       </w:pPr>
-      <w:hyperlink w:anchor="_Toc243037462" w:history="1">
+      <w:hyperlink w:anchor="_Toc243040610" w:history="1">
         <w:r>
           <w:rPr>
             <w:rStyle w:val="Hyperlink"/>
@@ -4359,7 +4429,7 @@
             <w:noProof/>
             <w:webHidden/>
           </w:rPr>
-          <w:instrText xml:space="preserve"> PAGEREF _Toc243037462 \h </w:instrText>
+          <w:instrText xml:space="preserve"> PAGEREF _Toc243040610 \h </w:instrText>
         </w:r>
         <w:r>
           <w:rPr>
@@ -4379,7 +4449,7 @@
             <w:noProof/>
             <w:webHidden/>
           </w:rPr>
-          <w:t>57</w:t>
+          <w:t>58</w:t>
         </w:r>
         <w:r>
           <w:rPr>
@@ -4402,7 +4472,7 @@
           <w:sz w:val="24"/>
         </w:rPr>
       </w:pPr>
-      <w:hyperlink w:anchor="_Toc243037463" w:history="1">
+      <w:hyperlink w:anchor="_Toc243040611" w:history="1">
         <w:r>
           <w:rPr>
             <w:rStyle w:val="Hyperlink"/>
@@ -4429,7 +4499,7 @@
             <w:noProof/>
             <w:webHidden/>
           </w:rPr>
-          <w:instrText xml:space="preserve"> PAGEREF _Toc243037463 \h </w:instrText>
+          <w:instrText xml:space="preserve"> PAGEREF _Toc243040611 \h </w:instrText>
         </w:r>
         <w:r>
           <w:rPr>
@@ -4449,7 +4519,7 @@
             <w:noProof/>
             <w:webHidden/>
           </w:rPr>
-          <w:t>58</w:t>
+          <w:t>59</w:t>
         </w:r>
         <w:r>
           <w:rPr>
@@ -4472,7 +4542,7 @@
           <w:sz w:val="24"/>
         </w:rPr>
       </w:pPr>
-      <w:hyperlink w:anchor="_Toc243037464" w:history="1">
+      <w:hyperlink w:anchor="_Toc243040612" w:history="1">
         <w:r>
           <w:rPr>
             <w:rStyle w:val="Hyperlink"/>
@@ -4499,7 +4569,7 @@
             <w:noProof/>
             <w:webHidden/>
           </w:rPr>
-          <w:instrText xml:space="preserve"> PAGEREF _Toc243037464 \h </w:instrText>
+          <w:instrText xml:space="preserve"> PAGEREF _Toc243040612 \h </w:instrText>
         </w:r>
         <w:r>
           <w:rPr>
@@ -4519,7 +4589,7 @@
             <w:noProof/>
             <w:webHidden/>
           </w:rPr>
-          <w:t>58</w:t>
+          <w:t>59</w:t>
         </w:r>
         <w:r>
           <w:rPr>
@@ -4542,7 +4612,7 @@
           <w:sz w:val="24"/>
         </w:rPr>
       </w:pPr>
-      <w:hyperlink w:anchor="_Toc243037465" w:history="1">
+      <w:hyperlink w:anchor="_Toc243040613" w:history="1">
         <w:r>
           <w:rPr>
             <w:rStyle w:val="Hyperlink"/>
@@ -4569,7 +4639,7 @@
             <w:noProof/>
             <w:webHidden/>
           </w:rPr>
-          <w:instrText xml:space="preserve"> PAGEREF _Toc243037465 \h </w:instrText>
+          <w:instrText xml:space="preserve"> PAGEREF _Toc243040613 \h </w:instrText>
         </w:r>
         <w:r>
           <w:rPr>
@@ -4589,7 +4659,7 @@
             <w:noProof/>
             <w:webHidden/>
           </w:rPr>
-          <w:t>59</w:t>
+          <w:t>60</w:t>
         </w:r>
         <w:r>
           <w:rPr>
@@ -4612,7 +4682,7 @@
           <w:sz w:val="24"/>
         </w:rPr>
       </w:pPr>
-      <w:hyperlink w:anchor="_Toc243037466" w:history="1">
+      <w:hyperlink w:anchor="_Toc243040614" w:history="1">
         <w:r>
           <w:rPr>
             <w:rStyle w:val="Hyperlink"/>
@@ -4639,7 +4709,7 @@
             <w:noProof/>
             <w:webHidden/>
           </w:rPr>
-          <w:instrText xml:space="preserve"> PAGEREF _Toc243037466 \h </w:instrText>
+          <w:instrText xml:space="preserve"> PAGEREF _Toc243040614 \h </w:instrText>
         </w:r>
         <w:r>
           <w:rPr>
@@ -4659,7 +4729,7 @@
             <w:noProof/>
             <w:webHidden/>
           </w:rPr>
-          <w:t>60</w:t>
+          <w:t>61</w:t>
         </w:r>
         <w:r>
           <w:rPr>
@@ -4682,7 +4752,7 @@
           <w:sz w:val="24"/>
         </w:rPr>
       </w:pPr>
-      <w:hyperlink w:anchor="_Toc243037467" w:history="1">
+      <w:hyperlink w:anchor="_Toc243040615" w:history="1">
         <w:r>
           <w:rPr>
             <w:rStyle w:val="Hyperlink"/>
@@ -4709,7 +4779,7 @@
             <w:noProof/>
             <w:webHidden/>
           </w:rPr>
-          <w:instrText xml:space="preserve"> PAGEREF _Toc243037467 \h </w:instrText>
+          <w:instrText xml:space="preserve"> PAGEREF _Toc243040615 \h </w:instrText>
         </w:r>
         <w:r>
           <w:rPr>
@@ -4729,7 +4799,7 @@
             <w:noProof/>
             <w:webHidden/>
           </w:rPr>
-          <w:t>61</w:t>
+          <w:t>62</w:t>
         </w:r>
         <w:r>
           <w:rPr>
@@ -4752,7 +4822,7 @@
           <w:sz w:val="24"/>
         </w:rPr>
       </w:pPr>
-      <w:hyperlink w:anchor="_Toc243037468" w:history="1">
+      <w:hyperlink w:anchor="_Toc243040616" w:history="1">
         <w:r>
           <w:rPr>
             <w:rStyle w:val="Hyperlink"/>
@@ -4779,7 +4849,7 @@
             <w:noProof/>
             <w:webHidden/>
           </w:rPr>
-          <w:instrText xml:space="preserve"> PAGEREF _Toc243037468 \h </w:instrText>
+          <w:instrText xml:space="preserve"> PAGEREF _Toc243040616 \h </w:instrText>
         </w:r>
         <w:r>
           <w:rPr>
@@ -4799,7 +4869,7 @@
             <w:noProof/>
             <w:webHidden/>
           </w:rPr>
-          <w:t>61</w:t>
+          <w:t>62</w:t>
         </w:r>
         <w:r>
           <w:rPr>
@@ -4822,7 +4892,7 @@
           <w:sz w:val="24"/>
         </w:rPr>
       </w:pPr>
-      <w:hyperlink w:anchor="_Toc243037469" w:history="1">
+      <w:hyperlink w:anchor="_Toc243040617" w:history="1">
         <w:r>
           <w:rPr>
             <w:rStyle w:val="Hyperlink"/>
@@ -4849,7 +4919,7 @@
             <w:noProof/>
             <w:webHidden/>
           </w:rPr>
-          <w:instrText xml:space="preserve"> PAGEREF _Toc243037469 \h </w:instrText>
+          <w:instrText xml:space="preserve"> PAGEREF _Toc243040617 \h </w:instrText>
         </w:r>
         <w:r>
           <w:rPr>
@@ -4869,7 +4939,7 @@
             <w:noProof/>
             <w:webHidden/>
           </w:rPr>
-          <w:t>62</w:t>
+          <w:t>63</w:t>
         </w:r>
         <w:r>
           <w:rPr>
@@ -4892,7 +4962,7 @@
           <w:sz w:val="24"/>
         </w:rPr>
       </w:pPr>
-      <w:hyperlink w:anchor="_Toc243037470" w:history="1">
+      <w:hyperlink w:anchor="_Toc243040618" w:history="1">
         <w:r>
           <w:rPr>
             <w:rStyle w:val="Hyperlink"/>
@@ -4919,7 +4989,7 @@
             <w:noProof/>
             <w:webHidden/>
           </w:rPr>
-          <w:instrText xml:space="preserve"> PAGEREF _Toc243037470 \h </w:instrText>
+          <w:instrText xml:space="preserve"> PAGEREF _Toc243040618 \h </w:instrText>
         </w:r>
         <w:r>
           <w:rPr>
@@ -4939,7 +5009,7 @@
             <w:noProof/>
             <w:webHidden/>
           </w:rPr>
-          <w:t>63</w:t>
+          <w:t>64</w:t>
         </w:r>
         <w:r>
           <w:rPr>
@@ -4962,7 +5032,7 @@
           <w:sz w:val="24"/>
         </w:rPr>
       </w:pPr>
-      <w:hyperlink w:anchor="_Toc243037471" w:history="1">
+      <w:hyperlink w:anchor="_Toc243040619" w:history="1">
         <w:r>
           <w:rPr>
             <w:rStyle w:val="Hyperlink"/>
@@ -4989,7 +5059,7 @@
             <w:noProof/>
             <w:webHidden/>
           </w:rPr>
-          <w:instrText xml:space="preserve"> PAGEREF _Toc243037471 \h </w:instrText>
+          <w:instrText xml:space="preserve"> PAGEREF _Toc243040619 \h </w:instrText>
         </w:r>
         <w:r>
           <w:rPr>
@@ -5009,7 +5079,7 @@
             <w:noProof/>
             <w:webHidden/>
           </w:rPr>
-          <w:t>64</w:t>
+          <w:t>65</w:t>
         </w:r>
         <w:r>
           <w:rPr>
@@ -5032,7 +5102,7 @@
           <w:sz w:val="24"/>
         </w:rPr>
       </w:pPr>
-      <w:hyperlink w:anchor="_Toc243037472" w:history="1">
+      <w:hyperlink w:anchor="_Toc243040620" w:history="1">
         <w:r>
           <w:rPr>
             <w:rStyle w:val="Hyperlink"/>
@@ -5059,7 +5129,7 @@
             <w:noProof/>
             <w:webHidden/>
           </w:rPr>
-          <w:instrText xml:space="preserve"> PAGEREF _Toc243037472 \h </w:instrText>
+          <w:instrText xml:space="preserve"> PAGEREF _Toc243040620 \h </w:instrText>
         </w:r>
         <w:r>
           <w:rPr>
@@ -5079,7 +5149,7 @@
             <w:noProof/>
             <w:webHidden/>
           </w:rPr>
-          <w:t>64</w:t>
+          <w:t>65</w:t>
         </w:r>
         <w:r>
           <w:rPr>
@@ -5102,7 +5172,7 @@
           <w:sz w:val="24"/>
         </w:rPr>
       </w:pPr>
-      <w:hyperlink w:anchor="_Toc243037473" w:history="1">
+      <w:hyperlink w:anchor="_Toc243040621" w:history="1">
         <w:r>
           <w:rPr>
             <w:rStyle w:val="Hyperlink"/>
@@ -5129,7 +5199,7 @@
             <w:noProof/>
             <w:webHidden/>
           </w:rPr>
-          <w:instrText xml:space="preserve"> PAGEREF _Toc243037473 \h </w:instrText>
+          <w:instrText xml:space="preserve"> PAGEREF _Toc243040621 \h </w:instrText>
         </w:r>
         <w:r>
           <w:rPr>
@@ -5149,7 +5219,7 @@
             <w:noProof/>
             <w:webHidden/>
           </w:rPr>
-          <w:t>65</w:t>
+          <w:t>66</w:t>
         </w:r>
         <w:r>
           <w:rPr>
@@ -5172,7 +5242,7 @@
           <w:sz w:val="24"/>
         </w:rPr>
       </w:pPr>
-      <w:hyperlink w:anchor="_Toc243037474" w:history="1">
+      <w:hyperlink w:anchor="_Toc243040622" w:history="1">
         <w:r>
           <w:rPr>
             <w:rStyle w:val="Hyperlink"/>
@@ -5199,7 +5269,7 @@
             <w:noProof/>
             <w:webHidden/>
           </w:rPr>
-          <w:instrText xml:space="preserve"> PAGEREF _Toc243037474 \h </w:instrText>
+          <w:instrText xml:space="preserve"> PAGEREF _Toc243040622 \h </w:instrText>
         </w:r>
         <w:r>
           <w:rPr>
@@ -5219,7 +5289,7 @@
             <w:noProof/>
             <w:webHidden/>
           </w:rPr>
-          <w:t>66</w:t>
+          <w:t>67</w:t>
         </w:r>
         <w:r>
           <w:rPr>
@@ -5243,7 +5313,7 @@
           <w:sz w:val="24"/>
         </w:rPr>
       </w:pPr>
-      <w:hyperlink w:anchor="_Toc243037475" w:history="1">
+      <w:hyperlink w:anchor="_Toc243040623" w:history="1">
         <w:r>
           <w:rPr>
             <w:rStyle w:val="Hyperlink"/>
@@ -5270,7 +5340,7 @@
             <w:noProof/>
             <w:webHidden/>
           </w:rPr>
-          <w:instrText xml:space="preserve"> PAGEREF _Toc243037475 \h </w:instrText>
+          <w:instrText xml:space="preserve"> PAGEREF _Toc243040623 \h </w:instrText>
         </w:r>
         <w:r>
           <w:rPr>
@@ -5290,7 +5360,7 @@
             <w:noProof/>
             <w:webHidden/>
           </w:rPr>
-          <w:t>68</w:t>
+          <w:t>69</w:t>
         </w:r>
         <w:r>
           <w:rPr>
@@ -5313,7 +5383,7 @@
           <w:sz w:val="24"/>
         </w:rPr>
       </w:pPr>
-      <w:hyperlink w:anchor="_Toc243037476" w:history="1">
+      <w:hyperlink w:anchor="_Toc243040624" w:history="1">
         <w:r>
           <w:rPr>
             <w:rStyle w:val="Hyperlink"/>
@@ -5340,7 +5410,7 @@
             <w:noProof/>
             <w:webHidden/>
           </w:rPr>
-          <w:instrText xml:space="preserve"> PAGEREF _Toc243037476 \h </w:instrText>
+          <w:instrText xml:space="preserve"> PAGEREF _Toc243040624 \h </w:instrText>
         </w:r>
         <w:r>
           <w:rPr>
@@ -5360,7 +5430,7 @@
             <w:noProof/>
             <w:webHidden/>
           </w:rPr>
-          <w:t>68</w:t>
+          <w:t>69</w:t>
         </w:r>
         <w:r>
           <w:rPr>
@@ -5383,7 +5453,7 @@
           <w:sz w:val="24"/>
         </w:rPr>
       </w:pPr>
-      <w:hyperlink w:anchor="_Toc243037477" w:history="1">
+      <w:hyperlink w:anchor="_Toc243040625" w:history="1">
         <w:r>
           <w:rPr>
             <w:rStyle w:val="Hyperlink"/>
@@ -5410,7 +5480,7 @@
             <w:noProof/>
             <w:webHidden/>
           </w:rPr>
-          <w:instrText xml:space="preserve"> PAGEREF _Toc243037477 \h </w:instrText>
+          <w:instrText xml:space="preserve"> PAGEREF _Toc243040625 \h </w:instrText>
         </w:r>
         <w:r>
           <w:rPr>
@@ -5430,7 +5500,7 @@
             <w:noProof/>
             <w:webHidden/>
           </w:rPr>
-          <w:t>69</w:t>
+          <w:t>70</w:t>
         </w:r>
         <w:r>
           <w:rPr>
@@ -5453,7 +5523,7 @@
           <w:sz w:val="24"/>
         </w:rPr>
       </w:pPr>
-      <w:hyperlink w:anchor="_Toc243037478" w:history="1">
+      <w:hyperlink w:anchor="_Toc243040626" w:history="1">
         <w:r>
           <w:rPr>
             <w:rStyle w:val="Hyperlink"/>
@@ -5480,7 +5550,7 @@
             <w:noProof/>
             <w:webHidden/>
           </w:rPr>
-          <w:instrText xml:space="preserve"> PAGEREF _Toc243037478 \h </w:instrText>
+          <w:instrText xml:space="preserve"> PAGEREF _Toc243040626 \h </w:instrText>
         </w:r>
         <w:r>
           <w:rPr>
@@ -5500,7 +5570,7 @@
             <w:noProof/>
             <w:webHidden/>
           </w:rPr>
-          <w:t>71</w:t>
+          <w:t>72</w:t>
         </w:r>
         <w:r>
           <w:rPr>
@@ -5523,7 +5593,7 @@
           <w:sz w:val="24"/>
         </w:rPr>
       </w:pPr>
-      <w:hyperlink w:anchor="_Toc243037479" w:history="1">
+      <w:hyperlink w:anchor="_Toc243040627" w:history="1">
         <w:r>
           <w:rPr>
             <w:rStyle w:val="Hyperlink"/>
@@ -5550,7 +5620,7 @@
             <w:noProof/>
             <w:webHidden/>
           </w:rPr>
-          <w:instrText xml:space="preserve"> PAGEREF _Toc243037479 \h </w:instrText>
+          <w:instrText xml:space="preserve"> PAGEREF _Toc243040627 \h </w:instrText>
         </w:r>
         <w:r>
           <w:rPr>
@@ -5570,7 +5640,7 @@
             <w:noProof/>
             <w:webHidden/>
           </w:rPr>
-          <w:t>72</w:t>
+          <w:t>73</w:t>
         </w:r>
         <w:r>
           <w:rPr>
@@ -5593,7 +5663,7 @@
           <w:sz w:val="24"/>
         </w:rPr>
       </w:pPr>
-      <w:hyperlink w:anchor="_Toc243037480" w:history="1">
+      <w:hyperlink w:anchor="_Toc243040628" w:history="1">
         <w:r>
           <w:rPr>
             <w:rStyle w:val="Hyperlink"/>
@@ -5620,7 +5690,7 @@
             <w:noProof/>
             <w:webHidden/>
           </w:rPr>
-          <w:instrText xml:space="preserve"> PAGEREF _Toc243037480 \h </w:instrText>
+          <w:instrText xml:space="preserve"> PAGEREF _Toc243040628 \h </w:instrText>
         </w:r>
         <w:r>
           <w:rPr>
@@ -5640,7 +5710,7 @@
             <w:noProof/>
             <w:webHidden/>
           </w:rPr>
-          <w:t>72</w:t>
+          <w:t>73</w:t>
         </w:r>
         <w:r>
           <w:rPr>
@@ -5663,7 +5733,7 @@
           <w:sz w:val="24"/>
         </w:rPr>
       </w:pPr>
-      <w:hyperlink w:anchor="_Toc243037481" w:history="1">
+      <w:hyperlink w:anchor="_Toc243040629" w:history="1">
         <w:r>
           <w:rPr>
             <w:rStyle w:val="Hyperlink"/>
@@ -5690,7 +5760,7 @@
             <w:noProof/>
             <w:webHidden/>
           </w:rPr>
-          <w:instrText xml:space="preserve"> PAGEREF _Toc243037481 \h </w:instrText>
+          <w:instrText xml:space="preserve"> PAGEREF _Toc243040629 \h </w:instrText>
         </w:r>
         <w:r>
           <w:rPr>
@@ -5710,7 +5780,7 @@
             <w:noProof/>
             <w:webHidden/>
           </w:rPr>
-          <w:t>73</w:t>
+          <w:t>74</w:t>
         </w:r>
         <w:r>
           <w:rPr>
@@ -5733,7 +5803,7 @@
           <w:sz w:val="24"/>
         </w:rPr>
       </w:pPr>
-      <w:hyperlink w:anchor="_Toc243037482" w:history="1">
+      <w:hyperlink w:anchor="_Toc243040630" w:history="1">
         <w:r>
           <w:rPr>
             <w:rStyle w:val="Hyperlink"/>
@@ -5760,7 +5830,7 @@
             <w:noProof/>
             <w:webHidden/>
           </w:rPr>
-          <w:instrText xml:space="preserve"> PAGEREF _Toc243037482 \h </w:instrText>
+          <w:instrText xml:space="preserve"> PAGEREF _Toc243040630 \h </w:instrText>
         </w:r>
         <w:r>
           <w:rPr>
@@ -5780,7 +5850,7 @@
             <w:noProof/>
             <w:webHidden/>
           </w:rPr>
-          <w:t>74</w:t>
+          <w:t>75</w:t>
         </w:r>
         <w:r>
           <w:rPr>
@@ -5803,7 +5873,7 @@
           <w:sz w:val="24"/>
         </w:rPr>
       </w:pPr>
-      <w:hyperlink w:anchor="_Toc243037483" w:history="1">
+      <w:hyperlink w:anchor="_Toc243040631" w:history="1">
         <w:r>
           <w:rPr>
             <w:rStyle w:val="Hyperlink"/>
@@ -5830,7 +5900,7 @@
             <w:noProof/>
             <w:webHidden/>
           </w:rPr>
-          <w:instrText xml:space="preserve"> PAGEREF _Toc243037483 \h </w:instrText>
+          <w:instrText xml:space="preserve"> PAGEREF _Toc243040631 \h </w:instrText>
         </w:r>
         <w:r>
           <w:rPr>
@@ -5850,7 +5920,7 @@
             <w:noProof/>
             <w:webHidden/>
           </w:rPr>
-          <w:t>74</w:t>
+          <w:t>75</w:t>
         </w:r>
         <w:r>
           <w:rPr>
@@ -5873,7 +5943,7 @@
           <w:sz w:val="24"/>
         </w:rPr>
       </w:pPr>
-      <w:hyperlink w:anchor="_Toc243037484" w:history="1">
+      <w:hyperlink w:anchor="_Toc243040632" w:history="1">
         <w:r>
           <w:rPr>
             <w:rStyle w:val="Hyperlink"/>
@@ -5900,7 +5970,7 @@
             <w:noProof/>
             <w:webHidden/>
           </w:rPr>
-          <w:instrText xml:space="preserve"> PAGEREF _Toc243037484 \h </w:instrText>
+          <w:instrText xml:space="preserve"> PAGEREF _Toc243040632 \h </w:instrText>
         </w:r>
         <w:r>
           <w:rPr>
@@ -5920,7 +5990,7 @@
             <w:noProof/>
             <w:webHidden/>
           </w:rPr>
-          <w:t>76</w:t>
+          <w:t>77</w:t>
         </w:r>
         <w:r>
           <w:rPr>
@@ -5943,7 +6013,7 @@
           <w:sz w:val="24"/>
         </w:rPr>
       </w:pPr>
-      <w:hyperlink w:anchor="_Toc243037485" w:history="1">
+      <w:hyperlink w:anchor="_Toc243040633" w:history="1">
         <w:r>
           <w:rPr>
             <w:rStyle w:val="Hyperlink"/>
@@ -5970,7 +6040,7 @@
             <w:noProof/>
             <w:webHidden/>
           </w:rPr>
-          <w:instrText xml:space="preserve"> PAGEREF _Toc243037485 \h </w:instrText>
+          <w:instrText xml:space="preserve"> PAGEREF _Toc243040633 \h </w:instrText>
         </w:r>
         <w:r>
           <w:rPr>
@@ -5990,7 +6060,7 @@
             <w:noProof/>
             <w:webHidden/>
           </w:rPr>
-          <w:t>77</w:t>
+          <w:t>78</w:t>
         </w:r>
         <w:r>
           <w:rPr>
@@ -6013,7 +6083,7 @@
           <w:sz w:val="24"/>
         </w:rPr>
       </w:pPr>
-      <w:hyperlink w:anchor="_Toc243037486" w:history="1">
+      <w:hyperlink w:anchor="_Toc243040634" w:history="1">
         <w:r>
           <w:rPr>
             <w:rStyle w:val="Hyperlink"/>
@@ -6040,7 +6110,7 @@
             <w:noProof/>
             <w:webHidden/>
           </w:rPr>
-          <w:instrText xml:space="preserve"> PAGEREF _Toc243037486 \h </w:instrText>
+          <w:instrText xml:space="preserve"> PAGEREF _Toc243040634 \h </w:instrText>
         </w:r>
         <w:r>
           <w:rPr>
@@ -6060,7 +6130,7 @@
             <w:noProof/>
             <w:webHidden/>
           </w:rPr>
-          <w:t>78</w:t>
+          <w:t>79</w:t>
         </w:r>
         <w:r>
           <w:rPr>
@@ -6084,7 +6154,7 @@
           <w:sz w:val="24"/>
         </w:rPr>
       </w:pPr>
-      <w:hyperlink w:anchor="_Toc243037487" w:history="1">
+      <w:hyperlink w:anchor="_Toc243040635" w:history="1">
         <w:r>
           <w:rPr>
             <w:rStyle w:val="Hyperlink"/>
@@ -6111,7 +6181,7 @@
             <w:noProof/>
             <w:webHidden/>
           </w:rPr>
-          <w:instrText xml:space="preserve"> PAGEREF _Toc243037487 \h </w:instrText>
+          <w:instrText xml:space="preserve"> PAGEREF _Toc243040635 \h </w:instrText>
         </w:r>
         <w:r>
           <w:rPr>
@@ -6131,7 +6201,7 @@
             <w:noProof/>
             <w:webHidden/>
           </w:rPr>
-          <w:t>80</w:t>
+          <w:t>81</w:t>
         </w:r>
         <w:r>
           <w:rPr>
@@ -6154,7 +6224,7 @@
           <w:sz w:val="24"/>
         </w:rPr>
       </w:pPr>
-      <w:hyperlink w:anchor="_Toc243037488" w:history="1">
+      <w:hyperlink w:anchor="_Toc243040636" w:history="1">
         <w:r>
           <w:rPr>
             <w:rStyle w:val="Hyperlink"/>
@@ -6181,7 +6251,7 @@
             <w:noProof/>
             <w:webHidden/>
           </w:rPr>
-          <w:instrText xml:space="preserve"> PAGEREF _Toc243037488 \h </w:instrText>
+          <w:instrText xml:space="preserve"> PAGEREF _Toc243040636 \h </w:instrText>
         </w:r>
         <w:r>
           <w:rPr>
@@ -6201,7 +6271,7 @@
             <w:noProof/>
             <w:webHidden/>
           </w:rPr>
-          <w:t>80</w:t>
+          <w:t>81</w:t>
         </w:r>
         <w:r>
           <w:rPr>
@@ -6224,7 +6294,7 @@
           <w:sz w:val="24"/>
         </w:rPr>
       </w:pPr>
-      <w:hyperlink w:anchor="_Toc243037489" w:history="1">
+      <w:hyperlink w:anchor="_Toc243040637" w:history="1">
         <w:r>
           <w:rPr>
             <w:rStyle w:val="Hyperlink"/>
@@ -6251,7 +6321,7 @@
             <w:noProof/>
             <w:webHidden/>
           </w:rPr>
-          <w:instrText xml:space="preserve"> PAGEREF _Toc243037489 \h </w:instrText>
+          <w:instrText xml:space="preserve"> PAGEREF _Toc243040637 \h </w:instrText>
         </w:r>
         <w:r>
           <w:rPr>
@@ -6271,7 +6341,7 @@
             <w:noProof/>
             <w:webHidden/>
           </w:rPr>
-          <w:t>82</w:t>
+          <w:t>83</w:t>
         </w:r>
         <w:r>
           <w:rPr>
@@ -6294,7 +6364,7 @@
           <w:sz w:val="24"/>
         </w:rPr>
       </w:pPr>
-      <w:hyperlink w:anchor="_Toc243037490" w:history="1">
+      <w:hyperlink w:anchor="_Toc243040638" w:history="1">
         <w:r>
           <w:rPr>
             <w:rStyle w:val="Hyperlink"/>
@@ -6321,7 +6391,7 @@
             <w:noProof/>
             <w:webHidden/>
           </w:rPr>
-          <w:instrText xml:space="preserve"> PAGEREF _Toc243037490 \h </w:instrText>
+          <w:instrText xml:space="preserve"> PAGEREF _Toc243040638 \h </w:instrText>
         </w:r>
         <w:r>
           <w:rPr>
@@ -6341,7 +6411,7 @@
             <w:noProof/>
             <w:webHidden/>
           </w:rPr>
-          <w:t>82</w:t>
+          <w:t>83</w:t>
         </w:r>
         <w:r>
           <w:rPr>
@@ -6364,7 +6434,7 @@
           <w:sz w:val="24"/>
         </w:rPr>
       </w:pPr>
-      <w:hyperlink w:anchor="_Toc243037491" w:history="1">
+      <w:hyperlink w:anchor="_Toc243040639" w:history="1">
         <w:r>
           <w:rPr>
             <w:rStyle w:val="Hyperlink"/>
@@ -6391,7 +6461,7 @@
             <w:noProof/>
             <w:webHidden/>
           </w:rPr>
-          <w:instrText xml:space="preserve"> PAGEREF _Toc243037491 \h </w:instrText>
+          <w:instrText xml:space="preserve"> PAGEREF _Toc243040639 \h </w:instrText>
         </w:r>
         <w:r>
           <w:rPr>
@@ -6411,7 +6481,7 @@
             <w:noProof/>
             <w:webHidden/>
           </w:rPr>
-          <w:t>84</w:t>
+          <w:t>85</w:t>
         </w:r>
         <w:r>
           <w:rPr>
@@ -6434,7 +6504,7 @@
           <w:sz w:val="24"/>
         </w:rPr>
       </w:pPr>
-      <w:hyperlink w:anchor="_Toc243037492" w:history="1">
+      <w:hyperlink w:anchor="_Toc243040640" w:history="1">
         <w:r>
           <w:rPr>
             <w:rStyle w:val="Hyperlink"/>
@@ -6461,7 +6531,7 @@
             <w:noProof/>
             <w:webHidden/>
           </w:rPr>
-          <w:instrText xml:space="preserve"> PAGEREF _Toc243037492 \h </w:instrText>
+          <w:instrText xml:space="preserve"> PAGEREF _Toc243040640 \h </w:instrText>
         </w:r>
         <w:r>
           <w:rPr>
@@ -6481,7 +6551,7 @@
             <w:noProof/>
             <w:webHidden/>
           </w:rPr>
-          <w:t>84</w:t>
+          <w:t>85</w:t>
         </w:r>
         <w:r>
           <w:rPr>
@@ -6504,7 +6574,7 @@
           <w:sz w:val="24"/>
         </w:rPr>
       </w:pPr>
-      <w:hyperlink w:anchor="_Toc243037493" w:history="1">
+      <w:hyperlink w:anchor="_Toc243040641" w:history="1">
         <w:r>
           <w:rPr>
             <w:rStyle w:val="Hyperlink"/>
@@ -6531,7 +6601,7 @@
             <w:noProof/>
             <w:webHidden/>
           </w:rPr>
-          <w:instrText xml:space="preserve"> PAGEREF _Toc243037493 \h </w:instrText>
+          <w:instrText xml:space="preserve"> PAGEREF _Toc243040641 \h </w:instrText>
         </w:r>
         <w:r>
           <w:rPr>
@@ -6551,7 +6621,7 @@
             <w:noProof/>
             <w:webHidden/>
           </w:rPr>
-          <w:t>85</w:t>
+          <w:t>86</w:t>
         </w:r>
         <w:r>
           <w:rPr>
@@ -6574,7 +6644,7 @@
           <w:sz w:val="24"/>
         </w:rPr>
       </w:pPr>
-      <w:hyperlink w:anchor="_Toc243037494" w:history="1">
+      <w:hyperlink w:anchor="_Toc243040642" w:history="1">
         <w:r>
           <w:rPr>
             <w:rStyle w:val="Hyperlink"/>
@@ -6601,7 +6671,7 @@
             <w:noProof/>
             <w:webHidden/>
           </w:rPr>
-          <w:instrText xml:space="preserve"> PAGEREF _Toc243037494 \h </w:instrText>
+          <w:instrText xml:space="preserve"> PAGEREF _Toc243040642 \h </w:instrText>
         </w:r>
         <w:r>
           <w:rPr>
@@ -6621,7 +6691,7 @@
             <w:noProof/>
             <w:webHidden/>
           </w:rPr>
-          <w:t>86</w:t>
+          <w:t>87</w:t>
         </w:r>
         <w:r>
           <w:rPr>
@@ -6644,7 +6714,7 @@
           <w:sz w:val="24"/>
         </w:rPr>
       </w:pPr>
-      <w:hyperlink w:anchor="_Toc243037495" w:history="1">
+      <w:hyperlink w:anchor="_Toc243040643" w:history="1">
         <w:r>
           <w:rPr>
             <w:rStyle w:val="Hyperlink"/>
@@ -6671,7 +6741,7 @@
             <w:noProof/>
             <w:webHidden/>
           </w:rPr>
-          <w:instrText xml:space="preserve"> PAGEREF _Toc243037495 \h </w:instrText>
+          <w:instrText xml:space="preserve"> PAGEREF _Toc243040643 \h </w:instrText>
         </w:r>
         <w:r>
           <w:rPr>
@@ -6691,7 +6761,7 @@
             <w:noProof/>
             <w:webHidden/>
           </w:rPr>
-          <w:t>87</w:t>
+          <w:t>88</w:t>
         </w:r>
         <w:r>
           <w:rPr>
@@ -6714,7 +6784,7 @@
           <w:sz w:val="24"/>
         </w:rPr>
       </w:pPr>
-      <w:hyperlink w:anchor="_Toc243037496" w:history="1">
+      <w:hyperlink w:anchor="_Toc243040644" w:history="1">
         <w:r>
           <w:rPr>
             <w:rStyle w:val="Hyperlink"/>
@@ -6741,7 +6811,7 @@
             <w:noProof/>
             <w:webHidden/>
           </w:rPr>
-          <w:instrText xml:space="preserve"> PAGEREF _Toc243037496 \h </w:instrText>
+          <w:instrText xml:space="preserve"> PAGEREF _Toc243040644 \h </w:instrText>
         </w:r>
         <w:r>
           <w:rPr>
@@ -6761,7 +6831,7 @@
             <w:noProof/>
             <w:webHidden/>
           </w:rPr>
-          <w:t>87</w:t>
+          <w:t>88</w:t>
         </w:r>
         <w:r>
           <w:rPr>
@@ -6784,7 +6854,7 @@
           <w:sz w:val="24"/>
         </w:rPr>
       </w:pPr>
-      <w:hyperlink w:anchor="_Toc243037497" w:history="1">
+      <w:hyperlink w:anchor="_Toc243040645" w:history="1">
         <w:r>
           <w:rPr>
             <w:rStyle w:val="Hyperlink"/>
@@ -6811,7 +6881,7 @@
             <w:noProof/>
             <w:webHidden/>
           </w:rPr>
-          <w:instrText xml:space="preserve"> PAGEREF _Toc243037497 \h </w:instrText>
+          <w:instrText xml:space="preserve"> PAGEREF _Toc243040645 \h </w:instrText>
         </w:r>
         <w:r>
           <w:rPr>
@@ -6831,7 +6901,7 @@
             <w:noProof/>
             <w:webHidden/>
           </w:rPr>
-          <w:t>88</w:t>
+          <w:t>89</w:t>
         </w:r>
         <w:r>
           <w:rPr>
@@ -6854,7 +6924,7 @@
           <w:sz w:val="24"/>
         </w:rPr>
       </w:pPr>
-      <w:hyperlink w:anchor="_Toc243037498" w:history="1">
+      <w:hyperlink w:anchor="_Toc243040646" w:history="1">
         <w:r>
           <w:rPr>
             <w:rStyle w:val="Hyperlink"/>
@@ -6881,7 +6951,7 @@
             <w:noProof/>
             <w:webHidden/>
           </w:rPr>
-          <w:instrText xml:space="preserve"> PAGEREF _Toc243037498 \h </w:instrText>
+          <w:instrText xml:space="preserve"> PAGEREF _Toc243040646 \h </w:instrText>
         </w:r>
         <w:r>
           <w:rPr>
@@ -6901,7 +6971,7 @@
             <w:noProof/>
             <w:webHidden/>
           </w:rPr>
-          <w:t>89</w:t>
+          <w:t>90</w:t>
         </w:r>
         <w:r>
           <w:rPr>
@@ -6925,7 +6995,7 @@
           <w:sz w:val="24"/>
         </w:rPr>
       </w:pPr>
-      <w:hyperlink w:anchor="_Toc243037499" w:history="1">
+      <w:hyperlink w:anchor="_Toc243040647" w:history="1">
         <w:r>
           <w:rPr>
             <w:rStyle w:val="Hyperlink"/>
@@ -6952,7 +7022,7 @@
             <w:noProof/>
             <w:webHidden/>
           </w:rPr>
-          <w:instrText xml:space="preserve"> PAGEREF _Toc243037499 \h </w:instrText>
+          <w:instrText xml:space="preserve"> PAGEREF _Toc243040647 \h </w:instrText>
         </w:r>
         <w:r>
           <w:rPr>
@@ -6972,7 +7042,7 @@
             <w:noProof/>
             <w:webHidden/>
           </w:rPr>
-          <w:t>91</w:t>
+          <w:t>92</w:t>
         </w:r>
         <w:r>
           <w:rPr>
@@ -6995,7 +7065,7 @@
           <w:sz w:val="24"/>
         </w:rPr>
       </w:pPr>
-      <w:hyperlink w:anchor="_Toc243037500" w:history="1">
+      <w:hyperlink w:anchor="_Toc243040648" w:history="1">
         <w:r>
           <w:rPr>
             <w:rStyle w:val="Hyperlink"/>
@@ -7022,7 +7092,7 @@
             <w:noProof/>
             <w:webHidden/>
           </w:rPr>
-          <w:instrText xml:space="preserve"> PAGEREF _Toc243037500 \h </w:instrText>
+          <w:instrText xml:space="preserve"> PAGEREF _Toc243040648 \h </w:instrText>
         </w:r>
         <w:r>
           <w:rPr>
@@ -7042,7 +7112,7 @@
             <w:noProof/>
             <w:webHidden/>
           </w:rPr>
-          <w:t>91</w:t>
+          <w:t>92</w:t>
         </w:r>
         <w:r>
           <w:rPr>
@@ -7065,7 +7135,7 @@
           <w:sz w:val="24"/>
         </w:rPr>
       </w:pPr>
-      <w:hyperlink w:anchor="_Toc243037501" w:history="1">
+      <w:hyperlink w:anchor="_Toc243040649" w:history="1">
         <w:r>
           <w:rPr>
             <w:rStyle w:val="Hyperlink"/>
@@ -7092,7 +7162,7 @@
             <w:noProof/>
             <w:webHidden/>
           </w:rPr>
-          <w:instrText xml:space="preserve"> PAGEREF _Toc243037501 \h </w:instrText>
+          <w:instrText xml:space="preserve"> PAGEREF _Toc243040649 \h </w:instrText>
         </w:r>
         <w:r>
           <w:rPr>
@@ -7112,7 +7182,7 @@
             <w:noProof/>
             <w:webHidden/>
           </w:rPr>
-          <w:t>93</w:t>
+          <w:t>94</w:t>
         </w:r>
         <w:r>
           <w:rPr>
@@ -7135,7 +7205,7 @@
           <w:sz w:val="24"/>
         </w:rPr>
       </w:pPr>
-      <w:hyperlink w:anchor="_Toc243037502" w:history="1">
+      <w:hyperlink w:anchor="_Toc243040650" w:history="1">
         <w:r>
           <w:rPr>
             <w:rStyle w:val="Hyperlink"/>
@@ -7162,7 +7232,7 @@
             <w:noProof/>
             <w:webHidden/>
           </w:rPr>
-          <w:instrText xml:space="preserve"> PAGEREF _Toc243037502 \h </w:instrText>
+          <w:instrText xml:space="preserve"> PAGEREF _Toc243040650 \h </w:instrText>
         </w:r>
         <w:r>
           <w:rPr>
@@ -7182,7 +7252,7 @@
             <w:noProof/>
             <w:webHidden/>
           </w:rPr>
-          <w:t>94</w:t>
+          <w:t>95</w:t>
         </w:r>
         <w:r>
           <w:rPr>
@@ -7205,7 +7275,7 @@
           <w:sz w:val="24"/>
         </w:rPr>
       </w:pPr>
-      <w:hyperlink w:anchor="_Toc243037503" w:history="1">
+      <w:hyperlink w:anchor="_Toc243040651" w:history="1">
         <w:r>
           <w:rPr>
             <w:rStyle w:val="Hyperlink"/>
@@ -7232,7 +7302,7 @@
             <w:noProof/>
             <w:webHidden/>
           </w:rPr>
-          <w:instrText xml:space="preserve"> PAGEREF _Toc243037503 \h </w:instrText>
+          <w:instrText xml:space="preserve"> PAGEREF _Toc243040651 \h </w:instrText>
         </w:r>
         <w:r>
           <w:rPr>
@@ -7252,7 +7322,7 @@
             <w:noProof/>
             <w:webHidden/>
           </w:rPr>
-          <w:t>95</w:t>
+          <w:t>96</w:t>
         </w:r>
         <w:r>
           <w:rPr>
@@ -7275,7 +7345,7 @@
           <w:sz w:val="24"/>
         </w:rPr>
       </w:pPr>
-      <w:hyperlink w:anchor="_Toc243037504" w:history="1">
+      <w:hyperlink w:anchor="_Toc243040652" w:history="1">
         <w:r>
           <w:rPr>
             <w:rStyle w:val="Hyperlink"/>
@@ -7302,7 +7372,7 @@
             <w:noProof/>
             <w:webHidden/>
           </w:rPr>
-          <w:instrText xml:space="preserve"> PAGEREF _Toc243037504 \h </w:instrText>
+          <w:instrText xml:space="preserve"> PAGEREF _Toc243040652 \h </w:instrText>
         </w:r>
         <w:r>
           <w:rPr>
@@ -7322,7 +7392,7 @@
             <w:noProof/>
             <w:webHidden/>
           </w:rPr>
-          <w:t>96</w:t>
+          <w:t>97</w:t>
         </w:r>
         <w:r>
           <w:rPr>
@@ -7346,7 +7416,7 @@
           <w:sz w:val="24"/>
         </w:rPr>
       </w:pPr>
-      <w:hyperlink w:anchor="_Toc243037505" w:history="1">
+      <w:hyperlink w:anchor="_Toc243040653" w:history="1">
         <w:r>
           <w:rPr>
             <w:rStyle w:val="Hyperlink"/>
@@ -7373,7 +7443,7 @@
             <w:noProof/>
             <w:webHidden/>
           </w:rPr>
-          <w:instrText xml:space="preserve"> PAGEREF _Toc243037505 \h </w:instrText>
+          <w:instrText xml:space="preserve"> PAGEREF _Toc243040653 \h </w:instrText>
         </w:r>
         <w:r>
           <w:rPr>
@@ -7393,7 +7463,7 @@
             <w:noProof/>
             <w:webHidden/>
           </w:rPr>
-          <w:t>97</w:t>
+          <w:t>98</w:t>
         </w:r>
         <w:r>
           <w:rPr>
@@ -7416,7 +7486,7 @@
           <w:sz w:val="24"/>
         </w:rPr>
       </w:pPr>
-      <w:hyperlink w:anchor="_Toc243037506" w:history="1">
+      <w:hyperlink w:anchor="_Toc243040654" w:history="1">
         <w:r>
           <w:rPr>
             <w:rStyle w:val="Hyperlink"/>
@@ -7443,7 +7513,7 @@
             <w:noProof/>
             <w:webHidden/>
           </w:rPr>
-          <w:instrText xml:space="preserve"> PAGEREF _Toc243037506 \h </w:instrText>
+          <w:instrText xml:space="preserve"> PAGEREF _Toc243040654 \h </w:instrText>
         </w:r>
         <w:r>
           <w:rPr>
@@ -7463,7 +7533,7 @@
             <w:noProof/>
             <w:webHidden/>
           </w:rPr>
-          <w:t>97</w:t>
+          <w:t>98</w:t>
         </w:r>
         <w:r>
           <w:rPr>
@@ -7486,7 +7556,7 @@
           <w:sz w:val="24"/>
         </w:rPr>
       </w:pPr>
-      <w:hyperlink w:anchor="_Toc243037507" w:history="1">
+      <w:hyperlink w:anchor="_Toc243040655" w:history="1">
         <w:r>
           <w:rPr>
             <w:rStyle w:val="Hyperlink"/>
@@ -7513,7 +7583,7 @@
             <w:noProof/>
             <w:webHidden/>
           </w:rPr>
-          <w:instrText xml:space="preserve"> PAGEREF _Toc243037507 \h </w:instrText>
+          <w:instrText xml:space="preserve"> PAGEREF _Toc243040655 \h </w:instrText>
         </w:r>
         <w:r>
           <w:rPr>
@@ -7533,7 +7603,7 @@
             <w:noProof/>
             <w:webHidden/>
           </w:rPr>
-          <w:t>98</w:t>
+          <w:t>99</w:t>
         </w:r>
         <w:r>
           <w:rPr>
@@ -7556,7 +7626,7 @@
           <w:sz w:val="24"/>
         </w:rPr>
       </w:pPr>
-      <w:hyperlink w:anchor="_Toc243037508" w:history="1">
+      <w:hyperlink w:anchor="_Toc243040656" w:history="1">
         <w:r>
           <w:rPr>
             <w:rStyle w:val="Hyperlink"/>
@@ -7583,7 +7653,7 @@
             <w:noProof/>
             <w:webHidden/>
           </w:rPr>
-          <w:instrText xml:space="preserve"> PAGEREF _Toc243037508 \h </w:instrText>
+          <w:instrText xml:space="preserve"> PAGEREF _Toc243040656 \h </w:instrText>
         </w:r>
         <w:r>
           <w:rPr>
@@ -7603,7 +7673,7 @@
             <w:noProof/>
             <w:webHidden/>
           </w:rPr>
-          <w:t>99</w:t>
+          <w:t>100</w:t>
         </w:r>
         <w:r>
           <w:rPr>
@@ -7626,7 +7696,7 @@
           <w:sz w:val="24"/>
         </w:rPr>
       </w:pPr>
-      <w:hyperlink w:anchor="_Toc243037509" w:history="1">
+      <w:hyperlink w:anchor="_Toc243040657" w:history="1">
         <w:r>
           <w:rPr>
             <w:rStyle w:val="Hyperlink"/>
@@ -7653,7 +7723,7 @@
             <w:noProof/>
             <w:webHidden/>
           </w:rPr>
-          <w:instrText xml:space="preserve"> PAGEREF _Toc243037509 \h </w:instrText>
+          <w:instrText xml:space="preserve"> PAGEREF _Toc243040657 \h </w:instrText>
         </w:r>
         <w:r>
           <w:rPr>
@@ -7673,7 +7743,7 @@
             <w:noProof/>
             <w:webHidden/>
           </w:rPr>
-          <w:t>99</w:t>
+          <w:t>100</w:t>
         </w:r>
         <w:r>
           <w:rPr>
@@ -7696,7 +7766,7 @@
           <w:sz w:val="24"/>
         </w:rPr>
       </w:pPr>
-      <w:hyperlink w:anchor="_Toc243037510" w:history="1">
+      <w:hyperlink w:anchor="_Toc243040658" w:history="1">
         <w:r>
           <w:rPr>
             <w:rStyle w:val="Hyperlink"/>
@@ -7723,7 +7793,7 @@
             <w:noProof/>
             <w:webHidden/>
           </w:rPr>
-          <w:instrText xml:space="preserve"> PAGEREF _Toc243037510 \h </w:instrText>
+          <w:instrText xml:space="preserve"> PAGEREF _Toc243040658 \h </w:instrText>
         </w:r>
         <w:r>
           <w:rPr>
@@ -7743,7 +7813,7 @@
             <w:noProof/>
             <w:webHidden/>
           </w:rPr>
-          <w:t>100</w:t>
+          <w:t>101</w:t>
         </w:r>
         <w:r>
           <w:rPr>
@@ -7766,7 +7836,7 @@
           <w:sz w:val="24"/>
         </w:rPr>
       </w:pPr>
-      <w:hyperlink w:anchor="_Toc243037511" w:history="1">
+      <w:hyperlink w:anchor="_Toc243040659" w:history="1">
         <w:r>
           <w:rPr>
             <w:rStyle w:val="Hyperlink"/>
@@ -7793,7 +7863,7 @@
             <w:noProof/>
             <w:webHidden/>
           </w:rPr>
-          <w:instrText xml:space="preserve"> PAGEREF _Toc243037511 \h </w:instrText>
+          <w:instrText xml:space="preserve"> PAGEREF _Toc243040659 \h </w:instrText>
         </w:r>
         <w:r>
           <w:rPr>
@@ -7813,7 +7883,7 @@
             <w:noProof/>
             <w:webHidden/>
           </w:rPr>
-          <w:t>101</w:t>
+          <w:t>102</w:t>
         </w:r>
         <w:r>
           <w:rPr>
@@ -7836,7 +7906,7 @@
           <w:sz w:val="24"/>
         </w:rPr>
       </w:pPr>
-      <w:hyperlink w:anchor="_Toc243037512" w:history="1">
+      <w:hyperlink w:anchor="_Toc243040660" w:history="1">
         <w:r>
           <w:rPr>
             <w:rStyle w:val="Hyperlink"/>
@@ -7863,7 +7933,7 @@
             <w:noProof/>
             <w:webHidden/>
           </w:rPr>
-          <w:instrText xml:space="preserve"> PAGEREF _Toc243037512 \h </w:instrText>
+          <w:instrText xml:space="preserve"> PAGEREF _Toc243040660 \h </w:instrText>
         </w:r>
         <w:r>
           <w:rPr>
@@ -7883,7 +7953,7 @@
             <w:noProof/>
             <w:webHidden/>
           </w:rPr>
-          <w:t>101</w:t>
+          <w:t>102</w:t>
         </w:r>
         <w:r>
           <w:rPr>
@@ -7906,7 +7976,7 @@
           <w:sz w:val="24"/>
         </w:rPr>
       </w:pPr>
-      <w:hyperlink w:anchor="_Toc243037513" w:history="1">
+      <w:hyperlink w:anchor="_Toc243040661" w:history="1">
         <w:r>
           <w:rPr>
             <w:rStyle w:val="Hyperlink"/>
@@ -7933,7 +8003,7 @@
             <w:noProof/>
             <w:webHidden/>
           </w:rPr>
-          <w:instrText xml:space="preserve"> PAGEREF _Toc243037513 \h </w:instrText>
+          <w:instrText xml:space="preserve"> PAGEREF _Toc243040661 \h </w:instrText>
         </w:r>
         <w:r>
           <w:rPr>
@@ -7953,7 +8023,7 @@
             <w:noProof/>
             <w:webHidden/>
           </w:rPr>
-          <w:t>102</w:t>
+          <w:t>103</w:t>
         </w:r>
         <w:r>
           <w:rPr>
@@ -7976,7 +8046,7 @@
           <w:sz w:val="24"/>
         </w:rPr>
       </w:pPr>
-      <w:hyperlink w:anchor="_Toc243037514" w:history="1">
+      <w:hyperlink w:anchor="_Toc243040662" w:history="1">
         <w:r>
           <w:rPr>
             <w:rStyle w:val="Hyperlink"/>
@@ -8003,7 +8073,7 @@
             <w:noProof/>
             <w:webHidden/>
           </w:rPr>
-          <w:instrText xml:space="preserve"> PAGEREF _Toc243037514 \h </w:instrText>
+          <w:instrText xml:space="preserve"> PAGEREF _Toc243040662 \h </w:instrText>
         </w:r>
         <w:r>
           <w:rPr>
@@ -8023,7 +8093,7 @@
             <w:noProof/>
             <w:webHidden/>
           </w:rPr>
-          <w:t>102</w:t>
+          <w:t>103</w:t>
         </w:r>
         <w:r>
           <w:rPr>
@@ -8046,7 +8116,7 @@
           <w:sz w:val="24"/>
         </w:rPr>
       </w:pPr>
-      <w:hyperlink w:anchor="_Toc243037515" w:history="1">
+      <w:hyperlink w:anchor="_Toc243040663" w:history="1">
         <w:r>
           <w:rPr>
             <w:rStyle w:val="Hyperlink"/>
@@ -8073,7 +8143,7 @@
             <w:noProof/>
             <w:webHidden/>
           </w:rPr>
-          <w:instrText xml:space="preserve"> PAGEREF _Toc243037515 \h </w:instrText>
+          <w:instrText xml:space="preserve"> PAGEREF _Toc243040663 \h </w:instrText>
         </w:r>
         <w:r>
           <w:rPr>
@@ -8093,7 +8163,7 @@
             <w:noProof/>
             <w:webHidden/>
           </w:rPr>
-          <w:t>102</w:t>
+          <w:t>103</w:t>
         </w:r>
         <w:r>
           <w:rPr>
@@ -8116,7 +8186,7 @@
           <w:sz w:val="24"/>
         </w:rPr>
       </w:pPr>
-      <w:hyperlink w:anchor="_Toc243037516" w:history="1">
+      <w:hyperlink w:anchor="_Toc243040664" w:history="1">
         <w:r>
           <w:rPr>
             <w:rStyle w:val="Hyperlink"/>
@@ -8143,7 +8213,7 @@
             <w:noProof/>
             <w:webHidden/>
           </w:rPr>
-          <w:instrText xml:space="preserve"> PAGEREF _Toc243037516 \h </w:instrText>
+          <w:instrText xml:space="preserve"> PAGEREF _Toc243040664 \h </w:instrText>
         </w:r>
         <w:r>
           <w:rPr>
@@ -8163,7 +8233,7 @@
             <w:noProof/>
             <w:webHidden/>
           </w:rPr>
-          <w:t>103</w:t>
+          <w:t>104</w:t>
         </w:r>
         <w:r>
           <w:rPr>
@@ -8186,7 +8256,7 @@
           <w:sz w:val="24"/>
         </w:rPr>
       </w:pPr>
-      <w:hyperlink w:anchor="_Toc243037517" w:history="1">
+      <w:hyperlink w:anchor="_Toc243040665" w:history="1">
         <w:r>
           <w:rPr>
             <w:rStyle w:val="Hyperlink"/>
@@ -8213,7 +8283,7 @@
             <w:noProof/>
             <w:webHidden/>
           </w:rPr>
-          <w:instrText xml:space="preserve"> PAGEREF _Toc243037517 \h </w:instrText>
+          <w:instrText xml:space="preserve"> PAGEREF _Toc243040665 \h </w:instrText>
         </w:r>
         <w:r>
           <w:rPr>
@@ -8233,7 +8303,7 @@
             <w:noProof/>
             <w:webHidden/>
           </w:rPr>
-          <w:t>104</w:t>
+          <w:t>105</w:t>
         </w:r>
         <w:r>
           <w:rPr>
@@ -8256,7 +8326,7 @@
           <w:sz w:val="24"/>
         </w:rPr>
       </w:pPr>
-      <w:hyperlink w:anchor="_Toc243037518" w:history="1">
+      <w:hyperlink w:anchor="_Toc243040666" w:history="1">
         <w:r>
           <w:rPr>
             <w:rStyle w:val="Hyperlink"/>
@@ -8283,7 +8353,7 @@
             <w:noProof/>
             <w:webHidden/>
           </w:rPr>
-          <w:instrText xml:space="preserve"> PAGEREF _Toc243037518 \h </w:instrText>
+          <w:instrText xml:space="preserve"> PAGEREF _Toc243040666 \h </w:instrText>
         </w:r>
         <w:r>
           <w:rPr>
@@ -8303,7 +8373,7 @@
             <w:noProof/>
             <w:webHidden/>
           </w:rPr>
-          <w:t>105</w:t>
+          <w:t>106</w:t>
         </w:r>
         <w:r>
           <w:rPr>
@@ -8327,7 +8397,7 @@
           <w:sz w:val="24"/>
         </w:rPr>
       </w:pPr>
-      <w:hyperlink w:anchor="_Toc243037519" w:history="1">
+      <w:hyperlink w:anchor="_Toc243040667" w:history="1">
         <w:r>
           <w:rPr>
             <w:rStyle w:val="Hyperlink"/>
@@ -8354,7 +8424,7 @@
             <w:noProof/>
             <w:webHidden/>
           </w:rPr>
-          <w:instrText xml:space="preserve"> PAGEREF _Toc243037519 \h </w:instrText>
+          <w:instrText xml:space="preserve"> PAGEREF _Toc243040667 \h </w:instrText>
         </w:r>
         <w:r>
           <w:rPr>
@@ -8374,7 +8444,7 @@
             <w:noProof/>
             <w:webHidden/>
           </w:rPr>
-          <w:t>106</w:t>
+          <w:t>107</w:t>
         </w:r>
         <w:r>
           <w:rPr>
@@ -8397,7 +8467,7 @@
           <w:sz w:val="24"/>
         </w:rPr>
       </w:pPr>
-      <w:hyperlink w:anchor="_Toc243037520" w:history="1">
+      <w:hyperlink w:anchor="_Toc243040668" w:history="1">
         <w:r>
           <w:rPr>
             <w:rStyle w:val="Hyperlink"/>
@@ -8424,7 +8494,7 @@
             <w:noProof/>
             <w:webHidden/>
           </w:rPr>
-          <w:instrText xml:space="preserve"> PAGEREF _Toc243037520 \h </w:instrText>
+          <w:instrText xml:space="preserve"> PAGEREF _Toc243040668 \h </w:instrText>
         </w:r>
         <w:r>
           <w:rPr>
@@ -8444,7 +8514,7 @@
             <w:noProof/>
             <w:webHidden/>
           </w:rPr>
-          <w:t>106</w:t>
+          <w:t>107</w:t>
         </w:r>
         <w:r>
           <w:rPr>
@@ -8467,7 +8537,7 @@
           <w:sz w:val="24"/>
         </w:rPr>
       </w:pPr>
-      <w:hyperlink w:anchor="_Toc243037521" w:history="1">
+      <w:hyperlink w:anchor="_Toc243040669" w:history="1">
         <w:r>
           <w:rPr>
             <w:rStyle w:val="Hyperlink"/>
@@ -8494,7 +8564,7 @@
             <w:noProof/>
             <w:webHidden/>
           </w:rPr>
-          <w:instrText xml:space="preserve"> PAGEREF _Toc243037521 \h </w:instrText>
+          <w:instrText xml:space="preserve"> PAGEREF _Toc243040669 \h </w:instrText>
         </w:r>
         <w:r>
           <w:rPr>
@@ -8514,7 +8584,7 @@
             <w:noProof/>
             <w:webHidden/>
           </w:rPr>
-          <w:t>107</w:t>
+          <w:t>108</w:t>
         </w:r>
         <w:r>
           <w:rPr>
@@ -8537,7 +8607,7 @@
           <w:sz w:val="24"/>
         </w:rPr>
       </w:pPr>
-      <w:hyperlink w:anchor="_Toc243037522" w:history="1">
+      <w:hyperlink w:anchor="_Toc243040670" w:history="1">
         <w:r>
           <w:rPr>
             <w:rStyle w:val="Hyperlink"/>
@@ -8564,7 +8634,7 @@
             <w:noProof/>
             <w:webHidden/>
           </w:rPr>
-          <w:instrText xml:space="preserve"> PAGEREF _Toc243037522 \h </w:instrText>
+          <w:instrText xml:space="preserve"> PAGEREF _Toc243040670 \h </w:instrText>
         </w:r>
         <w:r>
           <w:rPr>
@@ -8584,7 +8654,7 @@
             <w:noProof/>
             <w:webHidden/>
           </w:rPr>
-          <w:t>107</w:t>
+          <w:t>108</w:t>
         </w:r>
         <w:r>
           <w:rPr>
@@ -8607,7 +8677,7 @@
           <w:sz w:val="24"/>
         </w:rPr>
       </w:pPr>
-      <w:hyperlink w:anchor="_Toc243037523" w:history="1">
+      <w:hyperlink w:anchor="_Toc243040671" w:history="1">
         <w:r>
           <w:rPr>
             <w:rStyle w:val="Hyperlink"/>
@@ -8634,7 +8704,7 @@
             <w:noProof/>
             <w:webHidden/>
           </w:rPr>
-          <w:instrText xml:space="preserve"> PAGEREF _Toc243037523 \h </w:instrText>
+          <w:instrText xml:space="preserve"> PAGEREF _Toc243040671 \h </w:instrText>
         </w:r>
         <w:r>
           <w:rPr>
@@ -8654,7 +8724,7 @@
             <w:noProof/>
             <w:webHidden/>
           </w:rPr>
-          <w:t>108</w:t>
+          <w:t>109</w:t>
         </w:r>
         <w:r>
           <w:rPr>
@@ -8677,7 +8747,7 @@
           <w:sz w:val="24"/>
         </w:rPr>
       </w:pPr>
-      <w:hyperlink w:anchor="_Toc243037524" w:history="1">
+      <w:hyperlink w:anchor="_Toc243040672" w:history="1">
         <w:r>
           <w:rPr>
             <w:rStyle w:val="Hyperlink"/>
@@ -8704,7 +8774,7 @@
             <w:noProof/>
             <w:webHidden/>
           </w:rPr>
-          <w:instrText xml:space="preserve"> PAGEREF _Toc243037524 \h </w:instrText>
+          <w:instrText xml:space="preserve"> PAGEREF _Toc243040672 \h </w:instrText>
         </w:r>
         <w:r>
           <w:rPr>
@@ -8724,7 +8794,7 @@
             <w:noProof/>
             <w:webHidden/>
           </w:rPr>
-          <w:t>109</w:t>
+          <w:t>110</w:t>
         </w:r>
         <w:r>
           <w:rPr>
@@ -8747,7 +8817,7 @@
           <w:sz w:val="24"/>
         </w:rPr>
       </w:pPr>
-      <w:hyperlink w:anchor="_Toc243037525" w:history="1">
+      <w:hyperlink w:anchor="_Toc243040673" w:history="1">
         <w:r>
           <w:rPr>
             <w:rStyle w:val="Hyperlink"/>
@@ -8774,7 +8844,7 @@
             <w:noProof/>
             <w:webHidden/>
           </w:rPr>
-          <w:instrText xml:space="preserve"> PAGEREF _Toc243037525 \h </w:instrText>
+          <w:instrText xml:space="preserve"> PAGEREF _Toc243040673 \h </w:instrText>
         </w:r>
         <w:r>
           <w:rPr>
@@ -8794,7 +8864,7 @@
             <w:noProof/>
             <w:webHidden/>
           </w:rPr>
-          <w:t>109</w:t>
+          <w:t>110</w:t>
         </w:r>
         <w:r>
           <w:rPr>
@@ -8817,7 +8887,7 @@
           <w:sz w:val="24"/>
         </w:rPr>
       </w:pPr>
-      <w:hyperlink w:anchor="_Toc243037526" w:history="1">
+      <w:hyperlink w:anchor="_Toc243040674" w:history="1">
         <w:r>
           <w:rPr>
             <w:rStyle w:val="Hyperlink"/>
@@ -8844,7 +8914,7 @@
             <w:noProof/>
             <w:webHidden/>
           </w:rPr>
-          <w:instrText xml:space="preserve"> PAGEREF _Toc243037526 \h </w:instrText>
+          <w:instrText xml:space="preserve"> PAGEREF _Toc243040674 \h </w:instrText>
         </w:r>
         <w:r>
           <w:rPr>
@@ -8864,7 +8934,7 @@
             <w:noProof/>
             <w:webHidden/>
           </w:rPr>
-          <w:t>110</w:t>
+          <w:t>111</w:t>
         </w:r>
         <w:r>
           <w:rPr>
@@ -8887,7 +8957,7 @@
           <w:sz w:val="24"/>
         </w:rPr>
       </w:pPr>
-      <w:hyperlink w:anchor="_Toc243037527" w:history="1">
+      <w:hyperlink w:anchor="_Toc243040675" w:history="1">
         <w:r>
           <w:rPr>
             <w:rStyle w:val="Hyperlink"/>
@@ -8914,7 +8984,7 @@
             <w:noProof/>
             <w:webHidden/>
           </w:rPr>
-          <w:instrText xml:space="preserve"> PAGEREF _Toc243037527 \h </w:instrText>
+          <w:instrText xml:space="preserve"> PAGEREF _Toc243040675 \h </w:instrText>
         </w:r>
         <w:r>
           <w:rPr>
@@ -8934,7 +9004,7 @@
             <w:noProof/>
             <w:webHidden/>
           </w:rPr>
-          <w:t>110</w:t>
+          <w:t>111</w:t>
         </w:r>
         <w:r>
           <w:rPr>
@@ -8957,7 +9027,7 @@
           <w:sz w:val="24"/>
         </w:rPr>
       </w:pPr>
-      <w:hyperlink w:anchor="_Toc243037528" w:history="1">
+      <w:hyperlink w:anchor="_Toc243040676" w:history="1">
         <w:r>
           <w:rPr>
             <w:rStyle w:val="Hyperlink"/>
@@ -8984,7 +9054,7 @@
             <w:noProof/>
             <w:webHidden/>
           </w:rPr>
-          <w:instrText xml:space="preserve"> PAGEREF _Toc243037528 \h </w:instrText>
+          <w:instrText xml:space="preserve"> PAGEREF _Toc243040676 \h </w:instrText>
         </w:r>
         <w:r>
           <w:rPr>
@@ -9004,7 +9074,7 @@
             <w:noProof/>
             <w:webHidden/>
           </w:rPr>
-          <w:t>111</w:t>
+          <w:t>112</w:t>
         </w:r>
         <w:r>
           <w:rPr>
@@ -9027,7 +9097,7 @@
           <w:sz w:val="24"/>
         </w:rPr>
       </w:pPr>
-      <w:hyperlink w:anchor="_Toc243037529" w:history="1">
+      <w:hyperlink w:anchor="_Toc243040677" w:history="1">
         <w:r>
           <w:rPr>
             <w:rStyle w:val="Hyperlink"/>
@@ -9054,7 +9124,7 @@
             <w:noProof/>
             <w:webHidden/>
           </w:rPr>
-          <w:instrText xml:space="preserve"> PAGEREF _Toc243037529 \h </w:instrText>
+          <w:instrText xml:space="preserve"> PAGEREF _Toc243040677 \h </w:instrText>
         </w:r>
         <w:r>
           <w:rPr>
@@ -9074,7 +9144,7 @@
             <w:noProof/>
             <w:webHidden/>
           </w:rPr>
-          <w:t>112</w:t>
+          <w:t>113</w:t>
         </w:r>
         <w:r>
           <w:rPr>
@@ -9098,7 +9168,7 @@
           <w:sz w:val="24"/>
         </w:rPr>
       </w:pPr>
-      <w:hyperlink w:anchor="_Toc243037530" w:history="1">
+      <w:hyperlink w:anchor="_Toc243040678" w:history="1">
         <w:r>
           <w:rPr>
             <w:rStyle w:val="Hyperlink"/>
@@ -9125,7 +9195,7 @@
             <w:noProof/>
             <w:webHidden/>
           </w:rPr>
-          <w:instrText xml:space="preserve"> PAGEREF _Toc243037530 \h </w:instrText>
+          <w:instrText xml:space="preserve"> PAGEREF _Toc243040678 \h </w:instrText>
         </w:r>
         <w:r>
           <w:rPr>
@@ -9145,7 +9215,7 @@
             <w:noProof/>
             <w:webHidden/>
           </w:rPr>
-          <w:t>113</w:t>
+          <w:t>114</w:t>
         </w:r>
         <w:r>
           <w:rPr>
@@ -9168,7 +9238,7 @@
           <w:sz w:val="24"/>
         </w:rPr>
       </w:pPr>
-      <w:hyperlink w:anchor="_Toc243037531" w:history="1">
+      <w:hyperlink w:anchor="_Toc243040679" w:history="1">
         <w:r>
           <w:rPr>
             <w:rStyle w:val="Hyperlink"/>
@@ -9195,7 +9265,7 @@
             <w:noProof/>
             <w:webHidden/>
           </w:rPr>
-          <w:instrText xml:space="preserve"> PAGEREF _Toc243037531 \h </w:instrText>
+          <w:instrText xml:space="preserve"> PAGEREF _Toc243040679 \h </w:instrText>
         </w:r>
         <w:r>
           <w:rPr>
@@ -9215,7 +9285,7 @@
             <w:noProof/>
             <w:webHidden/>
           </w:rPr>
-          <w:t>113</w:t>
+          <w:t>114</w:t>
         </w:r>
         <w:r>
           <w:rPr>
@@ -9238,7 +9308,7 @@
           <w:sz w:val="24"/>
         </w:rPr>
       </w:pPr>
-      <w:hyperlink w:anchor="_Toc243037532" w:history="1">
+      <w:hyperlink w:anchor="_Toc243040680" w:history="1">
         <w:r>
           <w:rPr>
             <w:rStyle w:val="Hyperlink"/>
@@ -9265,7 +9335,7 @@
             <w:noProof/>
             <w:webHidden/>
           </w:rPr>
-          <w:instrText xml:space="preserve"> PAGEREF _Toc243037532 \h </w:instrText>
+          <w:instrText xml:space="preserve"> PAGEREF _Toc243040680 \h </w:instrText>
         </w:r>
         <w:r>
           <w:rPr>
@@ -9285,7 +9355,7 @@
             <w:noProof/>
             <w:webHidden/>
           </w:rPr>
-          <w:t>114</w:t>
+          <w:t>115</w:t>
         </w:r>
         <w:r>
           <w:rPr>
@@ -9308,7 +9378,7 @@
           <w:sz w:val="24"/>
         </w:rPr>
       </w:pPr>
-      <w:hyperlink w:anchor="_Toc243037533" w:history="1">
+      <w:hyperlink w:anchor="_Toc243040681" w:history="1">
         <w:r>
           <w:rPr>
             <w:rStyle w:val="Hyperlink"/>
@@ -9335,7 +9405,7 @@
             <w:noProof/>
             <w:webHidden/>
           </w:rPr>
-          <w:instrText xml:space="preserve"> PAGEREF _Toc243037533 \h </w:instrText>
+          <w:instrText xml:space="preserve"> PAGEREF _Toc243040681 \h </w:instrText>
         </w:r>
         <w:r>
           <w:rPr>
@@ -9355,7 +9425,7 @@
             <w:noProof/>
             <w:webHidden/>
           </w:rPr>
-          <w:t>115</w:t>
+          <w:t>116</w:t>
         </w:r>
         <w:r>
           <w:rPr>
@@ -9379,7 +9449,7 @@
           <w:sz w:val="24"/>
         </w:rPr>
       </w:pPr>
-      <w:hyperlink w:anchor="_Toc243037534" w:history="1">
+      <w:hyperlink w:anchor="_Toc243040682" w:history="1">
         <w:r>
           <w:rPr>
             <w:rStyle w:val="Hyperlink"/>
@@ -9406,7 +9476,7 @@
             <w:noProof/>
             <w:webHidden/>
           </w:rPr>
-          <w:instrText xml:space="preserve"> PAGEREF _Toc243037534 \h </w:instrText>
+          <w:instrText xml:space="preserve"> PAGEREF _Toc243040682 \h </w:instrText>
         </w:r>
         <w:r>
           <w:rPr>
@@ -9426,7 +9496,7 @@
             <w:noProof/>
             <w:webHidden/>
           </w:rPr>
-          <w:t>116</w:t>
+          <w:t>117</w:t>
         </w:r>
         <w:r>
           <w:rPr>
@@ -9449,7 +9519,7 @@
           <w:sz w:val="24"/>
         </w:rPr>
       </w:pPr>
-      <w:hyperlink w:anchor="_Toc243037535" w:history="1">
+      <w:hyperlink w:anchor="_Toc243040683" w:history="1">
         <w:r>
           <w:rPr>
             <w:rStyle w:val="Hyperlink"/>
@@ -9476,7 +9546,7 @@
             <w:noProof/>
             <w:webHidden/>
           </w:rPr>
-          <w:instrText xml:space="preserve"> PAGEREF _Toc243037535 \h </w:instrText>
+          <w:instrText xml:space="preserve"> PAGEREF _Toc243040683 \h </w:instrText>
         </w:r>
         <w:r>
           <w:rPr>
@@ -9496,7 +9566,7 @@
             <w:noProof/>
             <w:webHidden/>
           </w:rPr>
-          <w:t>116</w:t>
+          <w:t>117</w:t>
         </w:r>
         <w:r>
           <w:rPr>
@@ -9519,7 +9589,7 @@
           <w:sz w:val="24"/>
         </w:rPr>
       </w:pPr>
-      <w:hyperlink w:anchor="_Toc243037536" w:history="1">
+      <w:hyperlink w:anchor="_Toc243040684" w:history="1">
         <w:r>
           <w:rPr>
             <w:rStyle w:val="Hyperlink"/>
@@ -9546,7 +9616,7 @@
             <w:noProof/>
             <w:webHidden/>
           </w:rPr>
-          <w:instrText xml:space="preserve"> PAGEREF _Toc243037536 \h </w:instrText>
+          <w:instrText xml:space="preserve"> PAGEREF _Toc243040684 \h </w:instrText>
         </w:r>
         <w:r>
           <w:rPr>
@@ -9566,7 +9636,7 @@
             <w:noProof/>
             <w:webHidden/>
           </w:rPr>
-          <w:t>118</w:t>
+          <w:t>119</w:t>
         </w:r>
         <w:r>
           <w:rPr>
@@ -9589,7 +9659,7 @@
           <w:sz w:val="24"/>
         </w:rPr>
       </w:pPr>
-      <w:hyperlink w:anchor="_Toc243037537" w:history="1">
+      <w:hyperlink w:anchor="_Toc243040685" w:history="1">
         <w:r>
           <w:rPr>
             <w:rStyle w:val="Hyperlink"/>
@@ -9616,7 +9686,7 @@
             <w:noProof/>
             <w:webHidden/>
           </w:rPr>
-          <w:instrText xml:space="preserve"> PAGEREF _Toc243037537 \h </w:instrText>
+          <w:instrText xml:space="preserve"> PAGEREF _Toc243040685 \h </w:instrText>
         </w:r>
         <w:r>
           <w:rPr>
@@ -9636,7 +9706,7 @@
             <w:noProof/>
             <w:webHidden/>
           </w:rPr>
-          <w:t>119</w:t>
+          <w:t>120</w:t>
         </w:r>
         <w:r>
           <w:rPr>
@@ -9659,7 +9729,7 @@
           <w:sz w:val="24"/>
         </w:rPr>
       </w:pPr>
-      <w:hyperlink w:anchor="_Toc243037538" w:history="1">
+      <w:hyperlink w:anchor="_Toc243040686" w:history="1">
         <w:r>
           <w:rPr>
             <w:rStyle w:val="Hyperlink"/>
@@ -9686,7 +9756,7 @@
             <w:noProof/>
             <w:webHidden/>
           </w:rPr>
-          <w:instrText xml:space="preserve"> PAGEREF _Toc243037538 \h </w:instrText>
+          <w:instrText xml:space="preserve"> PAGEREF _Toc243040686 \h </w:instrText>
         </w:r>
         <w:r>
           <w:rPr>
@@ -9706,7 +9776,7 @@
             <w:noProof/>
             <w:webHidden/>
           </w:rPr>
-          <w:t>120</w:t>
+          <w:t>121</w:t>
         </w:r>
         <w:r>
           <w:rPr>
@@ -9729,7 +9799,7 @@
           <w:sz w:val="24"/>
         </w:rPr>
       </w:pPr>
-      <w:hyperlink w:anchor="_Toc243037539" w:history="1">
+      <w:hyperlink w:anchor="_Toc243040687" w:history="1">
         <w:r>
           <w:rPr>
             <w:rStyle w:val="Hyperlink"/>
@@ -9756,7 +9826,7 @@
             <w:noProof/>
             <w:webHidden/>
           </w:rPr>
-          <w:instrText xml:space="preserve"> PAGEREF _Toc243037539 \h </w:instrText>
+          <w:instrText xml:space="preserve"> PAGEREF _Toc243040687 \h </w:instrText>
         </w:r>
         <w:r>
           <w:rPr>
@@ -9776,7 +9846,7 @@
             <w:noProof/>
             <w:webHidden/>
           </w:rPr>
-          <w:t>122</w:t>
+          <w:t>123</w:t>
         </w:r>
         <w:r>
           <w:rPr>
@@ -9799,7 +9869,7 @@
           <w:sz w:val="24"/>
         </w:rPr>
       </w:pPr>
-      <w:hyperlink w:anchor="_Toc243037540" w:history="1">
+      <w:hyperlink w:anchor="_Toc243040688" w:history="1">
         <w:r>
           <w:rPr>
             <w:rStyle w:val="Hyperlink"/>
@@ -9826,7 +9896,7 @@
             <w:noProof/>
             <w:webHidden/>
           </w:rPr>
-          <w:instrText xml:space="preserve"> PAGEREF _Toc243037540 \h </w:instrText>
+          <w:instrText xml:space="preserve"> PAGEREF _Toc243040688 \h </w:instrText>
         </w:r>
         <w:r>
           <w:rPr>
@@ -9846,7 +9916,7 @@
             <w:noProof/>
             <w:webHidden/>
           </w:rPr>
-          <w:t>123</w:t>
+          <w:t>124</w:t>
         </w:r>
         <w:r>
           <w:rPr>
@@ -9869,7 +9939,7 @@
           <w:sz w:val="24"/>
         </w:rPr>
       </w:pPr>
-      <w:hyperlink w:anchor="_Toc243037541" w:history="1">
+      <w:hyperlink w:anchor="_Toc243040689" w:history="1">
         <w:r>
           <w:rPr>
             <w:rStyle w:val="Hyperlink"/>
@@ -9896,7 +9966,7 @@
             <w:noProof/>
             <w:webHidden/>
           </w:rPr>
-          <w:instrText xml:space="preserve"> PAGEREF _Toc243037541 \h </w:instrText>
+          <w:instrText xml:space="preserve"> PAGEREF _Toc243040689 \h </w:instrText>
         </w:r>
         <w:r>
           <w:rPr>
@@ -9916,7 +9986,7 @@
             <w:noProof/>
             <w:webHidden/>
           </w:rPr>
-          <w:t>123</w:t>
+          <w:t>124</w:t>
         </w:r>
         <w:r>
           <w:rPr>
@@ -9939,7 +10009,7 @@
           <w:sz w:val="24"/>
         </w:rPr>
       </w:pPr>
-      <w:hyperlink w:anchor="_Toc243037542" w:history="1">
+      <w:hyperlink w:anchor="_Toc243040690" w:history="1">
         <w:r>
           <w:rPr>
             <w:rStyle w:val="Hyperlink"/>
@@ -9966,7 +10036,7 @@
             <w:noProof/>
             <w:webHidden/>
           </w:rPr>
-          <w:instrText xml:space="preserve"> PAGEREF _Toc243037542 \h </w:instrText>
+          <w:instrText xml:space="preserve"> PAGEREF _Toc243040690 \h </w:instrText>
         </w:r>
         <w:r>
           <w:rPr>
@@ -9986,7 +10056,7 @@
             <w:noProof/>
             <w:webHidden/>
           </w:rPr>
-          <w:t>124</w:t>
+          <w:t>125</w:t>
         </w:r>
         <w:r>
           <w:rPr>
@@ -10009,7 +10079,7 @@
           <w:sz w:val="24"/>
         </w:rPr>
       </w:pPr>
-      <w:hyperlink w:anchor="_Toc243037543" w:history="1">
+      <w:hyperlink w:anchor="_Toc243040691" w:history="1">
         <w:r>
           <w:rPr>
             <w:rStyle w:val="Hyperlink"/>
@@ -10036,7 +10106,7 @@
             <w:noProof/>
             <w:webHidden/>
           </w:rPr>
-          <w:instrText xml:space="preserve"> PAGEREF _Toc243037543 \h </w:instrText>
+          <w:instrText xml:space="preserve"> PAGEREF _Toc243040691 \h </w:instrText>
         </w:r>
         <w:r>
           <w:rPr>
@@ -10056,7 +10126,7 @@
             <w:noProof/>
             <w:webHidden/>
           </w:rPr>
-          <w:t>125</w:t>
+          <w:t>126</w:t>
         </w:r>
         <w:r>
           <w:rPr>
@@ -10079,7 +10149,7 @@
           <w:sz w:val="24"/>
         </w:rPr>
       </w:pPr>
-      <w:hyperlink w:anchor="_Toc243037544" w:history="1">
+      <w:hyperlink w:anchor="_Toc243040692" w:history="1">
         <w:r>
           <w:rPr>
             <w:rStyle w:val="Hyperlink"/>
@@ -10106,7 +10176,7 @@
             <w:noProof/>
             <w:webHidden/>
           </w:rPr>
-          <w:instrText xml:space="preserve"> PAGEREF _Toc243037544 \h </w:instrText>
+          <w:instrText xml:space="preserve"> PAGEREF _Toc243040692 \h </w:instrText>
         </w:r>
         <w:r>
           <w:rPr>
@@ -10126,7 +10196,7 @@
             <w:noProof/>
             <w:webHidden/>
           </w:rPr>
-          <w:t>126</w:t>
+          <w:t>127</w:t>
         </w:r>
         <w:r>
           <w:rPr>
@@ -10149,7 +10219,7 @@
           <w:sz w:val="24"/>
         </w:rPr>
       </w:pPr>
-      <w:hyperlink w:anchor="_Toc243037545" w:history="1">
+      <w:hyperlink w:anchor="_Toc243040693" w:history="1">
         <w:r>
           <w:rPr>
             <w:rStyle w:val="Hyperlink"/>
@@ -10176,7 +10246,7 @@
             <w:noProof/>
             <w:webHidden/>
           </w:rPr>
-          <w:instrText xml:space="preserve"> PAGEREF _Toc243037545 \h </w:instrText>
+          <w:instrText xml:space="preserve"> PAGEREF _Toc243040693 \h </w:instrText>
         </w:r>
         <w:r>
           <w:rPr>
@@ -10196,7 +10266,7 @@
             <w:noProof/>
             <w:webHidden/>
           </w:rPr>
-          <w:t>127</w:t>
+          <w:t>128</w:t>
         </w:r>
         <w:r>
           <w:rPr>
@@ -10219,7 +10289,7 @@
           <w:sz w:val="24"/>
         </w:rPr>
       </w:pPr>
-      <w:hyperlink w:anchor="_Toc243037546" w:history="1">
+      <w:hyperlink w:anchor="_Toc243040694" w:history="1">
         <w:r>
           <w:rPr>
             <w:rStyle w:val="Hyperlink"/>
@@ -10246,7 +10316,7 @@
             <w:noProof/>
             <w:webHidden/>
           </w:rPr>
-          <w:instrText xml:space="preserve"> PAGEREF _Toc243037546 \h </w:instrText>
+          <w:instrText xml:space="preserve"> PAGEREF _Toc243040694 \h </w:instrText>
         </w:r>
         <w:r>
           <w:rPr>
@@ -10266,7 +10336,7 @@
             <w:noProof/>
             <w:webHidden/>
           </w:rPr>
-          <w:t>128</w:t>
+          <w:t>129</w:t>
         </w:r>
         <w:r>
           <w:rPr>
@@ -10289,7 +10359,7 @@
           <w:sz w:val="24"/>
         </w:rPr>
       </w:pPr>
-      <w:hyperlink w:anchor="_Toc243037547" w:history="1">
+      <w:hyperlink w:anchor="_Toc243040695" w:history="1">
         <w:r>
           <w:rPr>
             <w:rStyle w:val="Hyperlink"/>
@@ -10316,7 +10386,7 @@
             <w:noProof/>
             <w:webHidden/>
           </w:rPr>
-          <w:instrText xml:space="preserve"> PAGEREF _Toc243037547 \h </w:instrText>
+          <w:instrText xml:space="preserve"> PAGEREF _Toc243040695 \h </w:instrText>
         </w:r>
         <w:r>
           <w:rPr>
@@ -10336,7 +10406,7 @@
             <w:noProof/>
             <w:webHidden/>
           </w:rPr>
-          <w:t>128</w:t>
+          <w:t>129</w:t>
         </w:r>
         <w:r>
           <w:rPr>
@@ -10359,7 +10429,7 @@
           <w:sz w:val="24"/>
         </w:rPr>
       </w:pPr>
-      <w:hyperlink w:anchor="_Toc243037548" w:history="1">
+      <w:hyperlink w:anchor="_Toc243040696" w:history="1">
         <w:r>
           <w:rPr>
             <w:rStyle w:val="Hyperlink"/>
@@ -10386,7 +10456,7 @@
             <w:noProof/>
             <w:webHidden/>
           </w:rPr>
-          <w:instrText xml:space="preserve"> PAGEREF _Toc243037548 \h </w:instrText>
+          <w:instrText xml:space="preserve"> PAGEREF _Toc243040696 \h </w:instrText>
         </w:r>
         <w:r>
           <w:rPr>
@@ -10406,7 +10476,7 @@
             <w:noProof/>
             <w:webHidden/>
           </w:rPr>
-          <w:t>129</w:t>
+          <w:t>130</w:t>
         </w:r>
         <w:r>
           <w:rPr>
@@ -10429,7 +10499,7 @@
           <w:sz w:val="24"/>
         </w:rPr>
       </w:pPr>
-      <w:hyperlink w:anchor="_Toc243037549" w:history="1">
+      <w:hyperlink w:anchor="_Toc243040697" w:history="1">
         <w:r>
           <w:rPr>
             <w:rStyle w:val="Hyperlink"/>
@@ -10456,7 +10526,7 @@
             <w:noProof/>
             <w:webHidden/>
           </w:rPr>
-          <w:instrText xml:space="preserve"> PAGEREF _Toc243037549 \h </w:instrText>
+          <w:instrText xml:space="preserve"> PAGEREF _Toc243040697 \h </w:instrText>
         </w:r>
         <w:r>
           <w:rPr>
@@ -10476,7 +10546,7 @@
             <w:noProof/>
             <w:webHidden/>
           </w:rPr>
-          <w:t>130</w:t>
+          <w:t>131</w:t>
         </w:r>
         <w:r>
           <w:rPr>
@@ -10499,7 +10569,7 @@
           <w:sz w:val="24"/>
         </w:rPr>
       </w:pPr>
-      <w:hyperlink w:anchor="_Toc243037550" w:history="1">
+      <w:hyperlink w:anchor="_Toc243040698" w:history="1">
         <w:r>
           <w:rPr>
             <w:rStyle w:val="Hyperlink"/>
@@ -10526,7 +10596,7 @@
             <w:noProof/>
             <w:webHidden/>
           </w:rPr>
-          <w:instrText xml:space="preserve"> PAGEREF _Toc243037550 \h </w:instrText>
+          <w:instrText xml:space="preserve"> PAGEREF _Toc243040698 \h </w:instrText>
         </w:r>
         <w:r>
           <w:rPr>
@@ -10546,7 +10616,7 @@
             <w:noProof/>
             <w:webHidden/>
           </w:rPr>
-          <w:t>131</w:t>
+          <w:t>132</w:t>
         </w:r>
         <w:r>
           <w:rPr>
@@ -10569,7 +10639,7 @@
           <w:sz w:val="24"/>
         </w:rPr>
       </w:pPr>
-      <w:hyperlink w:anchor="_Toc243037551" w:history="1">
+      <w:hyperlink w:anchor="_Toc243040699" w:history="1">
         <w:r>
           <w:rPr>
             <w:rStyle w:val="Hyperlink"/>
@@ -10596,7 +10666,7 @@
             <w:noProof/>
             <w:webHidden/>
           </w:rPr>
-          <w:instrText xml:space="preserve"> PAGEREF _Toc243037551 \h </w:instrText>
+          <w:instrText xml:space="preserve"> PAGEREF _Toc243040699 \h </w:instrText>
         </w:r>
         <w:r>
           <w:rPr>
@@ -10616,7 +10686,7 @@
             <w:noProof/>
             <w:webHidden/>
           </w:rPr>
-          <w:t>132</w:t>
+          <w:t>133</w:t>
         </w:r>
         <w:r>
           <w:rPr>
@@ -10639,7 +10709,7 @@
           <w:sz w:val="24"/>
         </w:rPr>
       </w:pPr>
-      <w:hyperlink w:anchor="_Toc243037552" w:history="1">
+      <w:hyperlink w:anchor="_Toc243040700" w:history="1">
         <w:r>
           <w:rPr>
             <w:rStyle w:val="Hyperlink"/>
@@ -10666,7 +10736,7 @@
             <w:noProof/>
             <w:webHidden/>
           </w:rPr>
-          <w:instrText xml:space="preserve"> PAGEREF _Toc243037552 \h </w:instrText>
+          <w:instrText xml:space="preserve"> PAGEREF _Toc243040700 \h </w:instrText>
         </w:r>
         <w:r>
           <w:rPr>
@@ -10686,7 +10756,7 @@
             <w:noProof/>
             <w:webHidden/>
           </w:rPr>
-          <w:t>132</w:t>
+          <w:t>133</w:t>
         </w:r>
         <w:r>
           <w:rPr>
@@ -10709,7 +10779,7 @@
           <w:sz w:val="24"/>
         </w:rPr>
       </w:pPr>
-      <w:hyperlink w:anchor="_Toc243037553" w:history="1">
+      <w:hyperlink w:anchor="_Toc243040701" w:history="1">
         <w:r>
           <w:rPr>
             <w:rStyle w:val="Hyperlink"/>
@@ -10736,7 +10806,7 @@
             <w:noProof/>
             <w:webHidden/>
           </w:rPr>
-          <w:instrText xml:space="preserve"> PAGEREF _Toc243037553 \h </w:instrText>
+          <w:instrText xml:space="preserve"> PAGEREF _Toc243040701 \h </w:instrText>
         </w:r>
         <w:r>
           <w:rPr>
@@ -10756,7 +10826,7 @@
             <w:noProof/>
             <w:webHidden/>
           </w:rPr>
-          <w:t>133</w:t>
+          <w:t>134</w:t>
         </w:r>
         <w:r>
           <w:rPr>
@@ -10779,7 +10849,7 @@
           <w:sz w:val="24"/>
         </w:rPr>
       </w:pPr>
-      <w:hyperlink w:anchor="_Toc243037554" w:history="1">
+      <w:hyperlink w:anchor="_Toc243040702" w:history="1">
         <w:r>
           <w:rPr>
             <w:rStyle w:val="Hyperlink"/>
@@ -10806,7 +10876,7 @@
             <w:noProof/>
             <w:webHidden/>
           </w:rPr>
-          <w:instrText xml:space="preserve"> PAGEREF _Toc243037554 \h </w:instrText>
+          <w:instrText xml:space="preserve"> PAGEREF _Toc243040702 \h </w:instrText>
         </w:r>
         <w:r>
           <w:rPr>
@@ -10826,7 +10896,7 @@
             <w:noProof/>
             <w:webHidden/>
           </w:rPr>
-          <w:t>134</w:t>
+          <w:t>135</w:t>
         </w:r>
         <w:r>
           <w:rPr>
@@ -10849,7 +10919,7 @@
           <w:sz w:val="24"/>
         </w:rPr>
       </w:pPr>
-      <w:hyperlink w:anchor="_Toc243037555" w:history="1">
+      <w:hyperlink w:anchor="_Toc243040703" w:history="1">
         <w:r>
           <w:rPr>
             <w:rStyle w:val="Hyperlink"/>
@@ -10876,7 +10946,7 @@
             <w:noProof/>
             <w:webHidden/>
           </w:rPr>
-          <w:instrText xml:space="preserve"> PAGEREF _Toc243037555 \h </w:instrText>
+          <w:instrText xml:space="preserve"> PAGEREF _Toc243040703 \h </w:instrText>
         </w:r>
         <w:r>
           <w:rPr>
@@ -10896,7 +10966,7 @@
             <w:noProof/>
             <w:webHidden/>
           </w:rPr>
-          <w:t>135</w:t>
+          <w:t>136</w:t>
         </w:r>
         <w:r>
           <w:rPr>
@@ -10921,7 +10991,7 @@
       <w:pPr>
         <w:pStyle w:val="berschrift1"/>
       </w:pPr>
-      <w:bookmarkStart w:id="0" w:name="_Toc243037402"/>
+      <w:bookmarkStart w:id="0" w:name="_Toc243040549"/>
       <w:r>
         <w:t>Einleitung und Wegweiser</w:t>
       </w:r>
@@ -10950,7 +11020,7 @@
       <w:pPr>
         <w:pStyle w:val="berschrift2"/>
       </w:pPr>
-      <w:bookmarkStart w:id="1" w:name="_Toc243037403"/>
+      <w:bookmarkStart w:id="1" w:name="_Toc243040550"/>
       <w:r>
         <w:t>So ist jede Seite beschrieben</w:t>
       </w:r>
@@ -11060,7 +11130,7 @@
       <w:pPr>
         <w:pStyle w:val="berschrift2"/>
       </w:pPr>
-      <w:bookmarkStart w:id="2" w:name="_Toc243037404"/>
+      <w:bookmarkStart w:id="2" w:name="_Toc243040551"/>
       <w:r>
         <w:t>Wegweiser nach Rolle</w:t>
       </w:r>
@@ -11540,7 +11610,7 @@
       <w:pPr>
         <w:pStyle w:val="berschrift2"/>
       </w:pPr>
-      <w:bookmarkStart w:id="3" w:name="_Toc243037405"/>
+      <w:bookmarkStart w:id="3" w:name="_Toc243040552"/>
       <w:r>
         <w:t>Die Kopfleiste</w:t>
       </w:r>
@@ -11582,7 +11652,7 @@
       <w:pPr>
         <w:pStyle w:val="berschrift2"/>
       </w:pPr>
-      <w:bookmarkStart w:id="4" w:name="_Toc243037406"/>
+      <w:bookmarkStart w:id="4" w:name="_Toc243040553"/>
       <w:r>
         <w:t>Allgemeine Regeln für alle Zahlen</w:t>
       </w:r>
@@ -11622,7 +11692,7 @@
       <w:pPr>
         <w:pStyle w:val="berschrift1"/>
       </w:pPr>
-      <w:bookmarkStart w:id="5" w:name="_Toc243037407"/>
+      <w:bookmarkStart w:id="5" w:name="_Toc243040554"/>
       <w:r>
         <w:t>Finance und Management</w:t>
       </w:r>
@@ -11663,7 +11733,7 @@
       <w:pPr>
         <w:pStyle w:val="berschrift2"/>
       </w:pPr>
-      <w:bookmarkStart w:id="6" w:name="_Toc243037408"/>
+      <w:bookmarkStart w:id="6" w:name="_Toc243040555"/>
       <w:r>
         <w:t>Export Dashboard</w:t>
       </w:r>
@@ -11782,7 +11852,7 @@
       <w:pPr>
         <w:pStyle w:val="berschrift2"/>
       </w:pPr>
-      <w:bookmarkStart w:id="7" w:name="_Toc243037409"/>
+      <w:bookmarkStart w:id="7" w:name="_Toc243040556"/>
       <w:r>
         <w:t>Schnellübersicht</w:t>
       </w:r>
@@ -11887,7 +11957,7 @@
       <w:pPr>
         <w:pStyle w:val="berschrift2"/>
       </w:pPr>
-      <w:bookmarkStart w:id="8" w:name="_Toc243037410"/>
+      <w:bookmarkStart w:id="8" w:name="_Toc243040557"/>
       <w:r>
         <w:t>Management Entscheidungen</w:t>
       </w:r>
@@ -11996,7 +12066,7 @@
       <w:pPr>
         <w:pStyle w:val="berschrift2"/>
       </w:pPr>
-      <w:bookmarkStart w:id="9" w:name="_Toc243037411"/>
+      <w:bookmarkStart w:id="9" w:name="_Toc243040558"/>
       <w:r>
         <w:t>Finance Summary (Experten)</w:t>
       </w:r>
@@ -12088,7 +12158,7 @@
       <w:pPr>
         <w:pStyle w:val="berschrift2"/>
       </w:pPr>
-      <w:bookmarkStart w:id="10" w:name="_Toc243037412"/>
+      <w:bookmarkStart w:id="10" w:name="_Toc243040559"/>
       <w:r>
         <w:t>Länder Diagnose (Experten)</w:t>
       </w:r>
@@ -12180,7 +12250,7 @@
       <w:pPr>
         <w:pStyle w:val="berschrift2"/>
       </w:pPr>
-      <w:bookmarkStart w:id="11" w:name="_Toc243037413"/>
+      <w:bookmarkStart w:id="11" w:name="_Toc243040560"/>
       <w:r>
         <w:t>Datenstatus (Experten)</w:t>
       </w:r>
@@ -12272,7 +12342,7 @@
       <w:pPr>
         <w:pStyle w:val="berschrift2"/>
       </w:pPr>
-      <w:bookmarkStart w:id="12" w:name="_Toc243037414"/>
+      <w:bookmarkStart w:id="12" w:name="_Toc243040561"/>
       <w:r>
         <w:t>Abweichungen (Experten)</w:t>
       </w:r>
@@ -12353,7 +12423,7 @@
       <w:pPr>
         <w:pStyle w:val="berschrift2"/>
       </w:pPr>
-      <w:bookmarkStart w:id="13" w:name="_Toc243037415"/>
+      <w:bookmarkStart w:id="13" w:name="_Toc243040562"/>
       <w:r>
         <w:t>Gutschriften (Experten)</w:t>
       </w:r>
@@ -12434,7 +12504,7 @@
       <w:pPr>
         <w:pStyle w:val="berschrift2"/>
       </w:pPr>
-      <w:bookmarkStart w:id="14" w:name="_Toc243037416"/>
+      <w:bookmarkStart w:id="14" w:name="_Toc243040563"/>
       <w:r>
         <w:t>Datenqualität (Experten)</w:t>
       </w:r>
@@ -12515,7 +12585,7 @@
       <w:pPr>
         <w:pStyle w:val="berschrift2"/>
       </w:pPr>
-      <w:bookmarkStart w:id="15" w:name="_Toc243037417"/>
+      <w:bookmarkStart w:id="15" w:name="_Toc243040564"/>
       <w:r>
         <w:t>Finance Pivot (Experten)</w:t>
       </w:r>
@@ -12607,7 +12677,7 @@
       <w:pPr>
         <w:pStyle w:val="berschrift2"/>
       </w:pPr>
-      <w:bookmarkStart w:id="16" w:name="_Toc243037418"/>
+      <w:bookmarkStart w:id="16" w:name="_Toc243040565"/>
       <w:r>
         <w:t>Sparten-Finanzanalyse (Experten)</w:t>
       </w:r>
@@ -12699,7 +12769,7 @@
       <w:pPr>
         <w:pStyle w:val="berschrift2"/>
       </w:pPr>
-      <w:bookmarkStart w:id="17" w:name="_Toc243037419"/>
+      <w:bookmarkStart w:id="17" w:name="_Toc243040566"/>
       <w:r>
         <w:t>Zentrale Spartenzuordnung (Experten)</w:t>
       </w:r>
@@ -12780,7 +12850,7 @@
       <w:pPr>
         <w:pStyle w:val="berschrift2"/>
       </w:pPr>
-      <w:bookmarkStart w:id="18" w:name="_Toc243037420"/>
+      <w:bookmarkStart w:id="18" w:name="_Toc243040567"/>
       <w:r>
         <w:t>Finance Prüfbuch (Experten)</w:t>
       </w:r>
@@ -12872,7 +12942,7 @@
       <w:pPr>
         <w:pStyle w:val="berschrift2"/>
       </w:pPr>
-      <w:bookmarkStart w:id="19" w:name="_Toc243037421"/>
+      <w:bookmarkStart w:id="19" w:name="_Toc243040568"/>
       <w:r>
         <w:t>Gruppenmarge (Experten)</w:t>
       </w:r>
@@ -12978,7 +13048,7 @@
       <w:pPr>
         <w:pStyle w:val="berschrift2"/>
       </w:pPr>
-      <w:bookmarkStart w:id="20" w:name="_Toc243037422"/>
+      <w:bookmarkStart w:id="20" w:name="_Toc243040569"/>
       <w:r>
         <w:t>3D Datenanalyse (Experten)</w:t>
       </w:r>
@@ -13073,7 +13143,7 @@
       <w:pPr>
         <w:pStyle w:val="berschrift2"/>
       </w:pPr>
-      <w:bookmarkStart w:id="21" w:name="_Toc243037423"/>
+      <w:bookmarkStart w:id="21" w:name="_Toc243040570"/>
       <w:r>
         <w:t>Rohdaten Diagnose (Experten)</w:t>
       </w:r>
@@ -13168,7 +13238,7 @@
       <w:pPr>
         <w:pStyle w:val="berschrift2"/>
       </w:pPr>
-      <w:bookmarkStart w:id="22" w:name="_Toc243037424"/>
+      <w:bookmarkStart w:id="22" w:name="_Toc243040571"/>
       <w:r>
         <w:t>Daten-Heartbeat (Experten)</w:t>
       </w:r>
@@ -13263,7 +13333,7 @@
       <w:pPr>
         <w:pStyle w:val="berschrift2"/>
       </w:pPr>
-      <w:bookmarkStart w:id="23" w:name="_Toc243037425"/>
+      <w:bookmarkStart w:id="23" w:name="_Toc243040572"/>
       <w:r>
         <w:t>Soll/Ist Vergleich</w:t>
       </w:r>
@@ -13358,7 +13428,7 @@
       <w:pPr>
         <w:pStyle w:val="berschrift2"/>
       </w:pPr>
-      <w:bookmarkStart w:id="24" w:name="_Toc243037426"/>
+      <w:bookmarkStart w:id="24" w:name="_Toc243040573"/>
       <w:r>
         <w:t>Controlling</w:t>
       </w:r>
@@ -13470,7 +13540,7 @@
       <w:pPr>
         <w:pStyle w:val="berschrift2"/>
       </w:pPr>
-      <w:bookmarkStart w:id="25" w:name="_Toc243037427"/>
+      <w:bookmarkStart w:id="25" w:name="_Toc243040574"/>
       <w:r>
         <w:t>Finance Schulung</w:t>
       </w:r>
@@ -13565,7 +13635,7 @@
       <w:pPr>
         <w:pStyle w:val="berschrift2"/>
       </w:pPr>
-      <w:bookmarkStart w:id="26" w:name="_Toc243037428"/>
+      <w:bookmarkStart w:id="26" w:name="_Toc243040575"/>
       <w:r>
         <w:t>Manuelle Importe</w:t>
       </w:r>
@@ -13657,7 +13727,7 @@
       <w:pPr>
         <w:pStyle w:val="berschrift2"/>
       </w:pPr>
-      <w:bookmarkStart w:id="27" w:name="_Toc243037429"/>
+      <w:bookmarkStart w:id="27" w:name="_Toc243040576"/>
       <w:r>
         <w:t>Journal Import</w:t>
       </w:r>
@@ -13749,7 +13819,7 @@
       <w:pPr>
         <w:pStyle w:val="berschrift2"/>
       </w:pPr>
-      <w:bookmarkStart w:id="28" w:name="_Toc243037430"/>
+      <w:bookmarkStart w:id="28" w:name="_Toc243040577"/>
       <w:r>
         <w:t>Marktsegmente</w:t>
       </w:r>
@@ -13858,7 +13928,7 @@
       <w:pPr>
         <w:pStyle w:val="berschrift2"/>
       </w:pPr>
-      <w:bookmarkStart w:id="29" w:name="_Toc243037431"/>
+      <w:bookmarkStart w:id="29" w:name="_Toc243040578"/>
       <w:r>
         <w:t>Administration</w:t>
       </w:r>
@@ -14050,7 +14120,7 @@
       <w:pPr>
         <w:pStyle w:val="berschrift2"/>
       </w:pPr>
-      <w:bookmarkStart w:id="30" w:name="_Toc243037432"/>
+      <w:bookmarkStart w:id="30" w:name="_Toc243040579"/>
       <w:r>
         <w:t>Kennzahlen-Glossar</w:t>
       </w:r>
@@ -14959,7 +15029,7 @@
       <w:pPr>
         <w:pStyle w:val="berschrift1"/>
       </w:pPr>
-      <w:bookmarkStart w:id="31" w:name="_Toc243037433"/>
+      <w:bookmarkStart w:id="31" w:name="_Toc243040580"/>
       <w:r>
         <w:t>Einkauf</w:t>
       </w:r>
@@ -15026,7 +15096,7 @@
       <w:pPr>
         <w:pStyle w:val="berschrift2"/>
       </w:pPr>
-      <w:bookmarkStart w:id="32" w:name="_Toc243037434"/>
+      <w:bookmarkStart w:id="32" w:name="_Toc243040581"/>
       <w:r>
         <w:t>Einkauf Dashboard</w:t>
       </w:r>
@@ -15297,7 +15367,7 @@
       <w:pPr>
         <w:pStyle w:val="berschrift2"/>
       </w:pPr>
-      <w:bookmarkStart w:id="33" w:name="_Toc243037435"/>
+      <w:bookmarkStart w:id="33" w:name="_Toc243040582"/>
       <w:r>
         <w:t>Spend</w:t>
       </w:r>
@@ -15456,7 +15526,7 @@
       <w:pPr>
         <w:pStyle w:val="berschrift2"/>
       </w:pPr>
-      <w:bookmarkStart w:id="34" w:name="_Toc243037436"/>
+      <w:bookmarkStart w:id="34" w:name="_Toc243040583"/>
       <w:r>
         <w:t>Offene Bestellungen</w:t>
       </w:r>
@@ -15607,7 +15677,7 @@
       <w:pPr>
         <w:pStyle w:val="berschrift2"/>
       </w:pPr>
-      <w:bookmarkStart w:id="35" w:name="_Toc243037437"/>
+      <w:bookmarkStart w:id="35" w:name="_Toc243040584"/>
       <w:r>
         <w:t>Kontrakte</w:t>
       </w:r>
@@ -15730,7 +15800,7 @@
       <w:pPr>
         <w:pStyle w:val="berschrift2"/>
       </w:pPr>
-      <w:bookmarkStart w:id="36" w:name="_Toc243037438"/>
+      <w:bookmarkStart w:id="36" w:name="_Toc243040585"/>
       <w:r>
         <w:t>Lieferanten</w:t>
       </w:r>
@@ -15841,11 +15911,137 @@
       <w:pPr>
         <w:pStyle w:val="berschrift2"/>
       </w:pPr>
-      <w:bookmarkStart w:id="37" w:name="_Toc243037439"/>
+      <w:bookmarkStart w:id="37" w:name="_Toc243040586"/>
+      <w:r>
+        <w:t>Spend-Aufriss: Stücklisten-Netz („Gehirn“)</w:t>
+      </w:r>
+      <w:bookmarkEnd w:id="37"/>
+    </w:p>
+    <w:p>
+      <w:pPr>
+        <w:pStyle w:val="berschrift3"/>
+      </w:pPr>
+      <w:r>
+        <w:t>Wozu</w:t>
+      </w:r>
+    </w:p>
+    <w:p>
+      <w:r>
+        <w:t>Ganz oben im Spend-Aufriss zeigt eine dreidimensionale Grafik die Stücklisten als Netz, ähnlich den Nervenbahnen eines Gehirns. Sie macht sichtbar, welche Teile in vielen Produkten stecken. Fällt so ein Teil aus, trifft es viele Endprodukte auf einmal. Die Grafik ist ein Prototyp (seit 16.10.2026).</w:t>
+      </w:r>
+    </w:p>
+    <w:p>
+      <w:pPr>
+        <w:pStyle w:val="berschrift3"/>
+      </w:pPr>
+      <w:r>
+        <w:t>Was man sieht</w:t>
+      </w:r>
+    </w:p>
+    <w:p>
+      <w:r>
+        <w:t xml:space="preserve">Jeder Strang ist eine Stücklistenbeziehung von oben nach unten. Endprodukte liegen aussen wie die Hirnrinde, Baugruppen dazwischen, Komponenten innen. Wo viele Stränge zusammenlaufen, leuchtet ein </w:t>
+      </w:r>
+      <w:r>
+        <w:rPr>
+          <w:b/>
+        </w:rPr>
+        <w:t>Kreuzpunkt</w:t>
+      </w:r>
+      <w:r>
+        <w:t xml:space="preserve">. Die Farbe ist umschaltbar: nach </w:t>
+      </w:r>
+      <w:r>
+        <w:rPr>
+          <w:b/>
+        </w:rPr>
+        <w:t>LZ-Code</w:t>
+      </w:r>
+      <w:r>
+        <w:t xml:space="preserve">, nach </w:t>
+      </w:r>
+      <w:r>
+        <w:rPr>
+          <w:b/>
+        </w:rPr>
+        <w:t>Lieferantenrisiko</w:t>
+      </w:r>
+      <w:r>
+        <w:t xml:space="preserve"> (unkritisch, nur ein Lieferant, überfällige Bestellung, kein Einkauf in 24 Monaten) oder nach </w:t>
+      </w:r>
+      <w:r>
+        <w:rPr>
+          <w:b/>
+        </w:rPr>
+        <w:t>Stufe</w:t>
+      </w:r>
+      <w:r>
+        <w:t xml:space="preserve"> (Endprodukt, Baugruppe, Komponente). Ein Regler legt fest, ab wie vielen Verwendungen ein Punkt als Kreuzpunkt gross dargestellt wird. Ziehen dreht das Netz, das Mausrad zoomt, ein Klick auf einen Punkt hebt seine Bahnen nach oben und unten hervor und zeigt Material, Text, LZ-Code, Verwendungen und Lieferantenrisiko.</w:t>
+      </w:r>
+    </w:p>
+    <w:p>
+      <w:pPr>
+        <w:pStyle w:val="berschrift3"/>
+      </w:pPr>
+      <w:r>
+        <w:t>Wie gerechnet wird</w:t>
+      </w:r>
+    </w:p>
+    <w:p>
+      <w:r>
+        <w:t>Datenbasis ist dieselbe wie bei „Verwendung &amp; Risiko“ in der Logistik: die Stücklistenpaare aus der Stücklistenanalyse (nur Komponenten mit LZ-Code), der LZ-Code je Material aus dem Einkauf und die Lieferanten der letzten 24 Monate. Eine Komponente liegt im Schwerpunkt der Produkte, in denen sie steckt; Teile mit vielen Verwendungen rücken so in die Mitte. Stand am 16.10.2026: 11'005 Materialien, 24'979 Stränge, 15 LZ-Codes, Stücklistenstand 02.09.2026.</w:t>
+      </w:r>
+    </w:p>
+    <w:p>
+      <w:pPr>
+        <w:pStyle w:val="berschrift3"/>
+      </w:pPr>
+      <w:r>
+        <w:t>Einsatz im Arbeitsalltag</w:t>
+      </w:r>
+    </w:p>
+    <w:p>
+      <w:r>
+        <w:rPr>
+          <w:b/>
+        </w:rPr>
+        <w:t>Einkauf:</w:t>
+      </w:r>
+      <w:r>
+        <w:t xml:space="preserve"> Kreuzpunkte mit nur einem Lieferanten oder überfälligen Bestellungen sind die ersten Kandidaten für eine Zweitquelle oder einen höheren Sicherheitsbestand. </w:t>
+      </w:r>
+      <w:r>
+        <w:rPr>
+          <w:b/>
+        </w:rPr>
+        <w:t>Leitung Supply Chain:</w:t>
+      </w:r>
+      <w:r>
+        <w:t xml:space="preserve"> im Modus Lieferantenrisiko sehen, ob rote Bahnen bis in viele Endprodukte reichen. Beispiel: der Skala-Grundkörper C18947 steckt in 2'258 Endprodukten.</w:t>
+      </w:r>
+    </w:p>
+    <w:p>
+      <w:pPr>
+        <w:pStyle w:val="berschrift3"/>
+      </w:pPr>
+      <w:r>
+        <w:t>Grenzen und Fallstricke</w:t>
+      </w:r>
+    </w:p>
+    <w:p>
+      <w:r>
+        <w:t>Es fehlen alle Komponenten ohne LZ-Code; die ganze Stückliste braucht ein eigenes SAP-Set. Der Stücklistenstand ist so alt wie die letzte Stücklistenanalyse in der Logistik. Die Lage im Raum zeigt Zusammenhänge, keine Mengen oder Werte.</w:t>
+      </w:r>
+    </w:p>
+    <w:p>
+      <w:pPr>
+        <w:pStyle w:val="berschrift2"/>
+      </w:pPr>
+      <w:bookmarkStart w:id="38" w:name="_Toc243040587"/>
       <w:r>
         <w:t>Spend-Aufriss</w:t>
       </w:r>
-      <w:bookmarkEnd w:id="37"/>
+      <w:bookmarkEnd w:id="38"/>
     </w:p>
     <w:p>
       <w:pPr>
@@ -15983,11 +16179,11 @@
       <w:pPr>
         <w:pStyle w:val="berschrift2"/>
       </w:pPr>
-      <w:bookmarkStart w:id="38" w:name="_Toc243037440"/>
+      <w:bookmarkStart w:id="39" w:name="_Toc243040588"/>
       <w:r>
         <w:t>Bestellbedarf &amp; Deckung</w:t>
       </w:r>
-      <w:bookmarkEnd w:id="38"/>
+      <w:bookmarkEnd w:id="39"/>
     </w:p>
     <w:p>
       <w:pPr>
@@ -16186,11 +16382,11 @@
       <w:pPr>
         <w:pStyle w:val="berschrift2"/>
       </w:pPr>
-      <w:bookmarkStart w:id="39" w:name="_Toc243037441"/>
+      <w:bookmarkStart w:id="40" w:name="_Toc243040589"/>
       <w:r>
         <w:t>Materialabhängigkeit</w:t>
       </w:r>
-      <w:bookmarkEnd w:id="39"/>
+      <w:bookmarkEnd w:id="40"/>
     </w:p>
     <w:p>
       <w:pPr>
@@ -16386,11 +16582,11 @@
       <w:pPr>
         <w:pStyle w:val="berschrift2"/>
       </w:pPr>
-      <w:bookmarkStart w:id="40" w:name="_Toc243037442"/>
+      <w:bookmarkStart w:id="41" w:name="_Toc243040590"/>
       <w:r>
         <w:t>Lieferperformance</w:t>
       </w:r>
-      <w:bookmarkEnd w:id="40"/>
+      <w:bookmarkEnd w:id="41"/>
     </w:p>
     <w:p>
       <w:pPr>
@@ -16497,11 +16693,11 @@
       <w:pPr>
         <w:pStyle w:val="berschrift2"/>
       </w:pPr>
-      <w:bookmarkStart w:id="41" w:name="_Toc243037443"/>
+      <w:bookmarkStart w:id="42" w:name="_Toc243040591"/>
       <w:r>
         <w:t>Ideen: Übersicht</w:t>
       </w:r>
-      <w:bookmarkEnd w:id="41"/>
+      <w:bookmarkEnd w:id="42"/>
     </w:p>
     <w:p>
       <w:pPr>
@@ -16611,11 +16807,11 @@
       <w:pPr>
         <w:pStyle w:val="berschrift2"/>
       </w:pPr>
-      <w:bookmarkStart w:id="42" w:name="_Toc243037444"/>
+      <w:bookmarkStart w:id="43" w:name="_Toc243040592"/>
       <w:r>
         <w:t>Ideen: Einkauf-Datenservice</w:t>
       </w:r>
-      <w:bookmarkEnd w:id="42"/>
+      <w:bookmarkEnd w:id="43"/>
     </w:p>
     <w:p>
       <w:pPr>
@@ -16711,11 +16907,11 @@
       <w:pPr>
         <w:pStyle w:val="berschrift2"/>
       </w:pPr>
-      <w:bookmarkStart w:id="43" w:name="_Toc243037445"/>
+      <w:bookmarkStart w:id="44" w:name="_Toc243040593"/>
       <w:r>
         <w:t>Ideen: Liefertermin-Risiko</w:t>
       </w:r>
-      <w:bookmarkEnd w:id="43"/>
+      <w:bookmarkEnd w:id="44"/>
     </w:p>
     <w:p>
       <w:pPr>
@@ -16822,11 +17018,11 @@
       <w:pPr>
         <w:pStyle w:val="berschrift2"/>
       </w:pPr>
-      <w:bookmarkStart w:id="44" w:name="_Toc243037446"/>
+      <w:bookmarkStart w:id="45" w:name="_Toc243040594"/>
       <w:r>
         <w:t>Ideen: Preisentwicklung</w:t>
       </w:r>
-      <w:bookmarkEnd w:id="44"/>
+      <w:bookmarkEnd w:id="45"/>
     </w:p>
     <w:p>
       <w:pPr>
@@ -16951,11 +17147,11 @@
       <w:pPr>
         <w:pStyle w:val="berschrift2"/>
       </w:pPr>
-      <w:bookmarkStart w:id="45" w:name="_Toc243037447"/>
+      <w:bookmarkStart w:id="46" w:name="_Toc243040595"/>
       <w:r>
         <w:t>Ideen: Spend-Konzentration</w:t>
       </w:r>
-      <w:bookmarkEnd w:id="45"/>
+      <w:bookmarkEnd w:id="46"/>
     </w:p>
     <w:p>
       <w:pPr>
@@ -17062,11 +17258,11 @@
       <w:pPr>
         <w:pStyle w:val="berschrift2"/>
       </w:pPr>
-      <w:bookmarkStart w:id="46" w:name="_Toc243037448"/>
+      <w:bookmarkStart w:id="47" w:name="_Toc243040596"/>
       <w:r>
         <w:t>Ideen: Datenqualität</w:t>
       </w:r>
-      <w:bookmarkEnd w:id="46"/>
+      <w:bookmarkEnd w:id="47"/>
     </w:p>
     <w:p>
       <w:pPr>
@@ -17173,11 +17369,11 @@
       <w:pPr>
         <w:pStyle w:val="berschrift2"/>
       </w:pPr>
-      <w:bookmarkStart w:id="47" w:name="_Toc243037449"/>
+      <w:bookmarkStart w:id="48" w:name="_Toc243040597"/>
       <w:r>
         <w:t>Kennzahlen-Katalog</w:t>
       </w:r>
-      <w:bookmarkEnd w:id="47"/>
+      <w:bookmarkEnd w:id="48"/>
     </w:p>
     <w:p>
       <w:pPr>
@@ -17261,11 +17457,11 @@
       <w:pPr>
         <w:pStyle w:val="berschrift2"/>
       </w:pPr>
-      <w:bookmarkStart w:id="48" w:name="_Toc243037450"/>
+      <w:bookmarkStart w:id="49" w:name="_Toc243040598"/>
       <w:r>
         <w:t>PBIX Vorlage</w:t>
       </w:r>
-      <w:bookmarkEnd w:id="48"/>
+      <w:bookmarkEnd w:id="49"/>
     </w:p>
     <w:p>
       <w:pPr>
@@ -17349,11 +17545,11 @@
       <w:pPr>
         <w:pStyle w:val="berschrift2"/>
       </w:pPr>
-      <w:bookmarkStart w:id="49" w:name="_Toc243037451"/>
+      <w:bookmarkStart w:id="50" w:name="_Toc243040599"/>
       <w:r>
         <w:t>3D Simulation</w:t>
       </w:r>
-      <w:bookmarkEnd w:id="49"/>
+      <w:bookmarkEnd w:id="50"/>
     </w:p>
     <w:p>
       <w:pPr>
@@ -17472,11 +17668,11 @@
       <w:pPr>
         <w:pStyle w:val="berschrift2"/>
       </w:pPr>
-      <w:bookmarkStart w:id="50" w:name="_Toc243037452"/>
+      <w:bookmarkStart w:id="51" w:name="_Toc243040600"/>
       <w:r>
         <w:t>Interaktiv</w:t>
       </w:r>
-      <w:bookmarkEnd w:id="50"/>
+      <w:bookmarkEnd w:id="51"/>
     </w:p>
     <w:p>
       <w:pPr>
@@ -17780,11 +17976,11 @@
       <w:pPr>
         <w:pStyle w:val="berschrift2"/>
       </w:pPr>
-      <w:bookmarkStart w:id="51" w:name="_Toc243037453"/>
+      <w:bookmarkStart w:id="52" w:name="_Toc243040601"/>
       <w:r>
         <w:t>Datenquellen</w:t>
       </w:r>
-      <w:bookmarkEnd w:id="51"/>
+      <w:bookmarkEnd w:id="52"/>
     </w:p>
     <w:p>
       <w:pPr>
@@ -17880,11 +18076,11 @@
       <w:pPr>
         <w:pStyle w:val="berschrift2"/>
       </w:pPr>
-      <w:bookmarkStart w:id="52" w:name="_Toc243037454"/>
+      <w:bookmarkStart w:id="53" w:name="_Toc243040602"/>
       <w:r>
         <w:t>Kennzahlen-Glossar</w:t>
       </w:r>
-      <w:bookmarkEnd w:id="52"/>
+      <w:bookmarkEnd w:id="53"/>
     </w:p>
     <w:tbl>
       <w:tblPr>
@@ -18584,11 +18780,11 @@
       <w:pPr>
         <w:pStyle w:val="berschrift1"/>
       </w:pPr>
-      <w:bookmarkStart w:id="53" w:name="_Toc243037455"/>
+      <w:bookmarkStart w:id="54" w:name="_Toc243040603"/>
       <w:r>
         <w:t>Verkauf</w:t>
       </w:r>
-      <w:bookmarkEnd w:id="53"/>
+      <w:bookmarkEnd w:id="54"/>
     </w:p>
     <w:p>
       <w:r>
@@ -18637,11 +18833,11 @@
       <w:pPr>
         <w:pStyle w:val="berschrift2"/>
       </w:pPr>
-      <w:bookmarkStart w:id="54" w:name="_Toc243037456"/>
+      <w:bookmarkStart w:id="55" w:name="_Toc243040604"/>
       <w:r>
         <w:t>Kunden</w:t>
       </w:r>
-      <w:bookmarkEnd w:id="54"/>
+      <w:bookmarkEnd w:id="55"/>
     </w:p>
     <w:p>
       <w:pPr>
@@ -18748,11 +18944,11 @@
       <w:pPr>
         <w:pStyle w:val="berschrift2"/>
       </w:pPr>
-      <w:bookmarkStart w:id="55" w:name="_Toc243037457"/>
+      <w:bookmarkStart w:id="56" w:name="_Toc243040605"/>
       <w:r>
         <w:t>Rückgang</w:t>
       </w:r>
-      <w:bookmarkEnd w:id="55"/>
+      <w:bookmarkEnd w:id="56"/>
     </w:p>
     <w:p>
       <w:pPr>
@@ -18854,11 +19050,11 @@
       <w:pPr>
         <w:pStyle w:val="berschrift2"/>
       </w:pPr>
-      <w:bookmarkStart w:id="56" w:name="_Toc243037458"/>
+      <w:bookmarkStart w:id="57" w:name="_Toc243040606"/>
       <w:r>
         <w:t>Neue und verlorene Kunden</w:t>
       </w:r>
-      <w:bookmarkEnd w:id="56"/>
+      <w:bookmarkEnd w:id="57"/>
     </w:p>
     <w:p>
       <w:pPr>
@@ -18960,11 +19156,11 @@
       <w:pPr>
         <w:pStyle w:val="berschrift2"/>
       </w:pPr>
-      <w:bookmarkStart w:id="57" w:name="_Toc243037459"/>
+      <w:bookmarkStart w:id="58" w:name="_Toc243040607"/>
       <w:r>
         <w:t>Konzentration</w:t>
       </w:r>
-      <w:bookmarkEnd w:id="57"/>
+      <w:bookmarkEnd w:id="58"/>
     </w:p>
     <w:p>
       <w:pPr>
@@ -19066,11 +19262,11 @@
       <w:pPr>
         <w:pStyle w:val="berschrift2"/>
       </w:pPr>
-      <w:bookmarkStart w:id="58" w:name="_Toc243037460"/>
+      <w:bookmarkStart w:id="59" w:name="_Toc243040608"/>
       <w:r>
         <w:t>Cross-Selling</w:t>
       </w:r>
-      <w:bookmarkEnd w:id="58"/>
+      <w:bookmarkEnd w:id="59"/>
     </w:p>
     <w:p>
       <w:pPr>
@@ -19161,11 +19357,11 @@
       <w:pPr>
         <w:pStyle w:val="berschrift2"/>
       </w:pPr>
-      <w:bookmarkStart w:id="59" w:name="_Toc243037461"/>
+      <w:bookmarkStart w:id="60" w:name="_Toc243040609"/>
       <w:r>
         <w:t>Preisstreuung</w:t>
       </w:r>
-      <w:bookmarkEnd w:id="59"/>
+      <w:bookmarkEnd w:id="60"/>
     </w:p>
     <w:p>
       <w:pPr>
@@ -19267,11 +19463,11 @@
       <w:pPr>
         <w:pStyle w:val="berschrift2"/>
       </w:pPr>
-      <w:bookmarkStart w:id="60" w:name="_Toc243037462"/>
+      <w:bookmarkStart w:id="61" w:name="_Toc243040610"/>
       <w:r>
         <w:t>Saison und Prognose</w:t>
       </w:r>
-      <w:bookmarkEnd w:id="60"/>
+      <w:bookmarkEnd w:id="61"/>
     </w:p>
     <w:p>
       <w:pPr>
@@ -19373,11 +19569,11 @@
       <w:pPr>
         <w:pStyle w:val="berschrift2"/>
       </w:pPr>
-      <w:bookmarkStart w:id="61" w:name="_Toc243037463"/>
+      <w:bookmarkStart w:id="62" w:name="_Toc243040611"/>
       <w:r>
         <w:t>Weltkarte</w:t>
       </w:r>
-      <w:bookmarkEnd w:id="61"/>
+      <w:bookmarkEnd w:id="62"/>
     </w:p>
     <w:p>
       <w:pPr>
@@ -19476,11 +19672,11 @@
       <w:pPr>
         <w:pStyle w:val="berschrift2"/>
       </w:pPr>
-      <w:bookmarkStart w:id="62" w:name="_Toc243037464"/>
+      <w:bookmarkStart w:id="63" w:name="_Toc243040612"/>
       <w:r>
         <w:t>Interaktiv</w:t>
       </w:r>
-      <w:bookmarkEnd w:id="62"/>
+      <w:bookmarkEnd w:id="63"/>
     </w:p>
     <w:p>
       <w:pPr>
@@ -19568,11 +19764,11 @@
       <w:pPr>
         <w:pStyle w:val="berschrift2"/>
       </w:pPr>
-      <w:bookmarkStart w:id="63" w:name="_Toc243037465"/>
+      <w:bookmarkStart w:id="64" w:name="_Toc243040613"/>
       <w:r>
         <w:t>Kunden-Galaxie</w:t>
       </w:r>
-      <w:bookmarkEnd w:id="63"/>
+      <w:bookmarkEnd w:id="64"/>
     </w:p>
     <w:p>
       <w:pPr>
@@ -19660,11 +19856,11 @@
       <w:pPr>
         <w:pStyle w:val="berschrift2"/>
       </w:pPr>
-      <w:bookmarkStart w:id="64" w:name="_Toc243037466"/>
+      <w:bookmarkStart w:id="65" w:name="_Toc243040614"/>
       <w:r>
         <w:t>Rennen</w:t>
       </w:r>
-      <w:bookmarkEnd w:id="64"/>
+      <w:bookmarkEnd w:id="65"/>
     </w:p>
     <w:p>
       <w:pPr>
@@ -19752,11 +19948,11 @@
       <w:pPr>
         <w:pStyle w:val="berschrift2"/>
       </w:pPr>
-      <w:bookmarkStart w:id="65" w:name="_Toc243037467"/>
+      <w:bookmarkStart w:id="66" w:name="_Toc243040615"/>
       <w:r>
         <w:t>Umsatzfluss</w:t>
       </w:r>
-      <w:bookmarkEnd w:id="65"/>
+      <w:bookmarkEnd w:id="66"/>
     </w:p>
     <w:p>
       <w:pPr>
@@ -19844,11 +20040,11 @@
       <w:pPr>
         <w:pStyle w:val="berschrift2"/>
       </w:pPr>
-      <w:bookmarkStart w:id="66" w:name="_Toc243037468"/>
+      <w:bookmarkStart w:id="67" w:name="_Toc243040616"/>
       <w:r>
         <w:t>Sonnenstrahl</w:t>
       </w:r>
-      <w:bookmarkEnd w:id="66"/>
+      <w:bookmarkEnd w:id="67"/>
     </w:p>
     <w:p>
       <w:pPr>
@@ -19936,11 +20132,11 @@
       <w:pPr>
         <w:pStyle w:val="berschrift2"/>
       </w:pPr>
-      <w:bookmarkStart w:id="67" w:name="_Toc243037469"/>
+      <w:bookmarkStart w:id="68" w:name="_Toc243040617"/>
       <w:r>
         <w:t>Was wäre wenn</w:t>
       </w:r>
-      <w:bookmarkEnd w:id="67"/>
+      <w:bookmarkEnd w:id="68"/>
     </w:p>
     <w:p>
       <w:pPr>
@@ -20045,11 +20241,11 @@
       <w:pPr>
         <w:pStyle w:val="berschrift2"/>
       </w:pPr>
-      <w:bookmarkStart w:id="68" w:name="_Toc243037470"/>
+      <w:bookmarkStart w:id="69" w:name="_Toc243040618"/>
       <w:r>
         <w:t>Bestellrhythmus</w:t>
       </w:r>
-      <w:bookmarkEnd w:id="68"/>
+      <w:bookmarkEnd w:id="69"/>
     </w:p>
     <w:p>
       <w:pPr>
@@ -20140,11 +20336,11 @@
       <w:pPr>
         <w:pStyle w:val="berschrift2"/>
       </w:pPr>
-      <w:bookmarkStart w:id="69" w:name="_Toc243037471"/>
+      <w:bookmarkStart w:id="70" w:name="_Toc243040619"/>
       <w:r>
         <w:t>Kalender</w:t>
       </w:r>
-      <w:bookmarkEnd w:id="69"/>
+      <w:bookmarkEnd w:id="70"/>
     </w:p>
     <w:p>
       <w:pPr>
@@ -20232,11 +20428,11 @@
       <w:pPr>
         <w:pStyle w:val="berschrift2"/>
       </w:pPr>
-      <w:bookmarkStart w:id="70" w:name="_Toc243037472"/>
+      <w:bookmarkStart w:id="71" w:name="_Toc243040620"/>
       <w:r>
         <w:t>Artikel-Netzwerk</w:t>
       </w:r>
-      <w:bookmarkEnd w:id="70"/>
+      <w:bookmarkEnd w:id="71"/>
     </w:p>
     <w:p>
       <w:pPr>
@@ -20327,11 +20523,11 @@
       <w:pPr>
         <w:pStyle w:val="berschrift2"/>
       </w:pPr>
-      <w:bookmarkStart w:id="71" w:name="_Toc243037473"/>
+      <w:bookmarkStart w:id="72" w:name="_Toc243040621"/>
       <w:r>
         <w:t>3D-Landschaft</w:t>
       </w:r>
-      <w:bookmarkEnd w:id="71"/>
+      <w:bookmarkEnd w:id="72"/>
     </w:p>
     <w:p>
       <w:pPr>
@@ -20419,11 +20615,11 @@
       <w:pPr>
         <w:pStyle w:val="berschrift2"/>
       </w:pPr>
-      <w:bookmarkStart w:id="72" w:name="_Toc243037474"/>
+      <w:bookmarkStart w:id="73" w:name="_Toc243040622"/>
       <w:r>
         <w:t>Kennzahlen-Glossar</w:t>
       </w:r>
-      <w:bookmarkEnd w:id="72"/>
+      <w:bookmarkEnd w:id="73"/>
     </w:p>
     <w:tbl>
       <w:tblPr>
@@ -21246,11 +21442,11 @@
       <w:pPr>
         <w:pStyle w:val="berschrift1"/>
       </w:pPr>
-      <w:bookmarkStart w:id="73" w:name="_Toc243037475"/>
+      <w:bookmarkStart w:id="74" w:name="_Toc243040623"/>
       <w:r>
         <w:t>Logistik</w:t>
       </w:r>
-      <w:bookmarkEnd w:id="73"/>
+      <w:bookmarkEnd w:id="74"/>
     </w:p>
     <w:p>
       <w:r>
@@ -21266,11 +21462,11 @@
       <w:pPr>
         <w:pStyle w:val="berschrift2"/>
       </w:pPr>
-      <w:bookmarkStart w:id="74" w:name="_Toc243037476"/>
+      <w:bookmarkStart w:id="75" w:name="_Toc243040624"/>
       <w:r>
         <w:t>Stücklistenanalyse</w:t>
       </w:r>
-      <w:bookmarkEnd w:id="74"/>
+      <w:bookmarkEnd w:id="75"/>
     </w:p>
     <w:p>
       <w:pPr>
@@ -21383,11 +21579,11 @@
       <w:pPr>
         <w:pStyle w:val="berschrift2"/>
       </w:pPr>
-      <w:bookmarkStart w:id="75" w:name="_Toc243037477"/>
+      <w:bookmarkStart w:id="76" w:name="_Toc243040625"/>
       <w:r>
         <w:t>Materialdisposition &amp; Fehlteile</w:t>
       </w:r>
-      <w:bookmarkEnd w:id="75"/>
+      <w:bookmarkEnd w:id="76"/>
     </w:p>
     <w:p>
       <w:pPr>
@@ -21535,11 +21731,11 @@
       <w:pPr>
         <w:pStyle w:val="berschrift2"/>
       </w:pPr>
-      <w:bookmarkStart w:id="76" w:name="_Toc243037478"/>
+      <w:bookmarkStart w:id="77" w:name="_Toc243040626"/>
       <w:r>
         <w:t>Logistik live</w:t>
       </w:r>
-      <w:bookmarkEnd w:id="76"/>
+      <w:bookmarkEnd w:id="77"/>
     </w:p>
     <w:p>
       <w:pPr>
@@ -21643,11 +21839,11 @@
       <w:pPr>
         <w:pStyle w:val="berschrift2"/>
       </w:pPr>
-      <w:bookmarkStart w:id="77" w:name="_Toc243037479"/>
+      <w:bookmarkStart w:id="78" w:name="_Toc243040627"/>
       <w:r>
         <w:t>Original- und Live-Übersicht</w:t>
       </w:r>
-      <w:bookmarkEnd w:id="77"/>
+      <w:bookmarkEnd w:id="78"/>
     </w:p>
     <w:p>
       <w:pPr>
@@ -21736,11 +21932,11 @@
       <w:pPr>
         <w:pStyle w:val="berschrift2"/>
       </w:pPr>
-      <w:bookmarkStart w:id="78" w:name="_Toc243037480"/>
+      <w:bookmarkStart w:id="79" w:name="_Toc243040628"/>
       <w:r>
         <w:t>3D-Lager</w:t>
       </w:r>
-      <w:bookmarkEnd w:id="78"/>
+      <w:bookmarkEnd w:id="79"/>
     </w:p>
     <w:p>
       <w:pPr>
@@ -21829,11 +22025,11 @@
       <w:pPr>
         <w:pStyle w:val="berschrift2"/>
       </w:pPr>
-      <w:bookmarkStart w:id="79" w:name="_Toc243037481"/>
+      <w:bookmarkStart w:id="80" w:name="_Toc243040629"/>
       <w:r>
         <w:t>Produktivität</w:t>
       </w:r>
-      <w:bookmarkEnd w:id="79"/>
+      <w:bookmarkEnd w:id="80"/>
     </w:p>
     <w:p>
       <w:pPr>
@@ -21925,11 +22121,11 @@
       <w:pPr>
         <w:pStyle w:val="berschrift2"/>
       </w:pPr>
-      <w:bookmarkStart w:id="80" w:name="_Toc243037482"/>
+      <w:bookmarkStart w:id="81" w:name="_Toc243040630"/>
       <w:r>
         <w:t>Leistung je Person (nur nach Anmeldung)</w:t>
       </w:r>
-      <w:bookmarkEnd w:id="80"/>
+      <w:bookmarkEnd w:id="81"/>
     </w:p>
     <w:p>
       <w:pPr>
@@ -22015,11 +22211,11 @@
       <w:pPr>
         <w:pStyle w:val="berschrift2"/>
       </w:pPr>
-      <w:bookmarkStart w:id="81" w:name="_Toc243037483"/>
+      <w:bookmarkStart w:id="82" w:name="_Toc243040631"/>
       <w:r>
         <w:t>Kapazität</w:t>
       </w:r>
-      <w:bookmarkEnd w:id="81"/>
+      <w:bookmarkEnd w:id="82"/>
     </w:p>
     <w:p>
       <w:pPr>
@@ -22164,11 +22360,11 @@
       <w:pPr>
         <w:pStyle w:val="berschrift2"/>
       </w:pPr>
-      <w:bookmarkStart w:id="82" w:name="_Toc243037484"/>
+      <w:bookmarkStart w:id="83" w:name="_Toc243040632"/>
       <w:r>
         <w:t>Verwendung &amp; Risiko</w:t>
       </w:r>
-      <w:bookmarkEnd w:id="82"/>
+      <w:bookmarkEnd w:id="83"/>
     </w:p>
     <w:p>
       <w:pPr>
@@ -22271,11 +22467,11 @@
       <w:pPr>
         <w:pStyle w:val="berschrift2"/>
       </w:pPr>
-      <w:bookmarkStart w:id="83" w:name="_Toc243037485"/>
+      <w:bookmarkStart w:id="84" w:name="_Toc243040633"/>
       <w:r>
         <w:t>Dispositionsprüfung</w:t>
       </w:r>
-      <w:bookmarkEnd w:id="83"/>
+      <w:bookmarkEnd w:id="84"/>
     </w:p>
     <w:p>
       <w:pPr>
@@ -22442,11 +22638,11 @@
       <w:pPr>
         <w:pStyle w:val="berschrift2"/>
       </w:pPr>
-      <w:bookmarkStart w:id="84" w:name="_Toc243037486"/>
+      <w:bookmarkStart w:id="85" w:name="_Toc243040634"/>
       <w:r>
         <w:t>Kennzahlen-Glossar</w:t>
       </w:r>
-      <w:bookmarkEnd w:id="84"/>
+      <w:bookmarkEnd w:id="85"/>
     </w:p>
     <w:tbl>
       <w:tblPr>
@@ -23187,11 +23383,11 @@
       <w:pPr>
         <w:pStyle w:val="berschrift1"/>
       </w:pPr>
-      <w:bookmarkStart w:id="85" w:name="_Toc243037487"/>
+      <w:bookmarkStart w:id="86" w:name="_Toc243040635"/>
       <w:r>
         <w:t>HR</w:t>
       </w:r>
-      <w:bookmarkEnd w:id="85"/>
+      <w:bookmarkEnd w:id="86"/>
     </w:p>
     <w:p>
       <w:r>
@@ -23210,11 +23406,11 @@
       <w:pPr>
         <w:pStyle w:val="berschrift2"/>
       </w:pPr>
-      <w:bookmarkStart w:id="86" w:name="_Toc243037488"/>
+      <w:bookmarkStart w:id="87" w:name="_Toc243040636"/>
       <w:r>
         <w:t>HR Dashboard</w:t>
       </w:r>
-      <w:bookmarkEnd w:id="86"/>
+      <w:bookmarkEnd w:id="87"/>
     </w:p>
     <w:p>
       <w:pPr>
@@ -23405,11 +23601,11 @@
       <w:pPr>
         <w:pStyle w:val="berschrift2"/>
       </w:pPr>
-      <w:bookmarkStart w:id="87" w:name="_Toc243037489"/>
+      <w:bookmarkStart w:id="88" w:name="_Toc243040637"/>
       <w:r>
         <w:t>Überblick</w:t>
       </w:r>
-      <w:bookmarkEnd w:id="87"/>
+      <w:bookmarkEnd w:id="88"/>
     </w:p>
     <w:p>
       <w:pPr>
@@ -23495,11 +23691,11 @@
       <w:pPr>
         <w:pStyle w:val="berschrift2"/>
       </w:pPr>
-      <w:bookmarkStart w:id="88" w:name="_Toc243037490"/>
+      <w:bookmarkStart w:id="89" w:name="_Toc243040638"/>
       <w:r>
         <w:t>Fluktuation</w:t>
       </w:r>
-      <w:bookmarkEnd w:id="88"/>
+      <w:bookmarkEnd w:id="89"/>
     </w:p>
     <w:p>
       <w:pPr>
@@ -23684,11 +23880,11 @@
       <w:pPr>
         <w:pStyle w:val="berschrift2"/>
       </w:pPr>
-      <w:bookmarkStart w:id="89" w:name="_Toc243037491"/>
+      <w:bookmarkStart w:id="90" w:name="_Toc243040639"/>
       <w:r>
         <w:t>Ampel</w:t>
       </w:r>
-      <w:bookmarkEnd w:id="89"/>
+      <w:bookmarkEnd w:id="90"/>
     </w:p>
     <w:p>
       <w:pPr>
@@ -23777,11 +23973,11 @@
       <w:pPr>
         <w:pStyle w:val="berschrift2"/>
       </w:pPr>
-      <w:bookmarkStart w:id="90" w:name="_Toc243037492"/>
+      <w:bookmarkStart w:id="91" w:name="_Toc243040640"/>
       <w:r>
         <w:t>Absenzen</w:t>
       </w:r>
-      <w:bookmarkEnd w:id="90"/>
+      <w:bookmarkEnd w:id="91"/>
     </w:p>
     <w:p>
       <w:pPr>
@@ -23889,11 +24085,11 @@
       <w:pPr>
         <w:pStyle w:val="berschrift2"/>
       </w:pPr>
-      <w:bookmarkStart w:id="91" w:name="_Toc243037493"/>
+      <w:bookmarkStart w:id="92" w:name="_Toc243040641"/>
       <w:r>
         <w:t>Zeit / Ferien</w:t>
       </w:r>
-      <w:bookmarkEnd w:id="91"/>
+      <w:bookmarkEnd w:id="92"/>
     </w:p>
     <w:p>
       <w:pPr>
@@ -23988,11 +24184,11 @@
       <w:pPr>
         <w:pStyle w:val="berschrift2"/>
       </w:pPr>
-      <w:bookmarkStart w:id="92" w:name="_Toc243037494"/>
+      <w:bookmarkStart w:id="93" w:name="_Toc243040642"/>
       <w:r>
         <w:t>Mitarbeitende</w:t>
       </w:r>
-      <w:bookmarkEnd w:id="92"/>
+      <w:bookmarkEnd w:id="93"/>
     </w:p>
     <w:p>
       <w:pPr>
@@ -24078,11 +24274,11 @@
       <w:pPr>
         <w:pStyle w:val="berschrift2"/>
       </w:pPr>
-      <w:bookmarkStart w:id="93" w:name="_Toc243037495"/>
+      <w:bookmarkStart w:id="94" w:name="_Toc243040643"/>
       <w:r>
         <w:t>Datenstatus</w:t>
       </w:r>
-      <w:bookmarkEnd w:id="93"/>
+      <w:bookmarkEnd w:id="94"/>
     </w:p>
     <w:p>
       <w:pPr>
@@ -24168,11 +24364,11 @@
       <w:pPr>
         <w:pStyle w:val="berschrift2"/>
       </w:pPr>
-      <w:bookmarkStart w:id="94" w:name="_Toc243037496"/>
+      <w:bookmarkStart w:id="95" w:name="_Toc243040644"/>
       <w:r>
         <w:t>Anleitung</w:t>
       </w:r>
-      <w:bookmarkEnd w:id="94"/>
+      <w:bookmarkEnd w:id="95"/>
     </w:p>
     <w:p>
       <w:pPr>
@@ -24261,11 +24457,11 @@
       <w:pPr>
         <w:pStyle w:val="berschrift2"/>
       </w:pPr>
-      <w:bookmarkStart w:id="95" w:name="_Toc243037497"/>
+      <w:bookmarkStart w:id="96" w:name="_Toc243040645"/>
       <w:r>
         <w:t>HR KPI Schulung</w:t>
       </w:r>
-      <w:bookmarkEnd w:id="95"/>
+      <w:bookmarkEnd w:id="96"/>
     </w:p>
     <w:p>
       <w:pPr>
@@ -24366,11 +24562,11 @@
       <w:pPr>
         <w:pStyle w:val="berschrift2"/>
       </w:pPr>
-      <w:bookmarkStart w:id="96" w:name="_Toc243037498"/>
+      <w:bookmarkStart w:id="97" w:name="_Toc243040646"/>
       <w:r>
         <w:t>Kennzahlen-Glossar</w:t>
       </w:r>
-      <w:bookmarkEnd w:id="96"/>
+      <w:bookmarkEnd w:id="97"/>
     </w:p>
     <w:tbl>
       <w:tblPr>
@@ -25152,11 +25348,11 @@
       <w:pPr>
         <w:pStyle w:val="berschrift1"/>
       </w:pPr>
-      <w:bookmarkStart w:id="97" w:name="_Toc243037499"/>
+      <w:bookmarkStart w:id="98" w:name="_Toc243040647"/>
       <w:r>
         <w:t>Weltlage</w:t>
       </w:r>
-      <w:bookmarkEnd w:id="97"/>
+      <w:bookmarkEnd w:id="98"/>
     </w:p>
     <w:p>
       <w:r>
@@ -25195,11 +25391,11 @@
       <w:pPr>
         <w:pStyle w:val="berschrift2"/>
       </w:pPr>
-      <w:bookmarkStart w:id="98" w:name="_Toc243037500"/>
+      <w:bookmarkStart w:id="99" w:name="_Toc243040648"/>
       <w:r>
         <w:t>Radar</w:t>
       </w:r>
-      <w:bookmarkEnd w:id="98"/>
+      <w:bookmarkEnd w:id="99"/>
     </w:p>
     <w:p>
       <w:pPr>
@@ -25513,11 +25709,11 @@
       <w:pPr>
         <w:pStyle w:val="berschrift2"/>
       </w:pPr>
-      <w:bookmarkStart w:id="99" w:name="_Toc243037501"/>
+      <w:bookmarkStart w:id="100" w:name="_Toc243040649"/>
       <w:r>
         <w:t>Länder</w:t>
       </w:r>
-      <w:bookmarkEnd w:id="99"/>
+      <w:bookmarkEnd w:id="100"/>
     </w:p>
     <w:p>
       <w:pPr>
@@ -25640,11 +25836,11 @@
       <w:pPr>
         <w:pStyle w:val="berschrift2"/>
       </w:pPr>
-      <w:bookmarkStart w:id="100" w:name="_Toc243037502"/>
+      <w:bookmarkStart w:id="101" w:name="_Toc243040650"/>
       <w:r>
         <w:t>Rohstoffe und Währungen</w:t>
       </w:r>
-      <w:bookmarkEnd w:id="100"/>
+      <w:bookmarkEnd w:id="101"/>
     </w:p>
     <w:p>
       <w:pPr>
@@ -25900,11 +26096,11 @@
       <w:pPr>
         <w:pStyle w:val="berschrift2"/>
       </w:pPr>
-      <w:bookmarkStart w:id="101" w:name="_Toc243037503"/>
+      <w:bookmarkStart w:id="102" w:name="_Toc243040651"/>
       <w:r>
         <w:t>Ereignisse</w:t>
       </w:r>
-      <w:bookmarkEnd w:id="101"/>
+      <w:bookmarkEnd w:id="102"/>
     </w:p>
     <w:p>
       <w:pPr>
@@ -26024,11 +26220,11 @@
       <w:pPr>
         <w:pStyle w:val="berschrift2"/>
       </w:pPr>
-      <w:bookmarkStart w:id="102" w:name="_Toc243037504"/>
+      <w:bookmarkStart w:id="103" w:name="_Toc243040652"/>
       <w:r>
         <w:t>Kennzahlen-Glossar</w:t>
       </w:r>
-      <w:bookmarkEnd w:id="102"/>
+      <w:bookmarkEnd w:id="103"/>
     </w:p>
     <w:tbl>
       <w:tblPr>
@@ -26564,11 +26760,11 @@
       <w:pPr>
         <w:pStyle w:val="berschrift1"/>
       </w:pPr>
-      <w:bookmarkStart w:id="103" w:name="_Toc243037505"/>
+      <w:bookmarkStart w:id="104" w:name="_Toc243040653"/>
       <w:r>
         <w:t>Netzwerk und IT-Infrastruktur</w:t>
       </w:r>
-      <w:bookmarkEnd w:id="103"/>
+      <w:bookmarkEnd w:id="104"/>
     </w:p>
     <w:p>
       <w:r>
@@ -26601,11 +26797,11 @@
       <w:pPr>
         <w:pStyle w:val="berschrift2"/>
       </w:pPr>
-      <w:bookmarkStart w:id="104" w:name="_Toc243037506"/>
+      <w:bookmarkStart w:id="105" w:name="_Toc243040654"/>
       <w:r>
         <w:t>Übersicht</w:t>
       </w:r>
-      <w:bookmarkEnd w:id="104"/>
+      <w:bookmarkEnd w:id="105"/>
     </w:p>
     <w:p>
       <w:pPr>
@@ -26710,11 +26906,11 @@
       <w:pPr>
         <w:pStyle w:val="berschrift2"/>
       </w:pPr>
-      <w:bookmarkStart w:id="105" w:name="_Toc243037507"/>
+      <w:bookmarkStart w:id="106" w:name="_Toc243040655"/>
       <w:r>
         <w:t>Verfügbarkeit</w:t>
       </w:r>
-      <w:bookmarkEnd w:id="105"/>
+      <w:bookmarkEnd w:id="106"/>
     </w:p>
     <w:p>
       <w:pPr>
@@ -26834,11 +27030,11 @@
       <w:pPr>
         <w:pStyle w:val="berschrift2"/>
       </w:pPr>
-      <w:bookmarkStart w:id="106" w:name="_Toc243037508"/>
+      <w:bookmarkStart w:id="107" w:name="_Toc243040656"/>
       <w:r>
         <w:t>Netz oder Daten</w:t>
       </w:r>
-      <w:bookmarkEnd w:id="106"/>
+      <w:bookmarkEnd w:id="107"/>
     </w:p>
     <w:p>
       <w:pPr>
@@ -26958,11 +27154,11 @@
       <w:pPr>
         <w:pStyle w:val="berschrift2"/>
       </w:pPr>
-      <w:bookmarkStart w:id="107" w:name="_Toc243037509"/>
+      <w:bookmarkStart w:id="108" w:name="_Toc243040657"/>
       <w:r>
         <w:t>Sicherheit</w:t>
       </w:r>
-      <w:bookmarkEnd w:id="107"/>
+      <w:bookmarkEnd w:id="108"/>
     </w:p>
     <w:p>
       <w:pPr>
@@ -27064,11 +27260,11 @@
       <w:pPr>
         <w:pStyle w:val="berschrift2"/>
       </w:pPr>
-      <w:bookmarkStart w:id="108" w:name="_Toc243037510"/>
+      <w:bookmarkStart w:id="109" w:name="_Toc243040658"/>
       <w:r>
         <w:t>Active Directory</w:t>
       </w:r>
-      <w:bookmarkEnd w:id="108"/>
+      <w:bookmarkEnd w:id="109"/>
     </w:p>
     <w:p>
       <w:pPr>
@@ -27173,11 +27369,11 @@
       <w:pPr>
         <w:pStyle w:val="berschrift2"/>
       </w:pPr>
-      <w:bookmarkStart w:id="109" w:name="_Toc243037511"/>
+      <w:bookmarkStart w:id="110" w:name="_Toc243040659"/>
       <w:r>
         <w:t>AD-Infrastruktur</w:t>
       </w:r>
-      <w:bookmarkEnd w:id="109"/>
+      <w:bookmarkEnd w:id="110"/>
     </w:p>
     <w:p>
       <w:pPr>
@@ -27253,11 +27449,11 @@
       <w:pPr>
         <w:pStyle w:val="berschrift2"/>
       </w:pPr>
-      <w:bookmarkStart w:id="110" w:name="_Toc243037512"/>
+      <w:bookmarkStart w:id="111" w:name="_Toc243040660"/>
       <w:r>
         <w:t>Gruppenrichtlinien</w:t>
       </w:r>
-      <w:bookmarkEnd w:id="110"/>
+      <w:bookmarkEnd w:id="111"/>
     </w:p>
     <w:p>
       <w:pPr>
@@ -27333,11 +27529,11 @@
       <w:pPr>
         <w:pStyle w:val="berschrift2"/>
       </w:pPr>
-      <w:bookmarkStart w:id="111" w:name="_Toc243037513"/>
+      <w:bookmarkStart w:id="112" w:name="_Toc243040661"/>
       <w:r>
         <w:t>DNS</w:t>
       </w:r>
-      <w:bookmarkEnd w:id="111"/>
+      <w:bookmarkEnd w:id="112"/>
     </w:p>
     <w:p>
       <w:pPr>
@@ -27395,11 +27591,11 @@
       <w:pPr>
         <w:pStyle w:val="berschrift2"/>
       </w:pPr>
-      <w:bookmarkStart w:id="112" w:name="_Toc243037514"/>
+      <w:bookmarkStart w:id="113" w:name="_Toc243040662"/>
       <w:r>
         <w:t>Verlauf</w:t>
       </w:r>
-      <w:bookmarkEnd w:id="112"/>
+      <w:bookmarkEnd w:id="113"/>
     </w:p>
     <w:p>
       <w:pPr>
@@ -27488,11 +27684,11 @@
       <w:pPr>
         <w:pStyle w:val="berschrift2"/>
       </w:pPr>
-      <w:bookmarkStart w:id="113" w:name="_Toc243037515"/>
+      <w:bookmarkStart w:id="114" w:name="_Toc243040663"/>
       <w:r>
         <w:t>Migration</w:t>
       </w:r>
-      <w:bookmarkEnd w:id="113"/>
+      <w:bookmarkEnd w:id="114"/>
     </w:p>
     <w:p>
       <w:pPr>
@@ -27661,11 +27857,11 @@
       <w:pPr>
         <w:pStyle w:val="berschrift2"/>
       </w:pPr>
-      <w:bookmarkStart w:id="114" w:name="_Toc243037516"/>
+      <w:bookmarkStart w:id="115" w:name="_Toc243040664"/>
       <w:r>
         <w:t>Bericht</w:t>
       </w:r>
-      <w:bookmarkEnd w:id="114"/>
+      <w:bookmarkEnd w:id="115"/>
     </w:p>
     <w:p>
       <w:pPr>
@@ -27770,11 +27966,11 @@
       <w:pPr>
         <w:pStyle w:val="berschrift2"/>
       </w:pPr>
-      <w:bookmarkStart w:id="115" w:name="_Toc243037517"/>
+      <w:bookmarkStart w:id="116" w:name="_Toc243040665"/>
       <w:r>
         <w:t>Arbeitsplätze</w:t>
       </w:r>
-      <w:bookmarkEnd w:id="115"/>
+      <w:bookmarkEnd w:id="116"/>
     </w:p>
     <w:p>
       <w:pPr>
@@ -27876,11 +28072,11 @@
       <w:pPr>
         <w:pStyle w:val="berschrift2"/>
       </w:pPr>
-      <w:bookmarkStart w:id="116" w:name="_Toc243037518"/>
+      <w:bookmarkStart w:id="117" w:name="_Toc243040666"/>
       <w:r>
         <w:t>Kennzahlen-Glossar</w:t>
       </w:r>
-      <w:bookmarkEnd w:id="116"/>
+      <w:bookmarkEnd w:id="117"/>
     </w:p>
     <w:tbl>
       <w:tblPr>
@@ -28457,11 +28653,11 @@
       <w:pPr>
         <w:pStyle w:val="berschrift1"/>
       </w:pPr>
-      <w:bookmarkStart w:id="117" w:name="_Toc243037519"/>
+      <w:bookmarkStart w:id="118" w:name="_Toc243040667"/>
       <w:r>
         <w:t>Trafag Projekte</w:t>
       </w:r>
-      <w:bookmarkEnd w:id="117"/>
+      <w:bookmarkEnd w:id="118"/>
     </w:p>
     <w:p>
       <w:r>
@@ -28475,11 +28671,11 @@
       <w:pPr>
         <w:pStyle w:val="berschrift2"/>
       </w:pPr>
-      <w:bookmarkStart w:id="118" w:name="_Toc243037520"/>
+      <w:bookmarkStart w:id="119" w:name="_Toc243040668"/>
       <w:r>
         <w:t>Projektübersicht und Meine Aufgaben</w:t>
       </w:r>
-      <w:bookmarkEnd w:id="118"/>
+      <w:bookmarkEnd w:id="119"/>
     </w:p>
     <w:p>
       <w:pPr>
@@ -28630,11 +28826,11 @@
       <w:pPr>
         <w:pStyle w:val="berschrift2"/>
       </w:pPr>
-      <w:bookmarkStart w:id="119" w:name="_Toc243037521"/>
+      <w:bookmarkStart w:id="120" w:name="_Toc243040669"/>
       <w:r>
         <w:t>Neues Projekt</w:t>
       </w:r>
-      <w:bookmarkEnd w:id="119"/>
+      <w:bookmarkEnd w:id="120"/>
     </w:p>
     <w:p>
       <w:pPr>
@@ -28776,11 +28972,11 @@
       <w:pPr>
         <w:pStyle w:val="berschrift2"/>
       </w:pPr>
-      <w:bookmarkStart w:id="120" w:name="_Toc243037522"/>
+      <w:bookmarkStart w:id="121" w:name="_Toc243040670"/>
       <w:r>
         <w:t>Board</w:t>
       </w:r>
-      <w:bookmarkEnd w:id="120"/>
+      <w:bookmarkEnd w:id="121"/>
     </w:p>
     <w:p>
       <w:pPr>
@@ -28952,11 +29148,11 @@
       <w:pPr>
         <w:pStyle w:val="berschrift2"/>
       </w:pPr>
-      <w:bookmarkStart w:id="121" w:name="_Toc243037523"/>
+      <w:bookmarkStart w:id="122" w:name="_Toc243040671"/>
       <w:r>
         <w:t>Aufgabe im Detail</w:t>
       </w:r>
-      <w:bookmarkEnd w:id="121"/>
+      <w:bookmarkEnd w:id="122"/>
     </w:p>
     <w:p>
       <w:pPr>
@@ -29089,11 +29285,11 @@
       <w:pPr>
         <w:pStyle w:val="berschrift2"/>
       </w:pPr>
-      <w:bookmarkStart w:id="122" w:name="_Toc243037524"/>
+      <w:bookmarkStart w:id="123" w:name="_Toc243040672"/>
       <w:r>
         <w:t>Backlog und Sprints</w:t>
       </w:r>
-      <w:bookmarkEnd w:id="122"/>
+      <w:bookmarkEnd w:id="123"/>
     </w:p>
     <w:p>
       <w:pPr>
@@ -29223,11 +29419,11 @@
       <w:pPr>
         <w:pStyle w:val="berschrift2"/>
       </w:pPr>
-      <w:bookmarkStart w:id="123" w:name="_Toc243037525"/>
+      <w:bookmarkStart w:id="124" w:name="_Toc243040673"/>
       <w:r>
         <w:t>Liste, Zeitachse und Kalender</w:t>
       </w:r>
-      <w:bookmarkEnd w:id="123"/>
+      <w:bookmarkEnd w:id="124"/>
     </w:p>
     <w:p>
       <w:pPr>
@@ -29387,11 +29583,11 @@
       <w:pPr>
         <w:pStyle w:val="berschrift2"/>
       </w:pPr>
-      <w:bookmarkStart w:id="124" w:name="_Toc243037526"/>
+      <w:bookmarkStart w:id="125" w:name="_Toc243040674"/>
       <w:r>
         <w:t>Diagramme</w:t>
       </w:r>
-      <w:bookmarkEnd w:id="124"/>
+      <w:bookmarkEnd w:id="125"/>
     </w:p>
     <w:p>
       <w:pPr>
@@ -29524,11 +29720,11 @@
       <w:pPr>
         <w:pStyle w:val="berschrift2"/>
       </w:pPr>
-      <w:bookmarkStart w:id="125" w:name="_Toc243037527"/>
+      <w:bookmarkStart w:id="126" w:name="_Toc243040675"/>
       <w:r>
         <w:t>Aktivität und Einstellungen</w:t>
       </w:r>
-      <w:bookmarkEnd w:id="125"/>
+      <w:bookmarkEnd w:id="126"/>
     </w:p>
     <w:p>
       <w:pPr>
@@ -29640,11 +29836,11 @@
       <w:pPr>
         <w:pStyle w:val="berschrift2"/>
       </w:pPr>
-      <w:bookmarkStart w:id="126" w:name="_Toc243037528"/>
+      <w:bookmarkStart w:id="127" w:name="_Toc243040676"/>
       <w:r>
         <w:t>Portfolio nach HERMES</w:t>
       </w:r>
-      <w:bookmarkEnd w:id="126"/>
+      <w:bookmarkEnd w:id="127"/>
     </w:p>
     <w:p>
       <w:pPr>
@@ -29724,11 +29920,11 @@
       <w:pPr>
         <w:pStyle w:val="berschrift2"/>
       </w:pPr>
-      <w:bookmarkStart w:id="127" w:name="_Toc243037529"/>
+      <w:bookmarkStart w:id="128" w:name="_Toc243040677"/>
       <w:r>
         <w:t>Kennzahlen-Glossar</w:t>
       </w:r>
-      <w:bookmarkEnd w:id="127"/>
+      <w:bookmarkEnd w:id="128"/>
     </w:p>
     <w:tbl>
       <w:tblPr>
@@ -30100,11 +30296,11 @@
       <w:pPr>
         <w:pStyle w:val="berschrift1"/>
       </w:pPr>
-      <w:bookmarkStart w:id="128" w:name="_Toc243037530"/>
+      <w:bookmarkStart w:id="129" w:name="_Toc243040678"/>
       <w:r>
         <w:t>Trafag Reddit</w:t>
       </w:r>
-      <w:bookmarkEnd w:id="128"/>
+      <w:bookmarkEnd w:id="129"/>
     </w:p>
     <w:p>
       <w:r>
@@ -30118,11 +30314,11 @@
       <w:pPr>
         <w:pStyle w:val="berschrift2"/>
       </w:pPr>
-      <w:bookmarkStart w:id="129" w:name="_Toc243037531"/>
+      <w:bookmarkStart w:id="130" w:name="_Toc243040679"/>
       <w:r>
         <w:t>Startseite und Feed</w:t>
       </w:r>
-      <w:bookmarkEnd w:id="129"/>
+      <w:bookmarkEnd w:id="130"/>
     </w:p>
     <w:p>
       <w:pPr>
@@ -30366,11 +30562,11 @@
       <w:pPr>
         <w:pStyle w:val="berschrift2"/>
       </w:pPr>
-      <w:bookmarkStart w:id="130" w:name="_Toc243037532"/>
+      <w:bookmarkStart w:id="131" w:name="_Toc243040680"/>
       <w:r>
         <w:t>Beitrag und Antworten</w:t>
       </w:r>
-      <w:bookmarkEnd w:id="130"/>
+      <w:bookmarkEnd w:id="131"/>
     </w:p>
     <w:p>
       <w:pPr>
@@ -30548,11 +30744,11 @@
       <w:pPr>
         <w:pStyle w:val="berschrift2"/>
       </w:pPr>
-      <w:bookmarkStart w:id="131" w:name="_Toc243037533"/>
+      <w:bookmarkStart w:id="132" w:name="_Toc243040681"/>
       <w:r>
         <w:t>Communities</w:t>
       </w:r>
-      <w:bookmarkEnd w:id="131"/>
+      <w:bookmarkEnd w:id="132"/>
     </w:p>
     <w:p>
       <w:pPr>
@@ -30672,11 +30868,11 @@
       <w:pPr>
         <w:pStyle w:val="berschrift1"/>
       </w:pPr>
-      <w:bookmarkStart w:id="132" w:name="_Toc243037534"/>
+      <w:bookmarkStart w:id="133" w:name="_Toc243040682"/>
       <w:r>
         <w:t>Operations</w:t>
       </w:r>
-      <w:bookmarkEnd w:id="132"/>
+      <w:bookmarkEnd w:id="133"/>
     </w:p>
     <w:p>
       <w:r>
@@ -30708,11 +30904,11 @@
       <w:pPr>
         <w:pStyle w:val="berschrift2"/>
       </w:pPr>
-      <w:bookmarkStart w:id="133" w:name="_Toc243037535"/>
+      <w:bookmarkStart w:id="134" w:name="_Toc243040683"/>
       <w:r>
         <w:t>Schnellüberblick</w:t>
       </w:r>
-      <w:bookmarkEnd w:id="133"/>
+      <w:bookmarkEnd w:id="134"/>
     </w:p>
     <w:p>
       <w:pPr>
@@ -30733,7 +30929,7 @@
           <w:noProof/>
         </w:rPr>
         <w:drawing>
-          <wp:inline distT="0" distB="0" distL="0" distR="0" wp14:anchorId="5234268B" wp14:editId="35B7773E">
+          <wp:inline distT="0" distB="0" distL="0" distR="0" wp14:anchorId="0B1C5E96" wp14:editId="5A6561C1">
             <wp:extent cx="5868000" cy="3688457"/>
             <wp:effectExtent l="0" t="0" r="0" b="0"/>
             <wp:docPr id="101" name="operations_prozess.png"/>
@@ -31988,11 +32184,11 @@
       <w:pPr>
         <w:pStyle w:val="berschrift2"/>
       </w:pPr>
-      <w:bookmarkStart w:id="134" w:name="_Toc243037536"/>
+      <w:bookmarkStart w:id="135" w:name="_Toc243040684"/>
       <w:r>
         <w:t>Geschäftsprozess: das tägliche Shop-Floor-Meeting</w:t>
       </w:r>
-      <w:bookmarkEnd w:id="134"/>
+      <w:bookmarkEnd w:id="135"/>
     </w:p>
     <w:p>
       <w:pPr>
@@ -32117,11 +32313,11 @@
       <w:pPr>
         <w:pStyle w:val="berschrift2"/>
       </w:pPr>
-      <w:bookmarkStart w:id="135" w:name="_Toc243037537"/>
+      <w:bookmarkStart w:id="136" w:name="_Toc243040685"/>
       <w:r>
         <w:t>KPI Übersicht</w:t>
       </w:r>
-      <w:bookmarkEnd w:id="135"/>
+      <w:bookmarkEnd w:id="136"/>
     </w:p>
     <w:p>
       <w:pPr>
@@ -32262,11 +32458,11 @@
       <w:pPr>
         <w:pStyle w:val="berschrift2"/>
       </w:pPr>
-      <w:bookmarkStart w:id="136" w:name="_Toc243037538"/>
+      <w:bookmarkStart w:id="137" w:name="_Toc243040686"/>
       <w:r>
         <w:t>OTD / OTIF / OTP</w:t>
       </w:r>
-      <w:bookmarkEnd w:id="136"/>
+      <w:bookmarkEnd w:id="137"/>
     </w:p>
     <w:p>
       <w:pPr>
@@ -32466,11 +32662,11 @@
       <w:pPr>
         <w:pStyle w:val="berschrift2"/>
       </w:pPr>
-      <w:bookmarkStart w:id="137" w:name="_Toc243037539"/>
+      <w:bookmarkStart w:id="138" w:name="_Toc243040687"/>
       <w:r>
         <w:t>Shopfloor: Startseite und Ablauf</w:t>
       </w:r>
-      <w:bookmarkEnd w:id="137"/>
+      <w:bookmarkEnd w:id="138"/>
     </w:p>
     <w:p>
       <w:pPr>
@@ -32650,11 +32846,11 @@
       <w:pPr>
         <w:pStyle w:val="berschrift2"/>
       </w:pPr>
-      <w:bookmarkStart w:id="138" w:name="_Toc243037540"/>
+      <w:bookmarkStart w:id="139" w:name="_Toc243040688"/>
       <w:r>
         <w:t>Shopfloor: Highlights und Zuständigkeiten</w:t>
       </w:r>
-      <w:bookmarkEnd w:id="138"/>
+      <w:bookmarkEnd w:id="139"/>
     </w:p>
     <w:p>
       <w:pPr>
@@ -32755,11 +32951,11 @@
       <w:pPr>
         <w:pStyle w:val="berschrift2"/>
       </w:pPr>
-      <w:bookmarkStart w:id="139" w:name="_Toc243037541"/>
+      <w:bookmarkStart w:id="140" w:name="_Toc243040689"/>
       <w:r>
         <w:t>Shopfloor: Pendenzen und Entwicklungsaufträge</w:t>
       </w:r>
-      <w:bookmarkEnd w:id="139"/>
+      <w:bookmarkEnd w:id="140"/>
     </w:p>
     <w:p>
       <w:pPr>
@@ -32878,11 +33074,11 @@
       <w:pPr>
         <w:pStyle w:val="berschrift2"/>
       </w:pPr>
-      <w:bookmarkStart w:id="140" w:name="_Toc243037542"/>
+      <w:bookmarkStart w:id="141" w:name="_Toc243040690"/>
       <w:r>
         <w:t>Shopfloor: Abteilungen SEH, TR5, TX und DW</w:t>
       </w:r>
-      <w:bookmarkEnd w:id="140"/>
+      <w:bookmarkEnd w:id="141"/>
     </w:p>
     <w:p>
       <w:pPr>
@@ -33129,11 +33325,11 @@
       <w:pPr>
         <w:pStyle w:val="berschrift2"/>
       </w:pPr>
-      <w:bookmarkStart w:id="141" w:name="_Toc243037543"/>
+      <w:bookmarkStart w:id="142" w:name="_Toc243040691"/>
       <w:r>
         <w:t>Shopfloor: Status Bereich (Ampel)</w:t>
       </w:r>
-      <w:bookmarkEnd w:id="141"/>
+      <w:bookmarkEnd w:id="142"/>
     </w:p>
     <w:p>
       <w:pPr>
@@ -33219,11 +33415,11 @@
       <w:pPr>
         <w:pStyle w:val="berschrift2"/>
       </w:pPr>
-      <w:bookmarkStart w:id="142" w:name="_Toc243037544"/>
+      <w:bookmarkStart w:id="143" w:name="_Toc243040692"/>
       <w:r>
         <w:t>Shopfloor: Lieferzeiten</w:t>
       </w:r>
-      <w:bookmarkEnd w:id="142"/>
+      <w:bookmarkEnd w:id="143"/>
     </w:p>
     <w:p>
       <w:pPr>
@@ -33318,11 +33514,11 @@
       <w:pPr>
         <w:pStyle w:val="berschrift2"/>
       </w:pPr>
-      <w:bookmarkStart w:id="143" w:name="_Toc243037545"/>
+      <w:bookmarkStart w:id="144" w:name="_Toc243040693"/>
       <w:r>
         <w:t>Shopfloor: Rückstandslisten</w:t>
       </w:r>
-      <w:bookmarkEnd w:id="143"/>
+      <w:bookmarkEnd w:id="144"/>
     </w:p>
     <w:p>
       <w:pPr>
@@ -33428,11 +33624,11 @@
       <w:pPr>
         <w:pStyle w:val="berschrift2"/>
       </w:pPr>
-      <w:bookmarkStart w:id="144" w:name="_Toc243037546"/>
+      <w:bookmarkStart w:id="145" w:name="_Toc243040694"/>
       <w:r>
         <w:t>Shopfloor: PPD (Produktionsplanung und Disposition)</w:t>
       </w:r>
-      <w:bookmarkEnd w:id="144"/>
+      <w:bookmarkEnd w:id="145"/>
     </w:p>
     <w:p>
       <w:pPr>
@@ -33614,11 +33810,11 @@
       <w:pPr>
         <w:pStyle w:val="berschrift2"/>
       </w:pPr>
-      <w:bookmarkStart w:id="145" w:name="_Toc243037547"/>
+      <w:bookmarkStart w:id="146" w:name="_Toc243040695"/>
       <w:r>
         <w:t>Shopfloor: PPA-Grafik und Forecast</w:t>
       </w:r>
-      <w:bookmarkEnd w:id="145"/>
+      <w:bookmarkEnd w:id="146"/>
     </w:p>
     <w:p>
       <w:pPr>
@@ -33725,11 +33921,11 @@
       <w:pPr>
         <w:pStyle w:val="berschrift2"/>
       </w:pPr>
-      <w:bookmarkStart w:id="146" w:name="_Toc243037548"/>
+      <w:bookmarkStart w:id="147" w:name="_Toc243040696"/>
       <w:r>
         <w:t>Shopfloor: Terminverbesserungsanfragen, Angebote und Kommunikation</w:t>
       </w:r>
-      <w:bookmarkEnd w:id="146"/>
+      <w:bookmarkEnd w:id="147"/>
     </w:p>
     <w:p>
       <w:pPr>
@@ -33920,11 +34116,11 @@
       <w:pPr>
         <w:pStyle w:val="berschrift2"/>
       </w:pPr>
-      <w:bookmarkStart w:id="147" w:name="_Toc243037549"/>
+      <w:bookmarkStart w:id="148" w:name="_Toc243040697"/>
       <w:r>
         <w:t>Shopfloor: Logistik</w:t>
       </w:r>
-      <w:bookmarkEnd w:id="147"/>
+      <w:bookmarkEnd w:id="148"/>
     </w:p>
     <w:p>
       <w:pPr>
@@ -34039,11 +34235,11 @@
       <w:pPr>
         <w:pStyle w:val="berschrift2"/>
       </w:pPr>
-      <w:bookmarkStart w:id="148" w:name="_Toc243037550"/>
+      <w:bookmarkStart w:id="149" w:name="_Toc243040698"/>
       <w:r>
         <w:t>Shopfloor: Unterhalt</w:t>
       </w:r>
-      <w:bookmarkEnd w:id="148"/>
+      <w:bookmarkEnd w:id="149"/>
     </w:p>
     <w:p>
       <w:pPr>
@@ -34129,11 +34325,11 @@
       <w:pPr>
         <w:pStyle w:val="berschrift2"/>
       </w:pPr>
-      <w:bookmarkStart w:id="149" w:name="_Toc243037551"/>
+      <w:bookmarkStart w:id="150" w:name="_Toc243040699"/>
       <w:r>
         <w:t>Shopfloor: Einkauf, Fehlteile (ZD05)</w:t>
       </w:r>
-      <w:bookmarkEnd w:id="149"/>
+      <w:bookmarkEnd w:id="150"/>
     </w:p>
     <w:p>
       <w:pPr>
@@ -34255,11 +34451,11 @@
       <w:pPr>
         <w:pStyle w:val="berschrift2"/>
       </w:pPr>
-      <w:bookmarkStart w:id="150" w:name="_Toc243037552"/>
+      <w:bookmarkStart w:id="151" w:name="_Toc243040700"/>
       <w:r>
         <w:t>Shopfloor: Verkauf</w:t>
       </w:r>
-      <w:bookmarkEnd w:id="150"/>
+      <w:bookmarkEnd w:id="151"/>
     </w:p>
     <w:p>
       <w:pPr>
@@ -34365,11 +34561,11 @@
       <w:pPr>
         <w:pStyle w:val="berschrift2"/>
       </w:pPr>
-      <w:bookmarkStart w:id="151" w:name="_Toc243037553"/>
+      <w:bookmarkStart w:id="152" w:name="_Toc243040701"/>
       <w:r>
         <w:t>Shopfloor: CZ, MTF und Sensorbestände</w:t>
       </w:r>
-      <w:bookmarkEnd w:id="151"/>
+      <w:bookmarkEnd w:id="152"/>
     </w:p>
     <w:p>
       <w:pPr>
@@ -34528,11 +34724,11 @@
       <w:pPr>
         <w:pStyle w:val="berschrift2"/>
       </w:pPr>
-      <w:bookmarkStart w:id="152" w:name="_Toc243037554"/>
+      <w:bookmarkStart w:id="153" w:name="_Toc243040702"/>
       <w:r>
         <w:t>Shopfloor: Personen und Mail, Schnittstelle SAP / MES, Export</w:t>
       </w:r>
-      <w:bookmarkEnd w:id="152"/>
+      <w:bookmarkEnd w:id="153"/>
     </w:p>
     <w:p>
       <w:pPr>
@@ -34645,11 +34841,11 @@
       <w:pPr>
         <w:pStyle w:val="berschrift2"/>
       </w:pPr>
-      <w:bookmarkStart w:id="153" w:name="_Toc243037555"/>
+      <w:bookmarkStart w:id="154" w:name="_Toc243040703"/>
       <w:r>
         <w:t>Kennzahlen-Glossar</w:t>
       </w:r>
-      <w:bookmarkEnd w:id="153"/>
+      <w:bookmarkEnd w:id="154"/>
     </w:p>
     <w:tbl>
       <w:tblPr>
@@ -35716,7 +35912,7 @@
         <w:noProof/>
       </w:rPr>
       <w:drawing>
-        <wp:inline distT="0" distB="0" distL="0" distR="0" wp14:anchorId="3BCE7FB0" wp14:editId="7C05464B">
+        <wp:inline distT="0" distB="0" distL="0" distR="0" wp14:anchorId="4682063A" wp14:editId="0535ABA7">
           <wp:extent cx="720000" cy="349200"/>
           <wp:effectExtent l="0" t="0" r="0" b="0"/>
           <wp:docPr id="10" name="Trafag Logo Kopf"/>
@@ -35766,9 +35962,9 @@
 <file path=word/numbering.xml><?xml version="1.0" encoding="utf-8"?>
 <w:numbering xmlns:wpc="http://schemas.microsoft.com/office/word/2010/wordprocessingCanvas" xmlns:cx="http://schemas.microsoft.com/office/drawing/2014/chartex" xmlns:cx1="http://schemas.microsoft.com/office/drawing/2015/9/8/chartex" xmlns:cx2="http://schemas.microsoft.com/office/drawing/2015/10/21/chartex" xmlns:cx3="http://schemas.microsoft.com/office/drawing/2016/5/9/chartex" xmlns:cx4="http://schemas.microsoft.com/office/drawing/2016/5/10/chartex" xmlns:cx5="http://schemas.microsoft.com/office/drawing/2016/5/11/chartex" xmlns:cx6="http://schemas.microsoft.com/office/drawing/2016/5/12/chartex" xmlns:cx7="http://schemas.microsoft.com/office/drawing/2016/5/13/chartex" xmlns:cx8="http://schemas.microsoft.com/office/drawing/2016/5/14/chartex" xmlns:mc="http://schemas.openxmlformats.org/markup-compatibility/2006" xmlns:aink="http://schemas.microsoft.com/office/drawing/2016/ink" xmlns:am3d="http://schemas.microsoft.com/office/drawing/2017/model3d" xmlns:o="urn:schemas-microsoft-com:office:office" xmlns:oel="http://schemas.microsoft.com/office/2019/extlst" xmlns:r="http://schemas.openxmlformats.org/officeDocument/2006/relationships" xmlns:m="http://schemas.openxmlformats.org/officeDocument/2006/math" xmlns:v="urn:schemas-microsoft-com:vml" xmlns:wp14="http://schemas.microsoft.com/office/word/2010/wordprocessingDrawing" xmlns:wp="http://schemas.openxmlformats.org/drawingml/2006/wordprocessingDrawing" xmlns:w10="urn:schemas-microsoft-com:office:word" xmlns:w="http://schemas.openxmlformats.org/wordprocessingml/2006/main" xmlns:w14="http://schemas.microsoft.com/office/word/2010/wordml" xmlns:w15="http://schemas.microsoft.com/office/word/2012/wordml" xmlns:w16cex="http://schemas.microsoft.com/office/word/2018/wordml/cex" xmlns:w16cid="http://schemas.microsoft.com/office/word/2016/wordml/cid" xmlns:w16="http://schemas.microsoft.com/office/word/2018/wordml" xmlns:w16du="http://schemas.microsoft.com/office/word/2023/wordml/word16du" xmlns:w16sdtdh="http://schemas.microsoft.com/office/word/2020/wordml/sdtdatahash" xmlns:w16sdtfl="http://schemas.microsoft.com/office/word/2024/wordml/sdtformatlock" xmlns:w16se="http://schemas.microsoft.com/office/word/2015/wordml/symex" xmlns:wpg="http://schemas.microsoft.com/office/word/2010/wordprocessingGroup" xmlns:wpi="http://schemas.microsoft.com/office/word/2010/wordprocessingInk" xmlns:wne="http://schemas.microsoft.com/office/word/2006/wordml" xmlns:wps="http://schemas.microsoft.com/office/word/2010/wordprocessingShape" mc:Ignorable="w14 w15 w16se w16cid w16 w16cex w16sdtdh w16sdtfl w16du wp14">
   <w:abstractNum w:abstractNumId="0" w15:restartNumberingAfterBreak="0">
-    <w:nsid w:val="31943656"/>
+    <w:nsid w:val="6E71368D"/>
     <w:multiLevelType w:val="multilevel"/>
-    <w:tmpl w:val="632C2482"/>
+    <w:tmpl w:val="ED4C0438"/>
     <w:lvl w:ilvl="0">
       <w:numFmt w:val="bullet"/>
       <w:lvlText w:val="•"/>
@@ -35822,7 +36018,7 @@
       <w:lvlJc w:val="left"/>
     </w:lvl>
   </w:abstractNum>
-  <w:num w:numId="1" w16cid:durableId="1251508094">
+  <w:num w:numId="1" w16cid:durableId="1447652168">
     <w:abstractNumId w:val="0"/>
   </w:num>
 </w:numbering>
@@ -36442,7 +36638,7 @@
     <w:autoRedefine/>
     <w:uiPriority w:val="39"/>
     <w:unhideWhenUsed/>
-    <w:rsid w:val="00EB57D8"/>
+    <w:rsid w:val="00414EFF"/>
     <w:pPr>
       <w:spacing w:after="100" w:line="278" w:lineRule="auto"/>
       <w:ind w:left="480"/>
@@ -36459,7 +36655,7 @@
     <w:autoRedefine/>
     <w:uiPriority w:val="39"/>
     <w:unhideWhenUsed/>
-    <w:rsid w:val="00EB57D8"/>
+    <w:rsid w:val="00414EFF"/>
     <w:pPr>
       <w:spacing w:after="100" w:line="278" w:lineRule="auto"/>
       <w:ind w:left="720"/>
@@ -36476,7 +36672,7 @@
     <w:autoRedefine/>
     <w:uiPriority w:val="39"/>
     <w:unhideWhenUsed/>
-    <w:rsid w:val="00EB57D8"/>
+    <w:rsid w:val="00414EFF"/>
     <w:pPr>
       <w:spacing w:after="100" w:line="278" w:lineRule="auto"/>
       <w:ind w:left="960"/>
@@ -36493,7 +36689,7 @@
     <w:autoRedefine/>
     <w:uiPriority w:val="39"/>
     <w:unhideWhenUsed/>
-    <w:rsid w:val="00EB57D8"/>
+    <w:rsid w:val="00414EFF"/>
     <w:pPr>
       <w:spacing w:after="100" w:line="278" w:lineRule="auto"/>
       <w:ind w:left="1200"/>
@@ -36510,7 +36706,7 @@
     <w:autoRedefine/>
     <w:uiPriority w:val="39"/>
     <w:unhideWhenUsed/>
-    <w:rsid w:val="00EB57D8"/>
+    <w:rsid w:val="00414EFF"/>
     <w:pPr>
       <w:spacing w:after="100" w:line="278" w:lineRule="auto"/>
       <w:ind w:left="1440"/>
@@ -36527,7 +36723,7 @@
     <w:autoRedefine/>
     <w:uiPriority w:val="39"/>
     <w:unhideWhenUsed/>
-    <w:rsid w:val="00EB57D8"/>
+    <w:rsid w:val="00414EFF"/>
     <w:pPr>
       <w:spacing w:after="100" w:line="278" w:lineRule="auto"/>
       <w:ind w:left="1680"/>
@@ -36544,7 +36740,7 @@
     <w:autoRedefine/>
     <w:uiPriority w:val="39"/>
     <w:unhideWhenUsed/>
-    <w:rsid w:val="00EB57D8"/>
+    <w:rsid w:val="00414EFF"/>
     <w:pPr>
       <w:spacing w:after="100" w:line="278" w:lineRule="auto"/>
       <w:ind w:left="1920"/>
@@ -36559,7 +36755,7 @@
     <w:basedOn w:val="Absatz-Standardschriftart"/>
     <w:uiPriority w:val="99"/>
     <w:unhideWhenUsed/>
-    <w:rsid w:val="00EB57D8"/>
+    <w:rsid w:val="00414EFF"/>
     <w:rPr>
       <w:color w:val="467886" w:themeColor="hyperlink"/>
       <w:u w:val="single"/>
@@ -36571,7 +36767,7 @@
     <w:uiPriority w:val="99"/>
     <w:semiHidden/>
     <w:unhideWhenUsed/>
-    <w:rsid w:val="00EB57D8"/>
+    <w:rsid w:val="00414EFF"/>
     <w:rPr>
       <w:color w:val="605E5C"/>
       <w:shd w:val="clear" w:color="auto" w:fill="E1DFDD"/>
